--- a/deluxy-platform-next/docs/COME-FUNZIONA-APP-DELUXY.docx
+++ b/deluxy-platform-next/docs/COME-FUNZIONA-APP-DELUXY.docx
@@ -3781,6 +3781,81 @@
     </w:p>
     <w:p>
       <w:pPr>
+        <w:numPr>
+          <w:ilvl w:val="0"/>
+          <w:numId w:val="16"/>
+        </w:numPr>
+        <w:spacing w:lineRule="auto"/>
+      </w:pPr>
+      <w:r>
+        <w:rPr>
+          <w:b/>
+        </w:rPr>
+        <w:t xml:space="preserve">Form "Nuovo prodotto"</w:t>
+      </w:r>
+      <w:r>
+        <w:rPr/>
+        <w:t xml:space="preserve"> (verificato): Nome*, Partner, Prodotto Categoria*, SKU, Giorni Preparazione, </w:t>
+      </w:r>
+      <w:r>
+        <w:rPr>
+          <w:b/>
+        </w:rPr>
+        <w:t xml:space="preserve">Plus del prodotto</w:t>
+      </w:r>
+      <w:r>
+        <w:rPr/>
+        <w:t xml:space="preserve"> (max 80 char)*, Descrizione (editor rich text), Prezzo, Prezzo pubblico, Linea, Immagine; flag </w:t>
+      </w:r>
+      <w:r>
+        <w:rPr>
+          <w:b/>
+        </w:rPr>
+        <w:t xml:space="preserve">Non modificabile</w:t>
+      </w:r>
+      <w:r>
+        <w:rPr/>
+        <w:t xml:space="preserve">, </w:t>
+      </w:r>
+      <w:r>
+        <w:rPr>
+          <w:b/>
+        </w:rPr>
+        <w:t xml:space="preserve">Prodotto unico</w:t>
+      </w:r>
+      <w:r>
+        <w:rPr/>
+        <w:t xml:space="preserve">; </w:t>
+      </w:r>
+      <w:r>
+        <w:rPr>
+          <w:b/>
+        </w:rPr>
+        <w:t xml:space="preserve">Inventory management</w:t>
+      </w:r>
+      <w:r>
+        <w:rPr/>
+        <w:t xml:space="preserve"> (Controlla stock, nome alternativo); </w:t>
+      </w:r>
+      <w:r>
+        <w:rPr>
+          <w:b/>
+        </w:rPr>
+        <w:t xml:space="preserve">Shopify connection</w:t>
+      </w:r>
+      <w:r>
+        <w:rPr/>
+        <w:t xml:space="preserve"> (Approvato, Attivo, Not physical, Select platforms + descrizione per piattaforma). </w:t>
+      </w:r>
+      <w:r>
+        <w:rPr>
+          <w:b/>
+        </w:rPr>
+        <w:t xml:space="preserve">[NUOVO — campi del form prodotto]</w:t>
+      </w:r>
+    </w:p>
+    <w:p>
+      <w:pPr>
         <w:pStyle w:val="Heading4"/>
         <w:spacing w:lineRule="auto"/>
       </w:pPr>
@@ -3813,7 +3888,53 @@
       </w:r>
       <w:r>
         <w:rPr/>
-        <w:t xml:space="preserve">): 63 categorie (es. Fiori, Fiori Classici, Fiori d'Arte, Torte, Dolci, Box Regalo, Cappelliere, Palloncini, Accessori, B2B Colazione/Break/Lunch/Aperitivo, Ghirlande, Abbonamento Fiori, Regalistica Natale…). Per categoria: % di sconto per provincia (genera automaticamente prodotti scontati) e campi testuali obbligatori / opzionali / solo Admin.</w:t>
+        <w:t xml:space="preserve">): 63 categorie (es. Fiori, Fiori Classici, Fiori d'Arte, Torte, Dolci, Box Regalo, Cappelliere, Palloncini, Accessori, B2B Colazione/Break/Lunch/Aperitivo, Ghirlande, Abbonamento Fiori, Regalistica Natale…). </w:t>
+      </w:r>
+      <w:r>
+        <w:rPr>
+          <w:b/>
+        </w:rPr>
+        <w:t xml:space="preserve">Form "Nuova categoria"</w:t>
+      </w:r>
+      <w:r>
+        <w:rPr/>
+        <w:t xml:space="preserve"> (verificato): Nome*, Note, </w:t>
+      </w:r>
+      <w:r>
+        <w:rPr>
+          <w:b/>
+        </w:rPr>
+        <w:t xml:space="preserve">AI Prompt</w:t>
+      </w:r>
+      <w:r>
+        <w:rPr/>
+        <w:t xml:space="preserve"> (per generazione AI, es. torte), </w:t>
+      </w:r>
+      <w:r>
+        <w:rPr>
+          <w:b/>
+        </w:rPr>
+        <w:t xml:space="preserve">Extra fields</w:t>
+      </w:r>
+      <w:r>
+        <w:rPr/>
+        <w:t xml:space="preserve"> (nome campo + tipo: Opzionale / Obbligatorio / solo Admin), </w:t>
+      </w:r>
+      <w:r>
+        <w:rPr>
+          <w:b/>
+        </w:rPr>
+        <w:t xml:space="preserve">Province discounts</w:t>
+      </w:r>
+      <w:r>
+        <w:rPr/>
+        <w:t xml:space="preserve"> (provincia + % di sconto → genera automaticamente prodotti scontati arrotondati a 0/5). </w:t>
+      </w:r>
+      <w:r>
+        <w:rPr>
+          <w:b/>
+        </w:rPr>
+        <w:t xml:space="preserve">[NUOVO — AI Prompt e Note sul form categoria]</w:t>
       </w:r>
     </w:p>
     <w:p>

--- a/deluxy-platform-next/docs/COME-FUNZIONA-APP-DELUXY.docx
+++ b/deluxy-platform-next/docs/COME-FUNZIONA-APP-DELUXY.docx
@@ -169,6 +169,60 @@
           <w:b/>
         </w:rPr>
         <w:t xml:space="preserve">Changelog</w:t>
+      </w:r>
+      <w:r>
+        <w:rPr>
+          <w:b/>
+        </w:rPr>
+        <w:t xml:space="preserve">15/07/2026 — nuovo ambiente: form Categorie e Prodotti (con AI prompt, campi extra, sconti provincia, tipo/componenti); menu con sezione Prodotti e sezione Utenti; ruoli operatore (Operation/Finance/Project Manager/Customer Service). </w:t>
+      </w:r>
+      <w:r>
+        <w:rPr>
+          <w:b/>
+        </w:rPr>
+        <w:t xml:space="preserve">Convenzioni nuovo ambiente</w:t>
+      </w:r>
+      <w:r>
+        <w:rPr>
+          <w:b/>
+        </w:rPr>
+        <w:t xml:space="preserve">: ogni form di creazione ha un tasto </w:t>
+      </w:r>
+      <w:r>
+        <w:rPr>
+          <w:b/>
+        </w:rPr>
+        <w:t xml:space="preserve">Duplica</w:t>
+      </w:r>
+      <w:r>
+        <w:rPr>
+          <w:b/>
+        </w:rPr>
+        <w:t xml:space="preserve"> (salva e mantiene i valori per un nuovo record); lo </w:t>
+      </w:r>
+      <w:r>
+        <w:rPr>
+          <w:b/>
+        </w:rPr>
+        <w:t xml:space="preserve">SKU prodotto è generato automaticamente</w:t>
+      </w:r>
+      <w:r>
+        <w:rPr>
+          <w:b/>
+        </w:rPr>
+        <w:t xml:space="preserve"> (</w:t>
+      </w:r>
+      <w:r>
+        <w:rPr>
+          <w:b/>
+        </w:rPr>
+        <w:t xml:space="preserve">DXY-NNNNN</w:t>
+      </w:r>
+      <w:r>
+        <w:rPr>
+          <w:b/>
+        </w:rPr>
+        <w:t xml:space="preserve">, rigenerato a ogni creazione/duplicazione).</w:t>
       </w:r>
       <w:r>
         <w:rPr>

--- a/deluxy-platform-next/docs/COME-FUNZIONA-APP-DELUXY.docx
+++ b/deluxy-platform-next/docs/COME-FUNZIONA-APP-DELUXY.docx
@@ -3849,7 +3849,17 @@
       </w:r>
       <w:r>
         <w:rPr/>
-        <w:t xml:space="preserve"> (verificato): Nome*, Partner, Prodotto Categoria*, SKU, Giorni Preparazione, </w:t>
+        <w:t xml:space="preserve"> (verificato campo-per-campo): sezioni </w:t>
+      </w:r>
+      <w:r>
+        <w:rPr>
+          <w:b/>
+        </w:rPr>
+        <w:t xml:space="preserve">DETTAGLI</w:t>
+      </w:r>
+      <w:r>
+        <w:rPr/>
+        <w:t xml:space="preserve"> (Nome*, Partner, Categoria*, SKU, Giorni Preparazione, </w:t>
       </w:r>
       <w:r>
         <w:rPr>
@@ -3859,53 +3869,83 @@
       </w:r>
       <w:r>
         <w:rPr/>
-        <w:t xml:space="preserve"> (max 80 char)*, Descrizione (editor rich text), Prezzo, Prezzo pubblico, Linea, Immagine; flag </w:t>
-      </w:r>
-      <w:r>
-        <w:rPr>
-          <w:b/>
-        </w:rPr>
-        <w:t xml:space="preserve">Non modificabile</w:t>
-      </w:r>
-      <w:r>
-        <w:rPr/>
-        <w:t xml:space="preserve">, </w:t>
-      </w:r>
-      <w:r>
-        <w:rPr>
-          <w:b/>
-        </w:rPr>
-        <w:t xml:space="preserve">Prodotto unico</w:t>
-      </w:r>
-      <w:r>
-        <w:rPr/>
-        <w:t xml:space="preserve">; </w:t>
-      </w:r>
-      <w:r>
-        <w:rPr>
-          <w:b/>
-        </w:rPr>
-        <w:t xml:space="preserve">Inventory management</w:t>
-      </w:r>
-      <w:r>
-        <w:rPr/>
-        <w:t xml:space="preserve"> (Controlla stock, nome alternativo); </w:t>
-      </w:r>
-      <w:r>
-        <w:rPr>
-          <w:b/>
-        </w:rPr>
-        <w:t xml:space="preserve">Shopify connection</w:t>
-      </w:r>
-      <w:r>
-        <w:rPr/>
-        <w:t xml:space="preserve"> (Approvato, Attivo, Not physical, Select platforms + descrizione per piattaforma). </w:t>
-      </w:r>
-      <w:r>
-        <w:rPr>
-          <w:b/>
-        </w:rPr>
-        <w:t xml:space="preserve">[NUOVO — campi del form prodotto]</w:t>
+        <w:t xml:space="preserve"> max 80*, Descrizione rich text, Prezzo, Prezzo pubblico, Linea, Immagine; flag Non modificabile, Prodotto unico), </w:t>
+      </w:r>
+      <w:r>
+        <w:rPr>
+          <w:b/>
+        </w:rPr>
+        <w:t xml:space="preserve">INVENTORY MANAGEMENT</w:t>
+      </w:r>
+      <w:r>
+        <w:rPr/>
+        <w:t xml:space="preserve"> (Controlla stock, Nome alternativo + Usa nome alternativo), </w:t>
+      </w:r>
+      <w:r>
+        <w:rPr>
+          <w:b/>
+        </w:rPr>
+        <w:t xml:space="preserve">SHOPIFY CONNECTION</w:t>
+      </w:r>
+      <w:r>
+        <w:rPr/>
+        <w:t xml:space="preserve"> (Approvato, Attivo, Not physical, </w:t>
+      </w:r>
+      <w:r>
+        <w:rPr>
+          <w:b/>
+        </w:rPr>
+        <w:t xml:space="preserve">SELECT PLATFORMS</w:t>
+      </w:r>
+      <w:r>
+        <w:rPr/>
+        <w:t xml:space="preserve">: Deluxy/Cakes/Flowers/Business/Experience/DotCom + descrizione per piattaforma, image manager), </w:t>
+      </w:r>
+      <w:r>
+        <w:rPr>
+          <w:b/>
+        </w:rPr>
+        <w:t xml:space="preserve">PRODUCTS PARTNER</w:t>
+      </w:r>
+      <w:r>
+        <w:rPr/>
+        <w:t xml:space="preserve"> (partner aggiuntivi che vendono il prodotto), </w:t>
+      </w:r>
+      <w:r>
+        <w:rPr>
+          <w:b/>
+        </w:rPr>
+        <w:t xml:space="preserve">SUPER PRODOTTO</w:t>
+      </w:r>
+      <w:r>
+        <w:rPr/>
+        <w:t xml:space="preserve"> (componenti), </w:t>
+      </w:r>
+      <w:r>
+        <w:rPr>
+          <w:b/>
+        </w:rPr>
+        <w:t xml:space="preserve">PRODOTTO VARIANTI</w:t>
+      </w:r>
+      <w:r>
+        <w:rPr/>
+        <w:t xml:space="preserve"> (flag ha varianti + titolo opzione + varianti con prezzo/SKU), </w:t>
+      </w:r>
+      <w:r>
+        <w:rPr>
+          <w:b/>
+        </w:rPr>
+        <w:t xml:space="preserve">CAMPI OBBLIGATORI</w:t>
+      </w:r>
+      <w:r>
+        <w:rPr/>
+        <w:t xml:space="preserve"> (campi testuali). </w:t>
+      </w:r>
+      <w:r>
+        <w:rPr>
+          <w:b/>
+        </w:rPr>
+        <w:t xml:space="preserve">[NUOVO — form prodotto completo, incl. varianti e multi-partner]</w:t>
       </w:r>
     </w:p>
     <w:p>

--- a/deluxy-platform-next/docs/COME-FUNZIONA-APP-DELUXY.docx
+++ b/deluxy-platform-next/docs/COME-FUNZIONA-APP-DELUXY.docx
@@ -169,6 +169,48 @@
           <w:b/>
         </w:rPr>
         <w:t xml:space="preserve">Changelog</w:t>
+      </w:r>
+      <w:r>
+        <w:rPr>
+          <w:b/>
+        </w:rPr>
+        <w:t xml:space="preserve">15/07/2026 (2) — allineamento form all'app reale campo-per-campo: </w:t>
+      </w:r>
+      <w:r>
+        <w:rPr>
+          <w:b/>
+        </w:rPr>
+        <w:t xml:space="preserve">Prodotto</w:t>
+      </w:r>
+      <w:r>
+        <w:rPr>
+          <w:b/>
+        </w:rPr>
+        <w:t xml:space="preserve"> (varianti con prezzo/SKU, multi-partner PRODUCTS PARTNER, piattaforme, controlla stock, non modificabile, super provincia, nome alternativo); </w:t>
+      </w:r>
+      <w:r>
+        <w:rPr>
+          <w:b/>
+        </w:rPr>
+        <w:t xml:space="preserve">Partner</w:t>
+      </w:r>
+      <w:r>
+        <w:rPr>
+          <w:b/>
+        </w:rPr>
+        <w:t xml:space="preserve"> (PEC, promemoria attività, tipo codice consegna UNIQUE_PER_DELIVERY/CUSTOMER, KM inclusi/extra fuori città a livello partner); </w:t>
+      </w:r>
+      <w:r>
+        <w:rPr>
+          <w:b/>
+        </w:rPr>
+        <w:t xml:space="preserve">Consegna</w:t>
+      </w:r>
+      <w:r>
+        <w:rPr>
+          <w:b/>
+        </w:rPr>
+        <w:t xml:space="preserve"> (Vendita Deluxy, prezzo flessibile, Valet Servizio, toggle Da fatturare/Da pagare, n° telefono SMS, file DDT).</w:t>
       </w:r>
       <w:r>
         <w:rPr>

--- a/deluxy-platform-next/docs/COME-FUNZIONA-APP-DELUXY.docx
+++ b/deluxy-platform-next/docs/COME-FUNZIONA-APP-DELUXY.docx
@@ -169,6 +169,48 @@
           <w:b/>
         </w:rPr>
         <w:t xml:space="preserve">Changelog</w:t>
+      </w:r>
+      <w:r>
+        <w:rPr>
+          <w:b/>
+        </w:rPr>
+        <w:t xml:space="preserve">15/07/2026 (3) — Form consegna: le fasce orarie di </w:t>
+      </w:r>
+      <w:r>
+        <w:rPr>
+          <w:b/>
+        </w:rPr>
+        <w:t xml:space="preserve">consegna e ritiro</w:t>
+      </w:r>
+      <w:r>
+        <w:rPr>
+          <w:b/>
+        </w:rPr>
+        <w:t xml:space="preserve"> mostrano i campi </w:t>
+      </w:r>
+      <w:r>
+        <w:rPr>
+          <w:b/>
+        </w:rPr>
+        <w:t xml:space="preserve">dalle–alle</w:t>
+      </w:r>
+      <w:r>
+        <w:rPr>
+          <w:b/>
+        </w:rPr>
+        <w:t xml:space="preserve"> solo se il flag "flessibile" è spuntato; altrimenti si sceglie un solo orario e la fascia è </w:t>
+      </w:r>
+      <w:r>
+        <w:rPr>
+          <w:b/>
+        </w:rPr>
+        <w:t xml:space="preserve">automaticamente di 1 ora</w:t>
+      </w:r>
+      <w:r>
+        <w:rPr>
+          <w:b/>
+        </w:rPr>
+        <w:t xml:space="preserve"> (es. 10:00 → 10:00–11:00).</w:t>
       </w:r>
       <w:r>
         <w:rPr>

--- a/deluxy-platform-next/docs/COME-FUNZIONA-APP-DELUXY.docx
+++ b/deluxy-platform-next/docs/COME-FUNZIONA-APP-DELUXY.docx
@@ -169,6 +169,72 @@
           <w:b/>
         </w:rPr>
         <w:t xml:space="preserve">Changelog</w:t>
+      </w:r>
+      <w:r>
+        <w:rPr>
+          <w:b/>
+        </w:rPr>
+        <w:t xml:space="preserve">15/07/2026 (4) — Form consegna, sezione </w:t>
+      </w:r>
+      <w:r>
+        <w:rPr>
+          <w:b/>
+        </w:rPr>
+        <w:t xml:space="preserve">Gestione dell'ordine</w:t>
+      </w:r>
+      <w:r>
+        <w:rPr>
+          <w:b/>
+        </w:rPr>
+        <w:t xml:space="preserve">: ogni prodotto mostra il </w:t>
+      </w:r>
+      <w:r>
+        <w:rPr>
+          <w:b/>
+        </w:rPr>
+        <w:t xml:space="preserve">prezzo</w:t>
+      </w:r>
+      <w:r>
+        <w:rPr>
+          <w:b/>
+        </w:rPr>
+        <w:t xml:space="preserve"> e ha un flag </w:t>
+      </w:r>
+      <w:r>
+        <w:rPr>
+          <w:b/>
+        </w:rPr>
+        <w:t xml:space="preserve">Prezzo flessibile</w:t>
+      </w:r>
+      <w:r>
+        <w:rPr>
+          <w:b/>
+        </w:rPr>
+        <w:t xml:space="preserve"> che ne consente la modifica (precompilato col prezzo base). Il prezzo override è salvato sulla riga della consegna (</w:t>
+      </w:r>
+      <w:r>
+        <w:rPr>
+          <w:b/>
+        </w:rPr>
+        <w:t xml:space="preserve">DeliveryProduct.price</w:t>
+      </w:r>
+      <w:r>
+        <w:rPr>
+          <w:b/>
+        </w:rPr>
+        <w:t xml:space="preserve"> + </w:t>
+      </w:r>
+      <w:r>
+        <w:rPr>
+          <w:b/>
+        </w:rPr>
+        <w:t xml:space="preserve">flexiblePrice</w:t>
+      </w:r>
+      <w:r>
+        <w:rPr>
+          <w:b/>
+        </w:rPr>
+        <w:t xml:space="preserve">).</w:t>
       </w:r>
       <w:r>
         <w:rPr>

--- a/deluxy-platform-next/docs/COME-FUNZIONA-APP-DELUXY.docx
+++ b/deluxy-platform-next/docs/COME-FUNZIONA-APP-DELUXY.docx
@@ -5279,6 +5279,729 @@
       <w:r>
         <w:rPr/>
         <w:t xml:space="preserve">Stripe (pagamenti online), Qonto (banking dal Profilo), Google Maps (geocoding, mappa consegne, calcolo distanze), SMS + WhatsApp (notifiche), Web Push (notifiche in app, contatore nell'header).</w:t>
+      </w:r>
+    </w:p>
+    <w:p>
+      <w:pPr>
+        <w:pStyle w:val="Heading2"/>
+        <w:spacing w:lineRule="auto"/>
+      </w:pPr>
+      <w:r>
+        <w:rPr/>
+        <w:t xml:space="preserve">7-bis. Servizi e Calcoli (pricing) — sezione interna</w:t>
+      </w:r>
+    </w:p>
+    <w:p>
+      <w:pPr>
+        <w:spacing w:lineRule="auto"/>
+      </w:pPr>
+      <w:r>
+        <w:rPr/>
+        <w:t xml:space="preserve">I </w:t>
+      </w:r>
+      <w:r>
+        <w:rPr>
+          <w:b/>
+        </w:rPr>
+        <w:t xml:space="preserve">servizi</w:t>
+      </w:r>
+      <w:r>
+        <w:rPr/>
+        <w:t xml:space="preserve"> si definiscono in </w:t>
+      </w:r>
+      <w:r>
+        <w:rPr>
+          <w:b/>
+        </w:rPr>
+        <w:t xml:space="preserve">Amministrazione → Servizi</w:t>
+      </w:r>
+      <w:r>
+        <w:rPr/>
+        <w:t xml:space="preserve"> (nuovo ambiente): nome, tipo, e </w:t>
+      </w:r>
+      <w:r>
+        <w:rPr>
+          <w:b/>
+        </w:rPr>
+        <w:t xml:space="preserve">destinazione</w:t>
+      </w:r>
+      <w:r>
+        <w:rPr/>
+        <w:t xml:space="preserve"> (Partner / Valet / entrambi). Le </w:t>
+      </w:r>
+      <w:r>
+        <w:rPr>
+          <w:b/>
+        </w:rPr>
+        <w:t xml:space="preserve">tariffe</w:t>
+      </w:r>
+      <w:r>
+        <w:rPr/>
+        <w:t xml:space="preserve"> si impostano nella scheda del singolo partner/valet. Nell'app reale sono in </w:t>
+      </w:r>
+      <w:r>
+        <w:rPr/>
+        <w:t xml:space="preserve">Setup → Servizi Partner</w:t>
+      </w:r>
+      <w:r>
+        <w:rPr/>
+        <w:t xml:space="preserve"> (</w:t>
+      </w:r>
+      <w:r>
+        <w:rPr/>
+        <w:t xml:space="preserve">/servizi</w:t>
+      </w:r>
+      <w:r>
+        <w:rPr/>
+        <w:t xml:space="preserve">) e </w:t>
+      </w:r>
+      <w:r>
+        <w:rPr/>
+        <w:t xml:space="preserve">Valet → Servizi Valet</w:t>
+      </w:r>
+      <w:r>
+        <w:rPr/>
+        <w:t xml:space="preserve"> (</w:t>
+      </w:r>
+      <w:r>
+        <w:rPr/>
+        <w:t xml:space="preserve">/valet/servizi</w:t>
+      </w:r>
+      <w:r>
+        <w:rPr/>
+        <w:t xml:space="preserve">).</w:t>
+      </w:r>
+    </w:p>
+    <w:p>
+      <w:pPr>
+        <w:spacing w:lineRule="auto"/>
+      </w:pPr>
+      <w:r>
+        <w:rPr/>
+        <w:t xml:space="preserve">Tutte le </w:t>
+      </w:r>
+      <w:r>
+        <w:rPr>
+          <w:b/>
+        </w:rPr>
+        <w:t xml:space="preserve">formule di prezzo</w:t>
+      </w:r>
+      <w:r>
+        <w:rPr/>
+        <w:t xml:space="preserve"> sono centralizzate nel modulo </w:t>
+      </w:r>
+      <w:r>
+        <w:rPr/>
+        <w:t xml:space="preserve">api/src/calculations</w:t>
+      </w:r>
+      <w:r>
+        <w:rPr/>
+        <w:t xml:space="preserve"> (endpoint </w:t>
+      </w:r>
+      <w:r>
+        <w:rPr/>
+        <w:t xml:space="preserve">POST /api/v1/calculations/preview</w:t>
+      </w:r>
+      <w:r>
+        <w:rPr/>
+        <w:t xml:space="preserve">) e consultabili/provabili nella pagina </w:t>
+      </w:r>
+      <w:r>
+        <w:rPr>
+          <w:b/>
+        </w:rPr>
+        <w:t xml:space="preserve">Amministrazione → Calcoli</w:t>
+      </w:r>
+      <w:r>
+        <w:rPr/>
+        <w:t xml:space="preserve">.</w:t>
+      </w:r>
+    </w:p>
+    <w:p>
+      <w:pPr>
+        <w:pStyle w:val="Heading3"/>
+        <w:spacing w:lineRule="auto"/>
+      </w:pPr>
+      <w:r>
+        <w:rPr/>
+        <w:t xml:space="preserve">Tipi di servizio partner e relativo calcolo</w:t>
+      </w:r>
+    </w:p>
+    <w:tbl>
+      <w:tblPr>
+        <w:tblBorders>
+          <w:top w:val="single" w:sz="2" w:space="0" w:color="000000"/>
+          <w:bottom w:val="single" w:sz="2" w:space="0" w:color="000000"/>
+          <w:left w:val="single" w:sz="2" w:space="0" w:color="000000"/>
+          <w:right w:val="single" w:sz="2" w:space="0" w:color="000000"/>
+        </w:tblBorders>
+        <w:tblCellSpacing w:w="0" w:type="dxa"/>
+        <w:tblCellMar>
+          <w:top w:type="dxa" w:w="80"/>
+          <w:bottom w:type="dxa" w:w="80"/>
+          <w:left w:type="dxa" w:w="160"/>
+          <w:right w:type="dxa" w:w="160"/>
+        </w:tblCellMar>
+        <w:jc w:val="center"/>
+      </w:tblPr>
+      <w:tblGrid>
+        <w:gridCol w:w="4320"/>
+        <w:gridCol w:w="4320"/>
+      </w:tblGrid>
+      <w:tr>
+        <w:trPr>
+          <w:cantSplit/>
+        </w:trPr>
+        <w:tc>
+          <w:tcPr>
+            <w:tcBorders>
+              <w:top w:val="single" w:sz="1" w:space="0" w:color="000000"/>
+              <w:bottom w:val="single" w:sz="1" w:space="0" w:color="000000"/>
+              <w:left w:val="single" w:sz="1" w:space="0" w:color="000000"/>
+              <w:right w:val="single" w:sz="1" w:space="0" w:color="000000"/>
+            </w:tcBorders>
+          </w:tcPr>
+          <w:p>
+            <w:pPr>
+              <w:spacing w:lineRule="auto"/>
+            </w:pPr>
+            <w:r>
+              <w:rPr/>
+              <w:t xml:space="preserve">Tipo</w:t>
+            </w:r>
+          </w:p>
+        </w:tc>
+        <w:tc>
+          <w:tcPr>
+            <w:tcBorders>
+              <w:top w:val="single" w:sz="1" w:space="0" w:color="000000"/>
+              <w:bottom w:val="single" w:sz="1" w:space="0" w:color="000000"/>
+              <w:left w:val="single" w:sz="1" w:space="0" w:color="000000"/>
+              <w:right w:val="single" w:sz="1" w:space="0" w:color="000000"/>
+            </w:tcBorders>
+          </w:tcPr>
+          <w:p>
+            <w:pPr>
+              <w:spacing w:lineRule="auto"/>
+            </w:pPr>
+            <w:r>
+              <w:rPr/>
+              <w:t xml:space="preserve">Calcolo del valore</w:t>
+            </w:r>
+          </w:p>
+        </w:tc>
+      </w:tr>
+      <w:tblGrid>
+        <w:gridCol w:w="4320"/>
+        <w:gridCol w:w="4320"/>
+      </w:tblGrid>
+      <w:tr>
+        <w:trPr>
+          <w:cantSplit/>
+        </w:trPr>
+        <w:tc>
+          <w:tcPr>
+            <w:tcBorders>
+              <w:top w:val="single" w:sz="1" w:space="0" w:color="000000"/>
+              <w:bottom w:val="single" w:sz="1" w:space="0" w:color="000000"/>
+              <w:left w:val="single" w:sz="1" w:space="0" w:color="000000"/>
+              <w:right w:val="single" w:sz="1" w:space="0" w:color="000000"/>
+            </w:tcBorders>
+          </w:tcPr>
+          <w:p>
+            <w:pPr>
+              <w:spacing w:lineRule="auto"/>
+            </w:pPr>
+            <w:r>
+              <w:rPr>
+                <w:b/>
+              </w:rPr>
+              <w:t xml:space="preserve">Vendita</w:t>
+            </w:r>
+          </w:p>
+        </w:tc>
+        <w:tc>
+          <w:tcPr>
+            <w:tcBorders>
+              <w:top w:val="single" w:sz="1" w:space="0" w:color="000000"/>
+              <w:bottom w:val="single" w:sz="1" w:space="0" w:color="000000"/>
+              <w:left w:val="single" w:sz="1" w:space="0" w:color="000000"/>
+              <w:right w:val="single" w:sz="1" w:space="0" w:color="000000"/>
+            </w:tcBorders>
+          </w:tcPr>
+          <w:p>
+            <w:pPr>
+              <w:spacing w:lineRule="auto"/>
+            </w:pPr>
+            <w:r>
+              <w:rPr/>
+              <w:t xml:space="preserve">Vendiamo un prodotto per il partner trattenendo una nostra %. Nella sezione prodotti il </w:t>
+            </w:r>
+          </w:p>
+          <w:p>
+            <w:pPr>
+              <w:spacing w:lineRule="auto"/>
+            </w:pPr>
+            <w:r>
+              <w:rPr>
+                <w:b/>
+              </w:rPr>
+              <w:t xml:space="preserve">Valore totale</w:t>
+            </w:r>
+          </w:p>
+          <w:p>
+            <w:pPr>
+              <w:spacing w:lineRule="auto"/>
+            </w:pPr>
+            <w:r>
+              <w:rPr/>
+              <w:t xml:space="preserve"> = Σ (prezzo singolo prodotto × qtà), includendo i prezzi impostati come </w:t>
+            </w:r>
+          </w:p>
+          <w:p>
+            <w:pPr>
+              <w:spacing w:lineRule="auto"/>
+            </w:pPr>
+            <w:r>
+              <w:rPr>
+                <w:b/>
+              </w:rPr>
+              <w:t xml:space="preserve">flessibili</w:t>
+            </w:r>
+          </w:p>
+          <w:p>
+            <w:pPr>
+              <w:spacing w:lineRule="auto"/>
+            </w:pPr>
+            <w:r>
+              <w:rPr/>
+              <w:t xml:space="preserve">.</w:t>
+            </w:r>
+          </w:p>
+        </w:tc>
+      </w:tr>
+      <w:tr>
+        <w:trPr>
+          <w:cantSplit/>
+        </w:trPr>
+        <w:tc>
+          <w:tcPr>
+            <w:tcBorders>
+              <w:top w:val="single" w:sz="1" w:space="0" w:color="000000"/>
+              <w:bottom w:val="single" w:sz="1" w:space="0" w:color="000000"/>
+              <w:left w:val="single" w:sz="1" w:space="0" w:color="000000"/>
+              <w:right w:val="single" w:sz="1" w:space="0" w:color="000000"/>
+            </w:tcBorders>
+          </w:tcPr>
+          <w:p>
+            <w:pPr>
+              <w:spacing w:lineRule="auto"/>
+            </w:pPr>
+            <w:r>
+              <w:rPr>
+                <w:b/>
+              </w:rPr>
+              <w:t xml:space="preserve">A prezzo fisso</w:t>
+            </w:r>
+          </w:p>
+        </w:tc>
+        <w:tc>
+          <w:tcPr>
+            <w:tcBorders>
+              <w:top w:val="single" w:sz="1" w:space="0" w:color="000000"/>
+              <w:bottom w:val="single" w:sz="1" w:space="0" w:color="000000"/>
+              <w:left w:val="single" w:sz="1" w:space="0" w:color="000000"/>
+              <w:right w:val="single" w:sz="1" w:space="0" w:color="000000"/>
+            </w:tcBorders>
+          </w:tcPr>
+          <w:p>
+            <w:pPr>
+              <w:spacing w:lineRule="auto"/>
+            </w:pPr>
+            <w:r>
+              <w:rPr/>
+              <w:t xml:space="preserve">Es. servizio di consegna. </w:t>
+            </w:r>
+          </w:p>
+          <w:p>
+            <w:pPr>
+              <w:spacing w:lineRule="auto"/>
+            </w:pPr>
+            <w:r>
+              <w:rPr>
+                <w:b/>
+              </w:rPr>
+              <w:t xml:space="preserve">In città</w:t>
+            </w:r>
+          </w:p>
+          <w:p>
+            <w:pPr>
+              <w:spacing w:lineRule="auto"/>
+            </w:pPr>
+            <w:r>
+              <w:rPr/>
+              <w:t xml:space="preserve">: valore servizio + prezzo/km × max(0, distanza − km inclusi). </w:t>
+            </w:r>
+          </w:p>
+          <w:p>
+            <w:pPr>
+              <w:spacing w:lineRule="auto"/>
+            </w:pPr>
+            <w:r>
+              <w:rPr>
+                <w:b/>
+              </w:rPr>
+              <w:t xml:space="preserve">Fuori città</w:t>
+            </w:r>
+          </w:p>
+          <w:p>
+            <w:pPr>
+              <w:spacing w:lineRule="auto"/>
+            </w:pPr>
+            <w:r>
+              <w:rPr/>
+              <w:t xml:space="preserve">: prezzo fuori città × distanza. La </w:t>
+            </w:r>
+          </w:p>
+          <w:p>
+            <w:pPr>
+              <w:spacing w:lineRule="auto"/>
+            </w:pPr>
+            <w:r>
+              <w:rPr>
+                <w:b/>
+              </w:rPr>
+              <w:t xml:space="preserve">distanza</w:t>
+            </w:r>
+          </w:p>
+          <w:p>
+            <w:pPr>
+              <w:spacing w:lineRule="auto"/>
+            </w:pPr>
+            <w:r>
+              <w:rPr/>
+              <w:t xml:space="preserve"> è calcolata via Google Maps tra ritiro e consegna. Il valore è </w:t>
+            </w:r>
+          </w:p>
+          <w:p>
+            <w:pPr>
+              <w:spacing w:lineRule="auto"/>
+            </w:pPr>
+            <w:r>
+              <w:rPr>
+                <w:b/>
+              </w:rPr>
+              <w:t xml:space="preserve">esposto nel Listino</w:t>
+            </w:r>
+          </w:p>
+          <w:p>
+            <w:pPr>
+              <w:spacing w:lineRule="auto"/>
+            </w:pPr>
+            <w:r>
+              <w:rPr/>
+              <w:t xml:space="preserve">.</w:t>
+            </w:r>
+          </w:p>
+        </w:tc>
+      </w:tr>
+      <w:tr>
+        <w:trPr>
+          <w:cantSplit/>
+        </w:trPr>
+        <w:tc>
+          <w:tcPr>
+            <w:tcBorders>
+              <w:top w:val="single" w:sz="1" w:space="0" w:color="000000"/>
+              <w:bottom w:val="single" w:sz="1" w:space="0" w:color="000000"/>
+              <w:left w:val="single" w:sz="1" w:space="0" w:color="000000"/>
+              <w:right w:val="single" w:sz="1" w:space="0" w:color="000000"/>
+            </w:tcBorders>
+          </w:tcPr>
+          <w:p>
+            <w:pPr>
+              <w:spacing w:lineRule="auto"/>
+            </w:pPr>
+            <w:r>
+              <w:rPr>
+                <w:b/>
+              </w:rPr>
+              <w:t xml:space="preserve">A ora</w:t>
+            </w:r>
+          </w:p>
+        </w:tc>
+        <w:tc>
+          <w:tcPr>
+            <w:tcBorders>
+              <w:top w:val="single" w:sz="1" w:space="0" w:color="000000"/>
+              <w:bottom w:val="single" w:sz="1" w:space="0" w:color="000000"/>
+              <w:left w:val="single" w:sz="1" w:space="0" w:color="000000"/>
+              <w:right w:val="single" w:sz="1" w:space="0" w:color="000000"/>
+            </w:tcBorders>
+          </w:tcPr>
+          <w:p>
+            <w:pPr>
+              <w:spacing w:lineRule="auto"/>
+            </w:pPr>
+            <w:r>
+              <w:rPr/>
+              <w:t xml:space="preserve">max(1, ore) × prezzo orario (minimo 1 ora, sull'orario di consegna). Valore </w:t>
+            </w:r>
+          </w:p>
+          <w:p>
+            <w:pPr>
+              <w:spacing w:lineRule="auto"/>
+            </w:pPr>
+            <w:r>
+              <w:rPr>
+                <w:b/>
+              </w:rPr>
+              <w:t xml:space="preserve">esposto nel Listino</w:t>
+            </w:r>
+          </w:p>
+          <w:p>
+            <w:pPr>
+              <w:spacing w:lineRule="auto"/>
+            </w:pPr>
+            <w:r>
+              <w:rPr/>
+              <w:t xml:space="preserve">.</w:t>
+            </w:r>
+          </w:p>
+        </w:tc>
+      </w:tr>
+      <w:tr>
+        <w:trPr>
+          <w:cantSplit/>
+        </w:trPr>
+        <w:tc>
+          <w:tcPr>
+            <w:tcBorders>
+              <w:top w:val="single" w:sz="1" w:space="0" w:color="000000"/>
+              <w:bottom w:val="single" w:sz="1" w:space="0" w:color="000000"/>
+              <w:left w:val="single" w:sz="1" w:space="0" w:color="000000"/>
+              <w:right w:val="single" w:sz="1" w:space="0" w:color="000000"/>
+            </w:tcBorders>
+          </w:tcPr>
+          <w:p>
+            <w:pPr>
+              <w:spacing w:lineRule="auto"/>
+            </w:pPr>
+            <w:r>
+              <w:rPr>
+                <w:b/>
+              </w:rPr>
+              <w:t xml:space="preserve">Magazzino</w:t>
+            </w:r>
+          </w:p>
+        </w:tc>
+        <w:tc>
+          <w:tcPr>
+            <w:tcBorders>
+              <w:top w:val="single" w:sz="1" w:space="0" w:color="000000"/>
+              <w:bottom w:val="single" w:sz="1" w:space="0" w:color="000000"/>
+              <w:left w:val="single" w:sz="1" w:space="0" w:color="000000"/>
+              <w:right w:val="single" w:sz="1" w:space="0" w:color="000000"/>
+            </w:tcBorders>
+          </w:tcPr>
+          <w:p>
+            <w:pPr>
+              <w:spacing w:lineRule="auto"/>
+            </w:pPr>
+            <w:r>
+              <w:rPr/>
+              <w:t xml:space="preserve">prezzo fisso (</w:t>
+            </w:r>
+          </w:p>
+          <w:p>
+            <w:pPr>
+              <w:spacing w:lineRule="auto"/>
+            </w:pPr>
+            <w:r>
+              <w:rPr>
+                <w:highlight w:val="lightGray"/>
+              </w:rPr>
+              <w:t xml:space="preserve">servizio prezzo</w:t>
+            </w:r>
+          </w:p>
+          <w:p>
+            <w:pPr>
+              <w:spacing w:lineRule="auto"/>
+            </w:pPr>
+            <w:r>
+              <w:rPr/>
+              <w:t xml:space="preserve">) + prezzo a pezzo (</w:t>
+            </w:r>
+          </w:p>
+          <w:p>
+            <w:pPr>
+              <w:spacing w:lineRule="auto"/>
+            </w:pPr>
+            <w:r>
+              <w:rPr>
+                <w:highlight w:val="lightGray"/>
+              </w:rPr>
+              <w:t xml:space="preserve">price per product</w:t>
+            </w:r>
+          </w:p>
+          <w:p>
+            <w:pPr>
+              <w:spacing w:lineRule="auto"/>
+            </w:pPr>
+            <w:r>
+              <w:rPr/>
+              <w:t xml:space="preserve"> × qtà) + </w:t>
+            </w:r>
+          </w:p>
+          <w:p>
+            <w:pPr>
+              <w:spacing w:lineRule="auto"/>
+            </w:pPr>
+            <w:r>
+              <w:rPr>
+                <w:b/>
+              </w:rPr>
+              <w:t xml:space="preserve">prezzo consegna</w:t>
+            </w:r>
+          </w:p>
+          <w:p>
+            <w:pPr>
+              <w:spacing w:lineRule="auto"/>
+            </w:pPr>
+            <w:r>
+              <w:rPr/>
+              <w:t xml:space="preserve"> (nuovo).</w:t>
+            </w:r>
+          </w:p>
+        </w:tc>
+      </w:tr>
+      <w:tr>
+        <w:trPr>
+          <w:cantSplit/>
+        </w:trPr>
+        <w:tc>
+          <w:tcPr>
+            <w:tcBorders>
+              <w:top w:val="single" w:sz="1" w:space="0" w:color="000000"/>
+              <w:bottom w:val="single" w:sz="1" w:space="0" w:color="000000"/>
+              <w:left w:val="single" w:sz="1" w:space="0" w:color="000000"/>
+              <w:right w:val="single" w:sz="1" w:space="0" w:color="000000"/>
+            </w:tcBorders>
+          </w:tcPr>
+          <w:p>
+            <w:pPr>
+              <w:spacing w:lineRule="auto"/>
+            </w:pPr>
+            <w:r>
+              <w:rPr>
+                <w:b/>
+              </w:rPr>
+              <w:t xml:space="preserve">Aziendale (corporate)</w:t>
+            </w:r>
+          </w:p>
+        </w:tc>
+        <w:tc>
+          <w:tcPr>
+            <w:tcBorders>
+              <w:top w:val="single" w:sz="1" w:space="0" w:color="000000"/>
+              <w:bottom w:val="single" w:sz="1" w:space="0" w:color="000000"/>
+              <w:left w:val="single" w:sz="1" w:space="0" w:color="000000"/>
+              <w:right w:val="single" w:sz="1" w:space="0" w:color="000000"/>
+            </w:tcBorders>
+          </w:tcPr>
+          <w:p>
+            <w:pPr>
+              <w:spacing w:lineRule="auto"/>
+            </w:pPr>
+            <w:r>
+              <w:rPr/>
+              <w:t xml:space="preserve">Non è una formula: il sistema </w:t>
+            </w:r>
+          </w:p>
+          <w:p>
+            <w:pPr>
+              <w:spacing w:lineRule="auto"/>
+            </w:pPr>
+            <w:r>
+              <w:rPr>
+                <w:b/>
+              </w:rPr>
+              <w:t xml:space="preserve">replica la consegna a un altro partner</w:t>
+            </w:r>
+          </w:p>
+          <w:p>
+            <w:pPr>
+              <w:spacing w:lineRule="auto"/>
+            </w:pPr>
+            <w:r>
+              <w:rPr/>
+              <w:t xml:space="preserve">, trasformando il servizio da </w:t>
+            </w:r>
+          </w:p>
+          <w:p>
+            <w:pPr>
+              <w:spacing w:lineRule="auto"/>
+            </w:pPr>
+            <w:r>
+              <w:rPr/>
+              <w:t xml:space="preserve">prezzo fisso</w:t>
+            </w:r>
+          </w:p>
+          <w:p>
+            <w:pPr>
+              <w:spacing w:lineRule="auto"/>
+            </w:pPr>
+            <w:r>
+              <w:rPr/>
+              <w:t xml:space="preserve"> a </w:t>
+            </w:r>
+          </w:p>
+          <w:p>
+            <w:pPr>
+              <w:spacing w:lineRule="auto"/>
+            </w:pPr>
+            <w:r>
+              <w:rPr/>
+              <w:t xml:space="preserve">vendita</w:t>
+            </w:r>
+          </w:p>
+          <w:p>
+            <w:pPr>
+              <w:spacing w:lineRule="auto"/>
+            </w:pPr>
+            <w:r>
+              <w:rPr/>
+              <w:t xml:space="preserve"> (il valore diventa quindi quello di una Vendita per il partner destinatario).</w:t>
+            </w:r>
+          </w:p>
+        </w:tc>
+      </w:tr>
+    </w:tbl>
+    <w:p>
+      <w:pPr>
+        <w:spacing w:lineRule="auto"/>
+      </w:pPr>
+      <w:r>
+        <w:rPr/>
+      </w:r>
+    </w:p>
+    <w:p>
+      <w:pPr>
+        <w:ind w:left="284"/>
+        <w:jc w:val="both"/>
+        <w:spacing w:lineRule="auto"/>
+      </w:pPr>
+      <w:r>
+        <w:rPr/>
+        <w:t xml:space="preserve">Da confermare: nel "prezzo fisso" fuori città, se al costo </w:t>
+      </w:r>
+      <w:r>
+        <w:rPr/>
+        <w:t xml:space="preserve">prezzo fuori città × distanza</w:t>
+      </w:r>
+      <w:r>
+        <w:rPr/>
+        <w:t xml:space="preserve"> vada sommato anche il valore base del servizio (attualmente non sommato, come da specifica ricevuta).</w:t>
       </w:r>
     </w:p>
     <w:p>

--- a/deluxy-platform-next/docs/COME-FUNZIONA-APP-DELUXY.docx
+++ b/deluxy-platform-next/docs/COME-FUNZIONA-APP-DELUXY.docx
@@ -5370,6 +5370,107 @@
       <w:r>
         <w:rPr/>
         <w:t xml:space="preserve">).</w:t>
+      </w:r>
+    </w:p>
+    <w:p>
+      <w:pPr>
+        <w:spacing w:lineRule="auto"/>
+      </w:pPr>
+      <w:r>
+        <w:rPr>
+          <w:b/>
+        </w:rPr>
+        <w:t xml:space="preserve">Setup prenotazione del servizio</w:t>
+      </w:r>
+      <w:r>
+        <w:rPr/>
+        <w:t xml:space="preserve"> (usato al momento della richiesta): </w:t>
+      </w:r>
+      <w:r>
+        <w:rPr>
+          <w:b/>
+        </w:rPr>
+        <w:t xml:space="preserve">Giorni preavviso</w:t>
+      </w:r>
+      <w:r>
+        <w:rPr/>
+        <w:t xml:space="preserve">, </w:t>
+      </w:r>
+      <w:r>
+        <w:rPr>
+          <w:b/>
+        </w:rPr>
+        <w:t xml:space="preserve">Fascia oraria</w:t>
+      </w:r>
+      <w:r>
+        <w:rPr/>
+        <w:t xml:space="preserve"> (1 / 2 / 4 ore, da rendere variabile), </w:t>
+      </w:r>
+      <w:r>
+        <w:rPr>
+          <w:b/>
+        </w:rPr>
+        <w:t xml:space="preserve">Ora minima di inserimento</w:t>
+      </w:r>
+      <w:r>
+        <w:rPr/>
+        <w:t xml:space="preserve"> (da quale ora si può richiedere il servizio per la data scelta), </w:t>
+      </w:r>
+      <w:r>
+        <w:rPr>
+          <w:b/>
+        </w:rPr>
+        <w:t xml:space="preserve">Ora massima di inserimento</w:t>
+      </w:r>
+      <w:r>
+        <w:rPr/>
+        <w:t xml:space="preserve"> (dopo quella ora non è più possibile richiederlo per la data scelta). Campi </w:t>
+      </w:r>
+      <w:r>
+        <w:rPr/>
+        <w:t xml:space="preserve">noticeDays</w:t>
+      </w:r>
+      <w:r>
+        <w:rPr/>
+        <w:t xml:space="preserve">, </w:t>
+      </w:r>
+      <w:r>
+        <w:rPr/>
+        <w:t xml:space="preserve">slotHours</w:t>
+      </w:r>
+      <w:r>
+        <w:rPr/>
+        <w:t xml:space="preserve">, </w:t>
+      </w:r>
+      <w:r>
+        <w:rPr/>
+        <w:t xml:space="preserve">minOrderTime</w:t>
+      </w:r>
+      <w:r>
+        <w:rPr/>
+        <w:t xml:space="preserve">, </w:t>
+      </w:r>
+      <w:r>
+        <w:rPr/>
+        <w:t xml:space="preserve">maxOrderTime</w:t>
+      </w:r>
+      <w:r>
+        <w:rPr/>
+        <w:t xml:space="preserve"> su </w:t>
+      </w:r>
+      <w:r>
+        <w:rPr/>
+        <w:t xml:space="preserve">ServiceType</w:t>
+      </w:r>
+      <w:r>
+        <w:rPr/>
+        <w:t xml:space="preserve">. </w:t>
+      </w:r>
+      <w:r>
+        <w:rPr>
+          <w:b/>
+        </w:rPr>
+        <w:t xml:space="preserve">[NUOVO]</w:t>
       </w:r>
     </w:p>
     <w:p>

--- a/deluxy-platform-next/docs/COME-FUNZIONA-APP-DELUXY.docx
+++ b/deluxy-platform-next/docs/COME-FUNZIONA-APP-DELUXY.docx
@@ -24,7 +24,7 @@
           <w:color w:val="86868b"/>
           <w:sz w:val="18"/>
         </w:rPr>
-        <w:t xml:space="preserve">Word generato automaticamente dal manuale Markdown — 15 luglio 2026</w:t>
+        <w:t xml:space="preserve">Word generato automaticamente dal manuale Markdown — 16 luglio 2026</w:t>
       </w:r>
     </w:p>
     <w:p>
@@ -169,6 +169,270 @@
           <w:b/>
         </w:rPr>
         <w:t xml:space="preserve">Changelog</w:t>
+      </w:r>
+      <w:r>
+        <w:rPr>
+          <w:b/>
+        </w:rPr>
+        <w:t xml:space="preserve">16/07/2026 (2) — Form consegna, </w:t>
+      </w:r>
+      <w:r>
+        <w:rPr>
+          <w:b/>
+        </w:rPr>
+        <w:t xml:space="preserve">ordine e dipendenze dei campi</w:t>
+      </w:r>
+      <w:r>
+        <w:rPr>
+          <w:b/>
+        </w:rPr>
+        <w:t xml:space="preserve">: 1) </w:t>
+      </w:r>
+      <w:r>
+        <w:rPr>
+          <w:b/>
+        </w:rPr>
+        <w:t xml:space="preserve">Servizio</w:t>
+      </w:r>
+      <w:r>
+        <w:rPr>
+          <w:b/>
+        </w:rPr>
+        <w:t xml:space="preserve"> è il primo campo; 2) </w:t>
+      </w:r>
+      <w:r>
+        <w:rPr>
+          <w:b/>
+        </w:rPr>
+        <w:t xml:space="preserve">Indirizzo destinatario</w:t>
+      </w:r>
+      <w:r>
+        <w:rPr>
+          <w:b/>
+        </w:rPr>
+        <w:t xml:space="preserve"> è il secondo; 3) la </w:t>
+      </w:r>
+      <w:r>
+        <w:rPr>
+          <w:b/>
+        </w:rPr>
+        <w:t xml:space="preserve">Data consegna</w:t>
+      </w:r>
+      <w:r>
+        <w:rPr>
+          <w:b/>
+        </w:rPr>
+        <w:t xml:space="preserve"> ha come minimo (e default) </w:t>
+      </w:r>
+      <w:r>
+        <w:rPr>
+          <w:b/>
+        </w:rPr>
+        <w:t xml:space="preserve">oggi + giorni di preavviso</w:t>
+      </w:r>
+      <w:r>
+        <w:rPr>
+          <w:b/>
+        </w:rPr>
+        <w:t xml:space="preserve"> del servizio. Inserito l'indirizzo, il sistema rileva la </w:t>
+      </w:r>
+      <w:r>
+        <w:rPr>
+          <w:b/>
+        </w:rPr>
+        <w:t xml:space="preserve">provincia</w:t>
+      </w:r>
+      <w:r>
+        <w:rPr>
+          <w:b/>
+        </w:rPr>
+        <w:t xml:space="preserve"> e mostra </w:t>
+      </w:r>
+      <w:r>
+        <w:rPr>
+          <w:b/>
+        </w:rPr>
+        <w:t xml:space="preserve">solo i partner e i valet con quella provincia abilitata</w:t>
+      </w:r>
+      <w:r>
+        <w:rPr>
+          <w:b/>
+        </w:rPr>
+        <w:t xml:space="preserve">; inoltre — </w:t>
+      </w:r>
+      <w:r>
+        <w:rPr>
+          <w:b/>
+        </w:rPr>
+        <w:t xml:space="preserve">novità di questo sviluppo</w:t>
+      </w:r>
+      <w:r>
+        <w:rPr>
+          <w:b/>
+        </w:rPr>
+        <w:t xml:space="preserve"> — mostra </w:t>
+      </w:r>
+      <w:r>
+        <w:rPr>
+          <w:b/>
+        </w:rPr>
+        <w:t xml:space="preserve">solo i partner che hanno abilitato quel tipo di servizio</w:t>
+      </w:r>
+      <w:r>
+        <w:rPr>
+          <w:b/>
+        </w:rPr>
+        <w:t xml:space="preserve">. (Nel nuovo ambiente la provincia è dedotta dal testo dell'indirizzo — codice tipo </w:t>
+      </w:r>
+      <w:r>
+        <w:rPr>
+          <w:b/>
+        </w:rPr>
+        <w:t xml:space="preserve">(MI)</w:t>
+      </w:r>
+      <w:r>
+        <w:rPr>
+          <w:b/>
+        </w:rPr>
+        <w:t xml:space="preserve">, nome provincia o città; nell'app reale è geocodificata via Google Maps.)</w:t>
+      </w:r>
+      <w:r>
+        <w:rPr>
+          <w:b/>
+        </w:rPr>
+        <w:t xml:space="preserve">16/07/2026 — Form consegna, </w:t>
+      </w:r>
+      <w:r>
+        <w:rPr>
+          <w:b/>
+        </w:rPr>
+        <w:t xml:space="preserve">fascia oraria di consegna a tendina</w:t>
+      </w:r>
+      <w:r>
+        <w:rPr>
+          <w:b/>
+        </w:rPr>
+        <w:t xml:space="preserve">: quando la consegna </w:t>
+      </w:r>
+      <w:r>
+        <w:rPr>
+          <w:b/>
+        </w:rPr>
+        <w:t xml:space="preserve">non</w:t>
+      </w:r>
+      <w:r>
+        <w:rPr>
+          <w:b/>
+        </w:rPr>
+        <w:t xml:space="preserve"> è flessibile si sceglie una </w:t>
+      </w:r>
+      <w:r>
+        <w:rPr>
+          <w:b/>
+        </w:rPr>
+        <w:t xml:space="preserve">fascia predefinita</w:t>
+      </w:r>
+      <w:r>
+        <w:rPr>
+          <w:b/>
+        </w:rPr>
+        <w:t xml:space="preserve"> da un menu a tendina invece di un orario libero. Le fasce vanno da </w:t>
+      </w:r>
+      <w:r>
+        <w:rPr>
+          <w:b/>
+        </w:rPr>
+        <w:t xml:space="preserve">Ora minima</w:t>
+      </w:r>
+      <w:r>
+        <w:rPr>
+          <w:b/>
+        </w:rPr>
+        <w:t xml:space="preserve"> a </w:t>
+      </w:r>
+      <w:r>
+        <w:rPr>
+          <w:b/>
+        </w:rPr>
+        <w:t xml:space="preserve">Ora massima</w:t>
+      </w:r>
+      <w:r>
+        <w:rPr>
+          <w:b/>
+        </w:rPr>
+        <w:t xml:space="preserve"> del servizio (default </w:t>
+      </w:r>
+      <w:r>
+        <w:rPr>
+          <w:b/>
+        </w:rPr>
+        <w:t xml:space="preserve">06:00–22:00</w:t>
+      </w:r>
+      <w:r>
+        <w:rPr>
+          <w:b/>
+        </w:rPr>
+        <w:t xml:space="preserve">) con durata = </w:t>
+      </w:r>
+      <w:r>
+        <w:rPr>
+          <w:b/>
+        </w:rPr>
+        <w:t xml:space="preserve">Fascia oraria</w:t>
+      </w:r>
+      <w:r>
+        <w:rPr>
+          <w:b/>
+        </w:rPr>
+        <w:t xml:space="preserve"> del servizio (</w:t>
+      </w:r>
+      <w:r>
+        <w:rPr>
+          <w:b/>
+        </w:rPr>
+        <w:t xml:space="preserve">slotHours</w:t>
+      </w:r>
+      <w:r>
+        <w:rPr>
+          <w:b/>
+        </w:rPr>
+        <w:t xml:space="preserve">, default 1 ora). La consegna mostra il flag "flessibile" </w:t>
+      </w:r>
+      <w:r>
+        <w:rPr>
+          <w:b/>
+        </w:rPr>
+        <w:t xml:space="preserve">solo se il servizio lo consente</w:t>
+      </w:r>
+      <w:r>
+        <w:rPr>
+          <w:b/>
+        </w:rPr>
+        <w:t xml:space="preserve"> (nuovo campo servizio </w:t>
+      </w:r>
+      <w:r>
+        <w:rPr>
+          <w:b/>
+        </w:rPr>
+        <w:t xml:space="preserve">allowFlexibleTime</w:t>
+      </w:r>
+      <w:r>
+        <w:rPr>
+          <w:b/>
+        </w:rPr>
+        <w:t xml:space="preserve">); il </w:t>
+      </w:r>
+      <w:r>
+        <w:rPr>
+          <w:b/>
+        </w:rPr>
+        <w:t xml:space="preserve">ritiro</w:t>
+      </w:r>
+      <w:r>
+        <w:rPr>
+          <w:b/>
+        </w:rPr>
+        <w:t xml:space="preserve"> resta sempre con orario flessibile opzionale e fascia automatica di 1 ora.</w:t>
       </w:r>
       <w:r>
         <w:rPr>
@@ -1676,11 +1940,247 @@
         <w:rPr>
           <w:b/>
         </w:rPr>
+        <w:t xml:space="preserve">Ordine e dipendenze dei primi campi (nuovo ambiente)</w:t>
+      </w:r>
+      <w:r>
+        <w:rPr/>
+        <w:t xml:space="preserve">: </w:t>
+      </w:r>
+      <w:r>
+        <w:rPr>
+          <w:b/>
+        </w:rPr>
+        <w:t xml:space="preserve">[NUOVO]</w:t>
+      </w:r>
+    </w:p>
+    <w:p>
+      <w:pPr>
+        <w:numPr>
+          <w:ilvl w:val="0"/>
+          <w:numId w:val="6"/>
+        </w:numPr>
+        <w:spacing w:lineRule="auto"/>
+      </w:pPr>
+      <w:r>
+        <w:rPr>
+          <w:b/>
+        </w:rPr>
+        <w:t xml:space="preserve">Servizio</w:t>
+      </w:r>
+      <w:r>
+        <w:rPr/>
+        <w:t xml:space="preserve"> è il primo campo: determina il preavviso e le fasce orarie di consegna.</w:t>
+      </w:r>
+    </w:p>
+    <w:p>
+      <w:pPr>
+        <w:numPr>
+          <w:ilvl w:val="0"/>
+          <w:numId w:val="6"/>
+        </w:numPr>
+        <w:spacing w:lineRule="auto"/>
+      </w:pPr>
+      <w:r>
+        <w:rPr>
+          <w:b/>
+        </w:rPr>
+        <w:t xml:space="preserve">Indirizzo destinatario</w:t>
+      </w:r>
+      <w:r>
+        <w:rPr/>
+        <w:t xml:space="preserve"> è il secondo campo (obbligatorio): da esso si deduce la </w:t>
+      </w:r>
+      <w:r>
+        <w:rPr>
+          <w:b/>
+        </w:rPr>
+        <w:t xml:space="preserve">provincia</w:t>
+      </w:r>
+      <w:r>
+        <w:rPr/>
+        <w:t xml:space="preserve">.</w:t>
+      </w:r>
+    </w:p>
+    <w:p>
+      <w:pPr>
+        <w:numPr>
+          <w:ilvl w:val="0"/>
+          <w:numId w:val="6"/>
+        </w:numPr>
+        <w:spacing w:lineRule="auto"/>
+      </w:pPr>
+      <w:r>
+        <w:rPr>
+          <w:b/>
+        </w:rPr>
+        <w:t xml:space="preserve">Data consegna</w:t>
+      </w:r>
+      <w:r>
+        <w:rPr/>
+        <w:t xml:space="preserve">: minimo e default = </w:t>
+      </w:r>
+      <w:r>
+        <w:rPr>
+          <w:b/>
+        </w:rPr>
+        <w:t xml:space="preserve">oggi + giorni di preavviso</w:t>
+      </w:r>
+      <w:r>
+        <w:rPr/>
+        <w:t xml:space="preserve"> (</w:t>
+      </w:r>
+      <w:r>
+        <w:rPr/>
+        <w:t xml:space="preserve">noticeDays</w:t>
+      </w:r>
+      <w:r>
+        <w:rPr/>
+        <w:t xml:space="preserve">) del servizio.</w:t>
+      </w:r>
+    </w:p>
+    <w:p>
+      <w:pPr>
+        <w:numPr>
+          <w:ilvl w:val="0"/>
+          <w:numId w:val="6"/>
+        </w:numPr>
+        <w:spacing w:lineRule="auto"/>
+      </w:pPr>
+      <w:r>
+        <w:rPr>
+          <w:b/>
+        </w:rPr>
+        <w:t xml:space="preserve">Partner</w:t>
+      </w:r>
+      <w:r>
+        <w:rPr/>
+        <w:t xml:space="preserve">: mostrati </w:t>
+      </w:r>
+      <w:r>
+        <w:rPr>
+          <w:b/>
+        </w:rPr>
+        <w:t xml:space="preserve">solo i partner con la provincia dell'indirizzo abilitata E che hanno abilitato il tipo di servizio scelto</w:t>
+      </w:r>
+      <w:r>
+        <w:rPr/>
+        <w:t xml:space="preserve"> (il filtro per tipo di servizio è una novità del nuovo ambiente). Il </w:t>
+      </w:r>
+      <w:r>
+        <w:rPr>
+          <w:b/>
+        </w:rPr>
+        <w:t xml:space="preserve">Valet</w:t>
+      </w:r>
+      <w:r>
+        <w:rPr/>
+        <w:t xml:space="preserve"> è filtrato per la sola provincia dell'indirizzo. Se la selezione precedente esce dal filtro, viene azzerata; se nessun partner soddisfa i criteri, un avviso lo segnala.</w:t>
+      </w:r>
+    </w:p>
+    <w:p>
+      <w:pPr>
+        <w:numPr>
+          <w:ilvl w:val="0"/>
+          <w:numId w:val="6"/>
+        </w:numPr>
+        <w:spacing w:lineRule="auto"/>
+      </w:pPr>
+      <w:r>
+        <w:rPr>
+          <w:b/>
+        </w:rPr>
+        <w:t xml:space="preserve">Fascia oraria di consegna</w:t>
+      </w:r>
+      <w:r>
+        <w:rPr/>
+        <w:t xml:space="preserve">: se il servizio </w:t>
+      </w:r>
+      <w:r>
+        <w:rPr>
+          <w:b/>
+        </w:rPr>
+        <w:t xml:space="preserve">non</w:t>
+      </w:r>
+      <w:r>
+        <w:rPr/>
+        <w:t xml:space="preserve"> consente l'orario flessibile (o il flag è disattivo) si sceglie una </w:t>
+      </w:r>
+      <w:r>
+        <w:rPr>
+          <w:b/>
+        </w:rPr>
+        <w:t xml:space="preserve">fascia predefinita a tendina</w:t>
+      </w:r>
+      <w:r>
+        <w:rPr/>
+        <w:t xml:space="preserve"> (da </w:t>
+      </w:r>
+      <w:r>
+        <w:rPr/>
+        <w:t xml:space="preserve">minOrderTime</w:t>
+      </w:r>
+      <w:r>
+        <w:rPr/>
+        <w:t xml:space="preserve"> a </w:t>
+      </w:r>
+      <w:r>
+        <w:rPr/>
+        <w:t xml:space="preserve">maxOrderTime</w:t>
+      </w:r>
+      <w:r>
+        <w:rPr/>
+        <w:t xml:space="preserve">, default 06:00–22:00, durata = </w:t>
+      </w:r>
+      <w:r>
+        <w:rPr/>
+        <w:t xml:space="preserve">slotHours</w:t>
+      </w:r>
+      <w:r>
+        <w:rPr/>
+        <w:t xml:space="preserve">); se consentito e attivo, si indica una fascia libera </w:t>
+      </w:r>
+      <w:r>
+        <w:rPr>
+          <w:b/>
+        </w:rPr>
+        <w:t xml:space="preserve">dalle–alle</w:t>
+      </w:r>
+      <w:r>
+        <w:rPr/>
+        <w:t xml:space="preserve">. Il </w:t>
+      </w:r>
+      <w:r>
+        <w:rPr>
+          <w:b/>
+        </w:rPr>
+        <w:t xml:space="preserve">ritiro</w:t>
+      </w:r>
+      <w:r>
+        <w:rPr/>
+        <w:t xml:space="preserve"> ha sempre il flag flessibile opzionale con fascia automatica di 1 ora.</w:t>
+      </w:r>
+    </w:p>
+    <w:p>
+      <w:pPr>
+        <w:spacing w:lineRule="auto"/>
+      </w:pPr>
+      <w:r>
+        <w:rPr>
+          <w:b/>
+        </w:rPr>
         <w:t xml:space="preserve">Regole</w:t>
       </w:r>
       <w:r>
         <w:rPr/>
-        <w:t xml:space="preserve">: obbligatori giorno, servizio, orario ritiro, nome e cognome destinatario, indirizzo, citofono, prodotto. In base all'indirizzo vengono proposti i partner della provincia. La fascia minima per servizi orari è 1 ora. Il sistema associa automaticamente il tipo servizio partner al salario valet (fisso↔fisso, ora↔ora, vendita↔fisso). Con SMS telefonici parte il messaggio secondo i Modelli SMS (creata/partita/arrivata). Prodotti del partner mostrati per primi in grassetto. Per prezzo fisso: calcolo automatico distanza ritiro→consegna con extra KM per il partner e rimborsi valet. Consegne con stesso DDT: più ritiri in Activities, una sola consegna. Note interne visibili solo ad Admin/Operation/Valet.</w:t>
+        <w:t xml:space="preserve">: obbligatori servizio, indirizzo, data (≥ oggi + preavviso), orario ritiro, nome e cognome destinatario, citofono, prodotto. In base all'indirizzo vengono proposti i partner della provincia (e del tipo di servizio); nell'app reale la provincia è geocodificata via Google Maps, nel nuovo ambiente è dedotta dal testo dell'indirizzo (codice tipo </w:t>
+      </w:r>
+      <w:r>
+        <w:rPr/>
+        <w:t xml:space="preserve">(MI)</w:t>
+      </w:r>
+      <w:r>
+        <w:rPr/>
+        <w:t xml:space="preserve">, nome provincia o città). La fascia minima per servizi orari è 1 ora. Il sistema associa automaticamente il tipo servizio partner al salario valet (fisso↔fisso, ora↔ora, vendita↔fisso). Con SMS telefonici parte il messaggio secondo i Modelli SMS (creata/partita/arrivata). Prodotti del partner mostrati per primi in grassetto. Per prezzo fisso: calcolo automatico distanza ritiro→consegna con extra KM per il partner e rimborsi valet. Consegne con stesso DDT: più ritiri in Activities, una sola consegna. Note interne visibili solo ad Admin/Operation/Valet.</w:t>
       </w:r>
     </w:p>
     <w:p>
@@ -1720,7 +2220,7 @@
       <w:pPr>
         <w:numPr>
           <w:ilvl w:val="0"/>
-          <w:numId w:val="6"/>
+          <w:numId w:val="7"/>
         </w:numPr>
         <w:spacing w:lineRule="auto"/>
       </w:pPr>
@@ -1733,7 +2233,7 @@
       <w:pPr>
         <w:numPr>
           <w:ilvl w:val="0"/>
-          <w:numId w:val="6"/>
+          <w:numId w:val="7"/>
         </w:numPr>
         <w:spacing w:lineRule="auto"/>
       </w:pPr>
@@ -1746,7 +2246,7 @@
       <w:pPr>
         <w:numPr>
           <w:ilvl w:val="0"/>
-          <w:numId w:val="6"/>
+          <w:numId w:val="7"/>
         </w:numPr>
         <w:spacing w:lineRule="auto"/>
       </w:pPr>
@@ -1888,7 +2388,7 @@
       <w:pPr>
         <w:numPr>
           <w:ilvl w:val="0"/>
-          <w:numId w:val="7"/>
+          <w:numId w:val="8"/>
         </w:numPr>
         <w:spacing w:lineRule="auto"/>
       </w:pPr>
@@ -1907,7 +2407,7 @@
       <w:pPr>
         <w:numPr>
           <w:ilvl w:val="0"/>
-          <w:numId w:val="7"/>
+          <w:numId w:val="8"/>
         </w:numPr>
         <w:spacing w:lineRule="auto"/>
       </w:pPr>
@@ -1926,7 +2426,7 @@
       <w:pPr>
         <w:numPr>
           <w:ilvl w:val="0"/>
-          <w:numId w:val="7"/>
+          <w:numId w:val="8"/>
         </w:numPr>
         <w:spacing w:lineRule="auto"/>
       </w:pPr>
@@ -1959,375 +2459,6 @@
       <w:r>
         <w:rPr/>
         <w:t xml:space="preserve">. Significato confermato: </w:t>
-      </w:r>
-      <w:r>
-        <w:rPr>
-          <w:b/>
-        </w:rPr>
-        <w:t xml:space="preserve">[NUOVO]</w:t>
-      </w:r>
-    </w:p>
-    <w:p>
-      <w:pPr>
-        <w:numPr>
-          <w:ilvl w:val="1"/>
-          <w:numId w:val="8"/>
-        </w:numPr>
-        <w:spacing w:lineRule="auto"/>
-      </w:pPr>
-      <w:r>
-        <w:rPr>
-          <w:b/>
-        </w:rPr>
-        <w:t xml:space="preserve">KM INCLUDED</w:t>
-      </w:r>
-      <w:r>
-        <w:rPr/>
-        <w:t xml:space="preserve"> → si applica alle consegne </w:t>
-      </w:r>
-      <w:r>
-        <w:rPr>
-          <w:b/>
-        </w:rPr>
-        <w:t xml:space="preserve">all'interno dello stesso comune</w:t>
-      </w:r>
-      <w:r>
-        <w:rPr/>
-        <w:t xml:space="preserve">: è la soglia di KM inclusi senza sovrapprezzo (per i servizi a prezzo fisso).</w:t>
-      </w:r>
-    </w:p>
-    <w:p>
-      <w:pPr>
-        <w:numPr>
-          <w:ilvl w:val="1"/>
-          <w:numId w:val="8"/>
-        </w:numPr>
-        <w:spacing w:lineRule="auto"/>
-      </w:pPr>
-      <w:r>
-        <w:rPr>
-          <w:b/>
-        </w:rPr>
-        <w:t xml:space="preserve">EXTRA FUORICITTÀ PREZZO</w:t>
-      </w:r>
-      <w:r>
-        <w:rPr/>
-        <w:t xml:space="preserve"> → è il </w:t>
-      </w:r>
-      <w:r>
-        <w:rPr>
-          <w:b/>
-        </w:rPr>
-        <w:t xml:space="preserve">costo per consegne fuori dal comune</w:t>
-      </w:r>
-      <w:r>
-        <w:rPr/>
-        <w:t xml:space="preserve">; il controllo comune/fuori-comune viene fatto </w:t>
-      </w:r>
-      <w:r>
-        <w:rPr>
-          <w:b/>
-        </w:rPr>
-        <w:t xml:space="preserve">all'inserimento di una nuova consegna</w:t>
-      </w:r>
-      <w:r>
-        <w:rPr/>
-        <w:t xml:space="preserve">.</w:t>
-      </w:r>
-    </w:p>
-    <w:p>
-      <w:pPr>
-        <w:numPr>
-          <w:ilvl w:val="0"/>
-          <w:numId w:val="7"/>
-        </w:numPr>
-        <w:spacing w:lineRule="auto"/>
-      </w:pPr>
-      <w:r>
-        <w:rPr>
-          <w:b/>
-        </w:rPr>
-        <w:t xml:space="preserve">Categorie di prodotti</w:t>
-      </w:r>
-      <w:r>
-        <w:rPr/>
-        <w:t xml:space="preserve"> venduti dal partner.</w:t>
-      </w:r>
-    </w:p>
-    <w:p>
-      <w:pPr>
-        <w:numPr>
-          <w:ilvl w:val="0"/>
-          <w:numId w:val="7"/>
-        </w:numPr>
-        <w:spacing w:lineRule="auto"/>
-      </w:pPr>
-      <w:r>
-        <w:rPr>
-          <w:b/>
-        </w:rPr>
-        <w:t xml:space="preserve">Notifiche</w:t>
-      </w:r>
-      <w:r>
-        <w:rPr/>
-        <w:t xml:space="preserve">: possibilità di inviare SMS, notifiche WhatsApp, notifiche mail.</w:t>
-      </w:r>
-    </w:p>
-    <w:p>
-      <w:pPr>
-        <w:numPr>
-          <w:ilvl w:val="0"/>
-          <w:numId w:val="7"/>
-        </w:numPr>
-        <w:spacing w:lineRule="auto"/>
-      </w:pPr>
-      <w:r>
-        <w:rPr>
-          <w:b/>
-        </w:rPr>
-        <w:t xml:space="preserve">Pagamenti e contratto</w:t>
-      </w:r>
-      <w:r>
-        <w:rPr/>
-        <w:t xml:space="preserve">: periodo di validità del contratto (</w:t>
-      </w:r>
-      <w:r>
-        <w:rPr/>
-        <w:t xml:space="preserve">startContractDate</w:t>
-      </w:r>
-      <w:r>
-        <w:rPr/>
-        <w:t xml:space="preserve">/</w:t>
-      </w:r>
-      <w:r>
-        <w:rPr/>
-        <w:t xml:space="preserve">endContractDate</w:t>
-      </w:r>
-      <w:r>
-        <w:rPr/>
-        <w:t xml:space="preserve">), metodo di pagamento (bonifico/carta/SDD), conto bancario (IBAN), nome del conto, CODICE SDI, stato del pagamento (Active/Inactive/Blocked). </w:t>
-      </w:r>
-      <w:r>
-        <w:rPr>
-          <w:b/>
-        </w:rPr>
-        <w:t xml:space="preserve">[NUOVO]</w:t>
-      </w:r>
-      <w:r>
-        <w:rPr/>
-        <w:t xml:space="preserve"> Le date contratto alimentano un job notturno (cron </w:t>
-      </w:r>
-      <w:r>
-        <w:rPr/>
-        <w:t xml:space="preserve">checkingPartnerContract</w:t>
-      </w:r>
-      <w:r>
-        <w:rPr/>
-        <w:t xml:space="preserve">, 03:00) che avvisa alla scadenza del contratto (flag </w:t>
-      </w:r>
-      <w:r>
-        <w:rPr/>
-        <w:t xml:space="preserve">contractExpiryNotificationSent</w:t>
-      </w:r>
-      <w:r>
-        <w:rPr/>
-        <w:t xml:space="preserve">). </w:t>
-      </w:r>
-      <w:r>
-        <w:rPr>
-          <w:b/>
-        </w:rPr>
-        <w:t xml:space="preserve">[NUOVO — da codice backend]</w:t>
-      </w:r>
-    </w:p>
-    <w:p>
-      <w:pPr>
-        <w:numPr>
-          <w:ilvl w:val="0"/>
-          <w:numId w:val="7"/>
-        </w:numPr>
-        <w:spacing w:lineRule="auto"/>
-      </w:pPr>
-      <w:r>
-        <w:rPr>
-          <w:b/>
-        </w:rPr>
-        <w:t xml:space="preserve">Fatturazione &amp; Actions</w:t>
-      </w:r>
-      <w:r>
-        <w:rPr/>
-        <w:t xml:space="preserve">: mail fatturazione (</w:t>
-      </w:r>
-      <w:r>
-        <w:rPr/>
-        <w:t xml:space="preserve">billingEmail</w:t>
-      </w:r>
-      <w:r>
-        <w:rPr/>
-        <w:t xml:space="preserve">) + flag ABILITA FATTURAZIONE (</w:t>
-      </w:r>
-      <w:r>
-        <w:rPr/>
-        <w:t xml:space="preserve">billingAccess</w:t>
-      </w:r>
-      <w:r>
-        <w:rPr/>
-        <w:t xml:space="preserve">).</w:t>
-      </w:r>
-    </w:p>
-    <w:p>
-      <w:pPr>
-        <w:numPr>
-          <w:ilvl w:val="0"/>
-          <w:numId w:val="7"/>
-        </w:numPr>
-        <w:spacing w:lineRule="auto"/>
-      </w:pPr>
-      <w:r>
-        <w:rPr>
-          <w:b/>
-        </w:rPr>
-        <w:t xml:space="preserve">Indirizzo di ritiro multiplo</w:t>
-      </w:r>
-      <w:r>
-        <w:rPr/>
-        <w:t xml:space="preserve">: flag </w:t>
-      </w:r>
-      <w:r>
-        <w:rPr/>
-        <w:t xml:space="preserve">isMultiplePickUpAddress</w:t>
-      </w:r>
-      <w:r>
-        <w:rPr/>
-        <w:t xml:space="preserve">; quando attivo il partner ha una </w:t>
-      </w:r>
-      <w:r>
-        <w:rPr>
-          <w:b/>
-        </w:rPr>
-        <w:t xml:space="preserve">lista di indirizzi di ritiro</w:t>
-      </w:r>
-      <w:r>
-        <w:rPr/>
-        <w:t xml:space="preserve"> (</w:t>
-      </w:r>
-      <w:r>
-        <w:rPr/>
-        <w:t xml:space="preserve">pickupAddresses</w:t>
-      </w:r>
-      <w:r>
-        <w:rPr/>
-        <w:t xml:space="preserve">, array) e </w:t>
-      </w:r>
-      <w:r>
-        <w:rPr>
-          <w:b/>
-        </w:rPr>
-        <w:t xml:space="preserve">al momento della creazione della consegna si sceglie da quale indirizzo ritirare</w:t>
-      </w:r>
-      <w:r>
-        <w:rPr/>
-        <w:t xml:space="preserve">. </w:t>
-      </w:r>
-      <w:r>
-        <w:rPr>
-          <w:b/>
-        </w:rPr>
-        <w:t xml:space="preserve">[NUOVO]</w:t>
-      </w:r>
-    </w:p>
-    <w:p>
-      <w:pPr>
-        <w:numPr>
-          <w:ilvl w:val="0"/>
-          <w:numId w:val="7"/>
-        </w:numPr>
-        <w:spacing w:lineRule="auto"/>
-      </w:pPr>
-      <w:r>
-        <w:rPr>
-          <w:b/>
-        </w:rPr>
-        <w:t xml:space="preserve">Campi di vendita</w:t>
-      </w:r>
-      <w:r>
-        <w:rPr/>
-        <w:t xml:space="preserve">: URL del negozio (</w:t>
-      </w:r>
-      <w:r>
-        <w:rPr/>
-        <w:t xml:space="preserve">partnerShopUrl</w:t>
-      </w:r>
-      <w:r>
-        <w:rPr/>
-        <w:t xml:space="preserve">) + immagine (</w:t>
-      </w:r>
-      <w:r>
-        <w:rPr/>
-        <w:t xml:space="preserve">saleImage</w:t>
-      </w:r>
-      <w:r>
-        <w:rPr/>
-        <w:t xml:space="preserve">), usati nella presentazione delle vendite. </w:t>
-      </w:r>
-      <w:r>
-        <w:rPr>
-          <w:b/>
-        </w:rPr>
-        <w:t xml:space="preserve">[NUOVO]</w:t>
-      </w:r>
-    </w:p>
-    <w:p>
-      <w:pPr>
-        <w:numPr>
-          <w:ilvl w:val="0"/>
-          <w:numId w:val="7"/>
-        </w:numPr>
-        <w:spacing w:lineRule="auto"/>
-      </w:pPr>
-      <w:r>
-        <w:rPr>
-          <w:b/>
-        </w:rPr>
-        <w:t xml:space="preserve">Sicurezza</w:t>
-      </w:r>
-      <w:r>
-        <w:rPr/>
-        <w:t xml:space="preserve">: VERIFICA DELL'IDENTITÀ VALET (</w:t>
-      </w:r>
-      <w:r>
-        <w:rPr/>
-        <w:t xml:space="preserve">checkExpertIndentity</w:t>
-      </w:r>
-      <w:r>
-        <w:rPr/>
-        <w:t xml:space="preserve">) e CODICE DI CONSEGNA RICHIESTO (</w:t>
-      </w:r>
-      <w:r>
-        <w:rPr/>
-        <w:t xml:space="preserve">deliveryCodeCheck</w:t>
-      </w:r>
-      <w:r>
-        <w:rPr/>
-        <w:t xml:space="preserve">) impostabili a livello partner. Il codice ha un </w:t>
-      </w:r>
-      <w:r>
-        <w:rPr>
-          <w:b/>
-        </w:rPr>
-        <w:t xml:space="preserve">tipo</w:t>
-      </w:r>
-      <w:r>
-        <w:rPr/>
-        <w:t xml:space="preserve"> (</w:t>
-      </w:r>
-      <w:r>
-        <w:rPr/>
-        <w:t xml:space="preserve">deliveryCodeCheckType</w:t>
-      </w:r>
-      <w:r>
-        <w:rPr/>
-        <w:t xml:space="preserve">): </w:t>
       </w:r>
       <w:r>
         <w:rPr>
@@ -2345,32 +2476,24 @@
         <w:spacing w:lineRule="auto"/>
       </w:pPr>
       <w:r>
-        <w:rPr/>
-        <w:t xml:space="preserve">UNIQUE_PER_DELIVERY</w:t>
-      </w:r>
-      <w:r>
-        <w:rPr/>
-        <w:t xml:space="preserve"> (default): un </w:t>
-      </w:r>
-      <w:r>
-        <w:rPr>
-          <w:b/>
-        </w:rPr>
-        <w:t xml:space="preserve">codice OTP diverso per ogni consegna</w:t>
-      </w:r>
-      <w:r>
-        <w:rPr/>
-        <w:t xml:space="preserve">, inviato al cliente alla creazione della consegna; il valet può </w:t>
-      </w:r>
-      <w:r>
-        <w:rPr>
-          <w:b/>
-        </w:rPr>
-        <w:t xml:space="preserve">reinviarlo</w:t>
-      </w:r>
-      <w:r>
-        <w:rPr/>
-        <w:t xml:space="preserve"> in fase di consegna.</w:t>
+        <w:rPr>
+          <w:b/>
+        </w:rPr>
+        <w:t xml:space="preserve">KM INCLUDED</w:t>
+      </w:r>
+      <w:r>
+        <w:rPr/>
+        <w:t xml:space="preserve"> → si applica alle consegne </w:t>
+      </w:r>
+      <w:r>
+        <w:rPr>
+          <w:b/>
+        </w:rPr>
+        <w:t xml:space="preserve">all'interno dello stesso comune</w:t>
+      </w:r>
+      <w:r>
+        <w:rPr/>
+        <w:t xml:space="preserve">: è la soglia di KM inclusi senza sovrapprezzo (per i servizi a prezzo fisso).</w:t>
       </w:r>
     </w:p>
     <w:p>
@@ -2382,6 +2505,383 @@
         <w:spacing w:lineRule="auto"/>
       </w:pPr>
       <w:r>
+        <w:rPr>
+          <w:b/>
+        </w:rPr>
+        <w:t xml:space="preserve">EXTRA FUORICITTÀ PREZZO</w:t>
+      </w:r>
+      <w:r>
+        <w:rPr/>
+        <w:t xml:space="preserve"> → è il </w:t>
+      </w:r>
+      <w:r>
+        <w:rPr>
+          <w:b/>
+        </w:rPr>
+        <w:t xml:space="preserve">costo per consegne fuori dal comune</w:t>
+      </w:r>
+      <w:r>
+        <w:rPr/>
+        <w:t xml:space="preserve">; il controllo comune/fuori-comune viene fatto </w:t>
+      </w:r>
+      <w:r>
+        <w:rPr>
+          <w:b/>
+        </w:rPr>
+        <w:t xml:space="preserve">all'inserimento di una nuova consegna</w:t>
+      </w:r>
+      <w:r>
+        <w:rPr/>
+        <w:t xml:space="preserve">.</w:t>
+      </w:r>
+    </w:p>
+    <w:p>
+      <w:pPr>
+        <w:numPr>
+          <w:ilvl w:val="0"/>
+          <w:numId w:val="8"/>
+        </w:numPr>
+        <w:spacing w:lineRule="auto"/>
+      </w:pPr>
+      <w:r>
+        <w:rPr>
+          <w:b/>
+        </w:rPr>
+        <w:t xml:space="preserve">Categorie di prodotti</w:t>
+      </w:r>
+      <w:r>
+        <w:rPr/>
+        <w:t xml:space="preserve"> venduti dal partner.</w:t>
+      </w:r>
+    </w:p>
+    <w:p>
+      <w:pPr>
+        <w:numPr>
+          <w:ilvl w:val="0"/>
+          <w:numId w:val="8"/>
+        </w:numPr>
+        <w:spacing w:lineRule="auto"/>
+      </w:pPr>
+      <w:r>
+        <w:rPr>
+          <w:b/>
+        </w:rPr>
+        <w:t xml:space="preserve">Notifiche</w:t>
+      </w:r>
+      <w:r>
+        <w:rPr/>
+        <w:t xml:space="preserve">: possibilità di inviare SMS, notifiche WhatsApp, notifiche mail.</w:t>
+      </w:r>
+    </w:p>
+    <w:p>
+      <w:pPr>
+        <w:numPr>
+          <w:ilvl w:val="0"/>
+          <w:numId w:val="8"/>
+        </w:numPr>
+        <w:spacing w:lineRule="auto"/>
+      </w:pPr>
+      <w:r>
+        <w:rPr>
+          <w:b/>
+        </w:rPr>
+        <w:t xml:space="preserve">Pagamenti e contratto</w:t>
+      </w:r>
+      <w:r>
+        <w:rPr/>
+        <w:t xml:space="preserve">: periodo di validità del contratto (</w:t>
+      </w:r>
+      <w:r>
+        <w:rPr/>
+        <w:t xml:space="preserve">startContractDate</w:t>
+      </w:r>
+      <w:r>
+        <w:rPr/>
+        <w:t xml:space="preserve">/</w:t>
+      </w:r>
+      <w:r>
+        <w:rPr/>
+        <w:t xml:space="preserve">endContractDate</w:t>
+      </w:r>
+      <w:r>
+        <w:rPr/>
+        <w:t xml:space="preserve">), metodo di pagamento (bonifico/carta/SDD), conto bancario (IBAN), nome del conto, CODICE SDI, stato del pagamento (Active/Inactive/Blocked). </w:t>
+      </w:r>
+      <w:r>
+        <w:rPr>
+          <w:b/>
+        </w:rPr>
+        <w:t xml:space="preserve">[NUOVO]</w:t>
+      </w:r>
+      <w:r>
+        <w:rPr/>
+        <w:t xml:space="preserve"> Le date contratto alimentano un job notturno (cron </w:t>
+      </w:r>
+      <w:r>
+        <w:rPr/>
+        <w:t xml:space="preserve">checkingPartnerContract</w:t>
+      </w:r>
+      <w:r>
+        <w:rPr/>
+        <w:t xml:space="preserve">, 03:00) che avvisa alla scadenza del contratto (flag </w:t>
+      </w:r>
+      <w:r>
+        <w:rPr/>
+        <w:t xml:space="preserve">contractExpiryNotificationSent</w:t>
+      </w:r>
+      <w:r>
+        <w:rPr/>
+        <w:t xml:space="preserve">). </w:t>
+      </w:r>
+      <w:r>
+        <w:rPr>
+          <w:b/>
+        </w:rPr>
+        <w:t xml:space="preserve">[NUOVO — da codice backend]</w:t>
+      </w:r>
+    </w:p>
+    <w:p>
+      <w:pPr>
+        <w:numPr>
+          <w:ilvl w:val="0"/>
+          <w:numId w:val="8"/>
+        </w:numPr>
+        <w:spacing w:lineRule="auto"/>
+      </w:pPr>
+      <w:r>
+        <w:rPr>
+          <w:b/>
+        </w:rPr>
+        <w:t xml:space="preserve">Fatturazione &amp; Actions</w:t>
+      </w:r>
+      <w:r>
+        <w:rPr/>
+        <w:t xml:space="preserve">: mail fatturazione (</w:t>
+      </w:r>
+      <w:r>
+        <w:rPr/>
+        <w:t xml:space="preserve">billingEmail</w:t>
+      </w:r>
+      <w:r>
+        <w:rPr/>
+        <w:t xml:space="preserve">) + flag ABILITA FATTURAZIONE (</w:t>
+      </w:r>
+      <w:r>
+        <w:rPr/>
+        <w:t xml:space="preserve">billingAccess</w:t>
+      </w:r>
+      <w:r>
+        <w:rPr/>
+        <w:t xml:space="preserve">).</w:t>
+      </w:r>
+    </w:p>
+    <w:p>
+      <w:pPr>
+        <w:numPr>
+          <w:ilvl w:val="0"/>
+          <w:numId w:val="8"/>
+        </w:numPr>
+        <w:spacing w:lineRule="auto"/>
+      </w:pPr>
+      <w:r>
+        <w:rPr>
+          <w:b/>
+        </w:rPr>
+        <w:t xml:space="preserve">Indirizzo di ritiro multiplo</w:t>
+      </w:r>
+      <w:r>
+        <w:rPr/>
+        <w:t xml:space="preserve">: flag </w:t>
+      </w:r>
+      <w:r>
+        <w:rPr/>
+        <w:t xml:space="preserve">isMultiplePickUpAddress</w:t>
+      </w:r>
+      <w:r>
+        <w:rPr/>
+        <w:t xml:space="preserve">; quando attivo il partner ha una </w:t>
+      </w:r>
+      <w:r>
+        <w:rPr>
+          <w:b/>
+        </w:rPr>
+        <w:t xml:space="preserve">lista di indirizzi di ritiro</w:t>
+      </w:r>
+      <w:r>
+        <w:rPr/>
+        <w:t xml:space="preserve"> (</w:t>
+      </w:r>
+      <w:r>
+        <w:rPr/>
+        <w:t xml:space="preserve">pickupAddresses</w:t>
+      </w:r>
+      <w:r>
+        <w:rPr/>
+        <w:t xml:space="preserve">, array) e </w:t>
+      </w:r>
+      <w:r>
+        <w:rPr>
+          <w:b/>
+        </w:rPr>
+        <w:t xml:space="preserve">al momento della creazione della consegna si sceglie da quale indirizzo ritirare</w:t>
+      </w:r>
+      <w:r>
+        <w:rPr/>
+        <w:t xml:space="preserve">. </w:t>
+      </w:r>
+      <w:r>
+        <w:rPr>
+          <w:b/>
+        </w:rPr>
+        <w:t xml:space="preserve">[NUOVO]</w:t>
+      </w:r>
+    </w:p>
+    <w:p>
+      <w:pPr>
+        <w:numPr>
+          <w:ilvl w:val="0"/>
+          <w:numId w:val="8"/>
+        </w:numPr>
+        <w:spacing w:lineRule="auto"/>
+      </w:pPr>
+      <w:r>
+        <w:rPr>
+          <w:b/>
+        </w:rPr>
+        <w:t xml:space="preserve">Campi di vendita</w:t>
+      </w:r>
+      <w:r>
+        <w:rPr/>
+        <w:t xml:space="preserve">: URL del negozio (</w:t>
+      </w:r>
+      <w:r>
+        <w:rPr/>
+        <w:t xml:space="preserve">partnerShopUrl</w:t>
+      </w:r>
+      <w:r>
+        <w:rPr/>
+        <w:t xml:space="preserve">) + immagine (</w:t>
+      </w:r>
+      <w:r>
+        <w:rPr/>
+        <w:t xml:space="preserve">saleImage</w:t>
+      </w:r>
+      <w:r>
+        <w:rPr/>
+        <w:t xml:space="preserve">), usati nella presentazione delle vendite. </w:t>
+      </w:r>
+      <w:r>
+        <w:rPr>
+          <w:b/>
+        </w:rPr>
+        <w:t xml:space="preserve">[NUOVO]</w:t>
+      </w:r>
+    </w:p>
+    <w:p>
+      <w:pPr>
+        <w:numPr>
+          <w:ilvl w:val="0"/>
+          <w:numId w:val="8"/>
+        </w:numPr>
+        <w:spacing w:lineRule="auto"/>
+      </w:pPr>
+      <w:r>
+        <w:rPr>
+          <w:b/>
+        </w:rPr>
+        <w:t xml:space="preserve">Sicurezza</w:t>
+      </w:r>
+      <w:r>
+        <w:rPr/>
+        <w:t xml:space="preserve">: VERIFICA DELL'IDENTITÀ VALET (</w:t>
+      </w:r>
+      <w:r>
+        <w:rPr/>
+        <w:t xml:space="preserve">checkExpertIndentity</w:t>
+      </w:r>
+      <w:r>
+        <w:rPr/>
+        <w:t xml:space="preserve">) e CODICE DI CONSEGNA RICHIESTO (</w:t>
+      </w:r>
+      <w:r>
+        <w:rPr/>
+        <w:t xml:space="preserve">deliveryCodeCheck</w:t>
+      </w:r>
+      <w:r>
+        <w:rPr/>
+        <w:t xml:space="preserve">) impostabili a livello partner. Il codice ha un </w:t>
+      </w:r>
+      <w:r>
+        <w:rPr>
+          <w:b/>
+        </w:rPr>
+        <w:t xml:space="preserve">tipo</w:t>
+      </w:r>
+      <w:r>
+        <w:rPr/>
+        <w:t xml:space="preserve"> (</w:t>
+      </w:r>
+      <w:r>
+        <w:rPr/>
+        <w:t xml:space="preserve">deliveryCodeCheckType</w:t>
+      </w:r>
+      <w:r>
+        <w:rPr/>
+        <w:t xml:space="preserve">): </w:t>
+      </w:r>
+      <w:r>
+        <w:rPr>
+          <w:b/>
+        </w:rPr>
+        <w:t xml:space="preserve">[NUOVO]</w:t>
+      </w:r>
+    </w:p>
+    <w:p>
+      <w:pPr>
+        <w:numPr>
+          <w:ilvl w:val="1"/>
+          <w:numId w:val="10"/>
+        </w:numPr>
+        <w:spacing w:lineRule="auto"/>
+      </w:pPr>
+      <w:r>
+        <w:rPr/>
+        <w:t xml:space="preserve">UNIQUE_PER_DELIVERY</w:t>
+      </w:r>
+      <w:r>
+        <w:rPr/>
+        <w:t xml:space="preserve"> (default): un </w:t>
+      </w:r>
+      <w:r>
+        <w:rPr>
+          <w:b/>
+        </w:rPr>
+        <w:t xml:space="preserve">codice OTP diverso per ogni consegna</w:t>
+      </w:r>
+      <w:r>
+        <w:rPr/>
+        <w:t xml:space="preserve">, inviato al cliente alla creazione della consegna; il valet può </w:t>
+      </w:r>
+      <w:r>
+        <w:rPr>
+          <w:b/>
+        </w:rPr>
+        <w:t xml:space="preserve">reinviarlo</w:t>
+      </w:r>
+      <w:r>
+        <w:rPr/>
+        <w:t xml:space="preserve"> in fase di consegna.</w:t>
+      </w:r>
+    </w:p>
+    <w:p>
+      <w:pPr>
+        <w:numPr>
+          <w:ilvl w:val="1"/>
+          <w:numId w:val="10"/>
+        </w:numPr>
+        <w:spacing w:lineRule="auto"/>
+      </w:pPr>
+      <w:r>
         <w:rPr/>
         <w:t xml:space="preserve">UNIQUE_PER_CUSTOMER</w:t>
       </w:r>
@@ -2414,7 +2914,7 @@
       <w:pPr>
         <w:numPr>
           <w:ilvl w:val="0"/>
-          <w:numId w:val="7"/>
+          <w:numId w:val="8"/>
         </w:numPr>
         <w:spacing w:lineRule="auto"/>
       </w:pPr>
@@ -2447,7 +2947,7 @@
       <w:pPr>
         <w:numPr>
           <w:ilvl w:val="0"/>
-          <w:numId w:val="7"/>
+          <w:numId w:val="8"/>
         </w:numPr>
         <w:spacing w:lineRule="auto"/>
       </w:pPr>
@@ -2466,7 +2966,7 @@
       <w:pPr>
         <w:numPr>
           <w:ilvl w:val="0"/>
-          <w:numId w:val="7"/>
+          <w:numId w:val="8"/>
         </w:numPr>
         <w:spacing w:lineRule="auto"/>
       </w:pPr>
@@ -2652,7 +3152,7 @@
       <w:pPr>
         <w:numPr>
           <w:ilvl w:val="0"/>
-          <w:numId w:val="10"/>
+          <w:numId w:val="11"/>
         </w:numPr>
         <w:spacing w:lineRule="auto"/>
       </w:pPr>
@@ -2679,7 +3179,7 @@
       <w:pPr>
         <w:numPr>
           <w:ilvl w:val="0"/>
-          <w:numId w:val="10"/>
+          <w:numId w:val="11"/>
         </w:numPr>
         <w:spacing w:lineRule="auto"/>
       </w:pPr>
@@ -2714,7 +3214,7 @@
       <w:pPr>
         <w:numPr>
           <w:ilvl w:val="0"/>
-          <w:numId w:val="10"/>
+          <w:numId w:val="11"/>
         </w:numPr>
         <w:spacing w:lineRule="auto"/>
       </w:pPr>
@@ -2741,7 +3241,7 @@
       <w:pPr>
         <w:numPr>
           <w:ilvl w:val="0"/>
-          <w:numId w:val="10"/>
+          <w:numId w:val="11"/>
         </w:numPr>
         <w:spacing w:lineRule="auto"/>
       </w:pPr>
@@ -2768,7 +3268,7 @@
       <w:pPr>
         <w:numPr>
           <w:ilvl w:val="0"/>
-          <w:numId w:val="10"/>
+          <w:numId w:val="11"/>
         </w:numPr>
         <w:spacing w:lineRule="auto"/>
       </w:pPr>
@@ -2801,7 +3301,7 @@
       <w:pPr>
         <w:numPr>
           <w:ilvl w:val="0"/>
-          <w:numId w:val="10"/>
+          <w:numId w:val="11"/>
         </w:numPr>
         <w:spacing w:lineRule="auto"/>
       </w:pPr>
@@ -2944,7 +3444,7 @@
       <w:pPr>
         <w:numPr>
           <w:ilvl w:val="0"/>
-          <w:numId w:val="11"/>
+          <w:numId w:val="12"/>
         </w:numPr>
         <w:spacing w:lineRule="auto"/>
       </w:pPr>
@@ -2999,7 +3499,7 @@
       <w:pPr>
         <w:numPr>
           <w:ilvl w:val="0"/>
-          <w:numId w:val="11"/>
+          <w:numId w:val="12"/>
         </w:numPr>
         <w:spacing w:lineRule="auto"/>
       </w:pPr>
@@ -3040,7 +3540,7 @@
       <w:pPr>
         <w:numPr>
           <w:ilvl w:val="0"/>
-          <w:numId w:val="11"/>
+          <w:numId w:val="12"/>
         </w:numPr>
         <w:spacing w:lineRule="auto"/>
       </w:pPr>
@@ -3087,7 +3587,7 @@
       <w:pPr>
         <w:numPr>
           <w:ilvl w:val="0"/>
-          <w:numId w:val="11"/>
+          <w:numId w:val="12"/>
         </w:numPr>
         <w:spacing w:lineRule="auto"/>
       </w:pPr>
@@ -3106,7 +3606,7 @@
       <w:pPr>
         <w:numPr>
           <w:ilvl w:val="0"/>
-          <w:numId w:val="11"/>
+          <w:numId w:val="12"/>
         </w:numPr>
         <w:spacing w:lineRule="auto"/>
       </w:pPr>
@@ -3191,7 +3691,7 @@
       <w:pPr>
         <w:numPr>
           <w:ilvl w:val="0"/>
-          <w:numId w:val="11"/>
+          <w:numId w:val="12"/>
         </w:numPr>
         <w:spacing w:lineRule="auto"/>
       </w:pPr>
@@ -3250,7 +3750,7 @@
       <w:pPr>
         <w:numPr>
           <w:ilvl w:val="0"/>
-          <w:numId w:val="11"/>
+          <w:numId w:val="12"/>
         </w:numPr>
         <w:spacing w:lineRule="auto"/>
       </w:pPr>
@@ -3359,7 +3859,7 @@
       <w:pPr>
         <w:numPr>
           <w:ilvl w:val="0"/>
-          <w:numId w:val="12"/>
+          <w:numId w:val="13"/>
         </w:numPr>
         <w:spacing w:lineRule="auto"/>
       </w:pPr>
@@ -3386,7 +3886,7 @@
       <w:pPr>
         <w:numPr>
           <w:ilvl w:val="0"/>
-          <w:numId w:val="12"/>
+          <w:numId w:val="13"/>
         </w:numPr>
         <w:spacing w:lineRule="auto"/>
       </w:pPr>
@@ -3413,7 +3913,7 @@
       <w:pPr>
         <w:numPr>
           <w:ilvl w:val="0"/>
-          <w:numId w:val="12"/>
+          <w:numId w:val="13"/>
         </w:numPr>
         <w:spacing w:lineRule="auto"/>
       </w:pPr>
@@ -3440,7 +3940,7 @@
       <w:pPr>
         <w:numPr>
           <w:ilvl w:val="0"/>
-          <w:numId w:val="12"/>
+          <w:numId w:val="13"/>
         </w:numPr>
         <w:spacing w:lineRule="auto"/>
       </w:pPr>
@@ -3467,7 +3967,7 @@
       <w:pPr>
         <w:numPr>
           <w:ilvl w:val="0"/>
-          <w:numId w:val="12"/>
+          <w:numId w:val="13"/>
         </w:numPr>
         <w:spacing w:lineRule="auto"/>
       </w:pPr>
@@ -3494,7 +3994,7 @@
       <w:pPr>
         <w:numPr>
           <w:ilvl w:val="0"/>
-          <w:numId w:val="12"/>
+          <w:numId w:val="13"/>
         </w:numPr>
         <w:spacing w:lineRule="auto"/>
       </w:pPr>
@@ -3527,7 +4027,7 @@
       <w:pPr>
         <w:numPr>
           <w:ilvl w:val="0"/>
-          <w:numId w:val="12"/>
+          <w:numId w:val="13"/>
         </w:numPr>
         <w:spacing w:lineRule="auto"/>
       </w:pPr>
@@ -3560,7 +4060,7 @@
       <w:pPr>
         <w:numPr>
           <w:ilvl w:val="0"/>
-          <w:numId w:val="12"/>
+          <w:numId w:val="13"/>
         </w:numPr>
         <w:spacing w:lineRule="auto"/>
       </w:pPr>
@@ -3597,7 +4097,7 @@
       <w:pPr>
         <w:numPr>
           <w:ilvl w:val="0"/>
-          <w:numId w:val="13"/>
+          <w:numId w:val="14"/>
         </w:numPr>
         <w:spacing w:lineRule="auto"/>
       </w:pPr>
@@ -3624,7 +4124,7 @@
       <w:pPr>
         <w:numPr>
           <w:ilvl w:val="0"/>
-          <w:numId w:val="13"/>
+          <w:numId w:val="14"/>
         </w:numPr>
         <w:spacing w:lineRule="auto"/>
       </w:pPr>
@@ -3677,6 +4177,149 @@
       <w:pPr>
         <w:numPr>
           <w:ilvl w:val="1"/>
+          <w:numId w:val="15"/>
+        </w:numPr>
+        <w:spacing w:lineRule="auto"/>
+      </w:pPr>
+      <w:r>
+        <w:rPr>
+          <w:b/>
+        </w:rPr>
+        <w:t xml:space="preserve">Ruolo operatore</w:t>
+      </w:r>
+      <w:r>
+        <w:rPr/>
+        <w:t xml:space="preserve"> (controlla la visibilità delle sezioni del menu): </w:t>
+      </w:r>
+      <w:r>
+        <w:rPr>
+          <w:b/>
+        </w:rPr>
+        <w:t xml:space="preserve">[NUOVO]</w:t>
+      </w:r>
+    </w:p>
+    <w:p>
+      <w:pPr>
+        <w:numPr>
+          <w:ilvl w:val="2"/>
+          <w:numId w:val="16"/>
+        </w:numPr>
+        <w:spacing w:lineRule="auto"/>
+      </w:pPr>
+      <w:r>
+        <w:rPr/>
+        <w:t xml:space="preserve">operation</w:t>
+      </w:r>
+      <w:r>
+        <w:rPr/>
+        <w:t xml:space="preserve"> (base): vede la sezione </w:t>
+      </w:r>
+      <w:r>
+        <w:rPr>
+          <w:b/>
+        </w:rPr>
+        <w:t xml:space="preserve">Operatività</w:t>
+      </w:r>
+      <w:r>
+        <w:rPr/>
+        <w:t xml:space="preserve">, non </w:t>
+      </w:r>
+      <w:r>
+        <w:rPr>
+          <w:b/>
+        </w:rPr>
+        <w:t xml:space="preserve">Amministrazione</w:t>
+      </w:r>
+      <w:r>
+        <w:rPr/>
+        <w:t xml:space="preserve">.</w:t>
+      </w:r>
+    </w:p>
+    <w:p>
+      <w:pPr>
+        <w:numPr>
+          <w:ilvl w:val="2"/>
+          <w:numId w:val="16"/>
+        </w:numPr>
+        <w:spacing w:lineRule="auto"/>
+      </w:pPr>
+      <w:r>
+        <w:rPr/>
+        <w:t xml:space="preserve">finance</w:t>
+      </w:r>
+      <w:r>
+        <w:rPr/>
+        <w:t xml:space="preserve">: vede </w:t>
+      </w:r>
+      <w:r>
+        <w:rPr>
+          <w:b/>
+        </w:rPr>
+        <w:t xml:space="preserve">anche la sezione Amministrazione</w:t>
+      </w:r>
+      <w:r>
+        <w:rPr/>
+        <w:t xml:space="preserve"> (Stipendi, Pagamenti, Regole, Finanza).</w:t>
+      </w:r>
+    </w:p>
+    <w:p>
+      <w:pPr>
+        <w:numPr>
+          <w:ilvl w:val="2"/>
+          <w:numId w:val="16"/>
+        </w:numPr>
+        <w:spacing w:lineRule="auto"/>
+      </w:pPr>
+      <w:r>
+        <w:rPr/>
+        <w:t xml:space="preserve">project_manager</w:t>
+      </w:r>
+      <w:r>
+        <w:rPr/>
+        <w:t xml:space="preserve">: </w:t>
+      </w:r>
+      <w:r>
+        <w:rPr>
+          <w:b/>
+        </w:rPr>
+        <w:t xml:space="preserve">non vede la sezione Operatività</w:t>
+      </w:r>
+      <w:r>
+        <w:rPr/>
+        <w:t xml:space="preserve"> (Consegne, Attività, Vendite).</w:t>
+      </w:r>
+    </w:p>
+    <w:p>
+      <w:pPr>
+        <w:numPr>
+          <w:ilvl w:val="2"/>
+          <w:numId w:val="16"/>
+        </w:numPr>
+        <w:spacing w:lineRule="auto"/>
+      </w:pPr>
+      <w:r>
+        <w:rPr/>
+        <w:t xml:space="preserve">customer_service</w:t>
+      </w:r>
+      <w:r>
+        <w:rPr/>
+        <w:t xml:space="preserve">: </w:t>
+      </w:r>
+      <w:r>
+        <w:rPr>
+          <w:b/>
+        </w:rPr>
+        <w:t xml:space="preserve">non vede la sezione Amministrazione</w:t>
+      </w:r>
+      <w:r>
+        <w:rPr/>
+        <w:t xml:space="preserve">.</w:t>
+      </w:r>
+    </w:p>
+    <w:p>
+      <w:pPr>
+        <w:numPr>
+          <w:ilvl w:val="0"/>
           <w:numId w:val="14"/>
         </w:numPr>
         <w:spacing w:lineRule="auto"/>
@@ -3685,11 +4328,37 @@
         <w:rPr>
           <w:b/>
         </w:rPr>
-        <w:t xml:space="preserve">Ruolo operatore</w:t>
-      </w:r>
-      <w:r>
-        <w:rPr/>
-        <w:t xml:space="preserve"> (controlla la visibilità delle sezioni del menu): </w:t>
+        <w:t xml:space="preserve">Customers</w:t>
+      </w:r>
+      <w:r>
+        <w:rPr/>
+        <w:t xml:space="preserve"> (</w:t>
+      </w:r>
+      <w:r>
+        <w:rPr/>
+        <w:t xml:space="preserve">/customers</w:t>
+      </w:r>
+      <w:r>
+        <w:rPr/>
+        <w:t xml:space="preserve">): 4.092 clienti; colonne: ID, Owner (Admin/Operation/Partner), Partner, Cognome, Nome, Email, Data nascita, Citofono, Telefono, Indirizzo, Note. Azioni: DELIVERY (crea consegna dal cliente), MODIFICA, ELIMINA; AGGIUNGI, ESPORTA, IMPORTARE, formato CSV. Da questa sezione la boutique può </w:t>
+      </w:r>
+      <w:r>
+        <w:rPr>
+          <w:b/>
+        </w:rPr>
+        <w:t xml:space="preserve">rigenerare il codice di consegna "fisso" del cliente</w:t>
+      </w:r>
+      <w:r>
+        <w:rPr/>
+        <w:t xml:space="preserve"> quando il partner usa </w:t>
+      </w:r>
+      <w:r>
+        <w:rPr/>
+        <w:t xml:space="preserve">deliveryCodeCheckType = UNIQUE_PER_CUSTOMER</w:t>
+      </w:r>
+      <w:r>
+        <w:rPr/>
+        <w:t xml:space="preserve"> (vedi 3.3 Sicurezza). </w:t>
       </w:r>
       <w:r>
         <w:rPr>
@@ -3700,135 +4369,258 @@
     </w:p>
     <w:p>
       <w:pPr>
-        <w:numPr>
-          <w:ilvl w:val="2"/>
-          <w:numId w:val="15"/>
-        </w:numPr>
-        <w:spacing w:lineRule="auto"/>
-      </w:pPr>
-      <w:r>
-        <w:rPr/>
-        <w:t xml:space="preserve">operation</w:t>
-      </w:r>
-      <w:r>
-        <w:rPr/>
-        <w:t xml:space="preserve"> (base): vede la sezione </w:t>
-      </w:r>
-      <w:r>
-        <w:rPr>
-          <w:b/>
-        </w:rPr>
-        <w:t xml:space="preserve">Operatività</w:t>
-      </w:r>
-      <w:r>
-        <w:rPr/>
-        <w:t xml:space="preserve">, non </w:t>
-      </w:r>
-      <w:r>
-        <w:rPr>
-          <w:b/>
-        </w:rPr>
-        <w:t xml:space="preserve">Amministrazione</w:t>
-      </w:r>
-      <w:r>
-        <w:rPr/>
-        <w:t xml:space="preserve">.</w:t>
-      </w:r>
-    </w:p>
-    <w:p>
-      <w:pPr>
-        <w:numPr>
-          <w:ilvl w:val="2"/>
-          <w:numId w:val="15"/>
-        </w:numPr>
-        <w:spacing w:lineRule="auto"/>
-      </w:pPr>
-      <w:r>
-        <w:rPr/>
-        <w:t xml:space="preserve">finance</w:t>
-      </w:r>
-      <w:r>
-        <w:rPr/>
-        <w:t xml:space="preserve">: vede </w:t>
-      </w:r>
-      <w:r>
-        <w:rPr>
-          <w:b/>
-        </w:rPr>
-        <w:t xml:space="preserve">anche la sezione Amministrazione</w:t>
-      </w:r>
-      <w:r>
-        <w:rPr/>
-        <w:t xml:space="preserve"> (Stipendi, Pagamenti, Regole, Finanza).</w:t>
-      </w:r>
-    </w:p>
-    <w:p>
-      <w:pPr>
-        <w:numPr>
-          <w:ilvl w:val="2"/>
-          <w:numId w:val="15"/>
-        </w:numPr>
-        <w:spacing w:lineRule="auto"/>
-      </w:pPr>
-      <w:r>
-        <w:rPr/>
-        <w:t xml:space="preserve">project_manager</w:t>
-      </w:r>
-      <w:r>
-        <w:rPr/>
-        <w:t xml:space="preserve">: </w:t>
-      </w:r>
-      <w:r>
-        <w:rPr>
-          <w:b/>
-        </w:rPr>
-        <w:t xml:space="preserve">non vede la sezione Operatività</w:t>
-      </w:r>
-      <w:r>
-        <w:rPr/>
-        <w:t xml:space="preserve"> (Consegne, Attività, Vendite).</w:t>
-      </w:r>
-    </w:p>
-    <w:p>
-      <w:pPr>
-        <w:numPr>
-          <w:ilvl w:val="2"/>
-          <w:numId w:val="15"/>
-        </w:numPr>
-        <w:spacing w:lineRule="auto"/>
-      </w:pPr>
-      <w:r>
-        <w:rPr/>
-        <w:t xml:space="preserve">customer_service</w:t>
-      </w:r>
-      <w:r>
-        <w:rPr/>
-        <w:t xml:space="preserve">: </w:t>
-      </w:r>
-      <w:r>
-        <w:rPr>
-          <w:b/>
-        </w:rPr>
-        <w:t xml:space="preserve">non vede la sezione Amministrazione</w:t>
-      </w:r>
-      <w:r>
-        <w:rPr/>
-        <w:t xml:space="preserve">.</w:t>
-      </w:r>
-    </w:p>
-    <w:p>
-      <w:pPr>
-        <w:numPr>
-          <w:ilvl w:val="0"/>
-          <w:numId w:val="13"/>
-        </w:numPr>
-        <w:spacing w:lineRule="auto"/>
-      </w:pPr>
-      <w:r>
-        <w:rPr>
-          <w:b/>
-        </w:rPr>
-        <w:t xml:space="preserve">Customers</w:t>
+        <w:pStyle w:val="Heading3"/>
+        <w:spacing w:lineRule="auto"/>
+      </w:pPr>
+      <w:r>
+        <w:rPr/>
+        <w:t xml:space="preserve">3.6 Prodotti (</w:t>
+      </w:r>
+      <w:r>
+        <w:rPr/>
+        <w:t xml:space="preserve">/prodotti</w:t>
+      </w:r>
+      <w:r>
+        <w:rPr/>
+        <w:t xml:space="preserve">)</w:t>
+      </w:r>
+    </w:p>
+    <w:p>
+      <w:pPr>
+        <w:numPr>
+          <w:ilvl w:val="0"/>
+          <w:numId w:val="17"/>
+        </w:numPr>
+        <w:spacing w:lineRule="auto"/>
+      </w:pPr>
+      <w:r>
+        <w:rPr/>
+        <w:t xml:space="preserve">Tab: ATTIVA PRODOTTI, ARCHIVIO PRODOTTI, </w:t>
+      </w:r>
+      <w:r>
+        <w:rPr>
+          <w:b/>
+        </w:rPr>
+        <w:t xml:space="preserve">SHOPIFY PRODOTTI</w:t>
+      </w:r>
+      <w:r>
+        <w:rPr/>
+        <w:t xml:space="preserve"> (sincronizzazione prodotti da Shopify). Viste TABELLA / GRIGLIA. 8.503 prodotti. </w:t>
+      </w:r>
+      <w:r>
+        <w:rPr>
+          <w:b/>
+        </w:rPr>
+        <w:t xml:space="preserve">[NUOVO]</w:t>
+      </w:r>
+    </w:p>
+    <w:p>
+      <w:pPr>
+        <w:numPr>
+          <w:ilvl w:val="0"/>
+          <w:numId w:val="17"/>
+        </w:numPr>
+        <w:spacing w:lineRule="auto"/>
+      </w:pPr>
+      <w:r>
+        <w:rPr/>
+        <w:t xml:space="preserve">Bottoni: AGGIUNGI, ESPORTA, IMPORTARE, SCARICA IL FORMATO CSV, ELIMINAZIONE MULTIPLA (+SELEZIONA TUTTI), selettore stato Attivo/Disattivo.</w:t>
+      </w:r>
+    </w:p>
+    <w:p>
+      <w:pPr>
+        <w:numPr>
+          <w:ilvl w:val="0"/>
+          <w:numId w:val="17"/>
+        </w:numPr>
+        <w:spacing w:lineRule="auto"/>
+      </w:pPr>
+      <w:r>
+        <w:rPr/>
+        <w:t xml:space="preserve">Colonne/filtri: ID, Foto, Nome, Variante SKU, Categoria, Prezzo, Prezzo Pubblico, Stock, Partner, SKU, Super Prodotto Sì/No, Super Provincia Sì/No, Prodotto Unico Sì/No, Approvato Sì/No, In Magazzino Sì/No, Attivo.</w:t>
+      </w:r>
+    </w:p>
+    <w:p>
+      <w:pPr>
+        <w:numPr>
+          <w:ilvl w:val="0"/>
+          <w:numId w:val="17"/>
+        </w:numPr>
+        <w:spacing w:lineRule="auto"/>
+      </w:pPr>
+      <w:r>
+        <w:rPr/>
+        <w:t xml:space="preserve">Tipi di prodotto: </w:t>
+      </w:r>
+      <w:r>
+        <w:rPr>
+          <w:b/>
+        </w:rPr>
+        <w:t xml:space="preserve">unici</w:t>
+      </w:r>
+      <w:r>
+        <w:rPr/>
+        <w:t xml:space="preserve"> (di un partner), </w:t>
+      </w:r>
+      <w:r>
+        <w:rPr>
+          <w:b/>
+        </w:rPr>
+        <w:t xml:space="preserve">non-unici</w:t>
+      </w:r>
+      <w:r>
+        <w:rPr/>
+        <w:t xml:space="preserve"> (es. fiori), </w:t>
+      </w:r>
+      <w:r>
+        <w:rPr>
+          <w:b/>
+        </w:rPr>
+        <w:t xml:space="preserve">superprodotti</w:t>
+      </w:r>
+      <w:r>
+        <w:rPr/>
+        <w:t xml:space="preserve"> (combinazioni di più prodotti). Flag "Visible to other partners" per rendere visibili i prodotti unici ad altri partner. Admin/Operation aggiungono qualsiasi prodotto; ogni partner carica i propri come unici.</w:t>
+      </w:r>
+    </w:p>
+    <w:p>
+      <w:pPr>
+        <w:numPr>
+          <w:ilvl w:val="0"/>
+          <w:numId w:val="17"/>
+        </w:numPr>
+        <w:spacing w:lineRule="auto"/>
+      </w:pPr>
+      <w:r>
+        <w:rPr>
+          <w:b/>
+        </w:rPr>
+        <w:t xml:space="preserve">Form "Nuovo prodotto"</w:t>
+      </w:r>
+      <w:r>
+        <w:rPr/>
+        <w:t xml:space="preserve"> (verificato campo-per-campo): sezioni </w:t>
+      </w:r>
+      <w:r>
+        <w:rPr>
+          <w:b/>
+        </w:rPr>
+        <w:t xml:space="preserve">DETTAGLI</w:t>
+      </w:r>
+      <w:r>
+        <w:rPr/>
+        <w:t xml:space="preserve"> (Nome*, Partner, Categoria*, SKU, Giorni Preparazione, </w:t>
+      </w:r>
+      <w:r>
+        <w:rPr>
+          <w:b/>
+        </w:rPr>
+        <w:t xml:space="preserve">Plus del prodotto</w:t>
+      </w:r>
+      <w:r>
+        <w:rPr/>
+        <w:t xml:space="preserve"> max 80*, Descrizione rich text, Prezzo, Prezzo pubblico, Linea, Immagine; flag Non modificabile, Prodotto unico), </w:t>
+      </w:r>
+      <w:r>
+        <w:rPr>
+          <w:b/>
+        </w:rPr>
+        <w:t xml:space="preserve">INVENTORY MANAGEMENT</w:t>
+      </w:r>
+      <w:r>
+        <w:rPr/>
+        <w:t xml:space="preserve"> (Controlla stock, Nome alternativo + Usa nome alternativo), </w:t>
+      </w:r>
+      <w:r>
+        <w:rPr>
+          <w:b/>
+        </w:rPr>
+        <w:t xml:space="preserve">SHOPIFY CONNECTION</w:t>
+      </w:r>
+      <w:r>
+        <w:rPr/>
+        <w:t xml:space="preserve"> (Approvato, Attivo, Not physical, </w:t>
+      </w:r>
+      <w:r>
+        <w:rPr>
+          <w:b/>
+        </w:rPr>
+        <w:t xml:space="preserve">SELECT PLATFORMS</w:t>
+      </w:r>
+      <w:r>
+        <w:rPr/>
+        <w:t xml:space="preserve">: Deluxy/Cakes/Flowers/Business/Experience/DotCom + descrizione per piattaforma, image manager), </w:t>
+      </w:r>
+      <w:r>
+        <w:rPr>
+          <w:b/>
+        </w:rPr>
+        <w:t xml:space="preserve">PRODUCTS PARTNER</w:t>
+      </w:r>
+      <w:r>
+        <w:rPr/>
+        <w:t xml:space="preserve"> (partner aggiuntivi che vendono il prodotto), </w:t>
+      </w:r>
+      <w:r>
+        <w:rPr>
+          <w:b/>
+        </w:rPr>
+        <w:t xml:space="preserve">SUPER PRODOTTO</w:t>
+      </w:r>
+      <w:r>
+        <w:rPr/>
+        <w:t xml:space="preserve"> (componenti), </w:t>
+      </w:r>
+      <w:r>
+        <w:rPr>
+          <w:b/>
+        </w:rPr>
+        <w:t xml:space="preserve">PRODOTTO VARIANTI</w:t>
+      </w:r>
+      <w:r>
+        <w:rPr/>
+        <w:t xml:space="preserve"> (flag ha varianti + titolo opzione + varianti con prezzo/SKU), </w:t>
+      </w:r>
+      <w:r>
+        <w:rPr>
+          <w:b/>
+        </w:rPr>
+        <w:t xml:space="preserve">CAMPI OBBLIGATORI</w:t>
+      </w:r>
+      <w:r>
+        <w:rPr/>
+        <w:t xml:space="preserve"> (campi testuali). </w:t>
+      </w:r>
+      <w:r>
+        <w:rPr>
+          <w:b/>
+        </w:rPr>
+        <w:t xml:space="preserve">[NUOVO — form prodotto completo, incl. varianti e multi-partner]</w:t>
+      </w:r>
+    </w:p>
+    <w:p>
+      <w:pPr>
+        <w:pStyle w:val="Heading4"/>
+        <w:spacing w:lineRule="auto"/>
+      </w:pPr>
+      <w:r>
+        <w:rPr/>
+        <w:t xml:space="preserve">Sottosezioni Prodotti</w:t>
+      </w:r>
+    </w:p>
+    <w:p>
+      <w:pPr>
+        <w:numPr>
+          <w:ilvl w:val="0"/>
+          <w:numId w:val="18"/>
+        </w:numPr>
+        <w:spacing w:lineRule="auto"/>
+      </w:pPr>
+      <w:r>
+        <w:rPr>
+          <w:b/>
+        </w:rPr>
+        <w:t xml:space="preserve">Categorie</w:t>
       </w:r>
       <w:r>
         <w:rPr/>
@@ -3836,29 +4628,92 @@
       </w:r>
       <w:r>
         <w:rPr/>
-        <w:t xml:space="preserve">/customers</w:t>
-      </w:r>
-      <w:r>
-        <w:rPr/>
-        <w:t xml:space="preserve">): 4.092 clienti; colonne: ID, Owner (Admin/Operation/Partner), Partner, Cognome, Nome, Email, Data nascita, Citofono, Telefono, Indirizzo, Note. Azioni: DELIVERY (crea consegna dal cliente), MODIFICA, ELIMINA; AGGIUNGI, ESPORTA, IMPORTARE, formato CSV. Da questa sezione la boutique può </w:t>
-      </w:r>
-      <w:r>
-        <w:rPr>
-          <w:b/>
-        </w:rPr>
-        <w:t xml:space="preserve">rigenerare il codice di consegna "fisso" del cliente</w:t>
-      </w:r>
-      <w:r>
-        <w:rPr/>
-        <w:t xml:space="preserve"> quando il partner usa </w:t>
-      </w:r>
-      <w:r>
-        <w:rPr/>
-        <w:t xml:space="preserve">deliveryCodeCheckType = UNIQUE_PER_CUSTOMER</w:t>
-      </w:r>
-      <w:r>
-        <w:rPr/>
-        <w:t xml:space="preserve"> (vedi 3.3 Sicurezza). </w:t>
+        <w:t xml:space="preserve">/product/categoria</w:t>
+      </w:r>
+      <w:r>
+        <w:rPr/>
+        <w:t xml:space="preserve">): 63 categorie (es. Fiori, Fiori Classici, Fiori d'Arte, Torte, Dolci, Box Regalo, Cappelliere, Palloncini, Accessori, B2B Colazione/Break/Lunch/Aperitivo, Ghirlande, Abbonamento Fiori, Regalistica Natale…). </w:t>
+      </w:r>
+      <w:r>
+        <w:rPr>
+          <w:b/>
+        </w:rPr>
+        <w:t xml:space="preserve">Form "Nuova categoria"</w:t>
+      </w:r>
+      <w:r>
+        <w:rPr/>
+        <w:t xml:space="preserve"> (verificato): Nome*, Note, </w:t>
+      </w:r>
+      <w:r>
+        <w:rPr>
+          <w:b/>
+        </w:rPr>
+        <w:t xml:space="preserve">AI Prompt</w:t>
+      </w:r>
+      <w:r>
+        <w:rPr/>
+        <w:t xml:space="preserve"> (per generazione AI, es. torte), </w:t>
+      </w:r>
+      <w:r>
+        <w:rPr>
+          <w:b/>
+        </w:rPr>
+        <w:t xml:space="preserve">Extra fields</w:t>
+      </w:r>
+      <w:r>
+        <w:rPr/>
+        <w:t xml:space="preserve"> (nome campo + tipo: Opzionale / Obbligatorio / solo Admin), </w:t>
+      </w:r>
+      <w:r>
+        <w:rPr>
+          <w:b/>
+        </w:rPr>
+        <w:t xml:space="preserve">Province discounts</w:t>
+      </w:r>
+      <w:r>
+        <w:rPr/>
+        <w:t xml:space="preserve"> (provincia + % di sconto → genera automaticamente prodotti scontati arrotondati a 0/5). </w:t>
+      </w:r>
+      <w:r>
+        <w:rPr>
+          <w:b/>
+        </w:rPr>
+        <w:t xml:space="preserve">[NUOVO — AI Prompt e Note sul form categoria]</w:t>
+      </w:r>
+    </w:p>
+    <w:p>
+      <w:pPr>
+        <w:numPr>
+          <w:ilvl w:val="0"/>
+          <w:numId w:val="18"/>
+        </w:numPr>
+        <w:spacing w:lineRule="auto"/>
+      </w:pPr>
+      <w:r>
+        <w:rPr>
+          <w:b/>
+        </w:rPr>
+        <w:t xml:space="preserve">Prodotto Collections</w:t>
+      </w:r>
+      <w:r>
+        <w:rPr/>
+        <w:t xml:space="preserve"> (</w:t>
+      </w:r>
+      <w:r>
+        <w:rPr/>
+        <w:t xml:space="preserve">/collections</w:t>
+      </w:r>
+      <w:r>
+        <w:rPr/>
+        <w:t xml:space="preserve">): collezioni shop per provincia: Collection Name, Handle (es. </w:t>
+      </w:r>
+      <w:r>
+        <w:rPr/>
+        <w:t xml:space="preserve">province-products/rm</w:t>
+      </w:r>
+      <w:r>
+        <w:rPr/>
+        <w:t xml:space="preserve">), Descrizione, Provincia, Codice provincia, Categoria prodotto. </w:t>
       </w:r>
       <w:r>
         <w:rPr>
@@ -3869,16 +4724,43 @@
     </w:p>
     <w:p>
       <w:pPr>
+        <w:numPr>
+          <w:ilvl w:val="0"/>
+          <w:numId w:val="18"/>
+        </w:numPr>
+        <w:spacing w:lineRule="auto"/>
+      </w:pPr>
+      <w:r>
+        <w:rPr>
+          <w:b/>
+        </w:rPr>
+        <w:t xml:space="preserve">Cakes Order Product</w:t>
+      </w:r>
+      <w:r>
+        <w:rPr/>
+        <w:t xml:space="preserve"> (</w:t>
+      </w:r>
+      <w:r>
+        <w:rPr/>
+        <w:t xml:space="preserve">/cake/orders</w:t>
+      </w:r>
+      <w:r>
+        <w:rPr/>
+        <w:t xml:space="preserve">): torte acquistate e realizzate con l'AI (8 presenti) con foto.</w:t>
+      </w:r>
+    </w:p>
+    <w:p>
+      <w:pPr>
         <w:pStyle w:val="Heading3"/>
         <w:spacing w:lineRule="auto"/>
       </w:pPr>
       <w:r>
         <w:rPr/>
-        <w:t xml:space="preserve">3.6 Prodotti (</w:t>
-      </w:r>
-      <w:r>
-        <w:rPr/>
-        <w:t xml:space="preserve">/prodotti</w:t>
+        <w:t xml:space="preserve">3.7 Vendite (</w:t>
+      </w:r>
+      <w:r>
+        <w:rPr/>
+        <w:t xml:space="preserve">/all/vendita</w:t>
       </w:r>
       <w:r>
         <w:rPr/>
@@ -3889,23 +4771,107 @@
       <w:pPr>
         <w:numPr>
           <w:ilvl w:val="0"/>
-          <w:numId w:val="16"/>
-        </w:numPr>
-        <w:spacing w:lineRule="auto"/>
-      </w:pPr>
-      <w:r>
-        <w:rPr/>
-        <w:t xml:space="preserve">Tab: ATTIVA PRODOTTI, ARCHIVIO PRODOTTI, </w:t>
-      </w:r>
-      <w:r>
-        <w:rPr>
-          <w:b/>
-        </w:rPr>
-        <w:t xml:space="preserve">SHOPIFY PRODOTTI</w:t>
-      </w:r>
-      <w:r>
-        <w:rPr/>
-        <w:t xml:space="preserve"> (sincronizzazione prodotti da Shopify). Viste TABELLA / GRIGLIA. 8.503 prodotti. </w:t>
+          <w:numId w:val="19"/>
+        </w:numPr>
+        <w:spacing w:lineRule="auto"/>
+      </w:pPr>
+      <w:r>
+        <w:rPr/>
+        <w:t xml:space="preserve">Viste per piattaforma: All Vendite + Deluxy (</w:t>
+      </w:r>
+      <w:r>
+        <w:rPr/>
+        <w:t xml:space="preserve">/vendita</w:t>
+      </w:r>
+      <w:r>
+        <w:rPr/>
+        <w:t xml:space="preserve">), Cakes (</w:t>
+      </w:r>
+      <w:r>
+        <w:rPr/>
+        <w:t xml:space="preserve">/cakes/vendita</w:t>
+      </w:r>
+      <w:r>
+        <w:rPr/>
+        <w:t xml:space="preserve">), Business (</w:t>
+      </w:r>
+      <w:r>
+        <w:rPr/>
+        <w:t xml:space="preserve">/business/vendita</w:t>
+      </w:r>
+      <w:r>
+        <w:rPr/>
+        <w:t xml:space="preserve">), Deluxy Flowers (</w:t>
+      </w:r>
+      <w:r>
+        <w:rPr/>
+        <w:t xml:space="preserve">/flowers/vendita</w:t>
+      </w:r>
+      <w:r>
+        <w:rPr/>
+        <w:t xml:space="preserve">), Deluxy Experience (</w:t>
+      </w:r>
+      <w:r>
+        <w:rPr/>
+        <w:t xml:space="preserve">/experience/vendita</w:t>
+      </w:r>
+      <w:r>
+        <w:rPr/>
+        <w:t xml:space="preserve">), Deluxy.Com (</w:t>
+      </w:r>
+      <w:r>
+        <w:rPr/>
+        <w:t xml:space="preserve">/deluxydotcom/vendita</w:t>
+      </w:r>
+      <w:r>
+        <w:rPr/>
+        <w:t xml:space="preserve">).</w:t>
+      </w:r>
+    </w:p>
+    <w:p>
+      <w:pPr>
+        <w:numPr>
+          <w:ilvl w:val="0"/>
+          <w:numId w:val="19"/>
+        </w:numPr>
+        <w:spacing w:lineRule="auto"/>
+      </w:pPr>
+      <w:r>
+        <w:rPr/>
+        <w:t xml:space="preserve">Colonne: Platform, System ID, ID ordine effettivo, Ordine, Data, Cliente, Indirizzo, Telefono, Canale (es. Online Store), Totale, Costo consegna, Stato del pagamento (paid…), Stato di adempimento (Unfulfilled…), Elementi, SKU, Metodo di consegna, Vendor, Stato (es. Da Gestire).</w:t>
+      </w:r>
+    </w:p>
+    <w:p>
+      <w:pPr>
+        <w:numPr>
+          <w:ilvl w:val="0"/>
+          <w:numId w:val="19"/>
+        </w:numPr>
+        <w:spacing w:lineRule="auto"/>
+      </w:pPr>
+      <w:r>
+        <w:rPr/>
+        <w:t xml:space="preserve">Azioni per vendita: </w:t>
+      </w:r>
+      <w:r>
+        <w:rPr>
+          <w:b/>
+        </w:rPr>
+        <w:t xml:space="preserve">GENERATE LINK, SEND EMAIL, CONFERMA, MODIFICA, RIFIUTA</w:t>
+      </w:r>
+      <w:r>
+        <w:rPr/>
+        <w:t xml:space="preserve">. In alto: AGGIUNGI, ESPORTA, </w:t>
+      </w:r>
+      <w:r>
+        <w:rPr>
+          <w:b/>
+        </w:rPr>
+        <w:t xml:space="preserve">PAGAMENTI DELLE VENDITE</w:t>
+      </w:r>
+      <w:r>
+        <w:rPr/>
+        <w:t xml:space="preserve">, STORICO. </w:t>
       </w:r>
       <w:r>
         <w:rPr>
@@ -3918,184 +4884,13 @@
       <w:pPr>
         <w:numPr>
           <w:ilvl w:val="0"/>
-          <w:numId w:val="16"/>
-        </w:numPr>
-        <w:spacing w:lineRule="auto"/>
-      </w:pPr>
-      <w:r>
-        <w:rPr/>
-        <w:t xml:space="preserve">Bottoni: AGGIUNGI, ESPORTA, IMPORTARE, SCARICA IL FORMATO CSV, ELIMINAZIONE MULTIPLA (+SELEZIONA TUTTI), selettore stato Attivo/Disattivo.</w:t>
-      </w:r>
-    </w:p>
-    <w:p>
-      <w:pPr>
-        <w:numPr>
-          <w:ilvl w:val="0"/>
-          <w:numId w:val="16"/>
-        </w:numPr>
-        <w:spacing w:lineRule="auto"/>
-      </w:pPr>
-      <w:r>
-        <w:rPr/>
-        <w:t xml:space="preserve">Colonne/filtri: ID, Foto, Nome, Variante SKU, Categoria, Prezzo, Prezzo Pubblico, Stock, Partner, SKU, Super Prodotto Sì/No, Super Provincia Sì/No, Prodotto Unico Sì/No, Approvato Sì/No, In Magazzino Sì/No, Attivo.</w:t>
-      </w:r>
-    </w:p>
-    <w:p>
-      <w:pPr>
-        <w:numPr>
-          <w:ilvl w:val="0"/>
-          <w:numId w:val="16"/>
-        </w:numPr>
-        <w:spacing w:lineRule="auto"/>
-      </w:pPr>
-      <w:r>
-        <w:rPr/>
-        <w:t xml:space="preserve">Tipi di prodotto: </w:t>
-      </w:r>
-      <w:r>
-        <w:rPr>
-          <w:b/>
-        </w:rPr>
-        <w:t xml:space="preserve">unici</w:t>
-      </w:r>
-      <w:r>
-        <w:rPr/>
-        <w:t xml:space="preserve"> (di un partner), </w:t>
-      </w:r>
-      <w:r>
-        <w:rPr>
-          <w:b/>
-        </w:rPr>
-        <w:t xml:space="preserve">non-unici</w:t>
-      </w:r>
-      <w:r>
-        <w:rPr/>
-        <w:t xml:space="preserve"> (es. fiori), </w:t>
-      </w:r>
-      <w:r>
-        <w:rPr>
-          <w:b/>
-        </w:rPr>
-        <w:t xml:space="preserve">superprodotti</w:t>
-      </w:r>
-      <w:r>
-        <w:rPr/>
-        <w:t xml:space="preserve"> (combinazioni di più prodotti). Flag "Visible to other partners" per rendere visibili i prodotti unici ad altri partner. Admin/Operation aggiungono qualsiasi prodotto; ogni partner carica i propri come unici.</w:t>
-      </w:r>
-    </w:p>
-    <w:p>
-      <w:pPr>
-        <w:numPr>
-          <w:ilvl w:val="0"/>
-          <w:numId w:val="16"/>
-        </w:numPr>
-        <w:spacing w:lineRule="auto"/>
-      </w:pPr>
-      <w:r>
-        <w:rPr>
-          <w:b/>
-        </w:rPr>
-        <w:t xml:space="preserve">Form "Nuovo prodotto"</w:t>
-      </w:r>
-      <w:r>
-        <w:rPr/>
-        <w:t xml:space="preserve"> (verificato campo-per-campo): sezioni </w:t>
-      </w:r>
-      <w:r>
-        <w:rPr>
-          <w:b/>
-        </w:rPr>
-        <w:t xml:space="preserve">DETTAGLI</w:t>
-      </w:r>
-      <w:r>
-        <w:rPr/>
-        <w:t xml:space="preserve"> (Nome*, Partner, Categoria*, SKU, Giorni Preparazione, </w:t>
-      </w:r>
-      <w:r>
-        <w:rPr>
-          <w:b/>
-        </w:rPr>
-        <w:t xml:space="preserve">Plus del prodotto</w:t>
-      </w:r>
-      <w:r>
-        <w:rPr/>
-        <w:t xml:space="preserve"> max 80*, Descrizione rich text, Prezzo, Prezzo pubblico, Linea, Immagine; flag Non modificabile, Prodotto unico), </w:t>
-      </w:r>
-      <w:r>
-        <w:rPr>
-          <w:b/>
-        </w:rPr>
-        <w:t xml:space="preserve">INVENTORY MANAGEMENT</w:t>
-      </w:r>
-      <w:r>
-        <w:rPr/>
-        <w:t xml:space="preserve"> (Controlla stock, Nome alternativo + Usa nome alternativo), </w:t>
-      </w:r>
-      <w:r>
-        <w:rPr>
-          <w:b/>
-        </w:rPr>
-        <w:t xml:space="preserve">SHOPIFY CONNECTION</w:t>
-      </w:r>
-      <w:r>
-        <w:rPr/>
-        <w:t xml:space="preserve"> (Approvato, Attivo, Not physical, </w:t>
-      </w:r>
-      <w:r>
-        <w:rPr>
-          <w:b/>
-        </w:rPr>
-        <w:t xml:space="preserve">SELECT PLATFORMS</w:t>
-      </w:r>
-      <w:r>
-        <w:rPr/>
-        <w:t xml:space="preserve">: Deluxy/Cakes/Flowers/Business/Experience/DotCom + descrizione per piattaforma, image manager), </w:t>
-      </w:r>
-      <w:r>
-        <w:rPr>
-          <w:b/>
-        </w:rPr>
-        <w:t xml:space="preserve">PRODUCTS PARTNER</w:t>
-      </w:r>
-      <w:r>
-        <w:rPr/>
-        <w:t xml:space="preserve"> (partner aggiuntivi che vendono il prodotto), </w:t>
-      </w:r>
-      <w:r>
-        <w:rPr>
-          <w:b/>
-        </w:rPr>
-        <w:t xml:space="preserve">SUPER PRODOTTO</w:t>
-      </w:r>
-      <w:r>
-        <w:rPr/>
-        <w:t xml:space="preserve"> (componenti), </w:t>
-      </w:r>
-      <w:r>
-        <w:rPr>
-          <w:b/>
-        </w:rPr>
-        <w:t xml:space="preserve">PRODOTTO VARIANTI</w:t>
-      </w:r>
-      <w:r>
-        <w:rPr/>
-        <w:t xml:space="preserve"> (flag ha varianti + titolo opzione + varianti con prezzo/SKU), </w:t>
-      </w:r>
-      <w:r>
-        <w:rPr>
-          <w:b/>
-        </w:rPr>
-        <w:t xml:space="preserve">CAMPI OBBLIGATORI</w:t>
-      </w:r>
-      <w:r>
-        <w:rPr/>
-        <w:t xml:space="preserve"> (campi testuali). </w:t>
-      </w:r>
-      <w:r>
-        <w:rPr>
-          <w:b/>
-        </w:rPr>
-        <w:t xml:space="preserve">[NUOVO — form prodotto completo, incl. varianti e multi-partner]</w:t>
+          <w:numId w:val="19"/>
+        </w:numPr>
+        <w:spacing w:lineRule="auto"/>
+      </w:pPr>
+      <w:r>
+        <w:rPr/>
+        <w:t xml:space="preserve">Il popup "Seleziona Piattaforma di vendita" (Shopify / Cake / Business / Flowers) compare per aggiungere una vendita manuale.</w:t>
       </w:r>
     </w:p>
     <w:p>
@@ -4105,22 +4900,169 @@
       </w:pPr>
       <w:r>
         <w:rPr/>
-        <w:t xml:space="preserve">Sottosezioni Prodotti</w:t>
-      </w:r>
-    </w:p>
-    <w:p>
-      <w:pPr>
-        <w:numPr>
-          <w:ilvl w:val="0"/>
-          <w:numId w:val="17"/>
-        </w:numPr>
-        <w:spacing w:lineRule="auto"/>
-      </w:pPr>
-      <w:r>
-        <w:rPr>
-          <w:b/>
-        </w:rPr>
-        <w:t xml:space="preserve">Categorie</w:t>
+        <w:t xml:space="preserve">Logica di smistamento vendite (invariata)</w:t>
+      </w:r>
+    </w:p>
+    <w:p>
+      <w:pPr>
+        <w:numPr>
+          <w:ilvl w:val="0"/>
+          <w:numId w:val="20"/>
+        </w:numPr>
+        <w:spacing w:lineRule="auto"/>
+      </w:pPr>
+      <w:r>
+        <w:rPr>
+          <w:b/>
+        </w:rPr>
+        <w:t xml:space="preserve">Prodotto unico</w:t>
+      </w:r>
+      <w:r>
+        <w:rPr/>
+        <w:t xml:space="preserve">: se la provincia è servita da un partner aperto → la consegna viene creata e proposta al partner; se chiuso o provincia non servita → vendita "da gestire".</w:t>
+      </w:r>
+    </w:p>
+    <w:p>
+      <w:pPr>
+        <w:numPr>
+          <w:ilvl w:val="0"/>
+          <w:numId w:val="20"/>
+        </w:numPr>
+        <w:spacing w:lineRule="auto"/>
+      </w:pPr>
+      <w:r>
+        <w:rPr>
+          <w:b/>
+        </w:rPr>
+        <w:t xml:space="preserve">Prodotto non unico</w:t>
+      </w:r>
+      <w:r>
+        <w:rPr/>
+        <w:t xml:space="preserve">: se esiste lista priorità per provincia → invio ai partner prioritari aperti (con eventuale sconto categoria arrotondato a 0 o 5), altrimenti agli altri partner; senza lista priorità → vendita "da gestire".</w:t>
+      </w:r>
+    </w:p>
+    <w:p>
+      <w:pPr>
+        <w:numPr>
+          <w:ilvl w:val="0"/>
+          <w:numId w:val="20"/>
+        </w:numPr>
+        <w:spacing w:lineRule="auto"/>
+      </w:pPr>
+      <w:r>
+        <w:rPr/>
+        <w:t xml:space="preserve">Stati vendita/consegna collegati: Accettata (il partner accetta la vendita), Richiedi Annullamento (se ancora "da gestire" si annulla automaticamente), Non Accettata (grigio), Non Consegnata (blu, con motivo nelle note), Consegnata, Annullata (solo Admin/Operation).</w:t>
+      </w:r>
+    </w:p>
+    <w:p>
+      <w:pPr>
+        <w:numPr>
+          <w:ilvl w:val="0"/>
+          <w:numId w:val="20"/>
+        </w:numPr>
+        <w:spacing w:lineRule="auto"/>
+      </w:pPr>
+      <w:r>
+        <w:rPr/>
+        <w:t xml:space="preserve">Servizi orari in storico: CONSEGNATO CON ORARIO DA APPROVARE / CONSEGNATO CON ORARIO NON APPROVATO (verificare l'orario del valet prima di procedere).</w:t>
+      </w:r>
+    </w:p>
+    <w:p>
+      <w:pPr>
+        <w:pStyle w:val="Heading3"/>
+        <w:spacing w:lineRule="auto"/>
+      </w:pPr>
+      <w:r>
+        <w:rPr/>
+        <w:t xml:space="preserve">3.8 Finanza (</w:t>
+      </w:r>
+      <w:r>
+        <w:rPr/>
+        <w:t xml:space="preserve">/finanza</w:t>
+      </w:r>
+      <w:r>
+        <w:rPr/>
+        <w:t xml:space="preserve">)</w:t>
+      </w:r>
+    </w:p>
+    <w:p>
+      <w:pPr>
+        <w:spacing w:lineRule="auto"/>
+      </w:pPr>
+      <w:r>
+        <w:rPr/>
+        <w:t xml:space="preserve">Visibile solo agli admin abilitati (es. utente "support").</w:t>
+      </w:r>
+    </w:p>
+    <w:p>
+      <w:pPr>
+        <w:numPr>
+          <w:ilvl w:val="0"/>
+          <w:numId w:val="21"/>
+        </w:numPr>
+        <w:spacing w:lineRule="auto"/>
+      </w:pPr>
+      <w:r>
+        <w:rPr/>
+        <w:t xml:space="preserve">Tab </w:t>
+      </w:r>
+      <w:r>
+        <w:rPr>
+          <w:b/>
+        </w:rPr>
+        <w:t xml:space="preserve">CORRISPETTIVI</w:t>
+      </w:r>
+      <w:r>
+        <w:rPr/>
+        <w:t xml:space="preserve">: per ogni vendita: Stato, ID Vendita, ID Consegna, Data consegna, Prodotto, Categoria, Valore vendite, Prezzo pubblico, Prezzo consegna, Partner, Prezzo partner, Fee %, Fee value, Fee+IVA, Costo consegna, Primo margine, Primo margine %. Con ESPORTA.</w:t>
+      </w:r>
+    </w:p>
+    <w:p>
+      <w:pPr>
+        <w:numPr>
+          <w:ilvl w:val="0"/>
+          <w:numId w:val="21"/>
+        </w:numPr>
+        <w:spacing w:lineRule="auto"/>
+      </w:pPr>
+      <w:r>
+        <w:rPr/>
+        <w:t xml:space="preserve">Tab </w:t>
+      </w:r>
+      <w:r>
+        <w:rPr>
+          <w:b/>
+        </w:rPr>
+        <w:t xml:space="preserve">MARGINI</w:t>
+      </w:r>
+      <w:r>
+        <w:rPr/>
+        <w:t xml:space="preserve">: margini totali dell'azienda.</w:t>
+      </w:r>
+    </w:p>
+    <w:p>
+      <w:pPr>
+        <w:pStyle w:val="Heading3"/>
+        <w:spacing w:lineRule="auto"/>
+      </w:pPr>
+      <w:r>
+        <w:rPr/>
+        <w:t xml:space="preserve">3.9 Setup</w:t>
+      </w:r>
+    </w:p>
+    <w:p>
+      <w:pPr>
+        <w:numPr>
+          <w:ilvl w:val="0"/>
+          <w:numId w:val="22"/>
+        </w:numPr>
+        <w:spacing w:lineRule="auto"/>
+      </w:pPr>
+      <w:r>
+        <w:rPr>
+          <w:b/>
+        </w:rPr>
+        <w:t xml:space="preserve">Modelli SMS</w:t>
       </w:r>
       <w:r>
         <w:rPr/>
@@ -4128,72 +5070,50 @@
       </w:r>
       <w:r>
         <w:rPr/>
-        <w:t xml:space="preserve">/product/categoria</w:t>
-      </w:r>
-      <w:r>
-        <w:rPr/>
-        <w:t xml:space="preserve">): 63 categorie (es. Fiori, Fiori Classici, Fiori d'Arte, Torte, Dolci, Box Regalo, Cappelliere, Palloncini, Accessori, B2B Colazione/Break/Lunch/Aperitivo, Ghirlande, Abbonamento Fiori, Regalistica Natale…). </w:t>
-      </w:r>
-      <w:r>
-        <w:rPr>
-          <w:b/>
-        </w:rPr>
-        <w:t xml:space="preserve">Form "Nuova categoria"</w:t>
-      </w:r>
-      <w:r>
-        <w:rPr/>
-        <w:t xml:space="preserve"> (verificato): Nome*, Note, </w:t>
-      </w:r>
-      <w:r>
-        <w:rPr>
-          <w:b/>
-        </w:rPr>
-        <w:t xml:space="preserve">AI Prompt</w:t>
-      </w:r>
-      <w:r>
-        <w:rPr/>
-        <w:t xml:space="preserve"> (per generazione AI, es. torte), </w:t>
-      </w:r>
-      <w:r>
-        <w:rPr>
-          <w:b/>
-        </w:rPr>
-        <w:t xml:space="preserve">Extra fields</w:t>
-      </w:r>
-      <w:r>
-        <w:rPr/>
-        <w:t xml:space="preserve"> (nome campo + tipo: Opzionale / Obbligatorio / solo Admin), </w:t>
-      </w:r>
-      <w:r>
-        <w:rPr>
-          <w:b/>
-        </w:rPr>
-        <w:t xml:space="preserve">Province discounts</w:t>
-      </w:r>
-      <w:r>
-        <w:rPr/>
-        <w:t xml:space="preserve"> (provincia + % di sconto → genera automaticamente prodotti scontati arrotondati a 0/5). </w:t>
-      </w:r>
-      <w:r>
-        <w:rPr>
-          <w:b/>
-        </w:rPr>
-        <w:t xml:space="preserve">[NUOVO — AI Prompt e Note sul form categoria]</w:t>
-      </w:r>
-    </w:p>
-    <w:p>
-      <w:pPr>
-        <w:numPr>
-          <w:ilvl w:val="0"/>
-          <w:numId w:val="17"/>
-        </w:numPr>
-        <w:spacing w:lineRule="auto"/>
-      </w:pPr>
-      <w:r>
-        <w:rPr>
-          <w:b/>
-        </w:rPr>
-        <w:t xml:space="preserve">Prodotto Collections</w:t>
+        <w:t xml:space="preserve">/admin/smstemplates</w:t>
+      </w:r>
+      <w:r>
+        <w:rPr/>
+        <w:t xml:space="preserve">): 31 modelli; tipi Created / Departed / Arrived; assegnati ad Admin o a partner specifici (es. Boutique Chanel); placeholder disponibili: </w:t>
+      </w:r>
+      <w:r>
+        <w:rPr/>
+        <w:t xml:space="preserve">[name]</w:t>
+      </w:r>
+      <w:r>
+        <w:rPr/>
+        <w:t xml:space="preserve">, </w:t>
+      </w:r>
+      <w:r>
+        <w:rPr/>
+        <w:t xml:space="preserve">[day]</w:t>
+      </w:r>
+      <w:r>
+        <w:rPr/>
+        <w:t xml:space="preserve">, </w:t>
+      </w:r>
+      <w:r>
+        <w:rPr/>
+        <w:t xml:space="preserve">[between_time]</w:t>
+      </w:r>
+      <w:r>
+        <w:rPr/>
+        <w:t xml:space="preserve">. Brand: Deluxy, DeluxyFlowers, CakeDesign.Me, BusinessDeluxy, Deluxy Experience, Deluxy Dot Com.</w:t>
+      </w:r>
+    </w:p>
+    <w:p>
+      <w:pPr>
+        <w:numPr>
+          <w:ilvl w:val="0"/>
+          <w:numId w:val="22"/>
+        </w:numPr>
+        <w:spacing w:lineRule="auto"/>
+      </w:pPr>
+      <w:r>
+        <w:rPr>
+          <w:b/>
+        </w:rPr>
+        <w:t xml:space="preserve">Provinces &amp; Cities</w:t>
       </w:r>
       <w:r>
         <w:rPr/>
@@ -4201,19 +5121,113 @@
       </w:r>
       <w:r>
         <w:rPr/>
-        <w:t xml:space="preserve">/collections</w:t>
-      </w:r>
-      <w:r>
-        <w:rPr/>
-        <w:t xml:space="preserve">): collezioni shop per provincia: Collection Name, Handle (es. </w:t>
-      </w:r>
-      <w:r>
-        <w:rPr/>
-        <w:t xml:space="preserve">province-products/rm</w:t>
-      </w:r>
-      <w:r>
-        <w:rPr/>
-        <w:t xml:space="preserve">), Descrizione, Provincia, Codice provincia, Categoria prodotto. </w:t>
+        <w:t xml:space="preserve">/provinces/cities</w:t>
+      </w:r>
+      <w:r>
+        <w:rPr/>
+        <w:t xml:space="preserve">): 108 province italiane con codice e numero di città abilitate alle consegne in guanti bianchi; IMPORTARE + formato CSV.</w:t>
+      </w:r>
+    </w:p>
+    <w:p>
+      <w:pPr>
+        <w:numPr>
+          <w:ilvl w:val="0"/>
+          <w:numId w:val="22"/>
+        </w:numPr>
+        <w:spacing w:lineRule="auto"/>
+      </w:pPr>
+      <w:r>
+        <w:rPr>
+          <w:b/>
+        </w:rPr>
+        <w:t xml:space="preserve">Servizi Partner</w:t>
+      </w:r>
+      <w:r>
+        <w:rPr/>
+        <w:t xml:space="preserve"> (</w:t>
+      </w:r>
+      <w:r>
+        <w:rPr/>
+        <w:t xml:space="preserve">/servizi</w:t>
+      </w:r>
+      <w:r>
+        <w:rPr/>
+        <w:t xml:space="preserve">): 32 servizi; tipi: Prezzo Fisso, a Ora (min 1h), Vendita, Aziendale (Corporate), Magazzino. Esempi magazzino: Ricezione pallet, Ordine Ecommerce, Picking &amp; Packing a pezzo/a collo, Picking e Preparazione con consegna/spedizione; consegna taglie S/M e L/XL. Il valore del servizio si imposta nella scheda del singolo partner.</w:t>
+      </w:r>
+    </w:p>
+    <w:p>
+      <w:pPr>
+        <w:numPr>
+          <w:ilvl w:val="1"/>
+          <w:numId w:val="23"/>
+        </w:numPr>
+        <w:spacing w:lineRule="auto"/>
+      </w:pPr>
+      <w:r>
+        <w:rPr>
+          <w:b/>
+        </w:rPr>
+        <w:t xml:space="preserve">Corporate Service</w:t>
+      </w:r>
+      <w:r>
+        <w:rPr/>
+        <w:t xml:space="preserve">: un cliente aziendale ordina prodotti di proprietà di un altro partner; si tramuta in servizio vendita per il proprietario dei prodotti.</w:t>
+      </w:r>
+    </w:p>
+    <w:p>
+      <w:pPr>
+        <w:numPr>
+          <w:ilvl w:val="1"/>
+          <w:numId w:val="23"/>
+        </w:numPr>
+        <w:spacing w:lineRule="auto"/>
+      </w:pPr>
+      <w:r>
+        <w:rPr>
+          <w:b/>
+        </w:rPr>
+        <w:t xml:space="preserve">Servizio Magazzino</w:t>
+      </w:r>
+      <w:r>
+        <w:rPr/>
+        <w:t xml:space="preserve">: Prezzo Base + A Pezzo (per quantità) + Trasporto (base + extra distanza).</w:t>
+      </w:r>
+    </w:p>
+    <w:p>
+      <w:pPr>
+        <w:pStyle w:val="Heading3"/>
+        <w:spacing w:lineRule="auto"/>
+      </w:pPr>
+      <w:r>
+        <w:rPr/>
+        <w:t xml:space="preserve">3.10 Profilo (</w:t>
+      </w:r>
+      <w:r>
+        <w:rPr/>
+        <w:t xml:space="preserve">/profilo</w:t>
+      </w:r>
+      <w:r>
+        <w:rPr/>
+        <w:t xml:space="preserve">)</w:t>
+      </w:r>
+    </w:p>
+    <w:p>
+      <w:pPr>
+        <w:numPr>
+          <w:ilvl w:val="0"/>
+          <w:numId w:val="24"/>
+        </w:numPr>
+        <w:spacing w:lineRule="auto"/>
+      </w:pPr>
+      <w:r>
+        <w:rPr>
+          <w:b/>
+        </w:rPr>
+        <w:t xml:space="preserve">QONTO CONNECTION</w:t>
+      </w:r>
+      <w:r>
+        <w:rPr/>
+        <w:t xml:space="preserve">: collegamento del conto Qonto (CONNECT WITH QONTO). </w:t>
       </w:r>
       <w:r>
         <w:rPr>
@@ -4226,521 +5240,7 @@
       <w:pPr>
         <w:numPr>
           <w:ilvl w:val="0"/>
-          <w:numId w:val="17"/>
-        </w:numPr>
-        <w:spacing w:lineRule="auto"/>
-      </w:pPr>
-      <w:r>
-        <w:rPr>
-          <w:b/>
-        </w:rPr>
-        <w:t xml:space="preserve">Cakes Order Product</w:t>
-      </w:r>
-      <w:r>
-        <w:rPr/>
-        <w:t xml:space="preserve"> (</w:t>
-      </w:r>
-      <w:r>
-        <w:rPr/>
-        <w:t xml:space="preserve">/cake/orders</w:t>
-      </w:r>
-      <w:r>
-        <w:rPr/>
-        <w:t xml:space="preserve">): torte acquistate e realizzate con l'AI (8 presenti) con foto.</w:t>
-      </w:r>
-    </w:p>
-    <w:p>
-      <w:pPr>
-        <w:pStyle w:val="Heading3"/>
-        <w:spacing w:lineRule="auto"/>
-      </w:pPr>
-      <w:r>
-        <w:rPr/>
-        <w:t xml:space="preserve">3.7 Vendite (</w:t>
-      </w:r>
-      <w:r>
-        <w:rPr/>
-        <w:t xml:space="preserve">/all/vendita</w:t>
-      </w:r>
-      <w:r>
-        <w:rPr/>
-        <w:t xml:space="preserve">)</w:t>
-      </w:r>
-    </w:p>
-    <w:p>
-      <w:pPr>
-        <w:numPr>
-          <w:ilvl w:val="0"/>
-          <w:numId w:val="18"/>
-        </w:numPr>
-        <w:spacing w:lineRule="auto"/>
-      </w:pPr>
-      <w:r>
-        <w:rPr/>
-        <w:t xml:space="preserve">Viste per piattaforma: All Vendite + Deluxy (</w:t>
-      </w:r>
-      <w:r>
-        <w:rPr/>
-        <w:t xml:space="preserve">/vendita</w:t>
-      </w:r>
-      <w:r>
-        <w:rPr/>
-        <w:t xml:space="preserve">), Cakes (</w:t>
-      </w:r>
-      <w:r>
-        <w:rPr/>
-        <w:t xml:space="preserve">/cakes/vendita</w:t>
-      </w:r>
-      <w:r>
-        <w:rPr/>
-        <w:t xml:space="preserve">), Business (</w:t>
-      </w:r>
-      <w:r>
-        <w:rPr/>
-        <w:t xml:space="preserve">/business/vendita</w:t>
-      </w:r>
-      <w:r>
-        <w:rPr/>
-        <w:t xml:space="preserve">), Deluxy Flowers (</w:t>
-      </w:r>
-      <w:r>
-        <w:rPr/>
-        <w:t xml:space="preserve">/flowers/vendita</w:t>
-      </w:r>
-      <w:r>
-        <w:rPr/>
-        <w:t xml:space="preserve">), Deluxy Experience (</w:t>
-      </w:r>
-      <w:r>
-        <w:rPr/>
-        <w:t xml:space="preserve">/experience/vendita</w:t>
-      </w:r>
-      <w:r>
-        <w:rPr/>
-        <w:t xml:space="preserve">), Deluxy.Com (</w:t>
-      </w:r>
-      <w:r>
-        <w:rPr/>
-        <w:t xml:space="preserve">/deluxydotcom/vendita</w:t>
-      </w:r>
-      <w:r>
-        <w:rPr/>
-        <w:t xml:space="preserve">).</w:t>
-      </w:r>
-    </w:p>
-    <w:p>
-      <w:pPr>
-        <w:numPr>
-          <w:ilvl w:val="0"/>
-          <w:numId w:val="18"/>
-        </w:numPr>
-        <w:spacing w:lineRule="auto"/>
-      </w:pPr>
-      <w:r>
-        <w:rPr/>
-        <w:t xml:space="preserve">Colonne: Platform, System ID, ID ordine effettivo, Ordine, Data, Cliente, Indirizzo, Telefono, Canale (es. Online Store), Totale, Costo consegna, Stato del pagamento (paid…), Stato di adempimento (Unfulfilled…), Elementi, SKU, Metodo di consegna, Vendor, Stato (es. Da Gestire).</w:t>
-      </w:r>
-    </w:p>
-    <w:p>
-      <w:pPr>
-        <w:numPr>
-          <w:ilvl w:val="0"/>
-          <w:numId w:val="18"/>
-        </w:numPr>
-        <w:spacing w:lineRule="auto"/>
-      </w:pPr>
-      <w:r>
-        <w:rPr/>
-        <w:t xml:space="preserve">Azioni per vendita: </w:t>
-      </w:r>
-      <w:r>
-        <w:rPr>
-          <w:b/>
-        </w:rPr>
-        <w:t xml:space="preserve">GENERATE LINK, SEND EMAIL, CONFERMA, MODIFICA, RIFIUTA</w:t>
-      </w:r>
-      <w:r>
-        <w:rPr/>
-        <w:t xml:space="preserve">. In alto: AGGIUNGI, ESPORTA, </w:t>
-      </w:r>
-      <w:r>
-        <w:rPr>
-          <w:b/>
-        </w:rPr>
-        <w:t xml:space="preserve">PAGAMENTI DELLE VENDITE</w:t>
-      </w:r>
-      <w:r>
-        <w:rPr/>
-        <w:t xml:space="preserve">, STORICO. </w:t>
-      </w:r>
-      <w:r>
-        <w:rPr>
-          <w:b/>
-        </w:rPr>
-        <w:t xml:space="preserve">[NUOVO]</w:t>
-      </w:r>
-    </w:p>
-    <w:p>
-      <w:pPr>
-        <w:numPr>
-          <w:ilvl w:val="0"/>
-          <w:numId w:val="18"/>
-        </w:numPr>
-        <w:spacing w:lineRule="auto"/>
-      </w:pPr>
-      <w:r>
-        <w:rPr/>
-        <w:t xml:space="preserve">Il popup "Seleziona Piattaforma di vendita" (Shopify / Cake / Business / Flowers) compare per aggiungere una vendita manuale.</w:t>
-      </w:r>
-    </w:p>
-    <w:p>
-      <w:pPr>
-        <w:pStyle w:val="Heading4"/>
-        <w:spacing w:lineRule="auto"/>
-      </w:pPr>
-      <w:r>
-        <w:rPr/>
-        <w:t xml:space="preserve">Logica di smistamento vendite (invariata)</w:t>
-      </w:r>
-    </w:p>
-    <w:p>
-      <w:pPr>
-        <w:numPr>
-          <w:ilvl w:val="0"/>
-          <w:numId w:val="19"/>
-        </w:numPr>
-        <w:spacing w:lineRule="auto"/>
-      </w:pPr>
-      <w:r>
-        <w:rPr>
-          <w:b/>
-        </w:rPr>
-        <w:t xml:space="preserve">Prodotto unico</w:t>
-      </w:r>
-      <w:r>
-        <w:rPr/>
-        <w:t xml:space="preserve">: se la provincia è servita da un partner aperto → la consegna viene creata e proposta al partner; se chiuso o provincia non servita → vendita "da gestire".</w:t>
-      </w:r>
-    </w:p>
-    <w:p>
-      <w:pPr>
-        <w:numPr>
-          <w:ilvl w:val="0"/>
-          <w:numId w:val="19"/>
-        </w:numPr>
-        <w:spacing w:lineRule="auto"/>
-      </w:pPr>
-      <w:r>
-        <w:rPr>
-          <w:b/>
-        </w:rPr>
-        <w:t xml:space="preserve">Prodotto non unico</w:t>
-      </w:r>
-      <w:r>
-        <w:rPr/>
-        <w:t xml:space="preserve">: se esiste lista priorità per provincia → invio ai partner prioritari aperti (con eventuale sconto categoria arrotondato a 0 o 5), altrimenti agli altri partner; senza lista priorità → vendita "da gestire".</w:t>
-      </w:r>
-    </w:p>
-    <w:p>
-      <w:pPr>
-        <w:numPr>
-          <w:ilvl w:val="0"/>
-          <w:numId w:val="19"/>
-        </w:numPr>
-        <w:spacing w:lineRule="auto"/>
-      </w:pPr>
-      <w:r>
-        <w:rPr/>
-        <w:t xml:space="preserve">Stati vendita/consegna collegati: Accettata (il partner accetta la vendita), Richiedi Annullamento (se ancora "da gestire" si annulla automaticamente), Non Accettata (grigio), Non Consegnata (blu, con motivo nelle note), Consegnata, Annullata (solo Admin/Operation).</w:t>
-      </w:r>
-    </w:p>
-    <w:p>
-      <w:pPr>
-        <w:numPr>
-          <w:ilvl w:val="0"/>
-          <w:numId w:val="19"/>
-        </w:numPr>
-        <w:spacing w:lineRule="auto"/>
-      </w:pPr>
-      <w:r>
-        <w:rPr/>
-        <w:t xml:space="preserve">Servizi orari in storico: CONSEGNATO CON ORARIO DA APPROVARE / CONSEGNATO CON ORARIO NON APPROVATO (verificare l'orario del valet prima di procedere).</w:t>
-      </w:r>
-    </w:p>
-    <w:p>
-      <w:pPr>
-        <w:pStyle w:val="Heading3"/>
-        <w:spacing w:lineRule="auto"/>
-      </w:pPr>
-      <w:r>
-        <w:rPr/>
-        <w:t xml:space="preserve">3.8 Finanza (</w:t>
-      </w:r>
-      <w:r>
-        <w:rPr/>
-        <w:t xml:space="preserve">/finanza</w:t>
-      </w:r>
-      <w:r>
-        <w:rPr/>
-        <w:t xml:space="preserve">)</w:t>
-      </w:r>
-    </w:p>
-    <w:p>
-      <w:pPr>
-        <w:spacing w:lineRule="auto"/>
-      </w:pPr>
-      <w:r>
-        <w:rPr/>
-        <w:t xml:space="preserve">Visibile solo agli admin abilitati (es. utente "support").</w:t>
-      </w:r>
-    </w:p>
-    <w:p>
-      <w:pPr>
-        <w:numPr>
-          <w:ilvl w:val="0"/>
-          <w:numId w:val="20"/>
-        </w:numPr>
-        <w:spacing w:lineRule="auto"/>
-      </w:pPr>
-      <w:r>
-        <w:rPr/>
-        <w:t xml:space="preserve">Tab </w:t>
-      </w:r>
-      <w:r>
-        <w:rPr>
-          <w:b/>
-        </w:rPr>
-        <w:t xml:space="preserve">CORRISPETTIVI</w:t>
-      </w:r>
-      <w:r>
-        <w:rPr/>
-        <w:t xml:space="preserve">: per ogni vendita: Stato, ID Vendita, ID Consegna, Data consegna, Prodotto, Categoria, Valore vendite, Prezzo pubblico, Prezzo consegna, Partner, Prezzo partner, Fee %, Fee value, Fee+IVA, Costo consegna, Primo margine, Primo margine %. Con ESPORTA.</w:t>
-      </w:r>
-    </w:p>
-    <w:p>
-      <w:pPr>
-        <w:numPr>
-          <w:ilvl w:val="0"/>
-          <w:numId w:val="20"/>
-        </w:numPr>
-        <w:spacing w:lineRule="auto"/>
-      </w:pPr>
-      <w:r>
-        <w:rPr/>
-        <w:t xml:space="preserve">Tab </w:t>
-      </w:r>
-      <w:r>
-        <w:rPr>
-          <w:b/>
-        </w:rPr>
-        <w:t xml:space="preserve">MARGINI</w:t>
-      </w:r>
-      <w:r>
-        <w:rPr/>
-        <w:t xml:space="preserve">: margini totali dell'azienda.</w:t>
-      </w:r>
-    </w:p>
-    <w:p>
-      <w:pPr>
-        <w:pStyle w:val="Heading3"/>
-        <w:spacing w:lineRule="auto"/>
-      </w:pPr>
-      <w:r>
-        <w:rPr/>
-        <w:t xml:space="preserve">3.9 Setup</w:t>
-      </w:r>
-    </w:p>
-    <w:p>
-      <w:pPr>
-        <w:numPr>
-          <w:ilvl w:val="0"/>
-          <w:numId w:val="21"/>
-        </w:numPr>
-        <w:spacing w:lineRule="auto"/>
-      </w:pPr>
-      <w:r>
-        <w:rPr>
-          <w:b/>
-        </w:rPr>
-        <w:t xml:space="preserve">Modelli SMS</w:t>
-      </w:r>
-      <w:r>
-        <w:rPr/>
-        <w:t xml:space="preserve"> (</w:t>
-      </w:r>
-      <w:r>
-        <w:rPr/>
-        <w:t xml:space="preserve">/admin/smstemplates</w:t>
-      </w:r>
-      <w:r>
-        <w:rPr/>
-        <w:t xml:space="preserve">): 31 modelli; tipi Created / Departed / Arrived; assegnati ad Admin o a partner specifici (es. Boutique Chanel); placeholder disponibili: </w:t>
-      </w:r>
-      <w:r>
-        <w:rPr/>
-        <w:t xml:space="preserve">[name]</w:t>
-      </w:r>
-      <w:r>
-        <w:rPr/>
-        <w:t xml:space="preserve">, </w:t>
-      </w:r>
-      <w:r>
-        <w:rPr/>
-        <w:t xml:space="preserve">[day]</w:t>
-      </w:r>
-      <w:r>
-        <w:rPr/>
-        <w:t xml:space="preserve">, </w:t>
-      </w:r>
-      <w:r>
-        <w:rPr/>
-        <w:t xml:space="preserve">[between_time]</w:t>
-      </w:r>
-      <w:r>
-        <w:rPr/>
-        <w:t xml:space="preserve">. Brand: Deluxy, DeluxyFlowers, CakeDesign.Me, BusinessDeluxy, Deluxy Experience, Deluxy Dot Com.</w:t>
-      </w:r>
-    </w:p>
-    <w:p>
-      <w:pPr>
-        <w:numPr>
-          <w:ilvl w:val="0"/>
-          <w:numId w:val="21"/>
-        </w:numPr>
-        <w:spacing w:lineRule="auto"/>
-      </w:pPr>
-      <w:r>
-        <w:rPr>
-          <w:b/>
-        </w:rPr>
-        <w:t xml:space="preserve">Provinces &amp; Cities</w:t>
-      </w:r>
-      <w:r>
-        <w:rPr/>
-        <w:t xml:space="preserve"> (</w:t>
-      </w:r>
-      <w:r>
-        <w:rPr/>
-        <w:t xml:space="preserve">/provinces/cities</w:t>
-      </w:r>
-      <w:r>
-        <w:rPr/>
-        <w:t xml:space="preserve">): 108 province italiane con codice e numero di città abilitate alle consegne in guanti bianchi; IMPORTARE + formato CSV.</w:t>
-      </w:r>
-    </w:p>
-    <w:p>
-      <w:pPr>
-        <w:numPr>
-          <w:ilvl w:val="0"/>
-          <w:numId w:val="21"/>
-        </w:numPr>
-        <w:spacing w:lineRule="auto"/>
-      </w:pPr>
-      <w:r>
-        <w:rPr>
-          <w:b/>
-        </w:rPr>
-        <w:t xml:space="preserve">Servizi Partner</w:t>
-      </w:r>
-      <w:r>
-        <w:rPr/>
-        <w:t xml:space="preserve"> (</w:t>
-      </w:r>
-      <w:r>
-        <w:rPr/>
-        <w:t xml:space="preserve">/servizi</w:t>
-      </w:r>
-      <w:r>
-        <w:rPr/>
-        <w:t xml:space="preserve">): 32 servizi; tipi: Prezzo Fisso, a Ora (min 1h), Vendita, Aziendale (Corporate), Magazzino. Esempi magazzino: Ricezione pallet, Ordine Ecommerce, Picking &amp; Packing a pezzo/a collo, Picking e Preparazione con consegna/spedizione; consegna taglie S/M e L/XL. Il valore del servizio si imposta nella scheda del singolo partner.</w:t>
-      </w:r>
-    </w:p>
-    <w:p>
-      <w:pPr>
-        <w:numPr>
-          <w:ilvl w:val="1"/>
-          <w:numId w:val="22"/>
-        </w:numPr>
-        <w:spacing w:lineRule="auto"/>
-      </w:pPr>
-      <w:r>
-        <w:rPr>
-          <w:b/>
-        </w:rPr>
-        <w:t xml:space="preserve">Corporate Service</w:t>
-      </w:r>
-      <w:r>
-        <w:rPr/>
-        <w:t xml:space="preserve">: un cliente aziendale ordina prodotti di proprietà di un altro partner; si tramuta in servizio vendita per il proprietario dei prodotti.</w:t>
-      </w:r>
-    </w:p>
-    <w:p>
-      <w:pPr>
-        <w:numPr>
-          <w:ilvl w:val="1"/>
-          <w:numId w:val="22"/>
-        </w:numPr>
-        <w:spacing w:lineRule="auto"/>
-      </w:pPr>
-      <w:r>
-        <w:rPr>
-          <w:b/>
-        </w:rPr>
-        <w:t xml:space="preserve">Servizio Magazzino</w:t>
-      </w:r>
-      <w:r>
-        <w:rPr/>
-        <w:t xml:space="preserve">: Prezzo Base + A Pezzo (per quantità) + Trasporto (base + extra distanza).</w:t>
-      </w:r>
-    </w:p>
-    <w:p>
-      <w:pPr>
-        <w:pStyle w:val="Heading3"/>
-        <w:spacing w:lineRule="auto"/>
-      </w:pPr>
-      <w:r>
-        <w:rPr/>
-        <w:t xml:space="preserve">3.10 Profilo (</w:t>
-      </w:r>
-      <w:r>
-        <w:rPr/>
-        <w:t xml:space="preserve">/profilo</w:t>
-      </w:r>
-      <w:r>
-        <w:rPr/>
-        <w:t xml:space="preserve">)</w:t>
-      </w:r>
-    </w:p>
-    <w:p>
-      <w:pPr>
-        <w:numPr>
-          <w:ilvl w:val="0"/>
-          <w:numId w:val="23"/>
-        </w:numPr>
-        <w:spacing w:lineRule="auto"/>
-      </w:pPr>
-      <w:r>
-        <w:rPr>
-          <w:b/>
-        </w:rPr>
-        <w:t xml:space="preserve">QONTO CONNECTION</w:t>
-      </w:r>
-      <w:r>
-        <w:rPr/>
-        <w:t xml:space="preserve">: collegamento del conto Qonto (CONNECT WITH QONTO). </w:t>
-      </w:r>
-      <w:r>
-        <w:rPr>
-          <w:b/>
-        </w:rPr>
-        <w:t xml:space="preserve">[NUOVO]</w:t>
-      </w:r>
-    </w:p>
-    <w:p>
-      <w:pPr>
-        <w:numPr>
-          <w:ilvl w:val="0"/>
-          <w:numId w:val="23"/>
+          <w:numId w:val="24"/>
         </w:numPr>
         <w:spacing w:lineRule="auto"/>
       </w:pPr>
@@ -4772,7 +5272,7 @@
       <w:pPr>
         <w:numPr>
           <w:ilvl w:val="0"/>
-          <w:numId w:val="24"/>
+          <w:numId w:val="25"/>
         </w:numPr>
         <w:spacing w:lineRule="auto"/>
       </w:pPr>
@@ -4791,7 +5291,7 @@
       <w:pPr>
         <w:numPr>
           <w:ilvl w:val="0"/>
-          <w:numId w:val="24"/>
+          <w:numId w:val="25"/>
         </w:numPr>
         <w:spacing w:lineRule="auto"/>
       </w:pPr>
@@ -4810,7 +5310,7 @@
       <w:pPr>
         <w:numPr>
           <w:ilvl w:val="0"/>
-          <w:numId w:val="24"/>
+          <w:numId w:val="25"/>
         </w:numPr>
         <w:spacing w:lineRule="auto"/>
       </w:pPr>
@@ -4829,7 +5329,7 @@
       <w:pPr>
         <w:numPr>
           <w:ilvl w:val="0"/>
-          <w:numId w:val="24"/>
+          <w:numId w:val="25"/>
         </w:numPr>
         <w:spacing w:lineRule="auto"/>
       </w:pPr>
@@ -4863,7 +5363,7 @@
       <w:pPr>
         <w:numPr>
           <w:ilvl w:val="0"/>
-          <w:numId w:val="25"/>
+          <w:numId w:val="26"/>
         </w:numPr>
         <w:spacing w:lineRule="auto"/>
       </w:pPr>
@@ -4876,7 +5376,7 @@
       <w:pPr>
         <w:numPr>
           <w:ilvl w:val="0"/>
-          <w:numId w:val="25"/>
+          <w:numId w:val="26"/>
         </w:numPr>
         <w:spacing w:lineRule="auto"/>
       </w:pPr>
@@ -4889,7 +5389,7 @@
       <w:pPr>
         <w:numPr>
           <w:ilvl w:val="0"/>
-          <w:numId w:val="25"/>
+          <w:numId w:val="26"/>
         </w:numPr>
         <w:spacing w:lineRule="auto"/>
       </w:pPr>
@@ -4912,7 +5412,7 @@
       <w:pPr>
         <w:numPr>
           <w:ilvl w:val="0"/>
-          <w:numId w:val="26"/>
+          <w:numId w:val="27"/>
         </w:numPr>
         <w:spacing w:lineRule="auto"/>
       </w:pPr>
@@ -4931,7 +5431,7 @@
       <w:pPr>
         <w:numPr>
           <w:ilvl w:val="0"/>
-          <w:numId w:val="26"/>
+          <w:numId w:val="27"/>
         </w:numPr>
         <w:spacing w:lineRule="auto"/>
       </w:pPr>
@@ -4950,7 +5450,7 @@
       <w:pPr>
         <w:numPr>
           <w:ilvl w:val="0"/>
-          <w:numId w:val="26"/>
+          <w:numId w:val="27"/>
         </w:numPr>
         <w:spacing w:lineRule="auto"/>
       </w:pPr>
@@ -5149,7 +5649,7 @@
       <w:pPr>
         <w:numPr>
           <w:ilvl w:val="0"/>
-          <w:numId w:val="27"/>
+          <w:numId w:val="28"/>
         </w:numPr>
         <w:spacing w:lineRule="auto"/>
       </w:pPr>
@@ -5170,7 +5670,7 @@
       <w:pPr>
         <w:numPr>
           <w:ilvl w:val="0"/>
-          <w:numId w:val="27"/>
+          <w:numId w:val="28"/>
         </w:numPr>
         <w:spacing w:lineRule="auto"/>
       </w:pPr>
@@ -5183,7 +5683,7 @@
       <w:pPr>
         <w:numPr>
           <w:ilvl w:val="0"/>
-          <w:numId w:val="27"/>
+          <w:numId w:val="28"/>
         </w:numPr>
         <w:spacing w:lineRule="auto"/>
       </w:pPr>
@@ -5220,7 +5720,7 @@
       <w:pPr>
         <w:numPr>
           <w:ilvl w:val="0"/>
-          <w:numId w:val="27"/>
+          <w:numId w:val="28"/>
         </w:numPr>
         <w:spacing w:lineRule="auto"/>
       </w:pPr>
@@ -5394,41 +5894,127 @@
       </w:r>
       <w:r>
         <w:rPr/>
+        <w:t xml:space="preserve"> (</w:t>
+      </w:r>
+      <w:r>
+        <w:rPr/>
+        <w:t xml:space="preserve">noticeDays</w:t>
+      </w:r>
+      <w:r>
+        <w:rPr/>
+        <w:t xml:space="preserve">, alimenta la data minima consegna = oggi + preavviso), </w:t>
+      </w:r>
+      <w:r>
+        <w:rPr>
+          <w:b/>
+        </w:rPr>
+        <w:t xml:space="preserve">Fascia oraria</w:t>
+      </w:r>
+      <w:r>
+        <w:rPr/>
+        <w:t xml:space="preserve"> (</w:t>
+      </w:r>
+      <w:r>
+        <w:rPr/>
+        <w:t xml:space="preserve">slotHours</w:t>
+      </w:r>
+      <w:r>
+        <w:rPr/>
+        <w:t xml:space="preserve">: 1 / 2 / 4 ore — durata delle fasce di consegna a tendina), </w:t>
+      </w:r>
+      <w:r>
+        <w:rPr>
+          <w:b/>
+        </w:rPr>
+        <w:t xml:space="preserve">Ora minima di inserimento</w:t>
+      </w:r>
+      <w:r>
+        <w:rPr/>
+        <w:t xml:space="preserve"> (</w:t>
+      </w:r>
+      <w:r>
+        <w:rPr/>
+        <w:t xml:space="preserve">minOrderTime</w:t>
+      </w:r>
+      <w:r>
+        <w:rPr/>
+        <w:t xml:space="preserve">) e </w:t>
+      </w:r>
+      <w:r>
+        <w:rPr>
+          <w:b/>
+        </w:rPr>
+        <w:t xml:space="preserve">Ora massima di inserimento</w:t>
+      </w:r>
+      <w:r>
+        <w:rPr/>
+        <w:t xml:space="preserve"> (</w:t>
+      </w:r>
+      <w:r>
+        <w:rPr/>
+        <w:t xml:space="preserve">maxOrderTime</w:t>
+      </w:r>
+      <w:r>
+        <w:rPr/>
+        <w:t xml:space="preserve">). Le due ore delimitano anche la </w:t>
+      </w:r>
+      <w:r>
+        <w:rPr>
+          <w:b/>
+        </w:rPr>
+        <w:t xml:space="preserve">generazione delle fasce di consegna a tendina</w:t>
+      </w:r>
+      <w:r>
+        <w:rPr/>
+        <w:t xml:space="preserve"> nel form (da min a max, default </w:t>
+      </w:r>
+      <w:r>
+        <w:rPr>
+          <w:b/>
+        </w:rPr>
+        <w:t xml:space="preserve">06:00–22:00</w:t>
+      </w:r>
+      <w:r>
+        <w:rPr/>
+        <w:t xml:space="preserve">, passo = fascia oraria). Nuovo flag </w:t>
+      </w:r>
+      <w:r>
+        <w:rPr>
+          <w:b/>
+        </w:rPr>
+        <w:t xml:space="preserve">Consenti orario di consegna flessibile</w:t>
+      </w:r>
+      <w:r>
+        <w:rPr/>
+        <w:t xml:space="preserve"> (</w:t>
+      </w:r>
+      <w:r>
+        <w:rPr/>
+        <w:t xml:space="preserve">allowFlexibleTime</w:t>
+      </w:r>
+      <w:r>
+        <w:rPr/>
+        <w:t xml:space="preserve">): se attivo, nel form consegna compare l'opzione per una fascia libera dalle–alle; se disattivo si può scegliere solo una fascia predefinita. Campi su </w:t>
+      </w:r>
+      <w:r>
+        <w:rPr/>
+        <w:t xml:space="preserve">ServiceType</w:t>
+      </w:r>
+      <w:r>
+        <w:rPr/>
+        <w:t xml:space="preserve">: </w:t>
+      </w:r>
+      <w:r>
+        <w:rPr/>
+        <w:t xml:space="preserve">noticeDays</w:t>
+      </w:r>
+      <w:r>
+        <w:rPr/>
         <w:t xml:space="preserve">, </w:t>
       </w:r>
       <w:r>
-        <w:rPr>
-          <w:b/>
-        </w:rPr>
-        <w:t xml:space="preserve">Fascia oraria</w:t>
-      </w:r>
-      <w:r>
-        <w:rPr/>
-        <w:t xml:space="preserve"> (1 / 2 / 4 ore, da rendere variabile), </w:t>
-      </w:r>
-      <w:r>
-        <w:rPr>
-          <w:b/>
-        </w:rPr>
-        <w:t xml:space="preserve">Ora minima di inserimento</w:t>
-      </w:r>
-      <w:r>
-        <w:rPr/>
-        <w:t xml:space="preserve"> (da quale ora si può richiedere il servizio per la data scelta), </w:t>
-      </w:r>
-      <w:r>
-        <w:rPr>
-          <w:b/>
-        </w:rPr>
-        <w:t xml:space="preserve">Ora massima di inserimento</w:t>
-      </w:r>
-      <w:r>
-        <w:rPr/>
-        <w:t xml:space="preserve"> (dopo quella ora non è più possibile richiederlo per la data scelta). Campi </w:t>
-      </w:r>
-      <w:r>
-        <w:rPr/>
-        <w:t xml:space="preserve">noticeDays</w:t>
+        <w:rPr/>
+        <w:t xml:space="preserve">slotHours</w:t>
       </w:r>
       <w:r>
         <w:rPr/>
@@ -5436,7 +6022,7 @@
       </w:r>
       <w:r>
         <w:rPr/>
-        <w:t xml:space="preserve">slotHours</w:t>
+        <w:t xml:space="preserve">minOrderTime</w:t>
       </w:r>
       <w:r>
         <w:rPr/>
@@ -5444,7 +6030,7 @@
       </w:r>
       <w:r>
         <w:rPr/>
-        <w:t xml:space="preserve">minOrderTime</w:t>
+        <w:t xml:space="preserve">maxOrderTime</w:t>
       </w:r>
       <w:r>
         <w:rPr/>
@@ -5452,15 +6038,7 @@
       </w:r>
       <w:r>
         <w:rPr/>
-        <w:t xml:space="preserve">maxOrderTime</w:t>
-      </w:r>
-      <w:r>
-        <w:rPr/>
-        <w:t xml:space="preserve"> su </w:t>
-      </w:r>
-      <w:r>
-        <w:rPr/>
-        <w:t xml:space="preserve">ServiceType</w:t>
+        <w:t xml:space="preserve">allowFlexibleTime</w:t>
       </w:r>
       <w:r>
         <w:rPr/>
@@ -6119,7 +6697,7 @@
       <w:pPr>
         <w:numPr>
           <w:ilvl w:val="0"/>
-          <w:numId w:val="28"/>
+          <w:numId w:val="29"/>
         </w:numPr>
         <w:spacing w:lineRule="auto"/>
       </w:pPr>
@@ -6146,7 +6724,7 @@
       <w:pPr>
         <w:numPr>
           <w:ilvl w:val="0"/>
-          <w:numId w:val="28"/>
+          <w:numId w:val="29"/>
         </w:numPr>
         <w:spacing w:lineRule="auto"/>
       </w:pPr>
@@ -6173,7 +6751,7 @@
       <w:pPr>
         <w:numPr>
           <w:ilvl w:val="0"/>
-          <w:numId w:val="28"/>
+          <w:numId w:val="29"/>
         </w:numPr>
         <w:spacing w:lineRule="auto"/>
       </w:pPr>
@@ -6360,7 +6938,7 @@
       <w:pPr>
         <w:numPr>
           <w:ilvl w:val="0"/>
-          <w:numId w:val="28"/>
+          <w:numId w:val="29"/>
         </w:numPr>
         <w:spacing w:lineRule="auto"/>
       </w:pPr>
@@ -6389,7 +6967,7 @@
       <w:pPr>
         <w:numPr>
           <w:ilvl w:val="0"/>
-          <w:numId w:val="29"/>
+          <w:numId w:val="30"/>
         </w:numPr>
         <w:spacing w:lineRule="auto"/>
       </w:pPr>
@@ -6408,7 +6986,7 @@
       <w:pPr>
         <w:numPr>
           <w:ilvl w:val="0"/>
-          <w:numId w:val="29"/>
+          <w:numId w:val="30"/>
         </w:numPr>
         <w:spacing w:lineRule="auto"/>
       </w:pPr>
@@ -6427,7 +7005,7 @@
       <w:pPr>
         <w:numPr>
           <w:ilvl w:val="0"/>
-          <w:numId w:val="29"/>
+          <w:numId w:val="30"/>
         </w:numPr>
         <w:spacing w:lineRule="auto"/>
       </w:pPr>
@@ -6462,7 +7040,7 @@
       <w:pPr>
         <w:numPr>
           <w:ilvl w:val="0"/>
-          <w:numId w:val="29"/>
+          <w:numId w:val="30"/>
         </w:numPr>
         <w:spacing w:lineRule="auto"/>
       </w:pPr>
@@ -7096,8 +7674,8 @@
   <w:abstractNum w:abstractNumId="6">
     <w:lvl w:ilvl="0">
       <w:start w:val="1"/>
-      <w:numFmt w:val="bullet"/>
-      <w:lvlText w:val=""/>
+      <w:numFmt w:val="decimal"/>
+      <w:lvlText w:val="%1."/>
       <w:lvlJc w:val="left"/>
       <w:pPr>
         <w:tabs>
@@ -7105,14 +7683,11 @@
         </w:tabs>
         <w:ind w:left="720" w:hanging="360"/>
       </w:pPr>
-      <w:rPr>
-        <w:rFonts w:ascii="Symbol" w:hAnsi="Symbol" w:hint="default"/>
-      </w:rPr>
     </w:lvl>
     <w:lvl w:ilvl="1">
       <w:start w:val="1"/>
-      <w:numFmt w:val="bullet"/>
-      <w:lvlText w:val=""/>
+      <w:numFmt w:val="decimal"/>
+      <w:lvlText w:val="%2."/>
       <w:lvlJc w:val="left"/>
       <w:pPr>
         <w:tabs>
@@ -7120,14 +7695,11 @@
         </w:tabs>
         <w:ind w:left="1440" w:hanging="360"/>
       </w:pPr>
-      <w:rPr>
-        <w:rFonts w:ascii="Symbol" w:hAnsi="Symbol" w:hint="default"/>
-      </w:rPr>
     </w:lvl>
     <w:lvl w:ilvl="2">
       <w:start w:val="1"/>
-      <w:numFmt w:val="bullet"/>
-      <w:lvlText w:val=""/>
+      <w:numFmt w:val="decimal"/>
+      <w:lvlText w:val="%3."/>
       <w:lvlJc w:val="left"/>
       <w:pPr>
         <w:tabs>
@@ -7135,14 +7707,11 @@
         </w:tabs>
         <w:ind w:left="2160" w:hanging="360"/>
       </w:pPr>
-      <w:rPr>
-        <w:rFonts w:ascii="Symbol" w:hAnsi="Symbol" w:hint="default"/>
-      </w:rPr>
     </w:lvl>
     <w:lvl w:ilvl="3">
       <w:start w:val="1"/>
-      <w:numFmt w:val="bullet"/>
-      <w:lvlText w:val=""/>
+      <w:numFmt w:val="decimal"/>
+      <w:lvlText w:val="%4."/>
       <w:lvlJc w:val="left"/>
       <w:pPr>
         <w:tabs>
@@ -7150,14 +7719,11 @@
         </w:tabs>
         <w:ind w:left="2880" w:hanging="360"/>
       </w:pPr>
-      <w:rPr>
-        <w:rFonts w:ascii="Symbol" w:hAnsi="Symbol" w:hint="default"/>
-      </w:rPr>
     </w:lvl>
     <w:lvl w:ilvl="4">
       <w:start w:val="1"/>
-      <w:numFmt w:val="bullet"/>
-      <w:lvlText w:val=""/>
+      <w:numFmt w:val="decimal"/>
+      <w:lvlText w:val="%5."/>
       <w:lvlJc w:val="left"/>
       <w:pPr>
         <w:tabs>
@@ -7165,14 +7731,11 @@
         </w:tabs>
         <w:ind w:left="3600" w:hanging="360"/>
       </w:pPr>
-      <w:rPr>
-        <w:rFonts w:ascii="Symbol" w:hAnsi="Symbol" w:hint="default"/>
-      </w:rPr>
     </w:lvl>
     <w:lvl w:ilvl="5">
       <w:start w:val="1"/>
-      <w:numFmt w:val="bullet"/>
-      <w:lvlText w:val=""/>
+      <w:numFmt w:val="decimal"/>
+      <w:lvlText w:val="%6."/>
       <w:lvlJc w:val="left"/>
       <w:pPr>
         <w:tabs>
@@ -7180,14 +7743,11 @@
         </w:tabs>
         <w:ind w:left="4320" w:hanging="360"/>
       </w:pPr>
-      <w:rPr>
-        <w:rFonts w:ascii="Symbol" w:hAnsi="Symbol" w:hint="default"/>
-      </w:rPr>
     </w:lvl>
     <w:lvl w:ilvl="6">
       <w:start w:val="1"/>
-      <w:numFmt w:val="bullet"/>
-      <w:lvlText w:val=""/>
+      <w:numFmt w:val="decimal"/>
+      <w:lvlText w:val="%7."/>
       <w:lvlJc w:val="left"/>
       <w:pPr>
         <w:tabs>
@@ -7195,14 +7755,11 @@
         </w:tabs>
         <w:ind w:left="5040" w:hanging="360"/>
       </w:pPr>
-      <w:rPr>
-        <w:rFonts w:ascii="Symbol" w:hAnsi="Symbol" w:hint="default"/>
-      </w:rPr>
     </w:lvl>
     <w:lvl w:ilvl="7">
       <w:start w:val="1"/>
-      <w:numFmt w:val="bullet"/>
-      <w:lvlText w:val=""/>
+      <w:numFmt w:val="decimal"/>
+      <w:lvlText w:val="%8."/>
       <w:lvlJc w:val="left"/>
       <w:pPr>
         <w:tabs>
@@ -7210,9 +7767,6 @@
         </w:tabs>
         <w:ind w:left="5760" w:hanging="360"/>
       </w:pPr>
-      <w:rPr>
-        <w:rFonts w:ascii="Symbol" w:hAnsi="Symbol" w:hint="default"/>
-      </w:rPr>
     </w:lvl>
   </w:abstractNum>
   <w:abstractNum w:abstractNumId="7">
@@ -9536,8 +10090,8 @@
   <w:abstractNum w:abstractNumId="26">
     <w:lvl w:ilvl="0">
       <w:start w:val="1"/>
-      <w:numFmt w:val="decimal"/>
-      <w:lvlText w:val="%1."/>
+      <w:numFmt w:val="bullet"/>
+      <w:lvlText w:val=""/>
       <w:lvlJc w:val="left"/>
       <w:pPr>
         <w:tabs>
@@ -9545,11 +10099,14 @@
         </w:tabs>
         <w:ind w:left="720" w:hanging="360"/>
       </w:pPr>
+      <w:rPr>
+        <w:rFonts w:ascii="Symbol" w:hAnsi="Symbol" w:hint="default"/>
+      </w:rPr>
     </w:lvl>
     <w:lvl w:ilvl="1">
       <w:start w:val="1"/>
-      <w:numFmt w:val="decimal"/>
-      <w:lvlText w:val="%2."/>
+      <w:numFmt w:val="bullet"/>
+      <w:lvlText w:val=""/>
       <w:lvlJc w:val="left"/>
       <w:pPr>
         <w:tabs>
@@ -9557,11 +10114,14 @@
         </w:tabs>
         <w:ind w:left="1440" w:hanging="360"/>
       </w:pPr>
+      <w:rPr>
+        <w:rFonts w:ascii="Symbol" w:hAnsi="Symbol" w:hint="default"/>
+      </w:rPr>
     </w:lvl>
     <w:lvl w:ilvl="2">
       <w:start w:val="1"/>
-      <w:numFmt w:val="decimal"/>
-      <w:lvlText w:val="%3."/>
+      <w:numFmt w:val="bullet"/>
+      <w:lvlText w:val=""/>
       <w:lvlJc w:val="left"/>
       <w:pPr>
         <w:tabs>
@@ -9569,11 +10129,14 @@
         </w:tabs>
         <w:ind w:left="2160" w:hanging="360"/>
       </w:pPr>
+      <w:rPr>
+        <w:rFonts w:ascii="Symbol" w:hAnsi="Symbol" w:hint="default"/>
+      </w:rPr>
     </w:lvl>
     <w:lvl w:ilvl="3">
       <w:start w:val="1"/>
-      <w:numFmt w:val="decimal"/>
-      <w:lvlText w:val="%4."/>
+      <w:numFmt w:val="bullet"/>
+      <w:lvlText w:val=""/>
       <w:lvlJc w:val="left"/>
       <w:pPr>
         <w:tabs>
@@ -9581,11 +10144,14 @@
         </w:tabs>
         <w:ind w:left="2880" w:hanging="360"/>
       </w:pPr>
+      <w:rPr>
+        <w:rFonts w:ascii="Symbol" w:hAnsi="Symbol" w:hint="default"/>
+      </w:rPr>
     </w:lvl>
     <w:lvl w:ilvl="4">
       <w:start w:val="1"/>
-      <w:numFmt w:val="decimal"/>
-      <w:lvlText w:val="%5."/>
+      <w:numFmt w:val="bullet"/>
+      <w:lvlText w:val=""/>
       <w:lvlJc w:val="left"/>
       <w:pPr>
         <w:tabs>
@@ -9593,11 +10159,14 @@
         </w:tabs>
         <w:ind w:left="3600" w:hanging="360"/>
       </w:pPr>
+      <w:rPr>
+        <w:rFonts w:ascii="Symbol" w:hAnsi="Symbol" w:hint="default"/>
+      </w:rPr>
     </w:lvl>
     <w:lvl w:ilvl="5">
       <w:start w:val="1"/>
-      <w:numFmt w:val="decimal"/>
-      <w:lvlText w:val="%6."/>
+      <w:numFmt w:val="bullet"/>
+      <w:lvlText w:val=""/>
       <w:lvlJc w:val="left"/>
       <w:pPr>
         <w:tabs>
@@ -9605,11 +10174,14 @@
         </w:tabs>
         <w:ind w:left="4320" w:hanging="360"/>
       </w:pPr>
+      <w:rPr>
+        <w:rFonts w:ascii="Symbol" w:hAnsi="Symbol" w:hint="default"/>
+      </w:rPr>
     </w:lvl>
     <w:lvl w:ilvl="6">
       <w:start w:val="1"/>
-      <w:numFmt w:val="decimal"/>
-      <w:lvlText w:val="%7."/>
+      <w:numFmt w:val="bullet"/>
+      <w:lvlText w:val=""/>
       <w:lvlJc w:val="left"/>
       <w:pPr>
         <w:tabs>
@@ -9617,11 +10189,14 @@
         </w:tabs>
         <w:ind w:left="5040" w:hanging="360"/>
       </w:pPr>
+      <w:rPr>
+        <w:rFonts w:ascii="Symbol" w:hAnsi="Symbol" w:hint="default"/>
+      </w:rPr>
     </w:lvl>
     <w:lvl w:ilvl="7">
       <w:start w:val="1"/>
-      <w:numFmt w:val="decimal"/>
-      <w:lvlText w:val="%8."/>
+      <w:numFmt w:val="bullet"/>
+      <w:lvlText w:val=""/>
       <w:lvlJc w:val="left"/>
       <w:pPr>
         <w:tabs>
@@ -9629,13 +10204,16 @@
         </w:tabs>
         <w:ind w:left="5760" w:hanging="360"/>
       </w:pPr>
+      <w:rPr>
+        <w:rFonts w:ascii="Symbol" w:hAnsi="Symbol" w:hint="default"/>
+      </w:rPr>
     </w:lvl>
   </w:abstractNum>
   <w:abstractNum w:abstractNumId="27">
     <w:lvl w:ilvl="0">
       <w:start w:val="1"/>
-      <w:numFmt w:val="bullet"/>
-      <w:lvlText w:val=""/>
+      <w:numFmt w:val="decimal"/>
+      <w:lvlText w:val="%1."/>
       <w:lvlJc w:val="left"/>
       <w:pPr>
         <w:tabs>
@@ -9643,14 +10221,11 @@
         </w:tabs>
         <w:ind w:left="720" w:hanging="360"/>
       </w:pPr>
-      <w:rPr>
-        <w:rFonts w:ascii="Symbol" w:hAnsi="Symbol" w:hint="default"/>
-      </w:rPr>
     </w:lvl>
     <w:lvl w:ilvl="1">
       <w:start w:val="1"/>
-      <w:numFmt w:val="bullet"/>
-      <w:lvlText w:val=""/>
+      <w:numFmt w:val="decimal"/>
+      <w:lvlText w:val="%2."/>
       <w:lvlJc w:val="left"/>
       <w:pPr>
         <w:tabs>
@@ -9658,14 +10233,11 @@
         </w:tabs>
         <w:ind w:left="1440" w:hanging="360"/>
       </w:pPr>
-      <w:rPr>
-        <w:rFonts w:ascii="Symbol" w:hAnsi="Symbol" w:hint="default"/>
-      </w:rPr>
     </w:lvl>
     <w:lvl w:ilvl="2">
       <w:start w:val="1"/>
-      <w:numFmt w:val="bullet"/>
-      <w:lvlText w:val=""/>
+      <w:numFmt w:val="decimal"/>
+      <w:lvlText w:val="%3."/>
       <w:lvlJc w:val="left"/>
       <w:pPr>
         <w:tabs>
@@ -9673,14 +10245,11 @@
         </w:tabs>
         <w:ind w:left="2160" w:hanging="360"/>
       </w:pPr>
-      <w:rPr>
-        <w:rFonts w:ascii="Symbol" w:hAnsi="Symbol" w:hint="default"/>
-      </w:rPr>
     </w:lvl>
     <w:lvl w:ilvl="3">
       <w:start w:val="1"/>
-      <w:numFmt w:val="bullet"/>
-      <w:lvlText w:val=""/>
+      <w:numFmt w:val="decimal"/>
+      <w:lvlText w:val="%4."/>
       <w:lvlJc w:val="left"/>
       <w:pPr>
         <w:tabs>
@@ -9688,14 +10257,11 @@
         </w:tabs>
         <w:ind w:left="2880" w:hanging="360"/>
       </w:pPr>
-      <w:rPr>
-        <w:rFonts w:ascii="Symbol" w:hAnsi="Symbol" w:hint="default"/>
-      </w:rPr>
     </w:lvl>
     <w:lvl w:ilvl="4">
       <w:start w:val="1"/>
-      <w:numFmt w:val="bullet"/>
-      <w:lvlText w:val=""/>
+      <w:numFmt w:val="decimal"/>
+      <w:lvlText w:val="%5."/>
       <w:lvlJc w:val="left"/>
       <w:pPr>
         <w:tabs>
@@ -9703,14 +10269,11 @@
         </w:tabs>
         <w:ind w:left="3600" w:hanging="360"/>
       </w:pPr>
-      <w:rPr>
-        <w:rFonts w:ascii="Symbol" w:hAnsi="Symbol" w:hint="default"/>
-      </w:rPr>
     </w:lvl>
     <w:lvl w:ilvl="5">
       <w:start w:val="1"/>
-      <w:numFmt w:val="bullet"/>
-      <w:lvlText w:val=""/>
+      <w:numFmt w:val="decimal"/>
+      <w:lvlText w:val="%6."/>
       <w:lvlJc w:val="left"/>
       <w:pPr>
         <w:tabs>
@@ -9718,14 +10281,11 @@
         </w:tabs>
         <w:ind w:left="4320" w:hanging="360"/>
       </w:pPr>
-      <w:rPr>
-        <w:rFonts w:ascii="Symbol" w:hAnsi="Symbol" w:hint="default"/>
-      </w:rPr>
     </w:lvl>
     <w:lvl w:ilvl="6">
       <w:start w:val="1"/>
-      <w:numFmt w:val="bullet"/>
-      <w:lvlText w:val=""/>
+      <w:numFmt w:val="decimal"/>
+      <w:lvlText w:val="%7."/>
       <w:lvlJc w:val="left"/>
       <w:pPr>
         <w:tabs>
@@ -9733,14 +10293,11 @@
         </w:tabs>
         <w:ind w:left="5040" w:hanging="360"/>
       </w:pPr>
-      <w:rPr>
-        <w:rFonts w:ascii="Symbol" w:hAnsi="Symbol" w:hint="default"/>
-      </w:rPr>
     </w:lvl>
     <w:lvl w:ilvl="7">
       <w:start w:val="1"/>
-      <w:numFmt w:val="bullet"/>
-      <w:lvlText w:val=""/>
+      <w:numFmt w:val="decimal"/>
+      <w:lvlText w:val="%8."/>
       <w:lvlJc w:val="left"/>
       <w:pPr>
         <w:tabs>
@@ -9748,9 +10305,6 @@
         </w:tabs>
         <w:ind w:left="5760" w:hanging="360"/>
       </w:pPr>
-      <w:rPr>
-        <w:rFonts w:ascii="Symbol" w:hAnsi="Symbol" w:hint="default"/>
-      </w:rPr>
     </w:lvl>
   </w:abstractNum>
   <w:abstractNum w:abstractNumId="28">
@@ -9876,6 +10430,128 @@
     </w:lvl>
   </w:abstractNum>
   <w:abstractNum w:abstractNumId="29">
+    <w:lvl w:ilvl="0">
+      <w:start w:val="1"/>
+      <w:numFmt w:val="bullet"/>
+      <w:lvlText w:val=""/>
+      <w:lvlJc w:val="left"/>
+      <w:pPr>
+        <w:tabs>
+          <w:tab w:val="num" w:pos="720"/>
+        </w:tabs>
+        <w:ind w:left="720" w:hanging="360"/>
+      </w:pPr>
+      <w:rPr>
+        <w:rFonts w:ascii="Symbol" w:hAnsi="Symbol" w:hint="default"/>
+      </w:rPr>
+    </w:lvl>
+    <w:lvl w:ilvl="1">
+      <w:start w:val="1"/>
+      <w:numFmt w:val="bullet"/>
+      <w:lvlText w:val=""/>
+      <w:lvlJc w:val="left"/>
+      <w:pPr>
+        <w:tabs>
+          <w:tab w:val="num" w:pos="1440"/>
+        </w:tabs>
+        <w:ind w:left="1440" w:hanging="360"/>
+      </w:pPr>
+      <w:rPr>
+        <w:rFonts w:ascii="Symbol" w:hAnsi="Symbol" w:hint="default"/>
+      </w:rPr>
+    </w:lvl>
+    <w:lvl w:ilvl="2">
+      <w:start w:val="1"/>
+      <w:numFmt w:val="bullet"/>
+      <w:lvlText w:val=""/>
+      <w:lvlJc w:val="left"/>
+      <w:pPr>
+        <w:tabs>
+          <w:tab w:val="num" w:pos="2160"/>
+        </w:tabs>
+        <w:ind w:left="2160" w:hanging="360"/>
+      </w:pPr>
+      <w:rPr>
+        <w:rFonts w:ascii="Symbol" w:hAnsi="Symbol" w:hint="default"/>
+      </w:rPr>
+    </w:lvl>
+    <w:lvl w:ilvl="3">
+      <w:start w:val="1"/>
+      <w:numFmt w:val="bullet"/>
+      <w:lvlText w:val=""/>
+      <w:lvlJc w:val="left"/>
+      <w:pPr>
+        <w:tabs>
+          <w:tab w:val="num" w:pos="2880"/>
+        </w:tabs>
+        <w:ind w:left="2880" w:hanging="360"/>
+      </w:pPr>
+      <w:rPr>
+        <w:rFonts w:ascii="Symbol" w:hAnsi="Symbol" w:hint="default"/>
+      </w:rPr>
+    </w:lvl>
+    <w:lvl w:ilvl="4">
+      <w:start w:val="1"/>
+      <w:numFmt w:val="bullet"/>
+      <w:lvlText w:val=""/>
+      <w:lvlJc w:val="left"/>
+      <w:pPr>
+        <w:tabs>
+          <w:tab w:val="num" w:pos="3600"/>
+        </w:tabs>
+        <w:ind w:left="3600" w:hanging="360"/>
+      </w:pPr>
+      <w:rPr>
+        <w:rFonts w:ascii="Symbol" w:hAnsi="Symbol" w:hint="default"/>
+      </w:rPr>
+    </w:lvl>
+    <w:lvl w:ilvl="5">
+      <w:start w:val="1"/>
+      <w:numFmt w:val="bullet"/>
+      <w:lvlText w:val=""/>
+      <w:lvlJc w:val="left"/>
+      <w:pPr>
+        <w:tabs>
+          <w:tab w:val="num" w:pos="4320"/>
+        </w:tabs>
+        <w:ind w:left="4320" w:hanging="360"/>
+      </w:pPr>
+      <w:rPr>
+        <w:rFonts w:ascii="Symbol" w:hAnsi="Symbol" w:hint="default"/>
+      </w:rPr>
+    </w:lvl>
+    <w:lvl w:ilvl="6">
+      <w:start w:val="1"/>
+      <w:numFmt w:val="bullet"/>
+      <w:lvlText w:val=""/>
+      <w:lvlJc w:val="left"/>
+      <w:pPr>
+        <w:tabs>
+          <w:tab w:val="num" w:pos="5040"/>
+        </w:tabs>
+        <w:ind w:left="5040" w:hanging="360"/>
+      </w:pPr>
+      <w:rPr>
+        <w:rFonts w:ascii="Symbol" w:hAnsi="Symbol" w:hint="default"/>
+      </w:rPr>
+    </w:lvl>
+    <w:lvl w:ilvl="7">
+      <w:start w:val="1"/>
+      <w:numFmt w:val="bullet"/>
+      <w:lvlText w:val=""/>
+      <w:lvlJc w:val="left"/>
+      <w:pPr>
+        <w:tabs>
+          <w:tab w:val="num" w:pos="5760"/>
+        </w:tabs>
+        <w:ind w:left="5760" w:hanging="360"/>
+      </w:pPr>
+      <w:rPr>
+        <w:rFonts w:ascii="Symbol" w:hAnsi="Symbol" w:hint="default"/>
+      </w:rPr>
+    </w:lvl>
+  </w:abstractNum>
+  <w:abstractNum w:abstractNumId="30">
     <w:lvl w:ilvl="0">
       <w:start w:val="1"/>
       <w:numFmt w:val="bullet"/>
@@ -10083,6 +10759,9 @@
   </w:num>
   <w:num w:numId="29">
     <w:abstractNumId w:val="29"/>
+  </w:num>
+  <w:num w:numId="30">
+    <w:abstractNumId w:val="30"/>
   </w:num>
 </w:numbering>
 </file>

--- a/deluxy-platform-next/docs/COME-FUNZIONA-APP-DELUXY.docx
+++ b/deluxy-platform-next/docs/COME-FUNZIONA-APP-DELUXY.docx
@@ -169,6 +169,192 @@
           <w:b/>
         </w:rPr>
         <w:t xml:space="preserve">Changelog</w:t>
+      </w:r>
+      <w:r>
+        <w:rPr>
+          <w:b/>
+        </w:rPr>
+        <w:t xml:space="preserve">16/07/2026 (3) — Form </w:t>
+      </w:r>
+      <w:r>
+        <w:rPr>
+          <w:b/>
+        </w:rPr>
+        <w:t xml:space="preserve">Servizio</w:t>
+      </w:r>
+      <w:r>
+        <w:rPr>
+          <w:b/>
+        </w:rPr>
+        <w:t xml:space="preserve"> e </w:t>
+      </w:r>
+      <w:r>
+        <w:rPr>
+          <w:b/>
+        </w:rPr>
+        <w:t xml:space="preserve">Valet</w:t>
+      </w:r>
+      <w:r>
+        <w:rPr>
+          <w:b/>
+        </w:rPr>
+        <w:t xml:space="preserve">: nel Servizio, </w:t>
+      </w:r>
+      <w:r>
+        <w:rPr>
+          <w:b/>
+        </w:rPr>
+        <w:t xml:space="preserve">Ora minima/massima di inserimento</w:t>
+      </w:r>
+      <w:r>
+        <w:rPr>
+          <w:b/>
+        </w:rPr>
+        <w:t xml:space="preserve"> sono ora </w:t>
+      </w:r>
+      <w:r>
+        <w:rPr>
+          <w:b/>
+        </w:rPr>
+        <w:t xml:space="preserve">tendine (00:00–23:00)</w:t>
+      </w:r>
+      <w:r>
+        <w:rPr>
+          <w:b/>
+        </w:rPr>
+        <w:t xml:space="preserve">. Nel Valet: </w:t>
+      </w:r>
+      <w:r>
+        <w:rPr>
+          <w:b/>
+        </w:rPr>
+        <w:t xml:space="preserve">Luogo e Data di nascita sempre visibili</w:t>
+      </w:r>
+      <w:r>
+        <w:rPr>
+          <w:b/>
+        </w:rPr>
+        <w:t xml:space="preserve">; con </w:t>
+      </w:r>
+      <w:r>
+        <w:rPr>
+          <w:b/>
+        </w:rPr>
+        <w:t xml:space="preserve">Partita IVA</w:t>
+      </w:r>
+      <w:r>
+        <w:rPr>
+          <w:b/>
+        </w:rPr>
+        <w:t xml:space="preserve"> attiva compare </w:t>
+      </w:r>
+      <w:r>
+        <w:rPr>
+          <w:b/>
+        </w:rPr>
+        <w:t xml:space="preserve">solo la P.IVA</w:t>
+      </w:r>
+      <w:r>
+        <w:rPr>
+          <w:b/>
+        </w:rPr>
+        <w:t xml:space="preserve"> (spariscono CF e % ritenuta); </w:t>
+      </w:r>
+      <w:r>
+        <w:rPr>
+          <w:b/>
+        </w:rPr>
+        <w:t xml:space="preserve">senza</w:t>
+      </w:r>
+      <w:r>
+        <w:rPr>
+          <w:b/>
+        </w:rPr>
+        <w:t xml:space="preserve"> P.IVA compaiono </w:t>
+      </w:r>
+      <w:r>
+        <w:rPr>
+          <w:b/>
+        </w:rPr>
+        <w:t xml:space="preserve">CF*</w:t>
+      </w:r>
+      <w:r>
+        <w:rPr>
+          <w:b/>
+        </w:rPr>
+        <w:t xml:space="preserve"> e </w:t>
+      </w:r>
+      <w:r>
+        <w:rPr>
+          <w:b/>
+        </w:rPr>
+        <w:t xml:space="preserve">% ritenuta</w:t>
+      </w:r>
+      <w:r>
+        <w:rPr>
+          <w:b/>
+        </w:rPr>
+        <w:t xml:space="preserve">; l'</w:t>
+      </w:r>
+      <w:r>
+        <w:rPr>
+          <w:b/>
+        </w:rPr>
+        <w:t xml:space="preserve">IBAN</w:t>
+      </w:r>
+      <w:r>
+        <w:rPr>
+          <w:b/>
+        </w:rPr>
+        <w:t xml:space="preserve"> è spostato nella sezione </w:t>
+      </w:r>
+      <w:r>
+        <w:rPr>
+          <w:b/>
+        </w:rPr>
+        <w:t xml:space="preserve">Stipendio</w:t>
+      </w:r>
+      <w:r>
+        <w:rPr>
+          <w:b/>
+        </w:rPr>
+        <w:t xml:space="preserve">. Documentati: </w:t>
+      </w:r>
+      <w:r>
+        <w:rPr>
+          <w:b/>
+        </w:rPr>
+        <w:t xml:space="preserve">Partner magazzino</w:t>
+      </w:r>
+      <w:r>
+        <w:rPr>
+          <w:b/>
+        </w:rPr>
+        <w:t xml:space="preserve"> = il cliente ha lo stock dei propri prodotti monitorato; </w:t>
+      </w:r>
+      <w:r>
+        <w:rPr>
+          <w:b/>
+        </w:rPr>
+        <w:t xml:space="preserve">% ritenuta</w:t>
+      </w:r>
+      <w:r>
+        <w:rPr>
+          <w:b/>
+        </w:rPr>
+        <w:t xml:space="preserve"> = % di rimborso spese per ricevuta fiscale sul totale dei servizi effettuati. (Categorie partner e province partner/valet sono già a </w:t>
+      </w:r>
+      <w:r>
+        <w:rPr>
+          <w:b/>
+        </w:rPr>
+        <w:t xml:space="preserve">selezione multipla</w:t>
+      </w:r>
+      <w:r>
+        <w:rPr>
+          <w:b/>
+        </w:rPr>
+        <w:t xml:space="preserve"> a chip.)</w:t>
       </w:r>
       <w:r>
         <w:rPr>
@@ -2940,6 +3126,16 @@
         <w:rPr>
           <w:b/>
         </w:rPr>
+        <w:t xml:space="preserve">Significa che il cliente ha lo stock dei propri prodotti monitorato</w:t>
+      </w:r>
+      <w:r>
+        <w:rPr/>
+        <w:t xml:space="preserve"> (gestione delle giacenze dei suoi prodotti in magazzino). </w:t>
+      </w:r>
+      <w:r>
+        <w:rPr>
+          <w:b/>
+        </w:rPr>
         <w:t xml:space="preserve">[NUOVO]</w:t>
       </w:r>
     </w:p>
@@ -3462,11 +3658,99 @@
         <w:rPr>
           <w:b/>
         </w:rPr>
+        <w:t xml:space="preserve">Luogo di nascita (e provincia)</w:t>
+      </w:r>
+      <w:r>
+        <w:rPr/>
+        <w:t xml:space="preserve"> e </w:t>
+      </w:r>
+      <w:r>
+        <w:rPr>
+          <w:b/>
+        </w:rPr>
+        <w:t xml:space="preserve">Data di nascita</w:t>
+      </w:r>
+      <w:r>
+        <w:rPr/>
+        <w:t xml:space="preserve"> (sempre visibili), flag </w:t>
+      </w:r>
+      <w:r>
+        <w:rPr>
+          <w:b/>
+        </w:rPr>
         <w:t xml:space="preserve">Partita IVA</w:t>
       </w:r>
       <w:r>
         <w:rPr/>
-        <w:t xml:space="preserve"> (opzionale), </w:t>
+        <w:t xml:space="preserve">. </w:t>
+      </w:r>
+      <w:r>
+        <w:rPr>
+          <w:b/>
+        </w:rPr>
+        <w:t xml:space="preserve">Regola form nuovo ambiente</w:t>
+      </w:r>
+      <w:r>
+        <w:rPr/>
+        <w:t xml:space="preserve">: </w:t>
+      </w:r>
+      <w:r>
+        <w:rPr>
+          <w:b/>
+        </w:rPr>
+        <w:t xml:space="preserve">[NUOVO]</w:t>
+      </w:r>
+    </w:p>
+    <w:p>
+      <w:pPr>
+        <w:numPr>
+          <w:ilvl w:val="1"/>
+          <w:numId w:val="13"/>
+        </w:numPr>
+        <w:spacing w:lineRule="auto"/>
+      </w:pPr>
+      <w:r>
+        <w:rPr/>
+        <w:t xml:space="preserve">con </w:t>
+      </w:r>
+      <w:r>
+        <w:rPr>
+          <w:b/>
+        </w:rPr>
+        <w:t xml:space="preserve">Partita IVA</w:t>
+      </w:r>
+      <w:r>
+        <w:rPr/>
+        <w:t xml:space="preserve"> attiva si mostra </w:t>
+      </w:r>
+      <w:r>
+        <w:rPr>
+          <w:b/>
+        </w:rPr>
+        <w:t xml:space="preserve">solo il campo P.IVA*</w:t>
+      </w:r>
+      <w:r>
+        <w:rPr/>
+        <w:t xml:space="preserve"> (il valet fattura: niente CF né ritenuta in questa sezione);</w:t>
+      </w:r>
+    </w:p>
+    <w:p>
+      <w:pPr>
+        <w:numPr>
+          <w:ilvl w:val="1"/>
+          <w:numId w:val="13"/>
+        </w:numPr>
+        <w:spacing w:lineRule="auto"/>
+      </w:pPr>
+      <w:r>
+        <w:rPr>
+          <w:b/>
+        </w:rPr>
+        <w:t xml:space="preserve">senza Partita IVA</w:t>
+      </w:r>
+      <w:r>
+        <w:rPr/>
+        <w:t xml:space="preserve"> si mostrano </w:t>
       </w:r>
       <w:r>
         <w:rPr>
@@ -3476,23 +3760,83 @@
       </w:r>
       <w:r>
         <w:rPr/>
-        <w:t xml:space="preserve"> (obbligatorio), </w:t>
-      </w:r>
-      <w:r>
-        <w:rPr>
-          <w:b/>
-        </w:rPr>
-        <w:t xml:space="preserve">Luogo di nascita (e provincia)</w:t>
-      </w:r>
-      <w:r>
-        <w:rPr/>
-        <w:t xml:space="preserve">, Data di nascita, coordinate bancarie (IBAN), Percentuale Ritenuta. </w:t>
-      </w:r>
-      <w:r>
-        <w:rPr>
-          <w:b/>
-        </w:rPr>
-        <w:t xml:space="preserve">[NUOVO — nel form reale il CF è obbligatorio, la P.IVA no]</w:t>
+        <w:t xml:space="preserve"> e </w:t>
+      </w:r>
+      <w:r>
+        <w:rPr>
+          <w:b/>
+        </w:rPr>
+        <w:t xml:space="preserve">Percentuale Ritenuta (%)</w:t>
+      </w:r>
+      <w:r>
+        <w:rPr/>
+        <w:t xml:space="preserve"> (ricevuta con ritenuta d'acconto).</w:t>
+      </w:r>
+    </w:p>
+    <w:p>
+      <w:pPr>
+        <w:numPr>
+          <w:ilvl w:val="1"/>
+          <w:numId w:val="13"/>
+        </w:numPr>
+        <w:spacing w:lineRule="auto"/>
+      </w:pPr>
+      <w:r>
+        <w:rPr/>
+        <w:t xml:space="preserve">Le </w:t>
+      </w:r>
+      <w:r>
+        <w:rPr>
+          <w:b/>
+        </w:rPr>
+        <w:t xml:space="preserve">coordinate bancarie (IBAN)</w:t>
+      </w:r>
+      <w:r>
+        <w:rPr/>
+        <w:t xml:space="preserve"> stanno nella sezione </w:t>
+      </w:r>
+      <w:r>
+        <w:rPr>
+          <w:b/>
+        </w:rPr>
+        <w:t xml:space="preserve">Stipendio</w:t>
+      </w:r>
+      <w:r>
+        <w:rPr/>
+        <w:t xml:space="preserve"> (non più tra i dati fiscali).</w:t>
+      </w:r>
+    </w:p>
+    <w:p>
+      <w:pPr>
+        <w:numPr>
+          <w:ilvl w:val="1"/>
+          <w:numId w:val="13"/>
+        </w:numPr>
+        <w:spacing w:lineRule="auto"/>
+      </w:pPr>
+      <w:r>
+        <w:rPr/>
+        <w:t xml:space="preserve">% Ritenuta</w:t>
+      </w:r>
+      <w:r>
+        <w:rPr/>
+        <w:t xml:space="preserve"> = </w:t>
+      </w:r>
+      <w:r>
+        <w:rPr>
+          <w:b/>
+        </w:rPr>
+        <w:t xml:space="preserve">percentuale di rimborso spese per la ricevuta fiscale sul totale dei servizi effettuati</w:t>
+      </w:r>
+      <w:r>
+        <w:rPr/>
+        <w:t xml:space="preserve"> dal valet. </w:t>
+      </w:r>
+      <w:r>
+        <w:rPr>
+          <w:b/>
+        </w:rPr>
+        <w:t xml:space="preserve">[NUOVO — chiarimento utente]</w:t>
       </w:r>
     </w:p>
     <w:p>
@@ -3859,7 +4203,7 @@
       <w:pPr>
         <w:numPr>
           <w:ilvl w:val="0"/>
-          <w:numId w:val="13"/>
+          <w:numId w:val="14"/>
         </w:numPr>
         <w:spacing w:lineRule="auto"/>
       </w:pPr>
@@ -3880,217 +4224,6 @@
       <w:r>
         <w:rPr/>
         <w:t xml:space="preserve">): 8 servizi. Tipi: Servizi a Prezzo Fisso, Servizi in Ora, Servizi Magazzino (es. SERVIZIO MAGAZZINO SWISS/CAPJARI/ECI, Servizio Incluso, Trasporto catering). Il valore è impostato per singolo valet nella sua scheda. Solo i prezzi fissi calcolano extra KM / fuoricittà.</w:t>
-      </w:r>
-    </w:p>
-    <w:p>
-      <w:pPr>
-        <w:numPr>
-          <w:ilvl w:val="0"/>
-          <w:numId w:val="13"/>
-        </w:numPr>
-        <w:spacing w:lineRule="auto"/>
-      </w:pPr>
-      <w:r>
-        <w:rPr>
-          <w:b/>
-        </w:rPr>
-        <w:t xml:space="preserve">Stipendi</w:t>
-      </w:r>
-      <w:r>
-        <w:rPr/>
-        <w:t xml:space="preserve"> (</w:t>
-      </w:r>
-      <w:r>
-        <w:rPr/>
-        <w:t xml:space="preserve">/valet/stipendi</w:t>
-      </w:r>
-      <w:r>
-        <w:rPr/>
-        <w:t xml:space="preserve">): filtro per valet + STORICO, GENERA STIPENDI, ESPORTA. Genera pro-forma fattura (valet con P.IVA) o ricevuta ritenuta (senza P.IVA). Invio stipendio → righe in storico → ricevuta generata in RICEVUTE da firmare → approvazione → pagamento. Il valet può aprire un RECLAMO su ogni riga (es. rimborso Area C).</w:t>
-      </w:r>
-    </w:p>
-    <w:p>
-      <w:pPr>
-        <w:numPr>
-          <w:ilvl w:val="0"/>
-          <w:numId w:val="13"/>
-        </w:numPr>
-        <w:spacing w:lineRule="auto"/>
-      </w:pPr>
-      <w:r>
-        <w:rPr>
-          <w:b/>
-        </w:rPr>
-        <w:t xml:space="preserve">Ricevute</w:t>
-      </w:r>
-      <w:r>
-        <w:rPr/>
-        <w:t xml:space="preserve"> (</w:t>
-      </w:r>
-      <w:r>
-        <w:rPr/>
-        <w:t xml:space="preserve">/expert/receipts</w:t>
-      </w:r>
-      <w:r>
-        <w:rPr/>
-        <w:t xml:space="preserve">): ricevute generate automaticamente dall'invio stipendi; il valet le ricarica firmate per l'approvazione e il pagamento.</w:t>
-      </w:r>
-    </w:p>
-    <w:p>
-      <w:pPr>
-        <w:numPr>
-          <w:ilvl w:val="0"/>
-          <w:numId w:val="13"/>
-        </w:numPr>
-        <w:spacing w:lineRule="auto"/>
-      </w:pPr>
-      <w:r>
-        <w:rPr>
-          <w:b/>
-        </w:rPr>
-        <w:t xml:space="preserve">Regole Valet</w:t>
-      </w:r>
-      <w:r>
-        <w:rPr/>
-        <w:t xml:space="preserve"> (</w:t>
-      </w:r>
-      <w:r>
-        <w:rPr/>
-        <w:t xml:space="preserve">/expert/rules</w:t>
-      </w:r>
-      <w:r>
-        <w:rPr/>
-        <w:t xml:space="preserve">): regole per valet per definire i rimborsi per consegne con 2+ ritiri (lista per valet con edit/delete/expand).</w:t>
-      </w:r>
-    </w:p>
-    <w:p>
-      <w:pPr>
-        <w:numPr>
-          <w:ilvl w:val="0"/>
-          <w:numId w:val="13"/>
-        </w:numPr>
-        <w:spacing w:lineRule="auto"/>
-      </w:pPr>
-      <w:r>
-        <w:rPr>
-          <w:b/>
-        </w:rPr>
-        <w:t xml:space="preserve">Pagamenti</w:t>
-      </w:r>
-      <w:r>
-        <w:rPr/>
-        <w:t xml:space="preserve"> (</w:t>
-      </w:r>
-      <w:r>
-        <w:rPr/>
-        <w:t xml:space="preserve">/expert/payments</w:t>
-      </w:r>
-      <w:r>
-        <w:rPr/>
-        <w:t xml:space="preserve">): richieste di rimborso dei valet per servizi specifici. Stati: CREATA / APPROVATA + STORICO; filtro per valet.</w:t>
-      </w:r>
-    </w:p>
-    <w:p>
-      <w:pPr>
-        <w:numPr>
-          <w:ilvl w:val="0"/>
-          <w:numId w:val="13"/>
-        </w:numPr>
-        <w:spacing w:lineRule="auto"/>
-      </w:pPr>
-      <w:r>
-        <w:rPr>
-          <w:b/>
-        </w:rPr>
-        <w:t xml:space="preserve">Transazioni</w:t>
-      </w:r>
-      <w:r>
-        <w:rPr/>
-        <w:t xml:space="preserve"> (</w:t>
-      </w:r>
-      <w:r>
-        <w:rPr/>
-        <w:t xml:space="preserve">/transzioni</w:t>
-      </w:r>
-      <w:r>
-        <w:rPr/>
-        <w:t xml:space="preserve">): sezione transazioni valet (movimenti economici). </w:t>
-      </w:r>
-      <w:r>
-        <w:rPr>
-          <w:b/>
-        </w:rPr>
-        <w:t xml:space="preserve">[NUOVO]</w:t>
-      </w:r>
-    </w:p>
-    <w:p>
-      <w:pPr>
-        <w:numPr>
-          <w:ilvl w:val="0"/>
-          <w:numId w:val="13"/>
-        </w:numPr>
-        <w:spacing w:lineRule="auto"/>
-      </w:pPr>
-      <w:r>
-        <w:rPr>
-          <w:b/>
-        </w:rPr>
-        <w:t xml:space="preserve">Valet Contratti</w:t>
-      </w:r>
-      <w:r>
-        <w:rPr/>
-        <w:t xml:space="preserve"> (</w:t>
-      </w:r>
-      <w:r>
-        <w:rPr/>
-        <w:t xml:space="preserve">/expert/contracts</w:t>
-      </w:r>
-      <w:r>
-        <w:rPr/>
-        <w:t xml:space="preserve">): gestione contratti valet con colonne: ID, Valet, CONTRATTO GENERATO, CONTRATTO FIRMATO. </w:t>
-      </w:r>
-      <w:r>
-        <w:rPr>
-          <w:b/>
-        </w:rPr>
-        <w:t xml:space="preserve">[NUOVO]</w:t>
-      </w:r>
-    </w:p>
-    <w:p>
-      <w:pPr>
-        <w:numPr>
-          <w:ilvl w:val="0"/>
-          <w:numId w:val="13"/>
-        </w:numPr>
-        <w:spacing w:lineRule="auto"/>
-      </w:pPr>
-      <w:r>
-        <w:rPr>
-          <w:b/>
-        </w:rPr>
-        <w:t xml:space="preserve">Orari Apertura</w:t>
-      </w:r>
-      <w:r>
-        <w:rPr/>
-        <w:t xml:space="preserve"> (</w:t>
-      </w:r>
-      <w:r>
-        <w:rPr/>
-        <w:t xml:space="preserve">/expert/availability/list</w:t>
-      </w:r>
-      <w:r>
-        <w:rPr/>
-        <w:t xml:space="preserve">): disponibilità dei valet per data e fascia oraria.</w:t>
-      </w:r>
-    </w:p>
-    <w:p>
-      <w:pPr>
-        <w:pStyle w:val="Heading3"/>
-        <w:spacing w:lineRule="auto"/>
-      </w:pPr>
-      <w:r>
-        <w:rPr/>
-        <w:t xml:space="preserve">3.5 Utenti / Operation / Customers</w:t>
       </w:r>
     </w:p>
     <w:p>
@@ -4105,7 +4238,7 @@
         <w:rPr>
           <w:b/>
         </w:rPr>
-        <w:t xml:space="preserve">Utenti</w:t>
+        <w:t xml:space="preserve">Stipendi</w:t>
       </w:r>
       <w:r>
         <w:rPr/>
@@ -4113,11 +4246,11 @@
       </w:r>
       <w:r>
         <w:rPr/>
-        <w:t xml:space="preserve">/utenti</w:t>
-      </w:r>
-      <w:r>
-        <w:rPr/>
-        <w:t xml:space="preserve">): 550 utenti; colonne ID, Email, Cognome, Nome, Ruolo (nessuno/admin/expert/partner/operation, modificabile in linea), Attivo (Attivo/Disattivo/Da convalidare/Sconosciuto), Elimina. Visibile solo ad Admin. Qui si attivano gli utenti appena registrati e si trasformano in Admin.</w:t>
+        <w:t xml:space="preserve">/valet/stipendi</w:t>
+      </w:r>
+      <w:r>
+        <w:rPr/>
+        <w:t xml:space="preserve">): filtro per valet + STORICO, GENERA STIPENDI, ESPORTA. Genera pro-forma fattura (valet con P.IVA) o ricevuta ritenuta (senza P.IVA). Invio stipendio → righe in storico → ricevuta generata in RICEVUTE da firmare → approvazione → pagamento. Il valet può aprire un RECLAMO su ogni riga (es. rimborso Area C).</w:t>
       </w:r>
     </w:p>
     <w:p>
@@ -4132,7 +4265,7 @@
         <w:rPr>
           <w:b/>
         </w:rPr>
-        <w:t xml:space="preserve">Operation</w:t>
+        <w:t xml:space="preserve">Ricevute</w:t>
       </w:r>
       <w:r>
         <w:rPr/>
@@ -4140,180 +4273,11 @@
       </w:r>
       <w:r>
         <w:rPr/>
-        <w:t xml:space="preserve">/operation</w:t>
-      </w:r>
-      <w:r>
-        <w:rPr/>
-        <w:t xml:space="preserve">): staff d'ufficio (14 persone): Cognome, Nome, Email, Telefono, Attivo + AGGIUNGI. </w:t>
-      </w:r>
-      <w:r>
-        <w:rPr>
-          <w:b/>
-        </w:rPr>
-        <w:t xml:space="preserve">Form "Nuovo Operation"</w:t>
-      </w:r>
-      <w:r>
-        <w:rPr/>
-        <w:t xml:space="preserve">: Cognome*, Nome*, E-mail*, Telefono*, Indirizzo*; notifiche WhatsApp/Mail; </w:t>
-      </w:r>
-      <w:r>
-        <w:rPr>
-          <w:b/>
-        </w:rPr>
-        <w:t xml:space="preserve">Ruolo operatore</w:t>
-      </w:r>
-      <w:r>
-        <w:rPr/>
-        <w:t xml:space="preserve">; Note. </w:t>
-      </w:r>
-      <w:r>
-        <w:rPr>
-          <w:b/>
-        </w:rPr>
-        <w:t xml:space="preserve">[NUOVO]</w:t>
-      </w:r>
-    </w:p>
-    <w:p>
-      <w:pPr>
-        <w:numPr>
-          <w:ilvl w:val="1"/>
-          <w:numId w:val="15"/>
-        </w:numPr>
-        <w:spacing w:lineRule="auto"/>
-      </w:pPr>
-      <w:r>
-        <w:rPr>
-          <w:b/>
-        </w:rPr>
-        <w:t xml:space="preserve">Ruolo operatore</w:t>
-      </w:r>
-      <w:r>
-        <w:rPr/>
-        <w:t xml:space="preserve"> (controlla la visibilità delle sezioni del menu): </w:t>
-      </w:r>
-      <w:r>
-        <w:rPr>
-          <w:b/>
-        </w:rPr>
-        <w:t xml:space="preserve">[NUOVO]</w:t>
-      </w:r>
-    </w:p>
-    <w:p>
-      <w:pPr>
-        <w:numPr>
-          <w:ilvl w:val="2"/>
-          <w:numId w:val="16"/>
-        </w:numPr>
-        <w:spacing w:lineRule="auto"/>
-      </w:pPr>
-      <w:r>
-        <w:rPr/>
-        <w:t xml:space="preserve">operation</w:t>
-      </w:r>
-      <w:r>
-        <w:rPr/>
-        <w:t xml:space="preserve"> (base): vede la sezione </w:t>
-      </w:r>
-      <w:r>
-        <w:rPr>
-          <w:b/>
-        </w:rPr>
-        <w:t xml:space="preserve">Operatività</w:t>
-      </w:r>
-      <w:r>
-        <w:rPr/>
-        <w:t xml:space="preserve">, non </w:t>
-      </w:r>
-      <w:r>
-        <w:rPr>
-          <w:b/>
-        </w:rPr>
-        <w:t xml:space="preserve">Amministrazione</w:t>
-      </w:r>
-      <w:r>
-        <w:rPr/>
-        <w:t xml:space="preserve">.</w:t>
-      </w:r>
-    </w:p>
-    <w:p>
-      <w:pPr>
-        <w:numPr>
-          <w:ilvl w:val="2"/>
-          <w:numId w:val="16"/>
-        </w:numPr>
-        <w:spacing w:lineRule="auto"/>
-      </w:pPr>
-      <w:r>
-        <w:rPr/>
-        <w:t xml:space="preserve">finance</w:t>
-      </w:r>
-      <w:r>
-        <w:rPr/>
-        <w:t xml:space="preserve">: vede </w:t>
-      </w:r>
-      <w:r>
-        <w:rPr>
-          <w:b/>
-        </w:rPr>
-        <w:t xml:space="preserve">anche la sezione Amministrazione</w:t>
-      </w:r>
-      <w:r>
-        <w:rPr/>
-        <w:t xml:space="preserve"> (Stipendi, Pagamenti, Regole, Finanza).</w:t>
-      </w:r>
-    </w:p>
-    <w:p>
-      <w:pPr>
-        <w:numPr>
-          <w:ilvl w:val="2"/>
-          <w:numId w:val="16"/>
-        </w:numPr>
-        <w:spacing w:lineRule="auto"/>
-      </w:pPr>
-      <w:r>
-        <w:rPr/>
-        <w:t xml:space="preserve">project_manager</w:t>
-      </w:r>
-      <w:r>
-        <w:rPr/>
-        <w:t xml:space="preserve">: </w:t>
-      </w:r>
-      <w:r>
-        <w:rPr>
-          <w:b/>
-        </w:rPr>
-        <w:t xml:space="preserve">non vede la sezione Operatività</w:t>
-      </w:r>
-      <w:r>
-        <w:rPr/>
-        <w:t xml:space="preserve"> (Consegne, Attività, Vendite).</w:t>
-      </w:r>
-    </w:p>
-    <w:p>
-      <w:pPr>
-        <w:numPr>
-          <w:ilvl w:val="2"/>
-          <w:numId w:val="16"/>
-        </w:numPr>
-        <w:spacing w:lineRule="auto"/>
-      </w:pPr>
-      <w:r>
-        <w:rPr/>
-        <w:t xml:space="preserve">customer_service</w:t>
-      </w:r>
-      <w:r>
-        <w:rPr/>
-        <w:t xml:space="preserve">: </w:t>
-      </w:r>
-      <w:r>
-        <w:rPr>
-          <w:b/>
-        </w:rPr>
-        <w:t xml:space="preserve">non vede la sezione Amministrazione</w:t>
-      </w:r>
-      <w:r>
-        <w:rPr/>
-        <w:t xml:space="preserve">.</w:t>
+        <w:t xml:space="preserve">/expert/receipts</w:t>
+      </w:r>
+      <w:r>
+        <w:rPr/>
+        <w:t xml:space="preserve">): ricevute generate automaticamente dall'invio stipendi; il valet le ricarica firmate per l'approvazione e il pagamento.</w:t>
       </w:r>
     </w:p>
     <w:p>
@@ -4328,6 +4292,386 @@
         <w:rPr>
           <w:b/>
         </w:rPr>
+        <w:t xml:space="preserve">Regole Valet</w:t>
+      </w:r>
+      <w:r>
+        <w:rPr/>
+        <w:t xml:space="preserve"> (</w:t>
+      </w:r>
+      <w:r>
+        <w:rPr/>
+        <w:t xml:space="preserve">/expert/rules</w:t>
+      </w:r>
+      <w:r>
+        <w:rPr/>
+        <w:t xml:space="preserve">): regole per valet per definire i rimborsi per consegne con 2+ ritiri (lista per valet con edit/delete/expand).</w:t>
+      </w:r>
+    </w:p>
+    <w:p>
+      <w:pPr>
+        <w:numPr>
+          <w:ilvl w:val="0"/>
+          <w:numId w:val="14"/>
+        </w:numPr>
+        <w:spacing w:lineRule="auto"/>
+      </w:pPr>
+      <w:r>
+        <w:rPr>
+          <w:b/>
+        </w:rPr>
+        <w:t xml:space="preserve">Pagamenti</w:t>
+      </w:r>
+      <w:r>
+        <w:rPr/>
+        <w:t xml:space="preserve"> (</w:t>
+      </w:r>
+      <w:r>
+        <w:rPr/>
+        <w:t xml:space="preserve">/expert/payments</w:t>
+      </w:r>
+      <w:r>
+        <w:rPr/>
+        <w:t xml:space="preserve">): richieste di rimborso dei valet per servizi specifici. Stati: CREATA / APPROVATA + STORICO; filtro per valet.</w:t>
+      </w:r>
+    </w:p>
+    <w:p>
+      <w:pPr>
+        <w:numPr>
+          <w:ilvl w:val="0"/>
+          <w:numId w:val="14"/>
+        </w:numPr>
+        <w:spacing w:lineRule="auto"/>
+      </w:pPr>
+      <w:r>
+        <w:rPr>
+          <w:b/>
+        </w:rPr>
+        <w:t xml:space="preserve">Transazioni</w:t>
+      </w:r>
+      <w:r>
+        <w:rPr/>
+        <w:t xml:space="preserve"> (</w:t>
+      </w:r>
+      <w:r>
+        <w:rPr/>
+        <w:t xml:space="preserve">/transzioni</w:t>
+      </w:r>
+      <w:r>
+        <w:rPr/>
+        <w:t xml:space="preserve">): sezione transazioni valet (movimenti economici). </w:t>
+      </w:r>
+      <w:r>
+        <w:rPr>
+          <w:b/>
+        </w:rPr>
+        <w:t xml:space="preserve">[NUOVO]</w:t>
+      </w:r>
+    </w:p>
+    <w:p>
+      <w:pPr>
+        <w:numPr>
+          <w:ilvl w:val="0"/>
+          <w:numId w:val="14"/>
+        </w:numPr>
+        <w:spacing w:lineRule="auto"/>
+      </w:pPr>
+      <w:r>
+        <w:rPr>
+          <w:b/>
+        </w:rPr>
+        <w:t xml:space="preserve">Valet Contratti</w:t>
+      </w:r>
+      <w:r>
+        <w:rPr/>
+        <w:t xml:space="preserve"> (</w:t>
+      </w:r>
+      <w:r>
+        <w:rPr/>
+        <w:t xml:space="preserve">/expert/contracts</w:t>
+      </w:r>
+      <w:r>
+        <w:rPr/>
+        <w:t xml:space="preserve">): gestione contratti valet con colonne: ID, Valet, CONTRATTO GENERATO, CONTRATTO FIRMATO. </w:t>
+      </w:r>
+      <w:r>
+        <w:rPr>
+          <w:b/>
+        </w:rPr>
+        <w:t xml:space="preserve">[NUOVO]</w:t>
+      </w:r>
+    </w:p>
+    <w:p>
+      <w:pPr>
+        <w:numPr>
+          <w:ilvl w:val="0"/>
+          <w:numId w:val="14"/>
+        </w:numPr>
+        <w:spacing w:lineRule="auto"/>
+      </w:pPr>
+      <w:r>
+        <w:rPr>
+          <w:b/>
+        </w:rPr>
+        <w:t xml:space="preserve">Orari Apertura</w:t>
+      </w:r>
+      <w:r>
+        <w:rPr/>
+        <w:t xml:space="preserve"> (</w:t>
+      </w:r>
+      <w:r>
+        <w:rPr/>
+        <w:t xml:space="preserve">/expert/availability/list</w:t>
+      </w:r>
+      <w:r>
+        <w:rPr/>
+        <w:t xml:space="preserve">): disponibilità dei valet per data e fascia oraria.</w:t>
+      </w:r>
+    </w:p>
+    <w:p>
+      <w:pPr>
+        <w:pStyle w:val="Heading3"/>
+        <w:spacing w:lineRule="auto"/>
+      </w:pPr>
+      <w:r>
+        <w:rPr/>
+        <w:t xml:space="preserve">3.5 Utenti / Operation / Customers</w:t>
+      </w:r>
+    </w:p>
+    <w:p>
+      <w:pPr>
+        <w:numPr>
+          <w:ilvl w:val="0"/>
+          <w:numId w:val="15"/>
+        </w:numPr>
+        <w:spacing w:lineRule="auto"/>
+      </w:pPr>
+      <w:r>
+        <w:rPr>
+          <w:b/>
+        </w:rPr>
+        <w:t xml:space="preserve">Utenti</w:t>
+      </w:r>
+      <w:r>
+        <w:rPr/>
+        <w:t xml:space="preserve"> (</w:t>
+      </w:r>
+      <w:r>
+        <w:rPr/>
+        <w:t xml:space="preserve">/utenti</w:t>
+      </w:r>
+      <w:r>
+        <w:rPr/>
+        <w:t xml:space="preserve">): 550 utenti; colonne ID, Email, Cognome, Nome, Ruolo (nessuno/admin/expert/partner/operation, modificabile in linea), Attivo (Attivo/Disattivo/Da convalidare/Sconosciuto), Elimina. Visibile solo ad Admin. Qui si attivano gli utenti appena registrati e si trasformano in Admin.</w:t>
+      </w:r>
+    </w:p>
+    <w:p>
+      <w:pPr>
+        <w:numPr>
+          <w:ilvl w:val="0"/>
+          <w:numId w:val="15"/>
+        </w:numPr>
+        <w:spacing w:lineRule="auto"/>
+      </w:pPr>
+      <w:r>
+        <w:rPr>
+          <w:b/>
+        </w:rPr>
+        <w:t xml:space="preserve">Operation</w:t>
+      </w:r>
+      <w:r>
+        <w:rPr/>
+        <w:t xml:space="preserve"> (</w:t>
+      </w:r>
+      <w:r>
+        <w:rPr/>
+        <w:t xml:space="preserve">/operation</w:t>
+      </w:r>
+      <w:r>
+        <w:rPr/>
+        <w:t xml:space="preserve">): staff d'ufficio (14 persone): Cognome, Nome, Email, Telefono, Attivo + AGGIUNGI. </w:t>
+      </w:r>
+      <w:r>
+        <w:rPr>
+          <w:b/>
+        </w:rPr>
+        <w:t xml:space="preserve">Form "Nuovo Operation"</w:t>
+      </w:r>
+      <w:r>
+        <w:rPr/>
+        <w:t xml:space="preserve">: Cognome*, Nome*, E-mail*, Telefono*, Indirizzo*; notifiche WhatsApp/Mail; </w:t>
+      </w:r>
+      <w:r>
+        <w:rPr>
+          <w:b/>
+        </w:rPr>
+        <w:t xml:space="preserve">Ruolo operatore</w:t>
+      </w:r>
+      <w:r>
+        <w:rPr/>
+        <w:t xml:space="preserve">; Note. </w:t>
+      </w:r>
+      <w:r>
+        <w:rPr>
+          <w:b/>
+        </w:rPr>
+        <w:t xml:space="preserve">[NUOVO]</w:t>
+      </w:r>
+    </w:p>
+    <w:p>
+      <w:pPr>
+        <w:numPr>
+          <w:ilvl w:val="1"/>
+          <w:numId w:val="16"/>
+        </w:numPr>
+        <w:spacing w:lineRule="auto"/>
+      </w:pPr>
+      <w:r>
+        <w:rPr>
+          <w:b/>
+        </w:rPr>
+        <w:t xml:space="preserve">Ruolo operatore</w:t>
+      </w:r>
+      <w:r>
+        <w:rPr/>
+        <w:t xml:space="preserve"> (controlla la visibilità delle sezioni del menu): </w:t>
+      </w:r>
+      <w:r>
+        <w:rPr>
+          <w:b/>
+        </w:rPr>
+        <w:t xml:space="preserve">[NUOVO]</w:t>
+      </w:r>
+    </w:p>
+    <w:p>
+      <w:pPr>
+        <w:numPr>
+          <w:ilvl w:val="2"/>
+          <w:numId w:val="17"/>
+        </w:numPr>
+        <w:spacing w:lineRule="auto"/>
+      </w:pPr>
+      <w:r>
+        <w:rPr/>
+        <w:t xml:space="preserve">operation</w:t>
+      </w:r>
+      <w:r>
+        <w:rPr/>
+        <w:t xml:space="preserve"> (base): vede la sezione </w:t>
+      </w:r>
+      <w:r>
+        <w:rPr>
+          <w:b/>
+        </w:rPr>
+        <w:t xml:space="preserve">Operatività</w:t>
+      </w:r>
+      <w:r>
+        <w:rPr/>
+        <w:t xml:space="preserve">, non </w:t>
+      </w:r>
+      <w:r>
+        <w:rPr>
+          <w:b/>
+        </w:rPr>
+        <w:t xml:space="preserve">Amministrazione</w:t>
+      </w:r>
+      <w:r>
+        <w:rPr/>
+        <w:t xml:space="preserve">.</w:t>
+      </w:r>
+    </w:p>
+    <w:p>
+      <w:pPr>
+        <w:numPr>
+          <w:ilvl w:val="2"/>
+          <w:numId w:val="17"/>
+        </w:numPr>
+        <w:spacing w:lineRule="auto"/>
+      </w:pPr>
+      <w:r>
+        <w:rPr/>
+        <w:t xml:space="preserve">finance</w:t>
+      </w:r>
+      <w:r>
+        <w:rPr/>
+        <w:t xml:space="preserve">: vede </w:t>
+      </w:r>
+      <w:r>
+        <w:rPr>
+          <w:b/>
+        </w:rPr>
+        <w:t xml:space="preserve">anche la sezione Amministrazione</w:t>
+      </w:r>
+      <w:r>
+        <w:rPr/>
+        <w:t xml:space="preserve"> (Stipendi, Pagamenti, Regole, Finanza).</w:t>
+      </w:r>
+    </w:p>
+    <w:p>
+      <w:pPr>
+        <w:numPr>
+          <w:ilvl w:val="2"/>
+          <w:numId w:val="17"/>
+        </w:numPr>
+        <w:spacing w:lineRule="auto"/>
+      </w:pPr>
+      <w:r>
+        <w:rPr/>
+        <w:t xml:space="preserve">project_manager</w:t>
+      </w:r>
+      <w:r>
+        <w:rPr/>
+        <w:t xml:space="preserve">: </w:t>
+      </w:r>
+      <w:r>
+        <w:rPr>
+          <w:b/>
+        </w:rPr>
+        <w:t xml:space="preserve">non vede la sezione Operatività</w:t>
+      </w:r>
+      <w:r>
+        <w:rPr/>
+        <w:t xml:space="preserve"> (Consegne, Attività, Vendite).</w:t>
+      </w:r>
+    </w:p>
+    <w:p>
+      <w:pPr>
+        <w:numPr>
+          <w:ilvl w:val="2"/>
+          <w:numId w:val="17"/>
+        </w:numPr>
+        <w:spacing w:lineRule="auto"/>
+      </w:pPr>
+      <w:r>
+        <w:rPr/>
+        <w:t xml:space="preserve">customer_service</w:t>
+      </w:r>
+      <w:r>
+        <w:rPr/>
+        <w:t xml:space="preserve">: </w:t>
+      </w:r>
+      <w:r>
+        <w:rPr>
+          <w:b/>
+        </w:rPr>
+        <w:t xml:space="preserve">non vede la sezione Amministrazione</w:t>
+      </w:r>
+      <w:r>
+        <w:rPr/>
+        <w:t xml:space="preserve">.</w:t>
+      </w:r>
+    </w:p>
+    <w:p>
+      <w:pPr>
+        <w:numPr>
+          <w:ilvl w:val="0"/>
+          <w:numId w:val="15"/>
+        </w:numPr>
+        <w:spacing w:lineRule="auto"/>
+      </w:pPr>
+      <w:r>
+        <w:rPr>
+          <w:b/>
+        </w:rPr>
         <w:t xml:space="preserve">Customers</w:t>
       </w:r>
       <w:r>
@@ -4383,229 +4727,6 @@
       <w:r>
         <w:rPr/>
         <w:t xml:space="preserve">)</w:t>
-      </w:r>
-    </w:p>
-    <w:p>
-      <w:pPr>
-        <w:numPr>
-          <w:ilvl w:val="0"/>
-          <w:numId w:val="17"/>
-        </w:numPr>
-        <w:spacing w:lineRule="auto"/>
-      </w:pPr>
-      <w:r>
-        <w:rPr/>
-        <w:t xml:space="preserve">Tab: ATTIVA PRODOTTI, ARCHIVIO PRODOTTI, </w:t>
-      </w:r>
-      <w:r>
-        <w:rPr>
-          <w:b/>
-        </w:rPr>
-        <w:t xml:space="preserve">SHOPIFY PRODOTTI</w:t>
-      </w:r>
-      <w:r>
-        <w:rPr/>
-        <w:t xml:space="preserve"> (sincronizzazione prodotti da Shopify). Viste TABELLA / GRIGLIA. 8.503 prodotti. </w:t>
-      </w:r>
-      <w:r>
-        <w:rPr>
-          <w:b/>
-        </w:rPr>
-        <w:t xml:space="preserve">[NUOVO]</w:t>
-      </w:r>
-    </w:p>
-    <w:p>
-      <w:pPr>
-        <w:numPr>
-          <w:ilvl w:val="0"/>
-          <w:numId w:val="17"/>
-        </w:numPr>
-        <w:spacing w:lineRule="auto"/>
-      </w:pPr>
-      <w:r>
-        <w:rPr/>
-        <w:t xml:space="preserve">Bottoni: AGGIUNGI, ESPORTA, IMPORTARE, SCARICA IL FORMATO CSV, ELIMINAZIONE MULTIPLA (+SELEZIONA TUTTI), selettore stato Attivo/Disattivo.</w:t>
-      </w:r>
-    </w:p>
-    <w:p>
-      <w:pPr>
-        <w:numPr>
-          <w:ilvl w:val="0"/>
-          <w:numId w:val="17"/>
-        </w:numPr>
-        <w:spacing w:lineRule="auto"/>
-      </w:pPr>
-      <w:r>
-        <w:rPr/>
-        <w:t xml:space="preserve">Colonne/filtri: ID, Foto, Nome, Variante SKU, Categoria, Prezzo, Prezzo Pubblico, Stock, Partner, SKU, Super Prodotto Sì/No, Super Provincia Sì/No, Prodotto Unico Sì/No, Approvato Sì/No, In Magazzino Sì/No, Attivo.</w:t>
-      </w:r>
-    </w:p>
-    <w:p>
-      <w:pPr>
-        <w:numPr>
-          <w:ilvl w:val="0"/>
-          <w:numId w:val="17"/>
-        </w:numPr>
-        <w:spacing w:lineRule="auto"/>
-      </w:pPr>
-      <w:r>
-        <w:rPr/>
-        <w:t xml:space="preserve">Tipi di prodotto: </w:t>
-      </w:r>
-      <w:r>
-        <w:rPr>
-          <w:b/>
-        </w:rPr>
-        <w:t xml:space="preserve">unici</w:t>
-      </w:r>
-      <w:r>
-        <w:rPr/>
-        <w:t xml:space="preserve"> (di un partner), </w:t>
-      </w:r>
-      <w:r>
-        <w:rPr>
-          <w:b/>
-        </w:rPr>
-        <w:t xml:space="preserve">non-unici</w:t>
-      </w:r>
-      <w:r>
-        <w:rPr/>
-        <w:t xml:space="preserve"> (es. fiori), </w:t>
-      </w:r>
-      <w:r>
-        <w:rPr>
-          <w:b/>
-        </w:rPr>
-        <w:t xml:space="preserve">superprodotti</w:t>
-      </w:r>
-      <w:r>
-        <w:rPr/>
-        <w:t xml:space="preserve"> (combinazioni di più prodotti). Flag "Visible to other partners" per rendere visibili i prodotti unici ad altri partner. Admin/Operation aggiungono qualsiasi prodotto; ogni partner carica i propri come unici.</w:t>
-      </w:r>
-    </w:p>
-    <w:p>
-      <w:pPr>
-        <w:numPr>
-          <w:ilvl w:val="0"/>
-          <w:numId w:val="17"/>
-        </w:numPr>
-        <w:spacing w:lineRule="auto"/>
-      </w:pPr>
-      <w:r>
-        <w:rPr>
-          <w:b/>
-        </w:rPr>
-        <w:t xml:space="preserve">Form "Nuovo prodotto"</w:t>
-      </w:r>
-      <w:r>
-        <w:rPr/>
-        <w:t xml:space="preserve"> (verificato campo-per-campo): sezioni </w:t>
-      </w:r>
-      <w:r>
-        <w:rPr>
-          <w:b/>
-        </w:rPr>
-        <w:t xml:space="preserve">DETTAGLI</w:t>
-      </w:r>
-      <w:r>
-        <w:rPr/>
-        <w:t xml:space="preserve"> (Nome*, Partner, Categoria*, SKU, Giorni Preparazione, </w:t>
-      </w:r>
-      <w:r>
-        <w:rPr>
-          <w:b/>
-        </w:rPr>
-        <w:t xml:space="preserve">Plus del prodotto</w:t>
-      </w:r>
-      <w:r>
-        <w:rPr/>
-        <w:t xml:space="preserve"> max 80*, Descrizione rich text, Prezzo, Prezzo pubblico, Linea, Immagine; flag Non modificabile, Prodotto unico), </w:t>
-      </w:r>
-      <w:r>
-        <w:rPr>
-          <w:b/>
-        </w:rPr>
-        <w:t xml:space="preserve">INVENTORY MANAGEMENT</w:t>
-      </w:r>
-      <w:r>
-        <w:rPr/>
-        <w:t xml:space="preserve"> (Controlla stock, Nome alternativo + Usa nome alternativo), </w:t>
-      </w:r>
-      <w:r>
-        <w:rPr>
-          <w:b/>
-        </w:rPr>
-        <w:t xml:space="preserve">SHOPIFY CONNECTION</w:t>
-      </w:r>
-      <w:r>
-        <w:rPr/>
-        <w:t xml:space="preserve"> (Approvato, Attivo, Not physical, </w:t>
-      </w:r>
-      <w:r>
-        <w:rPr>
-          <w:b/>
-        </w:rPr>
-        <w:t xml:space="preserve">SELECT PLATFORMS</w:t>
-      </w:r>
-      <w:r>
-        <w:rPr/>
-        <w:t xml:space="preserve">: Deluxy/Cakes/Flowers/Business/Experience/DotCom + descrizione per piattaforma, image manager), </w:t>
-      </w:r>
-      <w:r>
-        <w:rPr>
-          <w:b/>
-        </w:rPr>
-        <w:t xml:space="preserve">PRODUCTS PARTNER</w:t>
-      </w:r>
-      <w:r>
-        <w:rPr/>
-        <w:t xml:space="preserve"> (partner aggiuntivi che vendono il prodotto), </w:t>
-      </w:r>
-      <w:r>
-        <w:rPr>
-          <w:b/>
-        </w:rPr>
-        <w:t xml:space="preserve">SUPER PRODOTTO</w:t>
-      </w:r>
-      <w:r>
-        <w:rPr/>
-        <w:t xml:space="preserve"> (componenti), </w:t>
-      </w:r>
-      <w:r>
-        <w:rPr>
-          <w:b/>
-        </w:rPr>
-        <w:t xml:space="preserve">PRODOTTO VARIANTI</w:t>
-      </w:r>
-      <w:r>
-        <w:rPr/>
-        <w:t xml:space="preserve"> (flag ha varianti + titolo opzione + varianti con prezzo/SKU), </w:t>
-      </w:r>
-      <w:r>
-        <w:rPr>
-          <w:b/>
-        </w:rPr>
-        <w:t xml:space="preserve">CAMPI OBBLIGATORI</w:t>
-      </w:r>
-      <w:r>
-        <w:rPr/>
-        <w:t xml:space="preserve"> (campi testuali). </w:t>
-      </w:r>
-      <w:r>
-        <w:rPr>
-          <w:b/>
-        </w:rPr>
-        <w:t xml:space="preserve">[NUOVO — form prodotto completo, incl. varianti e multi-partner]</w:t>
-      </w:r>
-    </w:p>
-    <w:p>
-      <w:pPr>
-        <w:pStyle w:val="Heading4"/>
-        <w:spacing w:lineRule="auto"/>
-      </w:pPr>
-      <w:r>
-        <w:rPr/>
-        <w:t xml:space="preserve">Sottosezioni Prodotti</w:t>
       </w:r>
     </w:p>
     <w:p>
@@ -4617,68 +4738,24 @@
         <w:spacing w:lineRule="auto"/>
       </w:pPr>
       <w:r>
-        <w:rPr>
-          <w:b/>
-        </w:rPr>
-        <w:t xml:space="preserve">Categorie</w:t>
-      </w:r>
-      <w:r>
-        <w:rPr/>
-        <w:t xml:space="preserve"> (</w:t>
-      </w:r>
-      <w:r>
-        <w:rPr/>
-        <w:t xml:space="preserve">/product/categoria</w:t>
-      </w:r>
-      <w:r>
-        <w:rPr/>
-        <w:t xml:space="preserve">): 63 categorie (es. Fiori, Fiori Classici, Fiori d'Arte, Torte, Dolci, Box Regalo, Cappelliere, Palloncini, Accessori, B2B Colazione/Break/Lunch/Aperitivo, Ghirlande, Abbonamento Fiori, Regalistica Natale…). </w:t>
-      </w:r>
-      <w:r>
-        <w:rPr>
-          <w:b/>
-        </w:rPr>
-        <w:t xml:space="preserve">Form "Nuova categoria"</w:t>
-      </w:r>
-      <w:r>
-        <w:rPr/>
-        <w:t xml:space="preserve"> (verificato): Nome*, Note, </w:t>
-      </w:r>
-      <w:r>
-        <w:rPr>
-          <w:b/>
-        </w:rPr>
-        <w:t xml:space="preserve">AI Prompt</w:t>
-      </w:r>
-      <w:r>
-        <w:rPr/>
-        <w:t xml:space="preserve"> (per generazione AI, es. torte), </w:t>
-      </w:r>
-      <w:r>
-        <w:rPr>
-          <w:b/>
-        </w:rPr>
-        <w:t xml:space="preserve">Extra fields</w:t>
-      </w:r>
-      <w:r>
-        <w:rPr/>
-        <w:t xml:space="preserve"> (nome campo + tipo: Opzionale / Obbligatorio / solo Admin), </w:t>
-      </w:r>
-      <w:r>
-        <w:rPr>
-          <w:b/>
-        </w:rPr>
-        <w:t xml:space="preserve">Province discounts</w:t>
-      </w:r>
-      <w:r>
-        <w:rPr/>
-        <w:t xml:space="preserve"> (provincia + % di sconto → genera automaticamente prodotti scontati arrotondati a 0/5). </w:t>
-      </w:r>
-      <w:r>
-        <w:rPr>
-          <w:b/>
-        </w:rPr>
-        <w:t xml:space="preserve">[NUOVO — AI Prompt e Note sul form categoria]</w:t>
+        <w:rPr/>
+        <w:t xml:space="preserve">Tab: ATTIVA PRODOTTI, ARCHIVIO PRODOTTI, </w:t>
+      </w:r>
+      <w:r>
+        <w:rPr>
+          <w:b/>
+        </w:rPr>
+        <w:t xml:space="preserve">SHOPIFY PRODOTTI</w:t>
+      </w:r>
+      <w:r>
+        <w:rPr/>
+        <w:t xml:space="preserve"> (sincronizzazione prodotti da Shopify). Viste TABELLA / GRIGLIA. 8.503 prodotti. </w:t>
+      </w:r>
+      <w:r>
+        <w:rPr>
+          <w:b/>
+        </w:rPr>
+        <w:t xml:space="preserve">[NUOVO]</w:t>
       </w:r>
     </w:p>
     <w:p>
@@ -4690,36 +4767,8 @@
         <w:spacing w:lineRule="auto"/>
       </w:pPr>
       <w:r>
-        <w:rPr>
-          <w:b/>
-        </w:rPr>
-        <w:t xml:space="preserve">Prodotto Collections</w:t>
-      </w:r>
-      <w:r>
-        <w:rPr/>
-        <w:t xml:space="preserve"> (</w:t>
-      </w:r>
-      <w:r>
-        <w:rPr/>
-        <w:t xml:space="preserve">/collections</w:t>
-      </w:r>
-      <w:r>
-        <w:rPr/>
-        <w:t xml:space="preserve">): collezioni shop per provincia: Collection Name, Handle (es. </w:t>
-      </w:r>
-      <w:r>
-        <w:rPr/>
-        <w:t xml:space="preserve">province-products/rm</w:t>
-      </w:r>
-      <w:r>
-        <w:rPr/>
-        <w:t xml:space="preserve">), Descrizione, Provincia, Codice provincia, Categoria prodotto. </w:t>
-      </w:r>
-      <w:r>
-        <w:rPr>
-          <w:b/>
-        </w:rPr>
-        <w:t xml:space="preserve">[NUOVO]</w:t>
+        <w:rPr/>
+        <w:t xml:space="preserve">Bottoni: AGGIUNGI, ESPORTA, IMPORTARE, SCARICA IL FORMATO CSV, ELIMINAZIONE MULTIPLA (+SELEZIONA TUTTI), selettore stato Attivo/Disattivo.</w:t>
       </w:r>
     </w:p>
     <w:p>
@@ -4731,40 +4780,176 @@
         <w:spacing w:lineRule="auto"/>
       </w:pPr>
       <w:r>
-        <w:rPr>
-          <w:b/>
-        </w:rPr>
-        <w:t xml:space="preserve">Cakes Order Product</w:t>
-      </w:r>
-      <w:r>
-        <w:rPr/>
-        <w:t xml:space="preserve"> (</w:t>
-      </w:r>
-      <w:r>
-        <w:rPr/>
-        <w:t xml:space="preserve">/cake/orders</w:t>
-      </w:r>
-      <w:r>
-        <w:rPr/>
-        <w:t xml:space="preserve">): torte acquistate e realizzate con l'AI (8 presenti) con foto.</w:t>
-      </w:r>
-    </w:p>
-    <w:p>
-      <w:pPr>
-        <w:pStyle w:val="Heading3"/>
-        <w:spacing w:lineRule="auto"/>
-      </w:pPr>
-      <w:r>
-        <w:rPr/>
-        <w:t xml:space="preserve">3.7 Vendite (</w:t>
-      </w:r>
-      <w:r>
-        <w:rPr/>
-        <w:t xml:space="preserve">/all/vendita</w:t>
-      </w:r>
-      <w:r>
-        <w:rPr/>
-        <w:t xml:space="preserve">)</w:t>
+        <w:rPr/>
+        <w:t xml:space="preserve">Colonne/filtri: ID, Foto, Nome, Variante SKU, Categoria, Prezzo, Prezzo Pubblico, Stock, Partner, SKU, Super Prodotto Sì/No, Super Provincia Sì/No, Prodotto Unico Sì/No, Approvato Sì/No, In Magazzino Sì/No, Attivo.</w:t>
+      </w:r>
+    </w:p>
+    <w:p>
+      <w:pPr>
+        <w:numPr>
+          <w:ilvl w:val="0"/>
+          <w:numId w:val="18"/>
+        </w:numPr>
+        <w:spacing w:lineRule="auto"/>
+      </w:pPr>
+      <w:r>
+        <w:rPr/>
+        <w:t xml:space="preserve">Tipi di prodotto: </w:t>
+      </w:r>
+      <w:r>
+        <w:rPr>
+          <w:b/>
+        </w:rPr>
+        <w:t xml:space="preserve">unici</w:t>
+      </w:r>
+      <w:r>
+        <w:rPr/>
+        <w:t xml:space="preserve"> (di un partner), </w:t>
+      </w:r>
+      <w:r>
+        <w:rPr>
+          <w:b/>
+        </w:rPr>
+        <w:t xml:space="preserve">non-unici</w:t>
+      </w:r>
+      <w:r>
+        <w:rPr/>
+        <w:t xml:space="preserve"> (es. fiori), </w:t>
+      </w:r>
+      <w:r>
+        <w:rPr>
+          <w:b/>
+        </w:rPr>
+        <w:t xml:space="preserve">superprodotti</w:t>
+      </w:r>
+      <w:r>
+        <w:rPr/>
+        <w:t xml:space="preserve"> (combinazioni di più prodotti). Flag "Visible to other partners" per rendere visibili i prodotti unici ad altri partner. Admin/Operation aggiungono qualsiasi prodotto; ogni partner carica i propri come unici.</w:t>
+      </w:r>
+    </w:p>
+    <w:p>
+      <w:pPr>
+        <w:numPr>
+          <w:ilvl w:val="0"/>
+          <w:numId w:val="18"/>
+        </w:numPr>
+        <w:spacing w:lineRule="auto"/>
+      </w:pPr>
+      <w:r>
+        <w:rPr>
+          <w:b/>
+        </w:rPr>
+        <w:t xml:space="preserve">Form "Nuovo prodotto"</w:t>
+      </w:r>
+      <w:r>
+        <w:rPr/>
+        <w:t xml:space="preserve"> (verificato campo-per-campo): sezioni </w:t>
+      </w:r>
+      <w:r>
+        <w:rPr>
+          <w:b/>
+        </w:rPr>
+        <w:t xml:space="preserve">DETTAGLI</w:t>
+      </w:r>
+      <w:r>
+        <w:rPr/>
+        <w:t xml:space="preserve"> (Nome*, Partner, Categoria*, SKU, Giorni Preparazione, </w:t>
+      </w:r>
+      <w:r>
+        <w:rPr>
+          <w:b/>
+        </w:rPr>
+        <w:t xml:space="preserve">Plus del prodotto</w:t>
+      </w:r>
+      <w:r>
+        <w:rPr/>
+        <w:t xml:space="preserve"> max 80*, Descrizione rich text, Prezzo, Prezzo pubblico, Linea, Immagine; flag Non modificabile, Prodotto unico), </w:t>
+      </w:r>
+      <w:r>
+        <w:rPr>
+          <w:b/>
+        </w:rPr>
+        <w:t xml:space="preserve">INVENTORY MANAGEMENT</w:t>
+      </w:r>
+      <w:r>
+        <w:rPr/>
+        <w:t xml:space="preserve"> (Controlla stock, Nome alternativo + Usa nome alternativo), </w:t>
+      </w:r>
+      <w:r>
+        <w:rPr>
+          <w:b/>
+        </w:rPr>
+        <w:t xml:space="preserve">SHOPIFY CONNECTION</w:t>
+      </w:r>
+      <w:r>
+        <w:rPr/>
+        <w:t xml:space="preserve"> (Approvato, Attivo, Not physical, </w:t>
+      </w:r>
+      <w:r>
+        <w:rPr>
+          <w:b/>
+        </w:rPr>
+        <w:t xml:space="preserve">SELECT PLATFORMS</w:t>
+      </w:r>
+      <w:r>
+        <w:rPr/>
+        <w:t xml:space="preserve">: Deluxy/Cakes/Flowers/Business/Experience/DotCom + descrizione per piattaforma, image manager), </w:t>
+      </w:r>
+      <w:r>
+        <w:rPr>
+          <w:b/>
+        </w:rPr>
+        <w:t xml:space="preserve">PRODUCTS PARTNER</w:t>
+      </w:r>
+      <w:r>
+        <w:rPr/>
+        <w:t xml:space="preserve"> (partner aggiuntivi che vendono il prodotto), </w:t>
+      </w:r>
+      <w:r>
+        <w:rPr>
+          <w:b/>
+        </w:rPr>
+        <w:t xml:space="preserve">SUPER PRODOTTO</w:t>
+      </w:r>
+      <w:r>
+        <w:rPr/>
+        <w:t xml:space="preserve"> (componenti), </w:t>
+      </w:r>
+      <w:r>
+        <w:rPr>
+          <w:b/>
+        </w:rPr>
+        <w:t xml:space="preserve">PRODOTTO VARIANTI</w:t>
+      </w:r>
+      <w:r>
+        <w:rPr/>
+        <w:t xml:space="preserve"> (flag ha varianti + titolo opzione + varianti con prezzo/SKU), </w:t>
+      </w:r>
+      <w:r>
+        <w:rPr>
+          <w:b/>
+        </w:rPr>
+        <w:t xml:space="preserve">CAMPI OBBLIGATORI</w:t>
+      </w:r>
+      <w:r>
+        <w:rPr/>
+        <w:t xml:space="preserve"> (campi testuali). </w:t>
+      </w:r>
+      <w:r>
+        <w:rPr>
+          <w:b/>
+        </w:rPr>
+        <w:t xml:space="preserve">[NUOVO — form prodotto completo, incl. varianti e multi-partner]</w:t>
+      </w:r>
+    </w:p>
+    <w:p>
+      <w:pPr>
+        <w:pStyle w:val="Heading4"/>
+        <w:spacing w:lineRule="auto"/>
+      </w:pPr>
+      <w:r>
+        <w:rPr/>
+        <w:t xml:space="preserve">Sottosezioni Prodotti</w:t>
       </w:r>
     </w:p>
     <w:p>
@@ -4776,56 +4961,68 @@
         <w:spacing w:lineRule="auto"/>
       </w:pPr>
       <w:r>
-        <w:rPr/>
-        <w:t xml:space="preserve">Viste per piattaforma: All Vendite + Deluxy (</w:t>
-      </w:r>
-      <w:r>
-        <w:rPr/>
-        <w:t xml:space="preserve">/vendita</w:t>
-      </w:r>
-      <w:r>
-        <w:rPr/>
-        <w:t xml:space="preserve">), Cakes (</w:t>
-      </w:r>
-      <w:r>
-        <w:rPr/>
-        <w:t xml:space="preserve">/cakes/vendita</w:t>
-      </w:r>
-      <w:r>
-        <w:rPr/>
-        <w:t xml:space="preserve">), Business (</w:t>
-      </w:r>
-      <w:r>
-        <w:rPr/>
-        <w:t xml:space="preserve">/business/vendita</w:t>
-      </w:r>
-      <w:r>
-        <w:rPr/>
-        <w:t xml:space="preserve">), Deluxy Flowers (</w:t>
-      </w:r>
-      <w:r>
-        <w:rPr/>
-        <w:t xml:space="preserve">/flowers/vendita</w:t>
-      </w:r>
-      <w:r>
-        <w:rPr/>
-        <w:t xml:space="preserve">), Deluxy Experience (</w:t>
-      </w:r>
-      <w:r>
-        <w:rPr/>
-        <w:t xml:space="preserve">/experience/vendita</w:t>
-      </w:r>
-      <w:r>
-        <w:rPr/>
-        <w:t xml:space="preserve">), Deluxy.Com (</w:t>
-      </w:r>
-      <w:r>
-        <w:rPr/>
-        <w:t xml:space="preserve">/deluxydotcom/vendita</w:t>
-      </w:r>
-      <w:r>
-        <w:rPr/>
-        <w:t xml:space="preserve">).</w:t>
+        <w:rPr>
+          <w:b/>
+        </w:rPr>
+        <w:t xml:space="preserve">Categorie</w:t>
+      </w:r>
+      <w:r>
+        <w:rPr/>
+        <w:t xml:space="preserve"> (</w:t>
+      </w:r>
+      <w:r>
+        <w:rPr/>
+        <w:t xml:space="preserve">/product/categoria</w:t>
+      </w:r>
+      <w:r>
+        <w:rPr/>
+        <w:t xml:space="preserve">): 63 categorie (es. Fiori, Fiori Classici, Fiori d'Arte, Torte, Dolci, Box Regalo, Cappelliere, Palloncini, Accessori, B2B Colazione/Break/Lunch/Aperitivo, Ghirlande, Abbonamento Fiori, Regalistica Natale…). </w:t>
+      </w:r>
+      <w:r>
+        <w:rPr>
+          <w:b/>
+        </w:rPr>
+        <w:t xml:space="preserve">Form "Nuova categoria"</w:t>
+      </w:r>
+      <w:r>
+        <w:rPr/>
+        <w:t xml:space="preserve"> (verificato): Nome*, Note, </w:t>
+      </w:r>
+      <w:r>
+        <w:rPr>
+          <w:b/>
+        </w:rPr>
+        <w:t xml:space="preserve">AI Prompt</w:t>
+      </w:r>
+      <w:r>
+        <w:rPr/>
+        <w:t xml:space="preserve"> (per generazione AI, es. torte), </w:t>
+      </w:r>
+      <w:r>
+        <w:rPr>
+          <w:b/>
+        </w:rPr>
+        <w:t xml:space="preserve">Extra fields</w:t>
+      </w:r>
+      <w:r>
+        <w:rPr/>
+        <w:t xml:space="preserve"> (nome campo + tipo: Opzionale / Obbligatorio / solo Admin), </w:t>
+      </w:r>
+      <w:r>
+        <w:rPr>
+          <w:b/>
+        </w:rPr>
+        <w:t xml:space="preserve">Province discounts</w:t>
+      </w:r>
+      <w:r>
+        <w:rPr/>
+        <w:t xml:space="preserve"> (provincia + % di sconto → genera automaticamente prodotti scontati arrotondati a 0/5). </w:t>
+      </w:r>
+      <w:r>
+        <w:rPr>
+          <w:b/>
+        </w:rPr>
+        <w:t xml:space="preserve">[NUOVO — AI Prompt e Note sul form categoria]</w:t>
       </w:r>
     </w:p>
     <w:p>
@@ -4837,8 +5034,36 @@
         <w:spacing w:lineRule="auto"/>
       </w:pPr>
       <w:r>
-        <w:rPr/>
-        <w:t xml:space="preserve">Colonne: Platform, System ID, ID ordine effettivo, Ordine, Data, Cliente, Indirizzo, Telefono, Canale (es. Online Store), Totale, Costo consegna, Stato del pagamento (paid…), Stato di adempimento (Unfulfilled…), Elementi, SKU, Metodo di consegna, Vendor, Stato (es. Da Gestire).</w:t>
+        <w:rPr>
+          <w:b/>
+        </w:rPr>
+        <w:t xml:space="preserve">Prodotto Collections</w:t>
+      </w:r>
+      <w:r>
+        <w:rPr/>
+        <w:t xml:space="preserve"> (</w:t>
+      </w:r>
+      <w:r>
+        <w:rPr/>
+        <w:t xml:space="preserve">/collections</w:t>
+      </w:r>
+      <w:r>
+        <w:rPr/>
+        <w:t xml:space="preserve">): collezioni shop per provincia: Collection Name, Handle (es. </w:t>
+      </w:r>
+      <w:r>
+        <w:rPr/>
+        <w:t xml:space="preserve">province-products/rm</w:t>
+      </w:r>
+      <w:r>
+        <w:rPr/>
+        <w:t xml:space="preserve">), Descrizione, Provincia, Codice provincia, Categoria prodotto. </w:t>
+      </w:r>
+      <w:r>
+        <w:rPr>
+          <w:b/>
+        </w:rPr>
+        <w:t xml:space="preserve">[NUOVO]</w:t>
       </w:r>
     </w:p>
     <w:p>
@@ -4850,57 +5075,40 @@
         <w:spacing w:lineRule="auto"/>
       </w:pPr>
       <w:r>
-        <w:rPr/>
-        <w:t xml:space="preserve">Azioni per vendita: </w:t>
-      </w:r>
-      <w:r>
-        <w:rPr>
-          <w:b/>
-        </w:rPr>
-        <w:t xml:space="preserve">GENERATE LINK, SEND EMAIL, CONFERMA, MODIFICA, RIFIUTA</w:t>
-      </w:r>
-      <w:r>
-        <w:rPr/>
-        <w:t xml:space="preserve">. In alto: AGGIUNGI, ESPORTA, </w:t>
-      </w:r>
-      <w:r>
-        <w:rPr>
-          <w:b/>
-        </w:rPr>
-        <w:t xml:space="preserve">PAGAMENTI DELLE VENDITE</w:t>
-      </w:r>
-      <w:r>
-        <w:rPr/>
-        <w:t xml:space="preserve">, STORICO. </w:t>
-      </w:r>
-      <w:r>
-        <w:rPr>
-          <w:b/>
-        </w:rPr>
-        <w:t xml:space="preserve">[NUOVO]</w:t>
-      </w:r>
-    </w:p>
-    <w:p>
-      <w:pPr>
-        <w:numPr>
-          <w:ilvl w:val="0"/>
-          <w:numId w:val="19"/>
-        </w:numPr>
-        <w:spacing w:lineRule="auto"/>
-      </w:pPr>
-      <w:r>
-        <w:rPr/>
-        <w:t xml:space="preserve">Il popup "Seleziona Piattaforma di vendita" (Shopify / Cake / Business / Flowers) compare per aggiungere una vendita manuale.</w:t>
-      </w:r>
-    </w:p>
-    <w:p>
-      <w:pPr>
-        <w:pStyle w:val="Heading4"/>
-        <w:spacing w:lineRule="auto"/>
-      </w:pPr>
-      <w:r>
-        <w:rPr/>
-        <w:t xml:space="preserve">Logica di smistamento vendite (invariata)</w:t>
+        <w:rPr>
+          <w:b/>
+        </w:rPr>
+        <w:t xml:space="preserve">Cakes Order Product</w:t>
+      </w:r>
+      <w:r>
+        <w:rPr/>
+        <w:t xml:space="preserve"> (</w:t>
+      </w:r>
+      <w:r>
+        <w:rPr/>
+        <w:t xml:space="preserve">/cake/orders</w:t>
+      </w:r>
+      <w:r>
+        <w:rPr/>
+        <w:t xml:space="preserve">): torte acquistate e realizzate con l'AI (8 presenti) con foto.</w:t>
+      </w:r>
+    </w:p>
+    <w:p>
+      <w:pPr>
+        <w:pStyle w:val="Heading3"/>
+        <w:spacing w:lineRule="auto"/>
+      </w:pPr>
+      <w:r>
+        <w:rPr/>
+        <w:t xml:space="preserve">3.7 Vendite (</w:t>
+      </w:r>
+      <w:r>
+        <w:rPr/>
+        <w:t xml:space="preserve">/all/vendita</w:t>
+      </w:r>
+      <w:r>
+        <w:rPr/>
+        <w:t xml:space="preserve">)</w:t>
       </w:r>
     </w:p>
     <w:p>
@@ -4912,14 +5120,56 @@
         <w:spacing w:lineRule="auto"/>
       </w:pPr>
       <w:r>
-        <w:rPr>
-          <w:b/>
-        </w:rPr>
-        <w:t xml:space="preserve">Prodotto unico</w:t>
-      </w:r>
-      <w:r>
-        <w:rPr/>
-        <w:t xml:space="preserve">: se la provincia è servita da un partner aperto → la consegna viene creata e proposta al partner; se chiuso o provincia non servita → vendita "da gestire".</w:t>
+        <w:rPr/>
+        <w:t xml:space="preserve">Viste per piattaforma: All Vendite + Deluxy (</w:t>
+      </w:r>
+      <w:r>
+        <w:rPr/>
+        <w:t xml:space="preserve">/vendita</w:t>
+      </w:r>
+      <w:r>
+        <w:rPr/>
+        <w:t xml:space="preserve">), Cakes (</w:t>
+      </w:r>
+      <w:r>
+        <w:rPr/>
+        <w:t xml:space="preserve">/cakes/vendita</w:t>
+      </w:r>
+      <w:r>
+        <w:rPr/>
+        <w:t xml:space="preserve">), Business (</w:t>
+      </w:r>
+      <w:r>
+        <w:rPr/>
+        <w:t xml:space="preserve">/business/vendita</w:t>
+      </w:r>
+      <w:r>
+        <w:rPr/>
+        <w:t xml:space="preserve">), Deluxy Flowers (</w:t>
+      </w:r>
+      <w:r>
+        <w:rPr/>
+        <w:t xml:space="preserve">/flowers/vendita</w:t>
+      </w:r>
+      <w:r>
+        <w:rPr/>
+        <w:t xml:space="preserve">), Deluxy Experience (</w:t>
+      </w:r>
+      <w:r>
+        <w:rPr/>
+        <w:t xml:space="preserve">/experience/vendita</w:t>
+      </w:r>
+      <w:r>
+        <w:rPr/>
+        <w:t xml:space="preserve">), Deluxy.Com (</w:t>
+      </w:r>
+      <w:r>
+        <w:rPr/>
+        <w:t xml:space="preserve">/deluxydotcom/vendita</w:t>
+      </w:r>
+      <w:r>
+        <w:rPr/>
+        <w:t xml:space="preserve">).</w:t>
       </w:r>
     </w:p>
     <w:p>
@@ -4931,14 +5181,8 @@
         <w:spacing w:lineRule="auto"/>
       </w:pPr>
       <w:r>
-        <w:rPr>
-          <w:b/>
-        </w:rPr>
-        <w:t xml:space="preserve">Prodotto non unico</w:t>
-      </w:r>
-      <w:r>
-        <w:rPr/>
-        <w:t xml:space="preserve">: se esiste lista priorità per provincia → invio ai partner prioritari aperti (con eventuale sconto categoria arrotondato a 0 o 5), altrimenti agli altri partner; senza lista priorità → vendita "da gestire".</w:t>
+        <w:rPr/>
+        <w:t xml:space="preserve">Colonne: Platform, System ID, ID ordine effettivo, Ordine, Data, Cliente, Indirizzo, Telefono, Canale (es. Online Store), Totale, Costo consegna, Stato del pagamento (paid…), Stato di adempimento (Unfulfilled…), Elementi, SKU, Metodo di consegna, Vendor, Stato (es. Da Gestire).</w:t>
       </w:r>
     </w:p>
     <w:p>
@@ -4951,7 +5195,33 @@
       </w:pPr>
       <w:r>
         <w:rPr/>
-        <w:t xml:space="preserve">Stati vendita/consegna collegati: Accettata (il partner accetta la vendita), Richiedi Annullamento (se ancora "da gestire" si annulla automaticamente), Non Accettata (grigio), Non Consegnata (blu, con motivo nelle note), Consegnata, Annullata (solo Admin/Operation).</w:t>
+        <w:t xml:space="preserve">Azioni per vendita: </w:t>
+      </w:r>
+      <w:r>
+        <w:rPr>
+          <w:b/>
+        </w:rPr>
+        <w:t xml:space="preserve">GENERATE LINK, SEND EMAIL, CONFERMA, MODIFICA, RIFIUTA</w:t>
+      </w:r>
+      <w:r>
+        <w:rPr/>
+        <w:t xml:space="preserve">. In alto: AGGIUNGI, ESPORTA, </w:t>
+      </w:r>
+      <w:r>
+        <w:rPr>
+          <w:b/>
+        </w:rPr>
+        <w:t xml:space="preserve">PAGAMENTI DELLE VENDITE</w:t>
+      </w:r>
+      <w:r>
+        <w:rPr/>
+        <w:t xml:space="preserve">, STORICO. </w:t>
+      </w:r>
+      <w:r>
+        <w:rPr>
+          <w:b/>
+        </w:rPr>
+        <w:t xml:space="preserve">[NUOVO]</w:t>
       </w:r>
     </w:p>
     <w:p>
@@ -4964,34 +5234,17 @@
       </w:pPr>
       <w:r>
         <w:rPr/>
-        <w:t xml:space="preserve">Servizi orari in storico: CONSEGNATO CON ORARIO DA APPROVARE / CONSEGNATO CON ORARIO NON APPROVATO (verificare l'orario del valet prima di procedere).</w:t>
-      </w:r>
-    </w:p>
-    <w:p>
-      <w:pPr>
-        <w:pStyle w:val="Heading3"/>
-        <w:spacing w:lineRule="auto"/>
-      </w:pPr>
-      <w:r>
-        <w:rPr/>
-        <w:t xml:space="preserve">3.8 Finanza (</w:t>
-      </w:r>
-      <w:r>
-        <w:rPr/>
-        <w:t xml:space="preserve">/finanza</w:t>
-      </w:r>
-      <w:r>
-        <w:rPr/>
-        <w:t xml:space="preserve">)</w:t>
-      </w:r>
-    </w:p>
-    <w:p>
-      <w:pPr>
-        <w:spacing w:lineRule="auto"/>
-      </w:pPr>
-      <w:r>
-        <w:rPr/>
-        <w:t xml:space="preserve">Visibile solo agli admin abilitati (es. utente "support").</w:t>
+        <w:t xml:space="preserve">Il popup "Seleziona Piattaforma di vendita" (Shopify / Cake / Business / Flowers) compare per aggiungere una vendita manuale.</w:t>
+      </w:r>
+    </w:p>
+    <w:p>
+      <w:pPr>
+        <w:pStyle w:val="Heading4"/>
+        <w:spacing w:lineRule="auto"/>
+      </w:pPr>
+      <w:r>
+        <w:rPr/>
+        <w:t xml:space="preserve">Logica di smistamento vendite (invariata)</w:t>
       </w:r>
     </w:p>
     <w:p>
@@ -5003,18 +5256,14 @@
         <w:spacing w:lineRule="auto"/>
       </w:pPr>
       <w:r>
-        <w:rPr/>
-        <w:t xml:space="preserve">Tab </w:t>
-      </w:r>
-      <w:r>
-        <w:rPr>
-          <w:b/>
-        </w:rPr>
-        <w:t xml:space="preserve">CORRISPETTIVI</w:t>
-      </w:r>
-      <w:r>
-        <w:rPr/>
-        <w:t xml:space="preserve">: per ogni vendita: Stato, ID Vendita, ID Consegna, Data consegna, Prodotto, Categoria, Valore vendite, Prezzo pubblico, Prezzo consegna, Partner, Prezzo partner, Fee %, Fee value, Fee+IVA, Costo consegna, Primo margine, Primo margine %. Con ESPORTA.</w:t>
+        <w:rPr>
+          <w:b/>
+        </w:rPr>
+        <w:t xml:space="preserve">Prodotto unico</w:t>
+      </w:r>
+      <w:r>
+        <w:rPr/>
+        <w:t xml:space="preserve">: se la provincia è servita da un partner aperto → la consegna viene creata e proposta al partner; se chiuso o provincia non servita → vendita "da gestire".</w:t>
       </w:r>
     </w:p>
     <w:p>
@@ -5026,18 +5275,40 @@
         <w:spacing w:lineRule="auto"/>
       </w:pPr>
       <w:r>
-        <w:rPr/>
-        <w:t xml:space="preserve">Tab </w:t>
-      </w:r>
-      <w:r>
-        <w:rPr>
-          <w:b/>
-        </w:rPr>
-        <w:t xml:space="preserve">MARGINI</w:t>
-      </w:r>
-      <w:r>
-        <w:rPr/>
-        <w:t xml:space="preserve">: margini totali dell'azienda.</w:t>
+        <w:rPr>
+          <w:b/>
+        </w:rPr>
+        <w:t xml:space="preserve">Prodotto non unico</w:t>
+      </w:r>
+      <w:r>
+        <w:rPr/>
+        <w:t xml:space="preserve">: se esiste lista priorità per provincia → invio ai partner prioritari aperti (con eventuale sconto categoria arrotondato a 0 o 5), altrimenti agli altri partner; senza lista priorità → vendita "da gestire".</w:t>
+      </w:r>
+    </w:p>
+    <w:p>
+      <w:pPr>
+        <w:numPr>
+          <w:ilvl w:val="0"/>
+          <w:numId w:val="21"/>
+        </w:numPr>
+        <w:spacing w:lineRule="auto"/>
+      </w:pPr>
+      <w:r>
+        <w:rPr/>
+        <w:t xml:space="preserve">Stati vendita/consegna collegati: Accettata (il partner accetta la vendita), Richiedi Annullamento (se ancora "da gestire" si annulla automaticamente), Non Accettata (grigio), Non Consegnata (blu, con motivo nelle note), Consegnata, Annullata (solo Admin/Operation).</w:t>
+      </w:r>
+    </w:p>
+    <w:p>
+      <w:pPr>
+        <w:numPr>
+          <w:ilvl w:val="0"/>
+          <w:numId w:val="21"/>
+        </w:numPr>
+        <w:spacing w:lineRule="auto"/>
+      </w:pPr>
+      <w:r>
+        <w:rPr/>
+        <w:t xml:space="preserve">Servizi orari in storico: CONSEGNATO CON ORARIO DA APPROVARE / CONSEGNATO CON ORARIO NON APPROVATO (verificare l'orario del valet prima di procedere).</w:t>
       </w:r>
     </w:p>
     <w:p>
@@ -5047,7 +5318,24 @@
       </w:pPr>
       <w:r>
         <w:rPr/>
-        <w:t xml:space="preserve">3.9 Setup</w:t>
+        <w:t xml:space="preserve">3.8 Finanza (</w:t>
+      </w:r>
+      <w:r>
+        <w:rPr/>
+        <w:t xml:space="preserve">/finanza</w:t>
+      </w:r>
+      <w:r>
+        <w:rPr/>
+        <w:t xml:space="preserve">)</w:t>
+      </w:r>
+    </w:p>
+    <w:p>
+      <w:pPr>
+        <w:spacing w:lineRule="auto"/>
+      </w:pPr>
+      <w:r>
+        <w:rPr/>
+        <w:t xml:space="preserve">Visibile solo agli admin abilitati (es. utente "support").</w:t>
       </w:r>
     </w:p>
     <w:p>
@@ -5059,46 +5347,18 @@
         <w:spacing w:lineRule="auto"/>
       </w:pPr>
       <w:r>
-        <w:rPr>
-          <w:b/>
-        </w:rPr>
-        <w:t xml:space="preserve">Modelli SMS</w:t>
-      </w:r>
-      <w:r>
-        <w:rPr/>
-        <w:t xml:space="preserve"> (</w:t>
-      </w:r>
-      <w:r>
-        <w:rPr/>
-        <w:t xml:space="preserve">/admin/smstemplates</w:t>
-      </w:r>
-      <w:r>
-        <w:rPr/>
-        <w:t xml:space="preserve">): 31 modelli; tipi Created / Departed / Arrived; assegnati ad Admin o a partner specifici (es. Boutique Chanel); placeholder disponibili: </w:t>
-      </w:r>
-      <w:r>
-        <w:rPr/>
-        <w:t xml:space="preserve">[name]</w:t>
-      </w:r>
-      <w:r>
-        <w:rPr/>
-        <w:t xml:space="preserve">, </w:t>
-      </w:r>
-      <w:r>
-        <w:rPr/>
-        <w:t xml:space="preserve">[day]</w:t>
-      </w:r>
-      <w:r>
-        <w:rPr/>
-        <w:t xml:space="preserve">, </w:t>
-      </w:r>
-      <w:r>
-        <w:rPr/>
-        <w:t xml:space="preserve">[between_time]</w:t>
-      </w:r>
-      <w:r>
-        <w:rPr/>
-        <w:t xml:space="preserve">. Brand: Deluxy, DeluxyFlowers, CakeDesign.Me, BusinessDeluxy, Deluxy Experience, Deluxy Dot Com.</w:t>
+        <w:rPr/>
+        <w:t xml:space="preserve">Tab </w:t>
+      </w:r>
+      <w:r>
+        <w:rPr>
+          <w:b/>
+        </w:rPr>
+        <w:t xml:space="preserve">CORRISPETTIVI</w:t>
+      </w:r>
+      <w:r>
+        <w:rPr/>
+        <w:t xml:space="preserve">: per ogni vendita: Stato, ID Vendita, ID Consegna, Data consegna, Prodotto, Categoria, Valore vendite, Prezzo pubblico, Prezzo consegna, Partner, Prezzo partner, Fee %, Fee value, Fee+IVA, Costo consegna, Primo margine, Primo margine %. Con ESPORTA.</w:t>
       </w:r>
     </w:p>
     <w:p>
@@ -5110,6 +5370,90 @@
         <w:spacing w:lineRule="auto"/>
       </w:pPr>
       <w:r>
+        <w:rPr/>
+        <w:t xml:space="preserve">Tab </w:t>
+      </w:r>
+      <w:r>
+        <w:rPr>
+          <w:b/>
+        </w:rPr>
+        <w:t xml:space="preserve">MARGINI</w:t>
+      </w:r>
+      <w:r>
+        <w:rPr/>
+        <w:t xml:space="preserve">: margini totali dell'azienda.</w:t>
+      </w:r>
+    </w:p>
+    <w:p>
+      <w:pPr>
+        <w:pStyle w:val="Heading3"/>
+        <w:spacing w:lineRule="auto"/>
+      </w:pPr>
+      <w:r>
+        <w:rPr/>
+        <w:t xml:space="preserve">3.9 Setup</w:t>
+      </w:r>
+    </w:p>
+    <w:p>
+      <w:pPr>
+        <w:numPr>
+          <w:ilvl w:val="0"/>
+          <w:numId w:val="23"/>
+        </w:numPr>
+        <w:spacing w:lineRule="auto"/>
+      </w:pPr>
+      <w:r>
+        <w:rPr>
+          <w:b/>
+        </w:rPr>
+        <w:t xml:space="preserve">Modelli SMS</w:t>
+      </w:r>
+      <w:r>
+        <w:rPr/>
+        <w:t xml:space="preserve"> (</w:t>
+      </w:r>
+      <w:r>
+        <w:rPr/>
+        <w:t xml:space="preserve">/admin/smstemplates</w:t>
+      </w:r>
+      <w:r>
+        <w:rPr/>
+        <w:t xml:space="preserve">): 31 modelli; tipi Created / Departed / Arrived; assegnati ad Admin o a partner specifici (es. Boutique Chanel); placeholder disponibili: </w:t>
+      </w:r>
+      <w:r>
+        <w:rPr/>
+        <w:t xml:space="preserve">[name]</w:t>
+      </w:r>
+      <w:r>
+        <w:rPr/>
+        <w:t xml:space="preserve">, </w:t>
+      </w:r>
+      <w:r>
+        <w:rPr/>
+        <w:t xml:space="preserve">[day]</w:t>
+      </w:r>
+      <w:r>
+        <w:rPr/>
+        <w:t xml:space="preserve">, </w:t>
+      </w:r>
+      <w:r>
+        <w:rPr/>
+        <w:t xml:space="preserve">[between_time]</w:t>
+      </w:r>
+      <w:r>
+        <w:rPr/>
+        <w:t xml:space="preserve">. Brand: Deluxy, DeluxyFlowers, CakeDesign.Me, BusinessDeluxy, Deluxy Experience, Deluxy Dot Com.</w:t>
+      </w:r>
+    </w:p>
+    <w:p>
+      <w:pPr>
+        <w:numPr>
+          <w:ilvl w:val="0"/>
+          <w:numId w:val="23"/>
+        </w:numPr>
+        <w:spacing w:lineRule="auto"/>
+      </w:pPr>
+      <w:r>
         <w:rPr>
           <w:b/>
         </w:rPr>
@@ -5132,7 +5476,7 @@
       <w:pPr>
         <w:numPr>
           <w:ilvl w:val="0"/>
-          <w:numId w:val="22"/>
+          <w:numId w:val="23"/>
         </w:numPr>
         <w:spacing w:lineRule="auto"/>
       </w:pPr>
@@ -5159,7 +5503,7 @@
       <w:pPr>
         <w:numPr>
           <w:ilvl w:val="1"/>
-          <w:numId w:val="23"/>
+          <w:numId w:val="24"/>
         </w:numPr>
         <w:spacing w:lineRule="auto"/>
       </w:pPr>
@@ -5178,7 +5522,7 @@
       <w:pPr>
         <w:numPr>
           <w:ilvl w:val="1"/>
-          <w:numId w:val="23"/>
+          <w:numId w:val="24"/>
         </w:numPr>
         <w:spacing w:lineRule="auto"/>
       </w:pPr>
@@ -5209,63 +5553,6 @@
       <w:r>
         <w:rPr/>
         <w:t xml:space="preserve">)</w:t>
-      </w:r>
-    </w:p>
-    <w:p>
-      <w:pPr>
-        <w:numPr>
-          <w:ilvl w:val="0"/>
-          <w:numId w:val="24"/>
-        </w:numPr>
-        <w:spacing w:lineRule="auto"/>
-      </w:pPr>
-      <w:r>
-        <w:rPr>
-          <w:b/>
-        </w:rPr>
-        <w:t xml:space="preserve">QONTO CONNECTION</w:t>
-      </w:r>
-      <w:r>
-        <w:rPr/>
-        <w:t xml:space="preserve">: collegamento del conto Qonto (CONNECT WITH QONTO). </w:t>
-      </w:r>
-      <w:r>
-        <w:rPr>
-          <w:b/>
-        </w:rPr>
-        <w:t xml:space="preserve">[NUOVO]</w:t>
-      </w:r>
-    </w:p>
-    <w:p>
-      <w:pPr>
-        <w:numPr>
-          <w:ilvl w:val="0"/>
-          <w:numId w:val="24"/>
-        </w:numPr>
-        <w:spacing w:lineRule="auto"/>
-      </w:pPr>
-      <w:r>
-        <w:rPr/>
-        <w:t xml:space="preserve">Personal information: e-mail*, RECLAMA MAIL VALET, RECLAMA MAIL PARTNERS (indirizzi per i reclami), cognome*, nome*, password + ripeti password, SALVA.</w:t>
-      </w:r>
-    </w:p>
-    <w:p>
-      <w:pPr>
-        <w:pStyle w:val="Heading2"/>
-        <w:spacing w:lineRule="auto"/>
-      </w:pPr>
-      <w:r>
-        <w:rPr/>
-        <w:t xml:space="preserve">4. Registrazione</w:t>
-      </w:r>
-    </w:p>
-    <w:p>
-      <w:pPr>
-        <w:spacing w:lineRule="auto"/>
-      </w:pPr>
-      <w:r>
-        <w:rPr/>
-        <w:t xml:space="preserve">La registrazione avviene obbligatoriamente da parte dell'Admin per qualsiasi utente. Utenti creabili: Admin, Operation, Partner, Valet.</w:t>
       </w:r>
     </w:p>
     <w:p>
@@ -5280,11 +5567,17 @@
         <w:rPr>
           <w:b/>
         </w:rPr>
-        <w:t xml:space="preserve">Admin</w:t>
-      </w:r>
-      <w:r>
-        <w:rPr/>
-        <w:t xml:space="preserve">: si crea come Valet/Partner/Operation e poi si trasforma in Admin dalla pagina Utenti.</w:t>
+        <w:t xml:space="preserve">QONTO CONNECTION</w:t>
+      </w:r>
+      <w:r>
+        <w:rPr/>
+        <w:t xml:space="preserve">: collegamento del conto Qonto (CONNECT WITH QONTO). </w:t>
+      </w:r>
+      <w:r>
+        <w:rPr>
+          <w:b/>
+        </w:rPr>
+        <w:t xml:space="preserve">[NUOVO]</w:t>
       </w:r>
     </w:p>
     <w:p>
@@ -5296,67 +5589,27 @@
         <w:spacing w:lineRule="auto"/>
       </w:pPr>
       <w:r>
-        <w:rPr>
-          <w:b/>
-        </w:rPr>
-        <w:t xml:space="preserve">Operation</w:t>
-      </w:r>
-      <w:r>
-        <w:rPr/>
-        <w:t xml:space="preserve">: nome, cognome, mail, telefono, indirizzo, note.</w:t>
-      </w:r>
-    </w:p>
-    <w:p>
-      <w:pPr>
-        <w:numPr>
-          <w:ilvl w:val="0"/>
-          <w:numId w:val="25"/>
-        </w:numPr>
-        <w:spacing w:lineRule="auto"/>
-      </w:pPr>
-      <w:r>
-        <w:rPr>
-          <w:b/>
-        </w:rPr>
-        <w:t xml:space="preserve">Partner</w:t>
-      </w:r>
-      <w:r>
-        <w:rPr/>
-        <w:t xml:space="preserve">: insegna, email, P.IVA/CF, indirizzo, telefono, referente, ragione sociale, province, servizi (KM included, extra fuoricittà), categorie, notifiche, fatturazione &amp; actions, documentazione e note.</w:t>
-      </w:r>
-    </w:p>
-    <w:p>
-      <w:pPr>
-        <w:numPr>
-          <w:ilvl w:val="0"/>
-          <w:numId w:val="25"/>
-        </w:numPr>
-        <w:spacing w:lineRule="auto"/>
-      </w:pPr>
-      <w:r>
-        <w:rPr>
-          <w:b/>
-        </w:rPr>
-        <w:t xml:space="preserve">Valet</w:t>
-      </w:r>
-      <w:r>
-        <w:rPr/>
-        <w:t xml:space="preserve">: anagrafica completa, flag P.IVA (P.IVA + CF, luogo/data di nascita, IBAN), team leader, province, servizi con salario, notifiche (mail o WhatsApp), mezzo, note.</w:t>
-      </w:r>
-    </w:p>
-    <w:p>
-      <w:pPr>
-        <w:spacing w:lineRule="auto"/>
-      </w:pPr>
-      <w:r>
-        <w:rPr>
-          <w:b/>
-        </w:rPr>
-        <w:t xml:space="preserve">Step successivi alla registrazione</w:t>
-      </w:r>
-      <w:r>
-        <w:rPr/>
-        <w:t xml:space="preserve">:</w:t>
+        <w:rPr/>
+        <w:t xml:space="preserve">Personal information: e-mail*, RECLAMA MAIL VALET, RECLAMA MAIL PARTNERS (indirizzi per i reclami), cognome*, nome*, password + ripeti password, SALVA.</w:t>
+      </w:r>
+    </w:p>
+    <w:p>
+      <w:pPr>
+        <w:pStyle w:val="Heading2"/>
+        <w:spacing w:lineRule="auto"/>
+      </w:pPr>
+      <w:r>
+        <w:rPr/>
+        <w:t xml:space="preserve">4. Registrazione</w:t>
+      </w:r>
+    </w:p>
+    <w:p>
+      <w:pPr>
+        <w:spacing w:lineRule="auto"/>
+      </w:pPr>
+      <w:r>
+        <w:rPr/>
+        <w:t xml:space="preserve">La registrazione avviene obbligatoriamente da parte dell'Admin per qualsiasi utente. Utenti creabili: Admin, Operation, Partner, Valet.</w:t>
       </w:r>
     </w:p>
     <w:p>
@@ -5368,8 +5621,14 @@
         <w:spacing w:lineRule="auto"/>
       </w:pPr>
       <w:r>
-        <w:rPr/>
-        <w:t xml:space="preserve">Admin: impostare l'utente come "Attivo" nella pagina Utenti.</w:t>
+        <w:rPr>
+          <w:b/>
+        </w:rPr>
+        <w:t xml:space="preserve">Admin</w:t>
+      </w:r>
+      <w:r>
+        <w:rPr/>
+        <w:t xml:space="preserve">: si crea come Valet/Partner/Operation e poi si trasforma in Admin dalla pagina Utenti.</w:t>
       </w:r>
     </w:p>
     <w:p>
@@ -5381,8 +5640,14 @@
         <w:spacing w:lineRule="auto"/>
       </w:pPr>
       <w:r>
-        <w:rPr/>
-        <w:t xml:space="preserve">Partner: inserire subito i campi richiesti e impostare gli orari di apertura; Admin abilita le categorie di vendita.</w:t>
+        <w:rPr>
+          <w:b/>
+        </w:rPr>
+        <w:t xml:space="preserve">Operation</w:t>
+      </w:r>
+      <w:r>
+        <w:rPr/>
+        <w:t xml:space="preserve">: nome, cognome, mail, telefono, indirizzo, note.</w:t>
       </w:r>
     </w:p>
     <w:p>
@@ -5394,18 +5659,48 @@
         <w:spacing w:lineRule="auto"/>
       </w:pPr>
       <w:r>
-        <w:rPr/>
-        <w:t xml:space="preserve">Valet: specificare subito le disponibilità; Admin indica la % di rimborso nella ritenuta.</w:t>
-      </w:r>
-    </w:p>
-    <w:p>
-      <w:pPr>
-        <w:pStyle w:val="Heading2"/>
-        <w:spacing w:lineRule="auto"/>
-      </w:pPr>
-      <w:r>
-        <w:rPr/>
-        <w:t xml:space="preserve">5. Processo di consegna (Valet)</w:t>
+        <w:rPr>
+          <w:b/>
+        </w:rPr>
+        <w:t xml:space="preserve">Partner</w:t>
+      </w:r>
+      <w:r>
+        <w:rPr/>
+        <w:t xml:space="preserve">: insegna, email, P.IVA/CF, indirizzo, telefono, referente, ragione sociale, province, servizi (KM included, extra fuoricittà), categorie, notifiche, fatturazione &amp; actions, documentazione e note.</w:t>
+      </w:r>
+    </w:p>
+    <w:p>
+      <w:pPr>
+        <w:numPr>
+          <w:ilvl w:val="0"/>
+          <w:numId w:val="26"/>
+        </w:numPr>
+        <w:spacing w:lineRule="auto"/>
+      </w:pPr>
+      <w:r>
+        <w:rPr>
+          <w:b/>
+        </w:rPr>
+        <w:t xml:space="preserve">Valet</w:t>
+      </w:r>
+      <w:r>
+        <w:rPr/>
+        <w:t xml:space="preserve">: anagrafica completa, flag P.IVA (P.IVA + CF, luogo/data di nascita, IBAN), team leader, province, servizi con salario, notifiche (mail o WhatsApp), mezzo, note.</w:t>
+      </w:r>
+    </w:p>
+    <w:p>
+      <w:pPr>
+        <w:spacing w:lineRule="auto"/>
+      </w:pPr>
+      <w:r>
+        <w:rPr>
+          <w:b/>
+        </w:rPr>
+        <w:t xml:space="preserve">Step successivi alla registrazione</w:t>
+      </w:r>
+      <w:r>
+        <w:rPr/>
+        <w:t xml:space="preserve">:</w:t>
       </w:r>
     </w:p>
     <w:p>
@@ -5417,14 +5712,8 @@
         <w:spacing w:lineRule="auto"/>
       </w:pPr>
       <w:r>
-        <w:rPr>
-          <w:b/>
-        </w:rPr>
-        <w:t xml:space="preserve">RITIRO</w:t>
-      </w:r>
-      <w:r>
-        <w:rPr/>
-        <w:t xml:space="preserve">: il valet imposta "in consegna" (furgoncino giallo); la consegna lampeggia per partner/admin/operation; notifica ad Admin e Operation.</w:t>
+        <w:rPr/>
+        <w:t xml:space="preserve">Admin: impostare l'utente come "Attivo" nella pagina Utenti.</w:t>
       </w:r>
     </w:p>
     <w:p>
@@ -5436,14 +5725,8 @@
         <w:spacing w:lineRule="auto"/>
       </w:pPr>
       <w:r>
-        <w:rPr>
-          <w:b/>
-        </w:rPr>
-        <w:t xml:space="preserve">CONSEGNATO</w:t>
-      </w:r>
-      <w:r>
-        <w:rPr/>
-        <w:t xml:space="preserve">: popup che chiede chi ha ritirato il prodotto + caricamento foto della ricevuta; notifica ad Admin e Operation.</w:t>
+        <w:rPr/>
+        <w:t xml:space="preserve">Partner: inserire subito i campi richiesti e impostare gli orari di apertura; Admin abilita le categorie di vendita.</w:t>
       </w:r>
     </w:p>
     <w:p>
@@ -5451,6 +5734,67 @@
         <w:numPr>
           <w:ilvl w:val="0"/>
           <w:numId w:val="27"/>
+        </w:numPr>
+        <w:spacing w:lineRule="auto"/>
+      </w:pPr>
+      <w:r>
+        <w:rPr/>
+        <w:t xml:space="preserve">Valet: specificare subito le disponibilità; Admin indica la % di rimborso nella ritenuta.</w:t>
+      </w:r>
+    </w:p>
+    <w:p>
+      <w:pPr>
+        <w:pStyle w:val="Heading2"/>
+        <w:spacing w:lineRule="auto"/>
+      </w:pPr>
+      <w:r>
+        <w:rPr/>
+        <w:t xml:space="preserve">5. Processo di consegna (Valet)</w:t>
+      </w:r>
+    </w:p>
+    <w:p>
+      <w:pPr>
+        <w:numPr>
+          <w:ilvl w:val="0"/>
+          <w:numId w:val="28"/>
+        </w:numPr>
+        <w:spacing w:lineRule="auto"/>
+      </w:pPr>
+      <w:r>
+        <w:rPr>
+          <w:b/>
+        </w:rPr>
+        <w:t xml:space="preserve">RITIRO</w:t>
+      </w:r>
+      <w:r>
+        <w:rPr/>
+        <w:t xml:space="preserve">: il valet imposta "in consegna" (furgoncino giallo); la consegna lampeggia per partner/admin/operation; notifica ad Admin e Operation.</w:t>
+      </w:r>
+    </w:p>
+    <w:p>
+      <w:pPr>
+        <w:numPr>
+          <w:ilvl w:val="0"/>
+          <w:numId w:val="28"/>
+        </w:numPr>
+        <w:spacing w:lineRule="auto"/>
+      </w:pPr>
+      <w:r>
+        <w:rPr>
+          <w:b/>
+        </w:rPr>
+        <w:t xml:space="preserve">CONSEGNATO</w:t>
+      </w:r>
+      <w:r>
+        <w:rPr/>
+        <w:t xml:space="preserve">: popup che chiede chi ha ritirato il prodotto + caricamento foto della ricevuta; notifica ad Admin e Operation.</w:t>
+      </w:r>
+    </w:p>
+    <w:p>
+      <w:pPr>
+        <w:numPr>
+          <w:ilvl w:val="0"/>
+          <w:numId w:val="28"/>
         </w:numPr>
         <w:spacing w:lineRule="auto"/>
       </w:pPr>
@@ -5649,7 +5993,7 @@
       <w:pPr>
         <w:numPr>
           <w:ilvl w:val="0"/>
-          <w:numId w:val="28"/>
+          <w:numId w:val="29"/>
         </w:numPr>
         <w:spacing w:lineRule="auto"/>
       </w:pPr>
@@ -5670,7 +6014,7 @@
       <w:pPr>
         <w:numPr>
           <w:ilvl w:val="0"/>
-          <w:numId w:val="28"/>
+          <w:numId w:val="29"/>
         </w:numPr>
         <w:spacing w:lineRule="auto"/>
       </w:pPr>
@@ -5683,7 +6027,7 @@
       <w:pPr>
         <w:numPr>
           <w:ilvl w:val="0"/>
-          <w:numId w:val="28"/>
+          <w:numId w:val="29"/>
         </w:numPr>
         <w:spacing w:lineRule="auto"/>
       </w:pPr>
@@ -5720,7 +6064,7 @@
       <w:pPr>
         <w:numPr>
           <w:ilvl w:val="0"/>
-          <w:numId w:val="28"/>
+          <w:numId w:val="29"/>
         </w:numPr>
         <w:spacing w:lineRule="auto"/>
       </w:pPr>
@@ -6697,7 +7041,7 @@
       <w:pPr>
         <w:numPr>
           <w:ilvl w:val="0"/>
-          <w:numId w:val="29"/>
+          <w:numId w:val="30"/>
         </w:numPr>
         <w:spacing w:lineRule="auto"/>
       </w:pPr>
@@ -6718,249 +7062,6 @@
       <w:r>
         <w:rPr/>
         <w:t xml:space="preserve"> (ambiente sandbox: dev.deluxy.it).</w:t>
-      </w:r>
-    </w:p>
-    <w:p>
-      <w:pPr>
-        <w:numPr>
-          <w:ilvl w:val="0"/>
-          <w:numId w:val="29"/>
-        </w:numPr>
-        <w:spacing w:lineRule="auto"/>
-      </w:pPr>
-      <w:r>
-        <w:rPr>
-          <w:b/>
-        </w:rPr>
-        <w:t xml:space="preserve">Autenticazione JWT</w:t>
-      </w:r>
-      <w:r>
-        <w:rPr/>
-        <w:t xml:space="preserve">: login → access token con ruoli (admin/expert/partner/operation); </w:t>
-      </w:r>
-      <w:r>
-        <w:rPr/>
-        <w:t xml:space="preserve">/api/users/me</w:t>
-      </w:r>
-      <w:r>
-        <w:rPr/>
-        <w:t xml:space="preserve"> restituisce l'utente corrente.</w:t>
-      </w:r>
-    </w:p>
-    <w:p>
-      <w:pPr>
-        <w:numPr>
-          <w:ilvl w:val="0"/>
-          <w:numId w:val="29"/>
-        </w:numPr>
-        <w:spacing w:lineRule="auto"/>
-      </w:pPr>
-      <w:r>
-        <w:rPr>
-          <w:b/>
-        </w:rPr>
-        <w:t xml:space="preserve">Convenzioni note</w:t>
-      </w:r>
-      <w:r>
-        <w:rPr/>
-        <w:t xml:space="preserve">: il valet è "expert" (es. </w:t>
-      </w:r>
-      <w:r>
-        <w:rPr/>
-        <w:t xml:space="preserve">/api/experts/delivery/experts</w:t>
-      </w:r>
-      <w:r>
-        <w:rPr/>
-        <w:t xml:space="preserve">); i codici piattaforma vendita sono </w:t>
-      </w:r>
-      <w:r>
-        <w:rPr/>
-        <w:t xml:space="preserve">shopifysale</w:t>
-      </w:r>
-      <w:r>
-        <w:rPr/>
-        <w:t xml:space="preserve">, </w:t>
-      </w:r>
-      <w:r>
-        <w:rPr/>
-        <w:t xml:space="preserve">cakesales</w:t>
-      </w:r>
-      <w:r>
-        <w:rPr/>
-        <w:t xml:space="preserve">, </w:t>
-      </w:r>
-      <w:r>
-        <w:rPr/>
-        <w:t xml:space="preserve">businesssales</w:t>
-      </w:r>
-      <w:r>
-        <w:rPr/>
-        <w:t xml:space="preserve">, </w:t>
-      </w:r>
-      <w:r>
-        <w:rPr/>
-        <w:t xml:space="preserve">flowerssales</w:t>
-      </w:r>
-      <w:r>
-        <w:rPr/>
-        <w:t xml:space="preserve">, </w:t>
-      </w:r>
-      <w:r>
-        <w:rPr/>
-        <w:t xml:space="preserve">deluxyexperiencesales</w:t>
-      </w:r>
-      <w:r>
-        <w:rPr/>
-        <w:t xml:space="preserve">, </w:t>
-      </w:r>
-      <w:r>
-        <w:rPr/>
-        <w:t xml:space="preserve">deluxydotcomsales</w:t>
-      </w:r>
-      <w:r>
-        <w:rPr/>
-        <w:t xml:space="preserve">; gli stati consegna sono </w:t>
-      </w:r>
-      <w:r>
-        <w:rPr/>
-        <w:t xml:space="preserve">created</w:t>
-      </w:r>
-      <w:r>
-        <w:rPr/>
-        <w:t xml:space="preserve">, </w:t>
-      </w:r>
-      <w:r>
-        <w:rPr/>
-        <w:t xml:space="preserve">assigned</w:t>
-      </w:r>
-      <w:r>
-        <w:rPr/>
-        <w:t xml:space="preserve">, </w:t>
-      </w:r>
-      <w:r>
-        <w:rPr/>
-        <w:t xml:space="preserve">delivering</w:t>
-      </w:r>
-      <w:r>
-        <w:rPr/>
-        <w:t xml:space="preserve">, </w:t>
-      </w:r>
-      <w:r>
-        <w:rPr/>
-        <w:t xml:space="preserve">inPreparation</w:t>
-      </w:r>
-      <w:r>
-        <w:rPr/>
-        <w:t xml:space="preserve">, </w:t>
-      </w:r>
-      <w:r>
-        <w:rPr/>
-        <w:t xml:space="preserve">accepted</w:t>
-      </w:r>
-      <w:r>
-        <w:rPr/>
-        <w:t xml:space="preserve">, </w:t>
-      </w:r>
-      <w:r>
-        <w:rPr/>
-        <w:t xml:space="preserve">requestCancellation</w:t>
-      </w:r>
-      <w:r>
-        <w:rPr/>
-        <w:t xml:space="preserve"> (+</w:t>
-      </w:r>
-      <w:r>
-        <w:rPr/>
-        <w:t xml:space="preserve">delivered</w:t>
-      </w:r>
-      <w:r>
-        <w:rPr/>
-        <w:t xml:space="preserve">, </w:t>
-      </w:r>
-      <w:r>
-        <w:rPr/>
-        <w:t xml:space="preserve">notDelivered</w:t>
-      </w:r>
-      <w:r>
-        <w:rPr/>
-        <w:t xml:space="preserve">, </w:t>
-      </w:r>
-      <w:r>
-        <w:rPr/>
-        <w:t xml:space="preserve">cancelled</w:t>
-      </w:r>
-      <w:r>
-        <w:rPr/>
-        <w:t xml:space="preserve"> in storico); i tipi servizio sono </w:t>
-      </w:r>
-      <w:r>
-        <w:rPr/>
-        <w:t xml:space="preserve">sales</w:t>
-      </w:r>
-      <w:r>
-        <w:rPr/>
-        <w:t xml:space="preserve">, </w:t>
-      </w:r>
-      <w:r>
-        <w:rPr/>
-        <w:t xml:space="preserve">hourlyrate</w:t>
-      </w:r>
-      <w:r>
-        <w:rPr/>
-        <w:t xml:space="preserve">, </w:t>
-      </w:r>
-      <w:r>
-        <w:rPr/>
-        <w:t xml:space="preserve">fixedprice</w:t>
-      </w:r>
-      <w:r>
-        <w:rPr/>
-        <w:t xml:space="preserve">, </w:t>
-      </w:r>
-      <w:r>
-        <w:rPr/>
-        <w:t xml:space="preserve">corporate</w:t>
-      </w:r>
-      <w:r>
-        <w:rPr/>
-        <w:t xml:space="preserve">, </w:t>
-      </w:r>
-      <w:r>
-        <w:rPr/>
-        <w:t xml:space="preserve">warehouseservice</w:t>
-      </w:r>
-      <w:r>
-        <w:rPr/>
-        <w:t xml:space="preserve">.</w:t>
-      </w:r>
-    </w:p>
-    <w:p>
-      <w:pPr>
-        <w:numPr>
-          <w:ilvl w:val="0"/>
-          <w:numId w:val="29"/>
-        </w:numPr>
-        <w:spacing w:lineRule="auto"/>
-      </w:pPr>
-      <w:r>
-        <w:rPr>
-          <w:b/>
-        </w:rPr>
-        <w:t xml:space="preserve">API key partner</w:t>
-      </w:r>
-      <w:r>
-        <w:rPr/>
-        <w:t xml:space="preserve"> (WooCommerce) generabile in autonomia dalla scheda partner; garantisce l'accesso alle API di invio ordini.</w:t>
-      </w:r>
-    </w:p>
-    <w:p>
-      <w:pPr>
-        <w:pStyle w:val="Heading2"/>
-        <w:spacing w:lineRule="auto"/>
-      </w:pPr>
-      <w:r>
-        <w:rPr/>
-        <w:t xml:space="preserve">9. Piano di modernizzazione (staging)</w:t>
       </w:r>
     </w:p>
     <w:p>
@@ -6975,11 +7076,19 @@
         <w:rPr>
           <w:b/>
         </w:rPr>
-        <w:t xml:space="preserve">Problema</w:t>
-      </w:r>
-      <w:r>
-        <w:rPr/>
-        <w:t xml:space="preserve">: Node.js v12 e Angular datati — dipendenze deprecate, difficoltà a integrare strumenti moderni, manutenzione rischiosa.</w:t>
+        <w:t xml:space="preserve">Autenticazione JWT</w:t>
+      </w:r>
+      <w:r>
+        <w:rPr/>
+        <w:t xml:space="preserve">: login → access token con ruoli (admin/expert/partner/operation); </w:t>
+      </w:r>
+      <w:r>
+        <w:rPr/>
+        <w:t xml:space="preserve">/api/users/me</w:t>
+      </w:r>
+      <w:r>
+        <w:rPr/>
+        <w:t xml:space="preserve"> restituisce l'utente corrente.</w:t>
       </w:r>
     </w:p>
     <w:p>
@@ -6994,11 +7103,179 @@
         <w:rPr>
           <w:b/>
         </w:rPr>
-        <w:t xml:space="preserve">Approccio</w:t>
-      </w:r>
-      <w:r>
-        <w:rPr/>
-        <w:t xml:space="preserve">: la produzione resta stabile; in parallelo un ambiente di staging con stack aggiornato replica il dominio (utenti/ruoli, consegne, activities, partner, valet, prodotti, vendite, stipendi, regole, finanza) e si migra gradualmente.</w:t>
+        <w:t xml:space="preserve">Convenzioni note</w:t>
+      </w:r>
+      <w:r>
+        <w:rPr/>
+        <w:t xml:space="preserve">: il valet è "expert" (es. </w:t>
+      </w:r>
+      <w:r>
+        <w:rPr/>
+        <w:t xml:space="preserve">/api/experts/delivery/experts</w:t>
+      </w:r>
+      <w:r>
+        <w:rPr/>
+        <w:t xml:space="preserve">); i codici piattaforma vendita sono </w:t>
+      </w:r>
+      <w:r>
+        <w:rPr/>
+        <w:t xml:space="preserve">shopifysale</w:t>
+      </w:r>
+      <w:r>
+        <w:rPr/>
+        <w:t xml:space="preserve">, </w:t>
+      </w:r>
+      <w:r>
+        <w:rPr/>
+        <w:t xml:space="preserve">cakesales</w:t>
+      </w:r>
+      <w:r>
+        <w:rPr/>
+        <w:t xml:space="preserve">, </w:t>
+      </w:r>
+      <w:r>
+        <w:rPr/>
+        <w:t xml:space="preserve">businesssales</w:t>
+      </w:r>
+      <w:r>
+        <w:rPr/>
+        <w:t xml:space="preserve">, </w:t>
+      </w:r>
+      <w:r>
+        <w:rPr/>
+        <w:t xml:space="preserve">flowerssales</w:t>
+      </w:r>
+      <w:r>
+        <w:rPr/>
+        <w:t xml:space="preserve">, </w:t>
+      </w:r>
+      <w:r>
+        <w:rPr/>
+        <w:t xml:space="preserve">deluxyexperiencesales</w:t>
+      </w:r>
+      <w:r>
+        <w:rPr/>
+        <w:t xml:space="preserve">, </w:t>
+      </w:r>
+      <w:r>
+        <w:rPr/>
+        <w:t xml:space="preserve">deluxydotcomsales</w:t>
+      </w:r>
+      <w:r>
+        <w:rPr/>
+        <w:t xml:space="preserve">; gli stati consegna sono </w:t>
+      </w:r>
+      <w:r>
+        <w:rPr/>
+        <w:t xml:space="preserve">created</w:t>
+      </w:r>
+      <w:r>
+        <w:rPr/>
+        <w:t xml:space="preserve">, </w:t>
+      </w:r>
+      <w:r>
+        <w:rPr/>
+        <w:t xml:space="preserve">assigned</w:t>
+      </w:r>
+      <w:r>
+        <w:rPr/>
+        <w:t xml:space="preserve">, </w:t>
+      </w:r>
+      <w:r>
+        <w:rPr/>
+        <w:t xml:space="preserve">delivering</w:t>
+      </w:r>
+      <w:r>
+        <w:rPr/>
+        <w:t xml:space="preserve">, </w:t>
+      </w:r>
+      <w:r>
+        <w:rPr/>
+        <w:t xml:space="preserve">inPreparation</w:t>
+      </w:r>
+      <w:r>
+        <w:rPr/>
+        <w:t xml:space="preserve">, </w:t>
+      </w:r>
+      <w:r>
+        <w:rPr/>
+        <w:t xml:space="preserve">accepted</w:t>
+      </w:r>
+      <w:r>
+        <w:rPr/>
+        <w:t xml:space="preserve">, </w:t>
+      </w:r>
+      <w:r>
+        <w:rPr/>
+        <w:t xml:space="preserve">requestCancellation</w:t>
+      </w:r>
+      <w:r>
+        <w:rPr/>
+        <w:t xml:space="preserve"> (+</w:t>
+      </w:r>
+      <w:r>
+        <w:rPr/>
+        <w:t xml:space="preserve">delivered</w:t>
+      </w:r>
+      <w:r>
+        <w:rPr/>
+        <w:t xml:space="preserve">, </w:t>
+      </w:r>
+      <w:r>
+        <w:rPr/>
+        <w:t xml:space="preserve">notDelivered</w:t>
+      </w:r>
+      <w:r>
+        <w:rPr/>
+        <w:t xml:space="preserve">, </w:t>
+      </w:r>
+      <w:r>
+        <w:rPr/>
+        <w:t xml:space="preserve">cancelled</w:t>
+      </w:r>
+      <w:r>
+        <w:rPr/>
+        <w:t xml:space="preserve"> in storico); i tipi servizio sono </w:t>
+      </w:r>
+      <w:r>
+        <w:rPr/>
+        <w:t xml:space="preserve">sales</w:t>
+      </w:r>
+      <w:r>
+        <w:rPr/>
+        <w:t xml:space="preserve">, </w:t>
+      </w:r>
+      <w:r>
+        <w:rPr/>
+        <w:t xml:space="preserve">hourlyrate</w:t>
+      </w:r>
+      <w:r>
+        <w:rPr/>
+        <w:t xml:space="preserve">, </w:t>
+      </w:r>
+      <w:r>
+        <w:rPr/>
+        <w:t xml:space="preserve">fixedprice</w:t>
+      </w:r>
+      <w:r>
+        <w:rPr/>
+        <w:t xml:space="preserve">, </w:t>
+      </w:r>
+      <w:r>
+        <w:rPr/>
+        <w:t xml:space="preserve">corporate</w:t>
+      </w:r>
+      <w:r>
+        <w:rPr/>
+        <w:t xml:space="preserve">, </w:t>
+      </w:r>
+      <w:r>
+        <w:rPr/>
+        <w:t xml:space="preserve">warehouseservice</w:t>
+      </w:r>
+      <w:r>
+        <w:rPr/>
+        <w:t xml:space="preserve">.</w:t>
       </w:r>
     </w:p>
     <w:p>
@@ -7013,6 +7290,73 @@
         <w:rPr>
           <w:b/>
         </w:rPr>
+        <w:t xml:space="preserve">API key partner</w:t>
+      </w:r>
+      <w:r>
+        <w:rPr/>
+        <w:t xml:space="preserve"> (WooCommerce) generabile in autonomia dalla scheda partner; garantisce l'accesso alle API di invio ordini.</w:t>
+      </w:r>
+    </w:p>
+    <w:p>
+      <w:pPr>
+        <w:pStyle w:val="Heading2"/>
+        <w:spacing w:lineRule="auto"/>
+      </w:pPr>
+      <w:r>
+        <w:rPr/>
+        <w:t xml:space="preserve">9. Piano di modernizzazione (staging)</w:t>
+      </w:r>
+    </w:p>
+    <w:p>
+      <w:pPr>
+        <w:numPr>
+          <w:ilvl w:val="0"/>
+          <w:numId w:val="31"/>
+        </w:numPr>
+        <w:spacing w:lineRule="auto"/>
+      </w:pPr>
+      <w:r>
+        <w:rPr>
+          <w:b/>
+        </w:rPr>
+        <w:t xml:space="preserve">Problema</w:t>
+      </w:r>
+      <w:r>
+        <w:rPr/>
+        <w:t xml:space="preserve">: Node.js v12 e Angular datati — dipendenze deprecate, difficoltà a integrare strumenti moderni, manutenzione rischiosa.</w:t>
+      </w:r>
+    </w:p>
+    <w:p>
+      <w:pPr>
+        <w:numPr>
+          <w:ilvl w:val="0"/>
+          <w:numId w:val="31"/>
+        </w:numPr>
+        <w:spacing w:lineRule="auto"/>
+      </w:pPr>
+      <w:r>
+        <w:rPr>
+          <w:b/>
+        </w:rPr>
+        <w:t xml:space="preserve">Approccio</w:t>
+      </w:r>
+      <w:r>
+        <w:rPr/>
+        <w:t xml:space="preserve">: la produzione resta stabile; in parallelo un ambiente di staging con stack aggiornato replica il dominio (utenti/ruoli, consegne, activities, partner, valet, prodotti, vendite, stipendi, regole, finanza) e si migra gradualmente.</w:t>
+      </w:r>
+    </w:p>
+    <w:p>
+      <w:pPr>
+        <w:numPr>
+          <w:ilvl w:val="0"/>
+          <w:numId w:val="31"/>
+        </w:numPr>
+        <w:spacing w:lineRule="auto"/>
+      </w:pPr>
+      <w:r>
+        <w:rPr>
+          <w:b/>
+        </w:rPr>
         <w:t xml:space="preserve">Nuovo ambiente creato</w:t>
       </w:r>
       <w:r>
@@ -7040,7 +7384,7 @@
       <w:pPr>
         <w:numPr>
           <w:ilvl w:val="0"/>
-          <w:numId w:val="30"/>
+          <w:numId w:val="31"/>
         </w:numPr>
         <w:spacing w:lineRule="auto"/>
       </w:pPr>
@@ -10212,8 +10556,8 @@
   <w:abstractNum w:abstractNumId="27">
     <w:lvl w:ilvl="0">
       <w:start w:val="1"/>
-      <w:numFmt w:val="decimal"/>
-      <w:lvlText w:val="%1."/>
+      <w:numFmt w:val="bullet"/>
+      <w:lvlText w:val=""/>
       <w:lvlJc w:val="left"/>
       <w:pPr>
         <w:tabs>
@@ -10221,11 +10565,14 @@
         </w:tabs>
         <w:ind w:left="720" w:hanging="360"/>
       </w:pPr>
+      <w:rPr>
+        <w:rFonts w:ascii="Symbol" w:hAnsi="Symbol" w:hint="default"/>
+      </w:rPr>
     </w:lvl>
     <w:lvl w:ilvl="1">
       <w:start w:val="1"/>
-      <w:numFmt w:val="decimal"/>
-      <w:lvlText w:val="%2."/>
+      <w:numFmt w:val="bullet"/>
+      <w:lvlText w:val=""/>
       <w:lvlJc w:val="left"/>
       <w:pPr>
         <w:tabs>
@@ -10233,11 +10580,14 @@
         </w:tabs>
         <w:ind w:left="1440" w:hanging="360"/>
       </w:pPr>
+      <w:rPr>
+        <w:rFonts w:ascii="Symbol" w:hAnsi="Symbol" w:hint="default"/>
+      </w:rPr>
     </w:lvl>
     <w:lvl w:ilvl="2">
       <w:start w:val="1"/>
-      <w:numFmt w:val="decimal"/>
-      <w:lvlText w:val="%3."/>
+      <w:numFmt w:val="bullet"/>
+      <w:lvlText w:val=""/>
       <w:lvlJc w:val="left"/>
       <w:pPr>
         <w:tabs>
@@ -10245,11 +10595,14 @@
         </w:tabs>
         <w:ind w:left="2160" w:hanging="360"/>
       </w:pPr>
+      <w:rPr>
+        <w:rFonts w:ascii="Symbol" w:hAnsi="Symbol" w:hint="default"/>
+      </w:rPr>
     </w:lvl>
     <w:lvl w:ilvl="3">
       <w:start w:val="1"/>
-      <w:numFmt w:val="decimal"/>
-      <w:lvlText w:val="%4."/>
+      <w:numFmt w:val="bullet"/>
+      <w:lvlText w:val=""/>
       <w:lvlJc w:val="left"/>
       <w:pPr>
         <w:tabs>
@@ -10257,11 +10610,14 @@
         </w:tabs>
         <w:ind w:left="2880" w:hanging="360"/>
       </w:pPr>
+      <w:rPr>
+        <w:rFonts w:ascii="Symbol" w:hAnsi="Symbol" w:hint="default"/>
+      </w:rPr>
     </w:lvl>
     <w:lvl w:ilvl="4">
       <w:start w:val="1"/>
-      <w:numFmt w:val="decimal"/>
-      <w:lvlText w:val="%5."/>
+      <w:numFmt w:val="bullet"/>
+      <w:lvlText w:val=""/>
       <w:lvlJc w:val="left"/>
       <w:pPr>
         <w:tabs>
@@ -10269,11 +10625,14 @@
         </w:tabs>
         <w:ind w:left="3600" w:hanging="360"/>
       </w:pPr>
+      <w:rPr>
+        <w:rFonts w:ascii="Symbol" w:hAnsi="Symbol" w:hint="default"/>
+      </w:rPr>
     </w:lvl>
     <w:lvl w:ilvl="5">
       <w:start w:val="1"/>
-      <w:numFmt w:val="decimal"/>
-      <w:lvlText w:val="%6."/>
+      <w:numFmt w:val="bullet"/>
+      <w:lvlText w:val=""/>
       <w:lvlJc w:val="left"/>
       <w:pPr>
         <w:tabs>
@@ -10281,11 +10640,14 @@
         </w:tabs>
         <w:ind w:left="4320" w:hanging="360"/>
       </w:pPr>
+      <w:rPr>
+        <w:rFonts w:ascii="Symbol" w:hAnsi="Symbol" w:hint="default"/>
+      </w:rPr>
     </w:lvl>
     <w:lvl w:ilvl="6">
       <w:start w:val="1"/>
-      <w:numFmt w:val="decimal"/>
-      <w:lvlText w:val="%7."/>
+      <w:numFmt w:val="bullet"/>
+      <w:lvlText w:val=""/>
       <w:lvlJc w:val="left"/>
       <w:pPr>
         <w:tabs>
@@ -10293,11 +10655,14 @@
         </w:tabs>
         <w:ind w:left="5040" w:hanging="360"/>
       </w:pPr>
+      <w:rPr>
+        <w:rFonts w:ascii="Symbol" w:hAnsi="Symbol" w:hint="default"/>
+      </w:rPr>
     </w:lvl>
     <w:lvl w:ilvl="7">
       <w:start w:val="1"/>
-      <w:numFmt w:val="decimal"/>
-      <w:lvlText w:val="%8."/>
+      <w:numFmt w:val="bullet"/>
+      <w:lvlText w:val=""/>
       <w:lvlJc w:val="left"/>
       <w:pPr>
         <w:tabs>
@@ -10305,13 +10670,16 @@
         </w:tabs>
         <w:ind w:left="5760" w:hanging="360"/>
       </w:pPr>
+      <w:rPr>
+        <w:rFonts w:ascii="Symbol" w:hAnsi="Symbol" w:hint="default"/>
+      </w:rPr>
     </w:lvl>
   </w:abstractNum>
   <w:abstractNum w:abstractNumId="28">
     <w:lvl w:ilvl="0">
       <w:start w:val="1"/>
-      <w:numFmt w:val="bullet"/>
-      <w:lvlText w:val=""/>
+      <w:numFmt w:val="decimal"/>
+      <w:lvlText w:val="%1."/>
       <w:lvlJc w:val="left"/>
       <w:pPr>
         <w:tabs>
@@ -10319,14 +10687,11 @@
         </w:tabs>
         <w:ind w:left="720" w:hanging="360"/>
       </w:pPr>
-      <w:rPr>
-        <w:rFonts w:ascii="Symbol" w:hAnsi="Symbol" w:hint="default"/>
-      </w:rPr>
     </w:lvl>
     <w:lvl w:ilvl="1">
       <w:start w:val="1"/>
-      <w:numFmt w:val="bullet"/>
-      <w:lvlText w:val=""/>
+      <w:numFmt w:val="decimal"/>
+      <w:lvlText w:val="%2."/>
       <w:lvlJc w:val="left"/>
       <w:pPr>
         <w:tabs>
@@ -10334,14 +10699,11 @@
         </w:tabs>
         <w:ind w:left="1440" w:hanging="360"/>
       </w:pPr>
-      <w:rPr>
-        <w:rFonts w:ascii="Symbol" w:hAnsi="Symbol" w:hint="default"/>
-      </w:rPr>
     </w:lvl>
     <w:lvl w:ilvl="2">
       <w:start w:val="1"/>
-      <w:numFmt w:val="bullet"/>
-      <w:lvlText w:val=""/>
+      <w:numFmt w:val="decimal"/>
+      <w:lvlText w:val="%3."/>
       <w:lvlJc w:val="left"/>
       <w:pPr>
         <w:tabs>
@@ -10349,14 +10711,11 @@
         </w:tabs>
         <w:ind w:left="2160" w:hanging="360"/>
       </w:pPr>
-      <w:rPr>
-        <w:rFonts w:ascii="Symbol" w:hAnsi="Symbol" w:hint="default"/>
-      </w:rPr>
     </w:lvl>
     <w:lvl w:ilvl="3">
       <w:start w:val="1"/>
-      <w:numFmt w:val="bullet"/>
-      <w:lvlText w:val=""/>
+      <w:numFmt w:val="decimal"/>
+      <w:lvlText w:val="%4."/>
       <w:lvlJc w:val="left"/>
       <w:pPr>
         <w:tabs>
@@ -10364,14 +10723,11 @@
         </w:tabs>
         <w:ind w:left="2880" w:hanging="360"/>
       </w:pPr>
-      <w:rPr>
-        <w:rFonts w:ascii="Symbol" w:hAnsi="Symbol" w:hint="default"/>
-      </w:rPr>
     </w:lvl>
     <w:lvl w:ilvl="4">
       <w:start w:val="1"/>
-      <w:numFmt w:val="bullet"/>
-      <w:lvlText w:val=""/>
+      <w:numFmt w:val="decimal"/>
+      <w:lvlText w:val="%5."/>
       <w:lvlJc w:val="left"/>
       <w:pPr>
         <w:tabs>
@@ -10379,14 +10735,11 @@
         </w:tabs>
         <w:ind w:left="3600" w:hanging="360"/>
       </w:pPr>
-      <w:rPr>
-        <w:rFonts w:ascii="Symbol" w:hAnsi="Symbol" w:hint="default"/>
-      </w:rPr>
     </w:lvl>
     <w:lvl w:ilvl="5">
       <w:start w:val="1"/>
-      <w:numFmt w:val="bullet"/>
-      <w:lvlText w:val=""/>
+      <w:numFmt w:val="decimal"/>
+      <w:lvlText w:val="%6."/>
       <w:lvlJc w:val="left"/>
       <w:pPr>
         <w:tabs>
@@ -10394,14 +10747,11 @@
         </w:tabs>
         <w:ind w:left="4320" w:hanging="360"/>
       </w:pPr>
-      <w:rPr>
-        <w:rFonts w:ascii="Symbol" w:hAnsi="Symbol" w:hint="default"/>
-      </w:rPr>
     </w:lvl>
     <w:lvl w:ilvl="6">
       <w:start w:val="1"/>
-      <w:numFmt w:val="bullet"/>
-      <w:lvlText w:val=""/>
+      <w:numFmt w:val="decimal"/>
+      <w:lvlText w:val="%7."/>
       <w:lvlJc w:val="left"/>
       <w:pPr>
         <w:tabs>
@@ -10409,14 +10759,11 @@
         </w:tabs>
         <w:ind w:left="5040" w:hanging="360"/>
       </w:pPr>
-      <w:rPr>
-        <w:rFonts w:ascii="Symbol" w:hAnsi="Symbol" w:hint="default"/>
-      </w:rPr>
     </w:lvl>
     <w:lvl w:ilvl="7">
       <w:start w:val="1"/>
-      <w:numFmt w:val="bullet"/>
-      <w:lvlText w:val=""/>
+      <w:numFmt w:val="decimal"/>
+      <w:lvlText w:val="%8."/>
       <w:lvlJc w:val="left"/>
       <w:pPr>
         <w:tabs>
@@ -10424,9 +10771,6 @@
         </w:tabs>
         <w:ind w:left="5760" w:hanging="360"/>
       </w:pPr>
-      <w:rPr>
-        <w:rFonts w:ascii="Symbol" w:hAnsi="Symbol" w:hint="default"/>
-      </w:rPr>
     </w:lvl>
   </w:abstractNum>
   <w:abstractNum w:abstractNumId="29">
@@ -10552,6 +10896,128 @@
     </w:lvl>
   </w:abstractNum>
   <w:abstractNum w:abstractNumId="30">
+    <w:lvl w:ilvl="0">
+      <w:start w:val="1"/>
+      <w:numFmt w:val="bullet"/>
+      <w:lvlText w:val=""/>
+      <w:lvlJc w:val="left"/>
+      <w:pPr>
+        <w:tabs>
+          <w:tab w:val="num" w:pos="720"/>
+        </w:tabs>
+        <w:ind w:left="720" w:hanging="360"/>
+      </w:pPr>
+      <w:rPr>
+        <w:rFonts w:ascii="Symbol" w:hAnsi="Symbol" w:hint="default"/>
+      </w:rPr>
+    </w:lvl>
+    <w:lvl w:ilvl="1">
+      <w:start w:val="1"/>
+      <w:numFmt w:val="bullet"/>
+      <w:lvlText w:val=""/>
+      <w:lvlJc w:val="left"/>
+      <w:pPr>
+        <w:tabs>
+          <w:tab w:val="num" w:pos="1440"/>
+        </w:tabs>
+        <w:ind w:left="1440" w:hanging="360"/>
+      </w:pPr>
+      <w:rPr>
+        <w:rFonts w:ascii="Symbol" w:hAnsi="Symbol" w:hint="default"/>
+      </w:rPr>
+    </w:lvl>
+    <w:lvl w:ilvl="2">
+      <w:start w:val="1"/>
+      <w:numFmt w:val="bullet"/>
+      <w:lvlText w:val=""/>
+      <w:lvlJc w:val="left"/>
+      <w:pPr>
+        <w:tabs>
+          <w:tab w:val="num" w:pos="2160"/>
+        </w:tabs>
+        <w:ind w:left="2160" w:hanging="360"/>
+      </w:pPr>
+      <w:rPr>
+        <w:rFonts w:ascii="Symbol" w:hAnsi="Symbol" w:hint="default"/>
+      </w:rPr>
+    </w:lvl>
+    <w:lvl w:ilvl="3">
+      <w:start w:val="1"/>
+      <w:numFmt w:val="bullet"/>
+      <w:lvlText w:val=""/>
+      <w:lvlJc w:val="left"/>
+      <w:pPr>
+        <w:tabs>
+          <w:tab w:val="num" w:pos="2880"/>
+        </w:tabs>
+        <w:ind w:left="2880" w:hanging="360"/>
+      </w:pPr>
+      <w:rPr>
+        <w:rFonts w:ascii="Symbol" w:hAnsi="Symbol" w:hint="default"/>
+      </w:rPr>
+    </w:lvl>
+    <w:lvl w:ilvl="4">
+      <w:start w:val="1"/>
+      <w:numFmt w:val="bullet"/>
+      <w:lvlText w:val=""/>
+      <w:lvlJc w:val="left"/>
+      <w:pPr>
+        <w:tabs>
+          <w:tab w:val="num" w:pos="3600"/>
+        </w:tabs>
+        <w:ind w:left="3600" w:hanging="360"/>
+      </w:pPr>
+      <w:rPr>
+        <w:rFonts w:ascii="Symbol" w:hAnsi="Symbol" w:hint="default"/>
+      </w:rPr>
+    </w:lvl>
+    <w:lvl w:ilvl="5">
+      <w:start w:val="1"/>
+      <w:numFmt w:val="bullet"/>
+      <w:lvlText w:val=""/>
+      <w:lvlJc w:val="left"/>
+      <w:pPr>
+        <w:tabs>
+          <w:tab w:val="num" w:pos="4320"/>
+        </w:tabs>
+        <w:ind w:left="4320" w:hanging="360"/>
+      </w:pPr>
+      <w:rPr>
+        <w:rFonts w:ascii="Symbol" w:hAnsi="Symbol" w:hint="default"/>
+      </w:rPr>
+    </w:lvl>
+    <w:lvl w:ilvl="6">
+      <w:start w:val="1"/>
+      <w:numFmt w:val="bullet"/>
+      <w:lvlText w:val=""/>
+      <w:lvlJc w:val="left"/>
+      <w:pPr>
+        <w:tabs>
+          <w:tab w:val="num" w:pos="5040"/>
+        </w:tabs>
+        <w:ind w:left="5040" w:hanging="360"/>
+      </w:pPr>
+      <w:rPr>
+        <w:rFonts w:ascii="Symbol" w:hAnsi="Symbol" w:hint="default"/>
+      </w:rPr>
+    </w:lvl>
+    <w:lvl w:ilvl="7">
+      <w:start w:val="1"/>
+      <w:numFmt w:val="bullet"/>
+      <w:lvlText w:val=""/>
+      <w:lvlJc w:val="left"/>
+      <w:pPr>
+        <w:tabs>
+          <w:tab w:val="num" w:pos="5760"/>
+        </w:tabs>
+        <w:ind w:left="5760" w:hanging="360"/>
+      </w:pPr>
+      <w:rPr>
+        <w:rFonts w:ascii="Symbol" w:hAnsi="Symbol" w:hint="default"/>
+      </w:rPr>
+    </w:lvl>
+  </w:abstractNum>
+  <w:abstractNum w:abstractNumId="31">
     <w:lvl w:ilvl="0">
       <w:start w:val="1"/>
       <w:numFmt w:val="bullet"/>
@@ -10762,6 +11228,9 @@
   </w:num>
   <w:num w:numId="30">
     <w:abstractNumId w:val="30"/>
+  </w:num>
+  <w:num w:numId="31">
+    <w:abstractNumId w:val="31"/>
   </w:num>
 </w:numbering>
 </file>

--- a/deluxy-platform-next/docs/COME-FUNZIONA-APP-DELUXY.docx
+++ b/deluxy-platform-next/docs/COME-FUNZIONA-APP-DELUXY.docx
@@ -169,6 +169,84 @@
           <w:b/>
         </w:rPr>
         <w:t xml:space="preserve">Changelog</w:t>
+      </w:r>
+      <w:r>
+        <w:rPr>
+          <w:b/>
+        </w:rPr>
+        <w:t xml:space="preserve">16/07/2026 (4) — Form </w:t>
+      </w:r>
+      <w:r>
+        <w:rPr>
+          <w:b/>
+        </w:rPr>
+        <w:t xml:space="preserve">Valet</w:t>
+      </w:r>
+      <w:r>
+        <w:rPr>
+          <w:b/>
+        </w:rPr>
+        <w:t xml:space="preserve">: province di competenza e sezione </w:t>
+      </w:r>
+      <w:r>
+        <w:rPr>
+          <w:b/>
+        </w:rPr>
+        <w:t xml:space="preserve">Team leader</w:t>
+      </w:r>
+      <w:r>
+        <w:rPr>
+          <w:b/>
+        </w:rPr>
+        <w:t xml:space="preserve"> ora usano un </w:t>
+      </w:r>
+      <w:r>
+        <w:rPr>
+          <w:b/>
+        </w:rPr>
+        <w:t xml:space="preserve">menu a tendina "aggiungi"</w:t>
+      </w:r>
+      <w:r>
+        <w:rPr>
+          <w:b/>
+        </w:rPr>
+        <w:t xml:space="preserve"> (fra tutte le province/partner) con </w:t>
+      </w:r>
+      <w:r>
+        <w:rPr>
+          <w:b/>
+        </w:rPr>
+        <w:t xml:space="preserve">chip rimovibili</w:t>
+      </w:r>
+      <w:r>
+        <w:rPr>
+          <w:b/>
+        </w:rPr>
+        <w:t xml:space="preserve"> invece della griglia di chip; aggiunta la lista </w:t>
+      </w:r>
+      <w:r>
+        <w:rPr>
+          <w:b/>
+        </w:rPr>
+        <w:t xml:space="preserve">Partner esclusi</w:t>
+      </w:r>
+      <w:r>
+        <w:rPr>
+          <w:b/>
+        </w:rPr>
+        <w:t xml:space="preserve"> dallo scope del team leader (nuovo campo </w:t>
+      </w:r>
+      <w:r>
+        <w:rPr>
+          <w:b/>
+        </w:rPr>
+        <w:t xml:space="preserve">teamLeaderExcludedPartners</w:t>
+      </w:r>
+      <w:r>
+        <w:rPr>
+          <w:b/>
+        </w:rPr>
+        <w:t xml:space="preserve">, con migrazione). Un partner non può essere insieme associato ed escluso.</w:t>
       </w:r>
       <w:r>
         <w:rPr>
@@ -3914,17 +3992,55 @@
       </w:r>
       <w:r>
         <w:rPr/>
-        <w:t xml:space="preserve"> in cui il team leader può vedere/assegnare consegne in autonomia e i </w:t>
-      </w:r>
-      <w:r>
-        <w:rPr>
-          <w:b/>
-        </w:rPr>
-        <w:t xml:space="preserve">PARTNERS</w:t>
-      </w:r>
-      <w:r>
-        <w:rPr/>
-        <w:t xml:space="preserve"> associati (es. SWISS FOOD, ECI).</w:t>
+        <w:t xml:space="preserve"> in cui il team leader può vedere/assegnare consegne in autonomia, i </w:t>
+      </w:r>
+      <w:r>
+        <w:rPr>
+          <w:b/>
+        </w:rPr>
+        <w:t xml:space="preserve">PARTNERS associati</w:t>
+      </w:r>
+      <w:r>
+        <w:rPr/>
+        <w:t xml:space="preserve"> e — </w:t>
+      </w:r>
+      <w:r>
+        <w:rPr>
+          <w:b/>
+        </w:rPr>
+        <w:t xml:space="preserve">[NUOVO]</w:t>
+      </w:r>
+      <w:r>
+        <w:rPr/>
+        <w:t xml:space="preserve"> — i </w:t>
+      </w:r>
+      <w:r>
+        <w:rPr>
+          <w:b/>
+        </w:rPr>
+        <w:t xml:space="preserve">PARTNER ESCLUSI</w:t>
+      </w:r>
+      <w:r>
+        <w:rPr/>
+        <w:t xml:space="preserve"> dal suo scope (</w:t>
+      </w:r>
+      <w:r>
+        <w:rPr/>
+        <w:t xml:space="preserve">teamLeaderExcludedPartners</w:t>
+      </w:r>
+      <w:r>
+        <w:rPr/>
+        <w:t xml:space="preserve">): il team leader gestisce i partner delle sue province </w:t>
+      </w:r>
+      <w:r>
+        <w:rPr>
+          <w:b/>
+        </w:rPr>
+        <w:t xml:space="preserve">tranne</w:t>
+      </w:r>
+      <w:r>
+        <w:rPr/>
+        <w:t xml:space="preserve"> quelli esclusi. Un partner non può essere insieme associato ed escluso.</w:t>
       </w:r>
     </w:p>
     <w:p>
@@ -3944,6 +4060,61 @@
       <w:r>
         <w:rPr/>
         <w:t xml:space="preserve">: province in cui il valet opera (distinte da quelle del team leader).</w:t>
+      </w:r>
+    </w:p>
+    <w:p>
+      <w:pPr>
+        <w:numPr>
+          <w:ilvl w:val="0"/>
+          <w:numId w:val="12"/>
+        </w:numPr>
+        <w:spacing w:lineRule="auto"/>
+      </w:pPr>
+      <w:r>
+        <w:rPr>
+          <w:b/>
+        </w:rPr>
+        <w:t xml:space="preserve">Selezione province/partner (nuovo ambiente)</w:t>
+      </w:r>
+      <w:r>
+        <w:rPr/>
+        <w:t xml:space="preserve">: province di competenza, province e partner del team leader (inclusi/esclusi) si scelgono da un </w:t>
+      </w:r>
+      <w:r>
+        <w:rPr>
+          <w:b/>
+        </w:rPr>
+        <w:t xml:space="preserve">menu a tendina "aggiungi"</w:t>
+      </w:r>
+      <w:r>
+        <w:rPr/>
+        <w:t xml:space="preserve"> tra </w:t>
+      </w:r>
+      <w:r>
+        <w:rPr>
+          <w:b/>
+        </w:rPr>
+        <w:t xml:space="preserve">tutte</w:t>
+      </w:r>
+      <w:r>
+        <w:rPr/>
+        <w:t xml:space="preserve"> le voci disponibili; le voci scelte restano come </w:t>
+      </w:r>
+      <w:r>
+        <w:rPr>
+          <w:b/>
+        </w:rPr>
+        <w:t xml:space="preserve">chip rimovibili</w:t>
+      </w:r>
+      <w:r>
+        <w:rPr/>
+        <w:t xml:space="preserve"> (scala con 108 province / 243 partner). </w:t>
+      </w:r>
+      <w:r>
+        <w:rPr>
+          <w:b/>
+        </w:rPr>
+        <w:t xml:space="preserve">[NUOVO]</w:t>
       </w:r>
     </w:p>
     <w:p>

--- a/deluxy-platform-next/docs/COME-FUNZIONA-APP-DELUXY.docx
+++ b/deluxy-platform-next/docs/COME-FUNZIONA-APP-DELUXY.docx
@@ -174,6 +174,120 @@
         <w:rPr>
           <w:b/>
         </w:rPr>
+        <w:t xml:space="preserve">16/07/2026 (5) — </w:t>
+      </w:r>
+      <w:r>
+        <w:rPr>
+          <w:b/>
+        </w:rPr>
+        <w:t xml:space="preserve">Multilingua</w:t>
+      </w:r>
+      <w:r>
+        <w:rPr>
+          <w:b/>
+        </w:rPr>
+        <w:t xml:space="preserve">: la piattaforma è ora multilingua (ngx-translate). Aggiunta la lingua </w:t>
+      </w:r>
+      <w:r>
+        <w:rPr>
+          <w:b/>
+        </w:rPr>
+        <w:t xml:space="preserve">Inglese</w:t>
+      </w:r>
+      <w:r>
+        <w:rPr>
+          <w:b/>
+        </w:rPr>
+        <w:t xml:space="preserve"> oltre all'Italiano; </w:t>
+      </w:r>
+      <w:r>
+        <w:rPr>
+          <w:b/>
+        </w:rPr>
+        <w:t xml:space="preserve">selettore lingua con bandierine</w:t>
+      </w:r>
+      <w:r>
+        <w:rPr>
+          <w:b/>
+        </w:rPr>
+        <w:t xml:space="preserve"> (SVG) fisso </w:t>
+      </w:r>
+      <w:r>
+        <w:rPr>
+          <w:b/>
+        </w:rPr>
+        <w:t xml:space="preserve">in alto a destra</w:t>
+      </w:r>
+      <w:r>
+        <w:rPr>
+          <w:b/>
+        </w:rPr>
+        <w:t xml:space="preserve">, disponibile anche nella pagina di login; la scelta è persistita (</w:t>
+      </w:r>
+      <w:r>
+        <w:rPr>
+          <w:b/>
+        </w:rPr>
+        <w:t xml:space="preserve">localStorage</w:t>
+      </w:r>
+      <w:r>
+        <w:rPr>
+          <w:b/>
+        </w:rPr>
+        <w:t xml:space="preserve">, default Italiano). Tradotti al momento shell/menu e login; le altre schermate si traducono in modo incrementale (chiavi in </w:t>
+      </w:r>
+      <w:r>
+        <w:rPr>
+          <w:b/>
+        </w:rPr>
+        <w:t xml:space="preserve">web/public/i18n/it.json</w:t>
+      </w:r>
+      <w:r>
+        <w:rPr>
+          <w:b/>
+        </w:rPr>
+        <w:t xml:space="preserve"> + </w:t>
+      </w:r>
+      <w:r>
+        <w:rPr>
+          <w:b/>
+        </w:rPr>
+        <w:t xml:space="preserve">en.json</w:t>
+      </w:r>
+      <w:r>
+        <w:rPr>
+          <w:b/>
+        </w:rPr>
+        <w:t xml:space="preserve">). Inoltre nel </w:t>
+      </w:r>
+      <w:r>
+        <w:rPr>
+          <w:b/>
+        </w:rPr>
+        <w:t xml:space="preserve">form consegna</w:t>
+      </w:r>
+      <w:r>
+        <w:rPr>
+          <w:b/>
+        </w:rPr>
+        <w:t xml:space="preserve"> nuovo flag </w:t>
+      </w:r>
+      <w:r>
+        <w:rPr>
+          <w:b/>
+        </w:rPr>
+        <w:t xml:space="preserve">"Salva come nuovo cliente in Clienti"</w:t>
+      </w:r>
+      <w:r>
+        <w:rPr>
+          <w:b/>
+        </w:rPr>
+        <w:t xml:space="preserve">: alla creazione, se il destinatario è nuovo, viene prima salvato in Clienti e poi creata la consegna collegata.</w:t>
+      </w:r>
+      <w:r>
+        <w:rPr>
+          <w:b/>
+        </w:rPr>
         <w:t xml:space="preserve">16/07/2026 (4) — Form </w:t>
       </w:r>
       <w:r>
@@ -1168,6 +1282,71 @@
       <w:r>
         <w:rPr/>
         <w:t xml:space="preserve">.</w:t>
+      </w:r>
+    </w:p>
+    <w:p>
+      <w:pPr>
+        <w:numPr>
+          <w:ilvl w:val="0"/>
+          <w:numId w:val="1"/>
+        </w:numPr>
+        <w:spacing w:lineRule="auto"/>
+      </w:pPr>
+      <w:r>
+        <w:rPr>
+          <w:b/>
+        </w:rPr>
+        <w:t xml:space="preserve">[NUOVO — nuovo ambiente] Multilingua</w:t>
+      </w:r>
+      <w:r>
+        <w:rPr/>
+        <w:t xml:space="preserve">: il nuovo frontend è internazionalizzato con </w:t>
+      </w:r>
+      <w:r>
+        <w:rPr>
+          <w:b/>
+        </w:rPr>
+        <w:t xml:space="preserve">ngx-translate</w:t>
+      </w:r>
+      <w:r>
+        <w:rPr/>
+        <w:t xml:space="preserve">. Lingue attive: </w:t>
+      </w:r>
+      <w:r>
+        <w:rPr>
+          <w:b/>
+        </w:rPr>
+        <w:t xml:space="preserve">Italiano</w:t>
+      </w:r>
+      <w:r>
+        <w:rPr/>
+        <w:t xml:space="preserve"> (default) e </w:t>
+      </w:r>
+      <w:r>
+        <w:rPr>
+          <w:b/>
+        </w:rPr>
+        <w:t xml:space="preserve">Inglese</w:t>
+      </w:r>
+      <w:r>
+        <w:rPr/>
+        <w:t xml:space="preserve">. Selettore a bandierine in alto a destra, scelta persistita in </w:t>
+      </w:r>
+      <w:r>
+        <w:rPr/>
+        <w:t xml:space="preserve">localStorage</w:t>
+      </w:r>
+      <w:r>
+        <w:rPr/>
+        <w:t xml:space="preserve">. File di traduzione: </w:t>
+      </w:r>
+      <w:r>
+        <w:rPr/>
+        <w:t xml:space="preserve">web/public/i18n/{it,en}.json</w:t>
+      </w:r>
+      <w:r>
+        <w:rPr/>
+        <w:t xml:space="preserve">. Le stringhe si migrano alle chiavi in modo incrementale.</w:t>
       </w:r>
     </w:p>
     <w:p>

--- a/deluxy-platform-next/docs/COME-FUNZIONA-APP-DELUXY.docx
+++ b/deluxy-platform-next/docs/COME-FUNZIONA-APP-DELUXY.docx
@@ -24,7 +24,7 @@
           <w:color w:val="86868b"/>
           <w:sz w:val="18"/>
         </w:rPr>
-        <w:t xml:space="preserve">Word generato automaticamente dal manuale Markdown — 16 luglio 2026</w:t>
+        <w:t xml:space="preserve">Word generato automaticamente dal manuale Markdown — 17 luglio 2026</w:t>
       </w:r>
     </w:p>
     <w:p>
@@ -169,6 +169,1404 @@
           <w:b/>
         </w:rPr>
         <w:t xml:space="preserve">Changelog</w:t>
+      </w:r>
+      <w:r>
+        <w:rPr>
+          <w:b/>
+        </w:rPr>
+        <w:t xml:space="preserve">17/07/2026 (3) — </w:t>
+      </w:r>
+      <w:r>
+        <w:rPr>
+          <w:b/>
+        </w:rPr>
+        <w:t xml:space="preserve">Fix: svuotare una collezione in modifica ora la cancella davvero</w:t>
+      </w:r>
+      <w:r>
+        <w:rPr>
+          <w:b/>
+        </w:rPr>
+        <w:t xml:space="preserve">. I form inviavano array/oggetti solo se non vuoti e l'API scrive solo le chiavi presenti: rimuovendo </w:t>
+      </w:r>
+      <w:r>
+        <w:rPr>
+          <w:b/>
+        </w:rPr>
+        <w:t xml:space="preserve">tutte</w:t>
+      </w:r>
+      <w:r>
+        <w:rPr>
+          <w:b/>
+        </w:rPr>
+        <w:t xml:space="preserve"> le immagini/piattaforme/varianti/campi di un prodotto (o province/servizi/indirizzi di ritiro di un partner, servizi/liste team leader di un valet, campi/sconti di una categoria, prodotti di una consegna) i vecchi valori </w:t>
+      </w:r>
+      <w:r>
+        <w:rPr>
+          <w:b/>
+        </w:rPr>
+        <w:t xml:space="preserve">restavano</w:t>
+      </w:r>
+      <w:r>
+        <w:rPr>
+          <w:b/>
+        </w:rPr>
+        <w:t xml:space="preserve">. Ora, </w:t>
+      </w:r>
+      <w:r>
+        <w:rPr>
+          <w:b/>
+        </w:rPr>
+        <w:t xml:space="preserve">in modalità modifica</w:t>
+      </w:r>
+      <w:r>
+        <w:rPr>
+          <w:b/>
+        </w:rPr>
+        <w:t xml:space="preserve">, le collezioni sono inviate sempre — anche vuote (</w:t>
+      </w:r>
+      <w:r>
+        <w:rPr>
+          <w:b/>
+        </w:rPr>
+        <w:t xml:space="preserve">[]</w:t>
+      </w:r>
+      <w:r>
+        <w:rPr>
+          <w:b/>
+        </w:rPr>
+        <w:t xml:space="preserve">/</w:t>
+      </w:r>
+      <w:r>
+        <w:rPr>
+          <w:b/>
+        </w:rPr>
+        <w:t xml:space="preserve">{}</w:t>
+      </w:r>
+      <w:r>
+        <w:rPr>
+          <w:b/>
+        </w:rPr>
+        <w:t xml:space="preserve">). Regola per i nuovi form: in edit inviare esplicitamente la collezione vuota.</w:t>
+      </w:r>
+      <w:r>
+        <w:rPr>
+          <w:b/>
+        </w:rPr>
+        <w:t xml:space="preserve">17/07/2026 (2) — </w:t>
+      </w:r>
+      <w:r>
+        <w:rPr>
+          <w:b/>
+        </w:rPr>
+        <w:t xml:space="preserve">Nuovo ambiente: convenzione "riga → dettaglio + Modifica" estesa a tutte le anagrafiche</w:t>
+      </w:r>
+      <w:r>
+        <w:rPr>
+          <w:b/>
+        </w:rPr>
+        <w:t xml:space="preserve">. In </w:t>
+      </w:r>
+      <w:r>
+        <w:rPr>
+          <w:b/>
+        </w:rPr>
+        <w:t xml:space="preserve">Consegne, Partner, Clienti, Valet, Prodotti, Categorie, Servizi, Operatori</w:t>
+      </w:r>
+      <w:r>
+        <w:rPr>
+          <w:b/>
+        </w:rPr>
+        <w:t xml:space="preserve"> il </w:t>
+      </w:r>
+      <w:r>
+        <w:rPr>
+          <w:b/>
+        </w:rPr>
+        <w:t xml:space="preserve">click sulla riga apre il dettaglio</w:t>
+      </w:r>
+      <w:r>
+        <w:rPr>
+          <w:b/>
+        </w:rPr>
+        <w:t xml:space="preserve"> (</w:t>
+      </w:r>
+      <w:r>
+        <w:rPr>
+          <w:b/>
+        </w:rPr>
+        <w:t xml:space="preserve">/&lt;sezione&gt;/:id</w:t>
+      </w:r>
+      <w:r>
+        <w:rPr>
+          <w:b/>
+        </w:rPr>
+        <w:t xml:space="preserve">, anche da tastiera con Tab+Invio) e la colonna </w:t>
+      </w:r>
+      <w:r>
+        <w:rPr>
+          <w:b/>
+        </w:rPr>
+        <w:t xml:space="preserve">Azioni</w:t>
+      </w:r>
+      <w:r>
+        <w:rPr>
+          <w:b/>
+        </w:rPr>
+        <w:t xml:space="preserve"> ha il bottone </w:t>
+      </w:r>
+      <w:r>
+        <w:rPr>
+          <w:b/>
+        </w:rPr>
+        <w:t xml:space="preserve">Modifica</w:t>
+      </w:r>
+      <w:r>
+        <w:rPr>
+          <w:b/>
+        </w:rPr>
+        <w:t xml:space="preserve"> (</w:t>
+      </w:r>
+      <w:r>
+        <w:rPr>
+          <w:b/>
+        </w:rPr>
+        <w:t xml:space="preserve">/&lt;sezione&gt;/:id/edit</w:t>
+      </w:r>
+      <w:r>
+        <w:rPr>
+          <w:b/>
+        </w:rPr>
+        <w:t xml:space="preserve">), che </w:t>
+      </w:r>
+      <w:r>
+        <w:rPr>
+          <w:b/>
+        </w:rPr>
+        <w:t xml:space="preserve">riusa il form di creazione</w:t>
+      </w:r>
+      <w:r>
+        <w:rPr>
+          <w:b/>
+        </w:rPr>
+        <w:t xml:space="preserve"> in modalità modifica (precompilato, salva in PUT/PATCH, niente "Duplica"). Nuove pagine di dettaglio per tutte le sezioni. </w:t>
+      </w:r>
+      <w:r>
+        <w:rPr>
+          <w:b/>
+        </w:rPr>
+        <w:t xml:space="preserve">Sezione Clienti creata da zero</w:t>
+      </w:r>
+      <w:r>
+        <w:rPr>
+          <w:b/>
+        </w:rPr>
+        <w:t xml:space="preserve"> (prima era solo uno stub): lista, form, dettaglio con le consegne del cliente. </w:t>
+      </w:r>
+      <w:r>
+        <w:rPr>
+          <w:b/>
+        </w:rPr>
+        <w:t xml:space="preserve">API aggiunte perché mancanti</w:t>
+      </w:r>
+      <w:r>
+        <w:rPr>
+          <w:b/>
+        </w:rPr>
+        <w:t xml:space="preserve">: </w:t>
+      </w:r>
+      <w:r>
+        <w:rPr>
+          <w:b/>
+        </w:rPr>
+        <w:t xml:space="preserve">GET/PUT /categories/:id</w:t>
+      </w:r>
+      <w:r>
+        <w:rPr>
+          <w:b/>
+        </w:rPr>
+        <w:t xml:space="preserve">, </w:t>
+      </w:r>
+      <w:r>
+        <w:rPr>
+          <w:b/>
+        </w:rPr>
+        <w:t xml:space="preserve">GET/PUT /service-types/:id</w:t>
+      </w:r>
+      <w:r>
+        <w:rPr>
+          <w:b/>
+        </w:rPr>
+        <w:t xml:space="preserve">, </w:t>
+      </w:r>
+      <w:r>
+        <w:rPr>
+          <w:b/>
+        </w:rPr>
+        <w:t xml:space="preserve">GET /operations/:id</w:t>
+      </w:r>
+      <w:r>
+        <w:rPr>
+          <w:b/>
+        </w:rPr>
+        <w:t xml:space="preserve">; </w:t>
+      </w:r>
+      <w:r>
+        <w:rPr>
+          <w:b/>
+        </w:rPr>
+        <w:t xml:space="preserve">GET /customers/:id</w:t>
+      </w:r>
+      <w:r>
+        <w:rPr>
+          <w:b/>
+        </w:rPr>
+        <w:t xml:space="preserve"> ora include le consegne. Nota: gli operatori si aggiornano con </w:t>
+      </w:r>
+      <w:r>
+        <w:rPr>
+          <w:b/>
+        </w:rPr>
+        <w:t xml:space="preserve">PATCH</w:t>
+      </w:r>
+      <w:r>
+        <w:rPr>
+          <w:b/>
+        </w:rPr>
+        <w:t xml:space="preserve">, le altre sezioni con </w:t>
+      </w:r>
+      <w:r>
+        <w:rPr>
+          <w:b/>
+        </w:rPr>
+        <w:t xml:space="preserve">PUT</w:t>
+      </w:r>
+      <w:r>
+        <w:rPr>
+          <w:b/>
+        </w:rPr>
+        <w:t xml:space="preserve">.</w:t>
+      </w:r>
+      <w:r>
+        <w:rPr>
+          <w:b/>
+        </w:rPr>
+        <w:t xml:space="preserve">17/07/2026 — </w:t>
+      </w:r>
+      <w:r>
+        <w:rPr>
+          <w:b/>
+        </w:rPr>
+        <w:t xml:space="preserve">Nuovo ambiente: azioni di riga delle Consegne implementate</w:t>
+      </w:r>
+      <w:r>
+        <w:rPr>
+          <w:b/>
+        </w:rPr>
+        <w:t xml:space="preserve">. </w:t>
+      </w:r>
+      <w:r>
+        <w:rPr>
+          <w:b/>
+        </w:rPr>
+        <w:t xml:space="preserve">MODIFICA</w:t>
+      </w:r>
+      <w:r>
+        <w:rPr>
+          <w:b/>
+        </w:rPr>
+        <w:t xml:space="preserve">: form di modifica (rotta </w:t>
+      </w:r>
+      <w:r>
+        <w:rPr>
+          <w:b/>
+        </w:rPr>
+        <w:t xml:space="preserve">deliveries/:id/edit</w:t>
+      </w:r>
+      <w:r>
+        <w:rPr>
+          <w:b/>
+        </w:rPr>
+        <w:t xml:space="preserve">, riusa il form di creazione, salva in PUT); la regola del partner è applicata </w:t>
+      </w:r>
+      <w:r>
+        <w:rPr>
+          <w:b/>
+        </w:rPr>
+        <w:t xml:space="preserve">lato server</w:t>
+      </w:r>
+      <w:r>
+        <w:rPr>
+          <w:b/>
+        </w:rPr>
+        <w:t xml:space="preserve"> (solo </w:t>
+      </w:r>
+      <w:r>
+        <w:rPr>
+          <w:b/>
+        </w:rPr>
+        <w:t xml:space="preserve">created</w:t>
+      </w:r>
+      <w:r>
+        <w:rPr>
+          <w:b/>
+        </w:rPr>
+        <w:t xml:space="preserve"> e servizio ≠ VENDITA) — prima </w:t>
+      </w:r>
+      <w:r>
+        <w:rPr>
+          <w:b/>
+        </w:rPr>
+        <w:t xml:space="preserve">PUT /deliveries/:id</w:t>
+      </w:r>
+      <w:r>
+        <w:rPr>
+          <w:b/>
+        </w:rPr>
+        <w:t xml:space="preserve"> era riservato ad Admin/Operation. </w:t>
+      </w:r>
+      <w:r>
+        <w:rPr>
+          <w:b/>
+        </w:rPr>
+        <w:t xml:space="preserve">ASSEGNA</w:t>
+      </w:r>
+      <w:r>
+        <w:rPr>
+          <w:b/>
+        </w:rPr>
+        <w:t xml:space="preserve">: pop-up con i valet che hanno abilitata la provincia della consegna (provincia dedotta dall'indirizzo); usa </w:t>
+      </w:r>
+      <w:r>
+        <w:rPr>
+          <w:b/>
+        </w:rPr>
+        <w:t xml:space="preserve">PATCH /deliveries/:id/assign</w:t>
+      </w:r>
+      <w:r>
+        <w:rPr>
+          <w:b/>
+        </w:rPr>
+        <w:t xml:space="preserve">. </w:t>
+      </w:r>
+      <w:r>
+        <w:rPr>
+          <w:b/>
+        </w:rPr>
+        <w:t xml:space="preserve">ADDITIONAL VALET +/-</w:t>
+      </w:r>
+      <w:r>
+        <w:rPr>
+          <w:b/>
+        </w:rPr>
+        <w:t xml:space="preserve">: pop-up per il plus/minus immediato sulla paga (</w:t>
+      </w:r>
+      <w:r>
+        <w:rPr>
+          <w:b/>
+        </w:rPr>
+        <w:t xml:space="preserve">valetAdditionalPrice</w:t>
+      </w:r>
+      <w:r>
+        <w:rPr>
+          <w:b/>
+        </w:rPr>
+        <w:t xml:space="preserve">). </w:t>
+      </w:r>
+      <w:r>
+        <w:rPr>
+          <w:b/>
+        </w:rPr>
+        <w:t xml:space="preserve">MONITORARE</w:t>
+      </w:r>
+      <w:r>
+        <w:rPr>
+          <w:b/>
+        </w:rPr>
+        <w:t xml:space="preserve">: link pubblico </w:t>
+      </w:r>
+      <w:r>
+        <w:rPr>
+          <w:b/>
+        </w:rPr>
+        <w:t xml:space="preserve">/tracking/&lt;token&gt;</w:t>
+      </w:r>
+      <w:r>
+        <w:rPr>
+          <w:b/>
+        </w:rPr>
+        <w:t xml:space="preserve"> (token opaco su </w:t>
+      </w:r>
+      <w:r>
+        <w:rPr>
+          <w:b/>
+        </w:rPr>
+        <w:t xml:space="preserve">Delivery.trackingToken</w:t>
+      </w:r>
+      <w:r>
+        <w:rPr>
+          <w:b/>
+        </w:rPr>
+        <w:t xml:space="preserve">, endpoint </w:t>
+      </w:r>
+      <w:r>
+        <w:rPr>
+          <w:b/>
+        </w:rPr>
+        <w:t xml:space="preserve">@Public()</w:t>
+      </w:r>
+      <w:r>
+        <w:rPr>
+          <w:b/>
+        </w:rPr>
+        <w:t xml:space="preserve">), che espone </w:t>
+      </w:r>
+      <w:r>
+        <w:rPr>
+          <w:b/>
+        </w:rPr>
+        <w:t xml:space="preserve">solo</w:t>
+      </w:r>
+      <w:r>
+        <w:rPr>
+          <w:b/>
+        </w:rPr>
+        <w:t xml:space="preserve"> codice, stato, data, fascia, nome del destinatario, partner, nome valet e log — niente indirizzo, contatti, note o importi. </w:t>
+      </w:r>
+      <w:r>
+        <w:rPr>
+          <w:b/>
+        </w:rPr>
+        <w:t xml:space="preserve">Fix</w:t>
+      </w:r>
+      <w:r>
+        <w:rPr>
+          <w:b/>
+        </w:rPr>
+        <w:t xml:space="preserve">: </w:t>
+      </w:r>
+      <w:r>
+        <w:rPr>
+          <w:b/>
+        </w:rPr>
+        <w:t xml:space="preserve">update()</w:t>
+      </w:r>
+      <w:r>
+        <w:rPr>
+          <w:b/>
+        </w:rPr>
+        <w:t xml:space="preserve"> ora salva anche </w:t>
+      </w:r>
+      <w:r>
+        <w:rPr>
+          <w:b/>
+        </w:rPr>
+        <w:t xml:space="preserve">prodotti</w:t>
+      </w:r>
+      <w:r>
+        <w:rPr>
+          <w:b/>
+        </w:rPr>
+        <w:t xml:space="preserve"> e indirizzi di ritiro (prima venivano scartati); </w:t>
+      </w:r>
+      <w:r>
+        <w:rPr>
+          <w:b/>
+        </w:rPr>
+        <w:t xml:space="preserve">AssignValetDto.valetId</w:t>
+      </w:r>
+      <w:r>
+        <w:rPr>
+          <w:b/>
+        </w:rPr>
+        <w:t xml:space="preserve"> non aveva decoratore di validazione e veniva scartato dal ValidationPipe (l'assegnazione andava in errore 500).</w:t>
+      </w:r>
+      <w:r>
+        <w:rPr>
+          <w:b/>
+        </w:rPr>
+        <w:t xml:space="preserve">16/07/2026 (11) — </w:t>
+      </w:r>
+      <w:r>
+        <w:rPr>
+          <w:b/>
+        </w:rPr>
+        <w:t xml:space="preserve">Consegne, semantica dei bottoni di riga</w:t>
+      </w:r>
+      <w:r>
+        <w:rPr>
+          <w:b/>
+        </w:rPr>
+        <w:t xml:space="preserve"> (chiarita dall'utente): </w:t>
+      </w:r>
+      <w:r>
+        <w:rPr>
+          <w:b/>
+        </w:rPr>
+        <w:t xml:space="preserve">MODIFICA</w:t>
+      </w:r>
+      <w:r>
+        <w:rPr>
+          <w:b/>
+        </w:rPr>
+        <w:t xml:space="preserve"> apre la consegna in modifica; </w:t>
+      </w:r>
+      <w:r>
+        <w:rPr>
+          <w:b/>
+        </w:rPr>
+        <w:t xml:space="preserve">ASSEGNA</w:t>
+      </w:r>
+      <w:r>
+        <w:rPr>
+          <w:b/>
+        </w:rPr>
+        <w:t xml:space="preserve"> apre un </w:t>
+      </w:r>
+      <w:r>
+        <w:rPr>
+          <w:b/>
+        </w:rPr>
+        <w:t xml:space="preserve">pop-up con i valet che hanno abilitata la provincia</w:t>
+      </w:r>
+      <w:r>
+        <w:rPr>
+          <w:b/>
+        </w:rPr>
+        <w:t xml:space="preserve"> della consegna; </w:t>
+      </w:r>
+      <w:r>
+        <w:rPr>
+          <w:b/>
+        </w:rPr>
+        <w:t xml:space="preserve">MONITORARE</w:t>
+      </w:r>
+      <w:r>
+        <w:rPr>
+          <w:b/>
+        </w:rPr>
+        <w:t xml:space="preserve"> apre un </w:t>
+      </w:r>
+      <w:r>
+        <w:rPr>
+          <w:b/>
+        </w:rPr>
+        <w:t xml:space="preserve">link pubblico</w:t>
+      </w:r>
+      <w:r>
+        <w:rPr>
+          <w:b/>
+        </w:rPr>
+        <w:t xml:space="preserve"> di monitoraggio della consegna; </w:t>
+      </w:r>
+      <w:r>
+        <w:rPr>
+          <w:b/>
+        </w:rPr>
+        <w:t xml:space="preserve">ADDITIONAL VALET +/-</w:t>
+      </w:r>
+      <w:r>
+        <w:rPr>
+          <w:b/>
+        </w:rPr>
+        <w:t xml:space="preserve"> dà </w:t>
+      </w:r>
+      <w:r>
+        <w:rPr>
+          <w:b/>
+        </w:rPr>
+        <w:t xml:space="preserve">subito un plus o minus al valet</w:t>
+      </w:r>
+      <w:r>
+        <w:rPr>
+          <w:b/>
+        </w:rPr>
+        <w:t xml:space="preserve"> — </w:t>
+      </w:r>
+      <w:r>
+        <w:rPr>
+          <w:b/>
+        </w:rPr>
+        <w:t xml:space="preserve">correzione</w:t>
+      </w:r>
+      <w:r>
+        <w:rPr>
+          <w:b/>
+        </w:rPr>
+        <w:t xml:space="preserve">: il doc lo descriveva erroneamente come "aggiunta/rimozione valet extra". Nel nuovo ambiente il bottone DETTAGLI è sostituito dal </w:t>
+      </w:r>
+      <w:r>
+        <w:rPr>
+          <w:b/>
+        </w:rPr>
+        <w:t xml:space="preserve">click sulla riga</w:t>
+      </w:r>
+      <w:r>
+        <w:rPr>
+          <w:b/>
+        </w:rPr>
+        <w:t xml:space="preserve">.</w:t>
+      </w:r>
+      <w:r>
+        <w:rPr>
+          <w:b/>
+        </w:rPr>
+        <w:t xml:space="preserve">16/07/2026 (10) — </w:t>
+      </w:r>
+      <w:r>
+        <w:rPr>
+          <w:b/>
+        </w:rPr>
+        <w:t xml:space="preserve">Consegne, permessi dei bottoni di riga</w:t>
+      </w:r>
+      <w:r>
+        <w:rPr>
+          <w:b/>
+        </w:rPr>
+        <w:t xml:space="preserve"> (regola di business dall'utente): </w:t>
+      </w:r>
+      <w:r>
+        <w:rPr>
+          <w:b/>
+        </w:rPr>
+        <w:t xml:space="preserve">Admin</w:t>
+      </w:r>
+      <w:r>
+        <w:rPr>
+          <w:b/>
+        </w:rPr>
+        <w:t xml:space="preserve"> tutti i bottoni; </w:t>
+      </w:r>
+      <w:r>
+        <w:rPr>
+          <w:b/>
+        </w:rPr>
+        <w:t xml:space="preserve">Partner</w:t>
+      </w:r>
+      <w:r>
+        <w:rPr>
+          <w:b/>
+        </w:rPr>
+        <w:t xml:space="preserve"> solo </w:t>
+      </w:r>
+      <w:r>
+        <w:rPr>
+          <w:b/>
+        </w:rPr>
+        <w:t xml:space="preserve">MODIFICA</w:t>
+      </w:r>
+      <w:r>
+        <w:rPr>
+          <w:b/>
+        </w:rPr>
+        <w:t xml:space="preserve">, finché la consegna è </w:t>
+      </w:r>
+      <w:r>
+        <w:rPr>
+          <w:b/>
+        </w:rPr>
+        <w:t xml:space="preserve">in rosso</w:t>
+      </w:r>
+      <w:r>
+        <w:rPr>
+          <w:b/>
+        </w:rPr>
+        <w:t xml:space="preserve"> (stato </w:t>
+      </w:r>
+      <w:r>
+        <w:rPr>
+          <w:b/>
+        </w:rPr>
+        <w:t xml:space="preserve">Da gestire</w:t>
+      </w:r>
+      <w:r>
+        <w:rPr>
+          <w:b/>
+        </w:rPr>
+        <w:t xml:space="preserve">/</w:t>
+      </w:r>
+      <w:r>
+        <w:rPr>
+          <w:b/>
+        </w:rPr>
+        <w:t xml:space="preserve">created</w:t>
+      </w:r>
+      <w:r>
+        <w:rPr>
+          <w:b/>
+        </w:rPr>
+        <w:t xml:space="preserve"> secondo la legenda colori dell'app reale) e solo su consegne </w:t>
+      </w:r>
+      <w:r>
+        <w:rPr>
+          <w:b/>
+        </w:rPr>
+        <w:t xml:space="preserve">non di tipo servizio "vendita Deluxy"</w:t>
+      </w:r>
+      <w:r>
+        <w:rPr>
+          <w:b/>
+        </w:rPr>
+        <w:t xml:space="preserve">; </w:t>
+      </w:r>
+      <w:r>
+        <w:rPr>
+          <w:b/>
+        </w:rPr>
+        <w:t xml:space="preserve">Valet</w:t>
+      </w:r>
+      <w:r>
+        <w:rPr>
+          <w:b/>
+        </w:rPr>
+        <w:t xml:space="preserve"> solo </w:t>
+      </w:r>
+      <w:r>
+        <w:rPr>
+          <w:b/>
+        </w:rPr>
+        <w:t xml:space="preserve">DETTAGLI</w:t>
+      </w:r>
+      <w:r>
+        <w:rPr>
+          <w:b/>
+        </w:rPr>
+        <w:t xml:space="preserve">. Nota: nel nuovo ambiente la legenda colori era diversa dall'app reale (vedi §3.1) — allineata.</w:t>
+      </w:r>
+      <w:r>
+        <w:rPr>
+          <w:b/>
+        </w:rPr>
+        <w:t xml:space="preserve">16/07/2026 (9) — </w:t>
+      </w:r>
+      <w:r>
+        <w:rPr>
+          <w:b/>
+        </w:rPr>
+        <w:t xml:space="preserve">Nuovo ambiente, form Prodotto allineato all'app reale</w:t>
+      </w:r>
+      <w:r>
+        <w:rPr>
+          <w:b/>
+        </w:rPr>
+        <w:t xml:space="preserve">: tipo prodotto ora come </w:t>
+      </w:r>
+      <w:r>
+        <w:rPr>
+          <w:b/>
+        </w:rPr>
+        <w:t xml:space="preserve">flag</w:t>
+      </w:r>
+      <w:r>
+        <w:rPr>
+          <w:b/>
+        </w:rPr>
+        <w:t xml:space="preserve"> (</w:t>
+      </w:r>
+      <w:r>
+        <w:rPr>
+          <w:b/>
+        </w:rPr>
+        <w:t xml:space="preserve">Prodotto unico</w:t>
+      </w:r>
+      <w:r>
+        <w:rPr>
+          <w:b/>
+        </w:rPr>
+        <w:t xml:space="preserve"> + </w:t>
+      </w:r>
+      <w:r>
+        <w:rPr>
+          <w:b/>
+        </w:rPr>
+        <w:t xml:space="preserve">Super prodotto</w:t>
+      </w:r>
+      <w:r>
+        <w:rPr>
+          <w:b/>
+        </w:rPr>
+        <w:t xml:space="preserve">) invece del select; </w:t>
+      </w:r>
+      <w:r>
+        <w:rPr>
+          <w:b/>
+        </w:rPr>
+        <w:t xml:space="preserve">partner aggiuntivi</w:t>
+      </w:r>
+      <w:r>
+        <w:rPr>
+          <w:b/>
+        </w:rPr>
+        <w:t xml:space="preserve"> mostrati solo se </w:t>
+      </w:r>
+      <w:r>
+        <w:rPr>
+          <w:b/>
+        </w:rPr>
+        <w:t xml:space="preserve">Visible to other partners</w:t>
+      </w:r>
+      <w:r>
+        <w:rPr>
+          <w:b/>
+        </w:rPr>
+        <w:t xml:space="preserve"> è attivo; </w:t>
+      </w:r>
+      <w:r>
+        <w:rPr>
+          <w:b/>
+        </w:rPr>
+        <w:t xml:space="preserve">Plus del prodotto obbligatorio</w:t>
+      </w:r>
+      <w:r>
+        <w:rPr>
+          <w:b/>
+        </w:rPr>
+        <w:t xml:space="preserve">; hint </w:t>
+      </w:r>
+      <w:r>
+        <w:rPr>
+          <w:b/>
+        </w:rPr>
+        <w:t xml:space="preserve">Linea</w:t>
+      </w:r>
+      <w:r>
+        <w:rPr>
+          <w:b/>
+        </w:rPr>
+        <w:t xml:space="preserve"> (valori separati da </w:t>
+      </w:r>
+      <w:r>
+        <w:rPr>
+          <w:b/>
+        </w:rPr>
+        <w:t xml:space="preserve">;</w:t>
+      </w:r>
+      <w:r>
+        <w:rPr>
+          <w:b/>
+        </w:rPr>
+        <w:t xml:space="preserve">); </w:t>
+      </w:r>
+      <w:r>
+        <w:rPr>
+          <w:b/>
+        </w:rPr>
+        <w:t xml:space="preserve">galleria immagini</w:t>
+      </w:r>
+      <w:r>
+        <w:rPr>
+          <w:b/>
+        </w:rPr>
+        <w:t xml:space="preserve"> (URL multipli, prima = principale) e </w:t>
+      </w:r>
+      <w:r>
+        <w:rPr>
+          <w:b/>
+        </w:rPr>
+        <w:t xml:space="preserve">descrizione per piattaforma</w:t>
+      </w:r>
+      <w:r>
+        <w:rPr>
+          <w:b/>
+        </w:rPr>
+        <w:t xml:space="preserve">; </w:t>
+      </w:r>
+      <w:r>
+        <w:rPr>
+          <w:b/>
+        </w:rPr>
+        <w:t xml:space="preserve">varianti ricche</w:t>
+      </w:r>
+      <w:r>
+        <w:rPr>
+          <w:b/>
+        </w:rPr>
+        <w:t xml:space="preserve"> — ogni variante ha Nome*, </w:t>
+      </w:r>
+      <w:r>
+        <w:rPr>
+          <w:b/>
+        </w:rPr>
+        <w:t xml:space="preserve">SKU manuale</w:t>
+      </w:r>
+      <w:r>
+        <w:rPr>
+          <w:b/>
+        </w:rPr>
+        <w:t xml:space="preserve">, Giorni prep., Prezzo, Prezzo pubblico, Controlla stock/Giacenza. Backend: nuovi campi </w:t>
+      </w:r>
+      <w:r>
+        <w:rPr>
+          <w:b/>
+        </w:rPr>
+        <w:t xml:space="preserve">ProductVariant</w:t>
+      </w:r>
+      <w:r>
+        <w:rPr>
+          <w:b/>
+        </w:rPr>
+        <w:t xml:space="preserve"> (publicPrice, sku, prepDays, controlStock, stock) e </w:t>
+      </w:r>
+      <w:r>
+        <w:rPr>
+          <w:b/>
+        </w:rPr>
+        <w:t xml:space="preserve">Product</w:t>
+      </w:r>
+      <w:r>
+        <w:rPr>
+          <w:b/>
+        </w:rPr>
+        <w:t xml:space="preserve"> (images, platformDescriptions) + migrazione. La </w:t>
+      </w:r>
+      <w:r>
+        <w:rPr>
+          <w:b/>
+        </w:rPr>
+        <w:t xml:space="preserve">sincronizzazione immagini su Shopify</w:t>
+      </w:r>
+      <w:r>
+        <w:rPr>
+          <w:b/>
+        </w:rPr>
+        <w:t xml:space="preserve"> resta uno stub (richiede integrazione Shopify).</w:t>
+      </w:r>
+      <w:r>
+        <w:rPr>
+          <w:b/>
+        </w:rPr>
+        <w:t xml:space="preserve">16/07/2026 (8) — </w:t>
+      </w:r>
+      <w:r>
+        <w:rPr>
+          <w:b/>
+        </w:rPr>
+        <w:t xml:space="preserve">Form prodotto reale, comportamento verificato live</w:t>
+      </w:r>
+      <w:r>
+        <w:rPr>
+          <w:b/>
+        </w:rPr>
+        <w:t xml:space="preserve"> (app.deluxy.it): confermato il "reveal" delle checkbox — </w:t>
+      </w:r>
+      <w:r>
+        <w:rPr>
+          <w:b/>
+        </w:rPr>
+        <w:t xml:space="preserve">Visible To Other Partners</w:t>
+      </w:r>
+      <w:r>
+        <w:rPr>
+          <w:b/>
+        </w:rPr>
+        <w:t xml:space="preserve"> mostra il selettore </w:t>
+      </w:r>
+      <w:r>
+        <w:rPr>
+          <w:b/>
+        </w:rPr>
+        <w:t xml:space="preserve">partner aggiuntivi</w:t>
+      </w:r>
+      <w:r>
+        <w:rPr>
+          <w:b/>
+        </w:rPr>
+        <w:t xml:space="preserve">; </w:t>
+      </w:r>
+      <w:r>
+        <w:rPr>
+          <w:b/>
+        </w:rPr>
+        <w:t xml:space="preserve">Super Prodotto</w:t>
+      </w:r>
+      <w:r>
+        <w:rPr>
+          <w:b/>
+        </w:rPr>
+        <w:t xml:space="preserve"> mostra il selettore </w:t>
+      </w:r>
+      <w:r>
+        <w:rPr>
+          <w:b/>
+        </w:rPr>
+        <w:t xml:space="preserve">prodotti componenti</w:t>
+      </w:r>
+      <w:r>
+        <w:rPr>
+          <w:b/>
+        </w:rPr>
+        <w:t xml:space="preserve">; </w:t>
+      </w:r>
+      <w:r>
+        <w:rPr>
+          <w:b/>
+        </w:rPr>
+        <w:t xml:space="preserve">ha varianti?</w:t>
+      </w:r>
+      <w:r>
+        <w:rPr>
+          <w:b/>
+        </w:rPr>
+        <w:t xml:space="preserve"> mostra </w:t>
+      </w:r>
+      <w:r>
+        <w:rPr>
+          <w:b/>
+        </w:rPr>
+        <w:t xml:space="preserve">titolo opzione + varianti</w:t>
+      </w:r>
+      <w:r>
+        <w:rPr>
+          <w:b/>
+        </w:rPr>
+        <w:t xml:space="preserve">, dove </w:t>
+      </w:r>
+      <w:r>
+        <w:rPr>
+          <w:b/>
+        </w:rPr>
+        <w:t xml:space="preserve">ogni variante</w:t>
+      </w:r>
+      <w:r>
+        <w:rPr>
+          <w:b/>
+        </w:rPr>
+        <w:t xml:space="preserve"> ha Nome*, </w:t>
+      </w:r>
+      <w:r>
+        <w:rPr>
+          <w:b/>
+        </w:rPr>
+        <w:t xml:space="preserve">SKU* manuale</w:t>
+      </w:r>
+      <w:r>
+        <w:rPr>
+          <w:b/>
+        </w:rPr>
+        <w:t xml:space="preserve">, Giorni preparazione, Prezzo, Prezzo pubblico, Controlla stock proprio. Nel form reale </w:t>
+      </w:r>
+      <w:r>
+        <w:rPr>
+          <w:b/>
+        </w:rPr>
+        <w:t xml:space="preserve">Partner</w:t>
+      </w:r>
+      <w:r>
+        <w:rPr>
+          <w:b/>
+        </w:rPr>
+        <w:t xml:space="preserve"> è un select singolo e </w:t>
+      </w:r>
+      <w:r>
+        <w:rPr>
+          <w:b/>
+        </w:rPr>
+        <w:t xml:space="preserve">Linea</w:t>
+      </w:r>
+      <w:r>
+        <w:rPr>
+          <w:b/>
+        </w:rPr>
+        <w:t xml:space="preserve"> accetta più valori separati da </w:t>
+      </w:r>
+      <w:r>
+        <w:rPr>
+          <w:b/>
+        </w:rPr>
+        <w:t xml:space="preserve">;</w:t>
+      </w:r>
+      <w:r>
+        <w:rPr>
+          <w:b/>
+        </w:rPr>
+        <w:t xml:space="preserve">.</w:t>
+      </w:r>
+      <w:r>
+        <w:rPr>
+          <w:b/>
+        </w:rPr>
+        <w:t xml:space="preserve">16/07/2026 (7) — </w:t>
+      </w:r>
+      <w:r>
+        <w:rPr>
+          <w:b/>
+        </w:rPr>
+        <w:t xml:space="preserve">Prodotti, altri campi</w:t>
+      </w:r>
+      <w:r>
+        <w:rPr>
+          <w:b/>
+        </w:rPr>
+        <w:t xml:space="preserve"> (chiarito dall'utente): </w:t>
+      </w:r>
+      <w:r>
+        <w:rPr>
+          <w:b/>
+        </w:rPr>
+        <w:t xml:space="preserve">Nome alternativo del prodotto</w:t>
+      </w:r>
+      <w:r>
+        <w:rPr>
+          <w:b/>
+        </w:rPr>
+        <w:t xml:space="preserve"> = il nome che il </w:t>
+      </w:r>
+      <w:r>
+        <w:rPr>
+          <w:b/>
+        </w:rPr>
+        <w:t xml:space="preserve">partner vede in Consegne</w:t>
+      </w:r>
+      <w:r>
+        <w:rPr>
+          <w:b/>
+        </w:rPr>
+        <w:t xml:space="preserve"> (col flag </w:t>
+      </w:r>
+      <w:r>
+        <w:rPr>
+          <w:b/>
+        </w:rPr>
+        <w:t xml:space="preserve">Usa nome alternativo</w:t>
+      </w:r>
+      <w:r>
+        <w:rPr>
+          <w:b/>
+        </w:rPr>
+        <w:t xml:space="preserve">); </w:t>
+      </w:r>
+      <w:r>
+        <w:rPr>
+          <w:b/>
+        </w:rPr>
+        <w:t xml:space="preserve">Visible to other partners</w:t>
+      </w:r>
+      <w:r>
+        <w:rPr>
+          <w:b/>
+        </w:rPr>
+        <w:t xml:space="preserve"> = rende visibile il prodotto a un </w:t>
+      </w:r>
+      <w:r>
+        <w:rPr>
+          <w:b/>
+        </w:rPr>
+        <w:t xml:space="preserve">altro partner anche se è il prodotto unico di un altro partner</w:t>
+      </w:r>
+      <w:r>
+        <w:rPr>
+          <w:b/>
+        </w:rPr>
+        <w:t xml:space="preserve"> (utile per il </w:t>
+      </w:r>
+      <w:r>
+        <w:rPr>
+          <w:b/>
+        </w:rPr>
+        <w:t xml:space="preserve">Corporate Service</w:t>
+      </w:r>
+      <w:r>
+        <w:rPr>
+          <w:b/>
+        </w:rPr>
+        <w:t xml:space="preserve">); </w:t>
+      </w:r>
+      <w:r>
+        <w:rPr>
+          <w:b/>
+        </w:rPr>
+        <w:t xml:space="preserve">Super Prodotto</w:t>
+      </w:r>
+      <w:r>
+        <w:rPr>
+          <w:b/>
+        </w:rPr>
+        <w:t xml:space="preserve"> = il </w:t>
+      </w:r>
+      <w:r>
+        <w:rPr>
+          <w:b/>
+        </w:rPr>
+        <w:t xml:space="preserve">flag</w:t>
+      </w:r>
+      <w:r>
+        <w:rPr>
+          <w:b/>
+        </w:rPr>
+        <w:t xml:space="preserve"> basta e indica un </w:t>
+      </w:r>
+      <w:r>
+        <w:rPr>
+          <w:b/>
+        </w:rPr>
+        <w:t xml:space="preserve">prodotto combinato</w:t>
+      </w:r>
+      <w:r>
+        <w:rPr>
+          <w:b/>
+        </w:rPr>
+        <w:t xml:space="preserve">. Resta da confermare il </w:t>
+      </w:r>
+      <w:r>
+        <w:rPr>
+          <w:b/>
+        </w:rPr>
+        <w:t xml:space="preserve">comportamento</w:t>
+      </w:r>
+      <w:r>
+        <w:rPr>
+          <w:b/>
+        </w:rPr>
+        <w:t xml:space="preserve"> del flag </w:t>
+      </w:r>
+      <w:r>
+        <w:rPr>
+          <w:b/>
+        </w:rPr>
+        <w:t xml:space="preserve">Varianti del prodotto</w:t>
+      </w:r>
+      <w:r>
+        <w:rPr>
+          <w:b/>
+        </w:rPr>
+        <w:t xml:space="preserve">.</w:t>
+      </w:r>
+      <w:r>
+        <w:rPr>
+          <w:b/>
+        </w:rPr>
+        <w:t xml:space="preserve">16/07/2026 (6) — </w:t>
+      </w:r>
+      <w:r>
+        <w:rPr>
+          <w:b/>
+        </w:rPr>
+        <w:t xml:space="preserve">Prodotti, semantica campi</w:t>
+      </w:r>
+      <w:r>
+        <w:rPr>
+          <w:b/>
+        </w:rPr>
+        <w:t xml:space="preserve"> (chiarita dall'utente, prima mancante nel doc): </w:t>
+      </w:r>
+      <w:r>
+        <w:rPr>
+          <w:b/>
+        </w:rPr>
+        <w:t xml:space="preserve">Super Provincia</w:t>
+      </w:r>
+      <w:r>
+        <w:rPr>
+          <w:b/>
+        </w:rPr>
+        <w:t xml:space="preserve"> = il prodotto in vendita viene proposto a un </w:t>
+      </w:r>
+      <w:r>
+        <w:rPr>
+          <w:b/>
+        </w:rPr>
+        <w:t xml:space="preserve">partner specifico</w:t>
+      </w:r>
+      <w:r>
+        <w:rPr>
+          <w:b/>
+        </w:rPr>
+        <w:t xml:space="preserve"> con una </w:t>
+      </w:r>
+      <w:r>
+        <w:rPr>
+          <w:b/>
+        </w:rPr>
+        <w:t xml:space="preserve">% di scontistica calcolata per provincia</w:t>
+      </w:r>
+      <w:r>
+        <w:rPr>
+          <w:b/>
+        </w:rPr>
+        <w:t xml:space="preserve">; </w:t>
+      </w:r>
+      <w:r>
+        <w:rPr>
+          <w:b/>
+        </w:rPr>
+        <w:t xml:space="preserve">Not physical</w:t>
+      </w:r>
+      <w:r>
+        <w:rPr>
+          <w:b/>
+        </w:rPr>
+        <w:t xml:space="preserve"> = si abbina a </w:t>
+      </w:r>
+      <w:r>
+        <w:rPr>
+          <w:b/>
+        </w:rPr>
+        <w:t xml:space="preserve">Shopify</w:t>
+      </w:r>
+      <w:r>
+        <w:rPr>
+          <w:b/>
+        </w:rPr>
+        <w:t xml:space="preserve"> e indica che il prodotto </w:t>
+      </w:r>
+      <w:r>
+        <w:rPr>
+          <w:b/>
+        </w:rPr>
+        <w:t xml:space="preserve">non ha stock</w:t>
+      </w:r>
+      <w:r>
+        <w:rPr>
+          <w:b/>
+        </w:rPr>
+        <w:t xml:space="preserve"> (nemmeno su Shopify); </w:t>
+      </w:r>
+      <w:r>
+        <w:rPr>
+          <w:b/>
+        </w:rPr>
+        <w:t xml:space="preserve">Non modificabile</w:t>
+      </w:r>
+      <w:r>
+        <w:rPr>
+          <w:b/>
+        </w:rPr>
+        <w:t xml:space="preserve"> = i </w:t>
+      </w:r>
+      <w:r>
+        <w:rPr>
+          <w:b/>
+        </w:rPr>
+        <w:t xml:space="preserve">partner non possono modificarlo</w:t>
+      </w:r>
+      <w:r>
+        <w:rPr>
+          <w:b/>
+        </w:rPr>
+        <w:t xml:space="preserve">; </w:t>
+      </w:r>
+      <w:r>
+        <w:rPr>
+          <w:b/>
+        </w:rPr>
+        <w:t xml:space="preserve">Linea</w:t>
+      </w:r>
+      <w:r>
+        <w:rPr>
+          <w:b/>
+        </w:rPr>
+        <w:t xml:space="preserve"> = la </w:t>
+      </w:r>
+      <w:r>
+        <w:rPr>
+          <w:b/>
+        </w:rPr>
+        <w:t xml:space="preserve">linea del prodotto</w:t>
+      </w:r>
+      <w:r>
+        <w:rPr>
+          <w:b/>
+        </w:rPr>
+        <w:t xml:space="preserve">.</w:t>
       </w:r>
       <w:r>
         <w:rPr>
@@ -2198,7 +3596,7 @@
       </w:r>
       <w:r>
         <w:rPr/>
-        <w:t xml:space="preserve"> (aggiunta/rimozione valet extra su una consegna). </w:t>
+        <w:t xml:space="preserve">. </w:t>
       </w:r>
       <w:r>
         <w:rPr>
@@ -2219,31 +3617,11 @@
         <w:rPr>
           <w:b/>
         </w:rPr>
-        <w:t xml:space="preserve">Vista team leader in Consegne</w:t>
-      </w:r>
-      <w:r>
-        <w:rPr/>
-        <w:t xml:space="preserve">: un valet </w:t>
-      </w:r>
-      <w:r>
-        <w:rPr>
-          <w:b/>
-        </w:rPr>
-        <w:t xml:space="preserve">team leader</w:t>
-      </w:r>
-      <w:r>
-        <w:rPr/>
-        <w:t xml:space="preserve"> può, in questa schermata, </w:t>
-      </w:r>
-      <w:r>
-        <w:rPr>
-          <w:b/>
-        </w:rPr>
-        <w:t xml:space="preserve">vedere tutte le consegne (delle sue province) oppure filtrare per vedere solo le proprie</w:t>
-      </w:r>
-      <w:r>
-        <w:rPr/>
-        <w:t xml:space="preserve"> — ha un filtro "tutte / solo le mie". Un valet normale vede solo le proprie. </w:t>
+        <w:t xml:space="preserve">Cosa fa ogni bottone</w:t>
+      </w:r>
+      <w:r>
+        <w:rPr/>
+        <w:t xml:space="preserve"> (chiarito dall'utente): </w:t>
       </w:r>
       <w:r>
         <w:rPr>
@@ -2254,66 +3632,385 @@
     </w:p>
     <w:p>
       <w:pPr>
-        <w:pStyle w:val="Heading4"/>
-        <w:spacing w:lineRule="auto"/>
-      </w:pPr>
-      <w:r>
-        <w:rPr/>
-        <w:t xml:space="preserve">Dettaglio consegna (</w:t>
-      </w:r>
-      <w:r>
-        <w:rPr/>
-        <w:t xml:space="preserve">/consegne/:id</w:t>
-      </w:r>
-      <w:r>
-        <w:rPr/>
-        <w:t xml:space="preserve">)</w:t>
+        <w:numPr>
+          <w:ilvl w:val="1"/>
+          <w:numId w:val="5"/>
+        </w:numPr>
+        <w:spacing w:lineRule="auto"/>
+      </w:pPr>
+      <w:r>
+        <w:rPr>
+          <w:b/>
+        </w:rPr>
+        <w:t xml:space="preserve">DETTAGLI</w:t>
+      </w:r>
+      <w:r>
+        <w:rPr/>
+        <w:t xml:space="preserve">: apre il dettaglio della consegna.</w:t>
+      </w:r>
+    </w:p>
+    <w:p>
+      <w:pPr>
+        <w:numPr>
+          <w:ilvl w:val="1"/>
+          <w:numId w:val="5"/>
+        </w:numPr>
+        <w:spacing w:lineRule="auto"/>
+      </w:pPr>
+      <w:r>
+        <w:rPr>
+          <w:b/>
+        </w:rPr>
+        <w:t xml:space="preserve">MODIFICA</w:t>
+      </w:r>
+      <w:r>
+        <w:rPr/>
+        <w:t xml:space="preserve">: apre la consegna </w:t>
+      </w:r>
+      <w:r>
+        <w:rPr>
+          <w:b/>
+        </w:rPr>
+        <w:t xml:space="preserve">in modifica</w:t>
+      </w:r>
+      <w:r>
+        <w:rPr/>
+        <w:t xml:space="preserve">.</w:t>
+      </w:r>
+    </w:p>
+    <w:p>
+      <w:pPr>
+        <w:numPr>
+          <w:ilvl w:val="1"/>
+          <w:numId w:val="5"/>
+        </w:numPr>
+        <w:spacing w:lineRule="auto"/>
+      </w:pPr>
+      <w:r>
+        <w:rPr>
+          <w:b/>
+        </w:rPr>
+        <w:t xml:space="preserve">ASSEGNA</w:t>
+      </w:r>
+      <w:r>
+        <w:rPr/>
+        <w:t xml:space="preserve">: apre un </w:t>
+      </w:r>
+      <w:r>
+        <w:rPr>
+          <w:b/>
+        </w:rPr>
+        <w:t xml:space="preserve">pop-up con la lista dei valet che hanno abilitata quella provincia</w:t>
+      </w:r>
+      <w:r>
+        <w:rPr/>
+        <w:t xml:space="preserve"> (la provincia della consegna).</w:t>
+      </w:r>
+    </w:p>
+    <w:p>
+      <w:pPr>
+        <w:numPr>
+          <w:ilvl w:val="1"/>
+          <w:numId w:val="5"/>
+        </w:numPr>
+        <w:spacing w:lineRule="auto"/>
+      </w:pPr>
+      <w:r>
+        <w:rPr>
+          <w:b/>
+        </w:rPr>
+        <w:t xml:space="preserve">MONITORARE</w:t>
+      </w:r>
+      <w:r>
+        <w:rPr/>
+        <w:t xml:space="preserve">: apre un </w:t>
+      </w:r>
+      <w:r>
+        <w:rPr>
+          <w:b/>
+        </w:rPr>
+        <w:t xml:space="preserve">link pubblico</w:t>
+      </w:r>
+      <w:r>
+        <w:rPr/>
+        <w:t xml:space="preserve"> dove è possibile </w:t>
+      </w:r>
+      <w:r>
+        <w:rPr>
+          <w:b/>
+        </w:rPr>
+        <w:t xml:space="preserve">monitorare la consegna</w:t>
+      </w:r>
+      <w:r>
+        <w:rPr/>
+        <w:t xml:space="preserve"> (tracking accessibile senza login).</w:t>
+      </w:r>
+    </w:p>
+    <w:p>
+      <w:pPr>
+        <w:numPr>
+          <w:ilvl w:val="1"/>
+          <w:numId w:val="5"/>
+        </w:numPr>
+        <w:spacing w:lineRule="auto"/>
+      </w:pPr>
+      <w:r>
+        <w:rPr>
+          <w:b/>
+        </w:rPr>
+        <w:t xml:space="preserve">ADDITIONAL VALET +/-</w:t>
+      </w:r>
+      <w:r>
+        <w:rPr/>
+        <w:t xml:space="preserve">: permette di dare </w:t>
+      </w:r>
+      <w:r>
+        <w:rPr>
+          <w:b/>
+        </w:rPr>
+        <w:t xml:space="preserve">subito un plus o minus al valet</w:t>
+      </w:r>
+      <w:r>
+        <w:rPr/>
+        <w:t xml:space="preserve"> (rettifica economica sulla paga del valet). </w:t>
+      </w:r>
+      <w:r>
+        <w:rPr/>
+        <w:t xml:space="preserve">(Correzione: in precedenza il doc lo descriveva come "aggiunta/rimozione valet extra" — non è così.)</w:t>
       </w:r>
     </w:p>
     <w:p>
       <w:pPr>
         <w:numPr>
           <w:ilvl w:val="0"/>
-          <w:numId w:val="5"/>
+          <w:numId w:val="4"/>
         </w:numPr>
         <w:spacing w:lineRule="auto"/>
       </w:pPr>
       <w:r>
-        <w:rPr/>
-        <w:t xml:space="preserve">Azioni in alto: STAMPA · MAPS · SHARE · DELIVERED LINK · ASSEGNA.</w:t>
+        <w:rPr>
+          <w:b/>
+        </w:rPr>
+        <w:t xml:space="preserve">Permessi sui bottoni di riga, per ruolo</w:t>
+      </w:r>
+      <w:r>
+        <w:rPr/>
+        <w:t xml:space="preserve"> (regola di business): </w:t>
+      </w:r>
+      <w:r>
+        <w:rPr>
+          <w:b/>
+        </w:rPr>
+        <w:t xml:space="preserve">[NUOVO]</w:t>
+      </w:r>
+    </w:p>
+    <w:p>
+      <w:pPr>
+        <w:numPr>
+          <w:ilvl w:val="1"/>
+          <w:numId w:val="6"/>
+        </w:numPr>
+        <w:spacing w:lineRule="auto"/>
+      </w:pPr>
+      <w:r>
+        <w:rPr>
+          <w:b/>
+        </w:rPr>
+        <w:t xml:space="preserve">Admin</w:t>
+      </w:r>
+      <w:r>
+        <w:rPr/>
+        <w:t xml:space="preserve">: </w:t>
+      </w:r>
+      <w:r>
+        <w:rPr>
+          <w:b/>
+        </w:rPr>
+        <w:t xml:space="preserve">tutti</w:t>
+      </w:r>
+      <w:r>
+        <w:rPr/>
+        <w:t xml:space="preserve"> i bottoni.</w:t>
+      </w:r>
+    </w:p>
+    <w:p>
+      <w:pPr>
+        <w:numPr>
+          <w:ilvl w:val="1"/>
+          <w:numId w:val="6"/>
+        </w:numPr>
+        <w:spacing w:lineRule="auto"/>
+      </w:pPr>
+      <w:r>
+        <w:rPr>
+          <w:b/>
+        </w:rPr>
+        <w:t xml:space="preserve">Partner</w:t>
+      </w:r>
+      <w:r>
+        <w:rPr/>
+        <w:t xml:space="preserve">: può usare </w:t>
+      </w:r>
+      <w:r>
+        <w:rPr>
+          <w:b/>
+        </w:rPr>
+        <w:t xml:space="preserve">MODIFICA</w:t>
+      </w:r>
+      <w:r>
+        <w:rPr/>
+        <w:t xml:space="preserve"> solo </w:t>
+      </w:r>
+      <w:r>
+        <w:rPr>
+          <w:b/>
+        </w:rPr>
+        <w:t xml:space="preserve">finché la consegna è "in rosso"</w:t>
+      </w:r>
+      <w:r>
+        <w:rPr/>
+        <w:t xml:space="preserve"> — cioè nello stato </w:t>
+      </w:r>
+      <w:r>
+        <w:rPr>
+          <w:b/>
+        </w:rPr>
+        <w:t xml:space="preserve">Da gestire</w:t>
+      </w:r>
+      <w:r>
+        <w:rPr/>
+        <w:t xml:space="preserve"> (</w:t>
+      </w:r>
+      <w:r>
+        <w:rPr/>
+        <w:t xml:space="preserve">created</w:t>
+      </w:r>
+      <w:r>
+        <w:rPr/>
+        <w:t xml:space="preserve">), secondo la legenda colori dell'app reale — e </w:t>
+      </w:r>
+      <w:r>
+        <w:rPr>
+          <w:b/>
+        </w:rPr>
+        <w:t xml:space="preserve">solo sulle consegne che non sono di tipo servizio "vendita Deluxy"</w:t>
+      </w:r>
+      <w:r>
+        <w:rPr/>
+        <w:t xml:space="preserve">.</w:t>
+      </w:r>
+    </w:p>
+    <w:p>
+      <w:pPr>
+        <w:numPr>
+          <w:ilvl w:val="1"/>
+          <w:numId w:val="6"/>
+        </w:numPr>
+        <w:spacing w:lineRule="auto"/>
+      </w:pPr>
+      <w:r>
+        <w:rPr>
+          <w:b/>
+        </w:rPr>
+        <w:t xml:space="preserve">Valet</w:t>
+      </w:r>
+      <w:r>
+        <w:rPr/>
+        <w:t xml:space="preserve">: solo </w:t>
+      </w:r>
+      <w:r>
+        <w:rPr>
+          <w:b/>
+        </w:rPr>
+        <w:t xml:space="preserve">DETTAGLI</w:t>
+      </w:r>
+      <w:r>
+        <w:rPr/>
+        <w:t xml:space="preserve">.</w:t>
+      </w:r>
+    </w:p>
+    <w:p>
+      <w:pPr>
+        <w:numPr>
+          <w:ilvl w:val="1"/>
+          <w:numId w:val="6"/>
+        </w:numPr>
+        <w:spacing w:lineRule="auto"/>
+      </w:pPr>
+      <w:r>
+        <w:rPr>
+          <w:b/>
+        </w:rPr>
+        <w:t xml:space="preserve">Convenzione nuovo ambiente</w:t>
+      </w:r>
+      <w:r>
+        <w:rPr/>
+        <w:t xml:space="preserve">: il bottone </w:t>
+      </w:r>
+      <w:r>
+        <w:rPr>
+          <w:b/>
+        </w:rPr>
+        <w:t xml:space="preserve">DETTAGLI</w:t>
+      </w:r>
+      <w:r>
+        <w:rPr/>
+        <w:t xml:space="preserve"> non esiste — il dettaglio si apre </w:t>
+      </w:r>
+      <w:r>
+        <w:rPr>
+          <w:b/>
+        </w:rPr>
+        <w:t xml:space="preserve">cliccando la riga</w:t>
+      </w:r>
+      <w:r>
+        <w:rPr/>
+        <w:t xml:space="preserve"> della consegna (per tutti i ruoli che vedono la lista). I bottoni restano solo per le azioni (Modifica, Assegna, Monitorare, Additional valet). </w:t>
+      </w:r>
+      <w:r>
+        <w:rPr>
+          <w:b/>
+        </w:rPr>
+        <w:t xml:space="preserve">[NUOVO]</w:t>
       </w:r>
     </w:p>
     <w:p>
       <w:pPr>
         <w:numPr>
           <w:ilvl w:val="0"/>
-          <w:numId w:val="5"/>
+          <w:numId w:val="4"/>
         </w:numPr>
         <w:spacing w:lineRule="auto"/>
       </w:pPr>
       <w:r>
-        <w:rPr/>
-        <w:t xml:space="preserve">Toggle: </w:t>
-      </w:r>
-      <w:r>
-        <w:rPr>
-          <w:b/>
-        </w:rPr>
-        <w:t xml:space="preserve">VERIFICA DELL'IDENTITÀ VALET</w:t>
-      </w:r>
-      <w:r>
-        <w:rPr/>
-        <w:t xml:space="preserve"> e </w:t>
-      </w:r>
-      <w:r>
-        <w:rPr>
-          <w:b/>
-        </w:rPr>
-        <w:t xml:space="preserve">CODICE DI CONSEGNA RICHIESTO</w:t>
-      </w:r>
-      <w:r>
-        <w:rPr/>
-        <w:t xml:space="preserve">. </w:t>
+        <w:rPr>
+          <w:b/>
+        </w:rPr>
+        <w:t xml:space="preserve">Vista team leader in Consegne</w:t>
+      </w:r>
+      <w:r>
+        <w:rPr/>
+        <w:t xml:space="preserve">: un valet </w:t>
+      </w:r>
+      <w:r>
+        <w:rPr>
+          <w:b/>
+        </w:rPr>
+        <w:t xml:space="preserve">team leader</w:t>
+      </w:r>
+      <w:r>
+        <w:rPr/>
+        <w:t xml:space="preserve"> può, in questa schermata, </w:t>
+      </w:r>
+      <w:r>
+        <w:rPr>
+          <w:b/>
+        </w:rPr>
+        <w:t xml:space="preserve">vedere tutte le consegne (delle sue province) oppure filtrare per vedere solo le proprie</w:t>
+      </w:r>
+      <w:r>
+        <w:rPr/>
+        <w:t xml:space="preserve"> — ha un filtro "tutte / solo le mie". Un valet normale vede solo le proprie. </w:t>
       </w:r>
       <w:r>
         <w:rPr>
@@ -2324,335 +4021,16 @@
     </w:p>
     <w:p>
       <w:pPr>
-        <w:numPr>
-          <w:ilvl w:val="0"/>
-          <w:numId w:val="5"/>
-        </w:numPr>
-        <w:spacing w:lineRule="auto"/>
-      </w:pPr>
-      <w:r>
-        <w:rPr/>
-        <w:t xml:space="preserve">Sezioni: Dati di consegna e ritiro (stato, data, fascia oraria, ora ritiro, consegna flessibile, valet) · Scelta del servizio (partner, nome/tipo servizio, prezzo, plus/minus al prezzo) · Informazioni destinatario e mittente (cognome/nome, SMS telefonici, indirizzo, citofono, telefono, email; cognome/nome/telefono mittente) · Gestione dell'ordine (pagamento alla consegna, contanti da incassare, prova e reso del prodotto, prodotto, immagine, quantità, variante) · Receipt info (nome di chi ha ricevuto, ricevuta) · Documentazione e note (numero DDT, file DDT, note, PERSONALIZZAZIONE, note interne) · Storico consegna (log con data/ora: inserita, partita, effettuata).</w:t>
-      </w:r>
-    </w:p>
-    <w:p>
-      <w:pPr>
-        <w:numPr>
-          <w:ilvl w:val="0"/>
-          <w:numId w:val="5"/>
-        </w:numPr>
-        <w:spacing w:lineRule="auto"/>
-      </w:pPr>
-      <w:r>
-        <w:rPr/>
-        <w:t xml:space="preserve">Visibilità per ruolo: Partner vede valet/mezzo/telefono ma non note interne né costi consegna dei propri servizi; Valet vede note e note interne; Admin/Operation vedono tutto + logs. Nessuno vede l'indirizzo di ritiro nelle colonne della lista.</w:t>
-      </w:r>
-    </w:p>
-    <w:p>
-      <w:pPr>
         <w:pStyle w:val="Heading4"/>
         <w:spacing w:lineRule="auto"/>
       </w:pPr>
       <w:r>
         <w:rPr/>
-        <w:t xml:space="preserve">Form "Nuova consegna" (</w:t>
-      </w:r>
-      <w:r>
-        <w:rPr/>
-        <w:t xml:space="preserve">/consegne/nuovo</w:t>
-      </w:r>
-      <w:r>
-        <w:rPr/>
-        <w:t xml:space="preserve">) — campi completi</w:t>
-      </w:r>
-    </w:p>
-    <w:p>
-      <w:pPr>
-        <w:spacing w:lineRule="auto"/>
-      </w:pPr>
-      <w:r>
-        <w:rPr/>
-        <w:t xml:space="preserve">Data consegna* · Indirizzo destinatario · Partner · Servizio* · Fascia oraria consegna (+flag flessibile) · Fascia oraria ritiro* (+flag flessibile) · Prodotto, quantità, prezzo flessibile · Vendita Deluxy · Valet · Valet Servizio · Stato consegna · Stato del pagamento · SMS telefonici · Pagamento alla consegna (+prezzo contanti) · Prova e reso del prodotto · Customer esistente (CHOOSE EXISTING CUSTOMER) o SAVE CUSTOMER · Cognome/Nome destinatario* · Citofono* · Telefono/Email destinatario · Cognome/Nome/Telefono mittente · DA FATTURARE (indirizzo di ritiro, prezzo, plus prezzo) · DA PAGARE (valet salario, plus/minus) · Numero DDT + file DDT · Note · PERSONALIZZAZIONE · Note interne · CODICE DI CONSEGNA RICHIESTO.</w:t>
-      </w:r>
-    </w:p>
-    <w:p>
-      <w:pPr>
-        <w:spacing w:lineRule="auto"/>
-      </w:pPr>
-      <w:r>
-        <w:rPr>
-          <w:b/>
-        </w:rPr>
-        <w:t xml:space="preserve">Ordine e dipendenze dei primi campi (nuovo ambiente)</w:t>
-      </w:r>
-      <w:r>
-        <w:rPr/>
-        <w:t xml:space="preserve">: </w:t>
-      </w:r>
-      <w:r>
-        <w:rPr>
-          <w:b/>
-        </w:rPr>
-        <w:t xml:space="preserve">[NUOVO]</w:t>
-      </w:r>
-    </w:p>
-    <w:p>
-      <w:pPr>
-        <w:numPr>
-          <w:ilvl w:val="0"/>
-          <w:numId w:val="6"/>
-        </w:numPr>
-        <w:spacing w:lineRule="auto"/>
-      </w:pPr>
-      <w:r>
-        <w:rPr>
-          <w:b/>
-        </w:rPr>
-        <w:t xml:space="preserve">Servizio</w:t>
-      </w:r>
-      <w:r>
-        <w:rPr/>
-        <w:t xml:space="preserve"> è il primo campo: determina il preavviso e le fasce orarie di consegna.</w:t>
-      </w:r>
-    </w:p>
-    <w:p>
-      <w:pPr>
-        <w:numPr>
-          <w:ilvl w:val="0"/>
-          <w:numId w:val="6"/>
-        </w:numPr>
-        <w:spacing w:lineRule="auto"/>
-      </w:pPr>
-      <w:r>
-        <w:rPr>
-          <w:b/>
-        </w:rPr>
-        <w:t xml:space="preserve">Indirizzo destinatario</w:t>
-      </w:r>
-      <w:r>
-        <w:rPr/>
-        <w:t xml:space="preserve"> è il secondo campo (obbligatorio): da esso si deduce la </w:t>
-      </w:r>
-      <w:r>
-        <w:rPr>
-          <w:b/>
-        </w:rPr>
-        <w:t xml:space="preserve">provincia</w:t>
-      </w:r>
-      <w:r>
-        <w:rPr/>
-        <w:t xml:space="preserve">.</w:t>
-      </w:r>
-    </w:p>
-    <w:p>
-      <w:pPr>
-        <w:numPr>
-          <w:ilvl w:val="0"/>
-          <w:numId w:val="6"/>
-        </w:numPr>
-        <w:spacing w:lineRule="auto"/>
-      </w:pPr>
-      <w:r>
-        <w:rPr>
-          <w:b/>
-        </w:rPr>
-        <w:t xml:space="preserve">Data consegna</w:t>
-      </w:r>
-      <w:r>
-        <w:rPr/>
-        <w:t xml:space="preserve">: minimo e default = </w:t>
-      </w:r>
-      <w:r>
-        <w:rPr>
-          <w:b/>
-        </w:rPr>
-        <w:t xml:space="preserve">oggi + giorni di preavviso</w:t>
-      </w:r>
-      <w:r>
-        <w:rPr/>
-        <w:t xml:space="preserve"> (</w:t>
-      </w:r>
-      <w:r>
-        <w:rPr/>
-        <w:t xml:space="preserve">noticeDays</w:t>
-      </w:r>
-      <w:r>
-        <w:rPr/>
-        <w:t xml:space="preserve">) del servizio.</w:t>
-      </w:r>
-    </w:p>
-    <w:p>
-      <w:pPr>
-        <w:numPr>
-          <w:ilvl w:val="0"/>
-          <w:numId w:val="6"/>
-        </w:numPr>
-        <w:spacing w:lineRule="auto"/>
-      </w:pPr>
-      <w:r>
-        <w:rPr>
-          <w:b/>
-        </w:rPr>
-        <w:t xml:space="preserve">Partner</w:t>
-      </w:r>
-      <w:r>
-        <w:rPr/>
-        <w:t xml:space="preserve">: mostrati </w:t>
-      </w:r>
-      <w:r>
-        <w:rPr>
-          <w:b/>
-        </w:rPr>
-        <w:t xml:space="preserve">solo i partner con la provincia dell'indirizzo abilitata E che hanno abilitato il tipo di servizio scelto</w:t>
-      </w:r>
-      <w:r>
-        <w:rPr/>
-        <w:t xml:space="preserve"> (il filtro per tipo di servizio è una novità del nuovo ambiente). Il </w:t>
-      </w:r>
-      <w:r>
-        <w:rPr>
-          <w:b/>
-        </w:rPr>
-        <w:t xml:space="preserve">Valet</w:t>
-      </w:r>
-      <w:r>
-        <w:rPr/>
-        <w:t xml:space="preserve"> è filtrato per la sola provincia dell'indirizzo. Se la selezione precedente esce dal filtro, viene azzerata; se nessun partner soddisfa i criteri, un avviso lo segnala.</w:t>
-      </w:r>
-    </w:p>
-    <w:p>
-      <w:pPr>
-        <w:numPr>
-          <w:ilvl w:val="0"/>
-          <w:numId w:val="6"/>
-        </w:numPr>
-        <w:spacing w:lineRule="auto"/>
-      </w:pPr>
-      <w:r>
-        <w:rPr>
-          <w:b/>
-        </w:rPr>
-        <w:t xml:space="preserve">Fascia oraria di consegna</w:t>
-      </w:r>
-      <w:r>
-        <w:rPr/>
-        <w:t xml:space="preserve">: se il servizio </w:t>
-      </w:r>
-      <w:r>
-        <w:rPr>
-          <w:b/>
-        </w:rPr>
-        <w:t xml:space="preserve">non</w:t>
-      </w:r>
-      <w:r>
-        <w:rPr/>
-        <w:t xml:space="preserve"> consente l'orario flessibile (o il flag è disattivo) si sceglie una </w:t>
-      </w:r>
-      <w:r>
-        <w:rPr>
-          <w:b/>
-        </w:rPr>
-        <w:t xml:space="preserve">fascia predefinita a tendina</w:t>
-      </w:r>
-      <w:r>
-        <w:rPr/>
-        <w:t xml:space="preserve"> (da </w:t>
-      </w:r>
-      <w:r>
-        <w:rPr/>
-        <w:t xml:space="preserve">minOrderTime</w:t>
-      </w:r>
-      <w:r>
-        <w:rPr/>
-        <w:t xml:space="preserve"> a </w:t>
-      </w:r>
-      <w:r>
-        <w:rPr/>
-        <w:t xml:space="preserve">maxOrderTime</w:t>
-      </w:r>
-      <w:r>
-        <w:rPr/>
-        <w:t xml:space="preserve">, default 06:00–22:00, durata = </w:t>
-      </w:r>
-      <w:r>
-        <w:rPr/>
-        <w:t xml:space="preserve">slotHours</w:t>
-      </w:r>
-      <w:r>
-        <w:rPr/>
-        <w:t xml:space="preserve">); se consentito e attivo, si indica una fascia libera </w:t>
-      </w:r>
-      <w:r>
-        <w:rPr>
-          <w:b/>
-        </w:rPr>
-        <w:t xml:space="preserve">dalle–alle</w:t>
-      </w:r>
-      <w:r>
-        <w:rPr/>
-        <w:t xml:space="preserve">. Il </w:t>
-      </w:r>
-      <w:r>
-        <w:rPr>
-          <w:b/>
-        </w:rPr>
-        <w:t xml:space="preserve">ritiro</w:t>
-      </w:r>
-      <w:r>
-        <w:rPr/>
-        <w:t xml:space="preserve"> ha sempre il flag flessibile opzionale con fascia automatica di 1 ora.</w:t>
-      </w:r>
-    </w:p>
-    <w:p>
-      <w:pPr>
-        <w:spacing w:lineRule="auto"/>
-      </w:pPr>
-      <w:r>
-        <w:rPr>
-          <w:b/>
-        </w:rPr>
-        <w:t xml:space="preserve">Regole</w:t>
-      </w:r>
-      <w:r>
-        <w:rPr/>
-        <w:t xml:space="preserve">: obbligatori servizio, indirizzo, data (≥ oggi + preavviso), orario ritiro, nome e cognome destinatario, citofono, prodotto. In base all'indirizzo vengono proposti i partner della provincia (e del tipo di servizio); nell'app reale la provincia è geocodificata via Google Maps, nel nuovo ambiente è dedotta dal testo dell'indirizzo (codice tipo </w:t>
-      </w:r>
-      <w:r>
-        <w:rPr/>
-        <w:t xml:space="preserve">(MI)</w:t>
-      </w:r>
-      <w:r>
-        <w:rPr/>
-        <w:t xml:space="preserve">, nome provincia o città). La fascia minima per servizi orari è 1 ora. Il sistema associa automaticamente il tipo servizio partner al salario valet (fisso↔fisso, ora↔ora, vendita↔fisso). Con SMS telefonici parte il messaggio secondo i Modelli SMS (creata/partita/arrivata). Prodotti del partner mostrati per primi in grassetto. Per prezzo fisso: calcolo automatico distanza ritiro→consegna con extra KM per il partner e rimborsi valet. Consegne con stesso DDT: più ritiri in Activities, una sola consegna. Note interne visibili solo ad Admin/Operation/Valet.</w:t>
-      </w:r>
-    </w:p>
-    <w:p>
-      <w:pPr>
-        <w:spacing w:lineRule="auto"/>
-      </w:pPr>
-      <w:r>
-        <w:rPr>
-          <w:b/>
-        </w:rPr>
-        <w:t xml:space="preserve">Problemi di salvataggio</w:t>
-      </w:r>
-      <w:r>
-        <w:rPr/>
-        <w:t xml:space="preserve">: verificare numero di caratteri dei telefoni, validare l'indirizzo, verificare presenza prodotto, controllare il messaggio di errore in fondo al form.</w:t>
-      </w:r>
-    </w:p>
-    <w:p>
-      <w:pPr>
-        <w:pStyle w:val="Heading3"/>
-        <w:spacing w:lineRule="auto"/>
-      </w:pPr>
-      <w:r>
-        <w:rPr/>
-        <w:t xml:space="preserve">3.2 Activities (</w:t>
-      </w:r>
-      <w:r>
-        <w:rPr/>
-        <w:t xml:space="preserve">/activities</w:t>
+        <w:t xml:space="preserve">Dettaglio consegna (</w:t>
+      </w:r>
+      <w:r>
+        <w:rPr/>
+        <w:t xml:space="preserve">/consegne/:id</w:t>
       </w:r>
       <w:r>
         <w:rPr/>
@@ -2669,7 +4047,7 @@
       </w:pPr>
       <w:r>
         <w:rPr/>
-        <w:t xml:space="preserve">Vista VALET ACTIVITIES: attività di ritiro e consegna per ogni valet, ordinate per orario; filtro per valet; bottone STORICO; bottone "Reorder with time".</w:t>
+        <w:t xml:space="preserve">Azioni in alto: STAMPA · MAPS · SHARE · DELIVERED LINK · ASSEGNA.</w:t>
       </w:r>
     </w:p>
     <w:p>
@@ -2682,7 +4060,33 @@
       </w:pPr>
       <w:r>
         <w:rPr/>
-        <w:t xml:space="preserve">Admin/Operation vedono tutte le attività; Team Leader vede le proprie e quelle dei valet delle sue province; il Valet vede solo le proprie.</w:t>
+        <w:t xml:space="preserve">Toggle: </w:t>
+      </w:r>
+      <w:r>
+        <w:rPr>
+          <w:b/>
+        </w:rPr>
+        <w:t xml:space="preserve">VERIFICA DELL'IDENTITÀ VALET</w:t>
+      </w:r>
+      <w:r>
+        <w:rPr/>
+        <w:t xml:space="preserve"> e </w:t>
+      </w:r>
+      <w:r>
+        <w:rPr>
+          <w:b/>
+        </w:rPr>
+        <w:t xml:space="preserve">CODICE DI CONSEGNA RICHIESTO</w:t>
+      </w:r>
+      <w:r>
+        <w:rPr/>
+        <w:t xml:space="preserve">. </w:t>
+      </w:r>
+      <w:r>
+        <w:rPr>
+          <w:b/>
+        </w:rPr>
+        <w:t xml:space="preserve">[NUOVO]</w:t>
       </w:r>
     </w:p>
     <w:p>
@@ -2695,136 +4099,68 @@
       </w:pPr>
       <w:r>
         <w:rPr/>
-        <w:t xml:space="preserve">Ogni consegna genera un ritiro + una consegna; stesso indirizzo con più ritiri = più attività di ritiro e una consegna. Il furgoncino giallo imposta "in consegna" e sblocca la consegna. SEARCH cerca su qualsiasi campo.</w:t>
-      </w:r>
-    </w:p>
-    <w:p>
-      <w:pPr>
-        <w:pStyle w:val="Heading3"/>
-        <w:spacing w:lineRule="auto"/>
-      </w:pPr>
-      <w:r>
-        <w:rPr/>
-        <w:t xml:space="preserve">3.3 Partner (</w:t>
-      </w:r>
-      <w:r>
-        <w:rPr/>
-        <w:t xml:space="preserve">/partner</w:t>
-      </w:r>
-      <w:r>
-        <w:rPr/>
-        <w:t xml:space="preserve">)</w:t>
-      </w:r>
-    </w:p>
-    <w:p>
-      <w:pPr>
-        <w:spacing w:lineRule="auto"/>
-      </w:pPr>
-      <w:r>
-        <w:rPr/>
-        <w:t xml:space="preserve">Sottomenu: Fatturazione (</w:t>
-      </w:r>
-      <w:r>
-        <w:rPr/>
-        <w:t xml:space="preserve">/partner/fattura</w:t>
-      </w:r>
-      <w:r>
-        <w:rPr/>
-        <w:t xml:space="preserve">), Orari Apertura (</w:t>
-      </w:r>
-      <w:r>
-        <w:rPr/>
-        <w:t xml:space="preserve">/partner/availability/list</w:t>
-      </w:r>
-      <w:r>
-        <w:rPr/>
-        <w:t xml:space="preserve">), Priorità (</w:t>
-      </w:r>
-      <w:r>
-        <w:rPr/>
-        <w:t xml:space="preserve">/partner/priority/list</w:t>
-      </w:r>
-      <w:r>
-        <w:rPr/>
-        <w:t xml:space="preserve">), Consegne Regole (</w:t>
-      </w:r>
-      <w:r>
-        <w:rPr/>
-        <w:t xml:space="preserve">/partner/delivery/rules</w:t>
-      </w:r>
-      <w:r>
-        <w:rPr/>
-        <w:t xml:space="preserve">), Invoice List (</w:t>
-      </w:r>
-      <w:r>
-        <w:rPr/>
-        <w:t xml:space="preserve">/partner/invoices</w:t>
-      </w:r>
-      <w:r>
-        <w:rPr/>
-        <w:t xml:space="preserve">), Carte (</w:t>
-      </w:r>
-      <w:r>
-        <w:rPr/>
-        <w:t xml:space="preserve">/partner/cards</w:t>
-      </w:r>
-      <w:r>
-        <w:rPr/>
-        <w:t xml:space="preserve">).</w:t>
-      </w:r>
-    </w:p>
-    <w:p>
-      <w:pPr>
-        <w:spacing w:lineRule="auto"/>
-      </w:pPr>
-      <w:r>
-        <w:rPr/>
-        <w:t xml:space="preserve">Lista: 243 partner. Colonne: ID, Ragione sociale, Email, Telefono, Città, Indirizzo, Partner's Catalog (categorie vendute), Payment Method, Payment Status, Attivo. Azioni: DISPONIBILITÀ, MODIFICA, ELIMINA. Bottone AGGIUNGI PARTNER.</w:t>
-      </w:r>
-    </w:p>
-    <w:p>
-      <w:pPr>
-        <w:spacing w:lineRule="auto"/>
-      </w:pPr>
-      <w:r>
-        <w:rPr/>
-        <w:t xml:space="preserve">Filtri pagamento: metodo (</w:t>
-      </w:r>
-      <w:r>
-        <w:rPr>
-          <w:b/>
-        </w:rPr>
-        <w:t xml:space="preserve">Bank Transfer / Credit Card / Direct Debit Mandate</w:t>
-      </w:r>
-      <w:r>
-        <w:rPr/>
-        <w:t xml:space="preserve">) e stato pagamento (</w:t>
-      </w:r>
-      <w:r>
-        <w:rPr>
-          <w:b/>
-        </w:rPr>
-        <w:t xml:space="preserve">Active / Inactive / Blocked</w:t>
-      </w:r>
-      <w:r>
-        <w:rPr/>
-        <w:t xml:space="preserve">). </w:t>
+        <w:t xml:space="preserve">Sezioni: Dati di consegna e ritiro (stato, data, fascia oraria, ora ritiro, consegna flessibile, valet) · Scelta del servizio (partner, nome/tipo servizio, prezzo, plus/minus al prezzo) · Informazioni destinatario e mittente (cognome/nome, SMS telefonici, indirizzo, citofono, telefono, email; cognome/nome/telefono mittente) · Gestione dell'ordine (pagamento alla consegna, contanti da incassare, prova e reso del prodotto, prodotto, immagine, quantità, variante) · Receipt info (nome di chi ha ricevuto, ricevuta) · Documentazione e note (numero DDT, file DDT, note, PERSONALIZZAZIONE, note interne) · Storico consegna (log con data/ora: inserita, partita, effettuata).</w:t>
+      </w:r>
+    </w:p>
+    <w:p>
+      <w:pPr>
+        <w:numPr>
+          <w:ilvl w:val="0"/>
+          <w:numId w:val="7"/>
+        </w:numPr>
+        <w:spacing w:lineRule="auto"/>
+      </w:pPr>
+      <w:r>
+        <w:rPr/>
+        <w:t xml:space="preserve">Visibilità per ruolo: Partner vede valet/mezzo/telefono ma non note interne né costi consegna dei propri servizi; Valet vede note e note interne; Admin/Operation vedono tutto + logs. Nessuno vede l'indirizzo di ritiro nelle colonne della lista.</w:t>
+      </w:r>
+    </w:p>
+    <w:p>
+      <w:pPr>
+        <w:pStyle w:val="Heading4"/>
+        <w:spacing w:lineRule="auto"/>
+      </w:pPr>
+      <w:r>
+        <w:rPr/>
+        <w:t xml:space="preserve">Form "Nuova consegna" (</w:t>
+      </w:r>
+      <w:r>
+        <w:rPr/>
+        <w:t xml:space="preserve">/consegne/nuovo</w:t>
+      </w:r>
+      <w:r>
+        <w:rPr/>
+        <w:t xml:space="preserve">) — campi completi</w:t>
+      </w:r>
+    </w:p>
+    <w:p>
+      <w:pPr>
+        <w:spacing w:lineRule="auto"/>
+      </w:pPr>
+      <w:r>
+        <w:rPr/>
+        <w:t xml:space="preserve">Data consegna* · Indirizzo destinatario · Partner · Servizio* · Fascia oraria consegna (+flag flessibile) · Fascia oraria ritiro* (+flag flessibile) · Prodotto, quantità, prezzo flessibile · Vendita Deluxy · Valet · Valet Servizio · Stato consegna · Stato del pagamento · SMS telefonici · Pagamento alla consegna (+prezzo contanti) · Prova e reso del prodotto · Customer esistente (CHOOSE EXISTING CUSTOMER) o SAVE CUSTOMER · Cognome/Nome destinatario* · Citofono* · Telefono/Email destinatario · Cognome/Nome/Telefono mittente · DA FATTURARE (indirizzo di ritiro, prezzo, plus prezzo) · DA PAGARE (valet salario, plus/minus) · Numero DDT + file DDT · Note · PERSONALIZZAZIONE · Note interne · CODICE DI CONSEGNA RICHIESTO.</w:t>
+      </w:r>
+    </w:p>
+    <w:p>
+      <w:pPr>
+        <w:spacing w:lineRule="auto"/>
+      </w:pPr>
+      <w:r>
+        <w:rPr>
+          <w:b/>
+        </w:rPr>
+        <w:t xml:space="preserve">Ordine e dipendenze dei primi campi (nuovo ambiente)</w:t>
+      </w:r>
+      <w:r>
+        <w:rPr/>
+        <w:t xml:space="preserve">: </w:t>
       </w:r>
       <w:r>
         <w:rPr>
           <w:b/>
         </w:rPr>
         <w:t xml:space="preserve">[NUOVO]</w:t>
-      </w:r>
-    </w:p>
-    <w:p>
-      <w:pPr>
-        <w:pStyle w:val="Heading4"/>
-        <w:spacing w:lineRule="auto"/>
-      </w:pPr>
-      <w:r>
-        <w:rPr/>
-        <w:t xml:space="preserve">Scheda partner (campi completi, verificati)</w:t>
       </w:r>
     </w:p>
     <w:p>
@@ -2839,11 +4175,11 @@
         <w:rPr>
           <w:b/>
         </w:rPr>
-        <w:t xml:space="preserve">Personal information</w:t>
-      </w:r>
-      <w:r>
-        <w:rPr/>
-        <w:t xml:space="preserve">: Nome (insegna)*, E-mail*, Partita IVA, Codice Fiscale, Indirizzo*, Telefono*, Cognome/Nome referente*, Azienda (ragione sociale).</w:t>
+        <w:t xml:space="preserve">Servizio</w:t>
+      </w:r>
+      <w:r>
+        <w:rPr/>
+        <w:t xml:space="preserve"> è il primo campo: determina il preavviso e le fasce orarie di consegna.</w:t>
       </w:r>
     </w:p>
     <w:p>
@@ -2858,11 +4194,21 @@
         <w:rPr>
           <w:b/>
         </w:rPr>
-        <w:t xml:space="preserve">Partner Provincia</w:t>
-      </w:r>
-      <w:r>
-        <w:rPr/>
-        <w:t xml:space="preserve">: elenco province abilitate (es. MI, RM, CO, MB, LO, VA, BG, NO, PV, PC, CR, BS, LC) + AGGIUNGI PROVINCIA. Nelle consegne saranno selezionabili solo i partner con la provincia abilitata; i prodotti unici vengono caricati automaticamente.</w:t>
+        <w:t xml:space="preserve">Indirizzo destinatario</w:t>
+      </w:r>
+      <w:r>
+        <w:rPr/>
+        <w:t xml:space="preserve"> è il secondo campo (obbligatorio): da esso si deduce la </w:t>
+      </w:r>
+      <w:r>
+        <w:rPr>
+          <w:b/>
+        </w:rPr>
+        <w:t xml:space="preserve">provincia</w:t>
+      </w:r>
+      <w:r>
+        <w:rPr/>
+        <w:t xml:space="preserve">.</w:t>
       </w:r>
     </w:p>
     <w:p>
@@ -2877,105 +4223,29 @@
         <w:rPr>
           <w:b/>
         </w:rPr>
-        <w:t xml:space="preserve">Servizio</w:t>
-      </w:r>
-      <w:r>
-        <w:rPr/>
-        <w:t xml:space="preserve">: elenco servizi abilitati con SERVIZIO PREZZO ed EXTRA KM PREZZO per servizio, più </w:t>
-      </w:r>
-      <w:r>
-        <w:rPr>
-          <w:b/>
-        </w:rPr>
-        <w:t xml:space="preserve">KM INCLUDED</w:t>
-      </w:r>
-      <w:r>
-        <w:rPr/>
-        <w:t xml:space="preserve"> ed </w:t>
-      </w:r>
-      <w:r>
-        <w:rPr>
-          <w:b/>
-        </w:rPr>
-        <w:t xml:space="preserve">EXTRA FUORICITTÀ PREZZO</w:t>
-      </w:r>
-      <w:r>
-        <w:rPr/>
-        <w:t xml:space="preserve">. Significato confermato: </w:t>
-      </w:r>
-      <w:r>
-        <w:rPr>
-          <w:b/>
-        </w:rPr>
-        <w:t xml:space="preserve">[NUOVO]</w:t>
-      </w:r>
-    </w:p>
-    <w:p>
-      <w:pPr>
-        <w:numPr>
-          <w:ilvl w:val="1"/>
-          <w:numId w:val="9"/>
-        </w:numPr>
-        <w:spacing w:lineRule="auto"/>
-      </w:pPr>
-      <w:r>
-        <w:rPr>
-          <w:b/>
-        </w:rPr>
-        <w:t xml:space="preserve">KM INCLUDED</w:t>
-      </w:r>
-      <w:r>
-        <w:rPr/>
-        <w:t xml:space="preserve"> → si applica alle consegne </w:t>
-      </w:r>
-      <w:r>
-        <w:rPr>
-          <w:b/>
-        </w:rPr>
-        <w:t xml:space="preserve">all'interno dello stesso comune</w:t>
-      </w:r>
-      <w:r>
-        <w:rPr/>
-        <w:t xml:space="preserve">: è la soglia di KM inclusi senza sovrapprezzo (per i servizi a prezzo fisso).</w:t>
-      </w:r>
-    </w:p>
-    <w:p>
-      <w:pPr>
-        <w:numPr>
-          <w:ilvl w:val="1"/>
-          <w:numId w:val="9"/>
-        </w:numPr>
-        <w:spacing w:lineRule="auto"/>
-      </w:pPr>
-      <w:r>
-        <w:rPr>
-          <w:b/>
-        </w:rPr>
-        <w:t xml:space="preserve">EXTRA FUORICITTÀ PREZZO</w:t>
-      </w:r>
-      <w:r>
-        <w:rPr/>
-        <w:t xml:space="preserve"> → è il </w:t>
-      </w:r>
-      <w:r>
-        <w:rPr>
-          <w:b/>
-        </w:rPr>
-        <w:t xml:space="preserve">costo per consegne fuori dal comune</w:t>
-      </w:r>
-      <w:r>
-        <w:rPr/>
-        <w:t xml:space="preserve">; il controllo comune/fuori-comune viene fatto </w:t>
-      </w:r>
-      <w:r>
-        <w:rPr>
-          <w:b/>
-        </w:rPr>
-        <w:t xml:space="preserve">all'inserimento di una nuova consegna</w:t>
-      </w:r>
-      <w:r>
-        <w:rPr/>
-        <w:t xml:space="preserve">.</w:t>
+        <w:t xml:space="preserve">Data consegna</w:t>
+      </w:r>
+      <w:r>
+        <w:rPr/>
+        <w:t xml:space="preserve">: minimo e default = </w:t>
+      </w:r>
+      <w:r>
+        <w:rPr>
+          <w:b/>
+        </w:rPr>
+        <w:t xml:space="preserve">oggi + giorni di preavviso</w:t>
+      </w:r>
+      <w:r>
+        <w:rPr/>
+        <w:t xml:space="preserve"> (</w:t>
+      </w:r>
+      <w:r>
+        <w:rPr/>
+        <w:t xml:space="preserve">noticeDays</w:t>
+      </w:r>
+      <w:r>
+        <w:rPr/>
+        <w:t xml:space="preserve">) del servizio.</w:t>
       </w:r>
     </w:p>
     <w:p>
@@ -2990,11 +4260,31 @@
         <w:rPr>
           <w:b/>
         </w:rPr>
-        <w:t xml:space="preserve">Categorie di prodotti</w:t>
-      </w:r>
-      <w:r>
-        <w:rPr/>
-        <w:t xml:space="preserve"> venduti dal partner.</w:t>
+        <w:t xml:space="preserve">Partner</w:t>
+      </w:r>
+      <w:r>
+        <w:rPr/>
+        <w:t xml:space="preserve">: mostrati </w:t>
+      </w:r>
+      <w:r>
+        <w:rPr>
+          <w:b/>
+        </w:rPr>
+        <w:t xml:space="preserve">solo i partner con la provincia dell'indirizzo abilitata E che hanno abilitato il tipo di servizio scelto</w:t>
+      </w:r>
+      <w:r>
+        <w:rPr/>
+        <w:t xml:space="preserve"> (il filtro per tipo di servizio è una novità del nuovo ambiente). Il </w:t>
+      </w:r>
+      <w:r>
+        <w:rPr>
+          <w:b/>
+        </w:rPr>
+        <w:t xml:space="preserve">Valet</w:t>
+      </w:r>
+      <w:r>
+        <w:rPr/>
+        <w:t xml:space="preserve"> è filtrato per la sola provincia dell'indirizzo. Se la selezione precedente esce dal filtro, viene azzerata; se nessun partner soddisfa i criteri, un avviso lo segnala.</w:t>
       </w:r>
     </w:p>
     <w:p>
@@ -3009,181 +4299,306 @@
         <w:rPr>
           <w:b/>
         </w:rPr>
-        <w:t xml:space="preserve">Notifiche</w:t>
-      </w:r>
-      <w:r>
-        <w:rPr/>
-        <w:t xml:space="preserve">: possibilità di inviare SMS, notifiche WhatsApp, notifiche mail.</w:t>
+        <w:t xml:space="preserve">Fascia oraria di consegna</w:t>
+      </w:r>
+      <w:r>
+        <w:rPr/>
+        <w:t xml:space="preserve">: se il servizio </w:t>
+      </w:r>
+      <w:r>
+        <w:rPr>
+          <w:b/>
+        </w:rPr>
+        <w:t xml:space="preserve">non</w:t>
+      </w:r>
+      <w:r>
+        <w:rPr/>
+        <w:t xml:space="preserve"> consente l'orario flessibile (o il flag è disattivo) si sceglie una </w:t>
+      </w:r>
+      <w:r>
+        <w:rPr>
+          <w:b/>
+        </w:rPr>
+        <w:t xml:space="preserve">fascia predefinita a tendina</w:t>
+      </w:r>
+      <w:r>
+        <w:rPr/>
+        <w:t xml:space="preserve"> (da </w:t>
+      </w:r>
+      <w:r>
+        <w:rPr/>
+        <w:t xml:space="preserve">minOrderTime</w:t>
+      </w:r>
+      <w:r>
+        <w:rPr/>
+        <w:t xml:space="preserve"> a </w:t>
+      </w:r>
+      <w:r>
+        <w:rPr/>
+        <w:t xml:space="preserve">maxOrderTime</w:t>
+      </w:r>
+      <w:r>
+        <w:rPr/>
+        <w:t xml:space="preserve">, default 06:00–22:00, durata = </w:t>
+      </w:r>
+      <w:r>
+        <w:rPr/>
+        <w:t xml:space="preserve">slotHours</w:t>
+      </w:r>
+      <w:r>
+        <w:rPr/>
+        <w:t xml:space="preserve">); se consentito e attivo, si indica una fascia libera </w:t>
+      </w:r>
+      <w:r>
+        <w:rPr>
+          <w:b/>
+        </w:rPr>
+        <w:t xml:space="preserve">dalle–alle</w:t>
+      </w:r>
+      <w:r>
+        <w:rPr/>
+        <w:t xml:space="preserve">. Il </w:t>
+      </w:r>
+      <w:r>
+        <w:rPr>
+          <w:b/>
+        </w:rPr>
+        <w:t xml:space="preserve">ritiro</w:t>
+      </w:r>
+      <w:r>
+        <w:rPr/>
+        <w:t xml:space="preserve"> ha sempre il flag flessibile opzionale con fascia automatica di 1 ora.</w:t>
+      </w:r>
+    </w:p>
+    <w:p>
+      <w:pPr>
+        <w:spacing w:lineRule="auto"/>
+      </w:pPr>
+      <w:r>
+        <w:rPr>
+          <w:b/>
+        </w:rPr>
+        <w:t xml:space="preserve">Regole</w:t>
+      </w:r>
+      <w:r>
+        <w:rPr/>
+        <w:t xml:space="preserve">: obbligatori servizio, indirizzo, data (≥ oggi + preavviso), orario ritiro, nome e cognome destinatario, citofono, prodotto. In base all'indirizzo vengono proposti i partner della provincia (e del tipo di servizio); nell'app reale la provincia è geocodificata via Google Maps, nel nuovo ambiente è dedotta dal testo dell'indirizzo (codice tipo </w:t>
+      </w:r>
+      <w:r>
+        <w:rPr/>
+        <w:t xml:space="preserve">(MI)</w:t>
+      </w:r>
+      <w:r>
+        <w:rPr/>
+        <w:t xml:space="preserve">, nome provincia o città). La fascia minima per servizi orari è 1 ora. Il sistema associa automaticamente il tipo servizio partner al salario valet (fisso↔fisso, ora↔ora, vendita↔fisso). Con SMS telefonici parte il messaggio secondo i Modelli SMS (creata/partita/arrivata). Prodotti del partner mostrati per primi in grassetto. Per prezzo fisso: calcolo automatico distanza ritiro→consegna con extra KM per il partner e rimborsi valet. Consegne con stesso DDT: più ritiri in Activities, una sola consegna. Note interne visibili solo ad Admin/Operation/Valet.</w:t>
+      </w:r>
+    </w:p>
+    <w:p>
+      <w:pPr>
+        <w:spacing w:lineRule="auto"/>
+      </w:pPr>
+      <w:r>
+        <w:rPr>
+          <w:b/>
+        </w:rPr>
+        <w:t xml:space="preserve">Problemi di salvataggio</w:t>
+      </w:r>
+      <w:r>
+        <w:rPr/>
+        <w:t xml:space="preserve">: verificare numero di caratteri dei telefoni, validare l'indirizzo, verificare presenza prodotto, controllare il messaggio di errore in fondo al form.</w:t>
+      </w:r>
+    </w:p>
+    <w:p>
+      <w:pPr>
+        <w:pStyle w:val="Heading3"/>
+        <w:spacing w:lineRule="auto"/>
+      </w:pPr>
+      <w:r>
+        <w:rPr/>
+        <w:t xml:space="preserve">3.2 Activities (</w:t>
+      </w:r>
+      <w:r>
+        <w:rPr/>
+        <w:t xml:space="preserve">/activities</w:t>
+      </w:r>
+      <w:r>
+        <w:rPr/>
+        <w:t xml:space="preserve">)</w:t>
       </w:r>
     </w:p>
     <w:p>
       <w:pPr>
         <w:numPr>
           <w:ilvl w:val="0"/>
-          <w:numId w:val="8"/>
+          <w:numId w:val="9"/>
         </w:numPr>
         <w:spacing w:lineRule="auto"/>
       </w:pPr>
       <w:r>
-        <w:rPr>
-          <w:b/>
-        </w:rPr>
-        <w:t xml:space="preserve">Pagamenti e contratto</w:t>
-      </w:r>
-      <w:r>
-        <w:rPr/>
-        <w:t xml:space="preserve">: periodo di validità del contratto (</w:t>
-      </w:r>
-      <w:r>
-        <w:rPr/>
-        <w:t xml:space="preserve">startContractDate</w:t>
-      </w:r>
-      <w:r>
-        <w:rPr/>
-        <w:t xml:space="preserve">/</w:t>
-      </w:r>
-      <w:r>
-        <w:rPr/>
-        <w:t xml:space="preserve">endContractDate</w:t>
-      </w:r>
-      <w:r>
-        <w:rPr/>
-        <w:t xml:space="preserve">), metodo di pagamento (bonifico/carta/SDD), conto bancario (IBAN), nome del conto, CODICE SDI, stato del pagamento (Active/Inactive/Blocked). </w:t>
-      </w:r>
-      <w:r>
-        <w:rPr>
-          <w:b/>
-        </w:rPr>
-        <w:t xml:space="preserve">[NUOVO]</w:t>
-      </w:r>
-      <w:r>
-        <w:rPr/>
-        <w:t xml:space="preserve"> Le date contratto alimentano un job notturno (cron </w:t>
-      </w:r>
-      <w:r>
-        <w:rPr/>
-        <w:t xml:space="preserve">checkingPartnerContract</w:t>
-      </w:r>
-      <w:r>
-        <w:rPr/>
-        <w:t xml:space="preserve">, 03:00) che avvisa alla scadenza del contratto (flag </w:t>
-      </w:r>
-      <w:r>
-        <w:rPr/>
-        <w:t xml:space="preserve">contractExpiryNotificationSent</w:t>
-      </w:r>
-      <w:r>
-        <w:rPr/>
-        <w:t xml:space="preserve">). </w:t>
-      </w:r>
-      <w:r>
-        <w:rPr>
-          <w:b/>
-        </w:rPr>
-        <w:t xml:space="preserve">[NUOVO — da codice backend]</w:t>
+        <w:rPr/>
+        <w:t xml:space="preserve">Vista VALET ACTIVITIES: attività di ritiro e consegna per ogni valet, ordinate per orario; filtro per valet; bottone STORICO; bottone "Reorder with time".</w:t>
       </w:r>
     </w:p>
     <w:p>
       <w:pPr>
         <w:numPr>
           <w:ilvl w:val="0"/>
-          <w:numId w:val="8"/>
+          <w:numId w:val="9"/>
         </w:numPr>
         <w:spacing w:lineRule="auto"/>
       </w:pPr>
       <w:r>
-        <w:rPr>
-          <w:b/>
-        </w:rPr>
-        <w:t xml:space="preserve">Fatturazione &amp; Actions</w:t>
-      </w:r>
-      <w:r>
-        <w:rPr/>
-        <w:t xml:space="preserve">: mail fatturazione (</w:t>
-      </w:r>
-      <w:r>
-        <w:rPr/>
-        <w:t xml:space="preserve">billingEmail</w:t>
-      </w:r>
-      <w:r>
-        <w:rPr/>
-        <w:t xml:space="preserve">) + flag ABILITA FATTURAZIONE (</w:t>
-      </w:r>
-      <w:r>
-        <w:rPr/>
-        <w:t xml:space="preserve">billingAccess</w:t>
-      </w:r>
-      <w:r>
-        <w:rPr/>
-        <w:t xml:space="preserve">).</w:t>
+        <w:rPr/>
+        <w:t xml:space="preserve">Admin/Operation vedono tutte le attività; Team Leader vede le proprie e quelle dei valet delle sue province; il Valet vede solo le proprie.</w:t>
       </w:r>
     </w:p>
     <w:p>
       <w:pPr>
         <w:numPr>
           <w:ilvl w:val="0"/>
-          <w:numId w:val="8"/>
+          <w:numId w:val="9"/>
         </w:numPr>
         <w:spacing w:lineRule="auto"/>
       </w:pPr>
       <w:r>
-        <w:rPr>
-          <w:b/>
-        </w:rPr>
-        <w:t xml:space="preserve">Indirizzo di ritiro multiplo</w:t>
-      </w:r>
-      <w:r>
-        <w:rPr/>
-        <w:t xml:space="preserve">: flag </w:t>
-      </w:r>
-      <w:r>
-        <w:rPr/>
-        <w:t xml:space="preserve">isMultiplePickUpAddress</w:t>
-      </w:r>
-      <w:r>
-        <w:rPr/>
-        <w:t xml:space="preserve">; quando attivo il partner ha una </w:t>
-      </w:r>
-      <w:r>
-        <w:rPr>
-          <w:b/>
-        </w:rPr>
-        <w:t xml:space="preserve">lista di indirizzi di ritiro</w:t>
-      </w:r>
-      <w:r>
-        <w:rPr/>
-        <w:t xml:space="preserve"> (</w:t>
-      </w:r>
-      <w:r>
-        <w:rPr/>
-        <w:t xml:space="preserve">pickupAddresses</w:t>
-      </w:r>
-      <w:r>
-        <w:rPr/>
-        <w:t xml:space="preserve">, array) e </w:t>
-      </w:r>
-      <w:r>
-        <w:rPr>
-          <w:b/>
-        </w:rPr>
-        <w:t xml:space="preserve">al momento della creazione della consegna si sceglie da quale indirizzo ritirare</w:t>
-      </w:r>
-      <w:r>
-        <w:rPr/>
-        <w:t xml:space="preserve">. </w:t>
+        <w:rPr/>
+        <w:t xml:space="preserve">Ogni consegna genera un ritiro + una consegna; stesso indirizzo con più ritiri = più attività di ritiro e una consegna. Il furgoncino giallo imposta "in consegna" e sblocca la consegna. SEARCH cerca su qualsiasi campo.</w:t>
+      </w:r>
+    </w:p>
+    <w:p>
+      <w:pPr>
+        <w:pStyle w:val="Heading3"/>
+        <w:spacing w:lineRule="auto"/>
+      </w:pPr>
+      <w:r>
+        <w:rPr/>
+        <w:t xml:space="preserve">3.3 Partner (</w:t>
+      </w:r>
+      <w:r>
+        <w:rPr/>
+        <w:t xml:space="preserve">/partner</w:t>
+      </w:r>
+      <w:r>
+        <w:rPr/>
+        <w:t xml:space="preserve">)</w:t>
+      </w:r>
+    </w:p>
+    <w:p>
+      <w:pPr>
+        <w:spacing w:lineRule="auto"/>
+      </w:pPr>
+      <w:r>
+        <w:rPr/>
+        <w:t xml:space="preserve">Sottomenu: Fatturazione (</w:t>
+      </w:r>
+      <w:r>
+        <w:rPr/>
+        <w:t xml:space="preserve">/partner/fattura</w:t>
+      </w:r>
+      <w:r>
+        <w:rPr/>
+        <w:t xml:space="preserve">), Orari Apertura (</w:t>
+      </w:r>
+      <w:r>
+        <w:rPr/>
+        <w:t xml:space="preserve">/partner/availability/list</w:t>
+      </w:r>
+      <w:r>
+        <w:rPr/>
+        <w:t xml:space="preserve">), Priorità (</w:t>
+      </w:r>
+      <w:r>
+        <w:rPr/>
+        <w:t xml:space="preserve">/partner/priority/list</w:t>
+      </w:r>
+      <w:r>
+        <w:rPr/>
+        <w:t xml:space="preserve">), Consegne Regole (</w:t>
+      </w:r>
+      <w:r>
+        <w:rPr/>
+        <w:t xml:space="preserve">/partner/delivery/rules</w:t>
+      </w:r>
+      <w:r>
+        <w:rPr/>
+        <w:t xml:space="preserve">), Invoice List (</w:t>
+      </w:r>
+      <w:r>
+        <w:rPr/>
+        <w:t xml:space="preserve">/partner/invoices</w:t>
+      </w:r>
+      <w:r>
+        <w:rPr/>
+        <w:t xml:space="preserve">), Carte (</w:t>
+      </w:r>
+      <w:r>
+        <w:rPr/>
+        <w:t xml:space="preserve">/partner/cards</w:t>
+      </w:r>
+      <w:r>
+        <w:rPr/>
+        <w:t xml:space="preserve">).</w:t>
+      </w:r>
+    </w:p>
+    <w:p>
+      <w:pPr>
+        <w:spacing w:lineRule="auto"/>
+      </w:pPr>
+      <w:r>
+        <w:rPr/>
+        <w:t xml:space="preserve">Lista: 243 partner. Colonne: ID, Ragione sociale, Email, Telefono, Città, Indirizzo, Partner's Catalog (categorie vendute), Payment Method, Payment Status, Attivo. Azioni: DISPONIBILITÀ, MODIFICA, ELIMINA. Bottone AGGIUNGI PARTNER.</w:t>
+      </w:r>
+    </w:p>
+    <w:p>
+      <w:pPr>
+        <w:spacing w:lineRule="auto"/>
+      </w:pPr>
+      <w:r>
+        <w:rPr/>
+        <w:t xml:space="preserve">Filtri pagamento: metodo (</w:t>
+      </w:r>
+      <w:r>
+        <w:rPr>
+          <w:b/>
+        </w:rPr>
+        <w:t xml:space="preserve">Bank Transfer / Credit Card / Direct Debit Mandate</w:t>
+      </w:r>
+      <w:r>
+        <w:rPr/>
+        <w:t xml:space="preserve">) e stato pagamento (</w:t>
+      </w:r>
+      <w:r>
+        <w:rPr>
+          <w:b/>
+        </w:rPr>
+        <w:t xml:space="preserve">Active / Inactive / Blocked</w:t>
+      </w:r>
+      <w:r>
+        <w:rPr/>
+        <w:t xml:space="preserve">). </w:t>
       </w:r>
       <w:r>
         <w:rPr>
           <w:b/>
         </w:rPr>
         <w:t xml:space="preserve">[NUOVO]</w:t>
+      </w:r>
+    </w:p>
+    <w:p>
+      <w:pPr>
+        <w:pStyle w:val="Heading4"/>
+        <w:spacing w:lineRule="auto"/>
+      </w:pPr>
+      <w:r>
+        <w:rPr/>
+        <w:t xml:space="preserve">Scheda partner (campi completi, verificati)</w:t>
       </w:r>
     </w:p>
     <w:p>
       <w:pPr>
         <w:numPr>
           <w:ilvl w:val="0"/>
-          <w:numId w:val="8"/>
+          <w:numId w:val="10"/>
         </w:numPr>
         <w:spacing w:lineRule="auto"/>
       </w:pPr>
@@ -3191,40 +4606,18 @@
         <w:rPr>
           <w:b/>
         </w:rPr>
-        <w:t xml:space="preserve">Campi di vendita</w:t>
-      </w:r>
-      <w:r>
-        <w:rPr/>
-        <w:t xml:space="preserve">: URL del negozio (</w:t>
-      </w:r>
-      <w:r>
-        <w:rPr/>
-        <w:t xml:space="preserve">partnerShopUrl</w:t>
-      </w:r>
-      <w:r>
-        <w:rPr/>
-        <w:t xml:space="preserve">) + immagine (</w:t>
-      </w:r>
-      <w:r>
-        <w:rPr/>
-        <w:t xml:space="preserve">saleImage</w:t>
-      </w:r>
-      <w:r>
-        <w:rPr/>
-        <w:t xml:space="preserve">), usati nella presentazione delle vendite. </w:t>
-      </w:r>
-      <w:r>
-        <w:rPr>
-          <w:b/>
-        </w:rPr>
-        <w:t xml:space="preserve">[NUOVO]</w:t>
+        <w:t xml:space="preserve">Personal information</w:t>
+      </w:r>
+      <w:r>
+        <w:rPr/>
+        <w:t xml:space="preserve">: Nome (insegna)*, E-mail*, Partita IVA, Codice Fiscale, Indirizzo*, Telefono*, Cognome/Nome referente*, Azienda (ragione sociale).</w:t>
       </w:r>
     </w:p>
     <w:p>
       <w:pPr>
         <w:numPr>
           <w:ilvl w:val="0"/>
-          <w:numId w:val="8"/>
+          <w:numId w:val="10"/>
         </w:numPr>
         <w:spacing w:lineRule="auto"/>
       </w:pPr>
@@ -3232,45 +4625,50 @@
         <w:rPr>
           <w:b/>
         </w:rPr>
-        <w:t xml:space="preserve">Sicurezza</w:t>
-      </w:r>
-      <w:r>
-        <w:rPr/>
-        <w:t xml:space="preserve">: VERIFICA DELL'IDENTITÀ VALET (</w:t>
-      </w:r>
-      <w:r>
-        <w:rPr/>
-        <w:t xml:space="preserve">checkExpertIndentity</w:t>
-      </w:r>
-      <w:r>
-        <w:rPr/>
-        <w:t xml:space="preserve">) e CODICE DI CONSEGNA RICHIESTO (</w:t>
-      </w:r>
-      <w:r>
-        <w:rPr/>
-        <w:t xml:space="preserve">deliveryCodeCheck</w:t>
-      </w:r>
-      <w:r>
-        <w:rPr/>
-        <w:t xml:space="preserve">) impostabili a livello partner. Il codice ha un </w:t>
-      </w:r>
-      <w:r>
-        <w:rPr>
-          <w:b/>
-        </w:rPr>
-        <w:t xml:space="preserve">tipo</w:t>
-      </w:r>
-      <w:r>
-        <w:rPr/>
-        <w:t xml:space="preserve"> (</w:t>
-      </w:r>
-      <w:r>
-        <w:rPr/>
-        <w:t xml:space="preserve">deliveryCodeCheckType</w:t>
-      </w:r>
-      <w:r>
-        <w:rPr/>
-        <w:t xml:space="preserve">): </w:t>
+        <w:t xml:space="preserve">Partner Provincia</w:t>
+      </w:r>
+      <w:r>
+        <w:rPr/>
+        <w:t xml:space="preserve">: elenco province abilitate (es. MI, RM, CO, MB, LO, VA, BG, NO, PV, PC, CR, BS, LC) + AGGIUNGI PROVINCIA. Nelle consegne saranno selezionabili solo i partner con la provincia abilitata; i prodotti unici vengono caricati automaticamente.</w:t>
+      </w:r>
+    </w:p>
+    <w:p>
+      <w:pPr>
+        <w:numPr>
+          <w:ilvl w:val="0"/>
+          <w:numId w:val="10"/>
+        </w:numPr>
+        <w:spacing w:lineRule="auto"/>
+      </w:pPr>
+      <w:r>
+        <w:rPr>
+          <w:b/>
+        </w:rPr>
+        <w:t xml:space="preserve">Servizio</w:t>
+      </w:r>
+      <w:r>
+        <w:rPr/>
+        <w:t xml:space="preserve">: elenco servizi abilitati con SERVIZIO PREZZO ed EXTRA KM PREZZO per servizio, più </w:t>
+      </w:r>
+      <w:r>
+        <w:rPr>
+          <w:b/>
+        </w:rPr>
+        <w:t xml:space="preserve">KM INCLUDED</w:t>
+      </w:r>
+      <w:r>
+        <w:rPr/>
+        <w:t xml:space="preserve"> ed </w:t>
+      </w:r>
+      <w:r>
+        <w:rPr>
+          <w:b/>
+        </w:rPr>
+        <w:t xml:space="preserve">EXTRA FUORICITTÀ PREZZO</w:t>
+      </w:r>
+      <w:r>
+        <w:rPr/>
+        <w:t xml:space="preserve">. Significato confermato: </w:t>
       </w:r>
       <w:r>
         <w:rPr>
@@ -3283,81 +4681,493 @@
       <w:pPr>
         <w:numPr>
           <w:ilvl w:val="1"/>
+          <w:numId w:val="11"/>
+        </w:numPr>
+        <w:spacing w:lineRule="auto"/>
+      </w:pPr>
+      <w:r>
+        <w:rPr>
+          <w:b/>
+        </w:rPr>
+        <w:t xml:space="preserve">KM INCLUDED</w:t>
+      </w:r>
+      <w:r>
+        <w:rPr/>
+        <w:t xml:space="preserve"> → si applica alle consegne </w:t>
+      </w:r>
+      <w:r>
+        <w:rPr>
+          <w:b/>
+        </w:rPr>
+        <w:t xml:space="preserve">all'interno dello stesso comune</w:t>
+      </w:r>
+      <w:r>
+        <w:rPr/>
+        <w:t xml:space="preserve">: è la soglia di KM inclusi senza sovrapprezzo (per i servizi a prezzo fisso).</w:t>
+      </w:r>
+    </w:p>
+    <w:p>
+      <w:pPr>
+        <w:numPr>
+          <w:ilvl w:val="1"/>
+          <w:numId w:val="11"/>
+        </w:numPr>
+        <w:spacing w:lineRule="auto"/>
+      </w:pPr>
+      <w:r>
+        <w:rPr>
+          <w:b/>
+        </w:rPr>
+        <w:t xml:space="preserve">EXTRA FUORICITTÀ PREZZO</w:t>
+      </w:r>
+      <w:r>
+        <w:rPr/>
+        <w:t xml:space="preserve"> → è il </w:t>
+      </w:r>
+      <w:r>
+        <w:rPr>
+          <w:b/>
+        </w:rPr>
+        <w:t xml:space="preserve">costo per consegne fuori dal comune</w:t>
+      </w:r>
+      <w:r>
+        <w:rPr/>
+        <w:t xml:space="preserve">; il controllo comune/fuori-comune viene fatto </w:t>
+      </w:r>
+      <w:r>
+        <w:rPr>
+          <w:b/>
+        </w:rPr>
+        <w:t xml:space="preserve">all'inserimento di una nuova consegna</w:t>
+      </w:r>
+      <w:r>
+        <w:rPr/>
+        <w:t xml:space="preserve">.</w:t>
+      </w:r>
+    </w:p>
+    <w:p>
+      <w:pPr>
+        <w:numPr>
+          <w:ilvl w:val="0"/>
           <w:numId w:val="10"/>
         </w:numPr>
         <w:spacing w:lineRule="auto"/>
       </w:pPr>
       <w:r>
-        <w:rPr/>
-        <w:t xml:space="preserve">UNIQUE_PER_DELIVERY</w:t>
-      </w:r>
-      <w:r>
-        <w:rPr/>
-        <w:t xml:space="preserve"> (default): un </w:t>
-      </w:r>
-      <w:r>
-        <w:rPr>
-          <w:b/>
-        </w:rPr>
-        <w:t xml:space="preserve">codice OTP diverso per ogni consegna</w:t>
-      </w:r>
-      <w:r>
-        <w:rPr/>
-        <w:t xml:space="preserve">, inviato al cliente alla creazione della consegna; il valet può </w:t>
-      </w:r>
-      <w:r>
-        <w:rPr>
-          <w:b/>
-        </w:rPr>
-        <w:t xml:space="preserve">reinviarlo</w:t>
-      </w:r>
-      <w:r>
-        <w:rPr/>
-        <w:t xml:space="preserve"> in fase di consegna.</w:t>
+        <w:rPr>
+          <w:b/>
+        </w:rPr>
+        <w:t xml:space="preserve">Categorie di prodotti</w:t>
+      </w:r>
+      <w:r>
+        <w:rPr/>
+        <w:t xml:space="preserve"> venduti dal partner.</w:t>
+      </w:r>
+    </w:p>
+    <w:p>
+      <w:pPr>
+        <w:numPr>
+          <w:ilvl w:val="0"/>
+          <w:numId w:val="10"/>
+        </w:numPr>
+        <w:spacing w:lineRule="auto"/>
+      </w:pPr>
+      <w:r>
+        <w:rPr>
+          <w:b/>
+        </w:rPr>
+        <w:t xml:space="preserve">Notifiche</w:t>
+      </w:r>
+      <w:r>
+        <w:rPr/>
+        <w:t xml:space="preserve">: possibilità di inviare SMS, notifiche WhatsApp, notifiche mail.</w:t>
+      </w:r>
+    </w:p>
+    <w:p>
+      <w:pPr>
+        <w:numPr>
+          <w:ilvl w:val="0"/>
+          <w:numId w:val="10"/>
+        </w:numPr>
+        <w:spacing w:lineRule="auto"/>
+      </w:pPr>
+      <w:r>
+        <w:rPr>
+          <w:b/>
+        </w:rPr>
+        <w:t xml:space="preserve">Pagamenti e contratto</w:t>
+      </w:r>
+      <w:r>
+        <w:rPr/>
+        <w:t xml:space="preserve">: periodo di validità del contratto (</w:t>
+      </w:r>
+      <w:r>
+        <w:rPr/>
+        <w:t xml:space="preserve">startContractDate</w:t>
+      </w:r>
+      <w:r>
+        <w:rPr/>
+        <w:t xml:space="preserve">/</w:t>
+      </w:r>
+      <w:r>
+        <w:rPr/>
+        <w:t xml:space="preserve">endContractDate</w:t>
+      </w:r>
+      <w:r>
+        <w:rPr/>
+        <w:t xml:space="preserve">), metodo di pagamento (bonifico/carta/SDD), conto bancario (IBAN), nome del conto, CODICE SDI, stato del pagamento (Active/Inactive/Blocked). </w:t>
+      </w:r>
+      <w:r>
+        <w:rPr>
+          <w:b/>
+        </w:rPr>
+        <w:t xml:space="preserve">[NUOVO]</w:t>
+      </w:r>
+      <w:r>
+        <w:rPr/>
+        <w:t xml:space="preserve"> Le date contratto alimentano un job notturno (cron </w:t>
+      </w:r>
+      <w:r>
+        <w:rPr/>
+        <w:t xml:space="preserve">checkingPartnerContract</w:t>
+      </w:r>
+      <w:r>
+        <w:rPr/>
+        <w:t xml:space="preserve">, 03:00) che avvisa alla scadenza del contratto (flag </w:t>
+      </w:r>
+      <w:r>
+        <w:rPr/>
+        <w:t xml:space="preserve">contractExpiryNotificationSent</w:t>
+      </w:r>
+      <w:r>
+        <w:rPr/>
+        <w:t xml:space="preserve">). </w:t>
+      </w:r>
+      <w:r>
+        <w:rPr>
+          <w:b/>
+        </w:rPr>
+        <w:t xml:space="preserve">[NUOVO — da codice backend]</w:t>
+      </w:r>
+    </w:p>
+    <w:p>
+      <w:pPr>
+        <w:numPr>
+          <w:ilvl w:val="0"/>
+          <w:numId w:val="10"/>
+        </w:numPr>
+        <w:spacing w:lineRule="auto"/>
+      </w:pPr>
+      <w:r>
+        <w:rPr>
+          <w:b/>
+        </w:rPr>
+        <w:t xml:space="preserve">Fatturazione &amp; Actions</w:t>
+      </w:r>
+      <w:r>
+        <w:rPr/>
+        <w:t xml:space="preserve">: mail fatturazione (</w:t>
+      </w:r>
+      <w:r>
+        <w:rPr/>
+        <w:t xml:space="preserve">billingEmail</w:t>
+      </w:r>
+      <w:r>
+        <w:rPr/>
+        <w:t xml:space="preserve">) + flag ABILITA FATTURAZIONE (</w:t>
+      </w:r>
+      <w:r>
+        <w:rPr/>
+        <w:t xml:space="preserve">billingAccess</w:t>
+      </w:r>
+      <w:r>
+        <w:rPr/>
+        <w:t xml:space="preserve">).</w:t>
+      </w:r>
+    </w:p>
+    <w:p>
+      <w:pPr>
+        <w:numPr>
+          <w:ilvl w:val="0"/>
+          <w:numId w:val="10"/>
+        </w:numPr>
+        <w:spacing w:lineRule="auto"/>
+      </w:pPr>
+      <w:r>
+        <w:rPr>
+          <w:b/>
+        </w:rPr>
+        <w:t xml:space="preserve">Indirizzo di ritiro multiplo</w:t>
+      </w:r>
+      <w:r>
+        <w:rPr/>
+        <w:t xml:space="preserve">: flag </w:t>
+      </w:r>
+      <w:r>
+        <w:rPr/>
+        <w:t xml:space="preserve">isMultiplePickUpAddress</w:t>
+      </w:r>
+      <w:r>
+        <w:rPr/>
+        <w:t xml:space="preserve">; quando attivo il partner ha una </w:t>
+      </w:r>
+      <w:r>
+        <w:rPr>
+          <w:b/>
+        </w:rPr>
+        <w:t xml:space="preserve">lista di indirizzi di ritiro</w:t>
+      </w:r>
+      <w:r>
+        <w:rPr/>
+        <w:t xml:space="preserve"> (</w:t>
+      </w:r>
+      <w:r>
+        <w:rPr/>
+        <w:t xml:space="preserve">pickupAddresses</w:t>
+      </w:r>
+      <w:r>
+        <w:rPr/>
+        <w:t xml:space="preserve">, array) e </w:t>
+      </w:r>
+      <w:r>
+        <w:rPr>
+          <w:b/>
+        </w:rPr>
+        <w:t xml:space="preserve">al momento della creazione della consegna si sceglie da quale indirizzo ritirare</w:t>
+      </w:r>
+      <w:r>
+        <w:rPr/>
+        <w:t xml:space="preserve">. </w:t>
+      </w:r>
+      <w:r>
+        <w:rPr>
+          <w:b/>
+        </w:rPr>
+        <w:t xml:space="preserve">[NUOVO]</w:t>
+      </w:r>
+    </w:p>
+    <w:p>
+      <w:pPr>
+        <w:numPr>
+          <w:ilvl w:val="0"/>
+          <w:numId w:val="10"/>
+        </w:numPr>
+        <w:spacing w:lineRule="auto"/>
+      </w:pPr>
+      <w:r>
+        <w:rPr>
+          <w:b/>
+        </w:rPr>
+        <w:t xml:space="preserve">Campi di vendita</w:t>
+      </w:r>
+      <w:r>
+        <w:rPr/>
+        <w:t xml:space="preserve">: URL del negozio (</w:t>
+      </w:r>
+      <w:r>
+        <w:rPr/>
+        <w:t xml:space="preserve">partnerShopUrl</w:t>
+      </w:r>
+      <w:r>
+        <w:rPr/>
+        <w:t xml:space="preserve">) + immagine (</w:t>
+      </w:r>
+      <w:r>
+        <w:rPr/>
+        <w:t xml:space="preserve">saleImage</w:t>
+      </w:r>
+      <w:r>
+        <w:rPr/>
+        <w:t xml:space="preserve">), usati nella presentazione delle vendite. </w:t>
+      </w:r>
+      <w:r>
+        <w:rPr>
+          <w:b/>
+        </w:rPr>
+        <w:t xml:space="preserve">[NUOVO]</w:t>
+      </w:r>
+    </w:p>
+    <w:p>
+      <w:pPr>
+        <w:numPr>
+          <w:ilvl w:val="0"/>
+          <w:numId w:val="10"/>
+        </w:numPr>
+        <w:spacing w:lineRule="auto"/>
+      </w:pPr>
+      <w:r>
+        <w:rPr>
+          <w:b/>
+        </w:rPr>
+        <w:t xml:space="preserve">Sicurezza</w:t>
+      </w:r>
+      <w:r>
+        <w:rPr/>
+        <w:t xml:space="preserve">: VERIFICA DELL'IDENTITÀ VALET (</w:t>
+      </w:r>
+      <w:r>
+        <w:rPr/>
+        <w:t xml:space="preserve">checkExpertIndentity</w:t>
+      </w:r>
+      <w:r>
+        <w:rPr/>
+        <w:t xml:space="preserve">) e CODICE DI CONSEGNA RICHIESTO (</w:t>
+      </w:r>
+      <w:r>
+        <w:rPr/>
+        <w:t xml:space="preserve">deliveryCodeCheck</w:t>
+      </w:r>
+      <w:r>
+        <w:rPr/>
+        <w:t xml:space="preserve">) impostabili a livello partner. Il codice ha un </w:t>
+      </w:r>
+      <w:r>
+        <w:rPr>
+          <w:b/>
+        </w:rPr>
+        <w:t xml:space="preserve">tipo</w:t>
+      </w:r>
+      <w:r>
+        <w:rPr/>
+        <w:t xml:space="preserve"> (</w:t>
+      </w:r>
+      <w:r>
+        <w:rPr/>
+        <w:t xml:space="preserve">deliveryCodeCheckType</w:t>
+      </w:r>
+      <w:r>
+        <w:rPr/>
+        <w:t xml:space="preserve">): </w:t>
+      </w:r>
+      <w:r>
+        <w:rPr>
+          <w:b/>
+        </w:rPr>
+        <w:t xml:space="preserve">[NUOVO]</w:t>
       </w:r>
     </w:p>
     <w:p>
       <w:pPr>
         <w:numPr>
           <w:ilvl w:val="1"/>
+          <w:numId w:val="12"/>
+        </w:numPr>
+        <w:spacing w:lineRule="auto"/>
+      </w:pPr>
+      <w:r>
+        <w:rPr/>
+        <w:t xml:space="preserve">UNIQUE_PER_DELIVERY</w:t>
+      </w:r>
+      <w:r>
+        <w:rPr/>
+        <w:t xml:space="preserve"> (default): un </w:t>
+      </w:r>
+      <w:r>
+        <w:rPr>
+          <w:b/>
+        </w:rPr>
+        <w:t xml:space="preserve">codice OTP diverso per ogni consegna</w:t>
+      </w:r>
+      <w:r>
+        <w:rPr/>
+        <w:t xml:space="preserve">, inviato al cliente alla creazione della consegna; il valet può </w:t>
+      </w:r>
+      <w:r>
+        <w:rPr>
+          <w:b/>
+        </w:rPr>
+        <w:t xml:space="preserve">reinviarlo</w:t>
+      </w:r>
+      <w:r>
+        <w:rPr/>
+        <w:t xml:space="preserve"> in fase di consegna.</w:t>
+      </w:r>
+    </w:p>
+    <w:p>
+      <w:pPr>
+        <w:numPr>
+          <w:ilvl w:val="1"/>
+          <w:numId w:val="12"/>
+        </w:numPr>
+        <w:spacing w:lineRule="auto"/>
+      </w:pPr>
+      <w:r>
+        <w:rPr/>
+        <w:t xml:space="preserve">UNIQUE_PER_CUSTOMER</w:t>
+      </w:r>
+      <w:r>
+        <w:rPr/>
+        <w:t xml:space="preserve">: un codice </w:t>
+      </w:r>
+      <w:r>
+        <w:rPr>
+          <w:b/>
+        </w:rPr>
+        <w:t xml:space="preserve">fisso per il cliente</w:t>
+      </w:r>
+      <w:r>
+        <w:rPr/>
+        <w:t xml:space="preserve"> (come il PIN di una carta), assegnato una volta e valido per sempre; il cliente può chiederne la </w:t>
+      </w:r>
+      <w:r>
+        <w:rPr>
+          <w:b/>
+        </w:rPr>
+        <w:t xml:space="preserve">rigenerazione</w:t>
+      </w:r>
+      <w:r>
+        <w:rPr/>
+        <w:t xml:space="preserve"> alla boutique tramite la sezione Customers dell'app (sui clienti della boutique).</w:t>
+      </w:r>
+    </w:p>
+    <w:p>
+      <w:pPr>
+        <w:numPr>
+          <w:ilvl w:val="0"/>
           <w:numId w:val="10"/>
         </w:numPr>
         <w:spacing w:lineRule="auto"/>
       </w:pPr>
       <w:r>
-        <w:rPr/>
-        <w:t xml:space="preserve">UNIQUE_PER_CUSTOMER</w:t>
-      </w:r>
-      <w:r>
-        <w:rPr/>
-        <w:t xml:space="preserve">: un codice </w:t>
-      </w:r>
-      <w:r>
-        <w:rPr>
-          <w:b/>
-        </w:rPr>
-        <w:t xml:space="preserve">fisso per il cliente</w:t>
-      </w:r>
-      <w:r>
-        <w:rPr/>
-        <w:t xml:space="preserve"> (come il PIN di una carta), assegnato una volta e valido per sempre; il cliente può chiederne la </w:t>
-      </w:r>
-      <w:r>
-        <w:rPr>
-          <w:b/>
-        </w:rPr>
-        <w:t xml:space="preserve">rigenerazione</w:t>
-      </w:r>
-      <w:r>
-        <w:rPr/>
-        <w:t xml:space="preserve"> alla boutique tramite la sezione Customers dell'app (sui clienti della boutique).</w:t>
+        <w:rPr>
+          <w:b/>
+        </w:rPr>
+        <w:t xml:space="preserve">Partner Magazzino</w:t>
+      </w:r>
+      <w:r>
+        <w:rPr/>
+        <w:t xml:space="preserve">: flag </w:t>
+      </w:r>
+      <w:r>
+        <w:rPr/>
+        <w:t xml:space="preserve">partnerHasWarehouse</w:t>
+      </w:r>
+      <w:r>
+        <w:rPr/>
+        <w:t xml:space="preserve"> che qualifica il partner come magazzino. </w:t>
+      </w:r>
+      <w:r>
+        <w:rPr>
+          <w:b/>
+        </w:rPr>
+        <w:t xml:space="preserve">Significa che il cliente ha lo stock dei propri prodotti monitorato</w:t>
+      </w:r>
+      <w:r>
+        <w:rPr/>
+        <w:t xml:space="preserve"> (gestione delle giacenze dei suoi prodotti in magazzino). </w:t>
+      </w:r>
+      <w:r>
+        <w:rPr>
+          <w:b/>
+        </w:rPr>
+        <w:t xml:space="preserve">[NUOVO]</w:t>
       </w:r>
     </w:p>
     <w:p>
       <w:pPr>
         <w:numPr>
           <w:ilvl w:val="0"/>
-          <w:numId w:val="8"/>
+          <w:numId w:val="10"/>
         </w:numPr>
         <w:spacing w:lineRule="auto"/>
       </w:pPr>
@@ -3365,42 +5175,18 @@
         <w:rPr>
           <w:b/>
         </w:rPr>
-        <w:t xml:space="preserve">Partner Magazzino</w:t>
-      </w:r>
-      <w:r>
-        <w:rPr/>
-        <w:t xml:space="preserve">: flag </w:t>
-      </w:r>
-      <w:r>
-        <w:rPr/>
-        <w:t xml:space="preserve">partnerHasWarehouse</w:t>
-      </w:r>
-      <w:r>
-        <w:rPr/>
-        <w:t xml:space="preserve"> che qualifica il partner come magazzino. </w:t>
-      </w:r>
-      <w:r>
-        <w:rPr>
-          <w:b/>
-        </w:rPr>
-        <w:t xml:space="preserve">Significa che il cliente ha lo stock dei propri prodotti monitorato</w:t>
-      </w:r>
-      <w:r>
-        <w:rPr/>
-        <w:t xml:space="preserve"> (gestione delle giacenze dei suoi prodotti in magazzino). </w:t>
-      </w:r>
-      <w:r>
-        <w:rPr>
-          <w:b/>
-        </w:rPr>
-        <w:t xml:space="preserve">[NUOVO]</w:t>
+        <w:t xml:space="preserve">WooCommerce API key</w:t>
+      </w:r>
+      <w:r>
+        <w:rPr/>
+        <w:t xml:space="preserve">: GENERATE KEY / COPY KEY per collegare il plugin deluxy-send-order.</w:t>
       </w:r>
     </w:p>
     <w:p>
       <w:pPr>
         <w:numPr>
           <w:ilvl w:val="0"/>
-          <w:numId w:val="8"/>
+          <w:numId w:val="10"/>
         </w:numPr>
         <w:spacing w:lineRule="auto"/>
       </w:pPr>
@@ -3408,18 +5194,185 @@
         <w:rPr>
           <w:b/>
         </w:rPr>
-        <w:t xml:space="preserve">WooCommerce API key</w:t>
-      </w:r>
-      <w:r>
-        <w:rPr/>
-        <w:t xml:space="preserve">: GENERATE KEY / COPY KEY per collegare il plugin deluxy-send-order.</w:t>
+        <w:t xml:space="preserve">Documentazione e note</w:t>
+      </w:r>
+      <w:r>
+        <w:rPr/>
+        <w:t xml:space="preserve">. Bottoni: SALVA e DUPLICA.</w:t>
+      </w:r>
+    </w:p>
+    <w:p>
+      <w:pPr>
+        <w:ind w:left="284"/>
+        <w:jc w:val="both"/>
+        <w:spacing w:lineRule="auto"/>
+      </w:pPr>
+      <w:r>
+        <w:rPr>
+          <w:b/>
+        </w:rPr>
+        <w:t xml:space="preserve">Note tecniche (da entità </w:t>
+      </w:r>
+      <w:r>
+        <w:rPr>
+          <w:b/>
+        </w:rPr>
+        <w:t xml:space="preserve">partner.entity.ts</w:t>
+      </w:r>
+      <w:r>
+        <w:rPr>
+          <w:b/>
+        </w:rPr>
+        <w:t xml:space="preserve">):</w:t>
+      </w:r>
+      <w:r>
+        <w:rPr>
+          <w:b/>
+        </w:rPr>
+        <w:t xml:space="preserve"> il campo NOME* corrisponde a </w:t>
+      </w:r>
+      <w:r>
+        <w:rPr>
+          <w:b/>
+        </w:rPr>
+        <w:t xml:space="preserve">businessName</w:t>
+      </w:r>
+      <w:r>
+        <w:rPr>
+          <w:b/>
+        </w:rPr>
+        <w:t xml:space="preserve"> (l'insegna) mentre AZIENDA è un campo separato </w:t>
+      </w:r>
+      <w:r>
+        <w:rPr>
+          <w:b/>
+        </w:rPr>
+        <w:t xml:space="preserve">agency</w:t>
+      </w:r>
+      <w:r>
+        <w:rPr>
+          <w:b/>
+        </w:rPr>
+        <w:t xml:space="preserve"> (ragione sociale). Indirizzo, </w:t>
+      </w:r>
+      <w:r>
+        <w:rPr>
+          <w:b/>
+        </w:rPr>
+        <w:t xml:space="preserve">city</w:t>
+      </w:r>
+      <w:r>
+        <w:rPr>
+          <w:b/>
+        </w:rPr>
+        <w:t xml:space="preserve">, </w:t>
+      </w:r>
+      <w:r>
+        <w:rPr>
+          <w:b/>
+        </w:rPr>
+        <w:t xml:space="preserve">latitude</w:t>
+      </w:r>
+      <w:r>
+        <w:rPr>
+          <w:b/>
+        </w:rPr>
+        <w:t xml:space="preserve">/</w:t>
+      </w:r>
+      <w:r>
+        <w:rPr>
+          <w:b/>
+        </w:rPr>
+        <w:t xml:space="preserve">longitude</w:t>
+      </w:r>
+      <w:r>
+        <w:rPr>
+          <w:b/>
+        </w:rPr>
+        <w:t xml:space="preserve"> vengono geocodificati automaticamente. Oltre ai valori per-servizio esistono anche </w:t>
+      </w:r>
+      <w:r>
+        <w:rPr>
+          <w:b/>
+        </w:rPr>
+        <w:t xml:space="preserve">kmIncluded</w:t>
+      </w:r>
+      <w:r>
+        <w:rPr>
+          <w:b/>
+        </w:rPr>
+        <w:t xml:space="preserve"> ed </w:t>
+      </w:r>
+      <w:r>
+        <w:rPr>
+          <w:b/>
+        </w:rPr>
+        <w:t xml:space="preserve">extraOutSideCityKmPrice</w:t>
+      </w:r>
+      <w:r>
+        <w:rPr>
+          <w:b/>
+        </w:rPr>
+        <w:t xml:space="preserve">a livello di partner</w:t>
+      </w:r>
+      <w:r>
+        <w:rPr>
+          <w:b/>
+        </w:rPr>
+        <w:t xml:space="preserve"> (soglia KM inclusi e prezzo extra fuori città globali). Le 3 notifiche sono </w:t>
+      </w:r>
+      <w:r>
+        <w:rPr>
+          <w:b/>
+        </w:rPr>
+        <w:t xml:space="preserve">sendSms</w:t>
+      </w:r>
+      <w:r>
+        <w:rPr>
+          <w:b/>
+        </w:rPr>
+        <w:t xml:space="preserve"> / </w:t>
+      </w:r>
+      <w:r>
+        <w:rPr>
+          <w:b/>
+        </w:rPr>
+        <w:t xml:space="preserve">receiveWhatsappMsg</w:t>
+      </w:r>
+      <w:r>
+        <w:rPr>
+          <w:b/>
+        </w:rPr>
+        <w:t xml:space="preserve"> / </w:t>
+      </w:r>
+      <w:r>
+        <w:rPr>
+          <w:b/>
+        </w:rPr>
+        <w:t xml:space="preserve">receiveEmailMsg</w:t>
+      </w:r>
+      <w:r>
+        <w:rPr>
+          <w:b/>
+        </w:rPr>
+        <w:t xml:space="preserve">.</w:t>
+      </w:r>
+    </w:p>
+    <w:p>
+      <w:pPr>
+        <w:pStyle w:val="Heading4"/>
+        <w:spacing w:lineRule="auto"/>
+      </w:pPr>
+      <w:r>
+        <w:rPr/>
+        <w:t xml:space="preserve">Sottosezioni Partner</w:t>
       </w:r>
     </w:p>
     <w:p>
       <w:pPr>
         <w:numPr>
           <w:ilvl w:val="0"/>
-          <w:numId w:val="8"/>
+          <w:numId w:val="13"/>
         </w:numPr>
         <w:spacing w:lineRule="auto"/>
       </w:pPr>
@@ -3427,185 +5380,26 @@
         <w:rPr>
           <w:b/>
         </w:rPr>
-        <w:t xml:space="preserve">Documentazione e note</w:t>
-      </w:r>
-      <w:r>
-        <w:rPr/>
-        <w:t xml:space="preserve">. Bottoni: SALVA e DUPLICA.</w:t>
-      </w:r>
-    </w:p>
-    <w:p>
-      <w:pPr>
-        <w:ind w:left="284"/>
-        <w:jc w:val="both"/>
-        <w:spacing w:lineRule="auto"/>
-      </w:pPr>
-      <w:r>
-        <w:rPr>
-          <w:b/>
-        </w:rPr>
-        <w:t xml:space="preserve">Note tecniche (da entità </w:t>
-      </w:r>
-      <w:r>
-        <w:rPr>
-          <w:b/>
-        </w:rPr>
-        <w:t xml:space="preserve">partner.entity.ts</w:t>
-      </w:r>
-      <w:r>
-        <w:rPr>
-          <w:b/>
-        </w:rPr>
-        <w:t xml:space="preserve">):</w:t>
-      </w:r>
-      <w:r>
-        <w:rPr>
-          <w:b/>
-        </w:rPr>
-        <w:t xml:space="preserve"> il campo NOME* corrisponde a </w:t>
-      </w:r>
-      <w:r>
-        <w:rPr>
-          <w:b/>
-        </w:rPr>
-        <w:t xml:space="preserve">businessName</w:t>
-      </w:r>
-      <w:r>
-        <w:rPr>
-          <w:b/>
-        </w:rPr>
-        <w:t xml:space="preserve"> (l'insegna) mentre AZIENDA è un campo separato </w:t>
-      </w:r>
-      <w:r>
-        <w:rPr>
-          <w:b/>
-        </w:rPr>
-        <w:t xml:space="preserve">agency</w:t>
-      </w:r>
-      <w:r>
-        <w:rPr>
-          <w:b/>
-        </w:rPr>
-        <w:t xml:space="preserve"> (ragione sociale). Indirizzo, </w:t>
-      </w:r>
-      <w:r>
-        <w:rPr>
-          <w:b/>
-        </w:rPr>
-        <w:t xml:space="preserve">city</w:t>
-      </w:r>
-      <w:r>
-        <w:rPr>
-          <w:b/>
-        </w:rPr>
-        <w:t xml:space="preserve">, </w:t>
-      </w:r>
-      <w:r>
-        <w:rPr>
-          <w:b/>
-        </w:rPr>
-        <w:t xml:space="preserve">latitude</w:t>
-      </w:r>
-      <w:r>
-        <w:rPr>
-          <w:b/>
-        </w:rPr>
-        <w:t xml:space="preserve">/</w:t>
-      </w:r>
-      <w:r>
-        <w:rPr>
-          <w:b/>
-        </w:rPr>
-        <w:t xml:space="preserve">longitude</w:t>
-      </w:r>
-      <w:r>
-        <w:rPr>
-          <w:b/>
-        </w:rPr>
-        <w:t xml:space="preserve"> vengono geocodificati automaticamente. Oltre ai valori per-servizio esistono anche </w:t>
-      </w:r>
-      <w:r>
-        <w:rPr>
-          <w:b/>
-        </w:rPr>
-        <w:t xml:space="preserve">kmIncluded</w:t>
-      </w:r>
-      <w:r>
-        <w:rPr>
-          <w:b/>
-        </w:rPr>
-        <w:t xml:space="preserve"> ed </w:t>
-      </w:r>
-      <w:r>
-        <w:rPr>
-          <w:b/>
-        </w:rPr>
-        <w:t xml:space="preserve">extraOutSideCityKmPrice</w:t>
-      </w:r>
-      <w:r>
-        <w:rPr>
-          <w:b/>
-        </w:rPr>
-        <w:t xml:space="preserve">a livello di partner</w:t>
-      </w:r>
-      <w:r>
-        <w:rPr>
-          <w:b/>
-        </w:rPr>
-        <w:t xml:space="preserve"> (soglia KM inclusi e prezzo extra fuori città globali). Le 3 notifiche sono </w:t>
-      </w:r>
-      <w:r>
-        <w:rPr>
-          <w:b/>
-        </w:rPr>
-        <w:t xml:space="preserve">sendSms</w:t>
-      </w:r>
-      <w:r>
-        <w:rPr>
-          <w:b/>
-        </w:rPr>
-        <w:t xml:space="preserve"> / </w:t>
-      </w:r>
-      <w:r>
-        <w:rPr>
-          <w:b/>
-        </w:rPr>
-        <w:t xml:space="preserve">receiveWhatsappMsg</w:t>
-      </w:r>
-      <w:r>
-        <w:rPr>
-          <w:b/>
-        </w:rPr>
-        <w:t xml:space="preserve"> / </w:t>
-      </w:r>
-      <w:r>
-        <w:rPr>
-          <w:b/>
-        </w:rPr>
-        <w:t xml:space="preserve">receiveEmailMsg</w:t>
-      </w:r>
-      <w:r>
-        <w:rPr>
-          <w:b/>
-        </w:rPr>
-        <w:t xml:space="preserve">.</w:t>
-      </w:r>
-    </w:p>
-    <w:p>
-      <w:pPr>
-        <w:pStyle w:val="Heading4"/>
-        <w:spacing w:lineRule="auto"/>
-      </w:pPr>
-      <w:r>
-        <w:rPr/>
-        <w:t xml:space="preserve">Sottosezioni Partner</w:t>
+        <w:t xml:space="preserve">Fatturazione</w:t>
+      </w:r>
+      <w:r>
+        <w:rPr/>
+        <w:t xml:space="preserve"> (</w:t>
+      </w:r>
+      <w:r>
+        <w:rPr/>
+        <w:t xml:space="preserve">/partner/fattura</w:t>
+      </w:r>
+      <w:r>
+        <w:rPr/>
+        <w:t xml:space="preserve">): selezione partner + GENERA FATTURA, STORICO, ESPORTA. Riepiloga la fatturazione del partner (visibile solo Admin; il partner la vede se abilitato).</w:t>
       </w:r>
     </w:p>
     <w:p>
       <w:pPr>
         <w:numPr>
           <w:ilvl w:val="0"/>
-          <w:numId w:val="11"/>
+          <w:numId w:val="13"/>
         </w:numPr>
         <w:spacing w:lineRule="auto"/>
       </w:pPr>
@@ -3613,7 +5407,7 @@
         <w:rPr>
           <w:b/>
         </w:rPr>
-        <w:t xml:space="preserve">Fatturazione</w:t>
+        <w:t xml:space="preserve">Orari Apertura</w:t>
       </w:r>
       <w:r>
         <w:rPr/>
@@ -3621,18 +5415,26 @@
       </w:r>
       <w:r>
         <w:rPr/>
-        <w:t xml:space="preserve">/partner/fattura</w:t>
-      </w:r>
-      <w:r>
-        <w:rPr/>
-        <w:t xml:space="preserve">): selezione partner + GENERA FATTURA, STORICO, ESPORTA. Riepiloga la fatturazione del partner (visibile solo Admin; il partner la vede se abilitato).</w:t>
+        <w:t xml:space="preserve">/partner/availability/list</w:t>
+      </w:r>
+      <w:r>
+        <w:rPr/>
+        <w:t xml:space="preserve">): lista disponibilità per data: partner, province coperte, fascia oraria, Available Sì/No. Ogni partner imposta i propri orari; consultabili anche via link pubblico </w:t>
+      </w:r>
+      <w:r>
+        <w:rPr/>
+        <w:t xml:space="preserve">https://app.deluxy.it/partner/[id]/availability</w:t>
+      </w:r>
+      <w:r>
+        <w:rPr/>
+        <w:t xml:space="preserve">.</w:t>
       </w:r>
     </w:p>
     <w:p>
       <w:pPr>
         <w:numPr>
           <w:ilvl w:val="0"/>
-          <w:numId w:val="11"/>
+          <w:numId w:val="13"/>
         </w:numPr>
         <w:spacing w:lineRule="auto"/>
       </w:pPr>
@@ -3640,7 +5442,7 @@
         <w:rPr>
           <w:b/>
         </w:rPr>
-        <w:t xml:space="preserve">Orari Apertura</w:t>
+        <w:t xml:space="preserve">Priorità</w:t>
       </w:r>
       <w:r>
         <w:rPr/>
@@ -3648,26 +5450,18 @@
       </w:r>
       <w:r>
         <w:rPr/>
-        <w:t xml:space="preserve">/partner/availability/list</w:t>
-      </w:r>
-      <w:r>
-        <w:rPr/>
-        <w:t xml:space="preserve">): lista disponibilità per data: partner, province coperte, fascia oraria, Available Sì/No. Ogni partner imposta i propri orari; consultabili anche via link pubblico </w:t>
-      </w:r>
-      <w:r>
-        <w:rPr/>
-        <w:t xml:space="preserve">https://app.deluxy.it/partner/[id]/availability</w:t>
-      </w:r>
-      <w:r>
-        <w:rPr/>
-        <w:t xml:space="preserve">.</w:t>
+        <w:t xml:space="preserve">/partner/priority/list</w:t>
+      </w:r>
+      <w:r>
+        <w:rPr/>
+        <w:t xml:space="preserve">): 27 regole attive. Per Provincia + Categoria Prodotto si definisce la lista ordinata di partner prioritari per le vendite di prodotti non unici (es. MI/Fiori → Maryflor, Angolo Fiorito, Fiorista Tonino…).</w:t>
       </w:r>
     </w:p>
     <w:p>
       <w:pPr>
         <w:numPr>
           <w:ilvl w:val="0"/>
-          <w:numId w:val="11"/>
+          <w:numId w:val="13"/>
         </w:numPr>
         <w:spacing w:lineRule="auto"/>
       </w:pPr>
@@ -3675,7 +5469,7 @@
         <w:rPr>
           <w:b/>
         </w:rPr>
-        <w:t xml:space="preserve">Priorità</w:t>
+        <w:t xml:space="preserve">Consegne Regole</w:t>
       </w:r>
       <w:r>
         <w:rPr/>
@@ -3683,18 +5477,18 @@
       </w:r>
       <w:r>
         <w:rPr/>
-        <w:t xml:space="preserve">/partner/priority/list</w:t>
-      </w:r>
-      <w:r>
-        <w:rPr/>
-        <w:t xml:space="preserve">): 27 regole attive. Per Provincia + Categoria Prodotto si definisce la lista ordinata di partner prioritari per le vendite di prodotti non unici (es. MI/Fiori → Maryflor, Angolo Fiorito, Fiorista Tonino…).</w:t>
+        <w:t xml:space="preserve">/partner/delivery/rules</w:t>
+      </w:r>
+      <w:r>
+        <w:rPr/>
+        <w:t xml:space="preserve">): regole per carnet e servizi con numero di consegne garantito. Campi: Daily Number Rule (Sì/No), Total Number Rule (Sì/No), periodo di validità, time range, partner, KM distance, numero giornaliero di consegne, numero totale di consegne, Plus/Minus prezzo partner, Plus/Minus paga valet, tipo servizio, Da fatturare, Da pagare. Le regole si possono estendere a più partner (sezione Estensione).</w:t>
       </w:r>
     </w:p>
     <w:p>
       <w:pPr>
         <w:numPr>
           <w:ilvl w:val="0"/>
-          <w:numId w:val="11"/>
+          <w:numId w:val="13"/>
         </w:numPr>
         <w:spacing w:lineRule="auto"/>
       </w:pPr>
@@ -3702,7 +5496,7 @@
         <w:rPr>
           <w:b/>
         </w:rPr>
-        <w:t xml:space="preserve">Consegne Regole</w:t>
+        <w:t xml:space="preserve">Invoice List</w:t>
       </w:r>
       <w:r>
         <w:rPr/>
@@ -3710,425 +5504,44 @@
       </w:r>
       <w:r>
         <w:rPr/>
-        <w:t xml:space="preserve">/partner/delivery/rules</w:t>
-      </w:r>
-      <w:r>
-        <w:rPr/>
-        <w:t xml:space="preserve">): regole per carnet e servizi con numero di consegne garantito. Campi: Daily Number Rule (Sì/No), Total Number Rule (Sì/No), periodo di validità, time range, partner, KM distance, numero giornaliero di consegne, numero totale di consegne, Plus/Minus prezzo partner, Plus/Minus paga valet, tipo servizio, Da fatturare, Da pagare. Le regole si possono estendere a più partner (sezione Estensione).</w:t>
+        <w:t xml:space="preserve">/partner/invoices</w:t>
+      </w:r>
+      <w:r>
+        <w:rPr/>
+        <w:t xml:space="preserve">): elenco fatture per partner. </w:t>
+      </w:r>
+      <w:r>
+        <w:rPr>
+          <w:b/>
+        </w:rPr>
+        <w:t xml:space="preserve">[NUOVO]</w:t>
       </w:r>
     </w:p>
     <w:p>
       <w:pPr>
         <w:numPr>
           <w:ilvl w:val="0"/>
-          <w:numId w:val="11"/>
-        </w:numPr>
-        <w:spacing w:lineRule="auto"/>
-      </w:pPr>
-      <w:r>
-        <w:rPr>
-          <w:b/>
-        </w:rPr>
-        <w:t xml:space="preserve">Invoice List</w:t>
-      </w:r>
-      <w:r>
-        <w:rPr/>
-        <w:t xml:space="preserve"> (</w:t>
-      </w:r>
-      <w:r>
-        <w:rPr/>
-        <w:t xml:space="preserve">/partner/invoices</w:t>
-      </w:r>
-      <w:r>
-        <w:rPr/>
-        <w:t xml:space="preserve">): elenco fatture per partner. </w:t>
-      </w:r>
-      <w:r>
-        <w:rPr>
-          <w:b/>
-        </w:rPr>
-        <w:t xml:space="preserve">[NUOVO]</w:t>
-      </w:r>
-    </w:p>
-    <w:p>
-      <w:pPr>
-        <w:numPr>
-          <w:ilvl w:val="0"/>
-          <w:numId w:val="11"/>
-        </w:numPr>
-        <w:spacing w:lineRule="auto"/>
-      </w:pPr>
-      <w:r>
-        <w:rPr>
-          <w:b/>
-        </w:rPr>
-        <w:t xml:space="preserve">Carte</w:t>
-      </w:r>
-      <w:r>
-        <w:rPr/>
-        <w:t xml:space="preserve"> (</w:t>
-      </w:r>
-      <w:r>
-        <w:rPr/>
-        <w:t xml:space="preserve">/partner/cards</w:t>
-      </w:r>
-      <w:r>
-        <w:rPr/>
-        <w:t xml:space="preserve">): gestione carte associate ai partner (es. Jamtech Technologies, Deluxy Flowers) con NUOVO CARTE — collegata ai pagamenti con carta. </w:t>
-      </w:r>
-      <w:r>
-        <w:rPr>
-          <w:b/>
-        </w:rPr>
-        <w:t xml:space="preserve">[NUOVO]</w:t>
-      </w:r>
-    </w:p>
-    <w:p>
-      <w:pPr>
-        <w:pStyle w:val="Heading3"/>
-        <w:spacing w:lineRule="auto"/>
-      </w:pPr>
-      <w:r>
-        <w:rPr/>
-        <w:t xml:space="preserve">3.4 Valet (</w:t>
-      </w:r>
-      <w:r>
-        <w:rPr/>
-        <w:t xml:space="preserve">/expert</w:t>
-      </w:r>
-      <w:r>
-        <w:rPr/>
-        <w:t xml:space="preserve">)</w:t>
-      </w:r>
-    </w:p>
-    <w:p>
-      <w:pPr>
-        <w:spacing w:lineRule="auto"/>
-      </w:pPr>
-      <w:r>
-        <w:rPr/>
-        <w:t xml:space="preserve">Sottomenu: Servizi Valet (</w:t>
-      </w:r>
-      <w:r>
-        <w:rPr/>
-        <w:t xml:space="preserve">/valet/servizi</w:t>
-      </w:r>
-      <w:r>
-        <w:rPr/>
-        <w:t xml:space="preserve">), Stipendi (</w:t>
-      </w:r>
-      <w:r>
-        <w:rPr/>
-        <w:t xml:space="preserve">/valet/stipendi</w:t>
-      </w:r>
-      <w:r>
-        <w:rPr/>
-        <w:t xml:space="preserve">), Ricevute (</w:t>
-      </w:r>
-      <w:r>
-        <w:rPr/>
-        <w:t xml:space="preserve">/expert/receipts</w:t>
-      </w:r>
-      <w:r>
-        <w:rPr/>
-        <w:t xml:space="preserve">), Orari Apertura (</w:t>
-      </w:r>
-      <w:r>
-        <w:rPr/>
-        <w:t xml:space="preserve">/expert/availability/list</w:t>
-      </w:r>
-      <w:r>
-        <w:rPr/>
-        <w:t xml:space="preserve">), Regole Valet (</w:t>
-      </w:r>
-      <w:r>
-        <w:rPr/>
-        <w:t xml:space="preserve">/expert/rules</w:t>
-      </w:r>
-      <w:r>
-        <w:rPr/>
-        <w:t xml:space="preserve">), Pagamenti (</w:t>
-      </w:r>
-      <w:r>
-        <w:rPr/>
-        <w:t xml:space="preserve">/expert/payments</w:t>
-      </w:r>
-      <w:r>
-        <w:rPr/>
-        <w:t xml:space="preserve">), Transazioni (</w:t>
-      </w:r>
-      <w:r>
-        <w:rPr/>
-        <w:t xml:space="preserve">/transzioni</w:t>
-      </w:r>
-      <w:r>
-        <w:rPr/>
-        <w:t xml:space="preserve">), Valet Contratti (</w:t>
-      </w:r>
-      <w:r>
-        <w:rPr/>
-        <w:t xml:space="preserve">/expert/contracts</w:t>
-      </w:r>
-      <w:r>
-        <w:rPr/>
-        <w:t xml:space="preserve">).</w:t>
-      </w:r>
-    </w:p>
-    <w:p>
-      <w:pPr>
-        <w:spacing w:lineRule="auto"/>
-      </w:pPr>
-      <w:r>
-        <w:rPr/>
-        <w:t xml:space="preserve">Lista: ID, Cognome, Nome, Email, Telefono, Città, Mezzo (Auto / Bicicletta / Furgone / Moto-Scooter), Team Leader Sì/No, Attivo. Bottone AGGIUNGI VALET.</w:t>
-      </w:r>
-    </w:p>
-    <w:p>
-      <w:pPr>
-        <w:pStyle w:val="Heading4"/>
-        <w:spacing w:lineRule="auto"/>
-      </w:pPr>
-      <w:r>
-        <w:rPr/>
-        <w:t xml:space="preserve">Scheda valet (campi completi, verificati)</w:t>
-      </w:r>
-    </w:p>
-    <w:p>
-      <w:pPr>
-        <w:numPr>
-          <w:ilvl w:val="0"/>
-          <w:numId w:val="12"/>
-        </w:numPr>
-        <w:spacing w:lineRule="auto"/>
-      </w:pPr>
-      <w:r>
-        <w:rPr>
-          <w:b/>
-        </w:rPr>
-        <w:t xml:space="preserve">Personal information</w:t>
-      </w:r>
-      <w:r>
-        <w:rPr/>
-        <w:t xml:space="preserve">: Cognome*, Nome*, E-mail*, Telefono*, Indirizzo*, </w:t>
-      </w:r>
-      <w:r>
-        <w:rPr>
-          <w:b/>
-        </w:rPr>
-        <w:t xml:space="preserve">Luogo di nascita (e provincia)</w:t>
-      </w:r>
-      <w:r>
-        <w:rPr/>
-        <w:t xml:space="preserve"> e </w:t>
-      </w:r>
-      <w:r>
-        <w:rPr>
-          <w:b/>
-        </w:rPr>
-        <w:t xml:space="preserve">Data di nascita</w:t>
-      </w:r>
-      <w:r>
-        <w:rPr/>
-        <w:t xml:space="preserve"> (sempre visibili), flag </w:t>
-      </w:r>
-      <w:r>
-        <w:rPr>
-          <w:b/>
-        </w:rPr>
-        <w:t xml:space="preserve">Partita IVA</w:t>
-      </w:r>
-      <w:r>
-        <w:rPr/>
-        <w:t xml:space="preserve">. </w:t>
-      </w:r>
-      <w:r>
-        <w:rPr>
-          <w:b/>
-        </w:rPr>
-        <w:t xml:space="preserve">Regola form nuovo ambiente</w:t>
-      </w:r>
-      <w:r>
-        <w:rPr/>
-        <w:t xml:space="preserve">: </w:t>
-      </w:r>
-      <w:r>
-        <w:rPr>
-          <w:b/>
-        </w:rPr>
-        <w:t xml:space="preserve">[NUOVO]</w:t>
-      </w:r>
-    </w:p>
-    <w:p>
-      <w:pPr>
-        <w:numPr>
-          <w:ilvl w:val="1"/>
           <w:numId w:val="13"/>
         </w:numPr>
         <w:spacing w:lineRule="auto"/>
       </w:pPr>
       <w:r>
-        <w:rPr/>
-        <w:t xml:space="preserve">con </w:t>
-      </w:r>
-      <w:r>
-        <w:rPr>
-          <w:b/>
-        </w:rPr>
-        <w:t xml:space="preserve">Partita IVA</w:t>
-      </w:r>
-      <w:r>
-        <w:rPr/>
-        <w:t xml:space="preserve"> attiva si mostra </w:t>
-      </w:r>
-      <w:r>
-        <w:rPr>
-          <w:b/>
-        </w:rPr>
-        <w:t xml:space="preserve">solo il campo P.IVA*</w:t>
-      </w:r>
-      <w:r>
-        <w:rPr/>
-        <w:t xml:space="preserve"> (il valet fattura: niente CF né ritenuta in questa sezione);</w:t>
-      </w:r>
-    </w:p>
-    <w:p>
-      <w:pPr>
-        <w:numPr>
-          <w:ilvl w:val="1"/>
-          <w:numId w:val="13"/>
-        </w:numPr>
-        <w:spacing w:lineRule="auto"/>
-      </w:pPr>
-      <w:r>
-        <w:rPr>
-          <w:b/>
-        </w:rPr>
-        <w:t xml:space="preserve">senza Partita IVA</w:t>
-      </w:r>
-      <w:r>
-        <w:rPr/>
-        <w:t xml:space="preserve"> si mostrano </w:t>
-      </w:r>
-      <w:r>
-        <w:rPr>
-          <w:b/>
-        </w:rPr>
-        <w:t xml:space="preserve">Codice Fiscale*</w:t>
-      </w:r>
-      <w:r>
-        <w:rPr/>
-        <w:t xml:space="preserve"> e </w:t>
-      </w:r>
-      <w:r>
-        <w:rPr>
-          <w:b/>
-        </w:rPr>
-        <w:t xml:space="preserve">Percentuale Ritenuta (%)</w:t>
-      </w:r>
-      <w:r>
-        <w:rPr/>
-        <w:t xml:space="preserve"> (ricevuta con ritenuta d'acconto).</w:t>
-      </w:r>
-    </w:p>
-    <w:p>
-      <w:pPr>
-        <w:numPr>
-          <w:ilvl w:val="1"/>
-          <w:numId w:val="13"/>
-        </w:numPr>
-        <w:spacing w:lineRule="auto"/>
-      </w:pPr>
-      <w:r>
-        <w:rPr/>
-        <w:t xml:space="preserve">Le </w:t>
-      </w:r>
-      <w:r>
-        <w:rPr>
-          <w:b/>
-        </w:rPr>
-        <w:t xml:space="preserve">coordinate bancarie (IBAN)</w:t>
-      </w:r>
-      <w:r>
-        <w:rPr/>
-        <w:t xml:space="preserve"> stanno nella sezione </w:t>
-      </w:r>
-      <w:r>
-        <w:rPr>
-          <w:b/>
-        </w:rPr>
-        <w:t xml:space="preserve">Stipendio</w:t>
-      </w:r>
-      <w:r>
-        <w:rPr/>
-        <w:t xml:space="preserve"> (non più tra i dati fiscali).</w:t>
-      </w:r>
-    </w:p>
-    <w:p>
-      <w:pPr>
-        <w:numPr>
-          <w:ilvl w:val="1"/>
-          <w:numId w:val="13"/>
-        </w:numPr>
-        <w:spacing w:lineRule="auto"/>
-      </w:pPr>
-      <w:r>
-        <w:rPr/>
-        <w:t xml:space="preserve">% Ritenuta</w:t>
-      </w:r>
-      <w:r>
-        <w:rPr/>
-        <w:t xml:space="preserve"> = </w:t>
-      </w:r>
-      <w:r>
-        <w:rPr>
-          <w:b/>
-        </w:rPr>
-        <w:t xml:space="preserve">percentuale di rimborso spese per la ricevuta fiscale sul totale dei servizi effettuati</w:t>
-      </w:r>
-      <w:r>
-        <w:rPr/>
-        <w:t xml:space="preserve"> dal valet. </w:t>
-      </w:r>
-      <w:r>
-        <w:rPr>
-          <w:b/>
-        </w:rPr>
-        <w:t xml:space="preserve">[NUOVO — chiarimento utente]</w:t>
-      </w:r>
-    </w:p>
-    <w:p>
-      <w:pPr>
-        <w:numPr>
-          <w:ilvl w:val="0"/>
-          <w:numId w:val="12"/>
-        </w:numPr>
-        <w:spacing w:lineRule="auto"/>
-      </w:pPr>
-      <w:r>
-        <w:rPr>
-          <w:b/>
-        </w:rPr>
-        <w:t xml:space="preserve">Salary Frequency Setting</w:t>
-      </w:r>
-      <w:r>
-        <w:rPr/>
-        <w:t xml:space="preserve">: frequenza dello stipendio* (</w:t>
-      </w:r>
-      <w:r>
-        <w:rPr/>
-        <w:t xml:space="preserve">salaryFrequency</w:t>
-      </w:r>
-      <w:r>
-        <w:rPr/>
-        <w:t xml:space="preserve">: MENSILE / SETTIMANALE) e limite di deposito settimanale (</w:t>
-      </w:r>
-      <w:r>
-        <w:rPr/>
-        <w:t xml:space="preserve">weeklyDepositLimit</w:t>
-      </w:r>
-      <w:r>
-        <w:rPr/>
-        <w:t xml:space="preserve">). </w:t>
+        <w:rPr>
+          <w:b/>
+        </w:rPr>
+        <w:t xml:space="preserve">Carte</w:t>
+      </w:r>
+      <w:r>
+        <w:rPr/>
+        <w:t xml:space="preserve"> (</w:t>
+      </w:r>
+      <w:r>
+        <w:rPr/>
+        <w:t xml:space="preserve">/partner/cards</w:t>
+      </w:r>
+      <w:r>
+        <w:rPr/>
+        <w:t xml:space="preserve">): gestione carte associate ai partner (es. Jamtech Technologies, Deluxy Flowers) con NUOVO CARTE — collegata ai pagamenti con carta. </w:t>
       </w:r>
       <w:r>
         <w:rPr>
@@ -4139,400 +5552,89 @@
     </w:p>
     <w:p>
       <w:pPr>
-        <w:numPr>
-          <w:ilvl w:val="0"/>
-          <w:numId w:val="12"/>
-        </w:numPr>
-        <w:spacing w:lineRule="auto"/>
-      </w:pPr>
-      <w:r>
-        <w:rPr>
-          <w:b/>
-        </w:rPr>
-        <w:t xml:space="preserve">Team Leader</w:t>
-      </w:r>
-      <w:r>
-        <w:rPr/>
-        <w:t xml:space="preserve">: flag </w:t>
-      </w:r>
-      <w:r>
-        <w:rPr/>
-        <w:t xml:space="preserve">isTeamLeader</w:t>
-      </w:r>
-      <w:r>
-        <w:rPr/>
-        <w:t xml:space="preserve">; quando attivo si impostano le </w:t>
-      </w:r>
-      <w:r>
-        <w:rPr>
-          <w:b/>
-        </w:rPr>
-        <w:t xml:space="preserve">PROVINCE</w:t>
-      </w:r>
-      <w:r>
-        <w:rPr/>
-        <w:t xml:space="preserve"> in cui il team leader può vedere/assegnare consegne in autonomia, i </w:t>
-      </w:r>
-      <w:r>
-        <w:rPr>
-          <w:b/>
-        </w:rPr>
-        <w:t xml:space="preserve">PARTNERS associati</w:t>
-      </w:r>
-      <w:r>
-        <w:rPr/>
-        <w:t xml:space="preserve"> e — </w:t>
-      </w:r>
-      <w:r>
-        <w:rPr>
-          <w:b/>
-        </w:rPr>
-        <w:t xml:space="preserve">[NUOVO]</w:t>
-      </w:r>
-      <w:r>
-        <w:rPr/>
-        <w:t xml:space="preserve"> — i </w:t>
-      </w:r>
-      <w:r>
-        <w:rPr>
-          <w:b/>
-        </w:rPr>
-        <w:t xml:space="preserve">PARTNER ESCLUSI</w:t>
-      </w:r>
-      <w:r>
-        <w:rPr/>
-        <w:t xml:space="preserve"> dal suo scope (</w:t>
-      </w:r>
-      <w:r>
-        <w:rPr/>
-        <w:t xml:space="preserve">teamLeaderExcludedPartners</w:t>
-      </w:r>
-      <w:r>
-        <w:rPr/>
-        <w:t xml:space="preserve">): il team leader gestisce i partner delle sue province </w:t>
-      </w:r>
-      <w:r>
-        <w:rPr>
-          <w:b/>
-        </w:rPr>
-        <w:t xml:space="preserve">tranne</w:t>
-      </w:r>
-      <w:r>
-        <w:rPr/>
-        <w:t xml:space="preserve"> quelli esclusi. Un partner non può essere insieme associato ed escluso.</w:t>
-      </w:r>
-    </w:p>
-    <w:p>
-      <w:pPr>
-        <w:numPr>
-          <w:ilvl w:val="0"/>
-          <w:numId w:val="12"/>
-        </w:numPr>
-        <w:spacing w:lineRule="auto"/>
-      </w:pPr>
-      <w:r>
-        <w:rPr>
-          <w:b/>
-        </w:rPr>
-        <w:t xml:space="preserve">Valet Province</w:t>
-      </w:r>
-      <w:r>
-        <w:rPr/>
-        <w:t xml:space="preserve">: province in cui il valet opera (distinte da quelle del team leader).</w:t>
-      </w:r>
-    </w:p>
-    <w:p>
-      <w:pPr>
-        <w:numPr>
-          <w:ilvl w:val="0"/>
-          <w:numId w:val="12"/>
-        </w:numPr>
-        <w:spacing w:lineRule="auto"/>
-      </w:pPr>
-      <w:r>
-        <w:rPr>
-          <w:b/>
-        </w:rPr>
-        <w:t xml:space="preserve">Selezione province/partner (nuovo ambiente)</w:t>
-      </w:r>
-      <w:r>
-        <w:rPr/>
-        <w:t xml:space="preserve">: province di competenza, province e partner del team leader (inclusi/esclusi) si scelgono da un </w:t>
-      </w:r>
-      <w:r>
-        <w:rPr>
-          <w:b/>
-        </w:rPr>
-        <w:t xml:space="preserve">menu a tendina "aggiungi"</w:t>
-      </w:r>
-      <w:r>
-        <w:rPr/>
-        <w:t xml:space="preserve"> tra </w:t>
-      </w:r>
-      <w:r>
-        <w:rPr>
-          <w:b/>
-        </w:rPr>
-        <w:t xml:space="preserve">tutte</w:t>
-      </w:r>
-      <w:r>
-        <w:rPr/>
-        <w:t xml:space="preserve"> le voci disponibili; le voci scelte restano come </w:t>
-      </w:r>
-      <w:r>
-        <w:rPr>
-          <w:b/>
-        </w:rPr>
-        <w:t xml:space="preserve">chip rimovibili</w:t>
-      </w:r>
-      <w:r>
-        <w:rPr/>
-        <w:t xml:space="preserve"> (scala con 108 province / 243 partner). </w:t>
-      </w:r>
-      <w:r>
-        <w:rPr>
-          <w:b/>
-        </w:rPr>
-        <w:t xml:space="preserve">[NUOVO]</w:t>
-      </w:r>
-    </w:p>
-    <w:p>
-      <w:pPr>
-        <w:numPr>
-          <w:ilvl w:val="0"/>
-          <w:numId w:val="12"/>
-        </w:numPr>
-        <w:spacing w:lineRule="auto"/>
-      </w:pPr>
-      <w:r>
-        <w:rPr>
-          <w:b/>
-        </w:rPr>
-        <w:t xml:space="preserve">Servizi</w:t>
-      </w:r>
-      <w:r>
-        <w:rPr/>
-        <w:t xml:space="preserve">: per ogni servizio abilitato, Servizio Salario ed Extra Km/€; per i </w:t>
-      </w:r>
-      <w:r>
-        <w:rPr>
-          <w:b/>
-        </w:rPr>
-        <w:t xml:space="preserve">servizi magazzino</w:t>
-      </w:r>
-      <w:r>
-        <w:rPr/>
-        <w:t xml:space="preserve"> anche </w:t>
-      </w:r>
-      <w:r>
-        <w:rPr>
-          <w:b/>
-        </w:rPr>
-        <w:t xml:space="preserve">SALARY PER ITEM</w:t>
-      </w:r>
-      <w:r>
-        <w:rPr/>
-        <w:t xml:space="preserve"> (salario a pezzo). A livello valet: </w:t>
-      </w:r>
-      <w:r>
-        <w:rPr>
-          <w:b/>
-        </w:rPr>
-        <w:t xml:space="preserve">Minimum KM Included</w:t>
-      </w:r>
-      <w:r>
-        <w:rPr/>
-        <w:t xml:space="preserve"> (soglia entro il comune) ed </w:t>
-      </w:r>
-      <w:r>
-        <w:rPr>
-          <w:b/>
-        </w:rPr>
-        <w:t xml:space="preserve">EXTRA FUORICITTÀ PREZZO</w:t>
-      </w:r>
-      <w:r>
-        <w:rPr/>
-        <w:t xml:space="preserve"> (rimborso per consegne fuori dal comune). </w:t>
-      </w:r>
-      <w:r>
-        <w:rPr>
-          <w:b/>
-        </w:rPr>
-        <w:t xml:space="preserve">Regola:</w:t>
-      </w:r>
-      <w:r>
-        <w:rPr/>
-        <w:t xml:space="preserve"> si può selezionare </w:t>
-      </w:r>
-      <w:r>
-        <w:rPr>
-          <w:b/>
-        </w:rPr>
-        <w:t xml:space="preserve">un solo servizio a ora e un solo servizio a prezzo fisso</w:t>
-      </w:r>
-      <w:r>
-        <w:rPr/>
-        <w:t xml:space="preserve"> per valet. </w:t>
-      </w:r>
-      <w:r>
-        <w:rPr>
-          <w:b/>
-        </w:rPr>
-        <w:t xml:space="preserve">[NUOVO]</w:t>
-      </w:r>
-    </w:p>
-    <w:p>
-      <w:pPr>
-        <w:numPr>
-          <w:ilvl w:val="0"/>
-          <w:numId w:val="12"/>
-        </w:numPr>
-        <w:spacing w:lineRule="auto"/>
-      </w:pPr>
-      <w:r>
-        <w:rPr>
-          <w:b/>
-        </w:rPr>
-        <w:t xml:space="preserve">Notifiche</w:t>
-      </w:r>
-      <w:r>
-        <w:rPr/>
-        <w:t xml:space="preserve">: solo </w:t>
-      </w:r>
-      <w:r>
-        <w:rPr>
-          <w:b/>
-        </w:rPr>
-        <w:t xml:space="preserve">WhatsApp</w:t>
-      </w:r>
-      <w:r>
-        <w:rPr/>
-        <w:t xml:space="preserve"> e </w:t>
-      </w:r>
-      <w:r>
-        <w:rPr>
-          <w:b/>
-        </w:rPr>
-        <w:t xml:space="preserve">Mail</w:t>
-      </w:r>
-      <w:r>
-        <w:rPr/>
-        <w:t xml:space="preserve"> (il valet </w:t>
-      </w:r>
-      <w:r>
-        <w:rPr>
-          <w:b/>
-        </w:rPr>
-        <w:t xml:space="preserve">non</w:t>
-      </w:r>
-      <w:r>
-        <w:rPr/>
-        <w:t xml:space="preserve"> ha l'opzione SMS, a differenza del partner); </w:t>
-      </w:r>
-      <w:r>
-        <w:rPr>
-          <w:b/>
-        </w:rPr>
-        <w:t xml:space="preserve">Mezzo</w:t>
-      </w:r>
-      <w:r>
-        <w:rPr/>
-        <w:t xml:space="preserve"> (Auto, Bicicletta, Furgone, Moto/Scooter, selezione singola); Note.</w:t>
-      </w:r>
-    </w:p>
-    <w:p>
-      <w:pPr>
-        <w:numPr>
-          <w:ilvl w:val="0"/>
-          <w:numId w:val="12"/>
-        </w:numPr>
-        <w:spacing w:lineRule="auto"/>
-      </w:pPr>
-      <w:r>
-        <w:rPr>
-          <w:b/>
-        </w:rPr>
-        <w:t xml:space="preserve">Note tecniche</w:t>
-      </w:r>
-      <w:r>
-        <w:rPr/>
-        <w:t xml:space="preserve"> (da </w:t>
-      </w:r>
-      <w:r>
-        <w:rPr/>
-        <w:t xml:space="preserve">expert.entity.ts</w:t>
-      </w:r>
-      <w:r>
-        <w:rPr/>
-        <w:t xml:space="preserve">): il valet nei sistemi è </w:t>
-      </w:r>
-      <w:r>
-        <w:rPr/>
-        <w:t xml:space="preserve">Expert</w:t>
-      </w:r>
-      <w:r>
-        <w:rPr/>
-        <w:t xml:space="preserve">; anagrafica (nome/cognome/email) sta sulla relazione </w:t>
-      </w:r>
-      <w:r>
-        <w:rPr/>
-        <w:t xml:space="preserve">user</w:t>
-      </w:r>
-      <w:r>
-        <w:rPr/>
-        <w:t xml:space="preserve">; la % ritenuta è </w:t>
-      </w:r>
-      <w:r>
-        <w:rPr/>
-        <w:t xml:space="preserve">holdingPercentage</w:t>
-      </w:r>
-      <w:r>
-        <w:rPr/>
-        <w:t xml:space="preserve">; le coordinate bancarie </w:t>
-      </w:r>
-      <w:r>
-        <w:rPr/>
-        <w:t xml:space="preserve">bankAccountData</w:t>
-      </w:r>
-      <w:r>
-        <w:rPr/>
-        <w:t xml:space="preserve">; </w:t>
-      </w:r>
-      <w:r>
-        <w:rPr/>
-        <w:t xml:space="preserve">minimumKmIncluded</w:t>
-      </w:r>
-      <w:r>
-        <w:rPr/>
-        <w:t xml:space="preserve"> ed </w:t>
-      </w:r>
-      <w:r>
-        <w:rPr/>
-        <w:t xml:space="preserve">extraOutSideCityKmPrice</w:t>
-      </w:r>
-      <w:r>
-        <w:rPr/>
-        <w:t xml:space="preserve"> sono a livello valet; indirizzo geocodificato (</w:t>
-      </w:r>
-      <w:r>
-        <w:rPr/>
-        <w:t xml:space="preserve">city</w:t>
-      </w:r>
-      <w:r>
-        <w:rPr/>
-        <w:t xml:space="preserve">, </w:t>
-      </w:r>
-      <w:r>
-        <w:rPr/>
-        <w:t xml:space="preserve">latitude</w:t>
-      </w:r>
-      <w:r>
-        <w:rPr/>
-        <w:t xml:space="preserve">/</w:t>
-      </w:r>
-      <w:r>
-        <w:rPr/>
-        <w:t xml:space="preserve">longitude</w:t>
+        <w:pStyle w:val="Heading3"/>
+        <w:spacing w:lineRule="auto"/>
+      </w:pPr>
+      <w:r>
+        <w:rPr/>
+        <w:t xml:space="preserve">3.4 Valet (</w:t>
+      </w:r>
+      <w:r>
+        <w:rPr/>
+        <w:t xml:space="preserve">/expert</w:t>
+      </w:r>
+      <w:r>
+        <w:rPr/>
+        <w:t xml:space="preserve">)</w:t>
+      </w:r>
+    </w:p>
+    <w:p>
+      <w:pPr>
+        <w:spacing w:lineRule="auto"/>
+      </w:pPr>
+      <w:r>
+        <w:rPr/>
+        <w:t xml:space="preserve">Sottomenu: Servizi Valet (</w:t>
+      </w:r>
+      <w:r>
+        <w:rPr/>
+        <w:t xml:space="preserve">/valet/servizi</w:t>
+      </w:r>
+      <w:r>
+        <w:rPr/>
+        <w:t xml:space="preserve">), Stipendi (</w:t>
+      </w:r>
+      <w:r>
+        <w:rPr/>
+        <w:t xml:space="preserve">/valet/stipendi</w:t>
+      </w:r>
+      <w:r>
+        <w:rPr/>
+        <w:t xml:space="preserve">), Ricevute (</w:t>
+      </w:r>
+      <w:r>
+        <w:rPr/>
+        <w:t xml:space="preserve">/expert/receipts</w:t>
+      </w:r>
+      <w:r>
+        <w:rPr/>
+        <w:t xml:space="preserve">), Orari Apertura (</w:t>
+      </w:r>
+      <w:r>
+        <w:rPr/>
+        <w:t xml:space="preserve">/expert/availability/list</w:t>
+      </w:r>
+      <w:r>
+        <w:rPr/>
+        <w:t xml:space="preserve">), Regole Valet (</w:t>
+      </w:r>
+      <w:r>
+        <w:rPr/>
+        <w:t xml:space="preserve">/expert/rules</w:t>
+      </w:r>
+      <w:r>
+        <w:rPr/>
+        <w:t xml:space="preserve">), Pagamenti (</w:t>
+      </w:r>
+      <w:r>
+        <w:rPr/>
+        <w:t xml:space="preserve">/expert/payments</w:t>
+      </w:r>
+      <w:r>
+        <w:rPr/>
+        <w:t xml:space="preserve">), Transazioni (</w:t>
+      </w:r>
+      <w:r>
+        <w:rPr/>
+        <w:t xml:space="preserve">/transzioni</w:t>
+      </w:r>
+      <w:r>
+        <w:rPr/>
+        <w:t xml:space="preserve">), Valet Contratti (</w:t>
+      </w:r>
+      <w:r>
+        <w:rPr/>
+        <w:t xml:space="preserve">/expert/contracts</w:t>
       </w:r>
       <w:r>
         <w:rPr/>
@@ -4541,12 +5643,21 @@
     </w:p>
     <w:p>
       <w:pPr>
+        <w:spacing w:lineRule="auto"/>
+      </w:pPr>
+      <w:r>
+        <w:rPr/>
+        <w:t xml:space="preserve">Lista: ID, Cognome, Nome, Email, Telefono, Città, Mezzo (Auto / Bicicletta / Furgone / Moto-Scooter), Team Leader Sì/No, Attivo. Bottone AGGIUNGI VALET.</w:t>
+      </w:r>
+    </w:p>
+    <w:p>
+      <w:pPr>
         <w:pStyle w:val="Heading4"/>
         <w:spacing w:lineRule="auto"/>
       </w:pPr>
       <w:r>
         <w:rPr/>
-        <w:t xml:space="preserve">Sottosezioni Valet</w:t>
+        <w:t xml:space="preserve">Scheda valet (campi completi, verificati)</w:t>
       </w:r>
     </w:p>
     <w:p>
@@ -4561,19 +5672,195 @@
         <w:rPr>
           <w:b/>
         </w:rPr>
-        <w:t xml:space="preserve">Servizi Valet</w:t>
-      </w:r>
-      <w:r>
-        <w:rPr/>
-        <w:t xml:space="preserve"> (</w:t>
-      </w:r>
-      <w:r>
-        <w:rPr/>
-        <w:t xml:space="preserve">/valet/servizi</w:t>
-      </w:r>
-      <w:r>
-        <w:rPr/>
-        <w:t xml:space="preserve">): 8 servizi. Tipi: Servizi a Prezzo Fisso, Servizi in Ora, Servizi Magazzino (es. SERVIZIO MAGAZZINO SWISS/CAPJARI/ECI, Servizio Incluso, Trasporto catering). Il valore è impostato per singolo valet nella sua scheda. Solo i prezzi fissi calcolano extra KM / fuoricittà.</w:t>
+        <w:t xml:space="preserve">Personal information</w:t>
+      </w:r>
+      <w:r>
+        <w:rPr/>
+        <w:t xml:space="preserve">: Cognome*, Nome*, E-mail*, Telefono*, Indirizzo*, </w:t>
+      </w:r>
+      <w:r>
+        <w:rPr>
+          <w:b/>
+        </w:rPr>
+        <w:t xml:space="preserve">Luogo di nascita (e provincia)</w:t>
+      </w:r>
+      <w:r>
+        <w:rPr/>
+        <w:t xml:space="preserve"> e </w:t>
+      </w:r>
+      <w:r>
+        <w:rPr>
+          <w:b/>
+        </w:rPr>
+        <w:t xml:space="preserve">Data di nascita</w:t>
+      </w:r>
+      <w:r>
+        <w:rPr/>
+        <w:t xml:space="preserve"> (sempre visibili), flag </w:t>
+      </w:r>
+      <w:r>
+        <w:rPr>
+          <w:b/>
+        </w:rPr>
+        <w:t xml:space="preserve">Partita IVA</w:t>
+      </w:r>
+      <w:r>
+        <w:rPr/>
+        <w:t xml:space="preserve">. </w:t>
+      </w:r>
+      <w:r>
+        <w:rPr>
+          <w:b/>
+        </w:rPr>
+        <w:t xml:space="preserve">Regola form nuovo ambiente</w:t>
+      </w:r>
+      <w:r>
+        <w:rPr/>
+        <w:t xml:space="preserve">: </w:t>
+      </w:r>
+      <w:r>
+        <w:rPr>
+          <w:b/>
+        </w:rPr>
+        <w:t xml:space="preserve">[NUOVO]</w:t>
+      </w:r>
+    </w:p>
+    <w:p>
+      <w:pPr>
+        <w:numPr>
+          <w:ilvl w:val="1"/>
+          <w:numId w:val="15"/>
+        </w:numPr>
+        <w:spacing w:lineRule="auto"/>
+      </w:pPr>
+      <w:r>
+        <w:rPr/>
+        <w:t xml:space="preserve">con </w:t>
+      </w:r>
+      <w:r>
+        <w:rPr>
+          <w:b/>
+        </w:rPr>
+        <w:t xml:space="preserve">Partita IVA</w:t>
+      </w:r>
+      <w:r>
+        <w:rPr/>
+        <w:t xml:space="preserve"> attiva si mostra </w:t>
+      </w:r>
+      <w:r>
+        <w:rPr>
+          <w:b/>
+        </w:rPr>
+        <w:t xml:space="preserve">solo il campo P.IVA*</w:t>
+      </w:r>
+      <w:r>
+        <w:rPr/>
+        <w:t xml:space="preserve"> (il valet fattura: niente CF né ritenuta in questa sezione);</w:t>
+      </w:r>
+    </w:p>
+    <w:p>
+      <w:pPr>
+        <w:numPr>
+          <w:ilvl w:val="1"/>
+          <w:numId w:val="15"/>
+        </w:numPr>
+        <w:spacing w:lineRule="auto"/>
+      </w:pPr>
+      <w:r>
+        <w:rPr>
+          <w:b/>
+        </w:rPr>
+        <w:t xml:space="preserve">senza Partita IVA</w:t>
+      </w:r>
+      <w:r>
+        <w:rPr/>
+        <w:t xml:space="preserve"> si mostrano </w:t>
+      </w:r>
+      <w:r>
+        <w:rPr>
+          <w:b/>
+        </w:rPr>
+        <w:t xml:space="preserve">Codice Fiscale*</w:t>
+      </w:r>
+      <w:r>
+        <w:rPr/>
+        <w:t xml:space="preserve"> e </w:t>
+      </w:r>
+      <w:r>
+        <w:rPr>
+          <w:b/>
+        </w:rPr>
+        <w:t xml:space="preserve">Percentuale Ritenuta (%)</w:t>
+      </w:r>
+      <w:r>
+        <w:rPr/>
+        <w:t xml:space="preserve"> (ricevuta con ritenuta d'acconto).</w:t>
+      </w:r>
+    </w:p>
+    <w:p>
+      <w:pPr>
+        <w:numPr>
+          <w:ilvl w:val="1"/>
+          <w:numId w:val="15"/>
+        </w:numPr>
+        <w:spacing w:lineRule="auto"/>
+      </w:pPr>
+      <w:r>
+        <w:rPr/>
+        <w:t xml:space="preserve">Le </w:t>
+      </w:r>
+      <w:r>
+        <w:rPr>
+          <w:b/>
+        </w:rPr>
+        <w:t xml:space="preserve">coordinate bancarie (IBAN)</w:t>
+      </w:r>
+      <w:r>
+        <w:rPr/>
+        <w:t xml:space="preserve"> stanno nella sezione </w:t>
+      </w:r>
+      <w:r>
+        <w:rPr>
+          <w:b/>
+        </w:rPr>
+        <w:t xml:space="preserve">Stipendio</w:t>
+      </w:r>
+      <w:r>
+        <w:rPr/>
+        <w:t xml:space="preserve"> (non più tra i dati fiscali).</w:t>
+      </w:r>
+    </w:p>
+    <w:p>
+      <w:pPr>
+        <w:numPr>
+          <w:ilvl w:val="1"/>
+          <w:numId w:val="15"/>
+        </w:numPr>
+        <w:spacing w:lineRule="auto"/>
+      </w:pPr>
+      <w:r>
+        <w:rPr/>
+        <w:t xml:space="preserve">% Ritenuta</w:t>
+      </w:r>
+      <w:r>
+        <w:rPr/>
+        <w:t xml:space="preserve"> = </w:t>
+      </w:r>
+      <w:r>
+        <w:rPr>
+          <w:b/>
+        </w:rPr>
+        <w:t xml:space="preserve">percentuale di rimborso spese per la ricevuta fiscale sul totale dei servizi effettuati</w:t>
+      </w:r>
+      <w:r>
+        <w:rPr/>
+        <w:t xml:space="preserve"> dal valet. </w:t>
+      </w:r>
+      <w:r>
+        <w:rPr>
+          <w:b/>
+        </w:rPr>
+        <w:t xml:space="preserve">[NUOVO — chiarimento utente]</w:t>
       </w:r>
     </w:p>
     <w:p>
@@ -4588,19 +5875,33 @@
         <w:rPr>
           <w:b/>
         </w:rPr>
-        <w:t xml:space="preserve">Stipendi</w:t>
-      </w:r>
-      <w:r>
-        <w:rPr/>
-        <w:t xml:space="preserve"> (</w:t>
-      </w:r>
-      <w:r>
-        <w:rPr/>
-        <w:t xml:space="preserve">/valet/stipendi</w:t>
-      </w:r>
-      <w:r>
-        <w:rPr/>
-        <w:t xml:space="preserve">): filtro per valet + STORICO, GENERA STIPENDI, ESPORTA. Genera pro-forma fattura (valet con P.IVA) o ricevuta ritenuta (senza P.IVA). Invio stipendio → righe in storico → ricevuta generata in RICEVUTE da firmare → approvazione → pagamento. Il valet può aprire un RECLAMO su ogni riga (es. rimborso Area C).</w:t>
+        <w:t xml:space="preserve">Salary Frequency Setting</w:t>
+      </w:r>
+      <w:r>
+        <w:rPr/>
+        <w:t xml:space="preserve">: frequenza dello stipendio* (</w:t>
+      </w:r>
+      <w:r>
+        <w:rPr/>
+        <w:t xml:space="preserve">salaryFrequency</w:t>
+      </w:r>
+      <w:r>
+        <w:rPr/>
+        <w:t xml:space="preserve">: MENSILE / SETTIMANALE) e limite di deposito settimanale (</w:t>
+      </w:r>
+      <w:r>
+        <w:rPr/>
+        <w:t xml:space="preserve">weeklyDepositLimit</w:t>
+      </w:r>
+      <w:r>
+        <w:rPr/>
+        <w:t xml:space="preserve">). </w:t>
+      </w:r>
+      <w:r>
+        <w:rPr>
+          <w:b/>
+        </w:rPr>
+        <w:t xml:space="preserve">[NUOVO]</w:t>
       </w:r>
     </w:p>
     <w:p>
@@ -4615,19 +5916,77 @@
         <w:rPr>
           <w:b/>
         </w:rPr>
-        <w:t xml:space="preserve">Ricevute</w:t>
-      </w:r>
-      <w:r>
-        <w:rPr/>
-        <w:t xml:space="preserve"> (</w:t>
-      </w:r>
-      <w:r>
-        <w:rPr/>
-        <w:t xml:space="preserve">/expert/receipts</w:t>
-      </w:r>
-      <w:r>
-        <w:rPr/>
-        <w:t xml:space="preserve">): ricevute generate automaticamente dall'invio stipendi; il valet le ricarica firmate per l'approvazione e il pagamento.</w:t>
+        <w:t xml:space="preserve">Team Leader</w:t>
+      </w:r>
+      <w:r>
+        <w:rPr/>
+        <w:t xml:space="preserve">: flag </w:t>
+      </w:r>
+      <w:r>
+        <w:rPr/>
+        <w:t xml:space="preserve">isTeamLeader</w:t>
+      </w:r>
+      <w:r>
+        <w:rPr/>
+        <w:t xml:space="preserve">; quando attivo si impostano le </w:t>
+      </w:r>
+      <w:r>
+        <w:rPr>
+          <w:b/>
+        </w:rPr>
+        <w:t xml:space="preserve">PROVINCE</w:t>
+      </w:r>
+      <w:r>
+        <w:rPr/>
+        <w:t xml:space="preserve"> in cui il team leader può vedere/assegnare consegne in autonomia, i </w:t>
+      </w:r>
+      <w:r>
+        <w:rPr>
+          <w:b/>
+        </w:rPr>
+        <w:t xml:space="preserve">PARTNERS associati</w:t>
+      </w:r>
+      <w:r>
+        <w:rPr/>
+        <w:t xml:space="preserve"> e — </w:t>
+      </w:r>
+      <w:r>
+        <w:rPr>
+          <w:b/>
+        </w:rPr>
+        <w:t xml:space="preserve">[NUOVO]</w:t>
+      </w:r>
+      <w:r>
+        <w:rPr/>
+        <w:t xml:space="preserve"> — i </w:t>
+      </w:r>
+      <w:r>
+        <w:rPr>
+          <w:b/>
+        </w:rPr>
+        <w:t xml:space="preserve">PARTNER ESCLUSI</w:t>
+      </w:r>
+      <w:r>
+        <w:rPr/>
+        <w:t xml:space="preserve"> dal suo scope (</w:t>
+      </w:r>
+      <w:r>
+        <w:rPr/>
+        <w:t xml:space="preserve">teamLeaderExcludedPartners</w:t>
+      </w:r>
+      <w:r>
+        <w:rPr/>
+        <w:t xml:space="preserve">): il team leader gestisce i partner delle sue province </w:t>
+      </w:r>
+      <w:r>
+        <w:rPr>
+          <w:b/>
+        </w:rPr>
+        <w:t xml:space="preserve">tranne</w:t>
+      </w:r>
+      <w:r>
+        <w:rPr/>
+        <w:t xml:space="preserve"> quelli esclusi. Un partner non può essere insieme associato ed escluso.</w:t>
       </w:r>
     </w:p>
     <w:p>
@@ -4642,19 +6001,11 @@
         <w:rPr>
           <w:b/>
         </w:rPr>
-        <w:t xml:space="preserve">Regole Valet</w:t>
-      </w:r>
-      <w:r>
-        <w:rPr/>
-        <w:t xml:space="preserve"> (</w:t>
-      </w:r>
-      <w:r>
-        <w:rPr/>
-        <w:t xml:space="preserve">/expert/rules</w:t>
-      </w:r>
-      <w:r>
-        <w:rPr/>
-        <w:t xml:space="preserve">): regole per valet per definire i rimborsi per consegne con 2+ ritiri (lista per valet con edit/delete/expand).</w:t>
+        <w:t xml:space="preserve">Valet Province</w:t>
+      </w:r>
+      <w:r>
+        <w:rPr/>
+        <w:t xml:space="preserve">: province in cui il valet opera (distinte da quelle del team leader).</w:t>
       </w:r>
     </w:p>
     <w:p>
@@ -4669,19 +6020,47 @@
         <w:rPr>
           <w:b/>
         </w:rPr>
-        <w:t xml:space="preserve">Pagamenti</w:t>
-      </w:r>
-      <w:r>
-        <w:rPr/>
-        <w:t xml:space="preserve"> (</w:t>
-      </w:r>
-      <w:r>
-        <w:rPr/>
-        <w:t xml:space="preserve">/expert/payments</w:t>
-      </w:r>
-      <w:r>
-        <w:rPr/>
-        <w:t xml:space="preserve">): richieste di rimborso dei valet per servizi specifici. Stati: CREATA / APPROVATA + STORICO; filtro per valet.</w:t>
+        <w:t xml:space="preserve">Selezione province/partner (nuovo ambiente)</w:t>
+      </w:r>
+      <w:r>
+        <w:rPr/>
+        <w:t xml:space="preserve">: province di competenza, province e partner del team leader (inclusi/esclusi) si scelgono da un </w:t>
+      </w:r>
+      <w:r>
+        <w:rPr>
+          <w:b/>
+        </w:rPr>
+        <w:t xml:space="preserve">menu a tendina "aggiungi"</w:t>
+      </w:r>
+      <w:r>
+        <w:rPr/>
+        <w:t xml:space="preserve"> tra </w:t>
+      </w:r>
+      <w:r>
+        <w:rPr>
+          <w:b/>
+        </w:rPr>
+        <w:t xml:space="preserve">tutte</w:t>
+      </w:r>
+      <w:r>
+        <w:rPr/>
+        <w:t xml:space="preserve"> le voci disponibili; le voci scelte restano come </w:t>
+      </w:r>
+      <w:r>
+        <w:rPr>
+          <w:b/>
+        </w:rPr>
+        <w:t xml:space="preserve">chip rimovibili</w:t>
+      </w:r>
+      <w:r>
+        <w:rPr/>
+        <w:t xml:space="preserve"> (scala con 108 province / 243 partner). </w:t>
+      </w:r>
+      <w:r>
+        <w:rPr>
+          <w:b/>
+        </w:rPr>
+        <w:t xml:space="preserve">[NUOVO]</w:t>
       </w:r>
     </w:p>
     <w:p>
@@ -4696,19 +6075,71 @@
         <w:rPr>
           <w:b/>
         </w:rPr>
-        <w:t xml:space="preserve">Transazioni</w:t>
-      </w:r>
-      <w:r>
-        <w:rPr/>
-        <w:t xml:space="preserve"> (</w:t>
-      </w:r>
-      <w:r>
-        <w:rPr/>
-        <w:t xml:space="preserve">/transzioni</w:t>
-      </w:r>
-      <w:r>
-        <w:rPr/>
-        <w:t xml:space="preserve">): sezione transazioni valet (movimenti economici). </w:t>
+        <w:t xml:space="preserve">Servizi</w:t>
+      </w:r>
+      <w:r>
+        <w:rPr/>
+        <w:t xml:space="preserve">: per ogni servizio abilitato, Servizio Salario ed Extra Km/€; per i </w:t>
+      </w:r>
+      <w:r>
+        <w:rPr>
+          <w:b/>
+        </w:rPr>
+        <w:t xml:space="preserve">servizi magazzino</w:t>
+      </w:r>
+      <w:r>
+        <w:rPr/>
+        <w:t xml:space="preserve"> anche </w:t>
+      </w:r>
+      <w:r>
+        <w:rPr>
+          <w:b/>
+        </w:rPr>
+        <w:t xml:space="preserve">SALARY PER ITEM</w:t>
+      </w:r>
+      <w:r>
+        <w:rPr/>
+        <w:t xml:space="preserve"> (salario a pezzo). A livello valet: </w:t>
+      </w:r>
+      <w:r>
+        <w:rPr>
+          <w:b/>
+        </w:rPr>
+        <w:t xml:space="preserve">Minimum KM Included</w:t>
+      </w:r>
+      <w:r>
+        <w:rPr/>
+        <w:t xml:space="preserve"> (soglia entro il comune) ed </w:t>
+      </w:r>
+      <w:r>
+        <w:rPr>
+          <w:b/>
+        </w:rPr>
+        <w:t xml:space="preserve">EXTRA FUORICITTÀ PREZZO</w:t>
+      </w:r>
+      <w:r>
+        <w:rPr/>
+        <w:t xml:space="preserve"> (rimborso per consegne fuori dal comune). </w:t>
+      </w:r>
+      <w:r>
+        <w:rPr>
+          <w:b/>
+        </w:rPr>
+        <w:t xml:space="preserve">Regola:</w:t>
+      </w:r>
+      <w:r>
+        <w:rPr/>
+        <w:t xml:space="preserve"> si può selezionare </w:t>
+      </w:r>
+      <w:r>
+        <w:rPr>
+          <w:b/>
+        </w:rPr>
+        <w:t xml:space="preserve">un solo servizio a ora e un solo servizio a prezzo fisso</w:t>
+      </w:r>
+      <w:r>
+        <w:rPr/>
+        <w:t xml:space="preserve"> per valet. </w:t>
       </w:r>
       <w:r>
         <w:rPr>
@@ -4729,25 +6160,51 @@
         <w:rPr>
           <w:b/>
         </w:rPr>
-        <w:t xml:space="preserve">Valet Contratti</w:t>
-      </w:r>
-      <w:r>
-        <w:rPr/>
-        <w:t xml:space="preserve"> (</w:t>
-      </w:r>
-      <w:r>
-        <w:rPr/>
-        <w:t xml:space="preserve">/expert/contracts</w:t>
-      </w:r>
-      <w:r>
-        <w:rPr/>
-        <w:t xml:space="preserve">): gestione contratti valet con colonne: ID, Valet, CONTRATTO GENERATO, CONTRATTO FIRMATO. </w:t>
-      </w:r>
-      <w:r>
-        <w:rPr>
-          <w:b/>
-        </w:rPr>
-        <w:t xml:space="preserve">[NUOVO]</w:t>
+        <w:t xml:space="preserve">Notifiche</w:t>
+      </w:r>
+      <w:r>
+        <w:rPr/>
+        <w:t xml:space="preserve">: solo </w:t>
+      </w:r>
+      <w:r>
+        <w:rPr>
+          <w:b/>
+        </w:rPr>
+        <w:t xml:space="preserve">WhatsApp</w:t>
+      </w:r>
+      <w:r>
+        <w:rPr/>
+        <w:t xml:space="preserve"> e </w:t>
+      </w:r>
+      <w:r>
+        <w:rPr>
+          <w:b/>
+        </w:rPr>
+        <w:t xml:space="preserve">Mail</w:t>
+      </w:r>
+      <w:r>
+        <w:rPr/>
+        <w:t xml:space="preserve"> (il valet </w:t>
+      </w:r>
+      <w:r>
+        <w:rPr>
+          <w:b/>
+        </w:rPr>
+        <w:t xml:space="preserve">non</w:t>
+      </w:r>
+      <w:r>
+        <w:rPr/>
+        <w:t xml:space="preserve"> ha l'opzione SMS, a differenza del partner); </w:t>
+      </w:r>
+      <w:r>
+        <w:rPr>
+          <w:b/>
+        </w:rPr>
+        <w:t xml:space="preserve">Mezzo</w:t>
+      </w:r>
+      <w:r>
+        <w:rPr/>
+        <w:t xml:space="preserve"> (Auto, Bicicletta, Furgone, Moto/Scooter, selezione singola); Note.</w:t>
       </w:r>
     </w:p>
     <w:p>
@@ -4762,36 +6219,108 @@
         <w:rPr>
           <w:b/>
         </w:rPr>
-        <w:t xml:space="preserve">Orari Apertura</w:t>
-      </w:r>
-      <w:r>
-        <w:rPr/>
-        <w:t xml:space="preserve"> (</w:t>
-      </w:r>
-      <w:r>
-        <w:rPr/>
-        <w:t xml:space="preserve">/expert/availability/list</w:t>
-      </w:r>
-      <w:r>
-        <w:rPr/>
-        <w:t xml:space="preserve">): disponibilità dei valet per data e fascia oraria.</w:t>
-      </w:r>
-    </w:p>
-    <w:p>
-      <w:pPr>
-        <w:pStyle w:val="Heading3"/>
-        <w:spacing w:lineRule="auto"/>
-      </w:pPr>
-      <w:r>
-        <w:rPr/>
-        <w:t xml:space="preserve">3.5 Utenti / Operation / Customers</w:t>
+        <w:t xml:space="preserve">Note tecniche</w:t>
+      </w:r>
+      <w:r>
+        <w:rPr/>
+        <w:t xml:space="preserve"> (da </w:t>
+      </w:r>
+      <w:r>
+        <w:rPr/>
+        <w:t xml:space="preserve">expert.entity.ts</w:t>
+      </w:r>
+      <w:r>
+        <w:rPr/>
+        <w:t xml:space="preserve">): il valet nei sistemi è </w:t>
+      </w:r>
+      <w:r>
+        <w:rPr/>
+        <w:t xml:space="preserve">Expert</w:t>
+      </w:r>
+      <w:r>
+        <w:rPr/>
+        <w:t xml:space="preserve">; anagrafica (nome/cognome/email) sta sulla relazione </w:t>
+      </w:r>
+      <w:r>
+        <w:rPr/>
+        <w:t xml:space="preserve">user</w:t>
+      </w:r>
+      <w:r>
+        <w:rPr/>
+        <w:t xml:space="preserve">; la % ritenuta è </w:t>
+      </w:r>
+      <w:r>
+        <w:rPr/>
+        <w:t xml:space="preserve">holdingPercentage</w:t>
+      </w:r>
+      <w:r>
+        <w:rPr/>
+        <w:t xml:space="preserve">; le coordinate bancarie </w:t>
+      </w:r>
+      <w:r>
+        <w:rPr/>
+        <w:t xml:space="preserve">bankAccountData</w:t>
+      </w:r>
+      <w:r>
+        <w:rPr/>
+        <w:t xml:space="preserve">; </w:t>
+      </w:r>
+      <w:r>
+        <w:rPr/>
+        <w:t xml:space="preserve">minimumKmIncluded</w:t>
+      </w:r>
+      <w:r>
+        <w:rPr/>
+        <w:t xml:space="preserve"> ed </w:t>
+      </w:r>
+      <w:r>
+        <w:rPr/>
+        <w:t xml:space="preserve">extraOutSideCityKmPrice</w:t>
+      </w:r>
+      <w:r>
+        <w:rPr/>
+        <w:t xml:space="preserve"> sono a livello valet; indirizzo geocodificato (</w:t>
+      </w:r>
+      <w:r>
+        <w:rPr/>
+        <w:t xml:space="preserve">city</w:t>
+      </w:r>
+      <w:r>
+        <w:rPr/>
+        <w:t xml:space="preserve">, </w:t>
+      </w:r>
+      <w:r>
+        <w:rPr/>
+        <w:t xml:space="preserve">latitude</w:t>
+      </w:r>
+      <w:r>
+        <w:rPr/>
+        <w:t xml:space="preserve">/</w:t>
+      </w:r>
+      <w:r>
+        <w:rPr/>
+        <w:t xml:space="preserve">longitude</w:t>
+      </w:r>
+      <w:r>
+        <w:rPr/>
+        <w:t xml:space="preserve">).</w:t>
+      </w:r>
+    </w:p>
+    <w:p>
+      <w:pPr>
+        <w:pStyle w:val="Heading4"/>
+        <w:spacing w:lineRule="auto"/>
+      </w:pPr>
+      <w:r>
+        <w:rPr/>
+        <w:t xml:space="preserve">Sottosezioni Valet</w:t>
       </w:r>
     </w:p>
     <w:p>
       <w:pPr>
         <w:numPr>
           <w:ilvl w:val="0"/>
-          <w:numId w:val="15"/>
+          <w:numId w:val="16"/>
         </w:numPr>
         <w:spacing w:lineRule="auto"/>
       </w:pPr>
@@ -4799,7 +6328,7 @@
         <w:rPr>
           <w:b/>
         </w:rPr>
-        <w:t xml:space="preserve">Utenti</w:t>
+        <w:t xml:space="preserve">Servizi Valet</w:t>
       </w:r>
       <w:r>
         <w:rPr/>
@@ -4807,18 +6336,256 @@
       </w:r>
       <w:r>
         <w:rPr/>
-        <w:t xml:space="preserve">/utenti</w:t>
-      </w:r>
-      <w:r>
-        <w:rPr/>
-        <w:t xml:space="preserve">): 550 utenti; colonne ID, Email, Cognome, Nome, Ruolo (nessuno/admin/expert/partner/operation, modificabile in linea), Attivo (Attivo/Disattivo/Da convalidare/Sconosciuto), Elimina. Visibile solo ad Admin. Qui si attivano gli utenti appena registrati e si trasformano in Admin.</w:t>
+        <w:t xml:space="preserve">/valet/servizi</w:t>
+      </w:r>
+      <w:r>
+        <w:rPr/>
+        <w:t xml:space="preserve">): 8 servizi. Tipi: Servizi a Prezzo Fisso, Servizi in Ora, Servizi Magazzino (es. SERVIZIO MAGAZZINO SWISS/CAPJARI/ECI, Servizio Incluso, Trasporto catering). Il valore è impostato per singolo valet nella sua scheda. Solo i prezzi fissi calcolano extra KM / fuoricittà.</w:t>
       </w:r>
     </w:p>
     <w:p>
       <w:pPr>
         <w:numPr>
           <w:ilvl w:val="0"/>
-          <w:numId w:val="15"/>
+          <w:numId w:val="16"/>
+        </w:numPr>
+        <w:spacing w:lineRule="auto"/>
+      </w:pPr>
+      <w:r>
+        <w:rPr>
+          <w:b/>
+        </w:rPr>
+        <w:t xml:space="preserve">Stipendi</w:t>
+      </w:r>
+      <w:r>
+        <w:rPr/>
+        <w:t xml:space="preserve"> (</w:t>
+      </w:r>
+      <w:r>
+        <w:rPr/>
+        <w:t xml:space="preserve">/valet/stipendi</w:t>
+      </w:r>
+      <w:r>
+        <w:rPr/>
+        <w:t xml:space="preserve">): filtro per valet + STORICO, GENERA STIPENDI, ESPORTA. Genera pro-forma fattura (valet con P.IVA) o ricevuta ritenuta (senza P.IVA). Invio stipendio → righe in storico → ricevuta generata in RICEVUTE da firmare → approvazione → pagamento. Il valet può aprire un RECLAMO su ogni riga (es. rimborso Area C).</w:t>
+      </w:r>
+    </w:p>
+    <w:p>
+      <w:pPr>
+        <w:numPr>
+          <w:ilvl w:val="0"/>
+          <w:numId w:val="16"/>
+        </w:numPr>
+        <w:spacing w:lineRule="auto"/>
+      </w:pPr>
+      <w:r>
+        <w:rPr>
+          <w:b/>
+        </w:rPr>
+        <w:t xml:space="preserve">Ricevute</w:t>
+      </w:r>
+      <w:r>
+        <w:rPr/>
+        <w:t xml:space="preserve"> (</w:t>
+      </w:r>
+      <w:r>
+        <w:rPr/>
+        <w:t xml:space="preserve">/expert/receipts</w:t>
+      </w:r>
+      <w:r>
+        <w:rPr/>
+        <w:t xml:space="preserve">): ricevute generate automaticamente dall'invio stipendi; il valet le ricarica firmate per l'approvazione e il pagamento.</w:t>
+      </w:r>
+    </w:p>
+    <w:p>
+      <w:pPr>
+        <w:numPr>
+          <w:ilvl w:val="0"/>
+          <w:numId w:val="16"/>
+        </w:numPr>
+        <w:spacing w:lineRule="auto"/>
+      </w:pPr>
+      <w:r>
+        <w:rPr>
+          <w:b/>
+        </w:rPr>
+        <w:t xml:space="preserve">Regole Valet</w:t>
+      </w:r>
+      <w:r>
+        <w:rPr/>
+        <w:t xml:space="preserve"> (</w:t>
+      </w:r>
+      <w:r>
+        <w:rPr/>
+        <w:t xml:space="preserve">/expert/rules</w:t>
+      </w:r>
+      <w:r>
+        <w:rPr/>
+        <w:t xml:space="preserve">): regole per valet per definire i rimborsi per consegne con 2+ ritiri (lista per valet con edit/delete/expand).</w:t>
+      </w:r>
+    </w:p>
+    <w:p>
+      <w:pPr>
+        <w:numPr>
+          <w:ilvl w:val="0"/>
+          <w:numId w:val="16"/>
+        </w:numPr>
+        <w:spacing w:lineRule="auto"/>
+      </w:pPr>
+      <w:r>
+        <w:rPr>
+          <w:b/>
+        </w:rPr>
+        <w:t xml:space="preserve">Pagamenti</w:t>
+      </w:r>
+      <w:r>
+        <w:rPr/>
+        <w:t xml:space="preserve"> (</w:t>
+      </w:r>
+      <w:r>
+        <w:rPr/>
+        <w:t xml:space="preserve">/expert/payments</w:t>
+      </w:r>
+      <w:r>
+        <w:rPr/>
+        <w:t xml:space="preserve">): richieste di rimborso dei valet per servizi specifici. Stati: CREATA / APPROVATA + STORICO; filtro per valet.</w:t>
+      </w:r>
+    </w:p>
+    <w:p>
+      <w:pPr>
+        <w:numPr>
+          <w:ilvl w:val="0"/>
+          <w:numId w:val="16"/>
+        </w:numPr>
+        <w:spacing w:lineRule="auto"/>
+      </w:pPr>
+      <w:r>
+        <w:rPr>
+          <w:b/>
+        </w:rPr>
+        <w:t xml:space="preserve">Transazioni</w:t>
+      </w:r>
+      <w:r>
+        <w:rPr/>
+        <w:t xml:space="preserve"> (</w:t>
+      </w:r>
+      <w:r>
+        <w:rPr/>
+        <w:t xml:space="preserve">/transzioni</w:t>
+      </w:r>
+      <w:r>
+        <w:rPr/>
+        <w:t xml:space="preserve">): sezione transazioni valet (movimenti economici). </w:t>
+      </w:r>
+      <w:r>
+        <w:rPr>
+          <w:b/>
+        </w:rPr>
+        <w:t xml:space="preserve">[NUOVO]</w:t>
+      </w:r>
+    </w:p>
+    <w:p>
+      <w:pPr>
+        <w:numPr>
+          <w:ilvl w:val="0"/>
+          <w:numId w:val="16"/>
+        </w:numPr>
+        <w:spacing w:lineRule="auto"/>
+      </w:pPr>
+      <w:r>
+        <w:rPr>
+          <w:b/>
+        </w:rPr>
+        <w:t xml:space="preserve">Valet Contratti</w:t>
+      </w:r>
+      <w:r>
+        <w:rPr/>
+        <w:t xml:space="preserve"> (</w:t>
+      </w:r>
+      <w:r>
+        <w:rPr/>
+        <w:t xml:space="preserve">/expert/contracts</w:t>
+      </w:r>
+      <w:r>
+        <w:rPr/>
+        <w:t xml:space="preserve">): gestione contratti valet con colonne: ID, Valet, CONTRATTO GENERATO, CONTRATTO FIRMATO. </w:t>
+      </w:r>
+      <w:r>
+        <w:rPr>
+          <w:b/>
+        </w:rPr>
+        <w:t xml:space="preserve">[NUOVO]</w:t>
+      </w:r>
+    </w:p>
+    <w:p>
+      <w:pPr>
+        <w:numPr>
+          <w:ilvl w:val="0"/>
+          <w:numId w:val="16"/>
+        </w:numPr>
+        <w:spacing w:lineRule="auto"/>
+      </w:pPr>
+      <w:r>
+        <w:rPr>
+          <w:b/>
+        </w:rPr>
+        <w:t xml:space="preserve">Orari Apertura</w:t>
+      </w:r>
+      <w:r>
+        <w:rPr/>
+        <w:t xml:space="preserve"> (</w:t>
+      </w:r>
+      <w:r>
+        <w:rPr/>
+        <w:t xml:space="preserve">/expert/availability/list</w:t>
+      </w:r>
+      <w:r>
+        <w:rPr/>
+        <w:t xml:space="preserve">): disponibilità dei valet per data e fascia oraria.</w:t>
+      </w:r>
+    </w:p>
+    <w:p>
+      <w:pPr>
+        <w:pStyle w:val="Heading3"/>
+        <w:spacing w:lineRule="auto"/>
+      </w:pPr>
+      <w:r>
+        <w:rPr/>
+        <w:t xml:space="preserve">3.5 Utenti / Operation / Customers</w:t>
+      </w:r>
+    </w:p>
+    <w:p>
+      <w:pPr>
+        <w:numPr>
+          <w:ilvl w:val="0"/>
+          <w:numId w:val="17"/>
+        </w:numPr>
+        <w:spacing w:lineRule="auto"/>
+      </w:pPr>
+      <w:r>
+        <w:rPr>
+          <w:b/>
+        </w:rPr>
+        <w:t xml:space="preserve">Utenti</w:t>
+      </w:r>
+      <w:r>
+        <w:rPr/>
+        <w:t xml:space="preserve"> (</w:t>
+      </w:r>
+      <w:r>
+        <w:rPr/>
+        <w:t xml:space="preserve">/utenti</w:t>
+      </w:r>
+      <w:r>
+        <w:rPr/>
+        <w:t xml:space="preserve">): 550 utenti; colonne ID, Email, Cognome, Nome, Ruolo (nessuno/admin/expert/partner/operation, modificabile in linea), Attivo (Attivo/Disattivo/Da convalidare/Sconosciuto), Elimina. Visibile solo ad Admin. Qui si attivano gli utenti appena registrati e si trasformano in Admin.</w:t>
+      </w:r>
+    </w:p>
+    <w:p>
+      <w:pPr>
+        <w:numPr>
+          <w:ilvl w:val="0"/>
+          <w:numId w:val="17"/>
         </w:numPr>
         <w:spacing w:lineRule="auto"/>
       </w:pPr>
@@ -4871,7 +6638,7 @@
       <w:pPr>
         <w:numPr>
           <w:ilvl w:val="1"/>
-          <w:numId w:val="16"/>
+          <w:numId w:val="18"/>
         </w:numPr>
         <w:spacing w:lineRule="auto"/>
       </w:pPr>
@@ -4896,129 +6663,129 @@
       <w:pPr>
         <w:numPr>
           <w:ilvl w:val="2"/>
+          <w:numId w:val="19"/>
+        </w:numPr>
+        <w:spacing w:lineRule="auto"/>
+      </w:pPr>
+      <w:r>
+        <w:rPr/>
+        <w:t xml:space="preserve">operation</w:t>
+      </w:r>
+      <w:r>
+        <w:rPr/>
+        <w:t xml:space="preserve"> (base): vede la sezione </w:t>
+      </w:r>
+      <w:r>
+        <w:rPr>
+          <w:b/>
+        </w:rPr>
+        <w:t xml:space="preserve">Operatività</w:t>
+      </w:r>
+      <w:r>
+        <w:rPr/>
+        <w:t xml:space="preserve">, non </w:t>
+      </w:r>
+      <w:r>
+        <w:rPr>
+          <w:b/>
+        </w:rPr>
+        <w:t xml:space="preserve">Amministrazione</w:t>
+      </w:r>
+      <w:r>
+        <w:rPr/>
+        <w:t xml:space="preserve">.</w:t>
+      </w:r>
+    </w:p>
+    <w:p>
+      <w:pPr>
+        <w:numPr>
+          <w:ilvl w:val="2"/>
+          <w:numId w:val="19"/>
+        </w:numPr>
+        <w:spacing w:lineRule="auto"/>
+      </w:pPr>
+      <w:r>
+        <w:rPr/>
+        <w:t xml:space="preserve">finance</w:t>
+      </w:r>
+      <w:r>
+        <w:rPr/>
+        <w:t xml:space="preserve">: vede </w:t>
+      </w:r>
+      <w:r>
+        <w:rPr>
+          <w:b/>
+        </w:rPr>
+        <w:t xml:space="preserve">anche la sezione Amministrazione</w:t>
+      </w:r>
+      <w:r>
+        <w:rPr/>
+        <w:t xml:space="preserve"> (Stipendi, Pagamenti, Regole, Finanza).</w:t>
+      </w:r>
+    </w:p>
+    <w:p>
+      <w:pPr>
+        <w:numPr>
+          <w:ilvl w:val="2"/>
+          <w:numId w:val="19"/>
+        </w:numPr>
+        <w:spacing w:lineRule="auto"/>
+      </w:pPr>
+      <w:r>
+        <w:rPr/>
+        <w:t xml:space="preserve">project_manager</w:t>
+      </w:r>
+      <w:r>
+        <w:rPr/>
+        <w:t xml:space="preserve">: </w:t>
+      </w:r>
+      <w:r>
+        <w:rPr>
+          <w:b/>
+        </w:rPr>
+        <w:t xml:space="preserve">non vede la sezione Operatività</w:t>
+      </w:r>
+      <w:r>
+        <w:rPr/>
+        <w:t xml:space="preserve"> (Consegne, Attività, Vendite).</w:t>
+      </w:r>
+    </w:p>
+    <w:p>
+      <w:pPr>
+        <w:numPr>
+          <w:ilvl w:val="2"/>
+          <w:numId w:val="19"/>
+        </w:numPr>
+        <w:spacing w:lineRule="auto"/>
+      </w:pPr>
+      <w:r>
+        <w:rPr/>
+        <w:t xml:space="preserve">customer_service</w:t>
+      </w:r>
+      <w:r>
+        <w:rPr/>
+        <w:t xml:space="preserve">: </w:t>
+      </w:r>
+      <w:r>
+        <w:rPr>
+          <w:b/>
+        </w:rPr>
+        <w:t xml:space="preserve">non vede la sezione Amministrazione</w:t>
+      </w:r>
+      <w:r>
+        <w:rPr/>
+        <w:t xml:space="preserve">.</w:t>
+      </w:r>
+    </w:p>
+    <w:p>
+      <w:pPr>
+        <w:numPr>
+          <w:ilvl w:val="0"/>
           <w:numId w:val="17"/>
         </w:numPr>
         <w:spacing w:lineRule="auto"/>
       </w:pPr>
       <w:r>
-        <w:rPr/>
-        <w:t xml:space="preserve">operation</w:t>
-      </w:r>
-      <w:r>
-        <w:rPr/>
-        <w:t xml:space="preserve"> (base): vede la sezione </w:t>
-      </w:r>
-      <w:r>
-        <w:rPr>
-          <w:b/>
-        </w:rPr>
-        <w:t xml:space="preserve">Operatività</w:t>
-      </w:r>
-      <w:r>
-        <w:rPr/>
-        <w:t xml:space="preserve">, non </w:t>
-      </w:r>
-      <w:r>
-        <w:rPr>
-          <w:b/>
-        </w:rPr>
-        <w:t xml:space="preserve">Amministrazione</w:t>
-      </w:r>
-      <w:r>
-        <w:rPr/>
-        <w:t xml:space="preserve">.</w:t>
-      </w:r>
-    </w:p>
-    <w:p>
-      <w:pPr>
-        <w:numPr>
-          <w:ilvl w:val="2"/>
-          <w:numId w:val="17"/>
-        </w:numPr>
-        <w:spacing w:lineRule="auto"/>
-      </w:pPr>
-      <w:r>
-        <w:rPr/>
-        <w:t xml:space="preserve">finance</w:t>
-      </w:r>
-      <w:r>
-        <w:rPr/>
-        <w:t xml:space="preserve">: vede </w:t>
-      </w:r>
-      <w:r>
-        <w:rPr>
-          <w:b/>
-        </w:rPr>
-        <w:t xml:space="preserve">anche la sezione Amministrazione</w:t>
-      </w:r>
-      <w:r>
-        <w:rPr/>
-        <w:t xml:space="preserve"> (Stipendi, Pagamenti, Regole, Finanza).</w:t>
-      </w:r>
-    </w:p>
-    <w:p>
-      <w:pPr>
-        <w:numPr>
-          <w:ilvl w:val="2"/>
-          <w:numId w:val="17"/>
-        </w:numPr>
-        <w:spacing w:lineRule="auto"/>
-      </w:pPr>
-      <w:r>
-        <w:rPr/>
-        <w:t xml:space="preserve">project_manager</w:t>
-      </w:r>
-      <w:r>
-        <w:rPr/>
-        <w:t xml:space="preserve">: </w:t>
-      </w:r>
-      <w:r>
-        <w:rPr>
-          <w:b/>
-        </w:rPr>
-        <w:t xml:space="preserve">non vede la sezione Operatività</w:t>
-      </w:r>
-      <w:r>
-        <w:rPr/>
-        <w:t xml:space="preserve"> (Consegne, Attività, Vendite).</w:t>
-      </w:r>
-    </w:p>
-    <w:p>
-      <w:pPr>
-        <w:numPr>
-          <w:ilvl w:val="2"/>
-          <w:numId w:val="17"/>
-        </w:numPr>
-        <w:spacing w:lineRule="auto"/>
-      </w:pPr>
-      <w:r>
-        <w:rPr/>
-        <w:t xml:space="preserve">customer_service</w:t>
-      </w:r>
-      <w:r>
-        <w:rPr/>
-        <w:t xml:space="preserve">: </w:t>
-      </w:r>
-      <w:r>
-        <w:rPr>
-          <w:b/>
-        </w:rPr>
-        <w:t xml:space="preserve">non vede la sezione Amministrazione</w:t>
-      </w:r>
-      <w:r>
-        <w:rPr/>
-        <w:t xml:space="preserve">.</w:t>
-      </w:r>
-    </w:p>
-    <w:p>
-      <w:pPr>
-        <w:numPr>
-          <w:ilvl w:val="0"/>
-          <w:numId w:val="15"/>
-        </w:numPr>
-        <w:spacing w:lineRule="auto"/>
-      </w:pPr>
-      <w:r>
         <w:rPr>
           <w:b/>
         </w:rPr>
@@ -5073,388 +6840,6 @@
       <w:r>
         <w:rPr/>
         <w:t xml:space="preserve">/prodotti</w:t>
-      </w:r>
-      <w:r>
-        <w:rPr/>
-        <w:t xml:space="preserve">)</w:t>
-      </w:r>
-    </w:p>
-    <w:p>
-      <w:pPr>
-        <w:numPr>
-          <w:ilvl w:val="0"/>
-          <w:numId w:val="18"/>
-        </w:numPr>
-        <w:spacing w:lineRule="auto"/>
-      </w:pPr>
-      <w:r>
-        <w:rPr/>
-        <w:t xml:space="preserve">Tab: ATTIVA PRODOTTI, ARCHIVIO PRODOTTI, </w:t>
-      </w:r>
-      <w:r>
-        <w:rPr>
-          <w:b/>
-        </w:rPr>
-        <w:t xml:space="preserve">SHOPIFY PRODOTTI</w:t>
-      </w:r>
-      <w:r>
-        <w:rPr/>
-        <w:t xml:space="preserve"> (sincronizzazione prodotti da Shopify). Viste TABELLA / GRIGLIA. 8.503 prodotti. </w:t>
-      </w:r>
-      <w:r>
-        <w:rPr>
-          <w:b/>
-        </w:rPr>
-        <w:t xml:space="preserve">[NUOVO]</w:t>
-      </w:r>
-    </w:p>
-    <w:p>
-      <w:pPr>
-        <w:numPr>
-          <w:ilvl w:val="0"/>
-          <w:numId w:val="18"/>
-        </w:numPr>
-        <w:spacing w:lineRule="auto"/>
-      </w:pPr>
-      <w:r>
-        <w:rPr/>
-        <w:t xml:space="preserve">Bottoni: AGGIUNGI, ESPORTA, IMPORTARE, SCARICA IL FORMATO CSV, ELIMINAZIONE MULTIPLA (+SELEZIONA TUTTI), selettore stato Attivo/Disattivo.</w:t>
-      </w:r>
-    </w:p>
-    <w:p>
-      <w:pPr>
-        <w:numPr>
-          <w:ilvl w:val="0"/>
-          <w:numId w:val="18"/>
-        </w:numPr>
-        <w:spacing w:lineRule="auto"/>
-      </w:pPr>
-      <w:r>
-        <w:rPr/>
-        <w:t xml:space="preserve">Colonne/filtri: ID, Foto, Nome, Variante SKU, Categoria, Prezzo, Prezzo Pubblico, Stock, Partner, SKU, Super Prodotto Sì/No, Super Provincia Sì/No, Prodotto Unico Sì/No, Approvato Sì/No, In Magazzino Sì/No, Attivo.</w:t>
-      </w:r>
-    </w:p>
-    <w:p>
-      <w:pPr>
-        <w:numPr>
-          <w:ilvl w:val="0"/>
-          <w:numId w:val="18"/>
-        </w:numPr>
-        <w:spacing w:lineRule="auto"/>
-      </w:pPr>
-      <w:r>
-        <w:rPr/>
-        <w:t xml:space="preserve">Tipi di prodotto: </w:t>
-      </w:r>
-      <w:r>
-        <w:rPr>
-          <w:b/>
-        </w:rPr>
-        <w:t xml:space="preserve">unici</w:t>
-      </w:r>
-      <w:r>
-        <w:rPr/>
-        <w:t xml:space="preserve"> (di un partner), </w:t>
-      </w:r>
-      <w:r>
-        <w:rPr>
-          <w:b/>
-        </w:rPr>
-        <w:t xml:space="preserve">non-unici</w:t>
-      </w:r>
-      <w:r>
-        <w:rPr/>
-        <w:t xml:space="preserve"> (es. fiori), </w:t>
-      </w:r>
-      <w:r>
-        <w:rPr>
-          <w:b/>
-        </w:rPr>
-        <w:t xml:space="preserve">superprodotti</w:t>
-      </w:r>
-      <w:r>
-        <w:rPr/>
-        <w:t xml:space="preserve"> (combinazioni di più prodotti). Flag "Visible to other partners" per rendere visibili i prodotti unici ad altri partner. Admin/Operation aggiungono qualsiasi prodotto; ogni partner carica i propri come unici.</w:t>
-      </w:r>
-    </w:p>
-    <w:p>
-      <w:pPr>
-        <w:numPr>
-          <w:ilvl w:val="0"/>
-          <w:numId w:val="18"/>
-        </w:numPr>
-        <w:spacing w:lineRule="auto"/>
-      </w:pPr>
-      <w:r>
-        <w:rPr>
-          <w:b/>
-        </w:rPr>
-        <w:t xml:space="preserve">Form "Nuovo prodotto"</w:t>
-      </w:r>
-      <w:r>
-        <w:rPr/>
-        <w:t xml:space="preserve"> (verificato campo-per-campo): sezioni </w:t>
-      </w:r>
-      <w:r>
-        <w:rPr>
-          <w:b/>
-        </w:rPr>
-        <w:t xml:space="preserve">DETTAGLI</w:t>
-      </w:r>
-      <w:r>
-        <w:rPr/>
-        <w:t xml:space="preserve"> (Nome*, Partner, Categoria*, SKU, Giorni Preparazione, </w:t>
-      </w:r>
-      <w:r>
-        <w:rPr>
-          <w:b/>
-        </w:rPr>
-        <w:t xml:space="preserve">Plus del prodotto</w:t>
-      </w:r>
-      <w:r>
-        <w:rPr/>
-        <w:t xml:space="preserve"> max 80*, Descrizione rich text, Prezzo, Prezzo pubblico, Linea, Immagine; flag Non modificabile, Prodotto unico), </w:t>
-      </w:r>
-      <w:r>
-        <w:rPr>
-          <w:b/>
-        </w:rPr>
-        <w:t xml:space="preserve">INVENTORY MANAGEMENT</w:t>
-      </w:r>
-      <w:r>
-        <w:rPr/>
-        <w:t xml:space="preserve"> (Controlla stock, Nome alternativo + Usa nome alternativo), </w:t>
-      </w:r>
-      <w:r>
-        <w:rPr>
-          <w:b/>
-        </w:rPr>
-        <w:t xml:space="preserve">SHOPIFY CONNECTION</w:t>
-      </w:r>
-      <w:r>
-        <w:rPr/>
-        <w:t xml:space="preserve"> (Approvato, Attivo, Not physical, </w:t>
-      </w:r>
-      <w:r>
-        <w:rPr>
-          <w:b/>
-        </w:rPr>
-        <w:t xml:space="preserve">SELECT PLATFORMS</w:t>
-      </w:r>
-      <w:r>
-        <w:rPr/>
-        <w:t xml:space="preserve">: Deluxy/Cakes/Flowers/Business/Experience/DotCom + descrizione per piattaforma, image manager), </w:t>
-      </w:r>
-      <w:r>
-        <w:rPr>
-          <w:b/>
-        </w:rPr>
-        <w:t xml:space="preserve">PRODUCTS PARTNER</w:t>
-      </w:r>
-      <w:r>
-        <w:rPr/>
-        <w:t xml:space="preserve"> (partner aggiuntivi che vendono il prodotto), </w:t>
-      </w:r>
-      <w:r>
-        <w:rPr>
-          <w:b/>
-        </w:rPr>
-        <w:t xml:space="preserve">SUPER PRODOTTO</w:t>
-      </w:r>
-      <w:r>
-        <w:rPr/>
-        <w:t xml:space="preserve"> (componenti), </w:t>
-      </w:r>
-      <w:r>
-        <w:rPr>
-          <w:b/>
-        </w:rPr>
-        <w:t xml:space="preserve">PRODOTTO VARIANTI</w:t>
-      </w:r>
-      <w:r>
-        <w:rPr/>
-        <w:t xml:space="preserve"> (flag ha varianti + titolo opzione + varianti con prezzo/SKU), </w:t>
-      </w:r>
-      <w:r>
-        <w:rPr>
-          <w:b/>
-        </w:rPr>
-        <w:t xml:space="preserve">CAMPI OBBLIGATORI</w:t>
-      </w:r>
-      <w:r>
-        <w:rPr/>
-        <w:t xml:space="preserve"> (campi testuali). </w:t>
-      </w:r>
-      <w:r>
-        <w:rPr>
-          <w:b/>
-        </w:rPr>
-        <w:t xml:space="preserve">[NUOVO — form prodotto completo, incl. varianti e multi-partner]</w:t>
-      </w:r>
-    </w:p>
-    <w:p>
-      <w:pPr>
-        <w:pStyle w:val="Heading4"/>
-        <w:spacing w:lineRule="auto"/>
-      </w:pPr>
-      <w:r>
-        <w:rPr/>
-        <w:t xml:space="preserve">Sottosezioni Prodotti</w:t>
-      </w:r>
-    </w:p>
-    <w:p>
-      <w:pPr>
-        <w:numPr>
-          <w:ilvl w:val="0"/>
-          <w:numId w:val="19"/>
-        </w:numPr>
-        <w:spacing w:lineRule="auto"/>
-      </w:pPr>
-      <w:r>
-        <w:rPr>
-          <w:b/>
-        </w:rPr>
-        <w:t xml:space="preserve">Categorie</w:t>
-      </w:r>
-      <w:r>
-        <w:rPr/>
-        <w:t xml:space="preserve"> (</w:t>
-      </w:r>
-      <w:r>
-        <w:rPr/>
-        <w:t xml:space="preserve">/product/categoria</w:t>
-      </w:r>
-      <w:r>
-        <w:rPr/>
-        <w:t xml:space="preserve">): 63 categorie (es. Fiori, Fiori Classici, Fiori d'Arte, Torte, Dolci, Box Regalo, Cappelliere, Palloncini, Accessori, B2B Colazione/Break/Lunch/Aperitivo, Ghirlande, Abbonamento Fiori, Regalistica Natale…). </w:t>
-      </w:r>
-      <w:r>
-        <w:rPr>
-          <w:b/>
-        </w:rPr>
-        <w:t xml:space="preserve">Form "Nuova categoria"</w:t>
-      </w:r>
-      <w:r>
-        <w:rPr/>
-        <w:t xml:space="preserve"> (verificato): Nome*, Note, </w:t>
-      </w:r>
-      <w:r>
-        <w:rPr>
-          <w:b/>
-        </w:rPr>
-        <w:t xml:space="preserve">AI Prompt</w:t>
-      </w:r>
-      <w:r>
-        <w:rPr/>
-        <w:t xml:space="preserve"> (per generazione AI, es. torte), </w:t>
-      </w:r>
-      <w:r>
-        <w:rPr>
-          <w:b/>
-        </w:rPr>
-        <w:t xml:space="preserve">Extra fields</w:t>
-      </w:r>
-      <w:r>
-        <w:rPr/>
-        <w:t xml:space="preserve"> (nome campo + tipo: Opzionale / Obbligatorio / solo Admin), </w:t>
-      </w:r>
-      <w:r>
-        <w:rPr>
-          <w:b/>
-        </w:rPr>
-        <w:t xml:space="preserve">Province discounts</w:t>
-      </w:r>
-      <w:r>
-        <w:rPr/>
-        <w:t xml:space="preserve"> (provincia + % di sconto → genera automaticamente prodotti scontati arrotondati a 0/5). </w:t>
-      </w:r>
-      <w:r>
-        <w:rPr>
-          <w:b/>
-        </w:rPr>
-        <w:t xml:space="preserve">[NUOVO — AI Prompt e Note sul form categoria]</w:t>
-      </w:r>
-    </w:p>
-    <w:p>
-      <w:pPr>
-        <w:numPr>
-          <w:ilvl w:val="0"/>
-          <w:numId w:val="19"/>
-        </w:numPr>
-        <w:spacing w:lineRule="auto"/>
-      </w:pPr>
-      <w:r>
-        <w:rPr>
-          <w:b/>
-        </w:rPr>
-        <w:t xml:space="preserve">Prodotto Collections</w:t>
-      </w:r>
-      <w:r>
-        <w:rPr/>
-        <w:t xml:space="preserve"> (</w:t>
-      </w:r>
-      <w:r>
-        <w:rPr/>
-        <w:t xml:space="preserve">/collections</w:t>
-      </w:r>
-      <w:r>
-        <w:rPr/>
-        <w:t xml:space="preserve">): collezioni shop per provincia: Collection Name, Handle (es. </w:t>
-      </w:r>
-      <w:r>
-        <w:rPr/>
-        <w:t xml:space="preserve">province-products/rm</w:t>
-      </w:r>
-      <w:r>
-        <w:rPr/>
-        <w:t xml:space="preserve">), Descrizione, Provincia, Codice provincia, Categoria prodotto. </w:t>
-      </w:r>
-      <w:r>
-        <w:rPr>
-          <w:b/>
-        </w:rPr>
-        <w:t xml:space="preserve">[NUOVO]</w:t>
-      </w:r>
-    </w:p>
-    <w:p>
-      <w:pPr>
-        <w:numPr>
-          <w:ilvl w:val="0"/>
-          <w:numId w:val="19"/>
-        </w:numPr>
-        <w:spacing w:lineRule="auto"/>
-      </w:pPr>
-      <w:r>
-        <w:rPr>
-          <w:b/>
-        </w:rPr>
-        <w:t xml:space="preserve">Cakes Order Product</w:t>
-      </w:r>
-      <w:r>
-        <w:rPr/>
-        <w:t xml:space="preserve"> (</w:t>
-      </w:r>
-      <w:r>
-        <w:rPr/>
-        <w:t xml:space="preserve">/cake/orders</w:t>
-      </w:r>
-      <w:r>
-        <w:rPr/>
-        <w:t xml:space="preserve">): torte acquistate e realizzate con l'AI (8 presenti) con foto.</w:t>
-      </w:r>
-    </w:p>
-    <w:p>
-      <w:pPr>
-        <w:pStyle w:val="Heading3"/>
-        <w:spacing w:lineRule="auto"/>
-      </w:pPr>
-      <w:r>
-        <w:rPr/>
-        <w:t xml:space="preserve">3.7 Vendite (</w:t>
-      </w:r>
-      <w:r>
-        <w:rPr/>
-        <w:t xml:space="preserve">/all/vendita</w:t>
       </w:r>
       <w:r>
         <w:rPr/>
@@ -5471,55 +6856,23 @@
       </w:pPr>
       <w:r>
         <w:rPr/>
-        <w:t xml:space="preserve">Viste per piattaforma: All Vendite + Deluxy (</w:t>
-      </w:r>
-      <w:r>
-        <w:rPr/>
-        <w:t xml:space="preserve">/vendita</w:t>
-      </w:r>
-      <w:r>
-        <w:rPr/>
-        <w:t xml:space="preserve">), Cakes (</w:t>
-      </w:r>
-      <w:r>
-        <w:rPr/>
-        <w:t xml:space="preserve">/cakes/vendita</w:t>
-      </w:r>
-      <w:r>
-        <w:rPr/>
-        <w:t xml:space="preserve">), Business (</w:t>
-      </w:r>
-      <w:r>
-        <w:rPr/>
-        <w:t xml:space="preserve">/business/vendita</w:t>
-      </w:r>
-      <w:r>
-        <w:rPr/>
-        <w:t xml:space="preserve">), Deluxy Flowers (</w:t>
-      </w:r>
-      <w:r>
-        <w:rPr/>
-        <w:t xml:space="preserve">/flowers/vendita</w:t>
-      </w:r>
-      <w:r>
-        <w:rPr/>
-        <w:t xml:space="preserve">), Deluxy Experience (</w:t>
-      </w:r>
-      <w:r>
-        <w:rPr/>
-        <w:t xml:space="preserve">/experience/vendita</w:t>
-      </w:r>
-      <w:r>
-        <w:rPr/>
-        <w:t xml:space="preserve">), Deluxy.Com (</w:t>
-      </w:r>
-      <w:r>
-        <w:rPr/>
-        <w:t xml:space="preserve">/deluxydotcom/vendita</w:t>
-      </w:r>
-      <w:r>
-        <w:rPr/>
-        <w:t xml:space="preserve">).</w:t>
+        <w:t xml:space="preserve">Tab: ATTIVA PRODOTTI, ARCHIVIO PRODOTTI, </w:t>
+      </w:r>
+      <w:r>
+        <w:rPr>
+          <w:b/>
+        </w:rPr>
+        <w:t xml:space="preserve">SHOPIFY PRODOTTI</w:t>
+      </w:r>
+      <w:r>
+        <w:rPr/>
+        <w:t xml:space="preserve"> (sincronizzazione prodotti da Shopify). Viste TABELLA / GRIGLIA. 8.503 prodotti. </w:t>
+      </w:r>
+      <w:r>
+        <w:rPr>
+          <w:b/>
+        </w:rPr>
+        <w:t xml:space="preserve">[NUOVO]</w:t>
       </w:r>
     </w:p>
     <w:p>
@@ -5532,7 +6885,7 @@
       </w:pPr>
       <w:r>
         <w:rPr/>
-        <w:t xml:space="preserve">Colonne: Platform, System ID, ID ordine effettivo, Ordine, Data, Cliente, Indirizzo, Telefono, Canale (es. Online Store), Totale, Costo consegna, Stato del pagamento (paid…), Stato di adempimento (Unfulfilled…), Elementi, SKU, Metodo di consegna, Vendor, Stato (es. Da Gestire).</w:t>
+        <w:t xml:space="preserve">Bottoni: AGGIUNGI, ESPORTA, IMPORTARE, SCARICA IL FORMATO CSV, ELIMINAZIONE MULTIPLA (+SELEZIONA TUTTI), selettore stato Attivo/Disattivo.</w:t>
       </w:r>
     </w:p>
     <w:p>
@@ -5545,33 +6898,7 @@
       </w:pPr>
       <w:r>
         <w:rPr/>
-        <w:t xml:space="preserve">Azioni per vendita: </w:t>
-      </w:r>
-      <w:r>
-        <w:rPr>
-          <w:b/>
-        </w:rPr>
-        <w:t xml:space="preserve">GENERATE LINK, SEND EMAIL, CONFERMA, MODIFICA, RIFIUTA</w:t>
-      </w:r>
-      <w:r>
-        <w:rPr/>
-        <w:t xml:space="preserve">. In alto: AGGIUNGI, ESPORTA, </w:t>
-      </w:r>
-      <w:r>
-        <w:rPr>
-          <w:b/>
-        </w:rPr>
-        <w:t xml:space="preserve">PAGAMENTI DELLE VENDITE</w:t>
-      </w:r>
-      <w:r>
-        <w:rPr/>
-        <w:t xml:space="preserve">, STORICO. </w:t>
-      </w:r>
-      <w:r>
-        <w:rPr>
-          <w:b/>
-        </w:rPr>
-        <w:t xml:space="preserve">[NUOVO]</w:t>
+        <w:t xml:space="preserve">Colonne/filtri: ID, Foto, Nome, Variante SKU, Categoria, Prezzo, Prezzo Pubblico, Stock, Partner, SKU, Super Prodotto Sì/No, Super Provincia Sì/No, Prodotto Unico Sì/No, Approvato Sì/No, In Magazzino Sì/No, Attivo.</w:t>
       </w:r>
     </w:p>
     <w:p>
@@ -5584,23 +6911,158 @@
       </w:pPr>
       <w:r>
         <w:rPr/>
-        <w:t xml:space="preserve">Il popup "Seleziona Piattaforma di vendita" (Shopify / Cake / Business / Flowers) compare per aggiungere una vendita manuale.</w:t>
-      </w:r>
-    </w:p>
-    <w:p>
-      <w:pPr>
-        <w:pStyle w:val="Heading4"/>
-        <w:spacing w:lineRule="auto"/>
-      </w:pPr>
-      <w:r>
-        <w:rPr/>
-        <w:t xml:space="preserve">Logica di smistamento vendite (invariata)</w:t>
+        <w:t xml:space="preserve">Tipi di prodotto: </w:t>
+      </w:r>
+      <w:r>
+        <w:rPr>
+          <w:b/>
+        </w:rPr>
+        <w:t xml:space="preserve">unici</w:t>
+      </w:r>
+      <w:r>
+        <w:rPr/>
+        <w:t xml:space="preserve"> (di un partner), </w:t>
+      </w:r>
+      <w:r>
+        <w:rPr>
+          <w:b/>
+        </w:rPr>
+        <w:t xml:space="preserve">non-unici</w:t>
+      </w:r>
+      <w:r>
+        <w:rPr/>
+        <w:t xml:space="preserve"> (es. fiori), </w:t>
+      </w:r>
+      <w:r>
+        <w:rPr>
+          <w:b/>
+        </w:rPr>
+        <w:t xml:space="preserve">superprodotti</w:t>
+      </w:r>
+      <w:r>
+        <w:rPr/>
+        <w:t xml:space="preserve"> (combinazioni di più prodotti). Flag "Visible to other partners" per rendere visibili i prodotti unici ad altri partner. Admin/Operation aggiungono qualsiasi prodotto; ogni partner carica i propri come unici.</w:t>
       </w:r>
     </w:p>
     <w:p>
       <w:pPr>
         <w:numPr>
           <w:ilvl w:val="0"/>
+          <w:numId w:val="20"/>
+        </w:numPr>
+        <w:spacing w:lineRule="auto"/>
+      </w:pPr>
+      <w:r>
+        <w:rPr>
+          <w:b/>
+        </w:rPr>
+        <w:t xml:space="preserve">Form "Nuovo prodotto"</w:t>
+      </w:r>
+      <w:r>
+        <w:rPr/>
+        <w:t xml:space="preserve"> (verificato campo-per-campo): sezioni </w:t>
+      </w:r>
+      <w:r>
+        <w:rPr>
+          <w:b/>
+        </w:rPr>
+        <w:t xml:space="preserve">DETTAGLI</w:t>
+      </w:r>
+      <w:r>
+        <w:rPr/>
+        <w:t xml:space="preserve"> (Nome*, Partner, Categoria*, SKU, Giorni Preparazione, </w:t>
+      </w:r>
+      <w:r>
+        <w:rPr>
+          <w:b/>
+        </w:rPr>
+        <w:t xml:space="preserve">Plus del prodotto</w:t>
+      </w:r>
+      <w:r>
+        <w:rPr/>
+        <w:t xml:space="preserve"> max 80*, Descrizione rich text, Prezzo, Prezzo pubblico, Linea, Immagine; flag Non modificabile, Prodotto unico), </w:t>
+      </w:r>
+      <w:r>
+        <w:rPr>
+          <w:b/>
+        </w:rPr>
+        <w:t xml:space="preserve">INVENTORY MANAGEMENT</w:t>
+      </w:r>
+      <w:r>
+        <w:rPr/>
+        <w:t xml:space="preserve"> (Controlla stock, Nome alternativo + Usa nome alternativo), </w:t>
+      </w:r>
+      <w:r>
+        <w:rPr>
+          <w:b/>
+        </w:rPr>
+        <w:t xml:space="preserve">SHOPIFY CONNECTION</w:t>
+      </w:r>
+      <w:r>
+        <w:rPr/>
+        <w:t xml:space="preserve"> (Approvato, Attivo, Not physical, </w:t>
+      </w:r>
+      <w:r>
+        <w:rPr>
+          <w:b/>
+        </w:rPr>
+        <w:t xml:space="preserve">SELECT PLATFORMS</w:t>
+      </w:r>
+      <w:r>
+        <w:rPr/>
+        <w:t xml:space="preserve">: Deluxy/Cakes/Flowers/Business/Experience/DotCom + descrizione per piattaforma, image manager), </w:t>
+      </w:r>
+      <w:r>
+        <w:rPr>
+          <w:b/>
+        </w:rPr>
+        <w:t xml:space="preserve">PRODUCTS PARTNER</w:t>
+      </w:r>
+      <w:r>
+        <w:rPr/>
+        <w:t xml:space="preserve"> (partner aggiuntivi che vendono il prodotto), </w:t>
+      </w:r>
+      <w:r>
+        <w:rPr>
+          <w:b/>
+        </w:rPr>
+        <w:t xml:space="preserve">SUPER PRODOTTO</w:t>
+      </w:r>
+      <w:r>
+        <w:rPr/>
+        <w:t xml:space="preserve"> (componenti), </w:t>
+      </w:r>
+      <w:r>
+        <w:rPr>
+          <w:b/>
+        </w:rPr>
+        <w:t xml:space="preserve">PRODOTTO VARIANTI</w:t>
+      </w:r>
+      <w:r>
+        <w:rPr/>
+        <w:t xml:space="preserve"> (flag ha varianti + titolo opzione + varianti con prezzo/SKU), </w:t>
+      </w:r>
+      <w:r>
+        <w:rPr>
+          <w:b/>
+        </w:rPr>
+        <w:t xml:space="preserve">CAMPI OBBLIGATORI</w:t>
+      </w:r>
+      <w:r>
+        <w:rPr/>
+        <w:t xml:space="preserve"> (campi testuali). </w:t>
+      </w:r>
+      <w:r>
+        <w:rPr>
+          <w:b/>
+        </w:rPr>
+        <w:t xml:space="preserve">[NUOVO — form prodotto completo, incl. varianti e multi-partner]</w:t>
+      </w:r>
+    </w:p>
+    <w:p>
+      <w:pPr>
+        <w:numPr>
+          <w:ilvl w:val="1"/>
           <w:numId w:val="21"/>
         </w:numPr>
         <w:spacing w:lineRule="auto"/>
@@ -5609,17 +7071,191 @@
         <w:rPr>
           <w:b/>
         </w:rPr>
-        <w:t xml:space="preserve">Prodotto unico</w:t>
-      </w:r>
-      <w:r>
-        <w:rPr/>
-        <w:t xml:space="preserve">: se la provincia è servita da un partner aperto → la consegna viene creata e proposta al partner; se chiuso o provincia non servita → vendita "da gestire".</w:t>
+        <w:t xml:space="preserve">Significato campi (chiarito dall'utente)</w:t>
+      </w:r>
+      <w:r>
+        <w:rPr/>
+        <w:t xml:space="preserve">: </w:t>
+      </w:r>
+      <w:r>
+        <w:rPr/>
+        <w:t xml:space="preserve">Super Provincia</w:t>
+      </w:r>
+      <w:r>
+        <w:rPr/>
+        <w:t xml:space="preserve"> = in vendita il prodotto viene proposto a un </w:t>
+      </w:r>
+      <w:r>
+        <w:rPr>
+          <w:b/>
+        </w:rPr>
+        <w:t xml:space="preserve">partner specifico</w:t>
+      </w:r>
+      <w:r>
+        <w:rPr/>
+        <w:t xml:space="preserve"> con una </w:t>
+      </w:r>
+      <w:r>
+        <w:rPr>
+          <w:b/>
+        </w:rPr>
+        <w:t xml:space="preserve">% di scontistica calcolata per provincia</w:t>
+      </w:r>
+      <w:r>
+        <w:rPr/>
+        <w:t xml:space="preserve">; </w:t>
+      </w:r>
+      <w:r>
+        <w:rPr/>
+        <w:t xml:space="preserve">Not physical</w:t>
+      </w:r>
+      <w:r>
+        <w:rPr/>
+        <w:t xml:space="preserve"> = si abbina a </w:t>
+      </w:r>
+      <w:r>
+        <w:rPr>
+          <w:b/>
+        </w:rPr>
+        <w:t xml:space="preserve">Shopify</w:t>
+      </w:r>
+      <w:r>
+        <w:rPr/>
+        <w:t xml:space="preserve"> e indica un prodotto </w:t>
+      </w:r>
+      <w:r>
+        <w:rPr>
+          <w:b/>
+        </w:rPr>
+        <w:t xml:space="preserve">senza stock</w:t>
+      </w:r>
+      <w:r>
+        <w:rPr/>
+        <w:t xml:space="preserve"> (nemmeno su Shopify); </w:t>
+      </w:r>
+      <w:r>
+        <w:rPr/>
+        <w:t xml:space="preserve">Non modificabile</w:t>
+      </w:r>
+      <w:r>
+        <w:rPr/>
+        <w:t xml:space="preserve"> = i </w:t>
+      </w:r>
+      <w:r>
+        <w:rPr>
+          <w:b/>
+        </w:rPr>
+        <w:t xml:space="preserve">partner non possono modificarlo</w:t>
+      </w:r>
+      <w:r>
+        <w:rPr/>
+        <w:t xml:space="preserve">; </w:t>
+      </w:r>
+      <w:r>
+        <w:rPr/>
+        <w:t xml:space="preserve">Linea</w:t>
+      </w:r>
+      <w:r>
+        <w:rPr/>
+        <w:t xml:space="preserve"> = la </w:t>
+      </w:r>
+      <w:r>
+        <w:rPr>
+          <w:b/>
+        </w:rPr>
+        <w:t xml:space="preserve">linea del prodotto</w:t>
+      </w:r>
+      <w:r>
+        <w:rPr/>
+        <w:t xml:space="preserve">; </w:t>
+      </w:r>
+      <w:r>
+        <w:rPr/>
+        <w:t xml:space="preserve">Nome alternativo del prodotto</w:t>
+      </w:r>
+      <w:r>
+        <w:rPr/>
+        <w:t xml:space="preserve"> = il nome che il </w:t>
+      </w:r>
+      <w:r>
+        <w:rPr>
+          <w:b/>
+        </w:rPr>
+        <w:t xml:space="preserve">partner vede in Consegne</w:t>
+      </w:r>
+      <w:r>
+        <w:rPr/>
+        <w:t xml:space="preserve"> (attivo col flag </w:t>
+      </w:r>
+      <w:r>
+        <w:rPr/>
+        <w:t xml:space="preserve">Usa nome alternativo</w:t>
+      </w:r>
+      <w:r>
+        <w:rPr/>
+        <w:t xml:space="preserve">); </w:t>
+      </w:r>
+      <w:r>
+        <w:rPr/>
+        <w:t xml:space="preserve">Visible to other partners</w:t>
+      </w:r>
+      <w:r>
+        <w:rPr/>
+        <w:t xml:space="preserve"> = rende il prodotto visibile a un </w:t>
+      </w:r>
+      <w:r>
+        <w:rPr>
+          <w:b/>
+        </w:rPr>
+        <w:t xml:space="preserve">altro partner anche se è il prodotto unico di un altro partner</w:t>
+      </w:r>
+      <w:r>
+        <w:rPr/>
+        <w:t xml:space="preserve"> (utile per il </w:t>
+      </w:r>
+      <w:r>
+        <w:rPr>
+          <w:b/>
+        </w:rPr>
+        <w:t xml:space="preserve">Corporate Service</w:t>
+      </w:r>
+      <w:r>
+        <w:rPr/>
+        <w:t xml:space="preserve">); </w:t>
+      </w:r>
+      <w:r>
+        <w:rPr/>
+        <w:t xml:space="preserve">Super Prodotto</w:t>
+      </w:r>
+      <w:r>
+        <w:rPr/>
+        <w:t xml:space="preserve"> = il </w:t>
+      </w:r>
+      <w:r>
+        <w:rPr>
+          <w:b/>
+        </w:rPr>
+        <w:t xml:space="preserve">flag</w:t>
+      </w:r>
+      <w:r>
+        <w:rPr/>
+        <w:t xml:space="preserve"> è sufficiente e indica un </w:t>
+      </w:r>
+      <w:r>
+        <w:rPr>
+          <w:b/>
+        </w:rPr>
+        <w:t xml:space="preserve">prodotto combinato</w:t>
+      </w:r>
+      <w:r>
+        <w:rPr/>
+        <w:t xml:space="preserve"> (composto da più prodotti).</w:t>
       </w:r>
     </w:p>
     <w:p>
       <w:pPr>
         <w:numPr>
-          <w:ilvl w:val="0"/>
+          <w:ilvl w:val="1"/>
           <w:numId w:val="21"/>
         </w:numPr>
         <w:spacing w:lineRule="auto"/>
@@ -5628,64 +7264,295 @@
         <w:rPr>
           <w:b/>
         </w:rPr>
-        <w:t xml:space="preserve">Prodotto non unico</w:t>
-      </w:r>
-      <w:r>
-        <w:rPr/>
-        <w:t xml:space="preserve">: se esiste lista priorità per provincia → invio ai partner prioritari aperti (con eventuale sconto categoria arrotondato a 0 o 5), altrimenti agli altri partner; senza lista priorità → vendita "da gestire".</w:t>
-      </w:r>
-    </w:p>
-    <w:p>
-      <w:pPr>
-        <w:numPr>
-          <w:ilvl w:val="0"/>
-          <w:numId w:val="21"/>
-        </w:numPr>
-        <w:spacing w:lineRule="auto"/>
-      </w:pPr>
-      <w:r>
-        <w:rPr/>
-        <w:t xml:space="preserve">Stati vendita/consegna collegati: Accettata (il partner accetta la vendita), Richiedi Annullamento (se ancora "da gestire" si annulla automaticamente), Non Accettata (grigio), Non Consegnata (blu, con motivo nelle note), Consegnata, Annullata (solo Admin/Operation).</w:t>
-      </w:r>
-    </w:p>
-    <w:p>
-      <w:pPr>
-        <w:numPr>
-          <w:ilvl w:val="0"/>
-          <w:numId w:val="21"/>
-        </w:numPr>
-        <w:spacing w:lineRule="auto"/>
-      </w:pPr>
-      <w:r>
-        <w:rPr/>
-        <w:t xml:space="preserve">Servizi orari in storico: CONSEGNATO CON ORARIO DA APPROVARE / CONSEGNATO CON ORARIO NON APPROVATO (verificare l'orario del valet prima di procedere).</w:t>
-      </w:r>
-    </w:p>
-    <w:p>
-      <w:pPr>
-        <w:pStyle w:val="Heading3"/>
-        <w:spacing w:lineRule="auto"/>
-      </w:pPr>
-      <w:r>
-        <w:rPr/>
-        <w:t xml:space="preserve">3.8 Finanza (</w:t>
-      </w:r>
-      <w:r>
-        <w:rPr/>
-        <w:t xml:space="preserve">/finanza</w:t>
-      </w:r>
-      <w:r>
-        <w:rPr/>
-        <w:t xml:space="preserve">)</w:t>
-      </w:r>
-    </w:p>
-    <w:p>
-      <w:pPr>
-        <w:spacing w:lineRule="auto"/>
-      </w:pPr>
-      <w:r>
-        <w:rPr/>
-        <w:t xml:space="preserve">Visibile solo agli admin abilitati (es. utente "support").</w:t>
+        <w:t xml:space="preserve">Comportamento checkbox (verificato live sul form reale)</w:t>
+      </w:r>
+      <w:r>
+        <w:rPr/>
+        <w:t xml:space="preserve">: le sezioni con "reveal" mostrano campi aggiuntivi solo quando il flag è attivo. </w:t>
+      </w:r>
+      <w:r>
+        <w:rPr>
+          <w:b/>
+        </w:rPr>
+        <w:t xml:space="preserve">Visible To Other Partners</w:t>
+      </w:r>
+      <w:r>
+        <w:rPr/>
+        <w:t xml:space="preserve"> → compaiono </w:t>
+      </w:r>
+      <w:r>
+        <w:rPr>
+          <w:b/>
+        </w:rPr>
+        <w:t xml:space="preserve">PARTNER + AGGIUNGI PARTNER</w:t>
+      </w:r>
+      <w:r>
+        <w:rPr/>
+        <w:t xml:space="preserve"> (selettore partner aggiuntivi che vendono il prodotto). </w:t>
+      </w:r>
+      <w:r>
+        <w:rPr>
+          <w:b/>
+        </w:rPr>
+        <w:t xml:space="preserve">Super Prodotto</w:t>
+      </w:r>
+      <w:r>
+        <w:rPr/>
+        <w:t xml:space="preserve"> → compaiono </w:t>
+      </w:r>
+      <w:r>
+        <w:rPr>
+          <w:b/>
+        </w:rPr>
+        <w:t xml:space="preserve">PRODOTTI + AGGIUNGI PRODOTTO</w:t>
+      </w:r>
+      <w:r>
+        <w:rPr/>
+        <w:t xml:space="preserve"> (componenti del prodotto combinato). </w:t>
+      </w:r>
+      <w:r>
+        <w:rPr>
+          <w:b/>
+        </w:rPr>
+        <w:t xml:space="preserve">Il prodotto ha varianti? [SI]</w:t>
+      </w:r>
+      <w:r>
+        <w:rPr/>
+        <w:t xml:space="preserve"> → compaiono </w:t>
+      </w:r>
+      <w:r>
+        <w:rPr>
+          <w:b/>
+        </w:rPr>
+        <w:t xml:space="preserve">NOME OPZIONE</w:t>
+      </w:r>
+      <w:r>
+        <w:rPr/>
+        <w:t xml:space="preserve"> (titolo opzione) + </w:t>
+      </w:r>
+      <w:r>
+        <w:rPr>
+          <w:b/>
+        </w:rPr>
+        <w:t xml:space="preserve">AGGIUNGI VARIANTI</w:t>
+      </w:r>
+      <w:r>
+        <w:rPr/>
+        <w:t xml:space="preserve">; ogni variante ha: </w:t>
+      </w:r>
+      <w:r>
+        <w:rPr>
+          <w:b/>
+        </w:rPr>
+        <w:t xml:space="preserve">Nome variante*</w:t>
+      </w:r>
+      <w:r>
+        <w:rPr/>
+        <w:t xml:space="preserve">, </w:t>
+      </w:r>
+      <w:r>
+        <w:rPr>
+          <w:b/>
+        </w:rPr>
+        <w:t xml:space="preserve">SKU variante* (manuale, non auto)</w:t>
+      </w:r>
+      <w:r>
+        <w:rPr/>
+        <w:t xml:space="preserve">, </w:t>
+      </w:r>
+      <w:r>
+        <w:rPr>
+          <w:b/>
+        </w:rPr>
+        <w:t xml:space="preserve">Giorni preparazione</w:t>
+      </w:r>
+      <w:r>
+        <w:rPr/>
+        <w:t xml:space="preserve">, </w:t>
+      </w:r>
+      <w:r>
+        <w:rPr>
+          <w:b/>
+        </w:rPr>
+        <w:t xml:space="preserve">Prezzo</w:t>
+      </w:r>
+      <w:r>
+        <w:rPr/>
+        <w:t xml:space="preserve">, </w:t>
+      </w:r>
+      <w:r>
+        <w:rPr>
+          <w:b/>
+        </w:rPr>
+        <w:t xml:space="preserve">Prezzo pubblico</w:t>
+      </w:r>
+      <w:r>
+        <w:rPr/>
+        <w:t xml:space="preserve">, </w:t>
+      </w:r>
+      <w:r>
+        <w:rPr>
+          <w:b/>
+        </w:rPr>
+        <w:t xml:space="preserve">Controlla stock (variante)</w:t>
+      </w:r>
+      <w:r>
+        <w:rPr/>
+        <w:t xml:space="preserve">, </w:t>
+      </w:r>
+      <w:r>
+        <w:rPr>
+          <w:b/>
+        </w:rPr>
+        <w:t xml:space="preserve">Rimuovi</w:t>
+      </w:r>
+      <w:r>
+        <w:rPr/>
+        <w:t xml:space="preserve">. Quindi ogni variante è di fatto un mini-prodotto con prezzo/SKU/stock propri. Altri dettagli reali: </w:t>
+      </w:r>
+      <w:r>
+        <w:rPr>
+          <w:b/>
+        </w:rPr>
+        <w:t xml:space="preserve">Partner</w:t>
+      </w:r>
+      <w:r>
+        <w:rPr/>
+        <w:t xml:space="preserve"> in DETTAGLI è un </w:t>
+      </w:r>
+      <w:r>
+        <w:rPr>
+          <w:b/>
+        </w:rPr>
+        <w:t xml:space="preserve">select singolo</w:t>
+      </w:r>
+      <w:r>
+        <w:rPr/>
+        <w:t xml:space="preserve">; </w:t>
+      </w:r>
+      <w:r>
+        <w:rPr>
+          <w:b/>
+        </w:rPr>
+        <w:t xml:space="preserve">Linea</w:t>
+      </w:r>
+      <w:r>
+        <w:rPr/>
+        <w:t xml:space="preserve"> accetta </w:t>
+      </w:r>
+      <w:r>
+        <w:rPr>
+          <w:b/>
+        </w:rPr>
+        <w:t xml:space="preserve">più valori separati da </w:t>
+      </w:r>
+      <w:r>
+        <w:rPr>
+          <w:b/>
+        </w:rPr>
+        <w:t xml:space="preserve">;</w:t>
+      </w:r>
+      <w:r>
+        <w:rPr/>
+        <w:t xml:space="preserve">; i nomi campo interni sono </w:t>
+      </w:r>
+      <w:r>
+        <w:rPr/>
+        <w:t xml:space="preserve">visibleToOtherPartners</w:t>
+      </w:r>
+      <w:r>
+        <w:rPr/>
+        <w:t xml:space="preserve">, </w:t>
+      </w:r>
+      <w:r>
+        <w:rPr/>
+        <w:t xml:space="preserve">isSuperProduct</w:t>
+      </w:r>
+      <w:r>
+        <w:rPr/>
+        <w:t xml:space="preserve">, </w:t>
+      </w:r>
+      <w:r>
+        <w:rPr/>
+        <w:t xml:space="preserve">isSuperProvinceProduct</w:t>
+      </w:r>
+      <w:r>
+        <w:rPr/>
+        <w:t xml:space="preserve">, </w:t>
+      </w:r>
+      <w:r>
+        <w:rPr/>
+        <w:t xml:space="preserve">productHasVariants</w:t>
+      </w:r>
+      <w:r>
+        <w:rPr/>
+        <w:t xml:space="preserve">, </w:t>
+      </w:r>
+      <w:r>
+        <w:rPr/>
+        <w:t xml:space="preserve">productOptionTitle</w:t>
+      </w:r>
+      <w:r>
+        <w:rPr/>
+        <w:t xml:space="preserve">, </w:t>
+      </w:r>
+      <w:r>
+        <w:rPr/>
+        <w:t xml:space="preserve">variantName</w:t>
+      </w:r>
+      <w:r>
+        <w:rPr/>
+        <w:t xml:space="preserve">, </w:t>
+      </w:r>
+      <w:r>
+        <w:rPr/>
+        <w:t xml:space="preserve">variantSku</w:t>
+      </w:r>
+      <w:r>
+        <w:rPr/>
+        <w:t xml:space="preserve">, </w:t>
+      </w:r>
+      <w:r>
+        <w:rPr/>
+        <w:t xml:space="preserve">variantGgDispMin</w:t>
+      </w:r>
+      <w:r>
+        <w:rPr/>
+        <w:t xml:space="preserve">, </w:t>
+      </w:r>
+      <w:r>
+        <w:rPr/>
+        <w:t xml:space="preserve">variantPrice</w:t>
+      </w:r>
+      <w:r>
+        <w:rPr/>
+        <w:t xml:space="preserve">, </w:t>
+      </w:r>
+      <w:r>
+        <w:rPr/>
+        <w:t xml:space="preserve">variantShopifyPrice</w:t>
+      </w:r>
+      <w:r>
+        <w:rPr/>
+        <w:t xml:space="preserve">, </w:t>
+      </w:r>
+      <w:r>
+        <w:rPr/>
+        <w:t xml:space="preserve">controlVariantStock</w:t>
+      </w:r>
+      <w:r>
+        <w:rPr/>
+        <w:t xml:space="preserve">.</w:t>
+      </w:r>
+    </w:p>
+    <w:p>
+      <w:pPr>
+        <w:pStyle w:val="Heading4"/>
+        <w:spacing w:lineRule="auto"/>
+      </w:pPr>
+      <w:r>
+        <w:rPr/>
+        <w:t xml:space="preserve">Sottosezioni Prodotti</w:t>
       </w:r>
     </w:p>
     <w:p>
@@ -5697,18 +7564,68 @@
         <w:spacing w:lineRule="auto"/>
       </w:pPr>
       <w:r>
-        <w:rPr/>
-        <w:t xml:space="preserve">Tab </w:t>
-      </w:r>
-      <w:r>
-        <w:rPr>
-          <w:b/>
-        </w:rPr>
-        <w:t xml:space="preserve">CORRISPETTIVI</w:t>
-      </w:r>
-      <w:r>
-        <w:rPr/>
-        <w:t xml:space="preserve">: per ogni vendita: Stato, ID Vendita, ID Consegna, Data consegna, Prodotto, Categoria, Valore vendite, Prezzo pubblico, Prezzo consegna, Partner, Prezzo partner, Fee %, Fee value, Fee+IVA, Costo consegna, Primo margine, Primo margine %. Con ESPORTA.</w:t>
+        <w:rPr>
+          <w:b/>
+        </w:rPr>
+        <w:t xml:space="preserve">Categorie</w:t>
+      </w:r>
+      <w:r>
+        <w:rPr/>
+        <w:t xml:space="preserve"> (</w:t>
+      </w:r>
+      <w:r>
+        <w:rPr/>
+        <w:t xml:space="preserve">/product/categoria</w:t>
+      </w:r>
+      <w:r>
+        <w:rPr/>
+        <w:t xml:space="preserve">): 63 categorie (es. Fiori, Fiori Classici, Fiori d'Arte, Torte, Dolci, Box Regalo, Cappelliere, Palloncini, Accessori, B2B Colazione/Break/Lunch/Aperitivo, Ghirlande, Abbonamento Fiori, Regalistica Natale…). </w:t>
+      </w:r>
+      <w:r>
+        <w:rPr>
+          <w:b/>
+        </w:rPr>
+        <w:t xml:space="preserve">Form "Nuova categoria"</w:t>
+      </w:r>
+      <w:r>
+        <w:rPr/>
+        <w:t xml:space="preserve"> (verificato): Nome*, Note, </w:t>
+      </w:r>
+      <w:r>
+        <w:rPr>
+          <w:b/>
+        </w:rPr>
+        <w:t xml:space="preserve">AI Prompt</w:t>
+      </w:r>
+      <w:r>
+        <w:rPr/>
+        <w:t xml:space="preserve"> (per generazione AI, es. torte), </w:t>
+      </w:r>
+      <w:r>
+        <w:rPr>
+          <w:b/>
+        </w:rPr>
+        <w:t xml:space="preserve">Extra fields</w:t>
+      </w:r>
+      <w:r>
+        <w:rPr/>
+        <w:t xml:space="preserve"> (nome campo + tipo: Opzionale / Obbligatorio / solo Admin), </w:t>
+      </w:r>
+      <w:r>
+        <w:rPr>
+          <w:b/>
+        </w:rPr>
+        <w:t xml:space="preserve">Province discounts</w:t>
+      </w:r>
+      <w:r>
+        <w:rPr/>
+        <w:t xml:space="preserve"> (provincia + % di sconto → genera automaticamente prodotti scontati arrotondati a 0/5). </w:t>
+      </w:r>
+      <w:r>
+        <w:rPr>
+          <w:b/>
+        </w:rPr>
+        <w:t xml:space="preserve">[NUOVO — AI Prompt e Note sul form categoria]</w:t>
       </w:r>
     </w:p>
     <w:p>
@@ -5720,18 +7637,63 @@
         <w:spacing w:lineRule="auto"/>
       </w:pPr>
       <w:r>
-        <w:rPr/>
-        <w:t xml:space="preserve">Tab </w:t>
-      </w:r>
-      <w:r>
-        <w:rPr>
-          <w:b/>
-        </w:rPr>
-        <w:t xml:space="preserve">MARGINI</w:t>
-      </w:r>
-      <w:r>
-        <w:rPr/>
-        <w:t xml:space="preserve">: margini totali dell'azienda.</w:t>
+        <w:rPr>
+          <w:b/>
+        </w:rPr>
+        <w:t xml:space="preserve">Prodotto Collections</w:t>
+      </w:r>
+      <w:r>
+        <w:rPr/>
+        <w:t xml:space="preserve"> (</w:t>
+      </w:r>
+      <w:r>
+        <w:rPr/>
+        <w:t xml:space="preserve">/collections</w:t>
+      </w:r>
+      <w:r>
+        <w:rPr/>
+        <w:t xml:space="preserve">): collezioni shop per provincia: Collection Name, Handle (es. </w:t>
+      </w:r>
+      <w:r>
+        <w:rPr/>
+        <w:t xml:space="preserve">province-products/rm</w:t>
+      </w:r>
+      <w:r>
+        <w:rPr/>
+        <w:t xml:space="preserve">), Descrizione, Provincia, Codice provincia, Categoria prodotto. </w:t>
+      </w:r>
+      <w:r>
+        <w:rPr>
+          <w:b/>
+        </w:rPr>
+        <w:t xml:space="preserve">[NUOVO]</w:t>
+      </w:r>
+    </w:p>
+    <w:p>
+      <w:pPr>
+        <w:numPr>
+          <w:ilvl w:val="0"/>
+          <w:numId w:val="22"/>
+        </w:numPr>
+        <w:spacing w:lineRule="auto"/>
+      </w:pPr>
+      <w:r>
+        <w:rPr>
+          <w:b/>
+        </w:rPr>
+        <w:t xml:space="preserve">Cakes Order Product</w:t>
+      </w:r>
+      <w:r>
+        <w:rPr/>
+        <w:t xml:space="preserve"> (</w:t>
+      </w:r>
+      <w:r>
+        <w:rPr/>
+        <w:t xml:space="preserve">/cake/orders</w:t>
+      </w:r>
+      <w:r>
+        <w:rPr/>
+        <w:t xml:space="preserve">): torte acquistate e realizzate con l'AI (8 presenti) con foto.</w:t>
       </w:r>
     </w:p>
     <w:p>
@@ -5741,7 +7703,15 @@
       </w:pPr>
       <w:r>
         <w:rPr/>
-        <w:t xml:space="preserve">3.9 Setup</w:t>
+        <w:t xml:space="preserve">3.7 Vendite (</w:t>
+      </w:r>
+      <w:r>
+        <w:rPr/>
+        <w:t xml:space="preserve">/all/vendita</w:t>
+      </w:r>
+      <w:r>
+        <w:rPr/>
+        <w:t xml:space="preserve">)</w:t>
       </w:r>
     </w:p>
     <w:p>
@@ -5753,46 +7723,56 @@
         <w:spacing w:lineRule="auto"/>
       </w:pPr>
       <w:r>
-        <w:rPr>
-          <w:b/>
-        </w:rPr>
-        <w:t xml:space="preserve">Modelli SMS</w:t>
-      </w:r>
-      <w:r>
-        <w:rPr/>
-        <w:t xml:space="preserve"> (</w:t>
-      </w:r>
-      <w:r>
-        <w:rPr/>
-        <w:t xml:space="preserve">/admin/smstemplates</w:t>
-      </w:r>
-      <w:r>
-        <w:rPr/>
-        <w:t xml:space="preserve">): 31 modelli; tipi Created / Departed / Arrived; assegnati ad Admin o a partner specifici (es. Boutique Chanel); placeholder disponibili: </w:t>
-      </w:r>
-      <w:r>
-        <w:rPr/>
-        <w:t xml:space="preserve">[name]</w:t>
-      </w:r>
-      <w:r>
-        <w:rPr/>
-        <w:t xml:space="preserve">, </w:t>
-      </w:r>
-      <w:r>
-        <w:rPr/>
-        <w:t xml:space="preserve">[day]</w:t>
-      </w:r>
-      <w:r>
-        <w:rPr/>
-        <w:t xml:space="preserve">, </w:t>
-      </w:r>
-      <w:r>
-        <w:rPr/>
-        <w:t xml:space="preserve">[between_time]</w:t>
-      </w:r>
-      <w:r>
-        <w:rPr/>
-        <w:t xml:space="preserve">. Brand: Deluxy, DeluxyFlowers, CakeDesign.Me, BusinessDeluxy, Deluxy Experience, Deluxy Dot Com.</w:t>
+        <w:rPr/>
+        <w:t xml:space="preserve">Viste per piattaforma: All Vendite + Deluxy (</w:t>
+      </w:r>
+      <w:r>
+        <w:rPr/>
+        <w:t xml:space="preserve">/vendita</w:t>
+      </w:r>
+      <w:r>
+        <w:rPr/>
+        <w:t xml:space="preserve">), Cakes (</w:t>
+      </w:r>
+      <w:r>
+        <w:rPr/>
+        <w:t xml:space="preserve">/cakes/vendita</w:t>
+      </w:r>
+      <w:r>
+        <w:rPr/>
+        <w:t xml:space="preserve">), Business (</w:t>
+      </w:r>
+      <w:r>
+        <w:rPr/>
+        <w:t xml:space="preserve">/business/vendita</w:t>
+      </w:r>
+      <w:r>
+        <w:rPr/>
+        <w:t xml:space="preserve">), Deluxy Flowers (</w:t>
+      </w:r>
+      <w:r>
+        <w:rPr/>
+        <w:t xml:space="preserve">/flowers/vendita</w:t>
+      </w:r>
+      <w:r>
+        <w:rPr/>
+        <w:t xml:space="preserve">), Deluxy Experience (</w:t>
+      </w:r>
+      <w:r>
+        <w:rPr/>
+        <w:t xml:space="preserve">/experience/vendita</w:t>
+      </w:r>
+      <w:r>
+        <w:rPr/>
+        <w:t xml:space="preserve">), Deluxy.Com (</w:t>
+      </w:r>
+      <w:r>
+        <w:rPr/>
+        <w:t xml:space="preserve">/deluxydotcom/vendita</w:t>
+      </w:r>
+      <w:r>
+        <w:rPr/>
+        <w:t xml:space="preserve">).</w:t>
       </w:r>
     </w:p>
     <w:p>
@@ -5804,22 +7784,8 @@
         <w:spacing w:lineRule="auto"/>
       </w:pPr>
       <w:r>
-        <w:rPr>
-          <w:b/>
-        </w:rPr>
-        <w:t xml:space="preserve">Provinces &amp; Cities</w:t>
-      </w:r>
-      <w:r>
-        <w:rPr/>
-        <w:t xml:space="preserve"> (</w:t>
-      </w:r>
-      <w:r>
-        <w:rPr/>
-        <w:t xml:space="preserve">/provinces/cities</w:t>
-      </w:r>
-      <w:r>
-        <w:rPr/>
-        <w:t xml:space="preserve">): 108 province italiane con codice e numero di città abilitate alle consegne in guanti bianchi; IMPORTARE + formato CSV.</w:t>
+        <w:rPr/>
+        <w:t xml:space="preserve">Colonne: Platform, System ID, ID ordine effettivo, Ordine, Data, Cliente, Indirizzo, Telefono, Canale (es. Online Store), Totale, Costo consegna, Stato del pagamento (paid…), Stato di adempimento (Unfulfilled…), Elementi, SKU, Metodo di consegna, Vendor, Stato (es. Da Gestire).</w:t>
       </w:r>
     </w:p>
     <w:p>
@@ -5831,28 +7797,63 @@
         <w:spacing w:lineRule="auto"/>
       </w:pPr>
       <w:r>
-        <w:rPr>
-          <w:b/>
-        </w:rPr>
-        <w:t xml:space="preserve">Servizi Partner</w:t>
-      </w:r>
-      <w:r>
-        <w:rPr/>
-        <w:t xml:space="preserve"> (</w:t>
-      </w:r>
-      <w:r>
-        <w:rPr/>
-        <w:t xml:space="preserve">/servizi</w:t>
-      </w:r>
-      <w:r>
-        <w:rPr/>
-        <w:t xml:space="preserve">): 32 servizi; tipi: Prezzo Fisso, a Ora (min 1h), Vendita, Aziendale (Corporate), Magazzino. Esempi magazzino: Ricezione pallet, Ordine Ecommerce, Picking &amp; Packing a pezzo/a collo, Picking e Preparazione con consegna/spedizione; consegna taglie S/M e L/XL. Il valore del servizio si imposta nella scheda del singolo partner.</w:t>
+        <w:rPr/>
+        <w:t xml:space="preserve">Azioni per vendita: </w:t>
+      </w:r>
+      <w:r>
+        <w:rPr>
+          <w:b/>
+        </w:rPr>
+        <w:t xml:space="preserve">GENERATE LINK, SEND EMAIL, CONFERMA, MODIFICA, RIFIUTA</w:t>
+      </w:r>
+      <w:r>
+        <w:rPr/>
+        <w:t xml:space="preserve">. In alto: AGGIUNGI, ESPORTA, </w:t>
+      </w:r>
+      <w:r>
+        <w:rPr>
+          <w:b/>
+        </w:rPr>
+        <w:t xml:space="preserve">PAGAMENTI DELLE VENDITE</w:t>
+      </w:r>
+      <w:r>
+        <w:rPr/>
+        <w:t xml:space="preserve">, STORICO. </w:t>
+      </w:r>
+      <w:r>
+        <w:rPr>
+          <w:b/>
+        </w:rPr>
+        <w:t xml:space="preserve">[NUOVO]</w:t>
       </w:r>
     </w:p>
     <w:p>
       <w:pPr>
         <w:numPr>
-          <w:ilvl w:val="1"/>
+          <w:ilvl w:val="0"/>
+          <w:numId w:val="23"/>
+        </w:numPr>
+        <w:spacing w:lineRule="auto"/>
+      </w:pPr>
+      <w:r>
+        <w:rPr/>
+        <w:t xml:space="preserve">Il popup "Seleziona Piattaforma di vendita" (Shopify / Cake / Business / Flowers) compare per aggiungere una vendita manuale.</w:t>
+      </w:r>
+    </w:p>
+    <w:p>
+      <w:pPr>
+        <w:pStyle w:val="Heading4"/>
+        <w:spacing w:lineRule="auto"/>
+      </w:pPr>
+      <w:r>
+        <w:rPr/>
+        <w:t xml:space="preserve">Logica di smistamento vendite (invariata)</w:t>
+      </w:r>
+    </w:p>
+    <w:p>
+      <w:pPr>
+        <w:numPr>
+          <w:ilvl w:val="0"/>
           <w:numId w:val="24"/>
         </w:numPr>
         <w:spacing w:lineRule="auto"/>
@@ -5861,17 +7862,17 @@
         <w:rPr>
           <w:b/>
         </w:rPr>
-        <w:t xml:space="preserve">Corporate Service</w:t>
-      </w:r>
-      <w:r>
-        <w:rPr/>
-        <w:t xml:space="preserve">: un cliente aziendale ordina prodotti di proprietà di un altro partner; si tramuta in servizio vendita per il proprietario dei prodotti.</w:t>
+        <w:t xml:space="preserve">Prodotto unico</w:t>
+      </w:r>
+      <w:r>
+        <w:rPr/>
+        <w:t xml:space="preserve">: se la provincia è servita da un partner aperto → la consegna viene creata e proposta al partner; se chiuso o provincia non servita → vendita "da gestire".</w:t>
       </w:r>
     </w:p>
     <w:p>
       <w:pPr>
         <w:numPr>
-          <w:ilvl w:val="1"/>
+          <w:ilvl w:val="0"/>
           <w:numId w:val="24"/>
         </w:numPr>
         <w:spacing w:lineRule="auto"/>
@@ -5880,11 +7881,37 @@
         <w:rPr>
           <w:b/>
         </w:rPr>
-        <w:t xml:space="preserve">Servizio Magazzino</w:t>
-      </w:r>
-      <w:r>
-        <w:rPr/>
-        <w:t xml:space="preserve">: Prezzo Base + A Pezzo (per quantità) + Trasporto (base + extra distanza).</w:t>
+        <w:t xml:space="preserve">Prodotto non unico</w:t>
+      </w:r>
+      <w:r>
+        <w:rPr/>
+        <w:t xml:space="preserve">: se esiste lista priorità per provincia → invio ai partner prioritari aperti (con eventuale sconto categoria arrotondato a 0 o 5), altrimenti agli altri partner; senza lista priorità → vendita "da gestire".</w:t>
+      </w:r>
+    </w:p>
+    <w:p>
+      <w:pPr>
+        <w:numPr>
+          <w:ilvl w:val="0"/>
+          <w:numId w:val="24"/>
+        </w:numPr>
+        <w:spacing w:lineRule="auto"/>
+      </w:pPr>
+      <w:r>
+        <w:rPr/>
+        <w:t xml:space="preserve">Stati vendita/consegna collegati: Accettata (il partner accetta la vendita), Richiedi Annullamento (se ancora "da gestire" si annulla automaticamente), Non Accettata (grigio), Non Consegnata (blu, con motivo nelle note), Consegnata, Annullata (solo Admin/Operation).</w:t>
+      </w:r>
+    </w:p>
+    <w:p>
+      <w:pPr>
+        <w:numPr>
+          <w:ilvl w:val="0"/>
+          <w:numId w:val="24"/>
+        </w:numPr>
+        <w:spacing w:lineRule="auto"/>
+      </w:pPr>
+      <w:r>
+        <w:rPr/>
+        <w:t xml:space="preserve">Servizi orari in storico: CONSEGNATO CON ORARIO DA APPROVARE / CONSEGNATO CON ORARIO NON APPROVATO (verificare l'orario del valet prima di procedere).</w:t>
       </w:r>
     </w:p>
     <w:p>
@@ -5894,15 +7921,24 @@
       </w:pPr>
       <w:r>
         <w:rPr/>
-        <w:t xml:space="preserve">3.10 Profilo (</w:t>
-      </w:r>
-      <w:r>
-        <w:rPr/>
-        <w:t xml:space="preserve">/profilo</w:t>
+        <w:t xml:space="preserve">3.8 Finanza (</w:t>
+      </w:r>
+      <w:r>
+        <w:rPr/>
+        <w:t xml:space="preserve">/finanza</w:t>
       </w:r>
       <w:r>
         <w:rPr/>
         <w:t xml:space="preserve">)</w:t>
+      </w:r>
+    </w:p>
+    <w:p>
+      <w:pPr>
+        <w:spacing w:lineRule="auto"/>
+      </w:pPr>
+      <w:r>
+        <w:rPr/>
+        <w:t xml:space="preserve">Visibile solo agli admin abilitati (es. utente "support").</w:t>
       </w:r>
     </w:p>
     <w:p>
@@ -5914,20 +7950,18 @@
         <w:spacing w:lineRule="auto"/>
       </w:pPr>
       <w:r>
-        <w:rPr>
-          <w:b/>
-        </w:rPr>
-        <w:t xml:space="preserve">QONTO CONNECTION</w:t>
-      </w:r>
-      <w:r>
-        <w:rPr/>
-        <w:t xml:space="preserve">: collegamento del conto Qonto (CONNECT WITH QONTO). </w:t>
-      </w:r>
-      <w:r>
-        <w:rPr>
-          <w:b/>
-        </w:rPr>
-        <w:t xml:space="preserve">[NUOVO]</w:t>
+        <w:rPr/>
+        <w:t xml:space="preserve">Tab </w:t>
+      </w:r>
+      <w:r>
+        <w:rPr>
+          <w:b/>
+        </w:rPr>
+        <w:t xml:space="preserve">CORRISPETTIVI</w:t>
+      </w:r>
+      <w:r>
+        <w:rPr/>
+        <w:t xml:space="preserve">: per ogni vendita: Stato, ID Vendita, ID Consegna, Data consegna, Prodotto, Categoria, Valore vendite, Prezzo pubblico, Prezzo consegna, Partner, Prezzo partner, Fee %, Fee value, Fee+IVA, Costo consegna, Primo margine, Primo margine %. Con ESPORTA.</w:t>
       </w:r>
     </w:p>
     <w:p>
@@ -5940,26 +7974,27 @@
       </w:pPr>
       <w:r>
         <w:rPr/>
-        <w:t xml:space="preserve">Personal information: e-mail*, RECLAMA MAIL VALET, RECLAMA MAIL PARTNERS (indirizzi per i reclami), cognome*, nome*, password + ripeti password, SALVA.</w:t>
-      </w:r>
-    </w:p>
-    <w:p>
-      <w:pPr>
-        <w:pStyle w:val="Heading2"/>
-        <w:spacing w:lineRule="auto"/>
-      </w:pPr>
-      <w:r>
-        <w:rPr/>
-        <w:t xml:space="preserve">4. Registrazione</w:t>
-      </w:r>
-    </w:p>
-    <w:p>
-      <w:pPr>
-        <w:spacing w:lineRule="auto"/>
-      </w:pPr>
-      <w:r>
-        <w:rPr/>
-        <w:t xml:space="preserve">La registrazione avviene obbligatoriamente da parte dell'Admin per qualsiasi utente. Utenti creabili: Admin, Operation, Partner, Valet.</w:t>
+        <w:t xml:space="preserve">Tab </w:t>
+      </w:r>
+      <w:r>
+        <w:rPr>
+          <w:b/>
+        </w:rPr>
+        <w:t xml:space="preserve">MARGINI</w:t>
+      </w:r>
+      <w:r>
+        <w:rPr/>
+        <w:t xml:space="preserve">: margini totali dell'azienda.</w:t>
+      </w:r>
+    </w:p>
+    <w:p>
+      <w:pPr>
+        <w:pStyle w:val="Heading3"/>
+        <w:spacing w:lineRule="auto"/>
+      </w:pPr>
+      <w:r>
+        <w:rPr/>
+        <w:t xml:space="preserve">3.9 Setup</w:t>
       </w:r>
     </w:p>
     <w:p>
@@ -5974,11 +8009,43 @@
         <w:rPr>
           <w:b/>
         </w:rPr>
-        <w:t xml:space="preserve">Admin</w:t>
-      </w:r>
-      <w:r>
-        <w:rPr/>
-        <w:t xml:space="preserve">: si crea come Valet/Partner/Operation e poi si trasforma in Admin dalla pagina Utenti.</w:t>
+        <w:t xml:space="preserve">Modelli SMS</w:t>
+      </w:r>
+      <w:r>
+        <w:rPr/>
+        <w:t xml:space="preserve"> (</w:t>
+      </w:r>
+      <w:r>
+        <w:rPr/>
+        <w:t xml:space="preserve">/admin/smstemplates</w:t>
+      </w:r>
+      <w:r>
+        <w:rPr/>
+        <w:t xml:space="preserve">): 31 modelli; tipi Created / Departed / Arrived; assegnati ad Admin o a partner specifici (es. Boutique Chanel); placeholder disponibili: </w:t>
+      </w:r>
+      <w:r>
+        <w:rPr/>
+        <w:t xml:space="preserve">[name]</w:t>
+      </w:r>
+      <w:r>
+        <w:rPr/>
+        <w:t xml:space="preserve">, </w:t>
+      </w:r>
+      <w:r>
+        <w:rPr/>
+        <w:t xml:space="preserve">[day]</w:t>
+      </w:r>
+      <w:r>
+        <w:rPr/>
+        <w:t xml:space="preserve">, </w:t>
+      </w:r>
+      <w:r>
+        <w:rPr/>
+        <w:t xml:space="preserve">[between_time]</w:t>
+      </w:r>
+      <w:r>
+        <w:rPr/>
+        <w:t xml:space="preserve">. Brand: Deluxy, DeluxyFlowers, CakeDesign.Me, BusinessDeluxy, Deluxy Experience, Deluxy Dot Com.</w:t>
       </w:r>
     </w:p>
     <w:p>
@@ -5993,11 +8060,19 @@
         <w:rPr>
           <w:b/>
         </w:rPr>
-        <w:t xml:space="preserve">Operation</w:t>
-      </w:r>
-      <w:r>
-        <w:rPr/>
-        <w:t xml:space="preserve">: nome, cognome, mail, telefono, indirizzo, note.</w:t>
+        <w:t xml:space="preserve">Provinces &amp; Cities</w:t>
+      </w:r>
+      <w:r>
+        <w:rPr/>
+        <w:t xml:space="preserve"> (</w:t>
+      </w:r>
+      <w:r>
+        <w:rPr/>
+        <w:t xml:space="preserve">/provinces/cities</w:t>
+      </w:r>
+      <w:r>
+        <w:rPr/>
+        <w:t xml:space="preserve">): 108 province italiane con codice e numero di città abilitate alle consegne in guanti bianchi; IMPORTARE + formato CSV.</w:t>
       </w:r>
     </w:p>
     <w:p>
@@ -6012,94 +8087,75 @@
         <w:rPr>
           <w:b/>
         </w:rPr>
-        <w:t xml:space="preserve">Partner</w:t>
-      </w:r>
-      <w:r>
-        <w:rPr/>
-        <w:t xml:space="preserve">: insegna, email, P.IVA/CF, indirizzo, telefono, referente, ragione sociale, province, servizi (KM included, extra fuoricittà), categorie, notifiche, fatturazione &amp; actions, documentazione e note.</w:t>
+        <w:t xml:space="preserve">Servizi Partner</w:t>
+      </w:r>
+      <w:r>
+        <w:rPr/>
+        <w:t xml:space="preserve"> (</w:t>
+      </w:r>
+      <w:r>
+        <w:rPr/>
+        <w:t xml:space="preserve">/servizi</w:t>
+      </w:r>
+      <w:r>
+        <w:rPr/>
+        <w:t xml:space="preserve">): 32 servizi; tipi: Prezzo Fisso, a Ora (min 1h), Vendita, Aziendale (Corporate), Magazzino. Esempi magazzino: Ricezione pallet, Ordine Ecommerce, Picking &amp; Packing a pezzo/a collo, Picking e Preparazione con consegna/spedizione; consegna taglie S/M e L/XL. Il valore del servizio si imposta nella scheda del singolo partner.</w:t>
       </w:r>
     </w:p>
     <w:p>
       <w:pPr>
         <w:numPr>
-          <w:ilvl w:val="0"/>
-          <w:numId w:val="26"/>
-        </w:numPr>
-        <w:spacing w:lineRule="auto"/>
-      </w:pPr>
-      <w:r>
-        <w:rPr>
-          <w:b/>
-        </w:rPr>
-        <w:t xml:space="preserve">Valet</w:t>
-      </w:r>
-      <w:r>
-        <w:rPr/>
-        <w:t xml:space="preserve">: anagrafica completa, flag P.IVA (P.IVA + CF, luogo/data di nascita, IBAN), team leader, province, servizi con salario, notifiche (mail o WhatsApp), mezzo, note.</w:t>
-      </w:r>
-    </w:p>
-    <w:p>
-      <w:pPr>
-        <w:spacing w:lineRule="auto"/>
-      </w:pPr>
-      <w:r>
-        <w:rPr>
-          <w:b/>
-        </w:rPr>
-        <w:t xml:space="preserve">Step successivi alla registrazione</w:t>
-      </w:r>
-      <w:r>
-        <w:rPr/>
-        <w:t xml:space="preserve">:</w:t>
-      </w:r>
-    </w:p>
-    <w:p>
-      <w:pPr>
-        <w:numPr>
-          <w:ilvl w:val="0"/>
+          <w:ilvl w:val="1"/>
           <w:numId w:val="27"/>
         </w:numPr>
         <w:spacing w:lineRule="auto"/>
       </w:pPr>
       <w:r>
-        <w:rPr/>
-        <w:t xml:space="preserve">Admin: impostare l'utente come "Attivo" nella pagina Utenti.</w:t>
+        <w:rPr>
+          <w:b/>
+        </w:rPr>
+        <w:t xml:space="preserve">Corporate Service</w:t>
+      </w:r>
+      <w:r>
+        <w:rPr/>
+        <w:t xml:space="preserve">: un cliente aziendale ordina prodotti di proprietà di un altro partner; si tramuta in servizio vendita per il proprietario dei prodotti.</w:t>
       </w:r>
     </w:p>
     <w:p>
       <w:pPr>
         <w:numPr>
-          <w:ilvl w:val="0"/>
+          <w:ilvl w:val="1"/>
           <w:numId w:val="27"/>
         </w:numPr>
         <w:spacing w:lineRule="auto"/>
       </w:pPr>
       <w:r>
-        <w:rPr/>
-        <w:t xml:space="preserve">Partner: inserire subito i campi richiesti e impostare gli orari di apertura; Admin abilita le categorie di vendita.</w:t>
-      </w:r>
-    </w:p>
-    <w:p>
-      <w:pPr>
-        <w:numPr>
-          <w:ilvl w:val="0"/>
-          <w:numId w:val="27"/>
-        </w:numPr>
-        <w:spacing w:lineRule="auto"/>
-      </w:pPr>
-      <w:r>
-        <w:rPr/>
-        <w:t xml:space="preserve">Valet: specificare subito le disponibilità; Admin indica la % di rimborso nella ritenuta.</w:t>
-      </w:r>
-    </w:p>
-    <w:p>
-      <w:pPr>
-        <w:pStyle w:val="Heading2"/>
-        <w:spacing w:lineRule="auto"/>
-      </w:pPr>
-      <w:r>
-        <w:rPr/>
-        <w:t xml:space="preserve">5. Processo di consegna (Valet)</w:t>
+        <w:rPr>
+          <w:b/>
+        </w:rPr>
+        <w:t xml:space="preserve">Servizio Magazzino</w:t>
+      </w:r>
+      <w:r>
+        <w:rPr/>
+        <w:t xml:space="preserve">: Prezzo Base + A Pezzo (per quantità) + Trasporto (base + extra distanza).</w:t>
+      </w:r>
+    </w:p>
+    <w:p>
+      <w:pPr>
+        <w:pStyle w:val="Heading3"/>
+        <w:spacing w:lineRule="auto"/>
+      </w:pPr>
+      <w:r>
+        <w:rPr/>
+        <w:t xml:space="preserve">3.10 Profilo (</w:t>
+      </w:r>
+      <w:r>
+        <w:rPr/>
+        <w:t xml:space="preserve">/profilo</w:t>
+      </w:r>
+      <w:r>
+        <w:rPr/>
+        <w:t xml:space="preserve">)</w:t>
       </w:r>
     </w:p>
     <w:p>
@@ -6114,11 +8170,17 @@
         <w:rPr>
           <w:b/>
         </w:rPr>
-        <w:t xml:space="preserve">RITIRO</w:t>
-      </w:r>
-      <w:r>
-        <w:rPr/>
-        <w:t xml:space="preserve">: il valet imposta "in consegna" (furgoncino giallo); la consegna lampeggia per partner/admin/operation; notifica ad Admin e Operation.</w:t>
+        <w:t xml:space="preserve">QONTO CONNECTION</w:t>
+      </w:r>
+      <w:r>
+        <w:rPr/>
+        <w:t xml:space="preserve">: collegamento del conto Qonto (CONNECT WITH QONTO). </w:t>
+      </w:r>
+      <w:r>
+        <w:rPr>
+          <w:b/>
+        </w:rPr>
+        <w:t xml:space="preserve">[NUOVO]</w:t>
       </w:r>
     </w:p>
     <w:p>
@@ -6130,21 +8192,212 @@
         <w:spacing w:lineRule="auto"/>
       </w:pPr>
       <w:r>
-        <w:rPr>
-          <w:b/>
-        </w:rPr>
-        <w:t xml:space="preserve">CONSEGNATO</w:t>
-      </w:r>
-      <w:r>
-        <w:rPr/>
-        <w:t xml:space="preserve">: popup che chiede chi ha ritirato il prodotto + caricamento foto della ricevuta; notifica ad Admin e Operation.</w:t>
+        <w:rPr/>
+        <w:t xml:space="preserve">Personal information: e-mail*, RECLAMA MAIL VALET, RECLAMA MAIL PARTNERS (indirizzi per i reclami), cognome*, nome*, password + ripeti password, SALVA.</w:t>
+      </w:r>
+    </w:p>
+    <w:p>
+      <w:pPr>
+        <w:pStyle w:val="Heading2"/>
+        <w:spacing w:lineRule="auto"/>
+      </w:pPr>
+      <w:r>
+        <w:rPr/>
+        <w:t xml:space="preserve">4. Registrazione</w:t>
+      </w:r>
+    </w:p>
+    <w:p>
+      <w:pPr>
+        <w:spacing w:lineRule="auto"/>
+      </w:pPr>
+      <w:r>
+        <w:rPr/>
+        <w:t xml:space="preserve">La registrazione avviene obbligatoriamente da parte dell'Admin per qualsiasi utente. Utenti creabili: Admin, Operation, Partner, Valet.</w:t>
       </w:r>
     </w:p>
     <w:p>
       <w:pPr>
         <w:numPr>
           <w:ilvl w:val="0"/>
-          <w:numId w:val="28"/>
+          <w:numId w:val="29"/>
+        </w:numPr>
+        <w:spacing w:lineRule="auto"/>
+      </w:pPr>
+      <w:r>
+        <w:rPr>
+          <w:b/>
+        </w:rPr>
+        <w:t xml:space="preserve">Admin</w:t>
+      </w:r>
+      <w:r>
+        <w:rPr/>
+        <w:t xml:space="preserve">: si crea come Valet/Partner/Operation e poi si trasforma in Admin dalla pagina Utenti.</w:t>
+      </w:r>
+    </w:p>
+    <w:p>
+      <w:pPr>
+        <w:numPr>
+          <w:ilvl w:val="0"/>
+          <w:numId w:val="29"/>
+        </w:numPr>
+        <w:spacing w:lineRule="auto"/>
+      </w:pPr>
+      <w:r>
+        <w:rPr>
+          <w:b/>
+        </w:rPr>
+        <w:t xml:space="preserve">Operation</w:t>
+      </w:r>
+      <w:r>
+        <w:rPr/>
+        <w:t xml:space="preserve">: nome, cognome, mail, telefono, indirizzo, note.</w:t>
+      </w:r>
+    </w:p>
+    <w:p>
+      <w:pPr>
+        <w:numPr>
+          <w:ilvl w:val="0"/>
+          <w:numId w:val="29"/>
+        </w:numPr>
+        <w:spacing w:lineRule="auto"/>
+      </w:pPr>
+      <w:r>
+        <w:rPr>
+          <w:b/>
+        </w:rPr>
+        <w:t xml:space="preserve">Partner</w:t>
+      </w:r>
+      <w:r>
+        <w:rPr/>
+        <w:t xml:space="preserve">: insegna, email, P.IVA/CF, indirizzo, telefono, referente, ragione sociale, province, servizi (KM included, extra fuoricittà), categorie, notifiche, fatturazione &amp; actions, documentazione e note.</w:t>
+      </w:r>
+    </w:p>
+    <w:p>
+      <w:pPr>
+        <w:numPr>
+          <w:ilvl w:val="0"/>
+          <w:numId w:val="29"/>
+        </w:numPr>
+        <w:spacing w:lineRule="auto"/>
+      </w:pPr>
+      <w:r>
+        <w:rPr>
+          <w:b/>
+        </w:rPr>
+        <w:t xml:space="preserve">Valet</w:t>
+      </w:r>
+      <w:r>
+        <w:rPr/>
+        <w:t xml:space="preserve">: anagrafica completa, flag P.IVA (P.IVA + CF, luogo/data di nascita, IBAN), team leader, province, servizi con salario, notifiche (mail o WhatsApp), mezzo, note.</w:t>
+      </w:r>
+    </w:p>
+    <w:p>
+      <w:pPr>
+        <w:spacing w:lineRule="auto"/>
+      </w:pPr>
+      <w:r>
+        <w:rPr>
+          <w:b/>
+        </w:rPr>
+        <w:t xml:space="preserve">Step successivi alla registrazione</w:t>
+      </w:r>
+      <w:r>
+        <w:rPr/>
+        <w:t xml:space="preserve">:</w:t>
+      </w:r>
+    </w:p>
+    <w:p>
+      <w:pPr>
+        <w:numPr>
+          <w:ilvl w:val="0"/>
+          <w:numId w:val="30"/>
+        </w:numPr>
+        <w:spacing w:lineRule="auto"/>
+      </w:pPr>
+      <w:r>
+        <w:rPr/>
+        <w:t xml:space="preserve">Admin: impostare l'utente come "Attivo" nella pagina Utenti.</w:t>
+      </w:r>
+    </w:p>
+    <w:p>
+      <w:pPr>
+        <w:numPr>
+          <w:ilvl w:val="0"/>
+          <w:numId w:val="30"/>
+        </w:numPr>
+        <w:spacing w:lineRule="auto"/>
+      </w:pPr>
+      <w:r>
+        <w:rPr/>
+        <w:t xml:space="preserve">Partner: inserire subito i campi richiesti e impostare gli orari di apertura; Admin abilita le categorie di vendita.</w:t>
+      </w:r>
+    </w:p>
+    <w:p>
+      <w:pPr>
+        <w:numPr>
+          <w:ilvl w:val="0"/>
+          <w:numId w:val="30"/>
+        </w:numPr>
+        <w:spacing w:lineRule="auto"/>
+      </w:pPr>
+      <w:r>
+        <w:rPr/>
+        <w:t xml:space="preserve">Valet: specificare subito le disponibilità; Admin indica la % di rimborso nella ritenuta.</w:t>
+      </w:r>
+    </w:p>
+    <w:p>
+      <w:pPr>
+        <w:pStyle w:val="Heading2"/>
+        <w:spacing w:lineRule="auto"/>
+      </w:pPr>
+      <w:r>
+        <w:rPr/>
+        <w:t xml:space="preserve">5. Processo di consegna (Valet)</w:t>
+      </w:r>
+    </w:p>
+    <w:p>
+      <w:pPr>
+        <w:numPr>
+          <w:ilvl w:val="0"/>
+          <w:numId w:val="31"/>
+        </w:numPr>
+        <w:spacing w:lineRule="auto"/>
+      </w:pPr>
+      <w:r>
+        <w:rPr>
+          <w:b/>
+        </w:rPr>
+        <w:t xml:space="preserve">RITIRO</w:t>
+      </w:r>
+      <w:r>
+        <w:rPr/>
+        <w:t xml:space="preserve">: il valet imposta "in consegna" (furgoncino giallo); la consegna lampeggia per partner/admin/operation; notifica ad Admin e Operation.</w:t>
+      </w:r>
+    </w:p>
+    <w:p>
+      <w:pPr>
+        <w:numPr>
+          <w:ilvl w:val="0"/>
+          <w:numId w:val="31"/>
+        </w:numPr>
+        <w:spacing w:lineRule="auto"/>
+      </w:pPr>
+      <w:r>
+        <w:rPr>
+          <w:b/>
+        </w:rPr>
+        <w:t xml:space="preserve">CONSEGNATO</w:t>
+      </w:r>
+      <w:r>
+        <w:rPr/>
+        <w:t xml:space="preserve">: popup che chiede chi ha ritirato il prodotto + caricamento foto della ricevuta; notifica ad Admin e Operation.</w:t>
+      </w:r>
+    </w:p>
+    <w:p>
+      <w:pPr>
+        <w:numPr>
+          <w:ilvl w:val="0"/>
+          <w:numId w:val="31"/>
         </w:numPr>
         <w:spacing w:lineRule="auto"/>
       </w:pPr>
@@ -6343,7 +8596,7 @@
       <w:pPr>
         <w:numPr>
           <w:ilvl w:val="0"/>
-          <w:numId w:val="29"/>
+          <w:numId w:val="32"/>
         </w:numPr>
         <w:spacing w:lineRule="auto"/>
       </w:pPr>
@@ -6364,7 +8617,7 @@
       <w:pPr>
         <w:numPr>
           <w:ilvl w:val="0"/>
-          <w:numId w:val="29"/>
+          <w:numId w:val="32"/>
         </w:numPr>
         <w:spacing w:lineRule="auto"/>
       </w:pPr>
@@ -6377,7 +8630,7 @@
       <w:pPr>
         <w:numPr>
           <w:ilvl w:val="0"/>
-          <w:numId w:val="29"/>
+          <w:numId w:val="32"/>
         </w:numPr>
         <w:spacing w:lineRule="auto"/>
       </w:pPr>
@@ -6414,7 +8667,7 @@
       <w:pPr>
         <w:numPr>
           <w:ilvl w:val="0"/>
-          <w:numId w:val="29"/>
+          <w:numId w:val="32"/>
         </w:numPr>
         <w:spacing w:lineRule="auto"/>
       </w:pPr>
@@ -7391,7 +9644,7 @@
       <w:pPr>
         <w:numPr>
           <w:ilvl w:val="0"/>
-          <w:numId w:val="30"/>
+          <w:numId w:val="33"/>
         </w:numPr>
         <w:spacing w:lineRule="auto"/>
       </w:pPr>
@@ -7418,7 +9671,7 @@
       <w:pPr>
         <w:numPr>
           <w:ilvl w:val="0"/>
-          <w:numId w:val="30"/>
+          <w:numId w:val="33"/>
         </w:numPr>
         <w:spacing w:lineRule="auto"/>
       </w:pPr>
@@ -7445,7 +9698,7 @@
       <w:pPr>
         <w:numPr>
           <w:ilvl w:val="0"/>
-          <w:numId w:val="30"/>
+          <w:numId w:val="33"/>
         </w:numPr>
         <w:spacing w:lineRule="auto"/>
       </w:pPr>
@@ -7632,7 +9885,7 @@
       <w:pPr>
         <w:numPr>
           <w:ilvl w:val="0"/>
-          <w:numId w:val="30"/>
+          <w:numId w:val="33"/>
         </w:numPr>
         <w:spacing w:lineRule="auto"/>
       </w:pPr>
@@ -7661,7 +9914,7 @@
       <w:pPr>
         <w:numPr>
           <w:ilvl w:val="0"/>
-          <w:numId w:val="31"/>
+          <w:numId w:val="34"/>
         </w:numPr>
         <w:spacing w:lineRule="auto"/>
       </w:pPr>
@@ -7680,7 +9933,7 @@
       <w:pPr>
         <w:numPr>
           <w:ilvl w:val="0"/>
-          <w:numId w:val="31"/>
+          <w:numId w:val="34"/>
         </w:numPr>
         <w:spacing w:lineRule="auto"/>
       </w:pPr>
@@ -7699,7 +9952,7 @@
       <w:pPr>
         <w:numPr>
           <w:ilvl w:val="0"/>
-          <w:numId w:val="31"/>
+          <w:numId w:val="34"/>
         </w:numPr>
         <w:spacing w:lineRule="auto"/>
       </w:pPr>
@@ -7734,7 +9987,7 @@
       <w:pPr>
         <w:numPr>
           <w:ilvl w:val="0"/>
-          <w:numId w:val="31"/>
+          <w:numId w:val="34"/>
         </w:numPr>
         <w:spacing w:lineRule="auto"/>
       </w:pPr>
@@ -8368,8 +10621,8 @@
   <w:abstractNum w:abstractNumId="6">
     <w:lvl w:ilvl="0">
       <w:start w:val="1"/>
-      <w:numFmt w:val="decimal"/>
-      <w:lvlText w:val="%1."/>
+      <w:numFmt w:val="bullet"/>
+      <w:lvlText w:val=""/>
       <w:lvlJc w:val="left"/>
       <w:pPr>
         <w:tabs>
@@ -8377,11 +10630,14 @@
         </w:tabs>
         <w:ind w:left="720" w:hanging="360"/>
       </w:pPr>
+      <w:rPr>
+        <w:rFonts w:ascii="Symbol" w:hAnsi="Symbol" w:hint="default"/>
+      </w:rPr>
     </w:lvl>
     <w:lvl w:ilvl="1">
       <w:start w:val="1"/>
-      <w:numFmt w:val="decimal"/>
-      <w:lvlText w:val="%2."/>
+      <w:numFmt w:val="bullet"/>
+      <w:lvlText w:val=""/>
       <w:lvlJc w:val="left"/>
       <w:pPr>
         <w:tabs>
@@ -8389,11 +10645,14 @@
         </w:tabs>
         <w:ind w:left="1440" w:hanging="360"/>
       </w:pPr>
+      <w:rPr>
+        <w:rFonts w:ascii="Symbol" w:hAnsi="Symbol" w:hint="default"/>
+      </w:rPr>
     </w:lvl>
     <w:lvl w:ilvl="2">
       <w:start w:val="1"/>
-      <w:numFmt w:val="decimal"/>
-      <w:lvlText w:val="%3."/>
+      <w:numFmt w:val="bullet"/>
+      <w:lvlText w:val=""/>
       <w:lvlJc w:val="left"/>
       <w:pPr>
         <w:tabs>
@@ -8401,11 +10660,14 @@
         </w:tabs>
         <w:ind w:left="2160" w:hanging="360"/>
       </w:pPr>
+      <w:rPr>
+        <w:rFonts w:ascii="Symbol" w:hAnsi="Symbol" w:hint="default"/>
+      </w:rPr>
     </w:lvl>
     <w:lvl w:ilvl="3">
       <w:start w:val="1"/>
-      <w:numFmt w:val="decimal"/>
-      <w:lvlText w:val="%4."/>
+      <w:numFmt w:val="bullet"/>
+      <w:lvlText w:val=""/>
       <w:lvlJc w:val="left"/>
       <w:pPr>
         <w:tabs>
@@ -8413,11 +10675,14 @@
         </w:tabs>
         <w:ind w:left="2880" w:hanging="360"/>
       </w:pPr>
+      <w:rPr>
+        <w:rFonts w:ascii="Symbol" w:hAnsi="Symbol" w:hint="default"/>
+      </w:rPr>
     </w:lvl>
     <w:lvl w:ilvl="4">
       <w:start w:val="1"/>
-      <w:numFmt w:val="decimal"/>
-      <w:lvlText w:val="%5."/>
+      <w:numFmt w:val="bullet"/>
+      <w:lvlText w:val=""/>
       <w:lvlJc w:val="left"/>
       <w:pPr>
         <w:tabs>
@@ -8425,11 +10690,14 @@
         </w:tabs>
         <w:ind w:left="3600" w:hanging="360"/>
       </w:pPr>
+      <w:rPr>
+        <w:rFonts w:ascii="Symbol" w:hAnsi="Symbol" w:hint="default"/>
+      </w:rPr>
     </w:lvl>
     <w:lvl w:ilvl="5">
       <w:start w:val="1"/>
-      <w:numFmt w:val="decimal"/>
-      <w:lvlText w:val="%6."/>
+      <w:numFmt w:val="bullet"/>
+      <w:lvlText w:val=""/>
       <w:lvlJc w:val="left"/>
       <w:pPr>
         <w:tabs>
@@ -8437,11 +10705,14 @@
         </w:tabs>
         <w:ind w:left="4320" w:hanging="360"/>
       </w:pPr>
+      <w:rPr>
+        <w:rFonts w:ascii="Symbol" w:hAnsi="Symbol" w:hint="default"/>
+      </w:rPr>
     </w:lvl>
     <w:lvl w:ilvl="6">
       <w:start w:val="1"/>
-      <w:numFmt w:val="decimal"/>
-      <w:lvlText w:val="%7."/>
+      <w:numFmt w:val="bullet"/>
+      <w:lvlText w:val=""/>
       <w:lvlJc w:val="left"/>
       <w:pPr>
         <w:tabs>
@@ -8449,11 +10720,14 @@
         </w:tabs>
         <w:ind w:left="5040" w:hanging="360"/>
       </w:pPr>
+      <w:rPr>
+        <w:rFonts w:ascii="Symbol" w:hAnsi="Symbol" w:hint="default"/>
+      </w:rPr>
     </w:lvl>
     <w:lvl w:ilvl="7">
       <w:start w:val="1"/>
-      <w:numFmt w:val="decimal"/>
-      <w:lvlText w:val="%8."/>
+      <w:numFmt w:val="bullet"/>
+      <w:lvlText w:val=""/>
       <w:lvlJc w:val="left"/>
       <w:pPr>
         <w:tabs>
@@ -8461,6 +10735,9 @@
         </w:tabs>
         <w:ind w:left="5760" w:hanging="360"/>
       </w:pPr>
+      <w:rPr>
+        <w:rFonts w:ascii="Symbol" w:hAnsi="Symbol" w:hint="default"/>
+      </w:rPr>
     </w:lvl>
   </w:abstractNum>
   <w:abstractNum w:abstractNumId="7">
@@ -8588,8 +10865,8 @@
   <w:abstractNum w:abstractNumId="8">
     <w:lvl w:ilvl="0">
       <w:start w:val="1"/>
-      <w:numFmt w:val="bullet"/>
-      <w:lvlText w:val=""/>
+      <w:numFmt w:val="decimal"/>
+      <w:lvlText w:val="%1."/>
       <w:lvlJc w:val="left"/>
       <w:pPr>
         <w:tabs>
@@ -8597,14 +10874,11 @@
         </w:tabs>
         <w:ind w:left="720" w:hanging="360"/>
       </w:pPr>
-      <w:rPr>
-        <w:rFonts w:ascii="Symbol" w:hAnsi="Symbol" w:hint="default"/>
-      </w:rPr>
     </w:lvl>
     <w:lvl w:ilvl="1">
       <w:start w:val="1"/>
-      <w:numFmt w:val="bullet"/>
-      <w:lvlText w:val=""/>
+      <w:numFmt w:val="decimal"/>
+      <w:lvlText w:val="%2."/>
       <w:lvlJc w:val="left"/>
       <w:pPr>
         <w:tabs>
@@ -8612,14 +10886,11 @@
         </w:tabs>
         <w:ind w:left="1440" w:hanging="360"/>
       </w:pPr>
-      <w:rPr>
-        <w:rFonts w:ascii="Symbol" w:hAnsi="Symbol" w:hint="default"/>
-      </w:rPr>
     </w:lvl>
     <w:lvl w:ilvl="2">
       <w:start w:val="1"/>
-      <w:numFmt w:val="bullet"/>
-      <w:lvlText w:val=""/>
+      <w:numFmt w:val="decimal"/>
+      <w:lvlText w:val="%3."/>
       <w:lvlJc w:val="left"/>
       <w:pPr>
         <w:tabs>
@@ -8627,14 +10898,11 @@
         </w:tabs>
         <w:ind w:left="2160" w:hanging="360"/>
       </w:pPr>
-      <w:rPr>
-        <w:rFonts w:ascii="Symbol" w:hAnsi="Symbol" w:hint="default"/>
-      </w:rPr>
     </w:lvl>
     <w:lvl w:ilvl="3">
       <w:start w:val="1"/>
-      <w:numFmt w:val="bullet"/>
-      <w:lvlText w:val=""/>
+      <w:numFmt w:val="decimal"/>
+      <w:lvlText w:val="%4."/>
       <w:lvlJc w:val="left"/>
       <w:pPr>
         <w:tabs>
@@ -8642,14 +10910,11 @@
         </w:tabs>
         <w:ind w:left="2880" w:hanging="360"/>
       </w:pPr>
-      <w:rPr>
-        <w:rFonts w:ascii="Symbol" w:hAnsi="Symbol" w:hint="default"/>
-      </w:rPr>
     </w:lvl>
     <w:lvl w:ilvl="4">
       <w:start w:val="1"/>
-      <w:numFmt w:val="bullet"/>
-      <w:lvlText w:val=""/>
+      <w:numFmt w:val="decimal"/>
+      <w:lvlText w:val="%5."/>
       <w:lvlJc w:val="left"/>
       <w:pPr>
         <w:tabs>
@@ -8657,14 +10922,11 @@
         </w:tabs>
         <w:ind w:left="3600" w:hanging="360"/>
       </w:pPr>
-      <w:rPr>
-        <w:rFonts w:ascii="Symbol" w:hAnsi="Symbol" w:hint="default"/>
-      </w:rPr>
     </w:lvl>
     <w:lvl w:ilvl="5">
       <w:start w:val="1"/>
-      <w:numFmt w:val="bullet"/>
-      <w:lvlText w:val=""/>
+      <w:numFmt w:val="decimal"/>
+      <w:lvlText w:val="%6."/>
       <w:lvlJc w:val="left"/>
       <w:pPr>
         <w:tabs>
@@ -8672,14 +10934,11 @@
         </w:tabs>
         <w:ind w:left="4320" w:hanging="360"/>
       </w:pPr>
-      <w:rPr>
-        <w:rFonts w:ascii="Symbol" w:hAnsi="Symbol" w:hint="default"/>
-      </w:rPr>
     </w:lvl>
     <w:lvl w:ilvl="6">
       <w:start w:val="1"/>
-      <w:numFmt w:val="bullet"/>
-      <w:lvlText w:val=""/>
+      <w:numFmt w:val="decimal"/>
+      <w:lvlText w:val="%7."/>
       <w:lvlJc w:val="left"/>
       <w:pPr>
         <w:tabs>
@@ -8687,14 +10946,11 @@
         </w:tabs>
         <w:ind w:left="5040" w:hanging="360"/>
       </w:pPr>
-      <w:rPr>
-        <w:rFonts w:ascii="Symbol" w:hAnsi="Symbol" w:hint="default"/>
-      </w:rPr>
     </w:lvl>
     <w:lvl w:ilvl="7">
       <w:start w:val="1"/>
-      <w:numFmt w:val="bullet"/>
-      <w:lvlText w:val=""/>
+      <w:numFmt w:val="decimal"/>
+      <w:lvlText w:val="%8."/>
       <w:lvlJc w:val="left"/>
       <w:pPr>
         <w:tabs>
@@ -8702,9 +10958,6 @@
         </w:tabs>
         <w:ind w:left="5760" w:hanging="360"/>
       </w:pPr>
-      <w:rPr>
-        <w:rFonts w:ascii="Symbol" w:hAnsi="Symbol" w:hint="default"/>
-      </w:rPr>
     </w:lvl>
   </w:abstractNum>
   <w:abstractNum w:abstractNumId="9">
@@ -11028,8 +13281,8 @@
   <w:abstractNum w:abstractNumId="28">
     <w:lvl w:ilvl="0">
       <w:start w:val="1"/>
-      <w:numFmt w:val="decimal"/>
-      <w:lvlText w:val="%1."/>
+      <w:numFmt w:val="bullet"/>
+      <w:lvlText w:val=""/>
       <w:lvlJc w:val="left"/>
       <w:pPr>
         <w:tabs>
@@ -11037,11 +13290,14 @@
         </w:tabs>
         <w:ind w:left="720" w:hanging="360"/>
       </w:pPr>
+      <w:rPr>
+        <w:rFonts w:ascii="Symbol" w:hAnsi="Symbol" w:hint="default"/>
+      </w:rPr>
     </w:lvl>
     <w:lvl w:ilvl="1">
       <w:start w:val="1"/>
-      <w:numFmt w:val="decimal"/>
-      <w:lvlText w:val="%2."/>
+      <w:numFmt w:val="bullet"/>
+      <w:lvlText w:val=""/>
       <w:lvlJc w:val="left"/>
       <w:pPr>
         <w:tabs>
@@ -11049,11 +13305,14 @@
         </w:tabs>
         <w:ind w:left="1440" w:hanging="360"/>
       </w:pPr>
+      <w:rPr>
+        <w:rFonts w:ascii="Symbol" w:hAnsi="Symbol" w:hint="default"/>
+      </w:rPr>
     </w:lvl>
     <w:lvl w:ilvl="2">
       <w:start w:val="1"/>
-      <w:numFmt w:val="decimal"/>
-      <w:lvlText w:val="%3."/>
+      <w:numFmt w:val="bullet"/>
+      <w:lvlText w:val=""/>
       <w:lvlJc w:val="left"/>
       <w:pPr>
         <w:tabs>
@@ -11061,11 +13320,14 @@
         </w:tabs>
         <w:ind w:left="2160" w:hanging="360"/>
       </w:pPr>
+      <w:rPr>
+        <w:rFonts w:ascii="Symbol" w:hAnsi="Symbol" w:hint="default"/>
+      </w:rPr>
     </w:lvl>
     <w:lvl w:ilvl="3">
       <w:start w:val="1"/>
-      <w:numFmt w:val="decimal"/>
-      <w:lvlText w:val="%4."/>
+      <w:numFmt w:val="bullet"/>
+      <w:lvlText w:val=""/>
       <w:lvlJc w:val="left"/>
       <w:pPr>
         <w:tabs>
@@ -11073,11 +13335,14 @@
         </w:tabs>
         <w:ind w:left="2880" w:hanging="360"/>
       </w:pPr>
+      <w:rPr>
+        <w:rFonts w:ascii="Symbol" w:hAnsi="Symbol" w:hint="default"/>
+      </w:rPr>
     </w:lvl>
     <w:lvl w:ilvl="4">
       <w:start w:val="1"/>
-      <w:numFmt w:val="decimal"/>
-      <w:lvlText w:val="%5."/>
+      <w:numFmt w:val="bullet"/>
+      <w:lvlText w:val=""/>
       <w:lvlJc w:val="left"/>
       <w:pPr>
         <w:tabs>
@@ -11085,11 +13350,14 @@
         </w:tabs>
         <w:ind w:left="3600" w:hanging="360"/>
       </w:pPr>
+      <w:rPr>
+        <w:rFonts w:ascii="Symbol" w:hAnsi="Symbol" w:hint="default"/>
+      </w:rPr>
     </w:lvl>
     <w:lvl w:ilvl="5">
       <w:start w:val="1"/>
-      <w:numFmt w:val="decimal"/>
-      <w:lvlText w:val="%6."/>
+      <w:numFmt w:val="bullet"/>
+      <w:lvlText w:val=""/>
       <w:lvlJc w:val="left"/>
       <w:pPr>
         <w:tabs>
@@ -11097,11 +13365,14 @@
         </w:tabs>
         <w:ind w:left="4320" w:hanging="360"/>
       </w:pPr>
+      <w:rPr>
+        <w:rFonts w:ascii="Symbol" w:hAnsi="Symbol" w:hint="default"/>
+      </w:rPr>
     </w:lvl>
     <w:lvl w:ilvl="6">
       <w:start w:val="1"/>
-      <w:numFmt w:val="decimal"/>
-      <w:lvlText w:val="%7."/>
+      <w:numFmt w:val="bullet"/>
+      <w:lvlText w:val=""/>
       <w:lvlJc w:val="left"/>
       <w:pPr>
         <w:tabs>
@@ -11109,11 +13380,14 @@
         </w:tabs>
         <w:ind w:left="5040" w:hanging="360"/>
       </w:pPr>
+      <w:rPr>
+        <w:rFonts w:ascii="Symbol" w:hAnsi="Symbol" w:hint="default"/>
+      </w:rPr>
     </w:lvl>
     <w:lvl w:ilvl="7">
       <w:start w:val="1"/>
-      <w:numFmt w:val="decimal"/>
-      <w:lvlText w:val="%8."/>
+      <w:numFmt w:val="bullet"/>
+      <w:lvlText w:val=""/>
       <w:lvlJc w:val="left"/>
       <w:pPr>
         <w:tabs>
@@ -11121,6 +13395,9 @@
         </w:tabs>
         <w:ind w:left="5760" w:hanging="360"/>
       </w:pPr>
+      <w:rPr>
+        <w:rFonts w:ascii="Symbol" w:hAnsi="Symbol" w:hint="default"/>
+      </w:rPr>
     </w:lvl>
   </w:abstractNum>
   <w:abstractNum w:abstractNumId="29">
@@ -11368,6 +13645,348 @@
     </w:lvl>
   </w:abstractNum>
   <w:abstractNum w:abstractNumId="31">
+    <w:lvl w:ilvl="0">
+      <w:start w:val="1"/>
+      <w:numFmt w:val="decimal"/>
+      <w:lvlText w:val="%1."/>
+      <w:lvlJc w:val="left"/>
+      <w:pPr>
+        <w:tabs>
+          <w:tab w:val="num" w:pos="720"/>
+        </w:tabs>
+        <w:ind w:left="720" w:hanging="360"/>
+      </w:pPr>
+    </w:lvl>
+    <w:lvl w:ilvl="1">
+      <w:start w:val="1"/>
+      <w:numFmt w:val="decimal"/>
+      <w:lvlText w:val="%2."/>
+      <w:lvlJc w:val="left"/>
+      <w:pPr>
+        <w:tabs>
+          <w:tab w:val="num" w:pos="1440"/>
+        </w:tabs>
+        <w:ind w:left="1440" w:hanging="360"/>
+      </w:pPr>
+    </w:lvl>
+    <w:lvl w:ilvl="2">
+      <w:start w:val="1"/>
+      <w:numFmt w:val="decimal"/>
+      <w:lvlText w:val="%3."/>
+      <w:lvlJc w:val="left"/>
+      <w:pPr>
+        <w:tabs>
+          <w:tab w:val="num" w:pos="2160"/>
+        </w:tabs>
+        <w:ind w:left="2160" w:hanging="360"/>
+      </w:pPr>
+    </w:lvl>
+    <w:lvl w:ilvl="3">
+      <w:start w:val="1"/>
+      <w:numFmt w:val="decimal"/>
+      <w:lvlText w:val="%4."/>
+      <w:lvlJc w:val="left"/>
+      <w:pPr>
+        <w:tabs>
+          <w:tab w:val="num" w:pos="2880"/>
+        </w:tabs>
+        <w:ind w:left="2880" w:hanging="360"/>
+      </w:pPr>
+    </w:lvl>
+    <w:lvl w:ilvl="4">
+      <w:start w:val="1"/>
+      <w:numFmt w:val="decimal"/>
+      <w:lvlText w:val="%5."/>
+      <w:lvlJc w:val="left"/>
+      <w:pPr>
+        <w:tabs>
+          <w:tab w:val="num" w:pos="3600"/>
+        </w:tabs>
+        <w:ind w:left="3600" w:hanging="360"/>
+      </w:pPr>
+    </w:lvl>
+    <w:lvl w:ilvl="5">
+      <w:start w:val="1"/>
+      <w:numFmt w:val="decimal"/>
+      <w:lvlText w:val="%6."/>
+      <w:lvlJc w:val="left"/>
+      <w:pPr>
+        <w:tabs>
+          <w:tab w:val="num" w:pos="4320"/>
+        </w:tabs>
+        <w:ind w:left="4320" w:hanging="360"/>
+      </w:pPr>
+    </w:lvl>
+    <w:lvl w:ilvl="6">
+      <w:start w:val="1"/>
+      <w:numFmt w:val="decimal"/>
+      <w:lvlText w:val="%7."/>
+      <w:lvlJc w:val="left"/>
+      <w:pPr>
+        <w:tabs>
+          <w:tab w:val="num" w:pos="5040"/>
+        </w:tabs>
+        <w:ind w:left="5040" w:hanging="360"/>
+      </w:pPr>
+    </w:lvl>
+    <w:lvl w:ilvl="7">
+      <w:start w:val="1"/>
+      <w:numFmt w:val="decimal"/>
+      <w:lvlText w:val="%8."/>
+      <w:lvlJc w:val="left"/>
+      <w:pPr>
+        <w:tabs>
+          <w:tab w:val="num" w:pos="5760"/>
+        </w:tabs>
+        <w:ind w:left="5760" w:hanging="360"/>
+      </w:pPr>
+    </w:lvl>
+  </w:abstractNum>
+  <w:abstractNum w:abstractNumId="32">
+    <w:lvl w:ilvl="0">
+      <w:start w:val="1"/>
+      <w:numFmt w:val="bullet"/>
+      <w:lvlText w:val=""/>
+      <w:lvlJc w:val="left"/>
+      <w:pPr>
+        <w:tabs>
+          <w:tab w:val="num" w:pos="720"/>
+        </w:tabs>
+        <w:ind w:left="720" w:hanging="360"/>
+      </w:pPr>
+      <w:rPr>
+        <w:rFonts w:ascii="Symbol" w:hAnsi="Symbol" w:hint="default"/>
+      </w:rPr>
+    </w:lvl>
+    <w:lvl w:ilvl="1">
+      <w:start w:val="1"/>
+      <w:numFmt w:val="bullet"/>
+      <w:lvlText w:val=""/>
+      <w:lvlJc w:val="left"/>
+      <w:pPr>
+        <w:tabs>
+          <w:tab w:val="num" w:pos="1440"/>
+        </w:tabs>
+        <w:ind w:left="1440" w:hanging="360"/>
+      </w:pPr>
+      <w:rPr>
+        <w:rFonts w:ascii="Symbol" w:hAnsi="Symbol" w:hint="default"/>
+      </w:rPr>
+    </w:lvl>
+    <w:lvl w:ilvl="2">
+      <w:start w:val="1"/>
+      <w:numFmt w:val="bullet"/>
+      <w:lvlText w:val=""/>
+      <w:lvlJc w:val="left"/>
+      <w:pPr>
+        <w:tabs>
+          <w:tab w:val="num" w:pos="2160"/>
+        </w:tabs>
+        <w:ind w:left="2160" w:hanging="360"/>
+      </w:pPr>
+      <w:rPr>
+        <w:rFonts w:ascii="Symbol" w:hAnsi="Symbol" w:hint="default"/>
+      </w:rPr>
+    </w:lvl>
+    <w:lvl w:ilvl="3">
+      <w:start w:val="1"/>
+      <w:numFmt w:val="bullet"/>
+      <w:lvlText w:val=""/>
+      <w:lvlJc w:val="left"/>
+      <w:pPr>
+        <w:tabs>
+          <w:tab w:val="num" w:pos="2880"/>
+        </w:tabs>
+        <w:ind w:left="2880" w:hanging="360"/>
+      </w:pPr>
+      <w:rPr>
+        <w:rFonts w:ascii="Symbol" w:hAnsi="Symbol" w:hint="default"/>
+      </w:rPr>
+    </w:lvl>
+    <w:lvl w:ilvl="4">
+      <w:start w:val="1"/>
+      <w:numFmt w:val="bullet"/>
+      <w:lvlText w:val=""/>
+      <w:lvlJc w:val="left"/>
+      <w:pPr>
+        <w:tabs>
+          <w:tab w:val="num" w:pos="3600"/>
+        </w:tabs>
+        <w:ind w:left="3600" w:hanging="360"/>
+      </w:pPr>
+      <w:rPr>
+        <w:rFonts w:ascii="Symbol" w:hAnsi="Symbol" w:hint="default"/>
+      </w:rPr>
+    </w:lvl>
+    <w:lvl w:ilvl="5">
+      <w:start w:val="1"/>
+      <w:numFmt w:val="bullet"/>
+      <w:lvlText w:val=""/>
+      <w:lvlJc w:val="left"/>
+      <w:pPr>
+        <w:tabs>
+          <w:tab w:val="num" w:pos="4320"/>
+        </w:tabs>
+        <w:ind w:left="4320" w:hanging="360"/>
+      </w:pPr>
+      <w:rPr>
+        <w:rFonts w:ascii="Symbol" w:hAnsi="Symbol" w:hint="default"/>
+      </w:rPr>
+    </w:lvl>
+    <w:lvl w:ilvl="6">
+      <w:start w:val="1"/>
+      <w:numFmt w:val="bullet"/>
+      <w:lvlText w:val=""/>
+      <w:lvlJc w:val="left"/>
+      <w:pPr>
+        <w:tabs>
+          <w:tab w:val="num" w:pos="5040"/>
+        </w:tabs>
+        <w:ind w:left="5040" w:hanging="360"/>
+      </w:pPr>
+      <w:rPr>
+        <w:rFonts w:ascii="Symbol" w:hAnsi="Symbol" w:hint="default"/>
+      </w:rPr>
+    </w:lvl>
+    <w:lvl w:ilvl="7">
+      <w:start w:val="1"/>
+      <w:numFmt w:val="bullet"/>
+      <w:lvlText w:val=""/>
+      <w:lvlJc w:val="left"/>
+      <w:pPr>
+        <w:tabs>
+          <w:tab w:val="num" w:pos="5760"/>
+        </w:tabs>
+        <w:ind w:left="5760" w:hanging="360"/>
+      </w:pPr>
+      <w:rPr>
+        <w:rFonts w:ascii="Symbol" w:hAnsi="Symbol" w:hint="default"/>
+      </w:rPr>
+    </w:lvl>
+  </w:abstractNum>
+  <w:abstractNum w:abstractNumId="33">
+    <w:lvl w:ilvl="0">
+      <w:start w:val="1"/>
+      <w:numFmt w:val="bullet"/>
+      <w:lvlText w:val=""/>
+      <w:lvlJc w:val="left"/>
+      <w:pPr>
+        <w:tabs>
+          <w:tab w:val="num" w:pos="720"/>
+        </w:tabs>
+        <w:ind w:left="720" w:hanging="360"/>
+      </w:pPr>
+      <w:rPr>
+        <w:rFonts w:ascii="Symbol" w:hAnsi="Symbol" w:hint="default"/>
+      </w:rPr>
+    </w:lvl>
+    <w:lvl w:ilvl="1">
+      <w:start w:val="1"/>
+      <w:numFmt w:val="bullet"/>
+      <w:lvlText w:val=""/>
+      <w:lvlJc w:val="left"/>
+      <w:pPr>
+        <w:tabs>
+          <w:tab w:val="num" w:pos="1440"/>
+        </w:tabs>
+        <w:ind w:left="1440" w:hanging="360"/>
+      </w:pPr>
+      <w:rPr>
+        <w:rFonts w:ascii="Symbol" w:hAnsi="Symbol" w:hint="default"/>
+      </w:rPr>
+    </w:lvl>
+    <w:lvl w:ilvl="2">
+      <w:start w:val="1"/>
+      <w:numFmt w:val="bullet"/>
+      <w:lvlText w:val=""/>
+      <w:lvlJc w:val="left"/>
+      <w:pPr>
+        <w:tabs>
+          <w:tab w:val="num" w:pos="2160"/>
+        </w:tabs>
+        <w:ind w:left="2160" w:hanging="360"/>
+      </w:pPr>
+      <w:rPr>
+        <w:rFonts w:ascii="Symbol" w:hAnsi="Symbol" w:hint="default"/>
+      </w:rPr>
+    </w:lvl>
+    <w:lvl w:ilvl="3">
+      <w:start w:val="1"/>
+      <w:numFmt w:val="bullet"/>
+      <w:lvlText w:val=""/>
+      <w:lvlJc w:val="left"/>
+      <w:pPr>
+        <w:tabs>
+          <w:tab w:val="num" w:pos="2880"/>
+        </w:tabs>
+        <w:ind w:left="2880" w:hanging="360"/>
+      </w:pPr>
+      <w:rPr>
+        <w:rFonts w:ascii="Symbol" w:hAnsi="Symbol" w:hint="default"/>
+      </w:rPr>
+    </w:lvl>
+    <w:lvl w:ilvl="4">
+      <w:start w:val="1"/>
+      <w:numFmt w:val="bullet"/>
+      <w:lvlText w:val=""/>
+      <w:lvlJc w:val="left"/>
+      <w:pPr>
+        <w:tabs>
+          <w:tab w:val="num" w:pos="3600"/>
+        </w:tabs>
+        <w:ind w:left="3600" w:hanging="360"/>
+      </w:pPr>
+      <w:rPr>
+        <w:rFonts w:ascii="Symbol" w:hAnsi="Symbol" w:hint="default"/>
+      </w:rPr>
+    </w:lvl>
+    <w:lvl w:ilvl="5">
+      <w:start w:val="1"/>
+      <w:numFmt w:val="bullet"/>
+      <w:lvlText w:val=""/>
+      <w:lvlJc w:val="left"/>
+      <w:pPr>
+        <w:tabs>
+          <w:tab w:val="num" w:pos="4320"/>
+        </w:tabs>
+        <w:ind w:left="4320" w:hanging="360"/>
+      </w:pPr>
+      <w:rPr>
+        <w:rFonts w:ascii="Symbol" w:hAnsi="Symbol" w:hint="default"/>
+      </w:rPr>
+    </w:lvl>
+    <w:lvl w:ilvl="6">
+      <w:start w:val="1"/>
+      <w:numFmt w:val="bullet"/>
+      <w:lvlText w:val=""/>
+      <w:lvlJc w:val="left"/>
+      <w:pPr>
+        <w:tabs>
+          <w:tab w:val="num" w:pos="5040"/>
+        </w:tabs>
+        <w:ind w:left="5040" w:hanging="360"/>
+      </w:pPr>
+      <w:rPr>
+        <w:rFonts w:ascii="Symbol" w:hAnsi="Symbol" w:hint="default"/>
+      </w:rPr>
+    </w:lvl>
+    <w:lvl w:ilvl="7">
+      <w:start w:val="1"/>
+      <w:numFmt w:val="bullet"/>
+      <w:lvlText w:val=""/>
+      <w:lvlJc w:val="left"/>
+      <w:pPr>
+        <w:tabs>
+          <w:tab w:val="num" w:pos="5760"/>
+        </w:tabs>
+        <w:ind w:left="5760" w:hanging="360"/>
+      </w:pPr>
+      <w:rPr>
+        <w:rFonts w:ascii="Symbol" w:hAnsi="Symbol" w:hint="default"/>
+      </w:rPr>
+    </w:lvl>
+  </w:abstractNum>
+  <w:abstractNum w:abstractNumId="34">
     <w:lvl w:ilvl="0">
       <w:start w:val="1"/>
       <w:numFmt w:val="bullet"/>
@@ -11581,6 +14200,15 @@
   </w:num>
   <w:num w:numId="31">
     <w:abstractNumId w:val="31"/>
+  </w:num>
+  <w:num w:numId="32">
+    <w:abstractNumId w:val="32"/>
+  </w:num>
+  <w:num w:numId="33">
+    <w:abstractNumId w:val="33"/>
+  </w:num>
+  <w:num w:numId="34">
+    <w:abstractNumId w:val="34"/>
   </w:num>
 </w:numbering>
 </file>

--- a/deluxy-platform-next/docs/COME-FUNZIONA-APP-DELUXY.docx
+++ b/deluxy-platform-next/docs/COME-FUNZIONA-APP-DELUXY.docx
@@ -169,6 +169,240 @@
           <w:b/>
         </w:rPr>
         <w:t xml:space="preserve">Changelog</w:t>
+      </w:r>
+      <w:r>
+        <w:rPr>
+          <w:b/>
+        </w:rPr>
+        <w:t xml:space="preserve">17/07/2026 (4) — </w:t>
+      </w:r>
+      <w:r>
+        <w:rPr>
+          <w:b/>
+        </w:rPr>
+        <w:t xml:space="preserve">Filtri e ordinamenti su tutte le liste</w:t>
+      </w:r>
+      <w:r>
+        <w:rPr>
+          <w:b/>
+        </w:rPr>
+        <w:t xml:space="preserve">. Convenzione decisa: </w:t>
+      </w:r>
+      <w:r>
+        <w:rPr>
+          <w:b/>
+        </w:rPr>
+        <w:t xml:space="preserve">una sola ricerca globale</w:t>
+      </w:r>
+      <w:r>
+        <w:rPr>
+          <w:b/>
+        </w:rPr>
+        <w:t xml:space="preserve"> (cerca in </w:t>
+      </w:r>
+      <w:r>
+        <w:rPr>
+          <w:b/>
+        </w:rPr>
+        <w:t xml:space="preserve">tutti</w:t>
+      </w:r>
+      <w:r>
+        <w:rPr>
+          <w:b/>
+        </w:rPr>
+        <w:t xml:space="preserve"> i campi testuali, comprese le relazioni — es. cercando "Fiori" trova i prodotti della categoria Fiori), </w:t>
+      </w:r>
+      <w:r>
+        <w:rPr>
+          <w:b/>
+        </w:rPr>
+        <w:t xml:space="preserve">data/ora con filtri propri</w:t>
+      </w:r>
+      <w:r>
+        <w:rPr>
+          <w:b/>
+        </w:rPr>
+        <w:t xml:space="preserve"> (</w:t>
+      </w:r>
+      <w:r>
+        <w:rPr>
+          <w:b/>
+        </w:rPr>
+        <w:t xml:space="preserve">dateFrom</w:t>
+      </w:r>
+      <w:r>
+        <w:rPr>
+          <w:b/>
+        </w:rPr>
+        <w:t xml:space="preserve">/</w:t>
+      </w:r>
+      <w:r>
+        <w:rPr>
+          <w:b/>
+        </w:rPr>
+        <w:t xml:space="preserve">dateTo</w:t>
+      </w:r>
+      <w:r>
+        <w:rPr>
+          <w:b/>
+        </w:rPr>
+        <w:t xml:space="preserve">), </w:t>
+      </w:r>
+      <w:r>
+        <w:rPr>
+          <w:b/>
+        </w:rPr>
+        <w:t xml:space="preserve">ogni colonna ordinabile</w:t>
+      </w:r>
+      <w:r>
+        <w:rPr>
+          <w:b/>
+        </w:rPr>
+        <w:t xml:space="preserve"> asc/desc. Due strategie in base al volume: </w:t>
+      </w:r>
+      <w:r>
+        <w:rPr>
+          <w:b/>
+        </w:rPr>
+        <w:t xml:space="preserve">server-side</w:t>
+      </w:r>
+      <w:r>
+        <w:rPr>
+          <w:b/>
+        </w:rPr>
+        <w:t xml:space="preserve"> per le liste grandi — </w:t>
+      </w:r>
+      <w:r>
+        <w:rPr>
+          <w:b/>
+        </w:rPr>
+        <w:t xml:space="preserve">Prodotti</w:t>
+      </w:r>
+      <w:r>
+        <w:rPr>
+          <w:b/>
+        </w:rPr>
+        <w:t xml:space="preserve"> (8.503 in produzione), </w:t>
+      </w:r>
+      <w:r>
+        <w:rPr>
+          <w:b/>
+        </w:rPr>
+        <w:t xml:space="preserve">Consegne</w:t>
+      </w:r>
+      <w:r>
+        <w:rPr>
+          <w:b/>
+        </w:rPr>
+        <w:t xml:space="preserve">, </w:t>
+      </w:r>
+      <w:r>
+        <w:rPr>
+          <w:b/>
+        </w:rPr>
+        <w:t xml:space="preserve">Clienti</w:t>
+      </w:r>
+      <w:r>
+        <w:rPr>
+          <w:b/>
+        </w:rPr>
+        <w:t xml:space="preserve"> (4.092) — con contratto comune </w:t>
+      </w:r>
+      <w:r>
+        <w:rPr>
+          <w:b/>
+        </w:rPr>
+        <w:t xml:space="preserve">?q=&amp;sort=&amp;dir=&amp;page=&amp;pageSize=</w:t>
+      </w:r>
+      <w:r>
+        <w:rPr>
+          <w:b/>
+        </w:rPr>
+        <w:t xml:space="preserve"> → </w:t>
+      </w:r>
+      <w:r>
+        <w:rPr>
+          <w:b/>
+        </w:rPr>
+        <w:t xml:space="preserve">{items,total,page,pageSize}</w:t>
+      </w:r>
+      <w:r>
+        <w:rPr>
+          <w:b/>
+        </w:rPr>
+        <w:t xml:space="preserve"> (default 50, max 500, come l'app reale); </w:t>
+      </w:r>
+      <w:r>
+        <w:rPr>
+          <w:b/>
+        </w:rPr>
+        <w:t xml:space="preserve">client-side</w:t>
+      </w:r>
+      <w:r>
+        <w:rPr>
+          <w:b/>
+        </w:rPr>
+        <w:t xml:space="preserve"> per le liste piccole (</w:t>
+      </w:r>
+      <w:r>
+        <w:rPr>
+          <w:b/>
+        </w:rPr>
+        <w:t xml:space="preserve">Partner, Valet, Categorie, Servizi, Operatori</w:t>
+      </w:r>
+      <w:r>
+        <w:rPr>
+          <w:b/>
+        </w:rPr>
+        <w:t xml:space="preserve">), che sono ≤243 record e servono soprattutto come tendine nei form. La ricerca è sempre in </w:t>
+      </w:r>
+      <w:r>
+        <w:rPr>
+          <w:b/>
+        </w:rPr>
+        <w:t xml:space="preserve">AND con il filtro di ruolo</w:t>
+      </w:r>
+      <w:r>
+        <w:rPr>
+          <w:b/>
+        </w:rPr>
+        <w:t xml:space="preserve"> (un partner che cerca il nome di un altro partner non vede nulla) e l'ordinamento accetta solo campi in </w:t>
+      </w:r>
+      <w:r>
+        <w:rPr>
+          <w:b/>
+        </w:rPr>
+        <w:t xml:space="preserve">whitelist</w:t>
+      </w:r>
+      <w:r>
+        <w:rPr>
+          <w:b/>
+        </w:rPr>
+        <w:t xml:space="preserve">. ⚠️ In SQLite (dev) la ricerca è già case-insensitive; su </w:t>
+      </w:r>
+      <w:r>
+        <w:rPr>
+          <w:b/>
+        </w:rPr>
+        <w:t xml:space="preserve">PostgreSQL</w:t>
+      </w:r>
+      <w:r>
+        <w:rPr>
+          <w:b/>
+        </w:rPr>
+        <w:t xml:space="preserve"> servirà </w:t>
+      </w:r>
+      <w:r>
+        <w:rPr>
+          <w:b/>
+        </w:rPr>
+        <w:t xml:space="preserve">mode: 'insensitive'</w:t>
+      </w:r>
+      <w:r>
+        <w:rPr>
+          <w:b/>
+        </w:rPr>
+        <w:t xml:space="preserve">.</w:t>
       </w:r>
       <w:r>
         <w:rPr>

--- a/deluxy-platform-next/docs/COME-FUNZIONA-APP-DELUXY.docx
+++ b/deluxy-platform-next/docs/COME-FUNZIONA-APP-DELUXY.docx
@@ -24,7 +24,7 @@
           <w:color w:val="86868b"/>
           <w:sz w:val="18"/>
         </w:rPr>
-        <w:t xml:space="preserve">Word generato automaticamente dal manuale Markdown — 15 luglio 2026</w:t>
+        <w:t xml:space="preserve">Word generato automaticamente dal manuale Markdown — 17 luglio 2026</w:t>
       </w:r>
     </w:p>
     <w:p>
@@ -169,6 +169,96 @@
           <w:b/>
         </w:rPr>
         <w:t xml:space="preserve">Changelog</w:t>
+      </w:r>
+      <w:r>
+        <w:rPr>
+          <w:b/>
+        </w:rPr>
+        <w:t xml:space="preserve">17/07/2026 — </w:t>
+      </w:r>
+      <w:r>
+        <w:rPr>
+          <w:b/>
+        </w:rPr>
+        <w:t xml:space="preserve">Setup servizio → fasce di consegna</w:t>
+      </w:r>
+      <w:r>
+        <w:rPr>
+          <w:b/>
+        </w:rPr>
+        <w:t xml:space="preserve">: nuovo flag </w:t>
+      </w:r>
+      <w:r>
+        <w:rPr>
+          <w:b/>
+        </w:rPr>
+        <w:t xml:space="preserve">Consenti fascia oraria flessibile</w:t>
+      </w:r>
+      <w:r>
+        <w:rPr>
+          <w:b/>
+        </w:rPr>
+        <w:t xml:space="preserve"> sul servizio (</w:t>
+      </w:r>
+      <w:r>
+        <w:rPr>
+          <w:b/>
+        </w:rPr>
+        <w:t xml:space="preserve">ServiceType.allowFlexibleTime</w:t>
+      </w:r>
+      <w:r>
+        <w:rPr>
+          <w:b/>
+        </w:rPr>
+        <w:t xml:space="preserve">). Nel form consegna il flag "Fascia oraria consegna flessibile" appare </w:t>
+      </w:r>
+      <w:r>
+        <w:rPr>
+          <w:b/>
+        </w:rPr>
+        <w:t xml:space="preserve">solo se il servizio lo consente</w:t>
+      </w:r>
+      <w:r>
+        <w:rPr>
+          <w:b/>
+        </w:rPr>
+        <w:t xml:space="preserve">; la fascia automatica non è più fissa a 1 ora ma usa la </w:t>
+      </w:r>
+      <w:r>
+        <w:rPr>
+          <w:b/>
+        </w:rPr>
+        <w:t xml:space="preserve">Fascia oraria del servizio</w:t>
+      </w:r>
+      <w:r>
+        <w:rPr>
+          <w:b/>
+        </w:rPr>
+        <w:t xml:space="preserve"> (</w:t>
+      </w:r>
+      <w:r>
+        <w:rPr>
+          <w:b/>
+        </w:rPr>
+        <w:t xml:space="preserve">slotHours</w:t>
+      </w:r>
+      <w:r>
+        <w:rPr>
+          <w:b/>
+        </w:rPr>
+        <w:t xml:space="preserve">, default 1 ora); se il servizio ha ora minima+massima+fascia compilate, le fasce di consegna sono </w:t>
+      </w:r>
+      <w:r>
+        <w:rPr>
+          <w:b/>
+        </w:rPr>
+        <w:t xml:space="preserve">proposte come elenco generato</w:t>
+      </w:r>
+      <w:r>
+        <w:rPr>
+          <w:b/>
+        </w:rPr>
+        <w:t xml:space="preserve"> (es. 08–10, 10–12… fino alle 20). Il ritiro resta a fascia di 1 ora.</w:t>
       </w:r>
       <w:r>
         <w:rPr>
@@ -5404,7 +5494,7 @@
       </w:r>
       <w:r>
         <w:rPr/>
-        <w:t xml:space="preserve"> (1 / 2 / 4 ore, da rendere variabile), </w:t>
+        <w:t xml:space="preserve"> (1 / 2 / 4 ore), </w:t>
       </w:r>
       <w:r>
         <w:rPr>
@@ -5414,7 +5504,7 @@
       </w:r>
       <w:r>
         <w:rPr/>
-        <w:t xml:space="preserve"> (da quale ora si può richiedere il servizio per la data scelta), </w:t>
+        <w:t xml:space="preserve">, </w:t>
       </w:r>
       <w:r>
         <w:rPr>
@@ -5424,7 +5514,17 @@
       </w:r>
       <w:r>
         <w:rPr/>
-        <w:t xml:space="preserve"> (dopo quella ora non è più possibile richiederlo per la data scelta). Campi </w:t>
+        <w:t xml:space="preserve">, </w:t>
+      </w:r>
+      <w:r>
+        <w:rPr>
+          <w:b/>
+        </w:rPr>
+        <w:t xml:space="preserve">Consenti fascia oraria flessibile (dalle–alle)</w:t>
+      </w:r>
+      <w:r>
+        <w:rPr/>
+        <w:t xml:space="preserve">. Campi </w:t>
       </w:r>
       <w:r>
         <w:rPr/>
@@ -5456,6 +5556,14 @@
       </w:r>
       <w:r>
         <w:rPr/>
+        <w:t xml:space="preserve">, </w:t>
+      </w:r>
+      <w:r>
+        <w:rPr/>
+        <w:t xml:space="preserve">allowFlexibleTime</w:t>
+      </w:r>
+      <w:r>
+        <w:rPr/>
         <w:t xml:space="preserve"> su </w:t>
       </w:r>
       <w:r>
@@ -5465,6 +5573,63 @@
       <w:r>
         <w:rPr/>
         <w:t xml:space="preserve">. </w:t>
+      </w:r>
+      <w:r>
+        <w:rPr>
+          <w:b/>
+        </w:rPr>
+        <w:t xml:space="preserve">[NUOVO]</w:t>
+      </w:r>
+    </w:p>
+    <w:p>
+      <w:pPr>
+        <w:spacing w:lineRule="auto"/>
+      </w:pPr>
+      <w:r>
+        <w:rPr>
+          <w:b/>
+        </w:rPr>
+        <w:t xml:space="preserve">Effetto sul form Nuova consegna</w:t>
+      </w:r>
+      <w:r>
+        <w:rPr/>
+        <w:t xml:space="preserve"> (nuovo ambiente): la fascia di consegna automatica dura </w:t>
+      </w:r>
+      <w:r>
+        <w:rPr/>
+        <w:t xml:space="preserve">slotHours</w:t>
+      </w:r>
+      <w:r>
+        <w:rPr/>
+        <w:t xml:space="preserve"> ore (default 1); se ora minima+massima+fascia sono compilate, le fasce vengono </w:t>
+      </w:r>
+      <w:r>
+        <w:rPr>
+          <w:b/>
+        </w:rPr>
+        <w:t xml:space="preserve">proposte come elenco generato</w:t>
+      </w:r>
+      <w:r>
+        <w:rPr/>
+        <w:t xml:space="preserve"> da min a max a passi di </w:t>
+      </w:r>
+      <w:r>
+        <w:rPr/>
+        <w:t xml:space="preserve">slotHours</w:t>
+      </w:r>
+      <w:r>
+        <w:rPr/>
+        <w:t xml:space="preserve"> (es. 08:00–10:00 … 18:00–20:00); il flag "Fascia oraria consegna flessibile" (dalle–alle libero) appare </w:t>
+      </w:r>
+      <w:r>
+        <w:rPr>
+          <w:b/>
+        </w:rPr>
+        <w:t xml:space="preserve">solo se il servizio lo consente</w:t>
+      </w:r>
+      <w:r>
+        <w:rPr/>
+        <w:t xml:space="preserve">. Il ritiro resta a fascia fissa di 1 ora. </w:t>
       </w:r>
       <w:r>
         <w:rPr>

--- a/deluxy-platform-next/docs/COME-FUNZIONA-APP-DELUXY.docx
+++ b/deluxy-platform-next/docs/COME-FUNZIONA-APP-DELUXY.docx
@@ -2263,12 +2263,6 @@
           <w:b/>
         </w:rPr>
         <w:t xml:space="preserve"> resta sempre con orario flessibile opzionale e fascia automatica di 1 ora.</w:t>
-      </w:r>
-      <w:r>
-        <w:rPr>
-          <w:b/>
-        </w:rPr>
-        <w:t xml:space="preserve">origin/platform-delivery-slots</w:t>
       </w:r>
       <w:r>
         <w:rPr>

--- a/deluxy-platform-next/docs/COME-FUNZIONA-APP-DELUXY.docx
+++ b/deluxy-platform-next/docs/COME-FUNZIONA-APP-DELUXY.docx
@@ -169,6 +169,144 @@
           <w:b/>
         </w:rPr>
         <w:t xml:space="preserve">Changelog</w:t>
+      </w:r>
+      <w:r>
+        <w:rPr>
+          <w:b/>
+        </w:rPr>
+        <w:t xml:space="preserve">17/07/2026 (6) — </w:t>
+      </w:r>
+      <w:r>
+        <w:rPr>
+          <w:b/>
+        </w:rPr>
+        <w:t xml:space="preserve">Nuova sezione Configurazione → Impostazioni (solo admin)</w:t>
+      </w:r>
+      <w:r>
+        <w:rPr>
+          <w:b/>
+        </w:rPr>
+        <w:t xml:space="preserve">: chiavi API dei servizi esterni salvate </w:t>
+      </w:r>
+      <w:r>
+        <w:rPr>
+          <w:b/>
+        </w:rPr>
+        <w:t xml:space="preserve">solo nel database</w:t>
+      </w:r>
+      <w:r>
+        <w:rPr>
+          <w:b/>
+        </w:rPr>
+        <w:t xml:space="preserve"> (</w:t>
+      </w:r>
+      <w:r>
+        <w:rPr>
+          <w:b/>
+        </w:rPr>
+        <w:t xml:space="preserve">AppSetting</w:t>
+      </w:r>
+      <w:r>
+        <w:rPr>
+          <w:b/>
+        </w:rPr>
+        <w:t xml:space="preserve">, migrazione </w:t>
+      </w:r>
+      <w:r>
+        <w:rPr>
+          <w:b/>
+        </w:rPr>
+        <w:t xml:space="preserve">app_settings</w:t>
+      </w:r>
+      <w:r>
+        <w:rPr>
+          <w:b/>
+        </w:rPr>
+        <w:t xml:space="preserve">; endpoint </w:t>
+      </w:r>
+      <w:r>
+        <w:rPr>
+          <w:b/>
+        </w:rPr>
+        <w:t xml:space="preserve">GET/PUT /settings</w:t>
+      </w:r>
+      <w:r>
+        <w:rPr>
+          <w:b/>
+        </w:rPr>
+        <w:t xml:space="preserve">, admin). Prima chiave: </w:t>
+      </w:r>
+      <w:r>
+        <w:rPr>
+          <w:b/>
+        </w:rPr>
+        <w:t xml:space="preserve">Google Maps</w:t>
+      </w:r>
+      <w:r>
+        <w:rPr>
+          <w:b/>
+        </w:rPr>
+        <w:t xml:space="preserve"> — usata da </w:t>
+      </w:r>
+      <w:r>
+        <w:rPr>
+          <w:b/>
+        </w:rPr>
+        <w:t xml:space="preserve">GET /settings/geocode</w:t>
+      </w:r>
+      <w:r>
+        <w:rPr>
+          <w:b/>
+        </w:rPr>
+        <w:t xml:space="preserve"> per geocodificare l'indirizzo della consegna e ricavarne la </w:t>
+      </w:r>
+      <w:r>
+        <w:rPr>
+          <w:b/>
+        </w:rPr>
+        <w:t xml:space="preserve">provincia</w:t>
+      </w:r>
+      <w:r>
+        <w:rPr>
+          <w:b/>
+        </w:rPr>
+        <w:t xml:space="preserve"> (come l'app reale); la pagina ha un tester ("Prova geocodifica"). Nel form consegna la geocodifica parte con debounce dopo la digitazione dell'indirizzo e, se trova la provincia, </w:t>
+      </w:r>
+      <w:r>
+        <w:rPr>
+          <w:b/>
+        </w:rPr>
+        <w:t xml:space="preserve">vince sul riconoscimento testuale</w:t>
+      </w:r>
+      <w:r>
+        <w:rPr>
+          <w:b/>
+        </w:rPr>
+        <w:t xml:space="preserve"> (che resta il fallback senza chiave). Inoltre </w:t>
+      </w:r>
+      <w:r>
+        <w:rPr>
+          <w:b/>
+        </w:rPr>
+        <w:t xml:space="preserve">Ora ritiro</w:t>
+      </w:r>
+      <w:r>
+        <w:rPr>
+          <w:b/>
+        </w:rPr>
+        <w:t xml:space="preserve"> è ora una </w:t>
+      </w:r>
+      <w:r>
+        <w:rPr>
+          <w:b/>
+        </w:rPr>
+        <w:t xml:space="preserve">tendina di orari</w:t>
+      </w:r>
+      <w:r>
+        <w:rPr>
+          <w:b/>
+        </w:rPr>
+        <w:t xml:space="preserve"> (00:00–23:30 a passi di 30 minuti) invece del campo orario libero.</w:t>
       </w:r>
       <w:r>
         <w:rPr>

--- a/deluxy-platform-next/docs/COME-FUNZIONA-APP-DELUXY.docx
+++ b/deluxy-platform-next/docs/COME-FUNZIONA-APP-DELUXY.docx
@@ -169,6 +169,234 @@
           <w:b/>
         </w:rPr>
         <w:t xml:space="preserve">Changelog</w:t>
+      </w:r>
+      <w:r>
+        <w:rPr>
+          <w:b/>
+        </w:rPr>
+        <w:t xml:space="preserve">17/07/2026 (7) — </w:t>
+      </w:r>
+      <w:r>
+        <w:rPr>
+          <w:b/>
+        </w:rPr>
+        <w:t xml:space="preserve">Gestione utenti rifatta (accesso separato dall'operatività)</w:t>
+      </w:r>
+      <w:r>
+        <w:rPr>
+          <w:b/>
+        </w:rPr>
+        <w:t xml:space="preserve">: </w:t>
+      </w:r>
+      <w:r>
+        <w:rPr>
+          <w:b/>
+        </w:rPr>
+        <w:t xml:space="preserve">User.active</w:t>
+      </w:r>
+      <w:r>
+        <w:rPr>
+          <w:b/>
+        </w:rPr>
+        <w:t xml:space="preserve"> sostituito da uno </w:t>
+      </w:r>
+      <w:r>
+        <w:rPr>
+          <w:b/>
+        </w:rPr>
+        <w:t xml:space="preserve">stato esplicito</w:t>
+      </w:r>
+      <w:r>
+        <w:rPr>
+          <w:b/>
+        </w:rPr>
+        <w:t xml:space="preserve">invited | active | suspended | archived</w:t>
+      </w:r>
+      <w:r>
+        <w:rPr>
+          <w:b/>
+        </w:rPr>
+        <w:t xml:space="preserve"> (migrazione </w:t>
+      </w:r>
+      <w:r>
+        <w:rPr>
+          <w:b/>
+        </w:rPr>
+        <w:t xml:space="preserve">user_status_invite_audit</w:t>
+      </w:r>
+      <w:r>
+        <w:rPr>
+          <w:b/>
+        </w:rPr>
+        <w:t xml:space="preserve">). </w:t>
+      </w:r>
+      <w:r>
+        <w:rPr>
+          <w:b/>
+        </w:rPr>
+        <w:t xml:space="preserve">Invito invece di password impostata dall'admin</w:t>
+      </w:r>
+      <w:r>
+        <w:rPr>
+          <w:b/>
+        </w:rPr>
+        <w:t xml:space="preserve">: creando Partner/Valet/Operatore si crea (in un gesto solo) l'</w:t>
+      </w:r>
+      <w:r>
+        <w:rPr>
+          <w:b/>
+        </w:rPr>
+        <w:t xml:space="preserve">utente collegato in stato "invitato"</w:t>
+      </w:r>
+      <w:r>
+        <w:rPr>
+          <w:b/>
+        </w:rPr>
+        <w:t xml:space="preserve"> con token monouso a scadenza (7 gg); la persona apre il link pubblico </w:t>
+      </w:r>
+      <w:r>
+        <w:rPr>
+          <w:b/>
+        </w:rPr>
+        <w:t xml:space="preserve">/invite/:token</w:t>
+      </w:r>
+      <w:r>
+        <w:rPr>
+          <w:b/>
+        </w:rPr>
+        <w:t xml:space="preserve">, sceglie la password e l'account si attiva da solo (</w:t>
+      </w:r>
+      <w:r>
+        <w:rPr>
+          <w:b/>
+        </w:rPr>
+        <w:t xml:space="preserve">GET /auth/invite/:token</w:t>
+      </w:r>
+      <w:r>
+        <w:rPr>
+          <w:b/>
+        </w:rPr>
+        <w:t xml:space="preserve">, </w:t>
+      </w:r>
+      <w:r>
+        <w:rPr>
+          <w:b/>
+        </w:rPr>
+        <w:t xml:space="preserve">POST /auth/accept-invite</w:t>
+      </w:r>
+      <w:r>
+        <w:rPr>
+          <w:b/>
+        </w:rPr>
+        <w:t xml:space="preserve">). </w:t>
+      </w:r>
+      <w:r>
+        <w:rPr>
+          <w:b/>
+        </w:rPr>
+        <w:t xml:space="preserve">Revoca immediata</w:t>
+      </w:r>
+      <w:r>
+        <w:rPr>
+          <w:b/>
+        </w:rPr>
+        <w:t xml:space="preserve">: il guard verifica lo stato sul DB a ogni richiesta, quindi sospendere/archiviare toglie l'accesso subito (non dopo la scadenza del token). </w:t>
+      </w:r>
+      <w:r>
+        <w:rPr>
+          <w:b/>
+        </w:rPr>
+        <w:t xml:space="preserve">"Elimina" = archivia</w:t>
+      </w:r>
+      <w:r>
+        <w:rPr>
+          <w:b/>
+        </w:rPr>
+        <w:t xml:space="preserve"> (lo storico consegne/stipendi/fatture resta). Nuova pagina </w:t>
+      </w:r>
+      <w:r>
+        <w:rPr>
+          <w:b/>
+        </w:rPr>
+        <w:t xml:space="preserve">Configurazione → Utenti</w:t>
+      </w:r>
+      <w:r>
+        <w:rPr>
+          <w:b/>
+        </w:rPr>
+        <w:t xml:space="preserve"> (solo admin): lista con stato/ruolo/anagrafica collegata e azioni Attiva/Sospendi/Archivia/Reinvita (il link d'invito si copia negli appunti); </w:t>
+      </w:r>
+      <w:r>
+        <w:rPr>
+          <w:b/>
+        </w:rPr>
+        <w:t xml:space="preserve">audit</w:t>
+      </w:r>
+      <w:r>
+        <w:rPr>
+          <w:b/>
+        </w:rPr>
+        <w:t xml:space="preserve"> di ogni azione in </w:t>
+      </w:r>
+      <w:r>
+        <w:rPr>
+          <w:b/>
+        </w:rPr>
+        <w:t xml:space="preserve">UserEvent</w:t>
+      </w:r>
+      <w:r>
+        <w:rPr>
+          <w:b/>
+        </w:rPr>
+        <w:t xml:space="preserve">. </w:t>
+      </w:r>
+      <w:r>
+        <w:rPr>
+          <w:b/>
+        </w:rPr>
+        <w:t xml:space="preserve">User</w:t>
+      </w:r>
+      <w:r>
+        <w:rPr>
+          <w:b/>
+        </w:rPr>
+        <w:t xml:space="preserve"> ora collega anche l'</w:t>
+      </w:r>
+      <w:r>
+        <w:rPr>
+          <w:b/>
+        </w:rPr>
+        <w:t xml:space="preserve">operatore</w:t>
+      </w:r>
+      <w:r>
+        <w:rPr>
+          <w:b/>
+        </w:rPr>
+        <w:t xml:space="preserve"> (</w:t>
+      </w:r>
+      <w:r>
+        <w:rPr>
+          <w:b/>
+        </w:rPr>
+        <w:t xml:space="preserve">operationId</w:t>
+      </w:r>
+      <w:r>
+        <w:rPr>
+          <w:b/>
+        </w:rPr>
+        <w:t xml:space="preserve">). Nota: senza server email l'invito è un </w:t>
+      </w:r>
+      <w:r>
+        <w:rPr>
+          <w:b/>
+        </w:rPr>
+        <w:t xml:space="preserve">link da copiare e condividere</w:t>
+      </w:r>
+      <w:r>
+        <w:rPr>
+          <w:b/>
+        </w:rPr>
+        <w:t xml:space="preserve"> (predisposto per l'invio automatico futuro).</w:t>
       </w:r>
       <w:r>
         <w:rPr>
@@ -3701,7 +3929,110 @@
       </w:r>
       <w:r>
         <w:rPr/>
+        <w:t xml:space="preserve"> — </w:t>
+      </w:r>
+      <w:r>
+        <w:rPr/>
+        <w:t xml:space="preserve">app reale</w:t>
+      </w:r>
+      <w:r>
+        <w:rPr/>
         <w:t xml:space="preserve"> (pagina Utenti): Attivo, Disattivo, Da convalidare, Sconosciuto. Ruolo assegnabile in linea: nessuno / admin / expert / partner / operation.</w:t>
+      </w:r>
+    </w:p>
+    <w:p>
+      <w:pPr>
+        <w:spacing w:lineRule="auto"/>
+      </w:pPr>
+      <w:r>
+        <w:rPr>
+          <w:b/>
+        </w:rPr>
+        <w:t xml:space="preserve">Stati utente — nuovo ambiente</w:t>
+      </w:r>
+      <w:r>
+        <w:rPr/>
+        <w:t xml:space="preserve"> (rifatto 17/07, </w:t>
+      </w:r>
+      <w:r>
+        <w:rPr/>
+        <w:t xml:space="preserve">User.status</w:t>
+      </w:r>
+      <w:r>
+        <w:rPr/>
+        <w:t xml:space="preserve">): </w:t>
+      </w:r>
+      <w:r>
+        <w:rPr>
+          <w:b/>
+        </w:rPr>
+        <w:t xml:space="preserve">Invitato</w:t>
+      </w:r>
+      <w:r>
+        <w:rPr/>
+        <w:t xml:space="preserve"> (creato, deve ancora scegliere la password dal link di invito), </w:t>
+      </w:r>
+      <w:r>
+        <w:rPr>
+          <w:b/>
+        </w:rPr>
+        <w:t xml:space="preserve">Attivo</w:t>
+      </w:r>
+      <w:r>
+        <w:rPr/>
+        <w:t xml:space="preserve"> (può accedere), </w:t>
+      </w:r>
+      <w:r>
+        <w:rPr>
+          <w:b/>
+        </w:rPr>
+        <w:t xml:space="preserve">Sospeso</w:t>
+      </w:r>
+      <w:r>
+        <w:rPr/>
+        <w:t xml:space="preserve"> (accesso tolto temporaneamente, riattivabile), </w:t>
+      </w:r>
+      <w:r>
+        <w:rPr>
+          <w:b/>
+        </w:rPr>
+        <w:t xml:space="preserve">Archiviato</w:t>
+      </w:r>
+      <w:r>
+        <w:rPr/>
+        <w:t xml:space="preserve"> (cessato; il record resta per lo storico — è ciò che fa "Elimina"). Lo </w:t>
+      </w:r>
+      <w:r>
+        <w:rPr>
+          <w:b/>
+        </w:rPr>
+        <w:t xml:space="preserve">stato dell'accesso è separato dall'operatività</w:t>
+      </w:r>
+      <w:r>
+        <w:rPr/>
+        <w:t xml:space="preserve"> dell'anagrafica (</w:t>
+      </w:r>
+      <w:r>
+        <w:rPr/>
+        <w:t xml:space="preserve">Partner/Valet/Operation.active</w:t>
+      </w:r>
+      <w:r>
+        <w:rPr/>
+        <w:t xml:space="preserve">): un partner può essere "sospeso in ferie" (non riceve consegne) restando un utente attivo, o viceversa. Ogni cambio di stato è tracciato in </w:t>
+      </w:r>
+      <w:r>
+        <w:rPr/>
+        <w:t xml:space="preserve">UserEvent</w:t>
+      </w:r>
+      <w:r>
+        <w:rPr/>
+        <w:t xml:space="preserve"> (chi/quando/nota). </w:t>
+      </w:r>
+      <w:r>
+        <w:rPr>
+          <w:b/>
+        </w:rPr>
+        <w:t xml:space="preserve">[NUOVO]</w:t>
       </w:r>
     </w:p>
     <w:p>
@@ -8725,11 +9056,64 @@
         <w:rPr>
           <w:b/>
         </w:rPr>
+        <w:t xml:space="preserve">Nuovo ambiente (17/07)</w:t>
+      </w:r>
+      <w:r>
+        <w:rPr/>
+        <w:t xml:space="preserve">: la creazione di Partner/Valet/Operatore </w:t>
+      </w:r>
+      <w:r>
+        <w:rPr>
+          <w:b/>
+        </w:rPr>
+        <w:t xml:space="preserve">crea automaticamente l'utente collegato in stato "invitato"</w:t>
+      </w:r>
+      <w:r>
+        <w:rPr/>
+        <w:t xml:space="preserve"> — non serve più creare l'admin come valet e poi trasformarlo, né impostare a mano la password. La persona riceve un </w:t>
+      </w:r>
+      <w:r>
+        <w:rPr>
+          <w:b/>
+        </w:rPr>
+        <w:t xml:space="preserve">link di invito</w:t>
+      </w:r>
+      <w:r>
+        <w:rPr/>
+        <w:t xml:space="preserve"> (</w:t>
+      </w:r>
+      <w:r>
+        <w:rPr/>
+        <w:t xml:space="preserve">/invite/:token</w:t>
+      </w:r>
+      <w:r>
+        <w:rPr/>
+        <w:t xml:space="preserve">), sceglie la propria password e l'account si attiva da solo. L'admin non conosce le password altrui. La pagina </w:t>
+      </w:r>
+      <w:r>
+        <w:rPr>
+          <w:b/>
+        </w:rPr>
+        <w:t xml:space="preserve">Utenti</w:t>
+      </w:r>
+      <w:r>
+        <w:rPr/>
+        <w:t xml:space="preserve"> governa solo l'accesso (stato + ruolo); l'operatività resta nelle schede anagrafiche.</w:t>
+      </w:r>
+    </w:p>
+    <w:p>
+      <w:pPr>
+        <w:spacing w:lineRule="auto"/>
+      </w:pPr>
+      <w:r>
+        <w:rPr>
+          <w:b/>
+        </w:rPr>
         <w:t xml:space="preserve">Step successivi alla registrazione</w:t>
       </w:r>
       <w:r>
         <w:rPr/>
-        <w:t xml:space="preserve">:</w:t>
+        <w:t xml:space="preserve"> (app reale):</w:t>
       </w:r>
     </w:p>
     <w:p>

--- a/deluxy-platform-next/docs/COME-FUNZIONA-APP-DELUXY.docx
+++ b/deluxy-platform-next/docs/COME-FUNZIONA-APP-DELUXY.docx
@@ -169,6 +169,96 @@
           <w:b/>
         </w:rPr>
         <w:t xml:space="preserve">Changelog</w:t>
+      </w:r>
+      <w:r>
+        <w:rPr>
+          <w:b/>
+        </w:rPr>
+        <w:t xml:space="preserve">17/07/2026 (8) — </w:t>
+      </w:r>
+      <w:r>
+        <w:rPr>
+          <w:b/>
+        </w:rPr>
+        <w:t xml:space="preserve">Stati modificabili in linea dalle liste</w:t>
+      </w:r>
+      <w:r>
+        <w:rPr>
+          <w:b/>
+        </w:rPr>
+        <w:t xml:space="preserve">: nelle liste </w:t>
+      </w:r>
+      <w:r>
+        <w:rPr>
+          <w:b/>
+        </w:rPr>
+        <w:t xml:space="preserve">Partner</w:t>
+      </w:r>
+      <w:r>
+        <w:rPr>
+          <w:b/>
+        </w:rPr>
+        <w:t xml:space="preserve"> (Pagamento + Stato), </w:t>
+      </w:r>
+      <w:r>
+        <w:rPr>
+          <w:b/>
+        </w:rPr>
+        <w:t xml:space="preserve">Valet</w:t>
+      </w:r>
+      <w:r>
+        <w:rPr>
+          <w:b/>
+        </w:rPr>
+        <w:t xml:space="preserve"> e </w:t>
+      </w:r>
+      <w:r>
+        <w:rPr>
+          <w:b/>
+        </w:rPr>
+        <w:t xml:space="preserve">Operatori</w:t>
+      </w:r>
+      <w:r>
+        <w:rPr>
+          <w:b/>
+        </w:rPr>
+        <w:t xml:space="preserve"> la pillola di stato è ora un menu a clic (componente </w:t>
+      </w:r>
+      <w:r>
+        <w:rPr>
+          <w:b/>
+        </w:rPr>
+        <w:t xml:space="preserve">StatusSelectComponent</w:t>
+      </w:r>
+      <w:r>
+        <w:rPr>
+          <w:b/>
+        </w:rPr>
+        <w:t xml:space="preserve">): si cambia lo stato senza aprire "Modifica" (aggiornamento ottimistico con rollback in caso di errore). Backend: aggiunto </w:t>
+      </w:r>
+      <w:r>
+        <w:rPr>
+          <w:b/>
+        </w:rPr>
+        <w:t xml:space="preserve">active</w:t>
+      </w:r>
+      <w:r>
+        <w:rPr>
+          <w:b/>
+        </w:rPr>
+        <w:t xml:space="preserve"> ai DTO di Partner/Valet/Operazione (prima veniva scartato dal ValidationPipe </w:t>
+      </w:r>
+      <w:r>
+        <w:rPr>
+          <w:b/>
+        </w:rPr>
+        <w:t xml:space="preserve">whitelist</w:t>
+      </w:r>
+      <w:r>
+        <w:rPr>
+          <w:b/>
+        </w:rPr>
+        <w:t xml:space="preserve">); l'update parziale non tocca le relazioni.</w:t>
       </w:r>
       <w:r>
         <w:rPr>

--- a/deluxy-platform-next/docs/COME-FUNZIONA-APP-DELUXY.docx
+++ b/deluxy-platform-next/docs/COME-FUNZIONA-APP-DELUXY.docx
@@ -169,6 +169,48 @@
           <w:b/>
         </w:rPr>
         <w:t xml:space="preserve">Changelog</w:t>
+      </w:r>
+      <w:r>
+        <w:rPr>
+          <w:b/>
+        </w:rPr>
+        <w:t xml:space="preserve">17/07/2026 (9) — Pagina </w:t>
+      </w:r>
+      <w:r>
+        <w:rPr>
+          <w:b/>
+        </w:rPr>
+        <w:t xml:space="preserve">Utenti</w:t>
+      </w:r>
+      <w:r>
+        <w:rPr>
+          <w:b/>
+        </w:rPr>
+        <w:t xml:space="preserve">: aggiunta la </w:t>
+      </w:r>
+      <w:r>
+        <w:rPr>
+          <w:b/>
+        </w:rPr>
+        <w:t xml:space="preserve">ricerca globale</w:t>
+      </w:r>
+      <w:r>
+        <w:rPr>
+          <w:b/>
+        </w:rPr>
+        <w:t xml:space="preserve"> (email, nome, ruolo, stato, anagrafica collegata) e </w:t>
+      </w:r>
+      <w:r>
+        <w:rPr>
+          <w:b/>
+        </w:rPr>
+        <w:t xml:space="preserve">rimosso il pulsante "Nuovo utente"</w:t>
+      </w:r>
+      <w:r>
+        <w:rPr>
+          <w:b/>
+        </w:rPr>
+        <w:t xml:space="preserve"> — gli utenti nascono con l'anagrafica (Partner/Valet/Operatore), non si creano da qui.</w:t>
       </w:r>
       <w:r>
         <w:rPr>

--- a/deluxy-platform-next/docs/COME-FUNZIONA-APP-DELUXY.docx
+++ b/deluxy-platform-next/docs/COME-FUNZIONA-APP-DELUXY.docx
@@ -169,6 +169,132 @@
           <w:b/>
         </w:rPr>
         <w:t xml:space="preserve">Changelog</w:t>
+      </w:r>
+      <w:r>
+        <w:rPr>
+          <w:b/>
+        </w:rPr>
+        <w:t xml:space="preserve">17/07/2026 (10) — </w:t>
+      </w:r>
+      <w:r>
+        <w:rPr>
+          <w:b/>
+        </w:rPr>
+        <w:t xml:space="preserve">Mappa consegne</w:t>
+      </w:r>
+      <w:r>
+        <w:rPr>
+          <w:b/>
+        </w:rPr>
+        <w:t xml:space="preserve"> (come l'app reale): pannello espandibile </w:t>
+      </w:r>
+      <w:r>
+        <w:rPr>
+          <w:b/>
+        </w:rPr>
+        <w:t xml:space="preserve">"Mostra mappa"</w:t>
+      </w:r>
+      <w:r>
+        <w:rPr>
+          <w:b/>
+        </w:rPr>
+        <w:t xml:space="preserve"> nella lista Consegne (solo Admin/Operation) con i </w:t>
+      </w:r>
+      <w:r>
+        <w:rPr>
+          <w:b/>
+        </w:rPr>
+        <w:t xml:space="preserve">puntatori dei luoghi di consegna</w:t>
+      </w:r>
+      <w:r>
+        <w:rPr>
+          <w:b/>
+        </w:rPr>
+        <w:t xml:space="preserve"> su Google Maps, colorati per stato e con popup (codice, destinatario, indirizzo, fascia, valet, link alla scheda), che </w:t>
+      </w:r>
+      <w:r>
+        <w:rPr>
+          <w:b/>
+        </w:rPr>
+        <w:t xml:space="preserve">rispetta i filtri</w:t>
+      </w:r>
+      <w:r>
+        <w:rPr>
+          <w:b/>
+        </w:rPr>
+        <w:t xml:space="preserve"> (stato, data). Architettura: le </w:t>
+      </w:r>
+      <w:r>
+        <w:rPr>
+          <w:b/>
+        </w:rPr>
+        <w:t xml:space="preserve">coordinate si salvano sulla consegna</w:t>
+      </w:r>
+      <w:r>
+        <w:rPr>
+          <w:b/>
+        </w:rPr>
+        <w:t xml:space="preserve"> (</w:t>
+      </w:r>
+      <w:r>
+        <w:rPr>
+          <w:b/>
+        </w:rPr>
+        <w:t xml:space="preserve">Delivery.latitude/longitude</w:t>
+      </w:r>
+      <w:r>
+        <w:rPr>
+          <w:b/>
+        </w:rPr>
+        <w:t xml:space="preserve">, geocodificate una volta alla creazione/modifica con la chiave server; endpoint backfill </w:t>
+      </w:r>
+      <w:r>
+        <w:rPr>
+          <w:b/>
+        </w:rPr>
+        <w:t xml:space="preserve">POST /deliveries/geocode-missing</w:t>
+      </w:r>
+      <w:r>
+        <w:rPr>
+          <w:b/>
+        </w:rPr>
+        <w:t xml:space="preserve"> per le esistenti), la mappa legge da </w:t>
+      </w:r>
+      <w:r>
+        <w:rPr>
+          <w:b/>
+        </w:rPr>
+        <w:t xml:space="preserve">GET /deliveries/map</w:t>
+      </w:r>
+      <w:r>
+        <w:rPr>
+          <w:b/>
+        </w:rPr>
+        <w:t xml:space="preserve"> — nessuna geocodifica a runtime. Due chiavi in Impostazioni: </w:t>
+      </w:r>
+      <w:r>
+        <w:rPr>
+          <w:b/>
+        </w:rPr>
+        <w:t xml:space="preserve">googleMapsApiKey</w:t>
+      </w:r>
+      <w:r>
+        <w:rPr>
+          <w:b/>
+        </w:rPr>
+        <w:t xml:space="preserve"> (segreta, server, geocodifica) e </w:t>
+      </w:r>
+      <w:r>
+        <w:rPr>
+          <w:b/>
+        </w:rPr>
+        <w:t xml:space="preserve">googleMapsBrowserKey</w:t>
+      </w:r>
+      <w:r>
+        <w:rPr>
+          <w:b/>
+        </w:rPr>
+        <w:t xml:space="preserve"> (per la mappa JS nel browser, da restringere per referrer). Senza chiave browser il pannello mostra un avviso; senza coordinate, "nessuna consegna geolocalizzata".</w:t>
       </w:r>
       <w:r>
         <w:rPr>

--- a/deluxy-platform-next/docs/COME-FUNZIONA-APP-DELUXY.docx
+++ b/deluxy-platform-next/docs/COME-FUNZIONA-APP-DELUXY.docx
@@ -169,6 +169,72 @@
           <w:b/>
         </w:rPr>
         <w:t xml:space="preserve">Changelog</w:t>
+      </w:r>
+      <w:r>
+        <w:rPr>
+          <w:b/>
+        </w:rPr>
+        <w:t xml:space="preserve">17/07/2026 (11) — </w:t>
+      </w:r>
+      <w:r>
+        <w:rPr>
+          <w:b/>
+        </w:rPr>
+        <w:t xml:space="preserve">Autocompletamento indirizzi Google Places</w:t>
+      </w:r>
+      <w:r>
+        <w:rPr>
+          <w:b/>
+        </w:rPr>
+        <w:t xml:space="preserve"> nel form Consegna: sul campo </w:t>
+      </w:r>
+      <w:r>
+        <w:rPr>
+          <w:b/>
+        </w:rPr>
+        <w:t xml:space="preserve">Indirizzo destinatario</w:t>
+      </w:r>
+      <w:r>
+        <w:rPr>
+          <w:b/>
+        </w:rPr>
+        <w:t xml:space="preserve"> compare il menu a tendina dei suggerimenti Google (indirizzi in Italia); selezionandone uno l'indirizzo si compila e la </w:t>
+      </w:r>
+      <w:r>
+        <w:rPr>
+          <w:b/>
+        </w:rPr>
+        <w:t xml:space="preserve">provincia</w:t>
+      </w:r>
+      <w:r>
+        <w:rPr>
+          <w:b/>
+        </w:rPr>
+        <w:t xml:space="preserve"> viene ricavata dai dati Google (che filtra partner/valet). Usa la </w:t>
+      </w:r>
+      <w:r>
+        <w:rPr>
+          <w:b/>
+        </w:rPr>
+        <w:t xml:space="preserve">chiave browser</w:t>
+      </w:r>
+      <w:r>
+        <w:rPr>
+          <w:b/>
+        </w:rPr>
+        <w:t xml:space="preserve"> delle Impostazioni (serve anche l'API "Places" abilitata, oltre a "Maps JavaScript"); senza chiave il campo resta normale con la geocodifica server come prima. Soppresso anche l'autofill di Chrome sul campo. Lo script Google Maps ora si carica una sola volta (helper condiviso con la mappa, con libreria </w:t>
+      </w:r>
+      <w:r>
+        <w:rPr>
+          <w:b/>
+        </w:rPr>
+        <w:t xml:space="preserve">places</w:t>
+      </w:r>
+      <w:r>
+        <w:rPr>
+          <w:b/>
+        </w:rPr>
+        <w:t xml:space="preserve">).</w:t>
       </w:r>
       <w:r>
         <w:rPr>

--- a/deluxy-platform-next/docs/COME-FUNZIONA-APP-DELUXY.docx
+++ b/deluxy-platform-next/docs/COME-FUNZIONA-APP-DELUXY.docx
@@ -169,6 +169,132 @@
           <w:b/>
         </w:rPr>
         <w:t xml:space="preserve">Changelog</w:t>
+      </w:r>
+      <w:r>
+        <w:rPr>
+          <w:b/>
+        </w:rPr>
+        <w:t xml:space="preserve">17/07/2026 (12) — </w:t>
+      </w:r>
+      <w:r>
+        <w:rPr>
+          <w:b/>
+        </w:rPr>
+        <w:t xml:space="preserve">Orari di apertura del partner</w:t>
+      </w:r>
+      <w:r>
+        <w:rPr>
+          <w:b/>
+        </w:rPr>
+        <w:t xml:space="preserve"> (nuovo ambiente): sezione </w:t>
+      </w:r>
+      <w:r>
+        <w:rPr>
+          <w:b/>
+        </w:rPr>
+        <w:t xml:space="preserve">Orari di apertura</w:t>
+      </w:r>
+      <w:r>
+        <w:rPr>
+          <w:b/>
+        </w:rPr>
+        <w:t xml:space="preserve"> nel form Partner — griglia settimanale (lun→dom) con "Chiuso" e orario </w:t>
+      </w:r>
+      <w:r>
+        <w:rPr>
+          <w:b/>
+        </w:rPr>
+        <w:t xml:space="preserve">dalle–alle</w:t>
+      </w:r>
+      <w:r>
+        <w:rPr>
+          <w:b/>
+        </w:rPr>
+        <w:t xml:space="preserve"> per ogni giorno, più "copia il lunedì su tutti"; mostrati anche nella </w:t>
+      </w:r>
+      <w:r>
+        <w:rPr>
+          <w:b/>
+        </w:rPr>
+        <w:t xml:space="preserve">scheda partner</w:t>
+      </w:r>
+      <w:r>
+        <w:rPr>
+          <w:b/>
+        </w:rPr>
+        <w:t xml:space="preserve">. Usa il modello </w:t>
+      </w:r>
+      <w:r>
+        <w:rPr>
+          <w:b/>
+        </w:rPr>
+        <w:t xml:space="preserve">OpeningHour</w:t>
+      </w:r>
+      <w:r>
+        <w:rPr>
+          <w:b/>
+        </w:rPr>
+        <w:t xml:space="preserve"> (già presente) via il campo </w:t>
+      </w:r>
+      <w:r>
+        <w:rPr>
+          <w:b/>
+        </w:rPr>
+        <w:t xml:space="preserve">openingHours</w:t>
+      </w:r>
+      <w:r>
+        <w:rPr>
+          <w:b/>
+        </w:rPr>
+        <w:t xml:space="preserve"> del partner (salvato con deleteMany+create). ⚠️ </w:t>
+      </w:r>
+      <w:r>
+        <w:rPr>
+          <w:b/>
+        </w:rPr>
+        <w:t xml:space="preserve">Nota</w:t>
+      </w:r>
+      <w:r>
+        <w:rPr>
+          <w:b/>
+        </w:rPr>
+        <w:t xml:space="preserve">: nell'app reale "Orari Apertura" (</w:t>
+      </w:r>
+      <w:r>
+        <w:rPr>
+          <w:b/>
+        </w:rPr>
+        <w:t xml:space="preserve">/partner/availability/list</w:t>
+      </w:r>
+      <w:r>
+        <w:rPr>
+          <w:b/>
+        </w:rPr>
+        <w:t xml:space="preserve">) è la </w:t>
+      </w:r>
+      <w:r>
+        <w:rPr>
+          <w:b/>
+        </w:rPr>
+        <w:t xml:space="preserve">disponibilità per data</w:t>
+      </w:r>
+      <w:r>
+        <w:rPr>
+          <w:b/>
+        </w:rPr>
+        <w:t xml:space="preserve"> (con link pubblico per partner) — concetto più avanzato; qui è stato realizzato prima l'</w:t>
+      </w:r>
+      <w:r>
+        <w:rPr>
+          <w:b/>
+        </w:rPr>
+        <w:t xml:space="preserve">orario settimanale ricorrente</w:t>
+      </w:r>
+      <w:r>
+        <w:rPr>
+          <w:b/>
+        </w:rPr>
+        <w:t xml:space="preserve"> (base naturale). La disponibilità per data resta un possibile passo successivo.</w:t>
       </w:r>
       <w:r>
         <w:rPr>

--- a/deluxy-platform-next/docs/COME-FUNZIONA-APP-DELUXY.docx
+++ b/deluxy-platform-next/docs/COME-FUNZIONA-APP-DELUXY.docx
@@ -24,7 +24,7 @@
           <w:color w:val="86868b"/>
           <w:sz w:val="18"/>
         </w:rPr>
-        <w:t xml:space="preserve">Word generato automaticamente dal manuale Markdown — 17 luglio 2026</w:t>
+        <w:t xml:space="preserve">Word generato automaticamente dal manuale Markdown — 18 luglio 2026</w:t>
       </w:r>
     </w:p>
     <w:p>
@@ -169,6 +169,84 @@
           <w:b/>
         </w:rPr>
         <w:t xml:space="preserve">Changelog</w:t>
+      </w:r>
+      <w:r>
+        <w:rPr>
+          <w:b/>
+        </w:rPr>
+        <w:t xml:space="preserve">18/07/2026 — </w:t>
+      </w:r>
+      <w:r>
+        <w:rPr>
+          <w:b/>
+        </w:rPr>
+        <w:t xml:space="preserve">Calendario consegne</w:t>
+      </w:r>
+      <w:r>
+        <w:rPr>
+          <w:b/>
+        </w:rPr>
+        <w:t xml:space="preserve"> (anche per il partner): nuova sezione </w:t>
+      </w:r>
+      <w:r>
+        <w:rPr>
+          <w:b/>
+        </w:rPr>
+        <w:t xml:space="preserve">Calendario</w:t>
+      </w:r>
+      <w:r>
+        <w:rPr>
+          <w:b/>
+        </w:rPr>
+        <w:t xml:space="preserve"> (menu, per Admin/Operation/Partner/Valet) con vista </w:t>
+      </w:r>
+      <w:r>
+        <w:rPr>
+          <w:b/>
+        </w:rPr>
+        <w:t xml:space="preserve">mensile</w:t>
+      </w:r>
+      <w:r>
+        <w:rPr>
+          <w:b/>
+        </w:rPr>
+        <w:t xml:space="preserve"> che </w:t>
+      </w:r>
+      <w:r>
+        <w:rPr>
+          <w:b/>
+        </w:rPr>
+        <w:t xml:space="preserve">marca i giorni con ordini</w:t>
+      </w:r>
+      <w:r>
+        <w:rPr>
+          <w:b/>
+        </w:rPr>
+        <w:t xml:space="preserve"> (conteggio nel badge); cliccando un giorno si apre l'elenco delle consegne di quel giorno con link alla scheda. Filtrato </w:t>
+      </w:r>
+      <w:r>
+        <w:rPr>
+          <w:b/>
+        </w:rPr>
+        <w:t xml:space="preserve">per ruolo</w:t>
+      </w:r>
+      <w:r>
+        <w:rPr>
+          <w:b/>
+        </w:rPr>
+        <w:t xml:space="preserve">: il partner vede solo i propri ordini. Endpoint </w:t>
+      </w:r>
+      <w:r>
+        <w:rPr>
+          <w:b/>
+        </w:rPr>
+        <w:t xml:space="preserve">GET /deliveries/calendar?from=&amp;to=</w:t>
+      </w:r>
+      <w:r>
+        <w:rPr>
+          <w:b/>
+        </w:rPr>
+        <w:t xml:space="preserve"> (conteggio per giorno + per stato, role-scoped).</w:t>
       </w:r>
       <w:r>
         <w:rPr>

--- a/deluxy-platform-next/docs/COME-FUNZIONA-APP-DELUXY.docx
+++ b/deluxy-platform-next/docs/COME-FUNZIONA-APP-DELUXY.docx
@@ -246,7 +246,55 @@
         <w:rPr>
           <w:b/>
         </w:rPr>
-        <w:t xml:space="preserve"> (conteggio per giorno + per stato, role-scoped).</w:t>
+        <w:t xml:space="preserve"> (conteggio per giorno + per stato, role-scoped). Per il </w:t>
+      </w:r>
+      <w:r>
+        <w:rPr>
+          <w:b/>
+        </w:rPr>
+        <w:t xml:space="preserve">partner</w:t>
+      </w:r>
+      <w:r>
+        <w:rPr>
+          <w:b/>
+        </w:rPr>
+        <w:t xml:space="preserve">, i </w:t>
+      </w:r>
+      <w:r>
+        <w:rPr>
+          <w:b/>
+        </w:rPr>
+        <w:t xml:space="preserve">giorni di chiusura</w:t>
+      </w:r>
+      <w:r>
+        <w:rPr>
+          <w:b/>
+        </w:rPr>
+        <w:t xml:space="preserve"> (dai suoi orari di apertura, </w:t>
+      </w:r>
+      <w:r>
+        <w:rPr>
+          <w:b/>
+        </w:rPr>
+        <w:t xml:space="preserve">OpeningHour.closed</w:t>
+      </w:r>
+      <w:r>
+        <w:rPr>
+          <w:b/>
+        </w:rPr>
+        <w:t xml:space="preserve">) sono </w:t>
+      </w:r>
+      <w:r>
+        <w:rPr>
+          <w:b/>
+        </w:rPr>
+        <w:t xml:space="preserve">evidenziati</w:t>
+      </w:r>
+      <w:r>
+        <w:rPr>
+          <w:b/>
+        </w:rPr>
+        <w:t xml:space="preserve"> (motivo tratteggiato + legenda) e, selezionandone uno, un avviso segnala che il negozio è chiuso.</w:t>
       </w:r>
       <w:r>
         <w:rPr>

--- a/deluxy-platform-next/docs/COME-FUNZIONA-APP-DELUXY.docx
+++ b/deluxy-platform-next/docs/COME-FUNZIONA-APP-DELUXY.docx
@@ -169,6 +169,168 @@
           <w:b/>
         </w:rPr>
         <w:t xml:space="preserve">Changelog</w:t>
+      </w:r>
+      <w:r>
+        <w:rPr>
+          <w:b/>
+        </w:rPr>
+        <w:t xml:space="preserve">18/07/2026 (2) — </w:t>
+      </w:r>
+      <w:r>
+        <w:rPr>
+          <w:b/>
+        </w:rPr>
+        <w:t xml:space="preserve">Calendario: chiusure e orari speciali per data</w:t>
+      </w:r>
+      <w:r>
+        <w:rPr>
+          <w:b/>
+        </w:rPr>
+        <w:t xml:space="preserve"> (come la disponibilità per data dell'app reale). Dal pannello del giorno si imposta per una </w:t>
+      </w:r>
+      <w:r>
+        <w:rPr>
+          <w:b/>
+        </w:rPr>
+        <w:t xml:space="preserve">data specifica</w:t>
+      </w:r>
+      <w:r>
+        <w:rPr>
+          <w:b/>
+        </w:rPr>
+        <w:t xml:space="preserve">: </w:t>
+      </w:r>
+      <w:r>
+        <w:rPr>
+          <w:b/>
+        </w:rPr>
+        <w:t xml:space="preserve">Normale</w:t>
+      </w:r>
+      <w:r>
+        <w:rPr>
+          <w:b/>
+        </w:rPr>
+        <w:t xml:space="preserve"> / </w:t>
+      </w:r>
+      <w:r>
+        <w:rPr>
+          <w:b/>
+        </w:rPr>
+        <w:t xml:space="preserve">Chiuso</w:t>
+      </w:r>
+      <w:r>
+        <w:rPr>
+          <w:b/>
+        </w:rPr>
+        <w:t xml:space="preserve"> (chiusura straordinaria) / </w:t>
+      </w:r>
+      <w:r>
+        <w:rPr>
+          <w:b/>
+        </w:rPr>
+        <w:t xml:space="preserve">Orario speciale</w:t>
+      </w:r>
+      <w:r>
+        <w:rPr>
+          <w:b/>
+        </w:rPr>
+        <w:t xml:space="preserve"> (dalle–alle + nota). Le eccezioni </w:t>
+      </w:r>
+      <w:r>
+        <w:rPr>
+          <w:b/>
+        </w:rPr>
+        <w:t xml:space="preserve">vincono</w:t>
+      </w:r>
+      <w:r>
+        <w:rPr>
+          <w:b/>
+        </w:rPr>
+        <w:t xml:space="preserve"> sull'orario settimanale e sono marcate sulla griglia (pallino rosso = chiuso, oro = orario speciale). Modello </w:t>
+      </w:r>
+      <w:r>
+        <w:rPr>
+          <w:b/>
+        </w:rPr>
+        <w:t xml:space="preserve">PartnerDayException</w:t>
+      </w:r>
+      <w:r>
+        <w:rPr>
+          <w:b/>
+        </w:rPr>
+        <w:t xml:space="preserve"> (migrazione </w:t>
+      </w:r>
+      <w:r>
+        <w:rPr>
+          <w:b/>
+        </w:rPr>
+        <w:t xml:space="preserve">partner_day_exception</w:t>
+      </w:r>
+      <w:r>
+        <w:rPr>
+          <w:b/>
+        </w:rPr>
+        <w:t xml:space="preserve">), endpoint </w:t>
+      </w:r>
+      <w:r>
+        <w:rPr>
+          <w:b/>
+        </w:rPr>
+        <w:t xml:space="preserve">GET/PUT /partners/:id/day-exceptions</w:t>
+      </w:r>
+      <w:r>
+        <w:rPr>
+          <w:b/>
+        </w:rPr>
+        <w:t xml:space="preserve"> e </w:t>
+      </w:r>
+      <w:r>
+        <w:rPr>
+          <w:b/>
+        </w:rPr>
+        <w:t xml:space="preserve">DELETE /partners/:id/day-exceptions/:date</w:t>
+      </w:r>
+      <w:r>
+        <w:rPr>
+          <w:b/>
+        </w:rPr>
+        <w:t xml:space="preserve"> (il partner gestisce le proprie, admin/operation quelle di ogni partner). Inoltre </w:t>
+      </w:r>
+      <w:r>
+        <w:rPr>
+          <w:b/>
+        </w:rPr>
+        <w:t xml:space="preserve">admin/operation</w:t>
+      </w:r>
+      <w:r>
+        <w:rPr>
+          <w:b/>
+        </w:rPr>
+        <w:t xml:space="preserve"> aprono il calendario di uno specifico partner dalla sua </w:t>
+      </w:r>
+      <w:r>
+        <w:rPr>
+          <w:b/>
+        </w:rPr>
+        <w:t xml:space="preserve">scheda</w:t>
+      </w:r>
+      <w:r>
+        <w:rPr>
+          <w:b/>
+        </w:rPr>
+        <w:t xml:space="preserve"> (bottone Calendario → </w:t>
+      </w:r>
+      <w:r>
+        <w:rPr>
+          <w:b/>
+        </w:rPr>
+        <w:t xml:space="preserve">/calendar?partnerId=</w:t>
+      </w:r>
+      <w:r>
+        <w:rPr>
+          <w:b/>
+        </w:rPr>
+        <w:t xml:space="preserve">).</w:t>
       </w:r>
       <w:r>
         <w:rPr>

--- a/deluxy-platform-next/docs/COME-FUNZIONA-APP-DELUXY.docx
+++ b/deluxy-platform-next/docs/COME-FUNZIONA-APP-DELUXY.docx
@@ -169,6 +169,192 @@
           <w:b/>
         </w:rPr>
         <w:t xml:space="preserve">Changelog</w:t>
+      </w:r>
+      <w:r>
+        <w:rPr>
+          <w:b/>
+        </w:rPr>
+        <w:t xml:space="preserve">18/07/2026 (3) — </w:t>
+      </w:r>
+      <w:r>
+        <w:rPr>
+          <w:b/>
+        </w:rPr>
+        <w:t xml:space="preserve">Calendario anche per i valet, con disponibilità</w:t>
+      </w:r>
+      <w:r>
+        <w:rPr>
+          <w:b/>
+        </w:rPr>
+        <w:t xml:space="preserve">: il valet ha il </w:t>
+      </w:r>
+      <w:r>
+        <w:rPr>
+          <w:b/>
+        </w:rPr>
+        <w:t xml:space="preserve">suo calendario</w:t>
+      </w:r>
+      <w:r>
+        <w:rPr>
+          <w:b/>
+        </w:rPr>
+        <w:t xml:space="preserve"> (consegne assegnate) e dal pannello del giorno imposta la </w:t>
+      </w:r>
+      <w:r>
+        <w:rPr>
+          <w:b/>
+        </w:rPr>
+        <w:t xml:space="preserve">disponibilità per data</w:t>
+      </w:r>
+      <w:r>
+        <w:rPr>
+          <w:b/>
+        </w:rPr>
+        <w:t xml:space="preserve">: </w:t>
+      </w:r>
+      <w:r>
+        <w:rPr>
+          <w:b/>
+        </w:rPr>
+        <w:t xml:space="preserve">Disponibile</w:t>
+      </w:r>
+      <w:r>
+        <w:rPr>
+          <w:b/>
+        </w:rPr>
+        <w:t xml:space="preserve"> / </w:t>
+      </w:r>
+      <w:r>
+        <w:rPr>
+          <w:b/>
+        </w:rPr>
+        <w:t xml:space="preserve">Non disponibile</w:t>
+      </w:r>
+      <w:r>
+        <w:rPr>
+          <w:b/>
+        </w:rPr>
+        <w:t xml:space="preserve"> / </w:t>
+      </w:r>
+      <w:r>
+        <w:rPr>
+          <w:b/>
+        </w:rPr>
+        <w:t xml:space="preserve">Disponibile in fascia</w:t>
+      </w:r>
+      <w:r>
+        <w:rPr>
+          <w:b/>
+        </w:rPr>
+        <w:t xml:space="preserve"> (dalle–alle + nota). Marcata sulla griglia (pallino rosso = non disponibile, oro = fascia). Modello </w:t>
+      </w:r>
+      <w:r>
+        <w:rPr>
+          <w:b/>
+        </w:rPr>
+        <w:t xml:space="preserve">ValetAvailability</w:t>
+      </w:r>
+      <w:r>
+        <w:rPr>
+          <w:b/>
+        </w:rPr>
+        <w:t xml:space="preserve"> (aggiunto vincolo unique </w:t>
+      </w:r>
+      <w:r>
+        <w:rPr>
+          <w:b/>
+        </w:rPr>
+        <w:t xml:space="preserve">valetId+date</w:t>
+      </w:r>
+      <w:r>
+        <w:rPr>
+          <w:b/>
+        </w:rPr>
+        <w:t xml:space="preserve"> e </w:t>
+      </w:r>
+      <w:r>
+        <w:rPr>
+          <w:b/>
+        </w:rPr>
+        <w:t xml:space="preserve">note</w:t>
+      </w:r>
+      <w:r>
+        <w:rPr>
+          <w:b/>
+        </w:rPr>
+        <w:t xml:space="preserve">, migrazione </w:t>
+      </w:r>
+      <w:r>
+        <w:rPr>
+          <w:b/>
+        </w:rPr>
+        <w:t xml:space="preserve">valet_availability_unique</w:t>
+      </w:r>
+      <w:r>
+        <w:rPr>
+          <w:b/>
+        </w:rPr>
+        <w:t xml:space="preserve">); endpoint </w:t>
+      </w:r>
+      <w:r>
+        <w:rPr>
+          <w:b/>
+        </w:rPr>
+        <w:t xml:space="preserve">GET/PUT /valets/:id/availability</w:t>
+      </w:r>
+      <w:r>
+        <w:rPr>
+          <w:b/>
+        </w:rPr>
+        <w:t xml:space="preserve"> e </w:t>
+      </w:r>
+      <w:r>
+        <w:rPr>
+          <w:b/>
+        </w:rPr>
+        <w:t xml:space="preserve">DELETE /valets/:id/availability/:date</w:t>
+      </w:r>
+      <w:r>
+        <w:rPr>
+          <w:b/>
+        </w:rPr>
+        <w:t xml:space="preserve"> (il valet solo la propria; admin/operation su tutti). Il componente calendario ora gestisce due contesti (partner→chiusure, valet→disponibilità). </w:t>
+      </w:r>
+      <w:r>
+        <w:rPr>
+          <w:b/>
+        </w:rPr>
+        <w:t xml:space="preserve">Admin/operation</w:t>
+      </w:r>
+      <w:r>
+        <w:rPr>
+          <w:b/>
+        </w:rPr>
+        <w:t xml:space="preserve"> aprono il calendario di un valet dalla sua </w:t>
+      </w:r>
+      <w:r>
+        <w:rPr>
+          <w:b/>
+        </w:rPr>
+        <w:t xml:space="preserve">scheda</w:t>
+      </w:r>
+      <w:r>
+        <w:rPr>
+          <w:b/>
+        </w:rPr>
+        <w:t xml:space="preserve"> (bottone Calendario → </w:t>
+      </w:r>
+      <w:r>
+        <w:rPr>
+          <w:b/>
+        </w:rPr>
+        <w:t xml:space="preserve">/calendar?valetId=</w:t>
+      </w:r>
+      <w:r>
+        <w:rPr>
+          <w:b/>
+        </w:rPr>
+        <w:t xml:space="preserve">).</w:t>
       </w:r>
       <w:r>
         <w:rPr>

--- a/deluxy-platform-next/docs/COME-FUNZIONA-APP-DELUXY.docx
+++ b/deluxy-platform-next/docs/COME-FUNZIONA-APP-DELUXY.docx
@@ -169,6 +169,138 @@
           <w:b/>
         </w:rPr>
         <w:t xml:space="preserve">Changelog</w:t>
+      </w:r>
+      <w:r>
+        <w:rPr>
+          <w:b/>
+        </w:rPr>
+        <w:t xml:space="preserve">18/07/2026 (4) — </w:t>
+      </w:r>
+      <w:r>
+        <w:rPr>
+          <w:b/>
+        </w:rPr>
+        <w:t xml:space="preserve">Sezione Stipendi</w:t>
+      </w:r>
+      <w:r>
+        <w:rPr>
+          <w:b/>
+        </w:rPr>
+        <w:t xml:space="preserve"> (era stub): </w:t>
+      </w:r>
+      <w:r>
+        <w:rPr>
+          <w:b/>
+        </w:rPr>
+        <w:t xml:space="preserve">Amministrazione → Stipendi</w:t>
+      </w:r>
+      <w:r>
+        <w:rPr>
+          <w:b/>
+        </w:rPr>
+        <w:t xml:space="preserve">. Lista degli stipendi (valet, periodo, lordo, contanti detratti, netto, documento, stato), </w:t>
+      </w:r>
+      <w:r>
+        <w:rPr>
+          <w:b/>
+        </w:rPr>
+        <w:t xml:space="preserve">filtro per valet</w:t>
+      </w:r>
+      <w:r>
+        <w:rPr>
+          <w:b/>
+        </w:rPr>
+        <w:t xml:space="preserve">, pannello </w:t>
+      </w:r>
+      <w:r>
+        <w:rPr>
+          <w:b/>
+        </w:rPr>
+        <w:t xml:space="preserve">Genera stipendi</w:t>
+      </w:r>
+      <w:r>
+        <w:rPr>
+          <w:b/>
+        </w:rPr>
+        <w:t xml:space="preserve"> (valet + periodo → somma le paghe delle consegne effettuate nel periodo meno i contanti incassati alla consegna; documento </w:t>
+      </w:r>
+      <w:r>
+        <w:rPr>
+          <w:b/>
+        </w:rPr>
+        <w:t xml:space="preserve">pro-forma fattura</w:t>
+      </w:r>
+      <w:r>
+        <w:rPr>
+          <w:b/>
+        </w:rPr>
+        <w:t xml:space="preserve"> se il valet ha P.IVA, altrimenti </w:t>
+      </w:r>
+      <w:r>
+        <w:rPr>
+          <w:b/>
+        </w:rPr>
+        <w:t xml:space="preserve">ricevuta con ritenuta</w:t>
+      </w:r>
+      <w:r>
+        <w:rPr>
+          <w:b/>
+        </w:rPr>
+        <w:t xml:space="preserve">), e </w:t>
+      </w:r>
+      <w:r>
+        <w:rPr>
+          <w:b/>
+        </w:rPr>
+        <w:t xml:space="preserve">avanzamento del flusso</w:t>
+      </w:r>
+      <w:r>
+        <w:rPr>
+          <w:b/>
+        </w:rPr>
+        <w:t xml:space="preserve">Bozza → Inviato → Ricevuta in attesa → Approvato → Pagato</w:t>
+      </w:r>
+      <w:r>
+        <w:rPr>
+          <w:b/>
+        </w:rPr>
+        <w:t xml:space="preserve"> (solo admin/operation; il valet vede i propri in sola lettura). Backend già presente (</w:t>
+      </w:r>
+      <w:r>
+        <w:rPr>
+          <w:b/>
+        </w:rPr>
+        <w:t xml:space="preserve">Salary</w:t>
+      </w:r>
+      <w:r>
+        <w:rPr>
+          <w:b/>
+        </w:rPr>
+        <w:t xml:space="preserve">/</w:t>
+      </w:r>
+      <w:r>
+        <w:rPr>
+          <w:b/>
+        </w:rPr>
+        <w:t xml:space="preserve">Receipt</w:t>
+      </w:r>
+      <w:r>
+        <w:rPr>
+          <w:b/>
+        </w:rPr>
+        <w:t xml:space="preserve">, </w:t>
+      </w:r>
+      <w:r>
+        <w:rPr>
+          <w:b/>
+        </w:rPr>
+        <w:t xml:space="preserve">SalariesService</w:t>
+      </w:r>
+      <w:r>
+        <w:rPr>
+          <w:b/>
+        </w:rPr>
+        <w:t xml:space="preserve">); aggiunto solo il gate ruolo sull'avanzamento stato.</w:t>
       </w:r>
       <w:r>
         <w:rPr>

--- a/deluxy-platform-next/docs/COME-FUNZIONA-APP-DELUXY.docx
+++ b/deluxy-platform-next/docs/COME-FUNZIONA-APP-DELUXY.docx
@@ -169,6 +169,108 @@
           <w:b/>
         </w:rPr>
         <w:t xml:space="preserve">Changelog</w:t>
+      </w:r>
+      <w:r>
+        <w:rPr>
+          <w:b/>
+        </w:rPr>
+        <w:t xml:space="preserve">18/07/2026 (5) — </w:t>
+      </w:r>
+      <w:r>
+        <w:rPr>
+          <w:b/>
+        </w:rPr>
+        <w:t xml:space="preserve">Sezione Pagamenti</w:t>
+      </w:r>
+      <w:r>
+        <w:rPr>
+          <w:b/>
+        </w:rPr>
+        <w:t xml:space="preserve"> (era stub): </w:t>
+      </w:r>
+      <w:r>
+        <w:rPr>
+          <w:b/>
+        </w:rPr>
+        <w:t xml:space="preserve">Amministrazione → Pagamenti</w:t>
+      </w:r>
+      <w:r>
+        <w:rPr>
+          <w:b/>
+        </w:rPr>
+        <w:t xml:space="preserve">. Rimborsi e reclami dei valet (es. rimborso Area C): il </w:t>
+      </w:r>
+      <w:r>
+        <w:rPr>
+          <w:b/>
+        </w:rPr>
+        <w:t xml:space="preserve">valet</w:t>
+      </w:r>
+      <w:r>
+        <w:rPr>
+          <w:b/>
+        </w:rPr>
+        <w:t xml:space="preserve"> apre una richiesta (Rimborso/Reclamo, importo, descrizione), </w:t>
+      </w:r>
+      <w:r>
+        <w:rPr>
+          <w:b/>
+        </w:rPr>
+        <w:t xml:space="preserve">admin/operation</w:t>
+      </w:r>
+      <w:r>
+        <w:rPr>
+          <w:b/>
+        </w:rPr>
+        <w:t xml:space="preserve"> la </w:t>
+      </w:r>
+      <w:r>
+        <w:rPr>
+          <w:b/>
+        </w:rPr>
+        <w:t xml:space="preserve">Approvano / Rifiutano / Segnano pagata</w:t>
+      </w:r>
+      <w:r>
+        <w:rPr>
+          <w:b/>
+        </w:rPr>
+        <w:t xml:space="preserve"> (flusso </w:t>
+      </w:r>
+      <w:r>
+        <w:rPr>
+          <w:b/>
+        </w:rPr>
+        <w:t xml:space="preserve">Richiesto → Approvato/Rifiutato → Pagato</w:t>
+      </w:r>
+      <w:r>
+        <w:rPr>
+          <w:b/>
+        </w:rPr>
+        <w:t xml:space="preserve">). Filtro per valet. Backend già presente (</w:t>
+      </w:r>
+      <w:r>
+        <w:rPr>
+          <w:b/>
+        </w:rPr>
+        <w:t xml:space="preserve">Payment</w:t>
+      </w:r>
+      <w:r>
+        <w:rPr>
+          <w:b/>
+        </w:rPr>
+        <w:t xml:space="preserve">, </w:t>
+      </w:r>
+      <w:r>
+        <w:rPr>
+          <w:b/>
+        </w:rPr>
+        <w:t xml:space="preserve">PaymentsService</w:t>
+      </w:r>
+      <w:r>
+        <w:rPr>
+          <w:b/>
+        </w:rPr>
+        <w:t xml:space="preserve">); aggiunto il gate ruolo sulla creazione (no partner).</w:t>
       </w:r>
       <w:r>
         <w:rPr>

--- a/deluxy-platform-next/docs/COME-FUNZIONA-APP-DELUXY.docx
+++ b/deluxy-platform-next/docs/COME-FUNZIONA-APP-DELUXY.docx
@@ -169,6 +169,252 @@
           <w:b/>
         </w:rPr>
         <w:t xml:space="preserve">Changelog</w:t>
+      </w:r>
+      <w:r>
+        <w:rPr>
+          <w:b/>
+        </w:rPr>
+        <w:t xml:space="preserve">18/07/2026 (6) — </w:t>
+      </w:r>
+      <w:r>
+        <w:rPr>
+          <w:b/>
+        </w:rPr>
+        <w:t xml:space="preserve">Stipendi: Attivi/Archivio, stato finanziario e riapertura</w:t>
+      </w:r>
+      <w:r>
+        <w:rPr>
+          <w:b/>
+        </w:rPr>
+        <w:t xml:space="preserve"> (feedback). Un solo punto in cui si sceglie il valet (il pannello </w:t>
+      </w:r>
+      <w:r>
+        <w:rPr>
+          <w:b/>
+        </w:rPr>
+        <w:t xml:space="preserve">Genera</w:t>
+      </w:r>
+      <w:r>
+        <w:rPr>
+          <w:b/>
+        </w:rPr>
+        <w:t xml:space="preserve"> eredita il valet dal </w:t>
+      </w:r>
+      <w:r>
+        <w:rPr>
+          <w:b/>
+        </w:rPr>
+        <w:t xml:space="preserve">filtro</w:t>
+      </w:r>
+      <w:r>
+        <w:rPr>
+          <w:b/>
+        </w:rPr>
+        <w:t xml:space="preserve"> in alto, niente doppia scelta). Di default la lista mostra gli </w:t>
+      </w:r>
+      <w:r>
+        <w:rPr>
+          <w:b/>
+        </w:rPr>
+        <w:t xml:space="preserve">stipendi attivi</w:t>
+      </w:r>
+      <w:r>
+        <w:rPr>
+          <w:b/>
+        </w:rPr>
+        <w:t xml:space="preserve"> (non in archivio); tab </w:t>
+      </w:r>
+      <w:r>
+        <w:rPr>
+          <w:b/>
+        </w:rPr>
+        <w:t xml:space="preserve">Archivio</w:t>
+      </w:r>
+      <w:r>
+        <w:rPr>
+          <w:b/>
+        </w:rPr>
+        <w:t xml:space="preserve"> per quelli inviati. </w:t>
+      </w:r>
+      <w:r>
+        <w:rPr>
+          <w:b/>
+        </w:rPr>
+        <w:t xml:space="preserve">Invia</w:t>
+      </w:r>
+      <w:r>
+        <w:rPr>
+          <w:b/>
+        </w:rPr>
+        <w:t xml:space="preserve"> (</w:t>
+      </w:r>
+      <w:r>
+        <w:rPr>
+          <w:b/>
+        </w:rPr>
+        <w:t xml:space="preserve">Bozza → Inviato</w:t>
+      </w:r>
+      <w:r>
+        <w:rPr>
+          <w:b/>
+        </w:rPr>
+        <w:t xml:space="preserve">) </w:t>
+      </w:r>
+      <w:r>
+        <w:rPr>
+          <w:b/>
+        </w:rPr>
+        <w:t xml:space="preserve">archivia</w:t>
+      </w:r>
+      <w:r>
+        <w:rPr>
+          <w:b/>
+        </w:rPr>
+        <w:t xml:space="preserve"> lo stipendio: esce dagli attivi ed entra in </w:t>
+      </w:r>
+      <w:r>
+        <w:rPr>
+          <w:b/>
+        </w:rPr>
+        <w:t xml:space="preserve">Archivio</w:t>
+      </w:r>
+      <w:r>
+        <w:rPr>
+          <w:b/>
+        </w:rPr>
+        <w:t xml:space="preserve">. In Archivio compare la colonna </w:t>
+      </w:r>
+      <w:r>
+        <w:rPr>
+          <w:b/>
+        </w:rPr>
+        <w:t xml:space="preserve">Stato finanziario</w:t>
+      </w:r>
+      <w:r>
+        <w:rPr>
+          <w:b/>
+        </w:rPr>
+        <w:t xml:space="preserve"> (</w:t>
+      </w:r>
+      <w:r>
+        <w:rPr>
+          <w:b/>
+        </w:rPr>
+        <w:t xml:space="preserve">Non pagato</w:t>
+      </w:r>
+      <w:r>
+        <w:rPr>
+          <w:b/>
+        </w:rPr>
+        <w:t xml:space="preserve"> finché lo stato non è </w:t>
+      </w:r>
+      <w:r>
+        <w:rPr>
+          <w:b/>
+        </w:rPr>
+        <w:t xml:space="preserve">Pagato</w:t>
+      </w:r>
+      <w:r>
+        <w:rPr>
+          <w:b/>
+        </w:rPr>
+        <w:t xml:space="preserve">, poi </w:t>
+      </w:r>
+      <w:r>
+        <w:rPr>
+          <w:b/>
+        </w:rPr>
+        <w:t xml:space="preserve">Pagato</w:t>
+      </w:r>
+      <w:r>
+        <w:rPr>
+          <w:b/>
+        </w:rPr>
+        <w:t xml:space="preserve">) e si può </w:t>
+      </w:r>
+      <w:r>
+        <w:rPr>
+          <w:b/>
+        </w:rPr>
+        <w:t xml:space="preserve">Riapri</w:t>
+      </w:r>
+      <w:r>
+        <w:rPr>
+          <w:b/>
+        </w:rPr>
+        <w:t xml:space="preserve">re un record (torna in Bozza tra gli attivi) </w:t>
+      </w:r>
+      <w:r>
+        <w:rPr>
+          <w:b/>
+        </w:rPr>
+        <w:t xml:space="preserve">solo se non è ancora pagato</w:t>
+      </w:r>
+      <w:r>
+        <w:rPr>
+          <w:b/>
+        </w:rPr>
+        <w:t xml:space="preserve">; uno stipendio </w:t>
+      </w:r>
+      <w:r>
+        <w:rPr>
+          <w:b/>
+        </w:rPr>
+        <w:t xml:space="preserve">Pagato</w:t>
+      </w:r>
+      <w:r>
+        <w:rPr>
+          <w:b/>
+        </w:rPr>
+        <w:t xml:space="preserve"> non è più riapribile. Campo </w:t>
+      </w:r>
+      <w:r>
+        <w:rPr>
+          <w:b/>
+        </w:rPr>
+        <w:t xml:space="preserve">Salary.archived</w:t>
+      </w:r>
+      <w:r>
+        <w:rPr>
+          <w:b/>
+        </w:rPr>
+        <w:t xml:space="preserve"> (migrazione </w:t>
+      </w:r>
+      <w:r>
+        <w:rPr>
+          <w:b/>
+        </w:rPr>
+        <w:t xml:space="preserve">salary_archived</w:t>
+      </w:r>
+      <w:r>
+        <w:rPr>
+          <w:b/>
+        </w:rPr>
+        <w:t xml:space="preserve">), endpoint </w:t>
+      </w:r>
+      <w:r>
+        <w:rPr>
+          <w:b/>
+        </w:rPr>
+        <w:t xml:space="preserve">GET /salaries?archived=true</w:t>
+      </w:r>
+      <w:r>
+        <w:rPr>
+          <w:b/>
+        </w:rPr>
+        <w:t xml:space="preserve"> e </w:t>
+      </w:r>
+      <w:r>
+        <w:rPr>
+          <w:b/>
+        </w:rPr>
+        <w:t xml:space="preserve">POST /salaries/:id/reopen</w:t>
+      </w:r>
+      <w:r>
+        <w:rPr>
+          <w:b/>
+        </w:rPr>
+        <w:t xml:space="preserve"> (admin/operation).</w:t>
       </w:r>
       <w:r>
         <w:rPr>

--- a/deluxy-platform-next/docs/COME-FUNZIONA-APP-DELUXY.docx
+++ b/deluxy-platform-next/docs/COME-FUNZIONA-APP-DELUXY.docx
@@ -169,6 +169,366 @@
           <w:b/>
         </w:rPr>
         <w:t xml:space="preserve">Changelog</w:t>
+      </w:r>
+      <w:r>
+        <w:rPr>
+          <w:b/>
+        </w:rPr>
+        <w:t xml:space="preserve">18/07/2026 (7) — </w:t>
+      </w:r>
+      <w:r>
+        <w:rPr>
+          <w:b/>
+        </w:rPr>
+        <w:t xml:space="preserve">Stipendi allineati all'app reale</w:t>
+      </w:r>
+      <w:r>
+        <w:rPr>
+          <w:b/>
+        </w:rPr>
+        <w:t xml:space="preserve"> (feedback "ci sono cose che non hai considerato"). Aggiunti i pezzi mancanti rispetto a </w:t>
+      </w:r>
+      <w:r>
+        <w:rPr>
+          <w:b/>
+        </w:rPr>
+        <w:t xml:space="preserve">app.deluxy.it/valet/stipendi</w:t>
+      </w:r>
+      <w:r>
+        <w:rPr>
+          <w:b/>
+        </w:rPr>
+        <w:t xml:space="preserve">: </w:t>
+      </w:r>
+      <w:r>
+        <w:rPr>
+          <w:b/>
+        </w:rPr>
+        <w:t xml:space="preserve">① Ricevute con firma</w:t>
+      </w:r>
+      <w:r>
+        <w:rPr>
+          <w:b/>
+        </w:rPr>
+        <w:t xml:space="preserve"> — inviando lo stipendio si genera automaticamente la </w:t>
+      </w:r>
+      <w:r>
+        <w:rPr>
+          <w:b/>
+        </w:rPr>
+        <w:t xml:space="preserve">ricevuta</w:t>
+      </w:r>
+      <w:r>
+        <w:rPr>
+          <w:b/>
+        </w:rPr>
+        <w:t xml:space="preserve"> (numero </w:t>
+      </w:r>
+      <w:r>
+        <w:rPr>
+          <w:b/>
+        </w:rPr>
+        <w:t xml:space="preserve">RIC-anno-n</w:t>
+      </w:r>
+      <w:r>
+        <w:rPr>
+          <w:b/>
+        </w:rPr>
+        <w:t xml:space="preserve">) in una nuova sezione </w:t>
+      </w:r>
+      <w:r>
+        <w:rPr>
+          <w:b/>
+        </w:rPr>
+        <w:t xml:space="preserve">Ricevute</w:t>
+      </w:r>
+      <w:r>
+        <w:rPr>
+          <w:b/>
+        </w:rPr>
+        <w:t xml:space="preserve"> (voce di menu, </w:t>
+      </w:r>
+      <w:r>
+        <w:rPr>
+          <w:b/>
+        </w:rPr>
+        <w:t xml:space="preserve">/receipts</w:t>
+      </w:r>
+      <w:r>
+        <w:rPr>
+          <w:b/>
+        </w:rPr>
+        <w:t xml:space="preserve">); il </w:t>
+      </w:r>
+      <w:r>
+        <w:rPr>
+          <w:b/>
+        </w:rPr>
+        <w:t xml:space="preserve">valet</w:t>
+      </w:r>
+      <w:r>
+        <w:rPr>
+          <w:b/>
+        </w:rPr>
+        <w:t xml:space="preserve"> la ricarica </w:t>
+      </w:r>
+      <w:r>
+        <w:rPr>
+          <w:b/>
+        </w:rPr>
+        <w:t xml:space="preserve">firmata</w:t>
+      </w:r>
+      <w:r>
+        <w:rPr>
+          <w:b/>
+        </w:rPr>
+        <w:t xml:space="preserve"> (link al file, come per gli altri allegati) e solo allora lo stipendio passa a </w:t>
+      </w:r>
+      <w:r>
+        <w:rPr>
+          <w:b/>
+        </w:rPr>
+        <w:t xml:space="preserve">Ricevuta firmata → da approvare</w:t>
+      </w:r>
+      <w:r>
+        <w:rPr>
+          <w:b/>
+        </w:rPr>
+        <w:t xml:space="preserve">; l'</w:t>
+      </w:r>
+      <w:r>
+        <w:rPr>
+          <w:b/>
+        </w:rPr>
+        <w:t xml:space="preserve">approvazione è bloccata</w:t>
+      </w:r>
+      <w:r>
+        <w:rPr>
+          <w:b/>
+        </w:rPr>
+        <w:t xml:space="preserve"> finché la ricevuta non è firmata. </w:t>
+      </w:r>
+      <w:r>
+        <w:rPr>
+          <w:b/>
+        </w:rPr>
+        <w:t xml:space="preserve">② Reclamo per riga</w:t>
+      </w:r>
+      <w:r>
+        <w:rPr>
+          <w:b/>
+        </w:rPr>
+        <w:t xml:space="preserve"> — bottone </w:t>
+      </w:r>
+      <w:r>
+        <w:rPr>
+          <w:b/>
+        </w:rPr>
+        <w:t xml:space="preserve">Reclamo</w:t>
+      </w:r>
+      <w:r>
+        <w:rPr>
+          <w:b/>
+        </w:rPr>
+        <w:t xml:space="preserve"> su ogni stipendio che apre una richiesta collegata (es. rimborso Area C): riusa i Pagamenti (</w:t>
+      </w:r>
+      <w:r>
+        <w:rPr>
+          <w:b/>
+        </w:rPr>
+        <w:t xml:space="preserve">Payment.salaryId</w:t>
+      </w:r>
+      <w:r>
+        <w:rPr>
+          <w:b/>
+        </w:rPr>
+        <w:t xml:space="preserve">), lo stipendio mostra il tag </w:t>
+      </w:r>
+      <w:r>
+        <w:rPr>
+          <w:b/>
+        </w:rPr>
+        <w:t xml:space="preserve">Reclamo aperto</w:t>
+      </w:r>
+      <w:r>
+        <w:rPr>
+          <w:b/>
+        </w:rPr>
+        <w:t xml:space="preserve">. </w:t>
+      </w:r>
+      <w:r>
+        <w:rPr>
+          <w:b/>
+        </w:rPr>
+        <w:t xml:space="preserve">③ Esporta</w:t>
+      </w:r>
+      <w:r>
+        <w:rPr>
+          <w:b/>
+        </w:rPr>
+        <w:t xml:space="preserve"> — bottone che scarica la lista corrente in </w:t>
+      </w:r>
+      <w:r>
+        <w:rPr>
+          <w:b/>
+        </w:rPr>
+        <w:t xml:space="preserve">CSV</w:t>
+      </w:r>
+      <w:r>
+        <w:rPr>
+          <w:b/>
+        </w:rPr>
+        <w:t xml:space="preserve">. </w:t>
+      </w:r>
+      <w:r>
+        <w:rPr>
+          <w:b/>
+        </w:rPr>
+        <w:t xml:space="preserve">④ Frequenza stipendio</w:t>
+      </w:r>
+      <w:r>
+        <w:rPr>
+          <w:b/>
+        </w:rPr>
+        <w:t xml:space="preserve"> — generando, il periodo è </w:t>
+      </w:r>
+      <w:r>
+        <w:rPr>
+          <w:b/>
+        </w:rPr>
+        <w:t xml:space="preserve">proposto in automatico</w:t>
+      </w:r>
+      <w:r>
+        <w:rPr>
+          <w:b/>
+        </w:rPr>
+        <w:t xml:space="preserve"> dalla frequenza del valet (</w:t>
+      </w:r>
+      <w:r>
+        <w:rPr>
+          <w:b/>
+        </w:rPr>
+        <w:t xml:space="preserve">salaryFrequency</w:t>
+      </w:r>
+      <w:r>
+        <w:rPr>
+          <w:b/>
+        </w:rPr>
+        <w:t xml:space="preserve">: settimana corrente se </w:t>
+      </w:r>
+      <w:r>
+        <w:rPr>
+          <w:b/>
+        </w:rPr>
+        <w:t xml:space="preserve">settimanale</w:t>
+      </w:r>
+      <w:r>
+        <w:rPr>
+          <w:b/>
+        </w:rPr>
+        <w:t xml:space="preserve">, mese corrente se </w:t>
+      </w:r>
+      <w:r>
+        <w:rPr>
+          <w:b/>
+        </w:rPr>
+        <w:t xml:space="preserve">mensile</w:t>
+      </w:r>
+      <w:r>
+        <w:rPr>
+          <w:b/>
+        </w:rPr>
+        <w:t xml:space="preserve">). Backend: nuovo modulo </w:t>
+      </w:r>
+      <w:r>
+        <w:rPr>
+          <w:b/>
+        </w:rPr>
+        <w:t xml:space="preserve">Receipts</w:t>
+      </w:r>
+      <w:r>
+        <w:rPr>
+          <w:b/>
+        </w:rPr>
+        <w:t xml:space="preserve"> (</w:t>
+      </w:r>
+      <w:r>
+        <w:rPr>
+          <w:b/>
+        </w:rPr>
+        <w:t xml:space="preserve">GET /receipts?signed=</w:t>
+      </w:r>
+      <w:r>
+        <w:rPr>
+          <w:b/>
+        </w:rPr>
+        <w:t xml:space="preserve">, </w:t>
+      </w:r>
+      <w:r>
+        <w:rPr>
+          <w:b/>
+        </w:rPr>
+        <w:t xml:space="preserve">POST /receipts/:id/sign</w:t>
+      </w:r>
+      <w:r>
+        <w:rPr>
+          <w:b/>
+        </w:rPr>
+        <w:t xml:space="preserve">), la ricevuta è creata all'invio (non più a uno stato separato), </w:t>
+      </w:r>
+      <w:r>
+        <w:rPr>
+          <w:b/>
+        </w:rPr>
+        <w:t xml:space="preserve">POST /salaries/:id/reopen</w:t>
+      </w:r>
+      <w:r>
+        <w:rPr>
+          <w:b/>
+        </w:rPr>
+        <w:t xml:space="preserve"> cancella anche la ricevuta; </w:t>
+      </w:r>
+      <w:r>
+        <w:rPr>
+          <w:b/>
+        </w:rPr>
+        <w:t xml:space="preserve">Payment.salaryId</w:t>
+      </w:r>
+      <w:r>
+        <w:rPr>
+          <w:b/>
+        </w:rPr>
+        <w:t xml:space="preserve"> (migrazione </w:t>
+      </w:r>
+      <w:r>
+        <w:rPr>
+          <w:b/>
+        </w:rPr>
+        <w:t xml:space="preserve">payment_salary_link</w:t>
+      </w:r>
+      <w:r>
+        <w:rPr>
+          <w:b/>
+        </w:rPr>
+        <w:t xml:space="preserve">). </w:t>
+      </w:r>
+      <w:r>
+        <w:rPr>
+          <w:b/>
+        </w:rPr>
+        <w:t xml:space="preserve">(Nota: il file firmato è un </w:t>
+      </w:r>
+      <w:r>
+        <w:rPr>
+          <w:b/>
+        </w:rPr>
+        <w:t xml:space="preserve">URL</w:t>
+      </w:r>
+      <w:r>
+        <w:rPr>
+          <w:b/>
+        </w:rPr>
+        <w:t xml:space="preserve"> come per DDT/immagini — l'upload binario resta un miglioramento futuro.)</w:t>
       </w:r>
       <w:r>
         <w:rPr>

--- a/deluxy-platform-next/docs/COME-FUNZIONA-APP-DELUXY.docx
+++ b/deluxy-platform-next/docs/COME-FUNZIONA-APP-DELUXY.docx
@@ -169,6 +169,198 @@
           <w:b/>
         </w:rPr>
         <w:t xml:space="preserve">Changelog</w:t>
+      </w:r>
+      <w:r>
+        <w:rPr>
+          <w:b/>
+        </w:rPr>
+        <w:t xml:space="preserve">18/07/2026 (8) — </w:t>
+      </w:r>
+      <w:r>
+        <w:rPr>
+          <w:b/>
+        </w:rPr>
+        <w:t xml:space="preserve">Sync partner → registro Anagrafiche (portata nel branch)</w:t>
+      </w:r>
+      <w:r>
+        <w:rPr>
+          <w:b/>
+        </w:rPr>
+        <w:t xml:space="preserve">. Alla creazione, modifica e disattivazione di un partner la piattaforma ora </w:t>
+      </w:r>
+      <w:r>
+        <w:rPr>
+          <w:b/>
+        </w:rPr>
+        <w:t xml:space="preserve">invia il partner al registro centralizzato Deluxy Anagrafiche</w:t>
+      </w:r>
+      <w:r>
+        <w:rPr>
+          <w:b/>
+        </w:rPr>
+        <w:t xml:space="preserve"> (</w:t>
+      </w:r>
+      <w:r>
+        <w:rPr>
+          <w:b/>
+        </w:rPr>
+        <w:t xml:space="preserve">POST /api/v1/partners</w:t>
+      </w:r>
+      <w:r>
+        <w:rPr>
+          <w:b/>
+        </w:rPr>
+        <w:t xml:space="preserve"> con </w:t>
+      </w:r>
+      <w:r>
+        <w:rPr>
+          <w:b/>
+        </w:rPr>
+        <w:t xml:space="preserve">platformId</w:t>
+      </w:r>
+      <w:r>
+        <w:rPr>
+          <w:b/>
+        </w:rPr>
+        <w:t xml:space="preserve"> = id del partner, </w:t>
+      </w:r>
+      <w:r>
+        <w:rPr>
+          <w:b/>
+        </w:rPr>
+        <w:t xml:space="preserve">fonte: platform</w:t>
+      </w:r>
+      <w:r>
+        <w:rPr>
+          <w:b/>
+        </w:rPr>
+        <w:t xml:space="preserve">, categoria, referenti; </w:t>
+      </w:r>
+      <w:r>
+        <w:rPr>
+          <w:b/>
+        </w:rPr>
+        <w:t xml:space="preserve">stato: attivo/dismesso</w:t>
+      </w:r>
+      <w:r>
+        <w:rPr>
+          <w:b/>
+        </w:rPr>
+        <w:t xml:space="preserve">). È l'unica app con chiave di </w:t>
+      </w:r>
+      <w:r>
+        <w:rPr>
+          <w:b/>
+        </w:rPr>
+        <w:t xml:space="preserve">scrittura</w:t>
+      </w:r>
+      <w:r>
+        <w:rPr>
+          <w:b/>
+        </w:rPr>
+        <w:t xml:space="preserve">; la sync è </w:t>
+      </w:r>
+      <w:r>
+        <w:rPr>
+          <w:b/>
+        </w:rPr>
+        <w:t xml:space="preserve">best-effort e fire-and-forget</w:t>
+      </w:r>
+      <w:r>
+        <w:rPr>
+          <w:b/>
+        </w:rPr>
+        <w:t xml:space="preserve"> (se il registro è spento o manca </w:t>
+      </w:r>
+      <w:r>
+        <w:rPr>
+          <w:b/>
+        </w:rPr>
+        <w:t xml:space="preserve">ANAGRAFICHE_API_KEY</w:t>
+      </w:r>
+      <w:r>
+        <w:rPr>
+          <w:b/>
+        </w:rPr>
+        <w:t xml:space="preserve">, l'operazione va comunque a buon fine e il mancato invio finisce nei log). Config in </w:t>
+      </w:r>
+      <w:r>
+        <w:rPr>
+          <w:b/>
+        </w:rPr>
+        <w:t xml:space="preserve">api/.env</w:t>
+      </w:r>
+      <w:r>
+        <w:rPr>
+          <w:b/>
+        </w:rPr>
+        <w:t xml:space="preserve"> (</w:t>
+      </w:r>
+      <w:r>
+        <w:rPr>
+          <w:b/>
+        </w:rPr>
+        <w:t xml:space="preserve">ANAGRAFICHE_URL</w:t>
+      </w:r>
+      <w:r>
+        <w:rPr>
+          <w:b/>
+        </w:rPr>
+        <w:t xml:space="preserve">, </w:t>
+      </w:r>
+      <w:r>
+        <w:rPr>
+          <w:b/>
+        </w:rPr>
+        <w:t xml:space="preserve">ANAGRAFICHE_API_KEY</w:t>
+      </w:r>
+      <w:r>
+        <w:rPr>
+          <w:b/>
+        </w:rPr>
+        <w:t xml:space="preserve">; esempio in </w:t>
+      </w:r>
+      <w:r>
+        <w:rPr>
+          <w:b/>
+        </w:rPr>
+        <w:t xml:space="preserve">.env.example</w:t>
+      </w:r>
+      <w:r>
+        <w:rPr>
+          <w:b/>
+        </w:rPr>
+        <w:t xml:space="preserve">). </w:t>
+      </w:r>
+      <w:r>
+        <w:rPr>
+          <w:b/>
+        </w:rPr>
+        <w:t xml:space="preserve">Nota: questa integrazione esisteva in un'altra copia del repo ma non era presente su questo branch — ora è allineata (</w:t>
+      </w:r>
+      <w:r>
+        <w:rPr>
+          <w:b/>
+        </w:rPr>
+        <w:t xml:space="preserve">AnagraficheSyncService</w:t>
+      </w:r>
+      <w:r>
+        <w:rPr>
+          <w:b/>
+        </w:rPr>
+        <w:t xml:space="preserve"> agganciato a create/update/remove di </w:t>
+      </w:r>
+      <w:r>
+        <w:rPr>
+          <w:b/>
+        </w:rPr>
+        <w:t xml:space="preserve">PartnersService</w:t>
+      </w:r>
+      <w:r>
+        <w:rPr>
+          <w:b/>
+        </w:rPr>
+        <w:t xml:space="preserve">).</w:t>
       </w:r>
       <w:r>
         <w:rPr>

--- a/deluxy-platform-next/docs/COME-FUNZIONA-APP-DELUXY.docx
+++ b/deluxy-platform-next/docs/COME-FUNZIONA-APP-DELUXY.docx
@@ -169,6 +169,156 @@
           <w:b/>
         </w:rPr>
         <w:t xml:space="preserve">Changelog</w:t>
+      </w:r>
+      <w:r>
+        <w:rPr>
+          <w:b/>
+        </w:rPr>
+        <w:t xml:space="preserve">18/07/2026 (9) — </w:t>
+      </w:r>
+      <w:r>
+        <w:rPr>
+          <w:b/>
+        </w:rPr>
+        <w:t xml:space="preserve">Ricevute: upload del file dal PC</w:t>
+      </w:r>
+      <w:r>
+        <w:rPr>
+          <w:b/>
+        </w:rPr>
+        <w:t xml:space="preserve"> (feedback). Nella pagina Ricevute il valet può ora </w:t>
+      </w:r>
+      <w:r>
+        <w:rPr>
+          <w:b/>
+        </w:rPr>
+        <w:t xml:space="preserve">caricare un file dal computer</w:t>
+      </w:r>
+      <w:r>
+        <w:rPr>
+          <w:b/>
+        </w:rPr>
+        <w:t xml:space="preserve"> (immagine o PDF, max 10 MB) oltre a incollare un link: nel riquadro "Carica firmata" c'è un selettore file </w:t>
+      </w:r>
+      <w:r>
+        <w:rPr>
+          <w:b/>
+        </w:rPr>
+        <w:t xml:space="preserve">"Scegli file dal PC…"</w:t>
+      </w:r>
+      <w:r>
+        <w:rPr>
+          <w:b/>
+        </w:rPr>
+        <w:t xml:space="preserve">oppure</w:t>
+      </w:r>
+      <w:r>
+        <w:rPr>
+          <w:b/>
+        </w:rPr>
+        <w:t xml:space="preserve"> il campo URL. Il file va su disco lato server (</w:t>
+      </w:r>
+      <w:r>
+        <w:rPr>
+          <w:b/>
+        </w:rPr>
+        <w:t xml:space="preserve">api/uploads/receipts/</w:t>
+      </w:r>
+      <w:r>
+        <w:rPr>
+          <w:b/>
+        </w:rPr>
+        <w:t xml:space="preserve">, cartella non versionata) ed è servito staticamente da </w:t>
+      </w:r>
+      <w:r>
+        <w:rPr>
+          <w:b/>
+        </w:rPr>
+        <w:t xml:space="preserve">/uploads/…</w:t>
+      </w:r>
+      <w:r>
+        <w:rPr>
+          <w:b/>
+        </w:rPr>
+        <w:t xml:space="preserve">; il link </w:t>
+      </w:r>
+      <w:r>
+        <w:rPr>
+          <w:b/>
+        </w:rPr>
+        <w:t xml:space="preserve">Apri</w:t>
+      </w:r>
+      <w:r>
+        <w:rPr>
+          <w:b/>
+        </w:rPr>
+        <w:t xml:space="preserve"> lo riapre. Backend: nuovo </w:t>
+      </w:r>
+      <w:r>
+        <w:rPr>
+          <w:b/>
+        </w:rPr>
+        <w:t xml:space="preserve">POST /receipts/:id/upload</w:t>
+      </w:r>
+      <w:r>
+        <w:rPr>
+          <w:b/>
+        </w:rPr>
+        <w:t xml:space="preserve"> (multipart, </w:t>
+      </w:r>
+      <w:r>
+        <w:rPr>
+          <w:b/>
+        </w:rPr>
+        <w:t xml:space="preserve">multer</w:t>
+      </w:r>
+      <w:r>
+        <w:rPr>
+          <w:b/>
+        </w:rPr>
+        <w:t xml:space="preserve"> diskStorage) accanto al </w:t>
+      </w:r>
+      <w:r>
+        <w:rPr>
+          <w:b/>
+        </w:rPr>
+        <w:t xml:space="preserve">POST /receipts/:id/sign</w:t>
+      </w:r>
+      <w:r>
+        <w:rPr>
+          <w:b/>
+        </w:rPr>
+        <w:t xml:space="preserve"> (URL); </w:t>
+      </w:r>
+      <w:r>
+        <w:rPr>
+          <w:b/>
+        </w:rPr>
+        <w:t xml:space="preserve">main.ts</w:t>
+      </w:r>
+      <w:r>
+        <w:rPr>
+          <w:b/>
+        </w:rPr>
+        <w:t xml:space="preserve"> ora serve </w:t>
+      </w:r>
+      <w:r>
+        <w:rPr>
+          <w:b/>
+        </w:rPr>
+        <w:t xml:space="preserve">/uploads</w:t>
+      </w:r>
+      <w:r>
+        <w:rPr>
+          <w:b/>
+        </w:rPr>
+        <w:t xml:space="preserve"> come statici. </w:t>
+      </w:r>
+      <w:r>
+        <w:rPr>
+          <w:b/>
+        </w:rPr>
+        <w:t xml:space="preserve">(Superato il TODO "upload binario" della nota precedente.)</w:t>
       </w:r>
       <w:r>
         <w:rPr>

--- a/deluxy-platform-next/docs/COME-FUNZIONA-APP-DELUXY.docx
+++ b/deluxy-platform-next/docs/COME-FUNZIONA-APP-DELUXY.docx
@@ -24,7 +24,7 @@
           <w:color w:val="86868b"/>
           <w:sz w:val="18"/>
         </w:rPr>
-        <w:t xml:space="preserve">Word generato automaticamente dal manuale Markdown — 18 luglio 2026</w:t>
+        <w:t xml:space="preserve">Word generato automaticamente dal manuale Markdown — 19 luglio 2026</w:t>
       </w:r>
     </w:p>
     <w:p>
@@ -169,6 +169,96 @@
           <w:b/>
         </w:rPr>
         <w:t xml:space="preserve">Changelog</w:t>
+      </w:r>
+      <w:r>
+        <w:rPr>
+          <w:b/>
+        </w:rPr>
+        <w:t xml:space="preserve">18/07/2026 (10) — </w:t>
+      </w:r>
+      <w:r>
+        <w:rPr>
+          <w:b/>
+        </w:rPr>
+        <w:t xml:space="preserve">Ricevute: bottone "Paga"</w:t>
+      </w:r>
+      <w:r>
+        <w:rPr>
+          <w:b/>
+        </w:rPr>
+        <w:t xml:space="preserve"> (feedback). Nella tab </w:t>
+      </w:r>
+      <w:r>
+        <w:rPr>
+          <w:b/>
+        </w:rPr>
+        <w:t xml:space="preserve">Firmate</w:t>
+      </w:r>
+      <w:r>
+        <w:rPr>
+          <w:b/>
+        </w:rPr>
+        <w:t xml:space="preserve"> della pagina Ricevute, admin/operation hanno un bottone </w:t>
+      </w:r>
+      <w:r>
+        <w:rPr>
+          <w:b/>
+        </w:rPr>
+        <w:t xml:space="preserve">Paga</w:t>
+      </w:r>
+      <w:r>
+        <w:rPr>
+          <w:b/>
+        </w:rPr>
+        <w:t xml:space="preserve"> che segna lo stipendio collegato come </w:t>
+      </w:r>
+      <w:r>
+        <w:rPr>
+          <w:b/>
+        </w:rPr>
+        <w:t xml:space="preserve">pagato</w:t>
+      </w:r>
+      <w:r>
+        <w:rPr>
+          <w:b/>
+        </w:rPr>
+        <w:t xml:space="preserve"> (</w:t>
+      </w:r>
+      <w:r>
+        <w:rPr>
+          <w:b/>
+        </w:rPr>
+        <w:t xml:space="preserve">PATCH /salaries/:id/status</w:t>
+      </w:r>
+      <w:r>
+        <w:rPr>
+          <w:b/>
+        </w:rPr>
+        <w:t xml:space="preserve"> → </w:t>
+      </w:r>
+      <w:r>
+        <w:rPr>
+          <w:b/>
+        </w:rPr>
+        <w:t xml:space="preserve">PAID</w:t>
+      </w:r>
+      <w:r>
+        <w:rPr>
+          <w:b/>
+        </w:rPr>
+        <w:t xml:space="preserve">) direttamente dalla ricevuta, senza passare da Stipendi → Archivio. Dopo il pagamento la riga mostra il badge </w:t>
+      </w:r>
+      <w:r>
+        <w:rPr>
+          <w:b/>
+        </w:rPr>
+        <w:t xml:space="preserve">Pagato</w:t>
+      </w:r>
+      <w:r>
+        <w:rPr>
+          <w:b/>
+        </w:rPr>
+        <w:t xml:space="preserve">. Il valet non vede il bottone.</w:t>
       </w:r>
       <w:r>
         <w:rPr>

--- a/deluxy-platform-next/docs/COME-FUNZIONA-APP-DELUXY.docx
+++ b/deluxy-platform-next/docs/COME-FUNZIONA-APP-DELUXY.docx
@@ -169,6 +169,120 @@
           <w:b/>
         </w:rPr>
         <w:t xml:space="preserve">Changelog</w:t>
+      </w:r>
+      <w:r>
+        <w:rPr>
+          <w:b/>
+        </w:rPr>
+        <w:t xml:space="preserve">18/07/2026 (11) — </w:t>
+      </w:r>
+      <w:r>
+        <w:rPr>
+          <w:b/>
+        </w:rPr>
+        <w:t xml:space="preserve">Pagamento stipendio → storico in Pagamenti</w:t>
+      </w:r>
+      <w:r>
+        <w:rPr>
+          <w:b/>
+        </w:rPr>
+        <w:t xml:space="preserve"> (feedback). Quando uno stipendio passa a </w:t>
+      </w:r>
+      <w:r>
+        <w:rPr>
+          <w:b/>
+        </w:rPr>
+        <w:t xml:space="preserve">Pagato</w:t>
+      </w:r>
+      <w:r>
+        <w:rPr>
+          <w:b/>
+        </w:rPr>
+        <w:t xml:space="preserve"> (dal bottone </w:t>
+      </w:r>
+      <w:r>
+        <w:rPr>
+          <w:b/>
+        </w:rPr>
+        <w:t xml:space="preserve">Paga</w:t>
+      </w:r>
+      <w:r>
+        <w:rPr>
+          <w:b/>
+        </w:rPr>
+        <w:t xml:space="preserve"> nelle Ricevute o da </w:t>
+      </w:r>
+      <w:r>
+        <w:rPr>
+          <w:b/>
+        </w:rPr>
+        <w:t xml:space="preserve">Segna pagato</w:t>
+      </w:r>
+      <w:r>
+        <w:rPr>
+          <w:b/>
+        </w:rPr>
+        <w:t xml:space="preserve"> in Stipendi → Archivio), viene creato automaticamente un record in </w:t>
+      </w:r>
+      <w:r>
+        <w:rPr>
+          <w:b/>
+        </w:rPr>
+        <w:t xml:space="preserve">Pagamenti</w:t>
+      </w:r>
+      <w:r>
+        <w:rPr>
+          <w:b/>
+        </w:rPr>
+        <w:t xml:space="preserve"> come storico: tipo </w:t>
+      </w:r>
+      <w:r>
+        <w:rPr>
+          <w:b/>
+        </w:rPr>
+        <w:t xml:space="preserve">Stipendio</w:t>
+      </w:r>
+      <w:r>
+        <w:rPr>
+          <w:b/>
+        </w:rPr>
+        <w:t xml:space="preserve">, importo = netto, stato </w:t>
+      </w:r>
+      <w:r>
+        <w:rPr>
+          <w:b/>
+        </w:rPr>
+        <w:t xml:space="preserve">Pagato</w:t>
+      </w:r>
+      <w:r>
+        <w:rPr>
+          <w:b/>
+        </w:rPr>
+        <w:t xml:space="preserve">, descrizione col periodo, collegato allo stipendio (</w:t>
+      </w:r>
+      <w:r>
+        <w:rPr>
+          <w:b/>
+        </w:rPr>
+        <w:t xml:space="preserve">Payment.salaryId</w:t>
+      </w:r>
+      <w:r>
+        <w:rPr>
+          <w:b/>
+        </w:rPr>
+        <w:t xml:space="preserve">). Creato una sola volta (idempotente sulla transizione a PAID). Nuovo tipo </w:t>
+      </w:r>
+      <w:r>
+        <w:rPr>
+          <w:b/>
+        </w:rPr>
+        <w:t xml:space="preserve">PaymentType.SALARY</w:t>
+      </w:r>
+      <w:r>
+        <w:rPr>
+          <w:b/>
+        </w:rPr>
+        <w:t xml:space="preserve">.</w:t>
       </w:r>
       <w:r>
         <w:rPr>

--- a/deluxy-platform-next/docs/COME-FUNZIONA-APP-DELUXY.docx
+++ b/deluxy-platform-next/docs/COME-FUNZIONA-APP-DELUXY.docx
@@ -169,6 +169,354 @@
           <w:b/>
         </w:rPr>
         <w:t xml:space="preserve">Changelog</w:t>
+      </w:r>
+      <w:r>
+        <w:rPr>
+          <w:b/>
+        </w:rPr>
+        <w:t xml:space="preserve">18/07/2026 (12) — </w:t>
+      </w:r>
+      <w:r>
+        <w:rPr>
+          <w:b/>
+        </w:rPr>
+        <w:t xml:space="preserve">Sezione Fatturazione</w:t>
+      </w:r>
+      <w:r>
+        <w:rPr>
+          <w:b/>
+        </w:rPr>
+        <w:t xml:space="preserve"> (era mancante): </w:t>
+      </w:r>
+      <w:r>
+        <w:rPr>
+          <w:b/>
+        </w:rPr>
+        <w:t xml:space="preserve">Amministrazione → Fatturazione</w:t>
+      </w:r>
+      <w:r>
+        <w:rPr>
+          <w:b/>
+        </w:rPr>
+        <w:t xml:space="preserve"> (</w:t>
+      </w:r>
+      <w:r>
+        <w:rPr>
+          <w:b/>
+        </w:rPr>
+        <w:t xml:space="preserve">/invoices</w:t>
+      </w:r>
+      <w:r>
+        <w:rPr>
+          <w:b/>
+        </w:rPr>
+        <w:t xml:space="preserve">). Gemello degli Stipendi ma lato partner: si </w:t>
+      </w:r>
+      <w:r>
+        <w:rPr>
+          <w:b/>
+        </w:rPr>
+        <w:t xml:space="preserve">genera la fattura</w:t>
+      </w:r>
+      <w:r>
+        <w:rPr>
+          <w:b/>
+        </w:rPr>
+        <w:t xml:space="preserve"> di un partner per un periodo sommando </w:t>
+      </w:r>
+      <w:r>
+        <w:rPr>
+          <w:b/>
+        </w:rPr>
+        <w:t xml:space="preserve">prezzo + plus</w:t>
+      </w:r>
+      <w:r>
+        <w:rPr>
+          <w:b/>
+        </w:rPr>
+        <w:t xml:space="preserve"> delle consegne del partner marcate «da fatturare» (</w:t>
+      </w:r>
+      <w:r>
+        <w:rPr>
+          <w:b/>
+        </w:rPr>
+        <w:t xml:space="preserve">billable</w:t>
+      </w:r>
+      <w:r>
+        <w:rPr>
+          <w:b/>
+        </w:rPr>
+        <w:t xml:space="preserve">) ed </w:t>
+      </w:r>
+      <w:r>
+        <w:rPr>
+          <w:b/>
+        </w:rPr>
+        <w:t xml:space="preserve">effettuate</w:t>
+      </w:r>
+      <w:r>
+        <w:rPr>
+          <w:b/>
+        </w:rPr>
+        <w:t xml:space="preserve"> (delivered) nel periodo; numero </w:t>
+      </w:r>
+      <w:r>
+        <w:rPr>
+          <w:b/>
+        </w:rPr>
+        <w:t xml:space="preserve">FAT-&lt;anno&gt;-&lt;n&gt;</w:t>
+      </w:r>
+      <w:r>
+        <w:rPr>
+          <w:b/>
+        </w:rPr>
+        <w:t xml:space="preserve">. Flusso </w:t>
+      </w:r>
+      <w:r>
+        <w:rPr>
+          <w:b/>
+        </w:rPr>
+        <w:t xml:space="preserve">Bozza → Emessa → Pagata</w:t>
+      </w:r>
+      <w:r>
+        <w:rPr>
+          <w:b/>
+        </w:rPr>
+        <w:t xml:space="preserve">: </w:t>
+      </w:r>
+      <w:r>
+        <w:rPr>
+          <w:b/>
+        </w:rPr>
+        <w:t xml:space="preserve">Emetti</w:t>
+      </w:r>
+      <w:r>
+        <w:rPr>
+          <w:b/>
+        </w:rPr>
+        <w:t xml:space="preserve"> archivia nello </w:t>
+      </w:r>
+      <w:r>
+        <w:rPr>
+          <w:b/>
+        </w:rPr>
+        <w:t xml:space="preserve">Storico</w:t>
+      </w:r>
+      <w:r>
+        <w:rPr>
+          <w:b/>
+        </w:rPr>
+        <w:t xml:space="preserve"> (tab), </w:t>
+      </w:r>
+      <w:r>
+        <w:rPr>
+          <w:b/>
+        </w:rPr>
+        <w:t xml:space="preserve">Segna pagata</w:t>
+      </w:r>
+      <w:r>
+        <w:rPr>
+          <w:b/>
+        </w:rPr>
+        <w:t xml:space="preserve"> chiude; si può </w:t>
+      </w:r>
+      <w:r>
+        <w:rPr>
+          <w:b/>
+        </w:rPr>
+        <w:t xml:space="preserve">Riaprire</w:t>
+      </w:r>
+      <w:r>
+        <w:rPr>
+          <w:b/>
+        </w:rPr>
+        <w:t xml:space="preserve"> una fattura non ancora pagata. Colonna </w:t>
+      </w:r>
+      <w:r>
+        <w:rPr>
+          <w:b/>
+        </w:rPr>
+        <w:t xml:space="preserve">Stato pagamento</w:t>
+      </w:r>
+      <w:r>
+        <w:rPr>
+          <w:b/>
+        </w:rPr>
+        <w:t xml:space="preserve"> nello Storico, filtro per partner, </w:t>
+      </w:r>
+      <w:r>
+        <w:rPr>
+          <w:b/>
+        </w:rPr>
+        <w:t xml:space="preserve">Esporta</w:t>
+      </w:r>
+      <w:r>
+        <w:rPr>
+          <w:b/>
+        </w:rPr>
+        <w:t xml:space="preserve"> CSV. Admin/operation gestiscono; il partner vede le proprie. Nuovo modello </w:t>
+      </w:r>
+      <w:r>
+        <w:rPr>
+          <w:b/>
+        </w:rPr>
+        <w:t xml:space="preserve">Invoice</w:t>
+      </w:r>
+      <w:r>
+        <w:rPr>
+          <w:b/>
+        </w:rPr>
+        <w:t xml:space="preserve"> (migrazione </w:t>
+      </w:r>
+      <w:r>
+        <w:rPr>
+          <w:b/>
+        </w:rPr>
+        <w:t xml:space="preserve">invoice_model</w:t>
+      </w:r>
+      <w:r>
+        <w:rPr>
+          <w:b/>
+        </w:rPr>
+        <w:t xml:space="preserve">), </w:t>
+      </w:r>
+      <w:r>
+        <w:rPr>
+          <w:b/>
+        </w:rPr>
+        <w:t xml:space="preserve">InvoicesService</w:t>
+      </w:r>
+      <w:r>
+        <w:rPr>
+          <w:b/>
+        </w:rPr>
+        <w:t xml:space="preserve"> (</w:t>
+      </w:r>
+      <w:r>
+        <w:rPr>
+          <w:b/>
+        </w:rPr>
+        <w:t xml:space="preserve">GET /invoices?archived=</w:t>
+      </w:r>
+      <w:r>
+        <w:rPr>
+          <w:b/>
+        </w:rPr>
+        <w:t xml:space="preserve">, </w:t>
+      </w:r>
+      <w:r>
+        <w:rPr>
+          <w:b/>
+        </w:rPr>
+        <w:t xml:space="preserve">POST /generate</w:t>
+      </w:r>
+      <w:r>
+        <w:rPr>
+          <w:b/>
+        </w:rPr>
+        <w:t xml:space="preserve">, </w:t>
+      </w:r>
+      <w:r>
+        <w:rPr>
+          <w:b/>
+        </w:rPr>
+        <w:t xml:space="preserve">PATCH /:id/status</w:t>
+      </w:r>
+      <w:r>
+        <w:rPr>
+          <w:b/>
+        </w:rPr>
+        <w:t xml:space="preserve">, </w:t>
+      </w:r>
+      <w:r>
+        <w:rPr>
+          <w:b/>
+        </w:rPr>
+        <w:t xml:space="preserve">POST /:id/reopen</w:t>
+      </w:r>
+      <w:r>
+        <w:rPr>
+          <w:b/>
+        </w:rPr>
+        <w:t xml:space="preserve">). </w:t>
+      </w:r>
+      <w:r>
+        <w:rPr>
+          <w:b/>
+        </w:rPr>
+        <w:t xml:space="preserve">(I campi partner </w:t>
+      </w:r>
+      <w:r>
+        <w:rPr>
+          <w:b/>
+        </w:rPr>
+        <w:t xml:space="preserve">invoiceEmail</w:t>
+      </w:r>
+      <w:r>
+        <w:rPr>
+          <w:b/>
+        </w:rPr>
+        <w:t xml:space="preserve">/</w:t>
+      </w:r>
+      <w:r>
+        <w:rPr>
+          <w:b/>
+        </w:rPr>
+        <w:t xml:space="preserve">invoicingEnabled</w:t>
+      </w:r>
+      <w:r>
+        <w:rPr>
+          <w:b/>
+        </w:rPr>
+        <w:t xml:space="preserve">/</w:t>
+      </w:r>
+      <w:r>
+        <w:rPr>
+          <w:b/>
+        </w:rPr>
+        <w:t xml:space="preserve">sdiCode</w:t>
+      </w:r>
+      <w:r>
+        <w:rPr>
+          <w:b/>
+        </w:rPr>
+        <w:t xml:space="preserve"> e i campi consegna </w:t>
+      </w:r>
+      <w:r>
+        <w:rPr>
+          <w:b/>
+        </w:rPr>
+        <w:t xml:space="preserve">billable</w:t>
+      </w:r>
+      <w:r>
+        <w:rPr>
+          <w:b/>
+        </w:rPr>
+        <w:t xml:space="preserve">/</w:t>
+      </w:r>
+      <w:r>
+        <w:rPr>
+          <w:b/>
+        </w:rPr>
+        <w:t xml:space="preserve">price</w:t>
+      </w:r>
+      <w:r>
+        <w:rPr>
+          <w:b/>
+        </w:rPr>
+        <w:t xml:space="preserve">/</w:t>
+      </w:r>
+      <w:r>
+        <w:rPr>
+          <w:b/>
+        </w:rPr>
+        <w:t xml:space="preserve">additionalPrice</w:t>
+      </w:r>
+      <w:r>
+        <w:rPr>
+          <w:b/>
+        </w:rPr>
+        <w:t xml:space="preserve"> esistevano già.)</w:t>
       </w:r>
       <w:r>
         <w:rPr>

--- a/deluxy-platform-next/docs/COME-FUNZIONA-APP-DELUXY.docx
+++ b/deluxy-platform-next/docs/COME-FUNZIONA-APP-DELUXY.docx
@@ -169,6 +169,156 @@
           <w:b/>
         </w:rPr>
         <w:t xml:space="preserve">Changelog</w:t>
+      </w:r>
+      <w:r>
+        <w:rPr>
+          <w:b/>
+        </w:rPr>
+        <w:t xml:space="preserve">19/07/2026 (1) — </w:t>
+      </w:r>
+      <w:r>
+        <w:rPr>
+          <w:b/>
+        </w:rPr>
+        <w:t xml:space="preserve">Webhook «fattura pagata»</w:t>
+      </w:r>
+      <w:r>
+        <w:rPr>
+          <w:b/>
+        </w:rPr>
+        <w:t xml:space="preserve"> (API inbound). Un sistema esterno (contabilità/incassi) può segnalare alla piattaforma che una fattura è stata pagata chiamando </w:t>
+      </w:r>
+      <w:r>
+        <w:rPr>
+          <w:b/>
+        </w:rPr>
+        <w:t xml:space="preserve">POST /api/v1/invoices/webhook/paid</w:t>
+      </w:r>
+      <w:r>
+        <w:rPr>
+          <w:b/>
+        </w:rPr>
+        <w:t xml:space="preserve"> con header </w:t>
+      </w:r>
+      <w:r>
+        <w:rPr>
+          <w:b/>
+        </w:rPr>
+        <w:t xml:space="preserve">x-api-key: &lt;INVOICE_WEBHOOK_API_KEY&gt;</w:t>
+      </w:r>
+      <w:r>
+        <w:rPr>
+          <w:b/>
+        </w:rPr>
+        <w:t xml:space="preserve"> e body </w:t>
+      </w:r>
+      <w:r>
+        <w:rPr>
+          <w:b/>
+        </w:rPr>
+        <w:t xml:space="preserve">{ "number": "FAT-2026-3" }</w:t>
+      </w:r>
+      <w:r>
+        <w:rPr>
+          <w:b/>
+        </w:rPr>
+        <w:t xml:space="preserve"> (oppure </w:t>
+      </w:r>
+      <w:r>
+        <w:rPr>
+          <w:b/>
+        </w:rPr>
+        <w:t xml:space="preserve">{ "id": "…" }</w:t>
+      </w:r>
+      <w:r>
+        <w:rPr>
+          <w:b/>
+        </w:rPr>
+        <w:t xml:space="preserve">, con </w:t>
+      </w:r>
+      <w:r>
+        <w:rPr>
+          <w:b/>
+        </w:rPr>
+        <w:t xml:space="preserve">paidAt</w:t>
+      </w:r>
+      <w:r>
+        <w:rPr>
+          <w:b/>
+        </w:rPr>
+        <w:t xml:space="preserve"> opzionale ISO). La fattura passa a </w:t>
+      </w:r>
+      <w:r>
+        <w:rPr>
+          <w:b/>
+        </w:rPr>
+        <w:t xml:space="preserve">Pagata</w:t>
+      </w:r>
+      <w:r>
+        <w:rPr>
+          <w:b/>
+        </w:rPr>
+        <w:t xml:space="preserve"> e va in Storico. </w:t>
+      </w:r>
+      <w:r>
+        <w:rPr>
+          <w:b/>
+        </w:rPr>
+        <w:t xml:space="preserve">Idempotente</w:t>
+      </w:r>
+      <w:r>
+        <w:rPr>
+          <w:b/>
+        </w:rPr>
+        <w:t xml:space="preserve"> (se già pagata risponde </w:t>
+      </w:r>
+      <w:r>
+        <w:rPr>
+          <w:b/>
+        </w:rPr>
+        <w:t xml:space="preserve">esito: gia_pagata</w:t>
+      </w:r>
+      <w:r>
+        <w:rPr>
+          <w:b/>
+        </w:rPr>
+        <w:t xml:space="preserve">), </w:t>
+      </w:r>
+      <w:r>
+        <w:rPr>
+          <w:b/>
+        </w:rPr>
+        <w:t xml:space="preserve">401</w:t>
+      </w:r>
+      <w:r>
+        <w:rPr>
+          <w:b/>
+        </w:rPr>
+        <w:t xml:space="preserve"> senza/chiave errata, </w:t>
+      </w:r>
+      <w:r>
+        <w:rPr>
+          <w:b/>
+        </w:rPr>
+        <w:t xml:space="preserve">404</w:t>
+      </w:r>
+      <w:r>
+        <w:rPr>
+          <w:b/>
+        </w:rPr>
+        <w:t xml:space="preserve"> se la fattura non esiste. La chiave sta in </w:t>
+      </w:r>
+      <w:r>
+        <w:rPr>
+          <w:b/>
+        </w:rPr>
+        <w:t xml:space="preserve">INVOICE_WEBHOOK_API_KEY</w:t>
+      </w:r>
+      <w:r>
+        <w:rPr>
+          <w:b/>
+        </w:rPr>
+        <w:t xml:space="preserve"> (env, non committata; se assente il webhook è disattivato). Macchina-a-macchina: non richiede login utente.</w:t>
       </w:r>
       <w:r>
         <w:rPr>

--- a/deluxy-platform-next/docs/COME-FUNZIONA-APP-DELUXY.docx
+++ b/deluxy-platform-next/docs/COME-FUNZIONA-APP-DELUXY.docx
@@ -169,6 +169,156 @@
           <w:b/>
         </w:rPr>
         <w:t xml:space="preserve">Changelog</w:t>
+      </w:r>
+      <w:r>
+        <w:rPr>
+          <w:b/>
+        </w:rPr>
+        <w:t xml:space="preserve">19/07/2026 (2) — </w:t>
+      </w:r>
+      <w:r>
+        <w:rPr>
+          <w:b/>
+        </w:rPr>
+        <w:t xml:space="preserve">Fatturazione: regola consegne + dettaglio riga per riga</w:t>
+      </w:r>
+      <w:r>
+        <w:rPr>
+          <w:b/>
+        </w:rPr>
+        <w:t xml:space="preserve"> (feedback). La generazione fattura ora include </w:t>
+      </w:r>
+      <w:r>
+        <w:rPr>
+          <w:b/>
+        </w:rPr>
+        <w:t xml:space="preserve">ogni consegna «da fatturare»</w:t>
+      </w:r>
+      <w:r>
+        <w:rPr>
+          <w:b/>
+        </w:rPr>
+        <w:t xml:space="preserve"> (</w:t>
+      </w:r>
+      <w:r>
+        <w:rPr>
+          <w:b/>
+        </w:rPr>
+        <w:t xml:space="preserve">billable</w:t>
+      </w:r>
+      <w:r>
+        <w:rPr>
+          <w:b/>
+        </w:rPr>
+        <w:t xml:space="preserve">) del partner nel periodo </w:t>
+      </w:r>
+      <w:r>
+        <w:rPr>
+          <w:b/>
+        </w:rPr>
+        <w:t xml:space="preserve">in qualsiasi stato tranne annullata/non consegnata</w:t>
+      </w:r>
+      <w:r>
+        <w:rPr>
+          <w:b/>
+        </w:rPr>
+        <w:t xml:space="preserve"> (prima solo le </w:t>
+      </w:r>
+      <w:r>
+        <w:rPr>
+          <w:b/>
+        </w:rPr>
+        <w:t xml:space="preserve">consegnate</w:t>
+      </w:r>
+      <w:r>
+        <w:rPr>
+          <w:b/>
+        </w:rPr>
+        <w:t xml:space="preserve">) — così anche le consegne </w:t>
+      </w:r>
+      <w:r>
+        <w:rPr>
+          <w:b/>
+        </w:rPr>
+        <w:t xml:space="preserve">Da gestire</w:t>
+      </w:r>
+      <w:r>
+        <w:rPr>
+          <w:b/>
+        </w:rPr>
+        <w:t xml:space="preserve"> compaiono. La fattura ha ora il </w:t>
+      </w:r>
+      <w:r>
+        <w:rPr>
+          <w:b/>
+        </w:rPr>
+        <w:t xml:space="preserve">dettaglio riga per riga</w:t>
+      </w:r>
+      <w:r>
+        <w:rPr>
+          <w:b/>
+        </w:rPr>
+        <w:t xml:space="preserve">: una riga per consegna con </w:t>
+      </w:r>
+      <w:r>
+        <w:rPr>
+          <w:b/>
+        </w:rPr>
+        <w:t xml:space="preserve">data, destinatario, indirizzo, importo</w:t>
+      </w:r>
+      <w:r>
+        <w:rPr>
+          <w:b/>
+        </w:rPr>
+        <w:t xml:space="preserve"> (</w:t>
+      </w:r>
+      <w:r>
+        <w:rPr>
+          <w:b/>
+        </w:rPr>
+        <w:t xml:space="preserve">price + additionalPrice</w:t>
+      </w:r>
+      <w:r>
+        <w:rPr>
+          <w:b/>
+        </w:rPr>
+        <w:t xml:space="preserve">); il totale è la somma delle righe. Nuovo modello </w:t>
+      </w:r>
+      <w:r>
+        <w:rPr>
+          <w:b/>
+        </w:rPr>
+        <w:t xml:space="preserve">InvoiceLine</w:t>
+      </w:r>
+      <w:r>
+        <w:rPr>
+          <w:b/>
+        </w:rPr>
+        <w:t xml:space="preserve"> (migrazione </w:t>
+      </w:r>
+      <w:r>
+        <w:rPr>
+          <w:b/>
+        </w:rPr>
+        <w:t xml:space="preserve">invoice_lines</w:t>
+      </w:r>
+      <w:r>
+        <w:rPr>
+          <w:b/>
+        </w:rPr>
+        <w:t xml:space="preserve">), snapshot al momento della generazione; in pagina il bottone </w:t>
+      </w:r>
+      <w:r>
+        <w:rPr>
+          <w:b/>
+        </w:rPr>
+        <w:t xml:space="preserve">Dettaglio</w:t>
+      </w:r>
+      <w:r>
+        <w:rPr>
+          <w:b/>
+        </w:rPr>
+        <w:t xml:space="preserve"> espande le righe sotto la fattura.</w:t>
       </w:r>
       <w:r>
         <w:rPr>

--- a/deluxy-platform-next/docs/COME-FUNZIONA-APP-DELUXY.docx
+++ b/deluxy-platform-next/docs/COME-FUNZIONA-APP-DELUXY.docx
@@ -169,6 +169,204 @@
           <w:b/>
         </w:rPr>
         <w:t xml:space="preserve">Changelog</w:t>
+      </w:r>
+      <w:r>
+        <w:rPr>
+          <w:b/>
+        </w:rPr>
+        <w:t xml:space="preserve">19/07/2026 (3) — </w:t>
+      </w:r>
+      <w:r>
+        <w:rPr>
+          <w:b/>
+        </w:rPr>
+        <w:t xml:space="preserve">Dettaglio consegna: tasti azione come app.deluxy.it</w:t>
+      </w:r>
+      <w:r>
+        <w:rPr>
+          <w:b/>
+        </w:rPr>
+        <w:t xml:space="preserve"> (feedback). La pagina di dettaglio consegna ora ha in alto </w:t>
+      </w:r>
+      <w:r>
+        <w:rPr>
+          <w:b/>
+        </w:rPr>
+        <w:t xml:space="preserve">Stampa · Maps · Condividi · Link consegna · Assegna</w:t>
+      </w:r>
+      <w:r>
+        <w:rPr>
+          <w:b/>
+        </w:rPr>
+        <w:t xml:space="preserve"> (come l'app reale). </w:t>
+      </w:r>
+      <w:r>
+        <w:rPr>
+          <w:b/>
+        </w:rPr>
+        <w:t xml:space="preserve">Stampa</w:t>
+      </w:r>
+      <w:r>
+        <w:rPr>
+          <w:b/>
+        </w:rPr>
+        <w:t xml:space="preserve"> = stampa la scheda; </w:t>
+      </w:r>
+      <w:r>
+        <w:rPr>
+          <w:b/>
+        </w:rPr>
+        <w:t xml:space="preserve">Maps</w:t>
+      </w:r>
+      <w:r>
+        <w:rPr>
+          <w:b/>
+        </w:rPr>
+        <w:t xml:space="preserve"> = apre Google Maps sull'indirizzo/coordinate; </w:t>
+      </w:r>
+      <w:r>
+        <w:rPr>
+          <w:b/>
+        </w:rPr>
+        <w:t xml:space="preserve">Condividi</w:t>
+      </w:r>
+      <w:r>
+        <w:rPr>
+          <w:b/>
+        </w:rPr>
+        <w:t xml:space="preserve"> = copia il link pubblico di monitoraggio; </w:t>
+      </w:r>
+      <w:r>
+        <w:rPr>
+          <w:b/>
+        </w:rPr>
+        <w:t xml:space="preserve">Link consegna</w:t>
+      </w:r>
+      <w:r>
+        <w:rPr>
+          <w:b/>
+        </w:rPr>
+        <w:t xml:space="preserve"> = copia il link pubblico di </w:t>
+      </w:r>
+      <w:r>
+        <w:rPr>
+          <w:b/>
+        </w:rPr>
+        <w:t xml:space="preserve">conferma consegna</w:t>
+      </w:r>
+      <w:r>
+        <w:rPr>
+          <w:b/>
+        </w:rPr>
+        <w:t xml:space="preserve">; </w:t>
+      </w:r>
+      <w:r>
+        <w:rPr>
+          <w:b/>
+        </w:rPr>
+        <w:t xml:space="preserve">Assegna</w:t>
+      </w:r>
+      <w:r>
+        <w:rPr>
+          <w:b/>
+        </w:rPr>
+        <w:t xml:space="preserve"> = pop-up coi valet della provincia della consegna (riusa </w:t>
+      </w:r>
+      <w:r>
+        <w:rPr>
+          <w:b/>
+        </w:rPr>
+        <w:t xml:space="preserve">PATCH /:id/assign</w:t>
+      </w:r>
+      <w:r>
+        <w:rPr>
+          <w:b/>
+        </w:rPr>
+        <w:t xml:space="preserve">). Condividi/Link/Assegna solo admin/operation. Nuovo flusso pubblico </w:t>
+      </w:r>
+      <w:r>
+        <w:rPr>
+          <w:b/>
+        </w:rPr>
+        <w:t xml:space="preserve">conferma consegna</w:t>
+      </w:r>
+      <w:r>
+        <w:rPr>
+          <w:b/>
+        </w:rPr>
+        <w:t xml:space="preserve">: pagina </w:t>
+      </w:r>
+      <w:r>
+        <w:rPr>
+          <w:b/>
+        </w:rPr>
+        <w:t xml:space="preserve">/consegnata/:token</w:t>
+      </w:r>
+      <w:r>
+        <w:rPr>
+          <w:b/>
+        </w:rPr>
+        <w:t xml:space="preserve"> (senza login) dove chi ha il link indica </w:t>
+      </w:r>
+      <w:r>
+        <w:rPr>
+          <w:b/>
+        </w:rPr>
+        <w:t xml:space="preserve">chi ha ritirato</w:t>
+      </w:r>
+      <w:r>
+        <w:rPr>
+          <w:b/>
+        </w:rPr>
+        <w:t xml:space="preserve"> e conferma → la consegna passa a </w:t>
+      </w:r>
+      <w:r>
+        <w:rPr>
+          <w:b/>
+        </w:rPr>
+        <w:t xml:space="preserve">Consegnata</w:t>
+      </w:r>
+      <w:r>
+        <w:rPr>
+          <w:b/>
+        </w:rPr>
+        <w:t xml:space="preserve"> (endpoint </w:t>
+      </w:r>
+      <w:r>
+        <w:rPr>
+          <w:b/>
+        </w:rPr>
+        <w:t xml:space="preserve">@Public() POST /deliveries/delivered/:token</w:t>
+      </w:r>
+      <w:r>
+        <w:rPr>
+          <w:b/>
+        </w:rPr>
+        <w:t xml:space="preserve">, idempotente; campo </w:t>
+      </w:r>
+      <w:r>
+        <w:rPr>
+          <w:b/>
+        </w:rPr>
+        <w:t xml:space="preserve">Delivery.receivedBy</w:t>
+      </w:r>
+      <w:r>
+        <w:rPr>
+          <w:b/>
+        </w:rPr>
+        <w:t xml:space="preserve">, migrazione </w:t>
+      </w:r>
+      <w:r>
+        <w:rPr>
+          <w:b/>
+        </w:rPr>
+        <w:t xml:space="preserve">delivery_received_by</w:t>
+      </w:r>
+      <w:r>
+        <w:rPr>
+          <w:b/>
+        </w:rPr>
+        <w:t xml:space="preserve">; log "Consegna confermata").</w:t>
       </w:r>
       <w:r>
         <w:rPr>

--- a/deluxy-platform-next/docs/COME-FUNZIONA-APP-DELUXY.docx
+++ b/deluxy-platform-next/docs/COME-FUNZIONA-APP-DELUXY.docx
@@ -24,7 +24,7 @@
           <w:color w:val="86868b"/>
           <w:sz w:val="18"/>
         </w:rPr>
-        <w:t xml:space="preserve">Word generato automaticamente dal manuale Markdown — 19 luglio 2026</w:t>
+        <w:t xml:space="preserve">Word generato automaticamente dal manuale Markdown — 20 luglio 2026</w:t>
       </w:r>
     </w:p>
     <w:p>
@@ -12692,6 +12692,215 @@
       <w:r>
         <w:rPr/>
         <w:t xml:space="preserve">Stripe (pagamenti online), Qonto (banking dal Profilo), Google Maps (geocoding, mappa consegne, calcolo distanze), SMS + WhatsApp (notifiche), Web Push (notifiche in app, contatore nell'header).</w:t>
+      </w:r>
+    </w:p>
+    <w:p>
+      <w:pPr>
+        <w:pStyle w:val="Heading4"/>
+        <w:spacing w:lineRule="auto"/>
+      </w:pPr>
+      <w:r>
+        <w:rPr/>
+        <w:t xml:space="preserve">Notifiche — nuovo ambiente (20/07) </w:t>
+      </w:r>
+      <w:r>
+        <w:rPr>
+          <w:b/>
+        </w:rPr>
+        <w:t xml:space="preserve">[NUOVO]</w:t>
+      </w:r>
+    </w:p>
+    <w:p>
+      <w:pPr>
+        <w:spacing w:lineRule="auto"/>
+      </w:pPr>
+      <w:r>
+        <w:rPr/>
+        <w:t xml:space="preserve">Portato il sistema di notifiche dell'app reale nel nuovo ambiente: campanello con contatore accanto al profilo/logout (contatore = solo non lette), tendina con lo storico e "segna tutte lette", click su una notifica di consegna che porta al dettaglio. Il contatore si aggiorna in polling (60s).</w:t>
+      </w:r>
+    </w:p>
+    <w:p>
+      <w:pPr>
+        <w:numPr>
+          <w:ilvl w:val="0"/>
+          <w:numId w:val="33"/>
+        </w:numPr>
+        <w:spacing w:lineRule="auto"/>
+      </w:pPr>
+      <w:r>
+        <w:rPr>
+          <w:b/>
+        </w:rPr>
+        <w:t xml:space="preserve">Canale attivo: Web Push</w:t>
+      </w:r>
+      <w:r>
+        <w:rPr/>
+        <w:t xml:space="preserve"> (VAPID, libreria </w:t>
+      </w:r>
+      <w:r>
+        <w:rPr/>
+        <w:t xml:space="preserve">web-push</w:t>
+      </w:r>
+      <w:r>
+        <w:rPr/>
+        <w:t xml:space="preserve">, come il legacy) + notifiche in-app persistite a DB (modelli </w:t>
+      </w:r>
+      <w:r>
+        <w:rPr/>
+        <w:t xml:space="preserve">Notification</w:t>
+      </w:r>
+      <w:r>
+        <w:rPr/>
+        <w:t xml:space="preserve"> e </w:t>
+      </w:r>
+      <w:r>
+        <w:rPr/>
+        <w:t xml:space="preserve">PushSubscription</w:t>
+      </w:r>
+      <w:r>
+        <w:rPr/>
+        <w:t xml:space="preserve">). Il push al browser usa il service worker </w:t>
+      </w:r>
+      <w:r>
+        <w:rPr/>
+        <w:t xml:space="preserve">web/public/sw-push.js</w:t>
+      </w:r>
+      <w:r>
+        <w:rPr/>
+        <w:t xml:space="preserve">; l'iscrizione (permesso + </w:t>
+      </w:r>
+      <w:r>
+        <w:rPr/>
+        <w:t xml:space="preserve">subscribe</w:t>
+      </w:r>
+      <w:r>
+        <w:rPr/>
+        <w:t xml:space="preserve">) è in </w:t>
+      </w:r>
+      <w:r>
+        <w:rPr/>
+        <w:t xml:space="preserve">NotificationsService.enablePush()</w:t>
+      </w:r>
+      <w:r>
+        <w:rPr/>
+        <w:t xml:space="preserve">, da agganciare a un bottone in Profilo.</w:t>
+      </w:r>
+    </w:p>
+    <w:p>
+      <w:pPr>
+        <w:numPr>
+          <w:ilvl w:val="0"/>
+          <w:numId w:val="33"/>
+        </w:numPr>
+        <w:spacing w:lineRule="auto"/>
+      </w:pPr>
+      <w:r>
+        <w:rPr>
+          <w:b/>
+        </w:rPr>
+        <w:t xml:space="preserve">Trigger sui cambi stato consegna</w:t>
+      </w:r>
+      <w:r>
+        <w:rPr/>
+        <w:t xml:space="preserve"> (§5): quando una consegna passa a </w:t>
+      </w:r>
+      <w:r>
+        <w:rPr/>
+        <w:t xml:space="preserve">in consegna</w:t>
+      </w:r>
+      <w:r>
+        <w:rPr/>
+        <w:t xml:space="preserve"> / </w:t>
+      </w:r>
+      <w:r>
+        <w:rPr/>
+        <w:t xml:space="preserve">consegnata</w:t>
+      </w:r>
+      <w:r>
+        <w:rPr/>
+        <w:t xml:space="preserve"> / </w:t>
+      </w:r>
+      <w:r>
+        <w:rPr/>
+        <w:t xml:space="preserve">non consegnata</w:t>
+      </w:r>
+      <w:r>
+        <w:rPr/>
+        <w:t xml:space="preserve">, </w:t>
+      </w:r>
+      <w:r>
+        <w:rPr>
+          <w:b/>
+        </w:rPr>
+        <w:t xml:space="preserve">Admin e Operation</w:t>
+      </w:r>
+      <w:r>
+        <w:rPr/>
+        <w:t xml:space="preserve"> attivi ricevono la notifica (chi ha fatto l'azione escluso). Aggancio in </w:t>
+      </w:r>
+      <w:r>
+        <w:rPr/>
+        <w:t xml:space="preserve">deliveries.service.ts</w:t>
+      </w:r>
+      <w:r>
+        <w:rPr/>
+        <w:t xml:space="preserve"> → </w:t>
+      </w:r>
+      <w:r>
+        <w:rPr/>
+        <w:t xml:space="preserve">updateStatus</w:t>
+      </w:r>
+      <w:r>
+        <w:rPr/>
+        <w:t xml:space="preserve">.</w:t>
+      </w:r>
+    </w:p>
+    <w:p>
+      <w:pPr>
+        <w:numPr>
+          <w:ilvl w:val="0"/>
+          <w:numId w:val="33"/>
+        </w:numPr>
+        <w:spacing w:lineRule="auto"/>
+      </w:pPr>
+      <w:r>
+        <w:rPr>
+          <w:b/>
+        </w:rPr>
+        <w:t xml:space="preserve">Non ancora portati</w:t>
+      </w:r>
+      <w:r>
+        <w:rPr/>
+        <w:t xml:space="preserve">: SMS, WhatsApp, Mail (servono credenziali Twilio/WATI/SMTP) e il job notturno </w:t>
+      </w:r>
+      <w:r>
+        <w:rPr/>
+        <w:t xml:space="preserve">checkingPartnerContract</w:t>
+      </w:r>
+      <w:r>
+        <w:rPr/>
+        <w:t xml:space="preserve"> per la scadenza contratto. L'interfaccia </w:t>
+      </w:r>
+      <w:r>
+        <w:rPr/>
+        <w:t xml:space="preserve">NotificationsService.notifyUsers()</w:t>
+      </w:r>
+      <w:r>
+        <w:rPr/>
+        <w:t xml:space="preserve"> è già pronta a ospitarli.</w:t>
+      </w:r>
+    </w:p>
+    <w:p>
+      <w:pPr>
+        <w:numPr>
+          <w:ilvl w:val="0"/>
+          <w:numId w:val="33"/>
+        </w:numPr>
+        <w:spacing w:lineRule="auto"/>
+      </w:pPr>
+      <w:r>
+        <w:rPr/>
+        <w:t xml:space="preserve">Senza chiavi VAPID configurate il sistema resta funzionante con le sole notifiche in-app (nessun push al browser).</w:t>
       </w:r>
     </w:p>
     <w:p>
@@ -13610,7 +13819,7 @@
       <w:pPr>
         <w:numPr>
           <w:ilvl w:val="0"/>
-          <w:numId w:val="33"/>
+          <w:numId w:val="34"/>
         </w:numPr>
         <w:spacing w:lineRule="auto"/>
       </w:pPr>
@@ -13631,249 +13840,6 @@
       <w:r>
         <w:rPr/>
         <w:t xml:space="preserve"> (ambiente sandbox: dev.deluxy.it).</w:t>
-      </w:r>
-    </w:p>
-    <w:p>
-      <w:pPr>
-        <w:numPr>
-          <w:ilvl w:val="0"/>
-          <w:numId w:val="33"/>
-        </w:numPr>
-        <w:spacing w:lineRule="auto"/>
-      </w:pPr>
-      <w:r>
-        <w:rPr>
-          <w:b/>
-        </w:rPr>
-        <w:t xml:space="preserve">Autenticazione JWT</w:t>
-      </w:r>
-      <w:r>
-        <w:rPr/>
-        <w:t xml:space="preserve">: login → access token con ruoli (admin/expert/partner/operation); </w:t>
-      </w:r>
-      <w:r>
-        <w:rPr/>
-        <w:t xml:space="preserve">/api/users/me</w:t>
-      </w:r>
-      <w:r>
-        <w:rPr/>
-        <w:t xml:space="preserve"> restituisce l'utente corrente.</w:t>
-      </w:r>
-    </w:p>
-    <w:p>
-      <w:pPr>
-        <w:numPr>
-          <w:ilvl w:val="0"/>
-          <w:numId w:val="33"/>
-        </w:numPr>
-        <w:spacing w:lineRule="auto"/>
-      </w:pPr>
-      <w:r>
-        <w:rPr>
-          <w:b/>
-        </w:rPr>
-        <w:t xml:space="preserve">Convenzioni note</w:t>
-      </w:r>
-      <w:r>
-        <w:rPr/>
-        <w:t xml:space="preserve">: il valet è "expert" (es. </w:t>
-      </w:r>
-      <w:r>
-        <w:rPr/>
-        <w:t xml:space="preserve">/api/experts/delivery/experts</w:t>
-      </w:r>
-      <w:r>
-        <w:rPr/>
-        <w:t xml:space="preserve">); i codici piattaforma vendita sono </w:t>
-      </w:r>
-      <w:r>
-        <w:rPr/>
-        <w:t xml:space="preserve">shopifysale</w:t>
-      </w:r>
-      <w:r>
-        <w:rPr/>
-        <w:t xml:space="preserve">, </w:t>
-      </w:r>
-      <w:r>
-        <w:rPr/>
-        <w:t xml:space="preserve">cakesales</w:t>
-      </w:r>
-      <w:r>
-        <w:rPr/>
-        <w:t xml:space="preserve">, </w:t>
-      </w:r>
-      <w:r>
-        <w:rPr/>
-        <w:t xml:space="preserve">businesssales</w:t>
-      </w:r>
-      <w:r>
-        <w:rPr/>
-        <w:t xml:space="preserve">, </w:t>
-      </w:r>
-      <w:r>
-        <w:rPr/>
-        <w:t xml:space="preserve">flowerssales</w:t>
-      </w:r>
-      <w:r>
-        <w:rPr/>
-        <w:t xml:space="preserve">, </w:t>
-      </w:r>
-      <w:r>
-        <w:rPr/>
-        <w:t xml:space="preserve">deluxyexperiencesales</w:t>
-      </w:r>
-      <w:r>
-        <w:rPr/>
-        <w:t xml:space="preserve">, </w:t>
-      </w:r>
-      <w:r>
-        <w:rPr/>
-        <w:t xml:space="preserve">deluxydotcomsales</w:t>
-      </w:r>
-      <w:r>
-        <w:rPr/>
-        <w:t xml:space="preserve">; gli stati consegna sono </w:t>
-      </w:r>
-      <w:r>
-        <w:rPr/>
-        <w:t xml:space="preserve">created</w:t>
-      </w:r>
-      <w:r>
-        <w:rPr/>
-        <w:t xml:space="preserve">, </w:t>
-      </w:r>
-      <w:r>
-        <w:rPr/>
-        <w:t xml:space="preserve">assigned</w:t>
-      </w:r>
-      <w:r>
-        <w:rPr/>
-        <w:t xml:space="preserve">, </w:t>
-      </w:r>
-      <w:r>
-        <w:rPr/>
-        <w:t xml:space="preserve">delivering</w:t>
-      </w:r>
-      <w:r>
-        <w:rPr/>
-        <w:t xml:space="preserve">, </w:t>
-      </w:r>
-      <w:r>
-        <w:rPr/>
-        <w:t xml:space="preserve">inPreparation</w:t>
-      </w:r>
-      <w:r>
-        <w:rPr/>
-        <w:t xml:space="preserve">, </w:t>
-      </w:r>
-      <w:r>
-        <w:rPr/>
-        <w:t xml:space="preserve">accepted</w:t>
-      </w:r>
-      <w:r>
-        <w:rPr/>
-        <w:t xml:space="preserve">, </w:t>
-      </w:r>
-      <w:r>
-        <w:rPr/>
-        <w:t xml:space="preserve">requestCancellation</w:t>
-      </w:r>
-      <w:r>
-        <w:rPr/>
-        <w:t xml:space="preserve"> (+</w:t>
-      </w:r>
-      <w:r>
-        <w:rPr/>
-        <w:t xml:space="preserve">delivered</w:t>
-      </w:r>
-      <w:r>
-        <w:rPr/>
-        <w:t xml:space="preserve">, </w:t>
-      </w:r>
-      <w:r>
-        <w:rPr/>
-        <w:t xml:space="preserve">notDelivered</w:t>
-      </w:r>
-      <w:r>
-        <w:rPr/>
-        <w:t xml:space="preserve">, </w:t>
-      </w:r>
-      <w:r>
-        <w:rPr/>
-        <w:t xml:space="preserve">cancelled</w:t>
-      </w:r>
-      <w:r>
-        <w:rPr/>
-        <w:t xml:space="preserve"> in storico); i tipi servizio sono </w:t>
-      </w:r>
-      <w:r>
-        <w:rPr/>
-        <w:t xml:space="preserve">sales</w:t>
-      </w:r>
-      <w:r>
-        <w:rPr/>
-        <w:t xml:space="preserve">, </w:t>
-      </w:r>
-      <w:r>
-        <w:rPr/>
-        <w:t xml:space="preserve">hourlyrate</w:t>
-      </w:r>
-      <w:r>
-        <w:rPr/>
-        <w:t xml:space="preserve">, </w:t>
-      </w:r>
-      <w:r>
-        <w:rPr/>
-        <w:t xml:space="preserve">fixedprice</w:t>
-      </w:r>
-      <w:r>
-        <w:rPr/>
-        <w:t xml:space="preserve">, </w:t>
-      </w:r>
-      <w:r>
-        <w:rPr/>
-        <w:t xml:space="preserve">corporate</w:t>
-      </w:r>
-      <w:r>
-        <w:rPr/>
-        <w:t xml:space="preserve">, </w:t>
-      </w:r>
-      <w:r>
-        <w:rPr/>
-        <w:t xml:space="preserve">warehouseservice</w:t>
-      </w:r>
-      <w:r>
-        <w:rPr/>
-        <w:t xml:space="preserve">.</w:t>
-      </w:r>
-    </w:p>
-    <w:p>
-      <w:pPr>
-        <w:numPr>
-          <w:ilvl w:val="0"/>
-          <w:numId w:val="33"/>
-        </w:numPr>
-        <w:spacing w:lineRule="auto"/>
-      </w:pPr>
-      <w:r>
-        <w:rPr>
-          <w:b/>
-        </w:rPr>
-        <w:t xml:space="preserve">API key partner</w:t>
-      </w:r>
-      <w:r>
-        <w:rPr/>
-        <w:t xml:space="preserve"> (WooCommerce) generabile in autonomia dalla scheda partner; garantisce l'accesso alle API di invio ordini.</w:t>
-      </w:r>
-    </w:p>
-    <w:p>
-      <w:pPr>
-        <w:pStyle w:val="Heading2"/>
-        <w:spacing w:lineRule="auto"/>
-      </w:pPr>
-      <w:r>
-        <w:rPr/>
-        <w:t xml:space="preserve">9. Piano di modernizzazione (staging)</w:t>
       </w:r>
     </w:p>
     <w:p>
@@ -13888,11 +13854,19 @@
         <w:rPr>
           <w:b/>
         </w:rPr>
-        <w:t xml:space="preserve">Problema</w:t>
-      </w:r>
-      <w:r>
-        <w:rPr/>
-        <w:t xml:space="preserve">: Node.js v12 e Angular datati — dipendenze deprecate, difficoltà a integrare strumenti moderni, manutenzione rischiosa.</w:t>
+        <w:t xml:space="preserve">Autenticazione JWT</w:t>
+      </w:r>
+      <w:r>
+        <w:rPr/>
+        <w:t xml:space="preserve">: login → access token con ruoli (admin/expert/partner/operation); </w:t>
+      </w:r>
+      <w:r>
+        <w:rPr/>
+        <w:t xml:space="preserve">/api/users/me</w:t>
+      </w:r>
+      <w:r>
+        <w:rPr/>
+        <w:t xml:space="preserve"> restituisce l'utente corrente.</w:t>
       </w:r>
     </w:p>
     <w:p>
@@ -13907,11 +13881,179 @@
         <w:rPr>
           <w:b/>
         </w:rPr>
-        <w:t xml:space="preserve">Approccio</w:t>
-      </w:r>
-      <w:r>
-        <w:rPr/>
-        <w:t xml:space="preserve">: la produzione resta stabile; in parallelo un ambiente di staging con stack aggiornato replica il dominio (utenti/ruoli, consegne, activities, partner, valet, prodotti, vendite, stipendi, regole, finanza) e si migra gradualmente.</w:t>
+        <w:t xml:space="preserve">Convenzioni note</w:t>
+      </w:r>
+      <w:r>
+        <w:rPr/>
+        <w:t xml:space="preserve">: il valet è "expert" (es. </w:t>
+      </w:r>
+      <w:r>
+        <w:rPr/>
+        <w:t xml:space="preserve">/api/experts/delivery/experts</w:t>
+      </w:r>
+      <w:r>
+        <w:rPr/>
+        <w:t xml:space="preserve">); i codici piattaforma vendita sono </w:t>
+      </w:r>
+      <w:r>
+        <w:rPr/>
+        <w:t xml:space="preserve">shopifysale</w:t>
+      </w:r>
+      <w:r>
+        <w:rPr/>
+        <w:t xml:space="preserve">, </w:t>
+      </w:r>
+      <w:r>
+        <w:rPr/>
+        <w:t xml:space="preserve">cakesales</w:t>
+      </w:r>
+      <w:r>
+        <w:rPr/>
+        <w:t xml:space="preserve">, </w:t>
+      </w:r>
+      <w:r>
+        <w:rPr/>
+        <w:t xml:space="preserve">businesssales</w:t>
+      </w:r>
+      <w:r>
+        <w:rPr/>
+        <w:t xml:space="preserve">, </w:t>
+      </w:r>
+      <w:r>
+        <w:rPr/>
+        <w:t xml:space="preserve">flowerssales</w:t>
+      </w:r>
+      <w:r>
+        <w:rPr/>
+        <w:t xml:space="preserve">, </w:t>
+      </w:r>
+      <w:r>
+        <w:rPr/>
+        <w:t xml:space="preserve">deluxyexperiencesales</w:t>
+      </w:r>
+      <w:r>
+        <w:rPr/>
+        <w:t xml:space="preserve">, </w:t>
+      </w:r>
+      <w:r>
+        <w:rPr/>
+        <w:t xml:space="preserve">deluxydotcomsales</w:t>
+      </w:r>
+      <w:r>
+        <w:rPr/>
+        <w:t xml:space="preserve">; gli stati consegna sono </w:t>
+      </w:r>
+      <w:r>
+        <w:rPr/>
+        <w:t xml:space="preserve">created</w:t>
+      </w:r>
+      <w:r>
+        <w:rPr/>
+        <w:t xml:space="preserve">, </w:t>
+      </w:r>
+      <w:r>
+        <w:rPr/>
+        <w:t xml:space="preserve">assigned</w:t>
+      </w:r>
+      <w:r>
+        <w:rPr/>
+        <w:t xml:space="preserve">, </w:t>
+      </w:r>
+      <w:r>
+        <w:rPr/>
+        <w:t xml:space="preserve">delivering</w:t>
+      </w:r>
+      <w:r>
+        <w:rPr/>
+        <w:t xml:space="preserve">, </w:t>
+      </w:r>
+      <w:r>
+        <w:rPr/>
+        <w:t xml:space="preserve">inPreparation</w:t>
+      </w:r>
+      <w:r>
+        <w:rPr/>
+        <w:t xml:space="preserve">, </w:t>
+      </w:r>
+      <w:r>
+        <w:rPr/>
+        <w:t xml:space="preserve">accepted</w:t>
+      </w:r>
+      <w:r>
+        <w:rPr/>
+        <w:t xml:space="preserve">, </w:t>
+      </w:r>
+      <w:r>
+        <w:rPr/>
+        <w:t xml:space="preserve">requestCancellation</w:t>
+      </w:r>
+      <w:r>
+        <w:rPr/>
+        <w:t xml:space="preserve"> (+</w:t>
+      </w:r>
+      <w:r>
+        <w:rPr/>
+        <w:t xml:space="preserve">delivered</w:t>
+      </w:r>
+      <w:r>
+        <w:rPr/>
+        <w:t xml:space="preserve">, </w:t>
+      </w:r>
+      <w:r>
+        <w:rPr/>
+        <w:t xml:space="preserve">notDelivered</w:t>
+      </w:r>
+      <w:r>
+        <w:rPr/>
+        <w:t xml:space="preserve">, </w:t>
+      </w:r>
+      <w:r>
+        <w:rPr/>
+        <w:t xml:space="preserve">cancelled</w:t>
+      </w:r>
+      <w:r>
+        <w:rPr/>
+        <w:t xml:space="preserve"> in storico); i tipi servizio sono </w:t>
+      </w:r>
+      <w:r>
+        <w:rPr/>
+        <w:t xml:space="preserve">sales</w:t>
+      </w:r>
+      <w:r>
+        <w:rPr/>
+        <w:t xml:space="preserve">, </w:t>
+      </w:r>
+      <w:r>
+        <w:rPr/>
+        <w:t xml:space="preserve">hourlyrate</w:t>
+      </w:r>
+      <w:r>
+        <w:rPr/>
+        <w:t xml:space="preserve">, </w:t>
+      </w:r>
+      <w:r>
+        <w:rPr/>
+        <w:t xml:space="preserve">fixedprice</w:t>
+      </w:r>
+      <w:r>
+        <w:rPr/>
+        <w:t xml:space="preserve">, </w:t>
+      </w:r>
+      <w:r>
+        <w:rPr/>
+        <w:t xml:space="preserve">corporate</w:t>
+      </w:r>
+      <w:r>
+        <w:rPr/>
+        <w:t xml:space="preserve">, </w:t>
+      </w:r>
+      <w:r>
+        <w:rPr/>
+        <w:t xml:space="preserve">warehouseservice</w:t>
+      </w:r>
+      <w:r>
+        <w:rPr/>
+        <w:t xml:space="preserve">.</w:t>
       </w:r>
     </w:p>
     <w:p>
@@ -13926,34 +14068,101 @@
         <w:rPr>
           <w:b/>
         </w:rPr>
-        <w:t xml:space="preserve">Nuovo ambiente creato</w:t>
-      </w:r>
-      <w:r>
-        <w:rPr/>
-        <w:t xml:space="preserve">: </w:t>
-      </w:r>
-      <w:r>
-        <w:rPr/>
-        <w:t xml:space="preserve">deluxy-platform-next</w:t>
-      </w:r>
-      <w:r>
-        <w:rPr/>
-        <w:t xml:space="preserve"> — monorepo con API NestJS (Node 22 LTS, TypeScript, Prisma, JWT+ruoli, Swagger su </w:t>
-      </w:r>
-      <w:r>
-        <w:rPr/>
-        <w:t xml:space="preserve">/api/docs</w:t>
-      </w:r>
-      <w:r>
-        <w:rPr/>
-        <w:t xml:space="preserve">) e frontend Angular moderno standalone/PWA, seed demo, Docker Compose, README con strategia di migrazione (strangler pattern).</w:t>
+        <w:t xml:space="preserve">API key partner</w:t>
+      </w:r>
+      <w:r>
+        <w:rPr/>
+        <w:t xml:space="preserve"> (WooCommerce) generabile in autonomia dalla scheda partner; garantisce l'accesso alle API di invio ordini.</w:t>
+      </w:r>
+    </w:p>
+    <w:p>
+      <w:pPr>
+        <w:pStyle w:val="Heading2"/>
+        <w:spacing w:lineRule="auto"/>
+      </w:pPr>
+      <w:r>
+        <w:rPr/>
+        <w:t xml:space="preserve">9. Piano di modernizzazione (staging)</w:t>
       </w:r>
     </w:p>
     <w:p>
       <w:pPr>
         <w:numPr>
           <w:ilvl w:val="0"/>
-          <w:numId w:val="34"/>
+          <w:numId w:val="35"/>
+        </w:numPr>
+        <w:spacing w:lineRule="auto"/>
+      </w:pPr>
+      <w:r>
+        <w:rPr>
+          <w:b/>
+        </w:rPr>
+        <w:t xml:space="preserve">Problema</w:t>
+      </w:r>
+      <w:r>
+        <w:rPr/>
+        <w:t xml:space="preserve">: Node.js v12 e Angular datati — dipendenze deprecate, difficoltà a integrare strumenti moderni, manutenzione rischiosa.</w:t>
+      </w:r>
+    </w:p>
+    <w:p>
+      <w:pPr>
+        <w:numPr>
+          <w:ilvl w:val="0"/>
+          <w:numId w:val="35"/>
+        </w:numPr>
+        <w:spacing w:lineRule="auto"/>
+      </w:pPr>
+      <w:r>
+        <w:rPr>
+          <w:b/>
+        </w:rPr>
+        <w:t xml:space="preserve">Approccio</w:t>
+      </w:r>
+      <w:r>
+        <w:rPr/>
+        <w:t xml:space="preserve">: la produzione resta stabile; in parallelo un ambiente di staging con stack aggiornato replica il dominio (utenti/ruoli, consegne, activities, partner, valet, prodotti, vendite, stipendi, regole, finanza) e si migra gradualmente.</w:t>
+      </w:r>
+    </w:p>
+    <w:p>
+      <w:pPr>
+        <w:numPr>
+          <w:ilvl w:val="0"/>
+          <w:numId w:val="35"/>
+        </w:numPr>
+        <w:spacing w:lineRule="auto"/>
+      </w:pPr>
+      <w:r>
+        <w:rPr>
+          <w:b/>
+        </w:rPr>
+        <w:t xml:space="preserve">Nuovo ambiente creato</w:t>
+      </w:r>
+      <w:r>
+        <w:rPr/>
+        <w:t xml:space="preserve">: </w:t>
+      </w:r>
+      <w:r>
+        <w:rPr/>
+        <w:t xml:space="preserve">deluxy-platform-next</w:t>
+      </w:r>
+      <w:r>
+        <w:rPr/>
+        <w:t xml:space="preserve"> — monorepo con API NestJS (Node 22 LTS, TypeScript, Prisma, JWT+ruoli, Swagger su </w:t>
+      </w:r>
+      <w:r>
+        <w:rPr/>
+        <w:t xml:space="preserve">/api/docs</w:t>
+      </w:r>
+      <w:r>
+        <w:rPr/>
+        <w:t xml:space="preserve">) e frontend Angular moderno standalone/PWA, seed demo, Docker Compose, README con strategia di migrazione (strangler pattern).</w:t>
+      </w:r>
+    </w:p>
+    <w:p>
+      <w:pPr>
+        <w:numPr>
+          <w:ilvl w:val="0"/>
+          <w:numId w:val="35"/>
         </w:numPr>
         <w:spacing w:lineRule="auto"/>
       </w:pPr>
@@ -17953,6 +18162,128 @@
     </w:lvl>
   </w:abstractNum>
   <w:abstractNum w:abstractNumId="34">
+    <w:lvl w:ilvl="0">
+      <w:start w:val="1"/>
+      <w:numFmt w:val="bullet"/>
+      <w:lvlText w:val=""/>
+      <w:lvlJc w:val="left"/>
+      <w:pPr>
+        <w:tabs>
+          <w:tab w:val="num" w:pos="720"/>
+        </w:tabs>
+        <w:ind w:left="720" w:hanging="360"/>
+      </w:pPr>
+      <w:rPr>
+        <w:rFonts w:ascii="Symbol" w:hAnsi="Symbol" w:hint="default"/>
+      </w:rPr>
+    </w:lvl>
+    <w:lvl w:ilvl="1">
+      <w:start w:val="1"/>
+      <w:numFmt w:val="bullet"/>
+      <w:lvlText w:val=""/>
+      <w:lvlJc w:val="left"/>
+      <w:pPr>
+        <w:tabs>
+          <w:tab w:val="num" w:pos="1440"/>
+        </w:tabs>
+        <w:ind w:left="1440" w:hanging="360"/>
+      </w:pPr>
+      <w:rPr>
+        <w:rFonts w:ascii="Symbol" w:hAnsi="Symbol" w:hint="default"/>
+      </w:rPr>
+    </w:lvl>
+    <w:lvl w:ilvl="2">
+      <w:start w:val="1"/>
+      <w:numFmt w:val="bullet"/>
+      <w:lvlText w:val=""/>
+      <w:lvlJc w:val="left"/>
+      <w:pPr>
+        <w:tabs>
+          <w:tab w:val="num" w:pos="2160"/>
+        </w:tabs>
+        <w:ind w:left="2160" w:hanging="360"/>
+      </w:pPr>
+      <w:rPr>
+        <w:rFonts w:ascii="Symbol" w:hAnsi="Symbol" w:hint="default"/>
+      </w:rPr>
+    </w:lvl>
+    <w:lvl w:ilvl="3">
+      <w:start w:val="1"/>
+      <w:numFmt w:val="bullet"/>
+      <w:lvlText w:val=""/>
+      <w:lvlJc w:val="left"/>
+      <w:pPr>
+        <w:tabs>
+          <w:tab w:val="num" w:pos="2880"/>
+        </w:tabs>
+        <w:ind w:left="2880" w:hanging="360"/>
+      </w:pPr>
+      <w:rPr>
+        <w:rFonts w:ascii="Symbol" w:hAnsi="Symbol" w:hint="default"/>
+      </w:rPr>
+    </w:lvl>
+    <w:lvl w:ilvl="4">
+      <w:start w:val="1"/>
+      <w:numFmt w:val="bullet"/>
+      <w:lvlText w:val=""/>
+      <w:lvlJc w:val="left"/>
+      <w:pPr>
+        <w:tabs>
+          <w:tab w:val="num" w:pos="3600"/>
+        </w:tabs>
+        <w:ind w:left="3600" w:hanging="360"/>
+      </w:pPr>
+      <w:rPr>
+        <w:rFonts w:ascii="Symbol" w:hAnsi="Symbol" w:hint="default"/>
+      </w:rPr>
+    </w:lvl>
+    <w:lvl w:ilvl="5">
+      <w:start w:val="1"/>
+      <w:numFmt w:val="bullet"/>
+      <w:lvlText w:val=""/>
+      <w:lvlJc w:val="left"/>
+      <w:pPr>
+        <w:tabs>
+          <w:tab w:val="num" w:pos="4320"/>
+        </w:tabs>
+        <w:ind w:left="4320" w:hanging="360"/>
+      </w:pPr>
+      <w:rPr>
+        <w:rFonts w:ascii="Symbol" w:hAnsi="Symbol" w:hint="default"/>
+      </w:rPr>
+    </w:lvl>
+    <w:lvl w:ilvl="6">
+      <w:start w:val="1"/>
+      <w:numFmt w:val="bullet"/>
+      <w:lvlText w:val=""/>
+      <w:lvlJc w:val="left"/>
+      <w:pPr>
+        <w:tabs>
+          <w:tab w:val="num" w:pos="5040"/>
+        </w:tabs>
+        <w:ind w:left="5040" w:hanging="360"/>
+      </w:pPr>
+      <w:rPr>
+        <w:rFonts w:ascii="Symbol" w:hAnsi="Symbol" w:hint="default"/>
+      </w:rPr>
+    </w:lvl>
+    <w:lvl w:ilvl="7">
+      <w:start w:val="1"/>
+      <w:numFmt w:val="bullet"/>
+      <w:lvlText w:val=""/>
+      <w:lvlJc w:val="left"/>
+      <w:pPr>
+        <w:tabs>
+          <w:tab w:val="num" w:pos="5760"/>
+        </w:tabs>
+        <w:ind w:left="5760" w:hanging="360"/>
+      </w:pPr>
+      <w:rPr>
+        <w:rFonts w:ascii="Symbol" w:hAnsi="Symbol" w:hint="default"/>
+      </w:rPr>
+    </w:lvl>
+  </w:abstractNum>
+  <w:abstractNum w:abstractNumId="35">
     <w:lvl w:ilvl="0">
       <w:start w:val="1"/>
       <w:numFmt w:val="bullet"/>
@@ -18175,6 +18506,9 @@
   </w:num>
   <w:num w:numId="34">
     <w:abstractNumId w:val="34"/>
+  </w:num>
+  <w:num w:numId="35">
+    <w:abstractNumId w:val="35"/>
   </w:num>
 </w:numbering>
 </file>

--- a/deluxy-platform-next/docs/COME-FUNZIONA-APP-DELUXY.docx
+++ b/deluxy-platform-next/docs/COME-FUNZIONA-APP-DELUXY.docx
@@ -24,7 +24,7 @@
           <w:color w:val="86868b"/>
           <w:sz w:val="18"/>
         </w:rPr>
-        <w:t xml:space="preserve">Word generato automaticamente dal manuale Markdown — 3 settembre 2026</w:t>
+        <w:t xml:space="preserve">Word generato automaticamente dal manuale Markdown — 4 settembre 2026</w:t>
       </w:r>
     </w:p>
     <w:p>
@@ -169,6 +169,60 @@
           <w:b/>
         </w:rPr>
         <w:t xml:space="preserve">Changelog</w:t>
+      </w:r>
+      <w:r>
+        <w:rPr>
+          <w:b/>
+        </w:rPr>
+        <w:t xml:space="preserve">04/09/2026 — </w:t>
+      </w:r>
+      <w:r>
+        <w:rPr>
+          <w:b/>
+        </w:rPr>
+        <w:t xml:space="preserve">L'app si aggiorna da sola</w:t>
+      </w:r>
+      <w:r>
+        <w:rPr>
+          <w:b/>
+        </w:rPr>
+        <w:t xml:space="preserve">: Consegne (e le proposte del partner), Vendite, Segnalazioni, Attività, Richieste e Ricevute si riallineano ogni </w:t>
+      </w:r>
+      <w:r>
+        <w:rPr>
+          <w:b/>
+        </w:rPr>
+        <w:t xml:space="preserve">30 secondi</w:t>
+      </w:r>
+      <w:r>
+        <w:rPr>
+          <w:b/>
+        </w:rPr>
+        <w:t xml:space="preserve"> senza ricaricare la pagina — solo con la scheda visibile, mai mentre un pop-up o un'azione sono aperti, senza rotellina e senza perdere filtri o selezione (§3.1, «Aggiornamento automatico»). </w:t>
+      </w:r>
+      <w:r>
+        <w:rPr>
+          <w:b/>
+        </w:rPr>
+        <w:t xml:space="preserve">«Crea prodotto» nel form consegna riparato</w:t>
+      </w:r>
+      <w:r>
+        <w:rPr>
+          <w:b/>
+        </w:rPr>
+        <w:t xml:space="preserve">: la finestra «Nuovo prodotto» non aveva lo stile della modale e finiva invisibile in fondo alla pagina (segnalato dal partner Chanel); la tendina prodotti non si chiude più prima del click. </w:t>
+      </w:r>
+      <w:r>
+        <w:rPr>
+          <w:b/>
+        </w:rPr>
+        <w:t xml:space="preserve">Duplica anche in visualizzazione sullo storico</w:t>
+      </w:r>
+      <w:r>
+        <w:rPr>
+          <w:b/>
+        </w:rPr>
+        <w:t xml:space="preserve">: nel dettaglio consegna il partner vede «Duplica» su ogni sua consegna (non sulle vendite), l'ufficio sempre — prima spariva insieme a «Modifica» da gialla in poi.</w:t>
       </w:r>
       <w:r>
         <w:rPr>
@@ -20385,6 +20439,206 @@
     </w:p>
     <w:p>
       <w:pPr>
+        <w:pStyle w:val="Heading4"/>
+        <w:spacing w:lineRule="auto"/>
+      </w:pPr>
+      <w:r>
+        <w:rPr/>
+        <w:t xml:space="preserve">Aggiornamento automatico delle liste </w:t>
+      </w:r>
+      <w:r>
+        <w:rPr>
+          <w:b/>
+        </w:rPr>
+        <w:t xml:space="preserve">[NUOVO 04/09/2026]</w:t>
+      </w:r>
+    </w:p>
+    <w:p>
+      <w:pPr>
+        <w:spacing w:lineRule="auto"/>
+      </w:pPr>
+      <w:r>
+        <w:rPr/>
+        <w:t xml:space="preserve">Regola dell'utente: «gli utenti non devono aggiornare le pagine per vedere nuove consegne, ordini ecc.». Le liste </w:t>
+      </w:r>
+      <w:r>
+        <w:rPr>
+          <w:b/>
+        </w:rPr>
+        <w:t xml:space="preserve">Consegne</w:t>
+      </w:r>
+      <w:r>
+        <w:rPr/>
+        <w:t xml:space="preserve"> (con le proposte in attesa del partner), </w:t>
+      </w:r>
+      <w:r>
+        <w:rPr>
+          <w:b/>
+        </w:rPr>
+        <w:t xml:space="preserve">Vendite</w:t>
+      </w:r>
+      <w:r>
+        <w:rPr/>
+        <w:t xml:space="preserve">, </w:t>
+      </w:r>
+      <w:r>
+        <w:rPr>
+          <w:b/>
+        </w:rPr>
+        <w:t xml:space="preserve">Segnalazioni</w:t>
+      </w:r>
+      <w:r>
+        <w:rPr/>
+        <w:t xml:space="preserve">, </w:t>
+      </w:r>
+      <w:r>
+        <w:rPr>
+          <w:b/>
+        </w:rPr>
+        <w:t xml:space="preserve">Attività</w:t>
+      </w:r>
+      <w:r>
+        <w:rPr/>
+        <w:t xml:space="preserve">, </w:t>
+      </w:r>
+      <w:r>
+        <w:rPr>
+          <w:b/>
+        </w:rPr>
+        <w:t xml:space="preserve">Richieste</w:t>
+      </w:r>
+      <w:r>
+        <w:rPr/>
+        <w:t xml:space="preserve"> e </w:t>
+      </w:r>
+      <w:r>
+        <w:rPr>
+          <w:b/>
+        </w:rPr>
+        <w:t xml:space="preserve">Ricevute</w:t>
+      </w:r>
+      <w:r>
+        <w:rPr/>
+        <w:t xml:space="preserve"> si riallineano da sole ogni </w:t>
+      </w:r>
+      <w:r>
+        <w:rPr>
+          <w:b/>
+        </w:rPr>
+        <w:t xml:space="preserve">30 secondi</w:t>
+      </w:r>
+      <w:r>
+        <w:rPr/>
+        <w:t xml:space="preserve"> (</w:t>
+      </w:r>
+      <w:r>
+        <w:rPr/>
+        <w:t xml:space="preserve">web/src/app/core/auto-aggiornamento.ts</w:t>
+      </w:r>
+      <w:r>
+        <w:rPr/>
+        <w:t xml:space="preserve">, </w:t>
+      </w:r>
+      <w:r>
+        <w:rPr/>
+        <w:t xml:space="preserve">avviaAutoAggiornamento</w:t>
+      </w:r>
+      <w:r>
+        <w:rPr/>
+        <w:t xml:space="preserve">). È lo stesso «tempo reale» della chat e dei pallini: un polling, senza websocket.</w:t>
+      </w:r>
+    </w:p>
+    <w:p>
+      <w:pPr>
+        <w:numPr>
+          <w:ilvl w:val="0"/>
+          <w:numId w:val="43"/>
+        </w:numPr>
+        <w:spacing w:lineRule="auto"/>
+      </w:pPr>
+      <w:r>
+        <w:rPr>
+          <w:b/>
+        </w:rPr>
+        <w:t xml:space="preserve">Solo a scheda visibile</w:t>
+      </w:r>
+      <w:r>
+        <w:rPr/>
+        <w:t xml:space="preserve">: una scheda in secondo piano non chiede nulla; tornandoci si riallinea subito.</w:t>
+      </w:r>
+    </w:p>
+    <w:p>
+      <w:pPr>
+        <w:numPr>
+          <w:ilvl w:val="0"/>
+          <w:numId w:val="43"/>
+        </w:numPr>
+        <w:spacing w:lineRule="auto"/>
+      </w:pPr>
+      <w:r>
+        <w:rPr>
+          <w:b/>
+        </w:rPr>
+        <w:t xml:space="preserve">Mai sotto le mani</w:t>
+      </w:r>
+      <w:r>
+        <w:rPr/>
+        <w:t xml:space="preserve">: il giro si salta se è aperto un pop-up (assegna, stato, plus, segnalazione, conferma), un'azione di massa, una modifica in linea (Vendite), il form «Nuova» (Segnalazioni/Richieste), il pannello firma (Ricevute) o se una chiamata è ancora in corso.</w:t>
+      </w:r>
+    </w:p>
+    <w:p>
+      <w:pPr>
+        <w:numPr>
+          <w:ilvl w:val="0"/>
+          <w:numId w:val="43"/>
+        </w:numPr>
+        <w:spacing w:lineRule="auto"/>
+      </w:pPr>
+      <w:r>
+        <w:rPr>
+          <w:b/>
+        </w:rPr>
+        <w:t xml:space="preserve">Silenzioso</w:t>
+      </w:r>
+      <w:r>
+        <w:rPr/>
+        <w:t xml:space="preserve">: niente rotellina, filtri, pagina e ordinamento restano; in Consegne la selezione multipla resta e si pota solo degli id usciti dalla pagina; un errore di rete nel giro silenzioso non sporca la pagina (riprova al giro dopo).</w:t>
+      </w:r>
+    </w:p>
+    <w:p>
+      <w:pPr>
+        <w:numPr>
+          <w:ilvl w:val="0"/>
+          <w:numId w:val="43"/>
+        </w:numPr>
+        <w:spacing w:lineRule="auto"/>
+      </w:pPr>
+      <w:r>
+        <w:rPr>
+          <w:b/>
+        </w:rPr>
+        <w:t xml:space="preserve">Non incluse</w:t>
+      </w:r>
+      <w:r>
+        <w:rPr/>
+        <w:t xml:space="preserve"> Stipendi e Fatturazione: pagine batch pesanti («Da pagare» carica 36.642 consegne), si ricaricano a mano.</w:t>
+      </w:r>
+    </w:p>
+    <w:p>
+      <w:pPr>
+        <w:numPr>
+          <w:ilvl w:val="0"/>
+          <w:numId w:val="43"/>
+        </w:numPr>
+        <w:spacing w:lineRule="auto"/>
+      </w:pPr>
+      <w:r>
+        <w:rPr/>
+        <w:t xml:space="preserve">Peso dichiarato (registro PERFORMANCE): Consegne 31 KB per 20 righe (misura del 24/08) ogni 30″ per scheda aperta.</w:t>
+      </w:r>
+    </w:p>
+    <w:p>
+      <w:pPr>
         <w:pStyle w:val="Heading2"/>
         <w:spacing w:lineRule="auto"/>
       </w:pPr>
@@ -21561,7 +21815,7 @@
       <w:pPr>
         <w:numPr>
           <w:ilvl w:val="0"/>
-          <w:numId w:val="43"/>
+          <w:numId w:val="44"/>
         </w:numPr>
         <w:spacing w:lineRule="auto"/>
       </w:pPr>
@@ -21582,301 +21836,6 @@
       <w:r>
         <w:rPr/>
         <w:t xml:space="preserve"> (ambiente sandbox: dev.deluxy.it).</w:t>
-      </w:r>
-    </w:p>
-    <w:p>
-      <w:pPr>
-        <w:numPr>
-          <w:ilvl w:val="0"/>
-          <w:numId w:val="43"/>
-        </w:numPr>
-        <w:spacing w:lineRule="auto"/>
-      </w:pPr>
-      <w:r>
-        <w:rPr>
-          <w:b/>
-        </w:rPr>
-        <w:t xml:space="preserve">Autenticazione JWT</w:t>
-      </w:r>
-      <w:r>
-        <w:rPr/>
-        <w:t xml:space="preserve">: login → access token con ruoli (admin/expert/partner/operation); </w:t>
-      </w:r>
-      <w:r>
-        <w:rPr/>
-        <w:t xml:space="preserve">/api/users/me</w:t>
-      </w:r>
-      <w:r>
-        <w:rPr/>
-        <w:t xml:space="preserve"> restituisce l'utente corrente.</w:t>
-      </w:r>
-    </w:p>
-    <w:p>
-      <w:pPr>
-        <w:numPr>
-          <w:ilvl w:val="0"/>
-          <w:numId w:val="43"/>
-        </w:numPr>
-        <w:spacing w:lineRule="auto"/>
-      </w:pPr>
-      <w:r>
-        <w:rPr>
-          <w:b/>
-        </w:rPr>
-        <w:t xml:space="preserve">Convenzioni note</w:t>
-      </w:r>
-      <w:r>
-        <w:rPr/>
-        <w:t xml:space="preserve">: il valet è "expert" (es. </w:t>
-      </w:r>
-      <w:r>
-        <w:rPr/>
-        <w:t xml:space="preserve">/api/experts/delivery/experts</w:t>
-      </w:r>
-      <w:r>
-        <w:rPr/>
-        <w:t xml:space="preserve">); i codici piattaforma vendita sono </w:t>
-      </w:r>
-      <w:r>
-        <w:rPr/>
-        <w:t xml:space="preserve">shopifysale</w:t>
-      </w:r>
-      <w:r>
-        <w:rPr/>
-        <w:t xml:space="preserve">, </w:t>
-      </w:r>
-      <w:r>
-        <w:rPr/>
-        <w:t xml:space="preserve">cakesales</w:t>
-      </w:r>
-      <w:r>
-        <w:rPr/>
-        <w:t xml:space="preserve">, </w:t>
-      </w:r>
-      <w:r>
-        <w:rPr/>
-        <w:t xml:space="preserve">businesssales</w:t>
-      </w:r>
-      <w:r>
-        <w:rPr/>
-        <w:t xml:space="preserve">, </w:t>
-      </w:r>
-      <w:r>
-        <w:rPr/>
-        <w:t xml:space="preserve">flowerssales</w:t>
-      </w:r>
-      <w:r>
-        <w:rPr/>
-        <w:t xml:space="preserve">, </w:t>
-      </w:r>
-      <w:r>
-        <w:rPr/>
-        <w:t xml:space="preserve">deluxyexperiencesales</w:t>
-      </w:r>
-      <w:r>
-        <w:rPr/>
-        <w:t xml:space="preserve">, </w:t>
-      </w:r>
-      <w:r>
-        <w:rPr/>
-        <w:t xml:space="preserve">deluxydotcomsales</w:t>
-      </w:r>
-      <w:r>
-        <w:rPr/>
-        <w:t xml:space="preserve">; gli stati consegna sono </w:t>
-      </w:r>
-      <w:r>
-        <w:rPr/>
-        <w:t xml:space="preserve">created</w:t>
-      </w:r>
-      <w:r>
-        <w:rPr/>
-        <w:t xml:space="preserve">, </w:t>
-      </w:r>
-      <w:r>
-        <w:rPr/>
-        <w:t xml:space="preserve">assigned</w:t>
-      </w:r>
-      <w:r>
-        <w:rPr/>
-        <w:t xml:space="preserve">, </w:t>
-      </w:r>
-      <w:r>
-        <w:rPr/>
-        <w:t xml:space="preserve">delivering</w:t>
-      </w:r>
-      <w:r>
-        <w:rPr/>
-        <w:t xml:space="preserve">, </w:t>
-      </w:r>
-      <w:r>
-        <w:rPr/>
-        <w:t xml:space="preserve">inPreparation</w:t>
-      </w:r>
-      <w:r>
-        <w:rPr/>
-        <w:t xml:space="preserve">, </w:t>
-      </w:r>
-      <w:r>
-        <w:rPr/>
-        <w:t xml:space="preserve">accepted</w:t>
-      </w:r>
-      <w:r>
-        <w:rPr/>
-        <w:t xml:space="preserve">, </w:t>
-      </w:r>
-      <w:r>
-        <w:rPr/>
-        <w:t xml:space="preserve">requestCancellation</w:t>
-      </w:r>
-      <w:r>
-        <w:rPr/>
-        <w:t xml:space="preserve"> (+</w:t>
-      </w:r>
-      <w:r>
-        <w:rPr/>
-        <w:t xml:space="preserve">delivered</w:t>
-      </w:r>
-      <w:r>
-        <w:rPr/>
-        <w:t xml:space="preserve">, </w:t>
-      </w:r>
-      <w:r>
-        <w:rPr/>
-        <w:t xml:space="preserve">notDelivered</w:t>
-      </w:r>
-      <w:r>
-        <w:rPr/>
-        <w:t xml:space="preserve">, </w:t>
-      </w:r>
-      <w:r>
-        <w:rPr/>
-        <w:t xml:space="preserve">cancelled</w:t>
-      </w:r>
-      <w:r>
-        <w:rPr/>
-        <w:t xml:space="preserve"> in storico); i tipi servizio sono </w:t>
-      </w:r>
-      <w:r>
-        <w:rPr/>
-        <w:t xml:space="preserve">sales</w:t>
-      </w:r>
-      <w:r>
-        <w:rPr/>
-        <w:t xml:space="preserve">, </w:t>
-      </w:r>
-      <w:r>
-        <w:rPr/>
-        <w:t xml:space="preserve">hourlyrate</w:t>
-      </w:r>
-      <w:r>
-        <w:rPr/>
-        <w:t xml:space="preserve">, </w:t>
-      </w:r>
-      <w:r>
-        <w:rPr/>
-        <w:t xml:space="preserve">fixedprice</w:t>
-      </w:r>
-      <w:r>
-        <w:rPr/>
-        <w:t xml:space="preserve">, </w:t>
-      </w:r>
-      <w:r>
-        <w:rPr/>
-        <w:t xml:space="preserve">corporate</w:t>
-      </w:r>
-      <w:r>
-        <w:rPr/>
-        <w:t xml:space="preserve">, </w:t>
-      </w:r>
-      <w:r>
-        <w:rPr/>
-        <w:t xml:space="preserve">warehouseservice</w:t>
-      </w:r>
-      <w:r>
-        <w:rPr/>
-        <w:t xml:space="preserve">.</w:t>
-      </w:r>
-    </w:p>
-    <w:p>
-      <w:pPr>
-        <w:numPr>
-          <w:ilvl w:val="0"/>
-          <w:numId w:val="43"/>
-        </w:numPr>
-        <w:spacing w:lineRule="auto"/>
-      </w:pPr>
-      <w:r>
-        <w:rPr>
-          <w:b/>
-        </w:rPr>
-        <w:t xml:space="preserve">API key partner</w:t>
-      </w:r>
-      <w:r>
-        <w:rPr/>
-        <w:t xml:space="preserve"> (WooCommerce) generabile in autonomia dalla scheda partner; garantisce l'accesso alle API di invio ordini.</w:t>
-      </w:r>
-    </w:p>
-    <w:p>
-      <w:pPr>
-        <w:pStyle w:val="Heading3"/>
-        <w:spacing w:lineRule="auto"/>
-      </w:pPr>
-      <w:r>
-        <w:rPr/>
-        <w:t xml:space="preserve">La città è coperta? — rotta pubblica per i siti Shopify (</w:t>
-      </w:r>
-      <w:r>
-        <w:rPr/>
-        <w:t xml:space="preserve">/api/province-cities</w:t>
-      </w:r>
-      <w:r>
-        <w:rPr/>
-        <w:t xml:space="preserve">) </w:t>
-      </w:r>
-      <w:r>
-        <w:rPr>
-          <w:b/>
-        </w:rPr>
-        <w:t xml:space="preserve">[RINATA 03/09/2026]</w:t>
-      </w:r>
-    </w:p>
-    <w:p>
-      <w:pPr>
-        <w:spacing w:lineRule="auto"/>
-      </w:pPr>
-      <w:r>
-        <w:rPr/>
-        <w:t xml:space="preserve">Il tema di </w:t>
-      </w:r>
-      <w:r>
-        <w:rPr>
-          <w:b/>
-        </w:rPr>
-        <w:t xml:space="preserve">deluxy.it</w:t>
-      </w:r>
-      <w:r>
-        <w:rPr/>
-        <w:t xml:space="preserve">, per i prodotti </w:t>
-      </w:r>
-      <w:r>
-        <w:rPr/>
-        <w:t xml:space="preserve">non unici</w:t>
-      </w:r>
-      <w:r>
-        <w:rPr/>
-        <w:t xml:space="preserve"> (rose, bouquet, champagne, set…), prima di mettere nel carrello chiede alla piattaforma se la città dell'indirizzo è coperta:</w:t>
-      </w:r>
-    </w:p>
-    <w:p>
-      <w:pPr>
-        <w:spacing w:lineRule="auto"/>
-      </w:pPr>
-      <w:r>
-        <w:rPr>
-          <w:rFonts w:ascii="Courier" w:hAnsi="Courier"/>
-        </w:rPr>
-        <w:t xml:space="preserve">GET https://app.deluxy.it/api/province-cities/MI/Milano      → true GET https://app.deluxy.it/api/province-cities/MI/Rescaldina  → false </w:t>
       </w:r>
     </w:p>
     <w:p>
@@ -21891,17 +21850,19 @@
         <w:rPr>
           <w:b/>
         </w:rPr>
-        <w:t xml:space="preserve">Fuori dal prefisso </w:t>
-      </w:r>
-      <w:r>
-        <w:rPr>
-          <w:b/>
-        </w:rPr>
-        <w:t xml:space="preserve">/api/v1</w:t>
-      </w:r>
-      <w:r>
-        <w:rPr/>
-        <w:t xml:space="preserve">, perché è l'indirizzo che il tema chiama dai tempi del backend legacy (spento il 31/08/2026): cambiarlo avrebbe voluto dire toccare il tema Shopify. Dal 31/08 al 03/09 la rotta non esisteva e il pulsante «Acquista» dei prodotti non unici non faceva nulla.</w:t>
+        <w:t xml:space="preserve">Autenticazione JWT</w:t>
+      </w:r>
+      <w:r>
+        <w:rPr/>
+        <w:t xml:space="preserve">: login → access token con ruoli (admin/expert/partner/operation); </w:t>
+      </w:r>
+      <w:r>
+        <w:rPr/>
+        <w:t xml:space="preserve">/api/users/me</w:t>
+      </w:r>
+      <w:r>
+        <w:rPr/>
+        <w:t xml:space="preserve"> restituisce l'utente corrente.</w:t>
       </w:r>
     </w:p>
     <w:p>
@@ -21916,29 +21877,179 @@
         <w:rPr>
           <w:b/>
         </w:rPr>
-        <w:t xml:space="preserve">Pubblica, sola lettura, un booleano</w:t>
-      </w:r>
-      <w:r>
-        <w:rPr/>
-        <w:t xml:space="preserve">: </w:t>
-      </w:r>
-      <w:r>
-        <w:rPr/>
-        <w:t xml:space="preserve">true</w:t>
-      </w:r>
-      <w:r>
-        <w:rPr/>
-        <w:t xml:space="preserve"> se il nome (senza maiuscole né accenti) è fra le città della provincia in </w:t>
-      </w:r>
-      <w:r>
-        <w:rPr>
-          <w:b/>
-        </w:rPr>
-        <w:t xml:space="preserve">Configurazione → Province</w:t>
-      </w:r>
-      <w:r>
-        <w:rPr/>
-        <w:t xml:space="preserve"> (le 46 importate dal legacy: Milano e hinterland, Como, Monza, Roma, Firenze, Varese, Pavia, Bergamo, Lodi). Per coprire una città nuova basta aggiungerla lì: il sito la vede entro un'ora (cache sul bordo).</w:t>
+        <w:t xml:space="preserve">Convenzioni note</w:t>
+      </w:r>
+      <w:r>
+        <w:rPr/>
+        <w:t xml:space="preserve">: il valet è "expert" (es. </w:t>
+      </w:r>
+      <w:r>
+        <w:rPr/>
+        <w:t xml:space="preserve">/api/experts/delivery/experts</w:t>
+      </w:r>
+      <w:r>
+        <w:rPr/>
+        <w:t xml:space="preserve">); i codici piattaforma vendita sono </w:t>
+      </w:r>
+      <w:r>
+        <w:rPr/>
+        <w:t xml:space="preserve">shopifysale</w:t>
+      </w:r>
+      <w:r>
+        <w:rPr/>
+        <w:t xml:space="preserve">, </w:t>
+      </w:r>
+      <w:r>
+        <w:rPr/>
+        <w:t xml:space="preserve">cakesales</w:t>
+      </w:r>
+      <w:r>
+        <w:rPr/>
+        <w:t xml:space="preserve">, </w:t>
+      </w:r>
+      <w:r>
+        <w:rPr/>
+        <w:t xml:space="preserve">businesssales</w:t>
+      </w:r>
+      <w:r>
+        <w:rPr/>
+        <w:t xml:space="preserve">, </w:t>
+      </w:r>
+      <w:r>
+        <w:rPr/>
+        <w:t xml:space="preserve">flowerssales</w:t>
+      </w:r>
+      <w:r>
+        <w:rPr/>
+        <w:t xml:space="preserve">, </w:t>
+      </w:r>
+      <w:r>
+        <w:rPr/>
+        <w:t xml:space="preserve">deluxyexperiencesales</w:t>
+      </w:r>
+      <w:r>
+        <w:rPr/>
+        <w:t xml:space="preserve">, </w:t>
+      </w:r>
+      <w:r>
+        <w:rPr/>
+        <w:t xml:space="preserve">deluxydotcomsales</w:t>
+      </w:r>
+      <w:r>
+        <w:rPr/>
+        <w:t xml:space="preserve">; gli stati consegna sono </w:t>
+      </w:r>
+      <w:r>
+        <w:rPr/>
+        <w:t xml:space="preserve">created</w:t>
+      </w:r>
+      <w:r>
+        <w:rPr/>
+        <w:t xml:space="preserve">, </w:t>
+      </w:r>
+      <w:r>
+        <w:rPr/>
+        <w:t xml:space="preserve">assigned</w:t>
+      </w:r>
+      <w:r>
+        <w:rPr/>
+        <w:t xml:space="preserve">, </w:t>
+      </w:r>
+      <w:r>
+        <w:rPr/>
+        <w:t xml:space="preserve">delivering</w:t>
+      </w:r>
+      <w:r>
+        <w:rPr/>
+        <w:t xml:space="preserve">, </w:t>
+      </w:r>
+      <w:r>
+        <w:rPr/>
+        <w:t xml:space="preserve">inPreparation</w:t>
+      </w:r>
+      <w:r>
+        <w:rPr/>
+        <w:t xml:space="preserve">, </w:t>
+      </w:r>
+      <w:r>
+        <w:rPr/>
+        <w:t xml:space="preserve">accepted</w:t>
+      </w:r>
+      <w:r>
+        <w:rPr/>
+        <w:t xml:space="preserve">, </w:t>
+      </w:r>
+      <w:r>
+        <w:rPr/>
+        <w:t xml:space="preserve">requestCancellation</w:t>
+      </w:r>
+      <w:r>
+        <w:rPr/>
+        <w:t xml:space="preserve"> (+</w:t>
+      </w:r>
+      <w:r>
+        <w:rPr/>
+        <w:t xml:space="preserve">delivered</w:t>
+      </w:r>
+      <w:r>
+        <w:rPr/>
+        <w:t xml:space="preserve">, </w:t>
+      </w:r>
+      <w:r>
+        <w:rPr/>
+        <w:t xml:space="preserve">notDelivered</w:t>
+      </w:r>
+      <w:r>
+        <w:rPr/>
+        <w:t xml:space="preserve">, </w:t>
+      </w:r>
+      <w:r>
+        <w:rPr/>
+        <w:t xml:space="preserve">cancelled</w:t>
+      </w:r>
+      <w:r>
+        <w:rPr/>
+        <w:t xml:space="preserve"> in storico); i tipi servizio sono </w:t>
+      </w:r>
+      <w:r>
+        <w:rPr/>
+        <w:t xml:space="preserve">sales</w:t>
+      </w:r>
+      <w:r>
+        <w:rPr/>
+        <w:t xml:space="preserve">, </w:t>
+      </w:r>
+      <w:r>
+        <w:rPr/>
+        <w:t xml:space="preserve">hourlyrate</w:t>
+      </w:r>
+      <w:r>
+        <w:rPr/>
+        <w:t xml:space="preserve">, </w:t>
+      </w:r>
+      <w:r>
+        <w:rPr/>
+        <w:t xml:space="preserve">fixedprice</w:t>
+      </w:r>
+      <w:r>
+        <w:rPr/>
+        <w:t xml:space="preserve">, </w:t>
+      </w:r>
+      <w:r>
+        <w:rPr/>
+        <w:t xml:space="preserve">corporate</w:t>
+      </w:r>
+      <w:r>
+        <w:rPr/>
+        <w:t xml:space="preserve">, </w:t>
+      </w:r>
+      <w:r>
+        <w:rPr/>
+        <w:t xml:space="preserve">warehouseservice</w:t>
+      </w:r>
+      <w:r>
+        <w:rPr/>
+        <w:t xml:space="preserve">.</w:t>
       </w:r>
     </w:p>
     <w:p>
@@ -21953,219 +22064,62 @@
         <w:rPr>
           <w:b/>
         </w:rPr>
-        <w:t xml:space="preserve">CORS</w:t>
-      </w:r>
-      <w:r>
-        <w:rPr/>
-        <w:t xml:space="preserve"> solo per gli origin dei siti Deluxy (</w:t>
-      </w:r>
-      <w:r>
-        <w:rPr/>
+        <w:t xml:space="preserve">API key partner</w:t>
+      </w:r>
+      <w:r>
+        <w:rPr/>
+        <w:t xml:space="preserve"> (WooCommerce) generabile in autonomia dalla scheda partner; garantisce l'accesso alle API di invio ordini.</w:t>
+      </w:r>
+    </w:p>
+    <w:p>
+      <w:pPr>
+        <w:pStyle w:val="Heading3"/>
+        <w:spacing w:lineRule="auto"/>
+      </w:pPr>
+      <w:r>
+        <w:rPr/>
+        <w:t xml:space="preserve">La città è coperta? — rotta pubblica per i siti Shopify (</w:t>
+      </w:r>
+      <w:r>
+        <w:rPr/>
+        <w:t xml:space="preserve">/api/province-cities</w:t>
+      </w:r>
+      <w:r>
+        <w:rPr/>
+        <w:t xml:space="preserve">) </w:t>
+      </w:r>
+      <w:r>
+        <w:rPr>
+          <w:b/>
+        </w:rPr>
+        <w:t xml:space="preserve">[RINATA 03/09/2026]</w:t>
+      </w:r>
+    </w:p>
+    <w:p>
+      <w:pPr>
+        <w:spacing w:lineRule="auto"/>
+      </w:pPr>
+      <w:r>
+        <w:rPr/>
+        <w:t xml:space="preserve">Il tema di </w:t>
+      </w:r>
+      <w:r>
+        <w:rPr>
+          <w:b/>
+        </w:rPr>
         <w:t xml:space="preserve">deluxy.it</w:t>
       </w:r>
       <w:r>
         <w:rPr/>
-        <w:t xml:space="preserve">, </w:t>
-      </w:r>
-      <w:r>
-        <w:rPr/>
-        <w:t xml:space="preserve">www.deluxy.it</w:t>
-      </w:r>
-      <w:r>
-        <w:rPr/>
-        <w:t xml:space="preserve">, </w:t>
-      </w:r>
-      <w:r>
-        <w:rPr/>
-        <w:t xml:space="preserve">deluxygifts.myshopify.com</w:t>
-      </w:r>
-      <w:r>
-        <w:rPr/>
-        <w:t xml:space="preserve">, più quelli in </w:t>
-      </w:r>
-      <w:r>
-        <w:rPr/>
-        <w:t xml:space="preserve">CORS_SITI_ORIGINS</w:t>
-      </w:r>
-      <w:r>
-        <w:rPr/>
-        <w:t xml:space="preserve">); risponde anche al preflight </w:t>
-      </w:r>
-      <w:r>
-        <w:rPr/>
-        <w:t xml:space="preserve">OPTIONS</w:t>
-      </w:r>
-      <w:r>
-        <w:rPr/>
-        <w:t xml:space="preserve">.</w:t>
-      </w:r>
-    </w:p>
-    <w:p>
-      <w:pPr>
-        <w:pStyle w:val="Heading3"/>
-        <w:spacing w:lineRule="auto"/>
-      </w:pPr>
-      <w:r>
-        <w:rPr/>
-        <w:t xml:space="preserve">Richieste (</w:t>
-      </w:r>
-      <w:r>
-        <w:rPr/>
-        <w:t xml:space="preserve">/richieste</w:t>
-      </w:r>
-      <w:r>
-        <w:rPr/>
-        <w:t xml:space="preserve">) </w:t>
-      </w:r>
-      <w:r>
-        <w:rPr>
-          <w:b/>
-        </w:rPr>
-        <w:t xml:space="preserve">[NUOVO 28/08/2026]</w:t>
-      </w:r>
-    </w:p>
-    <w:p>
-      <w:pPr>
-        <w:spacing w:lineRule="auto"/>
-      </w:pPr>
-      <w:r>
-        <w:rPr>
-          <w:b/>
-        </w:rPr>
-        <w:t xml:space="preserve">Operatività → Richieste</w:t>
-      </w:r>
-      <w:r>
-        <w:rPr/>
-        <w:t xml:space="preserve">, per </w:t>
-      </w:r>
-      <w:r>
-        <w:rPr>
-          <w:b/>
-        </w:rPr>
-        <w:t xml:space="preserve">Admin</w:t>
-      </w:r>
-      <w:r>
-        <w:rPr/>
-        <w:t xml:space="preserve"> e </w:t>
-      </w:r>
-      <w:r>
-        <w:rPr>
-          <w:b/>
-        </w:rPr>
-        <w:t xml:space="preserve">Operation</w:t>
-      </w:r>
-      <w:r>
-        <w:rPr/>
-        <w:t xml:space="preserve"> — e il </w:t>
-      </w:r>
-      <w:r>
-        <w:rPr>
-          <w:b/>
-        </w:rPr>
-        <w:t xml:space="preserve">Customer Service</w:t>
-      </w:r>
-      <w:r>
-        <w:rPr/>
-        <w:t xml:space="preserve"> è un Operation (</w:t>
-      </w:r>
-      <w:r>
-        <w:rPr/>
-        <w:t xml:space="preserve">operationRole = customer_service</w:t>
-      </w:r>
-      <w:r>
-        <w:rPr/>
-        <w:t xml:space="preserve">), quindi è già dentro senza un ruolo nuovo.</w:t>
-      </w:r>
-    </w:p>
-    <w:p>
-      <w:pPr>
-        <w:spacing w:lineRule="auto"/>
-      </w:pPr>
-      <w:r>
-        <w:rPr/>
-        <w:t xml:space="preserve">È la </w:t>
-      </w:r>
-      <w:r>
-        <w:rPr>
-          <w:b/>
-        </w:rPr>
-        <w:t xml:space="preserve">posta in arrivo delle domande di consegna</w:t>
-      </w:r>
-      <w:r>
-        <w:rPr/>
-        <w:t xml:space="preserve"> scritte a parole dalle altre app di Deluxy. Chi manda — il Customer Service da una chat, Scout da una visita, un fornitore al telefono — </w:t>
-      </w:r>
-      <w:r>
-        <w:rPr>
-          <w:b/>
-        </w:rPr>
-        <w:t xml:space="preserve">non compila un modulo di venti campi che non ha sotto mano</w:t>
-      </w:r>
-      <w:r>
-        <w:rPr/>
-        <w:t xml:space="preserve">: scrive quello che sa, e qui una persona legge e decide.</w:t>
-      </w:r>
-    </w:p>
-    <w:p>
-      <w:pPr>
-        <w:spacing w:lineRule="auto"/>
-      </w:pPr>
-      <w:r>
-        <w:rPr/>
-        <w:t xml:space="preserve">⚠️ </w:t>
-      </w:r>
-      <w:r>
-        <w:rPr>
-          <w:b/>
-        </w:rPr>
-        <w:t xml:space="preserve">Una richiesta non è una consegna: è una domanda.</w:t>
-      </w:r>
-      <w:r>
-        <w:rPr/>
-        <w:t xml:space="preserve"> Nasce </w:t>
-      </w:r>
-      <w:r>
-        <w:rPr/>
-        <w:t xml:space="preserve">nuova</w:t>
-      </w:r>
-      <w:r>
-        <w:rPr/>
-        <w:t xml:space="preserve"> e diventa una consegna </w:t>
-      </w:r>
-      <w:r>
-        <w:rPr>
-          <w:b/>
-        </w:rPr>
-        <w:t xml:space="preserve">solo quando qualcuno la accetta</w:t>
-      </w:r>
-      <w:r>
-        <w:rPr/>
-        <w:t xml:space="preserve">. Farla diventare consegna da sola vorrebbe dire mandare un valet su un indirizzo che nessuno ha riletto — e il giro dei valet costa denaro vero.</w:t>
-      </w:r>
-    </w:p>
-    <w:p>
-      <w:pPr>
-        <w:spacing w:lineRule="auto"/>
-      </w:pPr>
-      <w:r>
-        <w:rPr>
-          <w:b/>
-        </w:rPr>
-        <w:t xml:space="preserve">Come arriva.</w:t>
-      </w:r>
-      <w:r>
-        <w:rPr/>
-        <w:t xml:space="preserve"> Sul canale app-to-app, con una chiave di </w:t>
-      </w:r>
-      <w:r>
-        <w:rPr>
-          <w:b/>
-        </w:rPr>
-        <w:t xml:space="preserve">scrittura</w:t>
-      </w:r>
-      <w:r>
-        <w:rPr/>
-        <w:t xml:space="preserve">:</w:t>
+        <w:t xml:space="preserve">, per i prodotti </w:t>
+      </w:r>
+      <w:r>
+        <w:rPr/>
+        <w:t xml:space="preserve">non unici</w:t>
+      </w:r>
+      <w:r>
+        <w:rPr/>
+        <w:t xml:space="preserve"> (rose, bouquet, champagne, set…), prima di mettere nel carrello chiede alla piattaforma se la città dell'indirizzo è coperta:</w:t>
       </w:r>
     </w:p>
     <w:p>
@@ -22176,7 +22130,7 @@
         <w:rPr>
           <w:rFonts w:ascii="Courier" w:hAnsi="Courier"/>
         </w:rPr>
-        <w:t xml:space="preserve">POST /api/v1/app/richieste       x-api-key: &lt;chiave con scrittura&gt; { "testo": "…", "riferimento": "ORD-1234", "contatto": "marta@…" } </w:t>
+        <w:t xml:space="preserve">GET https://app.deluxy.it/api/province-cities/MI/Milano      → true GET https://app.deluxy.it/api/province-cities/MI/Rescaldina  → false </w:t>
       </w:r>
     </w:p>
     <w:p>
@@ -22188,26 +22142,20 @@
         <w:spacing w:lineRule="auto"/>
       </w:pPr>
       <w:r>
-        <w:rPr/>
-        <w:t xml:space="preserve">Una chiave di </w:t>
-      </w:r>
-      <w:r>
-        <w:rPr>
-          <w:b/>
-        </w:rPr>
-        <w:t xml:space="preserve">sola lettura viene rifiutata</w:t>
-      </w:r>
-      <w:r>
-        <w:rPr/>
-        <w:t xml:space="preserve"> (</w:t>
-      </w:r>
-      <w:r>
-        <w:rPr/>
-        <w:t xml:space="preserve">401</w:t>
-      </w:r>
-      <w:r>
-        <w:rPr/>
-        <w:t xml:space="preserve">): mandare richieste è scrivere.</w:t>
+        <w:rPr>
+          <w:b/>
+        </w:rPr>
+        <w:t xml:space="preserve">Fuori dal prefisso </w:t>
+      </w:r>
+      <w:r>
+        <w:rPr>
+          <w:b/>
+        </w:rPr>
+        <w:t xml:space="preserve">/api/v1</w:t>
+      </w:r>
+      <w:r>
+        <w:rPr/>
+        <w:t xml:space="preserve">, perché è l'indirizzo che il tema chiama dai tempi del backend legacy (spento il 31/08/2026): cambiarlo avrebbe voluto dire toccare il tema Shopify. Dal 31/08 al 03/09 la rotta non esisteva e il pulsante «Acquista» dei prodotti non unici non faceva nulla.</w:t>
       </w:r>
     </w:p>
     <w:p>
@@ -22219,28 +22167,32 @@
         <w:spacing w:lineRule="auto"/>
       </w:pPr>
       <w:r>
-        <w:rPr/>
-        <w:t xml:space="preserve">L'</w:t>
-      </w:r>
-      <w:r>
-        <w:rPr>
-          <w:b/>
-        </w:rPr>
-        <w:t xml:space="preserve">origine</w:t>
-      </w:r>
-      <w:r>
-        <w:rPr/>
-        <w:t xml:space="preserve"> registrata è il </w:t>
-      </w:r>
-      <w:r>
-        <w:rPr>
-          <w:b/>
-        </w:rPr>
-        <w:t xml:space="preserve">nome della chiave</w:t>
-      </w:r>
-      <w:r>
-        <w:rPr/>
-        <w:t xml:space="preserve">, non un'etichetta generica: fra un mese si deve poter capire con chi parlare.</w:t>
+        <w:rPr>
+          <w:b/>
+        </w:rPr>
+        <w:t xml:space="preserve">Pubblica, sola lettura, un booleano</w:t>
+      </w:r>
+      <w:r>
+        <w:rPr/>
+        <w:t xml:space="preserve">: </w:t>
+      </w:r>
+      <w:r>
+        <w:rPr/>
+        <w:t xml:space="preserve">true</w:t>
+      </w:r>
+      <w:r>
+        <w:rPr/>
+        <w:t xml:space="preserve"> se il nome (senza maiuscole né accenti) è fra le città della provincia in </w:t>
+      </w:r>
+      <w:r>
+        <w:rPr>
+          <w:b/>
+        </w:rPr>
+        <w:t xml:space="preserve">Configurazione → Province</w:t>
+      </w:r>
+      <w:r>
+        <w:rPr/>
+        <w:t xml:space="preserve"> (le 46 importate dal legacy: Milano e hinterland, Como, Monza, Roma, Firenze, Varese, Pavia, Bergamo, Lodi). Per coprire una città nuova basta aggiungerla lì: il sito la vede entro un'ora (cache sul bordo).</w:t>
       </w:r>
     </w:p>
     <w:p>
@@ -22255,98 +22207,230 @@
         <w:rPr>
           <w:b/>
         </w:rPr>
-        <w:t xml:space="preserve">Idempotente sul riferimento</w:t>
-      </w:r>
-      <w:r>
-        <w:rPr/>
-        <w:t xml:space="preserve">: la stessa app che ritenta lo stesso </w:t>
-      </w:r>
-      <w:r>
-        <w:rPr/>
-        <w:t xml:space="preserve">riferimento</w:t>
-      </w:r>
-      <w:r>
-        <w:rPr>
-          <w:b/>
-        </w:rPr>
-        <w:t xml:space="preserve">non crea un doppione</w:t>
-      </w:r>
-      <w:r>
-        <w:rPr/>
-        <w:t xml:space="preserve">, si rilegge quella che c'è già (</w:t>
-      </w:r>
-      <w:r>
-        <w:rPr/>
-        <w:t xml:space="preserve">giaEsistente: true</w:t>
-      </w:r>
-      <w:r>
-        <w:rPr/>
-        <w:t xml:space="preserve">). Chi manda ritenta spesso — un timeout, un cron che ripassa — e due richieste identiche in lista sono due persone che lavorano la stessa cosa.</w:t>
-      </w:r>
-    </w:p>
-    <w:p>
-      <w:pPr>
-        <w:numPr>
-          <w:ilvl w:val="0"/>
-          <w:numId w:val="45"/>
-        </w:numPr>
-        <w:spacing w:lineRule="auto"/>
-      </w:pPr>
-      <w:r>
-        <w:rPr/>
-        <w:t xml:space="preserve">Il testo sotto i </w:t>
-      </w:r>
-      <w:r>
-        <w:rPr>
-          <w:b/>
-        </w:rPr>
-        <w:t xml:space="preserve">10 caratteri</w:t>
-      </w:r>
-      <w:r>
-        <w:rPr/>
-        <w:t xml:space="preserve"> è rifiutato: «ok» non è una richiesta, è una chiamata partita per sbaglio.</w:t>
-      </w:r>
-    </w:p>
-    <w:p>
-      <w:pPr>
-        <w:numPr>
-          <w:ilvl w:val="0"/>
-          <w:numId w:val="45"/>
-        </w:numPr>
-        <w:spacing w:lineRule="auto"/>
-      </w:pPr>
-      <w:r>
-        <w:rPr/>
-        <w:t xml:space="preserve">L'esito si rilegge con </w:t>
-      </w:r>
-      <w:r>
-        <w:rPr/>
-        <w:t xml:space="preserve">GET /api/v1/app/richieste/:riferimento</w:t>
-      </w:r>
-      <w:r>
-        <w:rPr/>
-        <w:t xml:space="preserve">, e </w:t>
-      </w:r>
-      <w:r>
-        <w:rPr>
-          <w:b/>
-        </w:rPr>
-        <w:t xml:space="preserve">solo dentro la propria origine</w:t>
-      </w:r>
-      <w:r>
-        <w:rPr/>
-        <w:t xml:space="preserve">: un'altra app non legge le richieste altrui indovinandone il riferimento.</w:t>
-      </w:r>
-    </w:p>
-    <w:p>
-      <w:pPr>
-        <w:spacing w:lineRule="auto"/>
-      </w:pPr>
-      <w:r>
-        <w:rPr>
-          <w:b/>
-        </w:rPr>
-        <w:t xml:space="preserve">Cosa si fa in pagina.</w:t>
+        <w:t xml:space="preserve">CORS</w:t>
+      </w:r>
+      <w:r>
+        <w:rPr/>
+        <w:t xml:space="preserve"> solo per gli origin dei siti Deluxy (</w:t>
+      </w:r>
+      <w:r>
+        <w:rPr/>
+        <w:t xml:space="preserve">deluxy.it</w:t>
+      </w:r>
+      <w:r>
+        <w:rPr/>
+        <w:t xml:space="preserve">, </w:t>
+      </w:r>
+      <w:r>
+        <w:rPr/>
+        <w:t xml:space="preserve">www.deluxy.it</w:t>
+      </w:r>
+      <w:r>
+        <w:rPr/>
+        <w:t xml:space="preserve">, </w:t>
+      </w:r>
+      <w:r>
+        <w:rPr/>
+        <w:t xml:space="preserve">deluxygifts.myshopify.com</w:t>
+      </w:r>
+      <w:r>
+        <w:rPr/>
+        <w:t xml:space="preserve">, più quelli in </w:t>
+      </w:r>
+      <w:r>
+        <w:rPr/>
+        <w:t xml:space="preserve">CORS_SITI_ORIGINS</w:t>
+      </w:r>
+      <w:r>
+        <w:rPr/>
+        <w:t xml:space="preserve">); risponde anche al preflight </w:t>
+      </w:r>
+      <w:r>
+        <w:rPr/>
+        <w:t xml:space="preserve">OPTIONS</w:t>
+      </w:r>
+      <w:r>
+        <w:rPr/>
+        <w:t xml:space="preserve">.</w:t>
+      </w:r>
+    </w:p>
+    <w:p>
+      <w:pPr>
+        <w:pStyle w:val="Heading3"/>
+        <w:spacing w:lineRule="auto"/>
+      </w:pPr>
+      <w:r>
+        <w:rPr/>
+        <w:t xml:space="preserve">Richieste (</w:t>
+      </w:r>
+      <w:r>
+        <w:rPr/>
+        <w:t xml:space="preserve">/richieste</w:t>
+      </w:r>
+      <w:r>
+        <w:rPr/>
+        <w:t xml:space="preserve">) </w:t>
+      </w:r>
+      <w:r>
+        <w:rPr>
+          <w:b/>
+        </w:rPr>
+        <w:t xml:space="preserve">[NUOVO 28/08/2026]</w:t>
+      </w:r>
+    </w:p>
+    <w:p>
+      <w:pPr>
+        <w:spacing w:lineRule="auto"/>
+      </w:pPr>
+      <w:r>
+        <w:rPr>
+          <w:b/>
+        </w:rPr>
+        <w:t xml:space="preserve">Operatività → Richieste</w:t>
+      </w:r>
+      <w:r>
+        <w:rPr/>
+        <w:t xml:space="preserve">, per </w:t>
+      </w:r>
+      <w:r>
+        <w:rPr>
+          <w:b/>
+        </w:rPr>
+        <w:t xml:space="preserve">Admin</w:t>
+      </w:r>
+      <w:r>
+        <w:rPr/>
+        <w:t xml:space="preserve"> e </w:t>
+      </w:r>
+      <w:r>
+        <w:rPr>
+          <w:b/>
+        </w:rPr>
+        <w:t xml:space="preserve">Operation</w:t>
+      </w:r>
+      <w:r>
+        <w:rPr/>
+        <w:t xml:space="preserve"> — e il </w:t>
+      </w:r>
+      <w:r>
+        <w:rPr>
+          <w:b/>
+        </w:rPr>
+        <w:t xml:space="preserve">Customer Service</w:t>
+      </w:r>
+      <w:r>
+        <w:rPr/>
+        <w:t xml:space="preserve"> è un Operation (</w:t>
+      </w:r>
+      <w:r>
+        <w:rPr/>
+        <w:t xml:space="preserve">operationRole = customer_service</w:t>
+      </w:r>
+      <w:r>
+        <w:rPr/>
+        <w:t xml:space="preserve">), quindi è già dentro senza un ruolo nuovo.</w:t>
+      </w:r>
+    </w:p>
+    <w:p>
+      <w:pPr>
+        <w:spacing w:lineRule="auto"/>
+      </w:pPr>
+      <w:r>
+        <w:rPr/>
+        <w:t xml:space="preserve">È la </w:t>
+      </w:r>
+      <w:r>
+        <w:rPr>
+          <w:b/>
+        </w:rPr>
+        <w:t xml:space="preserve">posta in arrivo delle domande di consegna</w:t>
+      </w:r>
+      <w:r>
+        <w:rPr/>
+        <w:t xml:space="preserve"> scritte a parole dalle altre app di Deluxy. Chi manda — il Customer Service da una chat, Scout da una visita, un fornitore al telefono — </w:t>
+      </w:r>
+      <w:r>
+        <w:rPr>
+          <w:b/>
+        </w:rPr>
+        <w:t xml:space="preserve">non compila un modulo di venti campi che non ha sotto mano</w:t>
+      </w:r>
+      <w:r>
+        <w:rPr/>
+        <w:t xml:space="preserve">: scrive quello che sa, e qui una persona legge e decide.</w:t>
+      </w:r>
+    </w:p>
+    <w:p>
+      <w:pPr>
+        <w:spacing w:lineRule="auto"/>
+      </w:pPr>
+      <w:r>
+        <w:rPr/>
+        <w:t xml:space="preserve">⚠️ </w:t>
+      </w:r>
+      <w:r>
+        <w:rPr>
+          <w:b/>
+        </w:rPr>
+        <w:t xml:space="preserve">Una richiesta non è una consegna: è una domanda.</w:t>
+      </w:r>
+      <w:r>
+        <w:rPr/>
+        <w:t xml:space="preserve"> Nasce </w:t>
+      </w:r>
+      <w:r>
+        <w:rPr/>
+        <w:t xml:space="preserve">nuova</w:t>
+      </w:r>
+      <w:r>
+        <w:rPr/>
+        <w:t xml:space="preserve"> e diventa una consegna </w:t>
+      </w:r>
+      <w:r>
+        <w:rPr>
+          <w:b/>
+        </w:rPr>
+        <w:t xml:space="preserve">solo quando qualcuno la accetta</w:t>
+      </w:r>
+      <w:r>
+        <w:rPr/>
+        <w:t xml:space="preserve">. Farla diventare consegna da sola vorrebbe dire mandare un valet su un indirizzo che nessuno ha riletto — e il giro dei valet costa denaro vero.</w:t>
+      </w:r>
+    </w:p>
+    <w:p>
+      <w:pPr>
+        <w:spacing w:lineRule="auto"/>
+      </w:pPr>
+      <w:r>
+        <w:rPr>
+          <w:b/>
+        </w:rPr>
+        <w:t xml:space="preserve">Come arriva.</w:t>
+      </w:r>
+      <w:r>
+        <w:rPr/>
+        <w:t xml:space="preserve"> Sul canale app-to-app, con una chiave di </w:t>
+      </w:r>
+      <w:r>
+        <w:rPr>
+          <w:b/>
+        </w:rPr>
+        <w:t xml:space="preserve">scrittura</w:t>
+      </w:r>
+      <w:r>
+        <w:rPr/>
+        <w:t xml:space="preserve">:</w:t>
+      </w:r>
+    </w:p>
+    <w:p>
+      <w:pPr>
+        <w:spacing w:lineRule="auto"/>
+      </w:pPr>
+      <w:r>
+        <w:rPr>
+          <w:rFonts w:ascii="Courier" w:hAnsi="Courier"/>
+        </w:rPr>
+        <w:t xml:space="preserve">POST /api/v1/app/richieste       x-api-key: &lt;chiave con scrittura&gt; { "testo": "…", "riferimento": "ORD-1234", "contatto": "marta@…" } </w:t>
       </w:r>
     </w:p>
     <w:p>
@@ -22359,57 +22443,25 @@
       </w:pPr>
       <w:r>
         <w:rPr/>
-        <w:t xml:space="preserve">Filtri a pillola per stato — </w:t>
-      </w:r>
-      <w:r>
-        <w:rPr/>
-        <w:t xml:space="preserve">Nuove</w:t>
-      </w:r>
-      <w:r>
-        <w:rPr/>
-        <w:t xml:space="preserve"> (col </w:t>
-      </w:r>
-      <w:r>
-        <w:rPr>
-          <w:b/>
-        </w:rPr>
-        <w:t xml:space="preserve">pallino rosso</w:t>
-      </w:r>
-      <w:r>
-        <w:rPr/>
-        <w:t xml:space="preserve"> di quante nessuno ha ancora guardato), </w:t>
-      </w:r>
-      <w:r>
-        <w:rPr/>
-        <w:t xml:space="preserve">In lavorazione</w:t>
-      </w:r>
-      <w:r>
-        <w:rPr/>
-        <w:t xml:space="preserve">, </w:t>
-      </w:r>
-      <w:r>
-        <w:rPr/>
-        <w:t xml:space="preserve">Accettate</w:t>
-      </w:r>
-      <w:r>
-        <w:rPr/>
-        <w:t xml:space="preserve">, </w:t>
-      </w:r>
-      <w:r>
-        <w:rPr/>
-        <w:t xml:space="preserve">Rifiutate</w:t>
-      </w:r>
-      <w:r>
-        <w:rPr/>
-        <w:t xml:space="preserve">, </w:t>
-      </w:r>
-      <w:r>
-        <w:rPr/>
-        <w:t xml:space="preserve">Tutte</w:t>
-      </w:r>
-      <w:r>
-        <w:rPr/>
-        <w:t xml:space="preserve">.</w:t>
+        <w:t xml:space="preserve">Una chiave di </w:t>
+      </w:r>
+      <w:r>
+        <w:rPr>
+          <w:b/>
+        </w:rPr>
+        <w:t xml:space="preserve">sola lettura viene rifiutata</w:t>
+      </w:r>
+      <w:r>
+        <w:rPr/>
+        <w:t xml:space="preserve"> (</w:t>
+      </w:r>
+      <w:r>
+        <w:rPr/>
+        <w:t xml:space="preserve">401</w:t>
+      </w:r>
+      <w:r>
+        <w:rPr/>
+        <w:t xml:space="preserve">): mandare richieste è scrivere.</w:t>
       </w:r>
     </w:p>
     <w:p>
@@ -22422,17 +22474,27 @@
       </w:pPr>
       <w:r>
         <w:rPr/>
-        <w:t xml:space="preserve">Il </w:t>
-      </w:r>
-      <w:r>
-        <w:rPr>
-          <w:b/>
-        </w:rPr>
-        <w:t xml:space="preserve">testo si mostra com'è arrivato</w:t>
-      </w:r>
-      <w:r>
-        <w:rPr/>
-        <w:t xml:space="preserve">, a capo compresi: è la fonte, e riformattarlo vorrebbe dire interpretarlo prima che lo legga una persona.</w:t>
+        <w:t xml:space="preserve">L'</w:t>
+      </w:r>
+      <w:r>
+        <w:rPr>
+          <w:b/>
+        </w:rPr>
+        <w:t xml:space="preserve">origine</w:t>
+      </w:r>
+      <w:r>
+        <w:rPr/>
+        <w:t xml:space="preserve"> registrata è il </w:t>
+      </w:r>
+      <w:r>
+        <w:rPr>
+          <w:b/>
+        </w:rPr>
+        <w:t xml:space="preserve">nome della chiave</w:t>
+      </w:r>
+      <w:r>
+        <w:rPr/>
+        <w:t xml:space="preserve">, non un'etichetta generica: fra un mese si deve poter capire con chi parlare.</w:t>
       </w:r>
     </w:p>
     <w:p>
@@ -22447,49 +22509,33 @@
         <w:rPr>
           <w:b/>
         </w:rPr>
-        <w:t xml:space="preserve">Crea consegna</w:t>
-      </w:r>
-      <w:r>
-        <w:rPr/>
-        <w:t xml:space="preserve"> porta al modulo della consegna col testo </w:t>
-      </w:r>
-      <w:r>
-        <w:rPr>
-          <w:b/>
-        </w:rPr>
-        <w:t xml:space="preserve">già dentro il pannello «Compila con l'AI»</w:t>
-      </w:r>
-      <w:r>
-        <w:rPr/>
-        <w:t xml:space="preserve">, aperto: l'AI </w:t>
-      </w:r>
-      <w:r>
-        <w:rPr/>
-        <w:t xml:space="preserve">propone</w:t>
-      </w:r>
-      <w:r>
-        <w:rPr/>
-        <w:t xml:space="preserve"> i campi, che restano tutti correggibili prima di salvare. Salvata la consegna, la richiesta diventa </w:t>
-      </w:r>
-      <w:r>
-        <w:rPr>
-          <w:b/>
-        </w:rPr>
-        <w:t xml:space="preserve">accettata</w:t>
-      </w:r>
-      <w:r>
-        <w:rPr/>
-        <w:t xml:space="preserve"> e le resta </w:t>
-      </w:r>
-      <w:r>
-        <w:rPr>
-          <w:b/>
-        </w:rPr>
-        <w:t xml:space="preserve">collegato il numero</w:t>
-      </w:r>
-      <w:r>
-        <w:rPr/>
-        <w:t xml:space="preserve"> della consegna nata.</w:t>
+        <w:t xml:space="preserve">Idempotente sul riferimento</w:t>
+      </w:r>
+      <w:r>
+        <w:rPr/>
+        <w:t xml:space="preserve">: la stessa app che ritenta lo stesso </w:t>
+      </w:r>
+      <w:r>
+        <w:rPr/>
+        <w:t xml:space="preserve">riferimento</w:t>
+      </w:r>
+      <w:r>
+        <w:rPr>
+          <w:b/>
+        </w:rPr>
+        <w:t xml:space="preserve">non crea un doppione</w:t>
+      </w:r>
+      <w:r>
+        <w:rPr/>
+        <w:t xml:space="preserve">, si rilegge quella che c'è già (</w:t>
+      </w:r>
+      <w:r>
+        <w:rPr/>
+        <w:t xml:space="preserve">giaEsistente: true</w:t>
+      </w:r>
+      <w:r>
+        <w:rPr/>
+        <w:t xml:space="preserve">). Chi manda ritenta spesso — un timeout, un cron che ripassa — e due richieste identiche in lista sono due persone che lavorano la stessa cosa.</w:t>
       </w:r>
     </w:p>
     <w:p>
@@ -22501,22 +22547,18 @@
         <w:spacing w:lineRule="auto"/>
       </w:pPr>
       <w:r>
-        <w:rPr>
-          <w:b/>
-        </w:rPr>
-        <w:t xml:space="preserve">Prendi in carico</w:t>
-      </w:r>
-      <w:r>
-        <w:rPr/>
-        <w:t xml:space="preserve"> la mette </w:t>
-      </w:r>
-      <w:r>
-        <w:rPr/>
-        <w:t xml:space="preserve">in lavorazione</w:t>
-      </w:r>
-      <w:r>
-        <w:rPr/>
-        <w:t xml:space="preserve">: chi altro apre la pagina sa che ci sta già lavorando qualcuno.</w:t>
+        <w:rPr/>
+        <w:t xml:space="preserve">Il testo sotto i </w:t>
+      </w:r>
+      <w:r>
+        <w:rPr>
+          <w:b/>
+        </w:rPr>
+        <w:t xml:space="preserve">10 caratteri</w:t>
+      </w:r>
+      <w:r>
+        <w:rPr/>
+        <w:t xml:space="preserve"> è rifiutato: «ok» non è una richiesta, è una chiamata partita per sbaglio.</w:t>
       </w:r>
     </w:p>
     <w:p>
@@ -22528,147 +22570,37 @@
         <w:spacing w:lineRule="auto"/>
       </w:pPr>
       <w:r>
-        <w:rPr>
-          <w:b/>
-        </w:rPr>
-        <w:t xml:space="preserve">Rifiuta</w:t>
-      </w:r>
-      <w:r>
-        <w:rPr/>
-        <w:t xml:space="preserve"> chiede un </w:t>
-      </w:r>
-      <w:r>
-        <w:rPr>
-          <w:b/>
-        </w:rPr>
-        <w:t xml:space="preserve">motivo obbligatorio</w:t>
-      </w:r>
-      <w:r>
-        <w:rPr/>
-        <w:t xml:space="preserve"> — lo pretende anche il server: chi ha mandato la richiesta legge l'esito, e un «no» muto si trasforma in una seconda richiesta identica.</w:t>
-      </w:r>
-    </w:p>
-    <w:p>
-      <w:pPr>
-        <w:numPr>
-          <w:ilvl w:val="0"/>
-          <w:numId w:val="46"/>
-        </w:numPr>
-        <w:spacing w:lineRule="auto"/>
-      </w:pPr>
-      <w:r>
-        <w:rPr/>
-        <w:t xml:space="preserve">Su accettata e rifiutata resta scritto </w:t>
-      </w:r>
-      <w:r>
-        <w:rPr>
-          <w:b/>
-        </w:rPr>
-        <w:t xml:space="preserve">chi ha deciso e quando</w:t>
-      </w:r>
-      <w:r>
-        <w:rPr/>
-        <w:t xml:space="preserve">.</w:t>
-      </w:r>
-    </w:p>
-    <w:p>
-      <w:pPr>
-        <w:numPr>
-          <w:ilvl w:val="0"/>
-          <w:numId w:val="46"/>
-        </w:numPr>
-        <w:spacing w:lineRule="auto"/>
-      </w:pPr>
-      <w:r>
-        <w:rPr>
-          <w:b/>
-        </w:rPr>
-        <w:t xml:space="preserve">Registra a mano</w:t>
-      </w:r>
-      <w:r>
-        <w:rPr/>
-        <w:t xml:space="preserve"> serve quando la richiesta arriva al telefono e non da un'app: l'origine diventa </w:t>
-      </w:r>
-      <w:r>
-        <w:rPr/>
-        <w:t xml:space="preserve">manuale · &lt;email di chi l'ha registrata&gt;</w:t>
-      </w:r>
-      <w:r>
-        <w:rPr/>
-        <w:t xml:space="preserve">.</w:t>
-      </w:r>
-    </w:p>
-    <w:p>
-      <w:pPr>
-        <w:pStyle w:val="Heading3"/>
-        <w:spacing w:lineRule="auto"/>
-      </w:pPr>
-      <w:r>
-        <w:rPr/>
-        <w:t xml:space="preserve">Chiavi delle app (</w:t>
-      </w:r>
-      <w:r>
-        <w:rPr/>
-        <w:t xml:space="preserve">/api-keys</w:t>
-      </w:r>
-      <w:r>
-        <w:rPr/>
-        <w:t xml:space="preserve">) </w:t>
-      </w:r>
-      <w:r>
-        <w:rPr>
-          <w:b/>
-        </w:rPr>
-        <w:t xml:space="preserve">[NUOVO 28/08/2026]</w:t>
-      </w:r>
-    </w:p>
-    <w:p>
-      <w:pPr>
-        <w:spacing w:lineRule="auto"/>
-      </w:pPr>
-      <w:r>
-        <w:rPr>
-          <w:b/>
-        </w:rPr>
-        <w:t xml:space="preserve">Configurazione → Chiavi delle app</w:t>
-      </w:r>
-      <w:r>
-        <w:rPr/>
-        <w:t xml:space="preserve">, solo </w:t>
-      </w:r>
-      <w:r>
-        <w:rPr>
-          <w:b/>
-        </w:rPr>
-        <w:t xml:space="preserve">Admin</w:t>
-      </w:r>
-      <w:r>
-        <w:rPr/>
-        <w:t xml:space="preserve">: le chiavi con cui le </w:t>
-      </w:r>
-      <w:r>
-        <w:rPr/>
-        <w:t xml:space="preserve">altre app di Deluxy</w:t>
-      </w:r>
-      <w:r>
-        <w:rPr/>
-        <w:t xml:space="preserve"> (Orders, Budgets, Customer Service, Scout…) chiamano questa piattaforma sul canale </w:t>
-      </w:r>
-      <w:r>
-        <w:rPr/>
-        <w:t xml:space="preserve">/api/v1/app/*</w:t>
-      </w:r>
-      <w:r>
-        <w:rPr/>
-        <w:t xml:space="preserve">, presentandosi con l'intestazione </w:t>
-      </w:r>
-      <w:r>
-        <w:rPr/>
-        <w:t xml:space="preserve">x-api-key</w:t>
-      </w:r>
-      <w:r>
-        <w:rPr/>
-        <w:t xml:space="preserve">.</w:t>
+        <w:rPr/>
+        <w:t xml:space="preserve">L'esito si rilegge con </w:t>
+      </w:r>
+      <w:r>
+        <w:rPr/>
+        <w:t xml:space="preserve">GET /api/v1/app/richieste/:riferimento</w:t>
+      </w:r>
+      <w:r>
+        <w:rPr/>
+        <w:t xml:space="preserve">, e </w:t>
+      </w:r>
+      <w:r>
+        <w:rPr>
+          <w:b/>
+        </w:rPr>
+        <w:t xml:space="preserve">solo dentro la propria origine</w:t>
+      </w:r>
+      <w:r>
+        <w:rPr/>
+        <w:t xml:space="preserve">: un'altra app non legge le richieste altrui indovinandone il riferimento.</w:t>
+      </w:r>
+    </w:p>
+    <w:p>
+      <w:pPr>
+        <w:spacing w:lineRule="auto"/>
+      </w:pPr>
+      <w:r>
+        <w:rPr>
+          <w:b/>
+        </w:rPr>
+        <w:t xml:space="preserve">Cosa si fa in pagina.</w:t>
       </w:r>
     </w:p>
     <w:p>
@@ -22680,40 +22612,58 @@
         <w:spacing w:lineRule="auto"/>
       </w:pPr>
       <w:r>
-        <w:rPr>
-          <w:b/>
-        </w:rPr>
-        <w:t xml:space="preserve">Due livelli</w:t>
-      </w:r>
-      <w:r>
-        <w:rPr/>
-        <w:t xml:space="preserve">: </w:t>
-      </w:r>
-      <w:r>
-        <w:rPr/>
-        <w:t xml:space="preserve">sola lettura</w:t>
-      </w:r>
-      <w:r>
-        <w:rPr/>
-        <w:t xml:space="preserve"> (consegne, vendite, costi) oppure </w:t>
-      </w:r>
-      <w:r>
-        <w:rPr/>
-        <w:t xml:space="preserve">lettura e scrittura</w:t>
-      </w:r>
-      <w:r>
-        <w:rPr/>
-        <w:t xml:space="preserve"> (può anche </w:t>
-      </w:r>
-      <w:r>
-        <w:rPr>
-          <w:b/>
-        </w:rPr>
-        <w:t xml:space="preserve">creare consegne</w:t>
-      </w:r>
-      <w:r>
-        <w:rPr/>
-        <w:t xml:space="preserve">).</w:t>
+        <w:rPr/>
+        <w:t xml:space="preserve">Filtri a pillola per stato — </w:t>
+      </w:r>
+      <w:r>
+        <w:rPr/>
+        <w:t xml:space="preserve">Nuove</w:t>
+      </w:r>
+      <w:r>
+        <w:rPr/>
+        <w:t xml:space="preserve"> (col </w:t>
+      </w:r>
+      <w:r>
+        <w:rPr>
+          <w:b/>
+        </w:rPr>
+        <w:t xml:space="preserve">pallino rosso</w:t>
+      </w:r>
+      <w:r>
+        <w:rPr/>
+        <w:t xml:space="preserve"> di quante nessuno ha ancora guardato), </w:t>
+      </w:r>
+      <w:r>
+        <w:rPr/>
+        <w:t xml:space="preserve">In lavorazione</w:t>
+      </w:r>
+      <w:r>
+        <w:rPr/>
+        <w:t xml:space="preserve">, </w:t>
+      </w:r>
+      <w:r>
+        <w:rPr/>
+        <w:t xml:space="preserve">Accettate</w:t>
+      </w:r>
+      <w:r>
+        <w:rPr/>
+        <w:t xml:space="preserve">, </w:t>
+      </w:r>
+      <w:r>
+        <w:rPr/>
+        <w:t xml:space="preserve">Rifiutate</w:t>
+      </w:r>
+      <w:r>
+        <w:rPr/>
+        <w:t xml:space="preserve">, </w:t>
+      </w:r>
+      <w:r>
+        <w:rPr/>
+        <w:t xml:space="preserve">Tutte</w:t>
+      </w:r>
+      <w:r>
+        <w:rPr/>
+        <w:t xml:space="preserve">.</w:t>
       </w:r>
     </w:p>
     <w:p>
@@ -22726,37 +22676,17 @@
       </w:pPr>
       <w:r>
         <w:rPr/>
-        <w:t xml:space="preserve">⚠️ </w:t>
-      </w:r>
-      <w:r>
-        <w:rPr>
-          <w:b/>
-        </w:rPr>
-        <w:t xml:space="preserve">Il valore si vede una volta sola</w:t>
-      </w:r>
-      <w:r>
-        <w:rPr/>
-        <w:t xml:space="preserve">, subito dopo la generazione: in archivio resta solo l'impronta SHA-256, e </w:t>
-      </w:r>
-      <w:r>
-        <w:rPr>
-          <w:b/>
-        </w:rPr>
-        <w:t xml:space="preserve">nessuna rotta lo rilegge</w:t>
-      </w:r>
-      <w:r>
-        <w:rPr/>
-        <w:t xml:space="preserve">. Chi la perde </w:t>
-      </w:r>
-      <w:r>
-        <w:rPr>
-          <w:b/>
-        </w:rPr>
-        <w:t xml:space="preserve">rigenera</w:t>
-      </w:r>
-      <w:r>
-        <w:rPr/>
-        <w:t xml:space="preserve">.</w:t>
+        <w:t xml:space="preserve">Il </w:t>
+      </w:r>
+      <w:r>
+        <w:rPr>
+          <w:b/>
+        </w:rPr>
+        <w:t xml:space="preserve">testo si mostra com'è arrivato</w:t>
+      </w:r>
+      <w:r>
+        <w:rPr/>
+        <w:t xml:space="preserve">, a capo compresi: è la fonte, e riformattarlo vorrebbe dire interpretarlo prima che lo legga una persona.</w:t>
       </w:r>
     </w:p>
     <w:p>
@@ -22771,21 +22701,49 @@
         <w:rPr>
           <w:b/>
         </w:rPr>
-        <w:t xml:space="preserve">Rigenera</w:t>
-      </w:r>
-      <w:r>
-        <w:rPr/>
-        <w:t xml:space="preserve"> dà una chiave nuova alla stessa app: la vecchia smette di funzionare </w:t>
-      </w:r>
-      <w:r>
-        <w:rPr>
-          <w:b/>
-        </w:rPr>
-        <w:t xml:space="preserve">all'istante</w:t>
-      </w:r>
-      <w:r>
-        <w:rPr/>
-        <w:t xml:space="preserve">, quindi l'app va aggiornata subito.</w:t>
+        <w:t xml:space="preserve">Crea consegna</w:t>
+      </w:r>
+      <w:r>
+        <w:rPr/>
+        <w:t xml:space="preserve"> porta al modulo della consegna col testo </w:t>
+      </w:r>
+      <w:r>
+        <w:rPr>
+          <w:b/>
+        </w:rPr>
+        <w:t xml:space="preserve">già dentro il pannello «Compila con l'AI»</w:t>
+      </w:r>
+      <w:r>
+        <w:rPr/>
+        <w:t xml:space="preserve">, aperto: l'AI </w:t>
+      </w:r>
+      <w:r>
+        <w:rPr/>
+        <w:t xml:space="preserve">propone</w:t>
+      </w:r>
+      <w:r>
+        <w:rPr/>
+        <w:t xml:space="preserve"> i campi, che restano tutti correggibili prima di salvare. Salvata la consegna, la richiesta diventa </w:t>
+      </w:r>
+      <w:r>
+        <w:rPr>
+          <w:b/>
+        </w:rPr>
+        <w:t xml:space="preserve">accettata</w:t>
+      </w:r>
+      <w:r>
+        <w:rPr/>
+        <w:t xml:space="preserve"> e le resta </w:t>
+      </w:r>
+      <w:r>
+        <w:rPr>
+          <w:b/>
+        </w:rPr>
+        <w:t xml:space="preserve">collegato il numero</w:t>
+      </w:r>
+      <w:r>
+        <w:rPr/>
+        <w:t xml:space="preserve"> della consegna nata.</w:t>
       </w:r>
     </w:p>
     <w:p>
@@ -22800,45 +22758,19 @@
         <w:rPr>
           <w:b/>
         </w:rPr>
-        <w:t xml:space="preserve">Scadenza</w:t>
-      </w:r>
-      <w:r>
-        <w:rPr/>
-        <w:t xml:space="preserve"> facoltativa (vuota = non scade), verificata </w:t>
-      </w:r>
-      <w:r>
-        <w:rPr>
-          <w:b/>
-        </w:rPr>
-        <w:t xml:space="preserve">a ogni chiamata</w:t>
-      </w:r>
-      <w:r>
-        <w:rPr/>
-        <w:t xml:space="preserve">. Una chiave scaduta risponde </w:t>
-      </w:r>
-      <w:r>
-        <w:rPr/>
-        <w:t xml:space="preserve">401</w:t>
-      </w:r>
-      <w:r>
-        <w:rPr/>
-        <w:t xml:space="preserve"> dicendo </w:t>
-      </w:r>
-      <w:r>
-        <w:rPr/>
-        <w:t xml:space="preserve">scaduta</w:t>
-      </w:r>
-      <w:r>
-        <w:rPr/>
-        <w:t xml:space="preserve">, non </w:t>
-      </w:r>
-      <w:r>
-        <w:rPr/>
-        <w:t xml:space="preserve">non valida</w:t>
-      </w:r>
-      <w:r>
-        <w:rPr/>
-        <w:t xml:space="preserve">.</w:t>
+        <w:t xml:space="preserve">Prendi in carico</w:t>
+      </w:r>
+      <w:r>
+        <w:rPr/>
+        <w:t xml:space="preserve"> la mette </w:t>
+      </w:r>
+      <w:r>
+        <w:rPr/>
+        <w:t xml:space="preserve">in lavorazione</w:t>
+      </w:r>
+      <w:r>
+        <w:rPr/>
+        <w:t xml:space="preserve">: chi altro apre la pagina sa che ci sta già lavorando qualcuno.</w:t>
       </w:r>
     </w:p>
     <w:p>
@@ -22850,18 +22782,24 @@
         <w:spacing w:lineRule="auto"/>
       </w:pPr>
       <w:r>
-        <w:rPr/>
-        <w:t xml:space="preserve">L'elenco mostra </w:t>
-      </w:r>
-      <w:r>
-        <w:rPr>
-          <w:b/>
-        </w:rPr>
-        <w:t xml:space="preserve">da quanti giorni non la usa nessuno</w:t>
-      </w:r>
-      <w:r>
-        <w:rPr/>
-        <w:t xml:space="preserve">: una chiave viva che nessuno chiama è una porta aperta senza motivo.</w:t>
+        <w:rPr>
+          <w:b/>
+        </w:rPr>
+        <w:t xml:space="preserve">Rifiuta</w:t>
+      </w:r>
+      <w:r>
+        <w:rPr/>
+        <w:t xml:space="preserve"> chiede un </w:t>
+      </w:r>
+      <w:r>
+        <w:rPr>
+          <w:b/>
+        </w:rPr>
+        <w:t xml:space="preserve">motivo obbligatorio</w:t>
+      </w:r>
+      <w:r>
+        <w:rPr/>
+        <w:t xml:space="preserve"> — lo pretende anche il server: chi ha mandato la richiesta legge l'esito, e un «no» muto si trasforma in una seconda richiesta identica.</w:t>
       </w:r>
     </w:p>
     <w:p>
@@ -22873,61 +22811,118 @@
         <w:spacing w:lineRule="auto"/>
       </w:pPr>
       <w:r>
-        <w:rPr>
-          <w:b/>
-        </w:rPr>
-        <w:t xml:space="preserve">Spegni/Accendi</w:t>
-      </w:r>
-      <w:r>
-        <w:rPr/>
-        <w:t xml:space="preserve"> senza cancellare, ed </w:t>
-      </w:r>
-      <w:r>
-        <w:rPr>
-          <w:b/>
-        </w:rPr>
-        <w:t xml:space="preserve">Elimina</w:t>
-      </w:r>
-      <w:r>
-        <w:rPr/>
-        <w:t xml:space="preserve"> definitivo.</w:t>
-      </w:r>
-    </w:p>
-    <w:p>
-      <w:pPr>
-        <w:spacing w:lineRule="auto"/>
-      </w:pPr>
-      <w:r>
-        <w:rPr/>
-        <w:t xml:space="preserve">⚠️ Le chiavi </w:t>
-      </w:r>
-      <w:r>
-        <w:rPr>
-          <w:b/>
-        </w:rPr>
-        <w:t xml:space="preserve">non hanno ancora uno scope per rotta</w:t>
-      </w:r>
-      <w:r>
-        <w:rPr/>
-        <w:t xml:space="preserve">: una chiave di sola lettura legge </w:t>
-      </w:r>
-      <w:r>
-        <w:rPr/>
-        <w:t xml:space="preserve">tutto</w:t>
-      </w:r>
-      <w:r>
-        <w:rPr/>
-        <w:t xml:space="preserve"> il canale app, compresi nome, indirizzo e telefono dei destinatari. È un punto aperto dichiarato nell'handoff.</w:t>
-      </w:r>
-    </w:p>
-    <w:p>
-      <w:pPr>
-        <w:pStyle w:val="Heading2"/>
-        <w:spacing w:lineRule="auto"/>
-      </w:pPr>
-      <w:r>
-        <w:rPr/>
-        <w:t xml:space="preserve">9. Piano di modernizzazione (staging)</w:t>
+        <w:rPr/>
+        <w:t xml:space="preserve">Su accettata e rifiutata resta scritto </w:t>
+      </w:r>
+      <w:r>
+        <w:rPr>
+          <w:b/>
+        </w:rPr>
+        <w:t xml:space="preserve">chi ha deciso e quando</w:t>
+      </w:r>
+      <w:r>
+        <w:rPr/>
+        <w:t xml:space="preserve">.</w:t>
+      </w:r>
+    </w:p>
+    <w:p>
+      <w:pPr>
+        <w:numPr>
+          <w:ilvl w:val="0"/>
+          <w:numId w:val="47"/>
+        </w:numPr>
+        <w:spacing w:lineRule="auto"/>
+      </w:pPr>
+      <w:r>
+        <w:rPr>
+          <w:b/>
+        </w:rPr>
+        <w:t xml:space="preserve">Registra a mano</w:t>
+      </w:r>
+      <w:r>
+        <w:rPr/>
+        <w:t xml:space="preserve"> serve quando la richiesta arriva al telefono e non da un'app: l'origine diventa </w:t>
+      </w:r>
+      <w:r>
+        <w:rPr/>
+        <w:t xml:space="preserve">manuale · &lt;email di chi l'ha registrata&gt;</w:t>
+      </w:r>
+      <w:r>
+        <w:rPr/>
+        <w:t xml:space="preserve">.</w:t>
+      </w:r>
+    </w:p>
+    <w:p>
+      <w:pPr>
+        <w:pStyle w:val="Heading3"/>
+        <w:spacing w:lineRule="auto"/>
+      </w:pPr>
+      <w:r>
+        <w:rPr/>
+        <w:t xml:space="preserve">Chiavi delle app (</w:t>
+      </w:r>
+      <w:r>
+        <w:rPr/>
+        <w:t xml:space="preserve">/api-keys</w:t>
+      </w:r>
+      <w:r>
+        <w:rPr/>
+        <w:t xml:space="preserve">) </w:t>
+      </w:r>
+      <w:r>
+        <w:rPr>
+          <w:b/>
+        </w:rPr>
+        <w:t xml:space="preserve">[NUOVO 28/08/2026]</w:t>
+      </w:r>
+    </w:p>
+    <w:p>
+      <w:pPr>
+        <w:spacing w:lineRule="auto"/>
+      </w:pPr>
+      <w:r>
+        <w:rPr>
+          <w:b/>
+        </w:rPr>
+        <w:t xml:space="preserve">Configurazione → Chiavi delle app</w:t>
+      </w:r>
+      <w:r>
+        <w:rPr/>
+        <w:t xml:space="preserve">, solo </w:t>
+      </w:r>
+      <w:r>
+        <w:rPr>
+          <w:b/>
+        </w:rPr>
+        <w:t xml:space="preserve">Admin</w:t>
+      </w:r>
+      <w:r>
+        <w:rPr/>
+        <w:t xml:space="preserve">: le chiavi con cui le </w:t>
+      </w:r>
+      <w:r>
+        <w:rPr/>
+        <w:t xml:space="preserve">altre app di Deluxy</w:t>
+      </w:r>
+      <w:r>
+        <w:rPr/>
+        <w:t xml:space="preserve"> (Orders, Budgets, Customer Service, Scout…) chiamano questa piattaforma sul canale </w:t>
+      </w:r>
+      <w:r>
+        <w:rPr/>
+        <w:t xml:space="preserve">/api/v1/app/*</w:t>
+      </w:r>
+      <w:r>
+        <w:rPr/>
+        <w:t xml:space="preserve">, presentandosi con l'intestazione </w:t>
+      </w:r>
+      <w:r>
+        <w:rPr/>
+        <w:t xml:space="preserve">x-api-key</w:t>
+      </w:r>
+      <w:r>
+        <w:rPr/>
+        <w:t xml:space="preserve">.</w:t>
       </w:r>
     </w:p>
     <w:p>
@@ -22942,11 +22937,37 @@
         <w:rPr>
           <w:b/>
         </w:rPr>
-        <w:t xml:space="preserve">Problema</w:t>
-      </w:r>
-      <w:r>
-        <w:rPr/>
-        <w:t xml:space="preserve">: Node.js v12 e Angular datati — dipendenze deprecate, difficoltà a integrare strumenti moderni, manutenzione rischiosa.</w:t>
+        <w:t xml:space="preserve">Due livelli</w:t>
+      </w:r>
+      <w:r>
+        <w:rPr/>
+        <w:t xml:space="preserve">: </w:t>
+      </w:r>
+      <w:r>
+        <w:rPr/>
+        <w:t xml:space="preserve">sola lettura</w:t>
+      </w:r>
+      <w:r>
+        <w:rPr/>
+        <w:t xml:space="preserve"> (consegne, vendite, costi) oppure </w:t>
+      </w:r>
+      <w:r>
+        <w:rPr/>
+        <w:t xml:space="preserve">lettura e scrittura</w:t>
+      </w:r>
+      <w:r>
+        <w:rPr/>
+        <w:t xml:space="preserve"> (può anche </w:t>
+      </w:r>
+      <w:r>
+        <w:rPr>
+          <w:b/>
+        </w:rPr>
+        <w:t xml:space="preserve">creare consegne</w:t>
+      </w:r>
+      <w:r>
+        <w:rPr/>
+        <w:t xml:space="preserve">).</w:t>
       </w:r>
     </w:p>
     <w:p>
@@ -22958,14 +22979,38 @@
         <w:spacing w:lineRule="auto"/>
       </w:pPr>
       <w:r>
-        <w:rPr>
-          <w:b/>
-        </w:rPr>
-        <w:t xml:space="preserve">Approccio</w:t>
-      </w:r>
-      <w:r>
-        <w:rPr/>
-        <w:t xml:space="preserve">: la produzione resta stabile; in parallelo un ambiente di staging con stack aggiornato replica il dominio (utenti/ruoli, consegne, activities, partner, valet, prodotti, vendite, stipendi, regole, finanza) e si migra gradualmente.</w:t>
+        <w:rPr/>
+        <w:t xml:space="preserve">⚠️ </w:t>
+      </w:r>
+      <w:r>
+        <w:rPr>
+          <w:b/>
+        </w:rPr>
+        <w:t xml:space="preserve">Il valore si vede una volta sola</w:t>
+      </w:r>
+      <w:r>
+        <w:rPr/>
+        <w:t xml:space="preserve">, subito dopo la generazione: in archivio resta solo l'impronta SHA-256, e </w:t>
+      </w:r>
+      <w:r>
+        <w:rPr>
+          <w:b/>
+        </w:rPr>
+        <w:t xml:space="preserve">nessuna rotta lo rilegge</w:t>
+      </w:r>
+      <w:r>
+        <w:rPr/>
+        <w:t xml:space="preserve">. Chi la perde </w:t>
+      </w:r>
+      <w:r>
+        <w:rPr>
+          <w:b/>
+        </w:rPr>
+        <w:t xml:space="preserve">rigenera</w:t>
+      </w:r>
+      <w:r>
+        <w:rPr/>
+        <w:t xml:space="preserve">.</w:t>
       </w:r>
     </w:p>
     <w:p>
@@ -22980,27 +23025,21 @@
         <w:rPr>
           <w:b/>
         </w:rPr>
-        <w:t xml:space="preserve">Nuovo ambiente creato</w:t>
-      </w:r>
-      <w:r>
-        <w:rPr/>
-        <w:t xml:space="preserve">: </w:t>
-      </w:r>
-      <w:r>
-        <w:rPr/>
-        <w:t xml:space="preserve">deluxy-platform-next</w:t>
-      </w:r>
-      <w:r>
-        <w:rPr/>
-        <w:t xml:space="preserve"> — monorepo con API NestJS (Node 22 LTS, TypeScript, Prisma, JWT+ruoli, Swagger su </w:t>
-      </w:r>
-      <w:r>
-        <w:rPr/>
-        <w:t xml:space="preserve">/api/docs</w:t>
-      </w:r>
-      <w:r>
-        <w:rPr/>
-        <w:t xml:space="preserve">) e frontend Angular moderno standalone/PWA, seed demo, Docker Compose, README con strategia di migrazione (strangler pattern).</w:t>
+        <w:t xml:space="preserve">Rigenera</w:t>
+      </w:r>
+      <w:r>
+        <w:rPr/>
+        <w:t xml:space="preserve"> dà una chiave nuova alla stessa app: la vecchia smette di funzionare </w:t>
+      </w:r>
+      <w:r>
+        <w:rPr>
+          <w:b/>
+        </w:rPr>
+        <w:t xml:space="preserve">all'istante</w:t>
+      </w:r>
+      <w:r>
+        <w:rPr/>
+        <w:t xml:space="preserve">, quindi l'app va aggiornata subito.</w:t>
       </w:r>
     </w:p>
     <w:p>
@@ -23008,6 +23047,221 @@
         <w:numPr>
           <w:ilvl w:val="0"/>
           <w:numId w:val="48"/>
+        </w:numPr>
+        <w:spacing w:lineRule="auto"/>
+      </w:pPr>
+      <w:r>
+        <w:rPr>
+          <w:b/>
+        </w:rPr>
+        <w:t xml:space="preserve">Scadenza</w:t>
+      </w:r>
+      <w:r>
+        <w:rPr/>
+        <w:t xml:space="preserve"> facoltativa (vuota = non scade), verificata </w:t>
+      </w:r>
+      <w:r>
+        <w:rPr>
+          <w:b/>
+        </w:rPr>
+        <w:t xml:space="preserve">a ogni chiamata</w:t>
+      </w:r>
+      <w:r>
+        <w:rPr/>
+        <w:t xml:space="preserve">. Una chiave scaduta risponde </w:t>
+      </w:r>
+      <w:r>
+        <w:rPr/>
+        <w:t xml:space="preserve">401</w:t>
+      </w:r>
+      <w:r>
+        <w:rPr/>
+        <w:t xml:space="preserve"> dicendo </w:t>
+      </w:r>
+      <w:r>
+        <w:rPr/>
+        <w:t xml:space="preserve">scaduta</w:t>
+      </w:r>
+      <w:r>
+        <w:rPr/>
+        <w:t xml:space="preserve">, non </w:t>
+      </w:r>
+      <w:r>
+        <w:rPr/>
+        <w:t xml:space="preserve">non valida</w:t>
+      </w:r>
+      <w:r>
+        <w:rPr/>
+        <w:t xml:space="preserve">.</w:t>
+      </w:r>
+    </w:p>
+    <w:p>
+      <w:pPr>
+        <w:numPr>
+          <w:ilvl w:val="0"/>
+          <w:numId w:val="48"/>
+        </w:numPr>
+        <w:spacing w:lineRule="auto"/>
+      </w:pPr>
+      <w:r>
+        <w:rPr/>
+        <w:t xml:space="preserve">L'elenco mostra </w:t>
+      </w:r>
+      <w:r>
+        <w:rPr>
+          <w:b/>
+        </w:rPr>
+        <w:t xml:space="preserve">da quanti giorni non la usa nessuno</w:t>
+      </w:r>
+      <w:r>
+        <w:rPr/>
+        <w:t xml:space="preserve">: una chiave viva che nessuno chiama è una porta aperta senza motivo.</w:t>
+      </w:r>
+    </w:p>
+    <w:p>
+      <w:pPr>
+        <w:numPr>
+          <w:ilvl w:val="0"/>
+          <w:numId w:val="48"/>
+        </w:numPr>
+        <w:spacing w:lineRule="auto"/>
+      </w:pPr>
+      <w:r>
+        <w:rPr>
+          <w:b/>
+        </w:rPr>
+        <w:t xml:space="preserve">Spegni/Accendi</w:t>
+      </w:r>
+      <w:r>
+        <w:rPr/>
+        <w:t xml:space="preserve"> senza cancellare, ed </w:t>
+      </w:r>
+      <w:r>
+        <w:rPr>
+          <w:b/>
+        </w:rPr>
+        <w:t xml:space="preserve">Elimina</w:t>
+      </w:r>
+      <w:r>
+        <w:rPr/>
+        <w:t xml:space="preserve"> definitivo.</w:t>
+      </w:r>
+    </w:p>
+    <w:p>
+      <w:pPr>
+        <w:spacing w:lineRule="auto"/>
+      </w:pPr>
+      <w:r>
+        <w:rPr/>
+        <w:t xml:space="preserve">⚠️ Le chiavi </w:t>
+      </w:r>
+      <w:r>
+        <w:rPr>
+          <w:b/>
+        </w:rPr>
+        <w:t xml:space="preserve">non hanno ancora uno scope per rotta</w:t>
+      </w:r>
+      <w:r>
+        <w:rPr/>
+        <w:t xml:space="preserve">: una chiave di sola lettura legge </w:t>
+      </w:r>
+      <w:r>
+        <w:rPr/>
+        <w:t xml:space="preserve">tutto</w:t>
+      </w:r>
+      <w:r>
+        <w:rPr/>
+        <w:t xml:space="preserve"> il canale app, compresi nome, indirizzo e telefono dei destinatari. È un punto aperto dichiarato nell'handoff.</w:t>
+      </w:r>
+    </w:p>
+    <w:p>
+      <w:pPr>
+        <w:pStyle w:val="Heading2"/>
+        <w:spacing w:lineRule="auto"/>
+      </w:pPr>
+      <w:r>
+        <w:rPr/>
+        <w:t xml:space="preserve">9. Piano di modernizzazione (staging)</w:t>
+      </w:r>
+    </w:p>
+    <w:p>
+      <w:pPr>
+        <w:numPr>
+          <w:ilvl w:val="0"/>
+          <w:numId w:val="49"/>
+        </w:numPr>
+        <w:spacing w:lineRule="auto"/>
+      </w:pPr>
+      <w:r>
+        <w:rPr>
+          <w:b/>
+        </w:rPr>
+        <w:t xml:space="preserve">Problema</w:t>
+      </w:r>
+      <w:r>
+        <w:rPr/>
+        <w:t xml:space="preserve">: Node.js v12 e Angular datati — dipendenze deprecate, difficoltà a integrare strumenti moderni, manutenzione rischiosa.</w:t>
+      </w:r>
+    </w:p>
+    <w:p>
+      <w:pPr>
+        <w:numPr>
+          <w:ilvl w:val="0"/>
+          <w:numId w:val="49"/>
+        </w:numPr>
+        <w:spacing w:lineRule="auto"/>
+      </w:pPr>
+      <w:r>
+        <w:rPr>
+          <w:b/>
+        </w:rPr>
+        <w:t xml:space="preserve">Approccio</w:t>
+      </w:r>
+      <w:r>
+        <w:rPr/>
+        <w:t xml:space="preserve">: la produzione resta stabile; in parallelo un ambiente di staging con stack aggiornato replica il dominio (utenti/ruoli, consegne, activities, partner, valet, prodotti, vendite, stipendi, regole, finanza) e si migra gradualmente.</w:t>
+      </w:r>
+    </w:p>
+    <w:p>
+      <w:pPr>
+        <w:numPr>
+          <w:ilvl w:val="0"/>
+          <w:numId w:val="49"/>
+        </w:numPr>
+        <w:spacing w:lineRule="auto"/>
+      </w:pPr>
+      <w:r>
+        <w:rPr>
+          <w:b/>
+        </w:rPr>
+        <w:t xml:space="preserve">Nuovo ambiente creato</w:t>
+      </w:r>
+      <w:r>
+        <w:rPr/>
+        <w:t xml:space="preserve">: </w:t>
+      </w:r>
+      <w:r>
+        <w:rPr/>
+        <w:t xml:space="preserve">deluxy-platform-next</w:t>
+      </w:r>
+      <w:r>
+        <w:rPr/>
+        <w:t xml:space="preserve"> — monorepo con API NestJS (Node 22 LTS, TypeScript, Prisma, JWT+ruoli, Swagger su </w:t>
+      </w:r>
+      <w:r>
+        <w:rPr/>
+        <w:t xml:space="preserve">/api/docs</w:t>
+      </w:r>
+      <w:r>
+        <w:rPr/>
+        <w:t xml:space="preserve">) e frontend Angular moderno standalone/PWA, seed demo, Docker Compose, README con strategia di migrazione (strangler pattern).</w:t>
+      </w:r>
+    </w:p>
+    <w:p>
+      <w:pPr>
+        <w:numPr>
+          <w:ilvl w:val="0"/>
+          <w:numId w:val="49"/>
         </w:numPr>
         <w:spacing w:lineRule="auto"/>
       </w:pPr>
@@ -28715,6 +28969,128 @@
     </w:lvl>
   </w:abstractNum>
   <w:abstractNum w:abstractNumId="48">
+    <w:lvl w:ilvl="0">
+      <w:start w:val="1"/>
+      <w:numFmt w:val="bullet"/>
+      <w:lvlText w:val=""/>
+      <w:lvlJc w:val="left"/>
+      <w:pPr>
+        <w:tabs>
+          <w:tab w:val="num" w:pos="720"/>
+        </w:tabs>
+        <w:ind w:left="720" w:hanging="360"/>
+      </w:pPr>
+      <w:rPr>
+        <w:rFonts w:ascii="Symbol" w:hAnsi="Symbol" w:hint="default"/>
+      </w:rPr>
+    </w:lvl>
+    <w:lvl w:ilvl="1">
+      <w:start w:val="1"/>
+      <w:numFmt w:val="bullet"/>
+      <w:lvlText w:val=""/>
+      <w:lvlJc w:val="left"/>
+      <w:pPr>
+        <w:tabs>
+          <w:tab w:val="num" w:pos="1440"/>
+        </w:tabs>
+        <w:ind w:left="1440" w:hanging="360"/>
+      </w:pPr>
+      <w:rPr>
+        <w:rFonts w:ascii="Symbol" w:hAnsi="Symbol" w:hint="default"/>
+      </w:rPr>
+    </w:lvl>
+    <w:lvl w:ilvl="2">
+      <w:start w:val="1"/>
+      <w:numFmt w:val="bullet"/>
+      <w:lvlText w:val=""/>
+      <w:lvlJc w:val="left"/>
+      <w:pPr>
+        <w:tabs>
+          <w:tab w:val="num" w:pos="2160"/>
+        </w:tabs>
+        <w:ind w:left="2160" w:hanging="360"/>
+      </w:pPr>
+      <w:rPr>
+        <w:rFonts w:ascii="Symbol" w:hAnsi="Symbol" w:hint="default"/>
+      </w:rPr>
+    </w:lvl>
+    <w:lvl w:ilvl="3">
+      <w:start w:val="1"/>
+      <w:numFmt w:val="bullet"/>
+      <w:lvlText w:val=""/>
+      <w:lvlJc w:val="left"/>
+      <w:pPr>
+        <w:tabs>
+          <w:tab w:val="num" w:pos="2880"/>
+        </w:tabs>
+        <w:ind w:left="2880" w:hanging="360"/>
+      </w:pPr>
+      <w:rPr>
+        <w:rFonts w:ascii="Symbol" w:hAnsi="Symbol" w:hint="default"/>
+      </w:rPr>
+    </w:lvl>
+    <w:lvl w:ilvl="4">
+      <w:start w:val="1"/>
+      <w:numFmt w:val="bullet"/>
+      <w:lvlText w:val=""/>
+      <w:lvlJc w:val="left"/>
+      <w:pPr>
+        <w:tabs>
+          <w:tab w:val="num" w:pos="3600"/>
+        </w:tabs>
+        <w:ind w:left="3600" w:hanging="360"/>
+      </w:pPr>
+      <w:rPr>
+        <w:rFonts w:ascii="Symbol" w:hAnsi="Symbol" w:hint="default"/>
+      </w:rPr>
+    </w:lvl>
+    <w:lvl w:ilvl="5">
+      <w:start w:val="1"/>
+      <w:numFmt w:val="bullet"/>
+      <w:lvlText w:val=""/>
+      <w:lvlJc w:val="left"/>
+      <w:pPr>
+        <w:tabs>
+          <w:tab w:val="num" w:pos="4320"/>
+        </w:tabs>
+        <w:ind w:left="4320" w:hanging="360"/>
+      </w:pPr>
+      <w:rPr>
+        <w:rFonts w:ascii="Symbol" w:hAnsi="Symbol" w:hint="default"/>
+      </w:rPr>
+    </w:lvl>
+    <w:lvl w:ilvl="6">
+      <w:start w:val="1"/>
+      <w:numFmt w:val="bullet"/>
+      <w:lvlText w:val=""/>
+      <w:lvlJc w:val="left"/>
+      <w:pPr>
+        <w:tabs>
+          <w:tab w:val="num" w:pos="5040"/>
+        </w:tabs>
+        <w:ind w:left="5040" w:hanging="360"/>
+      </w:pPr>
+      <w:rPr>
+        <w:rFonts w:ascii="Symbol" w:hAnsi="Symbol" w:hint="default"/>
+      </w:rPr>
+    </w:lvl>
+    <w:lvl w:ilvl="7">
+      <w:start w:val="1"/>
+      <w:numFmt w:val="bullet"/>
+      <w:lvlText w:val=""/>
+      <w:lvlJc w:val="left"/>
+      <w:pPr>
+        <w:tabs>
+          <w:tab w:val="num" w:pos="5760"/>
+        </w:tabs>
+        <w:ind w:left="5760" w:hanging="360"/>
+      </w:pPr>
+      <w:rPr>
+        <w:rFonts w:ascii="Symbol" w:hAnsi="Symbol" w:hint="default"/>
+      </w:rPr>
+    </w:lvl>
+  </w:abstractNum>
+  <w:abstractNum w:abstractNumId="49">
     <w:lvl w:ilvl="0">
       <w:start w:val="1"/>
       <w:numFmt w:val="bullet"/>
@@ -28979,6 +29355,9 @@
   </w:num>
   <w:num w:numId="48">
     <w:abstractNumId w:val="48"/>
+  </w:num>
+  <w:num w:numId="49">
+    <w:abstractNumId w:val="49"/>
   </w:num>
 </w:numbering>
 </file>

--- a/deluxy-platform-next/docs/COME-FUNZIONA-APP-DELUXY.docx
+++ b/deluxy-platform-next/docs/COME-FUNZIONA-APP-DELUXY.docx
@@ -169,6 +169,96 @@
           <w:b/>
         </w:rPr>
         <w:t xml:space="preserve">Changelog</w:t>
+      </w:r>
+      <w:r>
+        <w:rPr>
+          <w:b/>
+        </w:rPr>
+        <w:t xml:space="preserve">04/09/2026 (2) — </w:t>
+      </w:r>
+      <w:r>
+        <w:rPr>
+          <w:b/>
+        </w:rPr>
+        <w:t xml:space="preserve">Home «Servizi» del partner, accesa per email</w:t>
+      </w:r>
+      <w:r>
+        <w:rPr>
+          <w:b/>
+        </w:rPr>
+        <w:t xml:space="preserve">: per i partner elencati in Configurazione → Impostazioni → «Home Servizi all'accesso» (oggi: </w:t>
+      </w:r>
+      <w:r>
+        <w:rPr>
+          <w:b/>
+        </w:rPr>
+        <w:t xml:space="preserve">chanel_consegne@deluxy.it</w:t>
+      </w:r>
+      <w:r>
+        <w:rPr>
+          <w:b/>
+        </w:rPr>
+        <w:t xml:space="preserve">) la prima schermata è </w:t>
+      </w:r>
+      <w:r>
+        <w:rPr>
+          <w:b/>
+        </w:rPr>
+        <w:t xml:space="preserve">/home</w:t>
+      </w:r>
+      <w:r>
+        <w:rPr>
+          <w:b/>
+        </w:rPr>
+        <w:t xml:space="preserve"> con </w:t>
+      </w:r>
+      <w:r>
+        <w:rPr>
+          <w:b/>
+        </w:rPr>
+        <w:t xml:space="preserve">i servizi del proprio listino</w:t>
+      </w:r>
+      <w:r>
+        <w:rPr>
+          <w:b/>
+        </w:rPr>
+        <w:t xml:space="preserve">, una tessera ciascuno (modello e prezzo) che apre il form consegna </w:t>
+      </w:r>
+      <w:r>
+        <w:rPr>
+          <w:b/>
+        </w:rPr>
+        <w:t xml:space="preserve">col servizio già scelto</w:t>
+      </w:r>
+      <w:r>
+        <w:rPr>
+          <w:b/>
+        </w:rPr>
+        <w:t xml:space="preserve"> (</w:t>
+      </w:r>
+      <w:r>
+        <w:rPr>
+          <w:b/>
+        </w:rPr>
+        <w:t xml:space="preserve">?servizio=</w:t>
+      </w:r>
+      <w:r>
+        <w:rPr>
+          <w:b/>
+        </w:rPr>
+        <w:t xml:space="preserve">); in menu compare «Servizi Deluxy». Gli altri partner entrano sulle Consegne come prima. </w:t>
+      </w:r>
+      <w:r>
+        <w:rPr>
+          <w:b/>
+        </w:rPr>
+        <w:t xml:space="preserve">Duplica dallo storico: la data resta vuota</w:t>
+      </w:r>
+      <w:r>
+        <w:rPr>
+          <w:b/>
+        </w:rPr>
+        <w:t xml:space="preserve">, la sceglie chi compila.</w:t>
       </w:r>
       <w:r>
         <w:rPr>
@@ -20444,6 +20534,130 @@
       </w:pPr>
       <w:r>
         <w:rPr/>
+        <w:t xml:space="preserve">Home «Servizi» del partner </w:t>
+      </w:r>
+      <w:r>
+        <w:rPr>
+          <w:b/>
+        </w:rPr>
+        <w:t xml:space="preserve">[RIFATTA 04/09/2026, accesa per email]</w:t>
+      </w:r>
+    </w:p>
+    <w:p>
+      <w:pPr>
+        <w:spacing w:lineRule="auto"/>
+      </w:pPr>
+      <w:r>
+        <w:rPr/>
+        <w:t xml:space="preserve">La pagina </w:t>
+      </w:r>
+      <w:r>
+        <w:rPr/>
+        <w:t xml:space="preserve">/home</w:t>
+      </w:r>
+      <w:r>
+        <w:rPr/>
+        <w:t xml:space="preserve"> (solo PARTNER) mostra </w:t>
+      </w:r>
+      <w:r>
+        <w:rPr>
+          <w:b/>
+        </w:rPr>
+        <w:t xml:space="preserve">i servizi del listino del partner</w:t>
+      </w:r>
+      <w:r>
+        <w:rPr/>
+        <w:t xml:space="preserve"> che può richiedere: i </w:t>
+      </w:r>
+      <w:r>
+        <w:rPr/>
+        <w:t xml:space="preserve">PartnerService</w:t>
+      </w:r>
+      <w:r>
+        <w:rPr/>
+        <w:t xml:space="preserve"> attivi della sua scheda, nell'ordine del form consegna (prezzo fisso → vendita → a ore → resto, poi per nome). Ogni tessera dice modello e prezzo (da X €, km inclusi, €/ora con minimo ore, quota % sulle vendite, €/pezzo a magazzino; gli zeri non si mostrano) e apre </w:t>
+      </w:r>
+      <w:r>
+        <w:rPr/>
+        <w:t xml:space="preserve">/deliveries/new?servizio=&lt;serviceTypeId&gt;</w:t>
+      </w:r>
+      <w:r>
+        <w:rPr/>
+        <w:t xml:space="preserve">: il form parte col servizio già selezionato (parametro nuovo, applicato appena arriva la lista servizi). In coda le tessere «Servizio ricorrente» (→ Servizi ricorrenti) e «Ti serve altro?» (→ Preventivi); restano il bottone WhatsApp e le ultime richieste di preventivo.</w:t>
+      </w:r>
+    </w:p>
+    <w:p>
+      <w:pPr>
+        <w:spacing w:lineRule="auto"/>
+      </w:pPr>
+      <w:r>
+        <w:rPr>
+          <w:b/>
+        </w:rPr>
+        <w:t xml:space="preserve">Chi la vede</w:t>
+      </w:r>
+      <w:r>
+        <w:rPr/>
+        <w:t xml:space="preserve">: l'impostazione </w:t>
+      </w:r>
+      <w:r>
+        <w:rPr/>
+        <w:t xml:space="preserve">homePartnerEmails</w:t>
+      </w:r>
+      <w:r>
+        <w:rPr/>
+        <w:t xml:space="preserve"> (Configurazione → Impostazioni → Canale partner → «Home Servizi all'accesso», email separate da virgola). Al login il server calcola </w:t>
+      </w:r>
+      <w:r>
+        <w:rPr/>
+        <w:t xml:space="preserve">user.homeVetrina</w:t>
+      </w:r>
+      <w:r>
+        <w:rPr/>
+        <w:t xml:space="preserve"> = ruolo PARTNER </w:t>
+      </w:r>
+      <w:r>
+        <w:rPr>
+          <w:b/>
+        </w:rPr>
+        <w:t xml:space="preserve">e</w:t>
+      </w:r>
+      <w:r>
+        <w:rPr/>
+        <w:t xml:space="preserve"> email in elenco: con il flag il login atterra su </w:t>
+      </w:r>
+      <w:r>
+        <w:rPr/>
+        <w:t xml:space="preserve">/home</w:t>
+      </w:r>
+      <w:r>
+        <w:rPr/>
+        <w:t xml:space="preserve"> e il menu ha «Servizi Deluxy»; senza, la prima schermata resta Consegne e la voce non c'è (la rotta </w:t>
+      </w:r>
+      <w:r>
+        <w:rPr/>
+        <w:t xml:space="preserve">/home</w:t>
+      </w:r>
+      <w:r>
+        <w:rPr/>
+        <w:t xml:space="preserve"> resta raggiungibile a mano da ogni partner). Il flag viaggia col login: una modifica all'elenco vale dal login successivo. Al 04/09 l'elenco contiene solo </w:t>
+      </w:r>
+      <w:r>
+        <w:rPr/>
+        <w:t xml:space="preserve">chanel_consegne@deluxy.it</w:t>
+      </w:r>
+      <w:r>
+        <w:rPr/>
+        <w:t xml:space="preserve">.</w:t>
+      </w:r>
+    </w:p>
+    <w:p>
+      <w:pPr>
+        <w:pStyle w:val="Heading4"/>
+        <w:spacing w:lineRule="auto"/>
+      </w:pPr>
+      <w:r>
+        <w:rPr/>
         <w:t xml:space="preserve">Aggiornamento automatico delle liste </w:t>
       </w:r>
       <w:r>

--- a/deluxy-platform-next/docs/COME-FUNZIONA-APP-DELUXY.docx
+++ b/deluxy-platform-next/docs/COME-FUNZIONA-APP-DELUXY.docx
@@ -169,6 +169,36 @@
           <w:b/>
         </w:rPr>
         <w:t xml:space="preserve">Changelog</w:t>
+      </w:r>
+      <w:r>
+        <w:rPr>
+          <w:b/>
+        </w:rPr>
+        <w:t xml:space="preserve">04/09/2026 (3) — </w:t>
+      </w:r>
+      <w:r>
+        <w:rPr>
+          <w:b/>
+        </w:rPr>
+        <w:t xml:space="preserve">Il plus/minus recepisce la regola carnet, non si somma a lei</w:t>
+      </w:r>
+      <w:r>
+        <w:rPr>
+          <w:b/>
+        </w:rPr>
+        <w:t xml:space="preserve"> (regola dell'utente, caso Armani Fiori): con una regola agganciata il plus/minus scritto sulla consegna È lo sconto della regola (il legacy lo ricopiava lì su 3.455 consegne) e in fattura conta una volta sola — vale il plus scritto se c'è, altrimenti l'aggiustamento della regola. Prima si sommavano e una consegna da 27,98 € con regola −18 e plus −18 fatturava 0 invece di 9,98. Vale in Fatturazione, Da fatturare, Calcoli, dettaglio consegna e nel costo comunicato a Orders (§7-bis). Le bozze già generate si ricalcolano con </w:t>
+      </w:r>
+      <w:r>
+        <w:rPr>
+          <w:b/>
+        </w:rPr>
+        <w:t xml:space="preserve">ricalcola-righe-bozze-regola.mjs</w:t>
+      </w:r>
+      <w:r>
+        <w:rPr>
+          <w:b/>
+        </w:rPr>
+        <w:t xml:space="preserve">.</w:t>
       </w:r>
       <w:r>
         <w:rPr>
@@ -21168,6 +21198,63 @@
     </w:p>
     <w:p>
       <w:pPr>
+        <w:spacing w:lineRule="auto"/>
+      </w:pPr>
+      <w:r>
+        <w:rPr>
+          <w:b/>
+        </w:rPr>
+        <w:t xml:space="preserve">Plus/minus e regola carnet (regola dell'utente, 04/09/2026).</w:t>
+      </w:r>
+      <w:r>
+        <w:rPr/>
+        <w:t xml:space="preserve"> Il plus/minus del partner (</w:t>
+      </w:r>
+      <w:r>
+        <w:rPr/>
+        <w:t xml:space="preserve">Delivery.additionalPrice</w:t>
+      </w:r>
+      <w:r>
+        <w:rPr/>
+        <w:t xml:space="preserve">) non è un valore in più rispetto alla regola carnet agganciata (</w:t>
+      </w:r>
+      <w:r>
+        <w:rPr/>
+        <w:t xml:space="preserve">DeliveryRule.partnerBillingAdjustment</w:t>
+      </w:r>
+      <w:r>
+        <w:rPr/>
+        <w:t xml:space="preserve">): la </w:t>
+      </w:r>
+      <w:r>
+        <w:rPr>
+          <w:b/>
+        </w:rPr>
+        <w:t xml:space="preserve">recepisce</w:t>
+      </w:r>
+      <w:r>
+        <w:rPr/>
+        <w:t xml:space="preserve">. In </w:t>
+      </w:r>
+      <w:r>
+        <w:rPr/>
+        <w:t xml:space="preserve">prezzoConsegna</w:t>
+      </w:r>
+      <w:r>
+        <w:rPr/>
+        <w:t xml:space="preserve"> l'extra da sommare al prezzo è: con regola → il plus scritto se diverso da zero, altrimenti l'aggiustamento della regola; senza regola → il plus scritto. Mai la somma dei due. Una regola con </w:t>
+      </w:r>
+      <w:r>
+        <w:rPr/>
+        <w:t xml:space="preserve">toBill = false</w:t>
+      </w:r>
+      <w:r>
+        <w:rPr/>
+        <w:t xml:space="preserve"> continua a vincere su tutto (non si fattura).</w:t>
+      </w:r>
+    </w:p>
+    <w:p>
+      <w:pPr>
         <w:pStyle w:val="Heading3"/>
         <w:spacing w:lineRule="auto"/>
       </w:pPr>

--- a/deluxy-platform-next/docs/COME-FUNZIONA-APP-DELUXY.docx
+++ b/deluxy-platform-next/docs/COME-FUNZIONA-APP-DELUXY.docx
@@ -169,6 +169,48 @@
           <w:b/>
         </w:rPr>
         <w:t xml:space="preserve">Changelog</w:t>
+      </w:r>
+      <w:r>
+        <w:rPr>
+          <w:b/>
+        </w:rPr>
+        <w:t xml:space="preserve">04/09/2026 (4) — </w:t>
+      </w:r>
+      <w:r>
+        <w:rPr>
+          <w:b/>
+        </w:rPr>
+        <w:t xml:space="preserve">Campo «Regole» sulla consegna</w:t>
+      </w:r>
+      <w:r>
+        <w:rPr>
+          <w:b/>
+        </w:rPr>
+        <w:t xml:space="preserve">: il valore della regola carnet applicata (sconto o maggiorazione in fattura) ha un campo suo, </w:t>
+      </w:r>
+      <w:r>
+        <w:rPr>
+          <w:b/>
+        </w:rPr>
+        <w:t xml:space="preserve">ruleAdjustment</w:t>
+      </w:r>
+      <w:r>
+        <w:rPr>
+          <w:b/>
+        </w:rPr>
+        <w:t xml:space="preserve">, fotografato all'aggancio della regola; il </w:t>
+      </w:r>
+      <w:r>
+        <w:rPr>
+          <w:b/>
+        </w:rPr>
+        <w:t xml:space="preserve">plus/minus resta solo per le variazioni manuali</w:t>
+      </w:r>
+      <w:r>
+        <w:rPr>
+          <w:b/>
+        </w:rPr>
+        <w:t xml:space="preserve">. Si vede nel dettaglio consegna (riga «Regole» con il nome della regola), nel form (sola lettura) e in Fatturazione › Da fatturare (colonna «Regole», col plus manuale accanto). In fattura i due si sommano al prezzo. Migrati i dati: nelle 3.455 consegne dove il plus era la copia della regola il valore è passato in «Regole» e il plus è tornato vuoto; nelle 3.373 con la sola regola «Regole» è stato valorizzato; nelle 54 con un plus diverso il plus manuale è diventato la differenza, a totale invariato.</w:t>
       </w:r>
       <w:r>
         <w:rPr>
@@ -21208,33 +21250,41 @@
       </w:r>
       <w:r>
         <w:rPr/>
-        <w:t xml:space="preserve"> Il plus/minus del partner (</w:t>
-      </w:r>
-      <w:r>
-        <w:rPr/>
-        <w:t xml:space="preserve">Delivery.additionalPrice</w:t>
-      </w:r>
-      <w:r>
-        <w:rPr/>
-        <w:t xml:space="preserve">) non è un valore in più rispetto alla regola carnet agganciata (</w:t>
-      </w:r>
-      <w:r>
-        <w:rPr/>
-        <w:t xml:space="preserve">DeliveryRule.partnerBillingAdjustment</w:t>
-      </w:r>
-      <w:r>
-        <w:rPr/>
-        <w:t xml:space="preserve">): la </w:t>
-      </w:r>
-      <w:r>
-        <w:rPr>
-          <w:b/>
-        </w:rPr>
-        <w:t xml:space="preserve">recepisce</w:t>
-      </w:r>
-      <w:r>
-        <w:rPr/>
-        <w:t xml:space="preserve">. In </w:t>
+        <w:t xml:space="preserve"> Sulla consegna ci sono DUE campi: </w:t>
+      </w:r>
+      <w:r>
+        <w:rPr/>
+        <w:t xml:space="preserve">additionalPrice</w:t>
+      </w:r>
+      <w:r>
+        <w:rPr/>
+        <w:t xml:space="preserve"> = plus/minus </w:t>
+      </w:r>
+      <w:r>
+        <w:rPr>
+          <w:b/>
+        </w:rPr>
+        <w:t xml:space="preserve">manuale</w:t>
+      </w:r>
+      <w:r>
+        <w:rPr/>
+        <w:t xml:space="preserve">; </w:t>
+      </w:r>
+      <w:r>
+        <w:rPr/>
+        <w:t xml:space="preserve">ruleAdjustment</w:t>
+      </w:r>
+      <w:r>
+        <w:rPr/>
+        <w:t xml:space="preserve"> («Regole») = il valore della regola carnet applicata, fotografato all'aggancio (</w:t>
+      </w:r>
+      <w:r>
+        <w:rPr/>
+        <w:t xml:space="preserve">agganciaRegolaCarnet</w:t>
+      </w:r>
+      <w:r>
+        <w:rPr/>
+        <w:t xml:space="preserve">). In </w:t>
       </w:r>
       <w:r>
         <w:rPr/>
@@ -21242,7 +21292,15 @@
       </w:r>
       <w:r>
         <w:rPr/>
-        <w:t xml:space="preserve"> l'extra da sommare al prezzo è: con regola → il plus scritto se diverso da zero, altrimenti l'aggiustamento della regola; senza regola → il plus scritto. Mai la somma dei due. Una regola con </w:t>
+        <w:t xml:space="preserve"> l'extra sommato al prezzo è </w:t>
+      </w:r>
+      <w:r>
+        <w:rPr/>
+        <w:t xml:space="preserve">additionalPrice + (ruleAdjustment ?? partnerBillingAdjustment della regola)</w:t>
+      </w:r>
+      <w:r>
+        <w:rPr/>
+        <w:t xml:space="preserve"> — il ripiego sulla regola serve solo alle consegne non ancora fotografate. Una regola con </w:t>
       </w:r>
       <w:r>
         <w:rPr/>
@@ -21250,7 +21308,7 @@
       </w:r>
       <w:r>
         <w:rPr/>
-        <w:t xml:space="preserve"> continua a vincere su tutto (non si fattura).</w:t>
+        <w:t xml:space="preserve"> continua a vincere su tutto (non si fattura). Lo stesso extra entra nel costo comunicato a Orders/Budgets e nella Finanza.</w:t>
       </w:r>
     </w:p>
     <w:p>

--- a/deluxy-platform-next/docs/COME-FUNZIONA-APP-DELUXY.docx
+++ b/deluxy-platform-next/docs/COME-FUNZIONA-APP-DELUXY.docx
@@ -169,6 +169,96 @@
           <w:b/>
         </w:rPr>
         <w:t xml:space="preserve">Changelog</w:t>
+      </w:r>
+      <w:r>
+        <w:rPr>
+          <w:b/>
+        </w:rPr>
+        <w:t xml:space="preserve">04/09/2026 (5) — </w:t>
+      </w:r>
+      <w:r>
+        <w:rPr>
+          <w:b/>
+        </w:rPr>
+        <w:t xml:space="preserve">Vendite</w:t>
+      </w:r>
+      <w:r>
+        <w:rPr>
+          <w:b/>
+        </w:rPr>
+        <w:t xml:space="preserve">: il </w:t>
+      </w:r>
+      <w:r>
+        <w:rPr>
+          <w:b/>
+        </w:rPr>
+        <w:t xml:space="preserve">rifiuto ha due esiti</w:t>
+      </w:r>
+      <w:r>
+        <w:rPr>
+          <w:b/>
+        </w:rPr>
+        <w:t xml:space="preserve"> — il partner che rifiuta la rimanda all'ufficio «da gestire» (non gira più al partner successivo), l'ufficio che rifiuta la chiude in storico come non accettata; </w:t>
+      </w:r>
+      <w:r>
+        <w:rPr>
+          <w:b/>
+        </w:rPr>
+        <w:t xml:space="preserve">pop-up di dettaglio</w:t>
+      </w:r>
+      <w:r>
+        <w:rPr>
+          <w:b/>
+        </w:rPr>
+        <w:t xml:space="preserve"> cliccando la riga (stessa struttura del Customer Service) con in fondo il </w:t>
+      </w:r>
+      <w:r>
+        <w:rPr>
+          <w:b/>
+        </w:rPr>
+        <w:t xml:space="preserve">registro</w:t>
+      </w:r>
+      <w:r>
+        <w:rPr>
+          <w:b/>
+        </w:rPr>
+        <w:t xml:space="preserve"> della vendita (creazione, cambi di stato, modifiche campo per campo, agganci, con chi li ha fatti); colonna </w:t>
+      </w:r>
+      <w:r>
+        <w:rPr>
+          <w:b/>
+        </w:rPr>
+        <w:t xml:space="preserve">Stato in Orders</w:t>
+      </w:r>
+      <w:r>
+        <w:rPr>
+          <w:b/>
+        </w:rPr>
+        <w:t xml:space="preserve"> letta dal vivo; nello Storico la </w:t>
+      </w:r>
+      <w:r>
+        <w:rPr>
+          <w:b/>
+        </w:rPr>
+        <w:t xml:space="preserve">Data storico</w:t>
+      </w:r>
+      <w:r>
+        <w:rPr>
+          <w:b/>
+        </w:rPr>
+        <w:t xml:space="preserve">. </w:t>
+      </w:r>
+      <w:r>
+        <w:rPr>
+          <w:b/>
+        </w:rPr>
+        <w:t xml:space="preserve">Consegne</w:t>
+      </w:r>
+      <w:r>
+        <w:rPr>
+          <w:b/>
+        </w:rPr>
+        <w:t xml:space="preserve">: le caselle della selezione multipla non si spuntavano (l'affondo della riga spostava la casella sotto il mouse): corretto.</w:t>
       </w:r>
       <w:r>
         <w:rPr>

--- a/deluxy-platform-next/docs/COME-FUNZIONA-APP-DELUXY.docx
+++ b/deluxy-platform-next/docs/COME-FUNZIONA-APP-DELUXY.docx
@@ -336,7 +336,31 @@
         <w:rPr>
           <w:b/>
         </w:rPr>
-        <w:t xml:space="preserve"> le sue consegne VIVE (non chiuse, non cancellate) del giorno: la mattina quelle di oggi, la sera quelle di domani, e la sera solo a chi domani ha qualcosa. ⚠️ </w:t>
+        <w:t xml:space="preserve"> le sue consegne VIVE (non chiuse, non cancellate): la mattina quelle di </w:t>
+      </w:r>
+      <w:r>
+        <w:rPr>
+          <w:b/>
+        </w:rPr>
+        <w:t xml:space="preserve">oggi e dei sei giorni seguenti</w:t>
+      </w:r>
+      <w:r>
+        <w:rPr>
+          <w:b/>
+        </w:rPr>
+        <w:t xml:space="preserve"> (una settimana, </w:t>
+      </w:r>
+      <w:r>
+        <w:rPr>
+          <w:b/>
+        </w:rPr>
+        <w:t xml:space="preserve">GIORNI_RECAP_MATTINA</w:t>
+      </w:r>
+      <w:r>
+        <w:rPr>
+          <w:b/>
+        </w:rPr>
+        <w:t xml:space="preserve">, raggruppate per giorno con oggi in testa — regola utente: «non solo di oggi ma dei prossimi giorni»), la sera quelle di domani, e la sera solo a chi domani ha qualcosa. ⚠️ </w:t>
       </w:r>
       <w:r>
         <w:rPr>
@@ -33402,7 +33426,17 @@
       </w:r>
       <w:r>
         <w:rPr/>
-        <w:t xml:space="preserve"> — «Oggi hai N consegne»: le consegne di oggi ancora vive (stato non chiuso, non cancellate).</w:t>
+        <w:t xml:space="preserve"> — «Oggi hai N consegne, e M nei prossimi giorni»: le consegne ancora vive (stato non chiuso, non cancellate) di </w:t>
+      </w:r>
+      <w:r>
+        <w:rPr>
+          <w:b/>
+        </w:rPr>
+        <w:t xml:space="preserve">oggi e dei sei giorni seguenti</w:t>
+      </w:r>
+      <w:r>
+        <w:rPr/>
+        <w:t xml:space="preserve">, un blocco per giorno («Oggi», «Domani», poi la data), oggi in testa.</w:t>
       </w:r>
     </w:p>
     <w:p>
@@ -33548,15 +33582,25 @@
       </w:r>
       <w:r>
         <w:rPr/>
-        <w:t xml:space="preserve">), registrati ciascuno a due ore UTC (5 e 6; 16:30 e 17:30) perché Vercel non conosce l'ora legale: la rotta controlla l'ora di Roma e parte solo all'ora giusta. Un marcatore nel registro di ogni consegna (</w:t>
-      </w:r>
-      <w:r>
-        <w:rPr/>
-        <w:t xml:space="preserve">[recap-partner:&lt;tipo&gt;:&lt;giorno&gt;]</w:t>
-      </w:r>
-      <w:r>
-        <w:rPr/>
-        <w:t xml:space="preserve">, riga «Recap del mattino inviato al partner») garantisce </w:t>
+        <w:t xml:space="preserve">), registrati ciascuno a due ore UTC (5 e 6; 16:30 e 17:30) perché Vercel non conosce l'ora legale: la rotta controlla l'ora di Roma e parte solo all'ora giusta. Un marcatore nel registro (</w:t>
+      </w:r>
+      <w:r>
+        <w:rPr/>
+        <w:t xml:space="preserve">[recap-partner:&lt;tipo&gt;:&lt;giorno dell'invio&gt;]</w:t>
+      </w:r>
+      <w:r>
+        <w:rPr/>
+        <w:t xml:space="preserve">, </w:t>
+      </w:r>
+      <w:r>
+        <w:rPr>
+          <w:b/>
+        </w:rPr>
+        <w:t xml:space="preserve">una</w:t>
+      </w:r>
+      <w:r>
+        <w:rPr/>
+        <w:t xml:space="preserve"> riga «Recap del mattino inviato al partner: N consegne dal … al …» sulla prima consegna dell'elenco) garantisce </w:t>
       </w:r>
       <w:r>
         <w:rPr>

--- a/deluxy-platform-next/docs/COME-FUNZIONA-APP-DELUXY.docx
+++ b/deluxy-platform-next/docs/COME-FUNZIONA-APP-DELUXY.docx
@@ -169,6 +169,204 @@
           <w:b/>
         </w:rPr>
         <w:t xml:space="preserve">Changelog</w:t>
+      </w:r>
+      <w:r>
+        <w:rPr>
+          <w:b/>
+        </w:rPr>
+        <w:t xml:space="preserve">07/09/2026 (64) — </w:t>
+      </w:r>
+      <w:r>
+        <w:rPr>
+          <w:b/>
+        </w:rPr>
+        <w:t xml:space="preserve">La vendita accettata fa SEMPRE nascere la consegna: il tipo di servizio è «Vendita Deluxy»; le righe d'ordine portano i pezzi</w:t>
+      </w:r>
+      <w:r>
+        <w:rPr>
+          <w:b/>
+        </w:rPr>
+        <w:t xml:space="preserve"> (regola utente, sul caso #12901: «il tipo di servizio è sempre vendita deluxy, crea anche le consegne»). Prima le vendite arrivate da Orders non avevano un tipo di servizio e </w:t>
+      </w:r>
+      <w:r>
+        <w:rPr>
+          <w:b/>
+        </w:rPr>
+        <w:t xml:space="preserve">creaConsegna</w:t>
+      </w:r>
+      <w:r>
+        <w:rPr>
+          <w:b/>
+        </w:rPr>
+        <w:t xml:space="preserve"> usciva in silenzio: «Accettata dal partner — consegna NON creata (dati mancanti)» su 15 vendite dal 24/08; #12901 (Rizzi, 655 €) accettata in 20 secondi e mai diventata consegna. Ora </w:t>
+      </w:r>
+      <w:r>
+        <w:rPr>
+          <w:b/>
+        </w:rPr>
+        <w:t xml:space="preserve">SalesService.creaConsegna</w:t>
+      </w:r>
+      <w:r>
+        <w:rPr>
+          <w:b/>
+        </w:rPr>
+        <w:t xml:space="preserve"> usa «Vendita Deluxy» (</w:t>
+      </w:r>
+      <w:r>
+        <w:rPr>
+          <w:b/>
+        </w:rPr>
+        <w:t xml:space="preserve">servizioVenditaDeluxy()</w:t>
+      </w:r>
+      <w:r>
+        <w:rPr>
+          <w:b/>
+        </w:rPr>
+        <w:t xml:space="preserve">, letto per nome, tenuto in memoria) quando la vendita non lo dice, e lo scrive anche sulla vendita all'accettazione. </w:t>
+      </w:r>
+      <w:r>
+        <w:rPr>
+          <w:b/>
+        </w:rPr>
+        <w:t xml:space="preserve">Nuovo</w:t>
+      </w:r>
+      <w:r>
+        <w:rPr>
+          <w:b/>
+        </w:rPr>
+        <w:t xml:space="preserve">POST /sales/:id/crea-consegna</w:t>
+      </w:r>
+      <w:r>
+        <w:rPr>
+          <w:b/>
+        </w:rPr>
+        <w:t xml:space="preserve"> (ADMIN/OPERATION, </w:t>
+      </w:r>
+      <w:r>
+        <w:rPr>
+          <w:b/>
+        </w:rPr>
+        <w:t xml:space="preserve">creaConsegnaMancante</w:t>
+      </w:r>
+      <w:r>
+        <w:rPr>
+          <w:b/>
+        </w:rPr>
+        <w:t xml:space="preserve">): crea a posteriori la consegna di una vendita accettata rimasta senza, idempotente, e dice cosa manca (partner, data, destinatario, indirizzo). Script </w:t>
+      </w:r>
+      <w:r>
+        <w:rPr>
+          <w:b/>
+        </w:rPr>
+        <w:t xml:space="preserve">api/scripts/crea-consegne-vendite-ferme.ts</w:t>
+      </w:r>
+      <w:r>
+        <w:rPr>
+          <w:b/>
+        </w:rPr>
+        <w:t xml:space="preserve"> (prova senza argomenti, </w:t>
+      </w:r>
+      <w:r>
+        <w:rPr>
+          <w:b/>
+        </w:rPr>
+        <w:t xml:space="preserve">--applica</w:t>
+      </w:r>
+      <w:r>
+        <w:rPr>
+          <w:b/>
+        </w:rPr>
+        <w:t xml:space="preserve">, </w:t>
+      </w:r>
+      <w:r>
+        <w:rPr>
+          <w:b/>
+        </w:rPr>
+        <w:t xml:space="preserve">--solo</w:t>
+      </w:r>
+      <w:r>
+        <w:rPr>
+          <w:b/>
+        </w:rPr>
+        <w:t xml:space="preserve">, </w:t>
+      </w:r>
+      <w:r>
+        <w:rPr>
+          <w:b/>
+        </w:rPr>
+        <w:t xml:space="preserve">--salta</w:t>
+      </w:r>
+      <w:r>
+        <w:rPr>
+          <w:b/>
+        </w:rPr>
+        <w:t xml:space="preserve">): per le vendite ferme </w:t>
+      </w:r>
+      <w:r>
+        <w:rPr>
+          <w:b/>
+        </w:rPr>
+        <w:t xml:space="preserve">cerca prima una consegna già esistente</w:t>
+      </w:r>
+      <w:r>
+        <w:rPr>
+          <w:b/>
+        </w:rPr>
+        <w:t xml:space="preserve"> (DDT = numero d'ordine, o partner + data + cognome) e la aggancia invece di duplicare; più vendite dello stesso ordine per lo stesso partner = </w:t>
+      </w:r>
+      <w:r>
+        <w:rPr>
+          <w:b/>
+        </w:rPr>
+        <w:t xml:space="preserve">una</w:t>
+      </w:r>
+      <w:r>
+        <w:rPr>
+          <w:b/>
+        </w:rPr>
+        <w:t xml:space="preserve"> consegna con più righe; rilegge la riga d'ordine in Orders e riallinea pezzi e importo. </w:t>
+      </w:r>
+      <w:r>
+        <w:rPr>
+          <w:b/>
+        </w:rPr>
+        <w:t xml:space="preserve">Corretto insieme in </w:t>
+      </w:r>
+      <w:r>
+        <w:rPr>
+          <w:b/>
+        </w:rPr>
+        <w:t xml:space="preserve">orders-sync</w:t>
+      </w:r>
+      <w:r>
+        <w:rPr>
+          <w:b/>
+        </w:rPr>
+        <w:t xml:space="preserve">: il prezzo di riga di Orders è unitario e i pezzi non passavano — «Macarons ×2 a 130 €» nasceva come vendita da 130 € × 1; ora la vendita porta </w:t>
+      </w:r>
+      <w:r>
+        <w:rPr>
+          <w:b/>
+        </w:rPr>
+        <w:t xml:space="preserve">quantity</w:t>
+      </w:r>
+      <w:r>
+        <w:rPr>
+          <w:b/>
+        </w:rPr>
+        <w:t xml:space="preserve"> e </w:t>
+      </w:r>
+      <w:r>
+        <w:rPr>
+          <w:b/>
+        </w:rPr>
+        <w:t xml:space="preserve">amount = prezzo × pezzi</w:t>
+      </w:r>
+      <w:r>
+        <w:rPr>
+          <w:b/>
+        </w:rPr>
+        <w:t xml:space="preserve">, come i generici, e la riga della consegna nasce con la quantità giusta.</w:t>
       </w:r>
       <w:r>
         <w:rPr>

--- a/deluxy-platform-next/docs/COME-FUNZIONA-APP-DELUXY.docx
+++ b/deluxy-platform-next/docs/COME-FUNZIONA-APP-DELUXY.docx
@@ -169,6 +169,60 @@
           <w:b/>
         </w:rPr>
         <w:t xml:space="preserve">Changelog</w:t>
+      </w:r>
+      <w:r>
+        <w:rPr>
+          <w:b/>
+        </w:rPr>
+        <w:t xml:space="preserve">10/09/2026 (102) — </w:t>
+      </w:r>
+      <w:r>
+        <w:rPr>
+          <w:b/>
+        </w:rPr>
+        <w:t xml:space="preserve">Il fornitore legge il prodotto col SUO nome</w:t>
+      </w:r>
+      <w:r>
+        <w:rPr>
+          <w:b/>
+        </w:rPr>
+        <w:t xml:space="preserve"> (regola utente). In Merchandising ogni prodotto può avere un «nome per il partner» con la spunta che dice se usarlo («2 Colazioni in Famiglia» per la «Colazione 5 Stelle - Clivati Milano (2 persone)»): da oggi la sincronizzazione con Merchandising lo copia sul prodotto della piattaforma (</w:t>
+      </w:r>
+      <w:r>
+        <w:rPr>
+          <w:b/>
+        </w:rPr>
+        <w:t xml:space="preserve">alternateName</w:t>
+      </w:r>
+      <w:r>
+        <w:rPr>
+          <w:b/>
+        </w:rPr>
+        <w:t xml:space="preserve"> + </w:t>
+      </w:r>
+      <w:r>
+        <w:rPr>
+          <w:b/>
+        </w:rPr>
+        <w:t xml:space="preserve">useAlternateName</w:t>
+      </w:r>
+      <w:r>
+        <w:rPr>
+          <w:b/>
+        </w:rPr>
+        <w:t xml:space="preserve">, insieme alle note di specifica) e la </w:t>
+      </w:r>
+      <w:r>
+        <w:rPr>
+          <w:b/>
+        </w:rPr>
+        <w:t xml:space="preserve">proposta di vendita</w:t>
+      </w:r>
+      <w:r>
+        <w:rPr>
+          <w:b/>
+        </w:rPr>
+        <w:t xml:space="preserve"> — campanello in app e mail — mostra al fornitore quel nome al posto del commerciale. Se la spunta è spenta o il campo è vuoto, resta il nome commerciale. Misura: 1 prodotto su 4.610 ce l'ha attivo oggi.</w:t>
       </w:r>
       <w:r>
         <w:rPr>

--- a/deluxy-platform-next/docs/COME-FUNZIONA-APP-DELUXY.docx
+++ b/deluxy-platform-next/docs/COME-FUNZIONA-APP-DELUXY.docx
@@ -169,6 +169,24 @@
           <w:b/>
         </w:rPr>
         <w:t xml:space="preserve">Changelog</w:t>
+      </w:r>
+      <w:r>
+        <w:rPr>
+          <w:b/>
+        </w:rPr>
+        <w:t xml:space="preserve">10/09/2026 (103) — </w:t>
+      </w:r>
+      <w:r>
+        <w:rPr>
+          <w:b/>
+        </w:rPr>
+        <w:t xml:space="preserve">Il catalogo del partner parla col suo nome</w:t>
+      </w:r>
+      <w:r>
+        <w:rPr>
+          <w:b/>
+        </w:rPr>
+        <w:t xml:space="preserve"> (regola utente). Per chi entra come PARTNER ogni prodotto si presenta col «nome per il partner» di Merchandising (in Prodotti, nel modulo consegna, ovunque passi dalla lista prodotti); il nome commerciale resta accanto come . Per l'ufficio non cambia niente. In Merchandising il campo è stato riempito per tutti i 5.081 prodotti col nome attuale (attivo), così il partner legge sempre un nome: oggi identico al commerciale tranne la Colazione Clivati («2 Colazioni in Famiglia»), e da lì in avanti si cambia in Merchandising.</w:t>
       </w:r>
       <w:r>
         <w:rPr>

--- a/deluxy-platform-next/docs/COME-FUNZIONA-APP-DELUXY.docx
+++ b/deluxy-platform-next/docs/COME-FUNZIONA-APP-DELUXY.docx
@@ -186,7 +186,19 @@
         <w:rPr>
           <w:b/>
         </w:rPr>
-        <w:t xml:space="preserve"> (regola utente). Per chi entra come PARTNER ogni prodotto si presenta col «nome per il partner» di Merchandising (in Prodotti, nel modulo consegna, ovunque passi dalla lista prodotti); il nome commerciale resta accanto come . Per l'ufficio non cambia niente. In Merchandising il campo è stato riempito per tutti i 5.081 prodotti col nome attuale (attivo), così il partner legge sempre un nome: oggi identico al commerciale tranne la Colazione Clivati («2 Colazioni in Famiglia»), e da lì in avanti si cambia in Merchandising.</w:t>
+        <w:t xml:space="preserve"> (regola utente). Per chi entra come PARTNER ogni prodotto si presenta col «nome per il partner» di Merchandising (in Prodotti, nel modulo consegna, ovunque passi dalla lista prodotti); il nome commerciale resta accanto come </w:t>
+      </w:r>
+      <w:r>
+        <w:rPr>
+          <w:b/>
+        </w:rPr>
+        <w:t xml:space="preserve">nomeCommerciale</w:t>
+      </w:r>
+      <w:r>
+        <w:rPr>
+          <w:b/>
+        </w:rPr>
+        <w:t xml:space="preserve">. Per l'ufficio non cambia niente. In Merchandising il campo è stato riempito per tutti i 5.081 prodotti col nome attuale (attivo), così il partner legge sempre un nome: oggi identico al commerciale tranne la Colazione Clivati («2 Colazioni in Famiglia»), e da lì in avanti si cambia in Merchandising.</w:t>
       </w:r>
       <w:r>
         <w:rPr>

--- a/deluxy-platform-next/docs/COME-FUNZIONA-APP-DELUXY.docx
+++ b/deluxy-platform-next/docs/COME-FUNZIONA-APP-DELUXY.docx
@@ -186,19 +186,19 @@
         <w:rPr>
           <w:b/>
         </w:rPr>
-        <w:t xml:space="preserve"> (regola utente). Per chi entra come PARTNER ogni prodotto si presenta col «nome per il partner» di Merchandising (in Prodotti, nel modulo consegna, ovunque passi dalla lista prodotti); il nome commerciale resta accanto come </w:t>
-      </w:r>
-      <w:r>
-        <w:rPr>
-          <w:b/>
-        </w:rPr>
-        <w:t xml:space="preserve">nomeCommerciale</w:t>
-      </w:r>
-      <w:r>
-        <w:rPr>
-          <w:b/>
-        </w:rPr>
-        <w:t xml:space="preserve">. Per l'ufficio non cambia niente. In Merchandising il campo è stato riempito per tutti i 5.081 prodotti col nome attuale (attivo), così il partner legge sempre un nome: oggi identico al commerciale tranne la Colazione Clivati («2 Colazioni in Famiglia»), e da lì in avanti si cambia in Merchandising.</w:t>
+        <w:t xml:space="preserve"> (regola utente). Per chi entra come PARTNER ogni prodotto si presenta col «nome per il partner» di Merchandising (in Prodotti, nel modulo consegna, ovunque passi dalla lista prodotti); il nome commerciale </w:t>
+      </w:r>
+      <w:r>
+        <w:rPr>
+          <w:b/>
+        </w:rPr>
+        <w:t xml:space="preserve">non gli arriva</w:t>
+      </w:r>
+      <w:r>
+        <w:rPr>
+          <w:b/>
+        </w:rPr>
+        <w:t xml:space="preserve"> (regola utente: «il partner non lo vede»). Per l'ufficio non cambia niente. In Merchandising il campo è stato riempito per tutti i 5.081 prodotti col nome attuale (attivo), così il partner legge sempre un nome: oggi identico al commerciale tranne la Colazione Clivati («2 Colazioni in Famiglia»), e da lì in avanti si cambia in Merchandising.</w:t>
       </w:r>
       <w:r>
         <w:rPr>

--- a/deluxy-platform-next/docs/COME-FUNZIONA-APP-DELUXY.docx
+++ b/deluxy-platform-next/docs/COME-FUNZIONA-APP-DELUXY.docx
@@ -169,6 +169,150 @@
           <w:b/>
         </w:rPr>
         <w:t xml:space="preserve">Changelog</w:t>
+      </w:r>
+      <w:r>
+        <w:rPr>
+          <w:b/>
+        </w:rPr>
+        <w:t xml:space="preserve">10/09/2026 (105) — </w:t>
+      </w:r>
+      <w:r>
+        <w:rPr>
+          <w:b/>
+        </w:rPr>
+        <w:t xml:space="preserve">Flag «Prodotto app»</w:t>
+      </w:r>
+      <w:r>
+        <w:rPr>
+          <w:b/>
+        </w:rPr>
+        <w:t xml:space="preserve"> (regola utente). Nel modulo prodotto c'è la spunta «Prodotto app»: il prodotto vive solo nella piattaforma consegne e </w:t>
+      </w:r>
+      <w:r>
+        <w:rPr>
+          <w:b/>
+        </w:rPr>
+        <w:t xml:space="preserve">non si espone a Merchandising</w:t>
+      </w:r>
+      <w:r>
+        <w:rPr>
+          <w:b/>
+        </w:rPr>
+        <w:t xml:space="preserve"> — fuori dal calendario dei prodotti unici e da ogni allineamento per SKU (note, tipologie, nomi partner). Colonna </w:t>
+      </w:r>
+      <w:r>
+        <w:rPr>
+          <w:b/>
+        </w:rPr>
+        <w:t xml:space="preserve">Product.prodottoApp</w:t>
+      </w:r>
+      <w:r>
+        <w:rPr>
+          <w:b/>
+        </w:rPr>
+        <w:t xml:space="preserve"> (default false, aggiunta in produzione il 10/09).</w:t>
+      </w:r>
+      <w:r>
+        <w:rPr>
+          <w:b/>
+        </w:rPr>
+        <w:t xml:space="preserve">10/09/2026 (104) — </w:t>
+      </w:r>
+      <w:r>
+        <w:rPr>
+          <w:b/>
+        </w:rPr>
+        <w:t xml:space="preserve">I prodotti unici seguono il calendario del partner sul sito</w:t>
+      </w:r>
+      <w:r>
+        <w:rPr>
+          <w:b/>
+        </w:rPr>
+        <w:t xml:space="preserve"> (regola utente). Ogni mezz'ora (cron </w:t>
+      </w:r>
+      <w:r>
+        <w:rPr>
+          <w:b/>
+        </w:rPr>
+        <w:t xml:space="preserve">/api/v1/cron/calendario-unici</w:t>
+      </w:r>
+      <w:r>
+        <w:rPr>
+          <w:b/>
+        </w:rPr>
+        <w:t xml:space="preserve">) la piattaforma manda a Merchandising, per ogni prodotto UNICO attivo con SKU e proprietario, i prossimi 14 giorni del proprietario — aperto/chiuso e ora di apertura, con la stessa cascata dello smistamento (eccezione del giorno &gt; fasce &gt; orario settimanale) — e Merchandising aggiorna sul negozio i metafield «giorni minimi» (</w:t>
+      </w:r>
+      <w:r>
+        <w:rPr>
+          <w:b/>
+        </w:rPr>
+        <w:t xml:space="preserve">prodotto.consegna</w:t>
+      </w:r>
+      <w:r>
+        <w:rPr>
+          <w:b/>
+        </w:rPr>
+        <w:t xml:space="preserve">) e «minimo orario» (</w:t>
+      </w:r>
+      <w:r>
+        <w:rPr>
+          <w:b/>
+        </w:rPr>
+        <w:t xml:space="preserve">custom.minimo_orario</w:t>
+      </w:r>
+      <w:r>
+        <w:rPr>
+          <w:b/>
+        </w:rPr>
+        <w:t xml:space="preserve">): base 1 → 2 se domani il partner è chiuso → torna 1 quando riapre; l'ora minima è la prima ora piena dopo l'apertura di quel giorno, 9 se il partner non ha orari. La base resta quella dichiarata in Merchandising (</w:t>
+      </w:r>
+      <w:r>
+        <w:rPr>
+          <w:b/>
+        </w:rPr>
+        <w:t xml:space="preserve">gg_disp_min</w:t>
+      </w:r>
+      <w:r>
+        <w:rPr>
+          <w:b/>
+        </w:rPr>
+        <w:t xml:space="preserve">): se manca, non si inventa. Rotte d'ufficio: </w:t>
+      </w:r>
+      <w:r>
+        <w:rPr>
+          <w:b/>
+        </w:rPr>
+        <w:t xml:space="preserve">GET /merchandising-sync/calendario/prova</w:t>
+      </w:r>
+      <w:r>
+        <w:rPr>
+          <w:b/>
+        </w:rPr>
+        <w:t xml:space="preserve">, </w:t>
+      </w:r>
+      <w:r>
+        <w:rPr>
+          <w:b/>
+        </w:rPr>
+        <w:t xml:space="preserve">POST …/calendario/anteprima</w:t>
+      </w:r>
+      <w:r>
+        <w:rPr>
+          <w:b/>
+        </w:rPr>
+        <w:t xml:space="preserve">, </w:t>
+      </w:r>
+      <w:r>
+        <w:rPr>
+          <w:b/>
+        </w:rPr>
+        <w:t xml:space="preserve">POST …/calendario</w:t>
+      </w:r>
+      <w:r>
+        <w:rPr>
+          <w:b/>
+        </w:rPr>
+        <w:t xml:space="preserve">. Misura al 10/09: 224 unici in vendita, 184 con la base, 40 senza (Clivati 9, Stefanelli 6, Martesana 4, Brioni 4…).</w:t>
       </w:r>
       <w:r>
         <w:rPr>

--- a/deluxy-platform-next/docs/COME-FUNZIONA-APP-DELUXY.docx
+++ b/deluxy-platform-next/docs/COME-FUNZIONA-APP-DELUXY.docx
@@ -228,7 +228,7 @@
         <w:rPr>
           <w:b/>
         </w:rPr>
-        <w:t xml:space="preserve"> (regola utente). Ogni mezz'ora (cron </w:t>
+        <w:t xml:space="preserve"> (regola utente). Appena un partner salva orari, chiusure del giorno o attivazione (solo per lui, best-effort) e comunque a orologio ogni mezz'ora (cron </w:t>
       </w:r>
       <w:r>
         <w:rPr>
@@ -240,7 +240,19 @@
         <w:rPr>
           <w:b/>
         </w:rPr>
-        <w:t xml:space="preserve">) la piattaforma manda a Merchandising, per ogni prodotto UNICO attivo con SKU e proprietario, i prossimi 14 giorni del proprietario — aperto/chiuso e ora di apertura, con la stessa cascata dello smistamento (eccezione del giorno &gt; fasce &gt; orario settimanale) — e Merchandising aggiorna sul negozio i metafield «giorni minimi» (</w:t>
+        <w:t xml:space="preserve">: il numero cambia anche senza toccare gli orari — chiuso sabato, giovedì il sito dice «da domani», venerdì «fra 2 giorni» — e </w:t>
+      </w:r>
+      <w:r>
+        <w:rPr>
+          <w:b/>
+        </w:rPr>
+        <w:t xml:space="preserve">oggi conta come chiuso appena passa l'ora di chiusura del partner</w:t>
+      </w:r>
+      <w:r>
+        <w:rPr>
+          <w:b/>
+        </w:rPr>
+        <w:t xml:space="preserve">: «se Clivati oggi chiude alle 15 e sono le 16, i suoi prodotti sono acquistabili da domani») la piattaforma manda a Merchandising, per ogni prodotto UNICO attivo con SKU e proprietario, i prossimi 14 giorni del proprietario — aperto/chiuso e ora di apertura, con la stessa cascata dello smistamento (eccezione del giorno &gt; fasce &gt; orario settimanale) — e Merchandising aggiorna sul negozio i metafield «giorni minimi» (</w:t>
       </w:r>
       <w:r>
         <w:rPr>

--- a/deluxy-platform-next/docs/COME-FUNZIONA-APP-DELUXY.docx
+++ b/deluxy-platform-next/docs/COME-FUNZIONA-APP-DELUXY.docx
@@ -169,6 +169,36 @@
           <w:b/>
         </w:rPr>
         <w:t xml:space="preserve">Changelog</w:t>
+      </w:r>
+      <w:r>
+        <w:rPr>
+          <w:b/>
+        </w:rPr>
+        <w:t xml:space="preserve">10/09/2026 (106) — </w:t>
+      </w:r>
+      <w:r>
+        <w:rPr>
+          <w:b/>
+        </w:rPr>
+        <w:t xml:space="preserve">La consegna nata da una vendita porta in riga QUANTO VA AL PARTNER</w:t>
+      </w:r>
+      <w:r>
+        <w:rPr>
+          <w:b/>
+        </w:rPr>
+        <w:t xml:space="preserve"> (regola utente su #101251: «60 € è il valore da cui incassare la nostra commissione + IVA»). Se la vendita ha una quota (dal Customer Service, da un patto o dal listino del proprietario), la riga prodotto vale il pubblico meno la quota — 85 € − 29,41 % = </w:t>
+      </w:r>
+      <w:r>
+        <w:rPr>
+          <w:b/>
+        </w:rPr>
+        <w:t xml:space="preserve">60 €</w:t>
+      </w:r>
+      <w:r>
+        <w:rPr>
+          <w:b/>
+        </w:rPr>
+        <w:t xml:space="preserve"> — e la scheda applica su quel valore la commissione del listino del partner più IVA (Lijoi 22 %: 13,20 + 2,90 → dovuto 43,90 €). Prima vinceva il listino della variante, che sui prodotti non unici è il prezzo pubblico: la mail diceva 60 e la scheda 85. Senza quota resta il listino, che sugli unici è già il prezzo del partner. Misura su 69 vendite dal 06/09: solo 2 righe erano al pubblico (#101251 e #101138), corrette; le altre 25 differenze erano già prezzi partner da listino o patto.</w:t>
       </w:r>
       <w:r>
         <w:rPr>

--- a/deluxy-platform-next/docs/COME-FUNZIONA-APP-DELUXY.docx
+++ b/deluxy-platform-next/docs/COME-FUNZIONA-APP-DELUXY.docx
@@ -169,6 +169,186 @@
           <w:b/>
         </w:rPr>
         <w:t xml:space="preserve">Changelog</w:t>
+      </w:r>
+      <w:r>
+        <w:rPr>
+          <w:b/>
+        </w:rPr>
+        <w:t xml:space="preserve">10/09/2026 (108) — </w:t>
+      </w:r>
+      <w:r>
+        <w:rPr>
+          <w:b/>
+        </w:rPr>
+        <w:t xml:space="preserve">Attività: il partner su ogni riga, e l'assegnazione da lì</w:t>
+      </w:r>
+      <w:r>
+        <w:rPr>
+          <w:b/>
+        </w:rPr>
+        <w:t xml:space="preserve"> (regola utente). Nell'elenco Attività c'è la colonna </w:t>
+      </w:r>
+      <w:r>
+        <w:rPr>
+          <w:b/>
+        </w:rPr>
+        <w:t xml:space="preserve">Partner</w:t>
+      </w:r>
+      <w:r>
+        <w:rPr>
+          <w:b/>
+        </w:rPr>
+        <w:t xml:space="preserve">; l'ufficio e il </w:t>
+      </w:r>
+      <w:r>
+        <w:rPr>
+          <w:b/>
+        </w:rPr>
+        <w:t xml:space="preserve">team leader</w:t>
+      </w:r>
+      <w:r>
+        <w:rPr>
+          <w:b/>
+        </w:rPr>
+        <w:t xml:space="preserve"> hanno nella colonna Valet una tendina «Assegna a…» con i valet attivi della provincia della consegna (col suo servizio a listino, se ce l'hanno). L'assegnazione è quella della </w:t>
+      </w:r>
+      <w:r>
+        <w:rPr>
+          <w:b/>
+        </w:rPr>
+        <w:t xml:space="preserve">consegna</w:t>
+      </w:r>
+      <w:r>
+        <w:rPr>
+          <w:b/>
+        </w:rPr>
+        <w:t xml:space="preserve">: passa da </w:t>
+      </w:r>
+      <w:r>
+        <w:rPr>
+          <w:b/>
+        </w:rPr>
+        <w:t xml:space="preserve">PATCH /activities/:id/assegna</w:t>
+      </w:r>
+      <w:r>
+        <w:rPr>
+          <w:b/>
+        </w:rPr>
+        <w:t xml:space="preserve"> → </w:t>
+      </w:r>
+      <w:r>
+        <w:rPr>
+          <w:b/>
+        </w:rPr>
+        <w:t xml:space="preserve">DeliveriesService.assignValet</w:t>
+      </w:r>
+      <w:r>
+        <w:rPr>
+          <w:b/>
+        </w:rPr>
+        <w:t xml:space="preserve">, quindi cambia il valet sulla consegna, su TUTTE le sue attività (ritiro e consegna), nel registro, con le stesse regole del dettaglio (team leader solo nel suo ambito, storico intoccabile). Nella risposta di </w:t>
+      </w:r>
+      <w:r>
+        <w:rPr>
+          <w:b/>
+        </w:rPr>
+        <w:t xml:space="preserve">GET /activities</w:t>
+      </w:r>
+      <w:r>
+        <w:rPr>
+          <w:b/>
+        </w:rPr>
+        <w:t xml:space="preserve"> la consegna porta </w:t>
+      </w:r>
+      <w:r>
+        <w:rPr>
+          <w:b/>
+        </w:rPr>
+        <w:t xml:space="preserve">partner</w:t>
+      </w:r>
+      <w:r>
+        <w:rPr>
+          <w:b/>
+        </w:rPr>
+        <w:t xml:space="preserve">, </w:t>
+      </w:r>
+      <w:r>
+        <w:rPr>
+          <w:b/>
+        </w:rPr>
+        <w:t xml:space="preserve">provinceId</w:t>
+      </w:r>
+      <w:r>
+        <w:rPr>
+          <w:b/>
+        </w:rPr>
+        <w:t xml:space="preserve">, </w:t>
+      </w:r>
+      <w:r>
+        <w:rPr>
+          <w:b/>
+        </w:rPr>
+        <w:t xml:space="preserve">serviceTypeId</w:t>
+      </w:r>
+      <w:r>
+        <w:rPr>
+          <w:b/>
+        </w:rPr>
+        <w:t xml:space="preserve">, </w:t>
+      </w:r>
+      <w:r>
+        <w:rPr>
+          <w:b/>
+        </w:rPr>
+        <w:t xml:space="preserve">province.code</w:t>
+      </w:r>
+      <w:r>
+        <w:rPr>
+          <w:b/>
+        </w:rPr>
+        <w:t xml:space="preserve">.</w:t>
+      </w:r>
+      <w:r>
+        <w:rPr>
+          <w:b/>
+        </w:rPr>
+        <w:t xml:space="preserve">10/09/2026 (107) — </w:t>
+      </w:r>
+      <w:r>
+        <w:rPr>
+          <w:b/>
+        </w:rPr>
+        <w:t xml:space="preserve">Il conto della vendita, letto dall'ufficio, dice che è il guadagno del partner</w:t>
+      </w:r>
+      <w:r>
+        <w:rPr>
+          <w:b/>
+        </w:rPr>
+        <w:t xml:space="preserve"> (regola utente). Nel dettaglio consegna il riquadro «Il conto di questa vendita» cambia etichette secondo chi guarda: al partner «Il tuo incasso / Totale a te dovuto»; all'ufficio «Incasso del partner (valore al partner) / Commissione Deluxy trattenuta / </w:t>
+      </w:r>
+      <w:r>
+        <w:rPr>
+          <w:b/>
+        </w:rPr>
+        <w:t xml:space="preserve">Totale dovuto al partner: il suo guadagno</w:t>
+      </w:r>
+      <w:r>
+        <w:rPr>
+          <w:b/>
+        </w:rPr>
+        <w:t xml:space="preserve">», con la nota sul lordo che compare in Fatturazione. I numeri sono gli stessi (</w:t>
+      </w:r>
+      <w:r>
+        <w:rPr>
+          <w:b/>
+        </w:rPr>
+        <w:t xml:space="preserve">saleAccountOffice.*</w:t>
+      </w:r>
+      <w:r>
+        <w:rPr>
+          <w:b/>
+        </w:rPr>
+        <w:t xml:space="preserve"> in it/en).</w:t>
       </w:r>
       <w:r>
         <w:rPr>

--- a/deluxy-platform-next/docs/COME-FUNZIONA-APP-DELUXY.docx
+++ b/deluxy-platform-next/docs/COME-FUNZIONA-APP-DELUXY.docx
@@ -169,6 +169,120 @@
           <w:b/>
         </w:rPr>
         <w:t xml:space="preserve">Changelog</w:t>
+      </w:r>
+      <w:r>
+        <w:rPr>
+          <w:b/>
+        </w:rPr>
+        <w:t xml:space="preserve">10/09/2026 (109) — </w:t>
+      </w:r>
+      <w:r>
+        <w:rPr>
+          <w:b/>
+        </w:rPr>
+        <w:t xml:space="preserve">Scheda partner, Registro Anagrafiche: tre strade dopo «Confronta col registro»</w:t>
+      </w:r>
+      <w:r>
+        <w:rPr>
+          <w:b/>
+        </w:rPr>
+        <w:t xml:space="preserve"> (regola utente sul caso Diptyque Brera / Olfattorio SRL). Per l'ufficio, dopo il confronto, compaiono sempre tre bottoni: </w:t>
+      </w:r>
+      <w:r>
+        <w:rPr>
+          <w:b/>
+        </w:rPr>
+        <w:t xml:space="preserve">Crea una scheda nuova</w:t>
+      </w:r>
+      <w:r>
+        <w:rPr>
+          <w:b/>
+        </w:rPr>
+        <w:t xml:space="preserve"> (come prima, ma sempre visibile), </w:t>
+      </w:r>
+      <w:r>
+        <w:rPr>
+          <w:b/>
+        </w:rPr>
+        <w:t xml:space="preserve">Aggancia ad anagrafica esistente</w:t>
+      </w:r>
+      <w:r>
+        <w:rPr>
+          <w:b/>
+        </w:rPr>
+        <w:t xml:space="preserve"> (ricerca libera nel registro per nome, ragione sociale o P.IVA, poi il collegamento e la tabella delle differenze come ora) e </w:t>
+      </w:r>
+      <w:r>
+        <w:rPr>
+          <w:b/>
+        </w:rPr>
+        <w:t xml:space="preserve">Sotto un'altra entità di fatturazione</w:t>
+      </w:r>
+      <w:r>
+        <w:rPr>
+          <w:b/>
+        </w:rPr>
+        <w:t xml:space="preserve">: si sceglie fra i </w:t>
+      </w:r>
+      <w:r>
+        <w:rPr>
+          <w:b/>
+        </w:rPr>
+        <w:t xml:space="preserve">partner della piattaforma</w:t>
+      </w:r>
+      <w:r>
+        <w:rPr>
+          <w:b/>
+        </w:rPr>
+        <w:t xml:space="preserve"> quello che rappresenta la società che fattura, e la scheda di questo punto vendita entra nel suo </w:t>
+      </w:r>
+      <w:r>
+        <w:rPr>
+          <w:b/>
+        </w:rPr>
+        <w:t xml:space="preserve">capogruppo</w:t>
+      </w:r>
+      <w:r>
+        <w:rPr>
+          <w:b/>
+        </w:rPr>
+        <w:t xml:space="preserve"> del registro con «paga da sé = no»; se il capogruppo non esiste il registro lo crea dalla capofila (ragione sociale e dati fiscali). Da lì Finance legge P.IVA, SDI, IBAN e condizioni dal capogruppo. Nella sezione si legge «Fattura sotto: ‹capogruppo›». Rotte: </w:t>
+      </w:r>
+      <w:r>
+        <w:rPr>
+          <w:b/>
+        </w:rPr>
+        <w:t xml:space="preserve">POST /partners/:id/anagrafica/capogruppo {partnerId}</w:t>
+      </w:r>
+      <w:r>
+        <w:rPr>
+          <w:b/>
+        </w:rPr>
+        <w:t xml:space="preserve">, </w:t>
+      </w:r>
+      <w:r>
+        <w:rPr>
+          <w:b/>
+        </w:rPr>
+        <w:t xml:space="preserve">GET /partners/anagrafiche/cerca?q=</w:t>
+      </w:r>
+      <w:r>
+        <w:rPr>
+          <w:b/>
+        </w:rPr>
+        <w:t xml:space="preserve">; nel registro </w:t>
+      </w:r>
+      <w:r>
+        <w:rPr>
+          <w:b/>
+        </w:rPr>
+        <w:t xml:space="preserve">POST /api/v1/partners/:id/capogruppo</w:t>
+      </w:r>
+      <w:r>
+        <w:rPr>
+          <w:b/>
+        </w:rPr>
+        <w:t xml:space="preserve"> (chiave di scrittura; :id e capofila accettano anche il platformId). Caso di prova: Diptyque Brera, Diptyque Manzoni, Olfattorio, Olfattorio Rinascente e Olfattorio BAR A Parfums Vittoria hanno tutti P.IVA 08699330018.</w:t>
       </w:r>
       <w:r>
         <w:rPr>

--- a/deluxy-platform-next/docs/COME-FUNZIONA-APP-DELUXY.docx
+++ b/deluxy-platform-next/docs/COME-FUNZIONA-APP-DELUXY.docx
@@ -169,6 +169,126 @@
           <w:b/>
         </w:rPr>
         <w:t xml:space="preserve">Changelog</w:t>
+      </w:r>
+      <w:r>
+        <w:rPr>
+          <w:b/>
+        </w:rPr>
+        <w:t xml:space="preserve">10/09/2026 (111) — </w:t>
+      </w:r>
+      <w:r>
+        <w:rPr>
+          <w:b/>
+        </w:rPr>
+        <w:t xml:space="preserve">Categorie dal catalogo Merchandising</w:t>
+      </w:r>
+      <w:r>
+        <w:rPr>
+          <w:b/>
+        </w:rPr>
+        <w:t xml:space="preserve"> (decisione utente «sistema pure»). 268 prodotti attivi senza categoria l'hanno presa da Merchandising con la mappa FIORI/BOUQUET/COMPOSIZIONE → Fiori (2), TORTE_DOLCI → Torte (2), REGALI → Gift Boutique, VINI_SPIRITS → Vini, ORIGINALI_DELUXY → Originali Deluxy; abbinamento per codice, nome esatto, o nome base quando in piattaforma c'è la taglia dopo il trattino (</w:t>
+      </w:r>
+      <w:r>
+        <w:rPr>
+          <w:b/>
+        </w:rPr>
+        <w:t xml:space="preserve">scripts/categorie-da-merchandising.mjs</w:t>
+      </w:r>
+      <w:r>
+        <w:rPr>
+          <w:b/>
+        </w:rPr>
+        <w:t xml:space="preserve">). Restano 631 senza (417 «DA_CLASSIFICARE» anche di là, il resto senza corrispondenza). Senza categoria una vendita non ha mestiere né lista e resta «da gestire» (caso 12927).</w:t>
+      </w:r>
+      <w:r>
+        <w:rPr>
+          <w:b/>
+        </w:rPr>
+        <w:t xml:space="preserve">10/09/2026 (110) — </w:t>
+      </w:r>
+      <w:r>
+        <w:rPr>
+          <w:b/>
+        </w:rPr>
+        <w:t xml:space="preserve">Due fatture separate per partner e periodo: servizi e commissioni</w:t>
+      </w:r>
+      <w:r>
+        <w:rPr>
+          <w:b/>
+        </w:rPr>
+        <w:t xml:space="preserve"> (regola utente: «organizza sempre due fatture separate — attenzione che un partner potrebbe avere solo una delle due»). «Invia a Finance» genera una fattura </w:t>
+      </w:r>
+      <w:r>
+        <w:rPr>
+          <w:b/>
+        </w:rPr>
+        <w:t xml:space="preserve">servizi</w:t>
+      </w:r>
+      <w:r>
+        <w:rPr>
+          <w:b/>
+        </w:rPr>
+        <w:t xml:space="preserve"> (consegne a prezzo fisso, a ora, magazzino, corporate: il partner ci paga) e una fattura </w:t>
+      </w:r>
+      <w:r>
+        <w:rPr>
+          <w:b/>
+        </w:rPr>
+        <w:t xml:space="preserve">commissioni</w:t>
+      </w:r>
+      <w:r>
+        <w:rPr>
+          <w:b/>
+        </w:rPr>
+        <w:t xml:space="preserve"> (righe di vendita: noi tratteniamo la commissione e giriamo il resto), ognuna solo se ha righe. La servizi va in FINANCE come </w:t>
+      </w:r>
+      <w:r>
+        <w:rPr>
+          <w:b/>
+        </w:rPr>
+        <w:t xml:space="preserve">pro-forma</w:t>
+      </w:r>
+      <w:r>
+        <w:rPr>
+          <w:b/>
+        </w:rPr>
+        <w:t xml:space="preserve"> e come imponibile dei servizi nel </w:t>
+      </w:r>
+      <w:r>
+        <w:rPr>
+          <w:b/>
+        </w:rPr>
+        <w:t xml:space="preserve">mese</w:t>
+      </w:r>
+      <w:r>
+        <w:rPr>
+          <w:b/>
+        </w:rPr>
+        <w:t xml:space="preserve"> (FINANCE crea la fattura servizi «Consegne», che prima l'ufficio faceva a mano); la commissioni va solo nel </w:t>
+      </w:r>
+      <w:r>
+        <w:rPr>
+          <w:b/>
+        </w:rPr>
+        <w:t xml:space="preserve">mese</w:t>
+      </w:r>
+      <w:r>
+        <w:rPr>
+          <w:b/>
+        </w:rPr>
+        <w:t xml:space="preserve"> (venduto e commissione). All'invio riuscito la fattura interna passa in </w:t>
+      </w:r>
+      <w:r>
+        <w:rPr>
+          <w:b/>
+        </w:rPr>
+        <w:t xml:space="preserve">Storico</w:t>
+      </w:r>
+      <w:r>
+        <w:rPr>
+          <w:b/>
+        </w:rPr>
+        <w:t xml:space="preserve">. Il banner racconta ogni fattura: numero, righe, importo, esito pro-forma, esito mese. Prima era un documento solo, e in FINANCE la pro-forma di Rizzi conteneva anche 2 righe di vendita.</w:t>
       </w:r>
       <w:r>
         <w:rPr>

--- a/deluxy-platform-next/docs/COME-FUNZIONA-APP-DELUXY.docx
+++ b/deluxy-platform-next/docs/COME-FUNZIONA-APP-DELUXY.docx
@@ -169,6 +169,60 @@
           <w:b/>
         </w:rPr>
         <w:t xml:space="preserve">Changelog</w:t>
+      </w:r>
+      <w:r>
+        <w:rPr>
+          <w:b/>
+        </w:rPr>
+        <w:t xml:space="preserve">10/09/2026 (112) — </w:t>
+      </w:r>
+      <w:r>
+        <w:rPr>
+          <w:b/>
+        </w:rPr>
+        <w:t xml:space="preserve">Preventivo del partner: a chi è stato chiesto, e il prezzo che fa</w:t>
+      </w:r>
+      <w:r>
+        <w:rPr>
+          <w:b/>
+        </w:rPr>
+        <w:t xml:space="preserve"> (segnalazione utente). Nella finestra «Preventivo del partner» (Vendite, prodotti a preventivo) si sceglie il </w:t>
+      </w:r>
+      <w:r>
+        <w:rPr>
+          <w:b/>
+        </w:rPr>
+        <w:t xml:space="preserve">partner a cui è stato chiesto</w:t>
+      </w:r>
+      <w:r>
+        <w:rPr>
+          <w:b/>
+        </w:rPr>
+        <w:t xml:space="preserve"> fra quelli attivi, non esclusi dalle proposte, che lavorano nella </w:t>
+      </w:r>
+      <w:r>
+        <w:rPr>
+          <w:b/>
+        </w:rPr>
+        <w:t xml:space="preserve">provincia della vendita</w:t>
+      </w:r>
+      <w:r>
+        <w:rPr>
+          <w:b/>
+        </w:rPr>
+        <w:t xml:space="preserve">, e si scrive il </w:t>
+      </w:r>
+      <w:r>
+        <w:rPr>
+          <w:b/>
+        </w:rPr>
+        <w:t xml:space="preserve">prezzo al partner</w:t>
+      </w:r>
+      <w:r>
+        <w:rPr>
+          <w:b/>
+        </w:rPr>
+        <w:t xml:space="preserve">. Salvando, la vendita passa a quel partner con la quota ricavata dal prezzo, e nasce (o si aggiorna) la riconciliazione prodotto×provincia per le prossime volte. Prima la finestra chiedeva solo il prezzo e usava il partner già sulla vendita; se non c'era, rifiutava.</w:t>
       </w:r>
       <w:r>
         <w:rPr>

--- a/deluxy-platform-next/docs/COME-FUNZIONA-APP-DELUXY.docx
+++ b/deluxy-platform-next/docs/COME-FUNZIONA-APP-DELUXY.docx
@@ -169,6 +169,192 @@
           <w:b/>
         </w:rPr>
         <w:t xml:space="preserve">Changelog</w:t>
+      </w:r>
+      <w:r>
+        <w:rPr>
+          <w:b/>
+        </w:rPr>
+        <w:t xml:space="preserve">10/09/2026 (113) — </w:t>
+      </w:r>
+      <w:r>
+        <w:rPr>
+          <w:b/>
+        </w:rPr>
+        <w:t xml:space="preserve">Il capogruppo anche in piattaforma: per ogni partner, chi paga</w:t>
+      </w:r>
+      <w:r>
+        <w:rPr>
+          <w:b/>
+        </w:rPr>
+        <w:t xml:space="preserve"> (regola utente: «crea anche qui su app una entità capogruppo che indica per ogni partner chi paga — Chanel e Diptyque — e comunica questa cosa anche con Anagrafiche»). Il concetto: un </w:t>
+      </w:r>
+      <w:r>
+        <w:rPr>
+          <w:b/>
+        </w:rPr>
+        <w:t xml:space="preserve">partner</w:t>
+      </w:r>
+      <w:r>
+        <w:rPr>
+          <w:b/>
+        </w:rPr>
+        <w:t xml:space="preserve"> è un punto vendita; un </w:t>
+      </w:r>
+      <w:r>
+        <w:rPr>
+          <w:b/>
+        </w:rPr>
+        <w:t xml:space="preserve">capogruppo</w:t>
+      </w:r>
+      <w:r>
+        <w:rPr>
+          <w:b/>
+        </w:rPr>
+        <w:t xml:space="preserve"> è la società che fattura per uno o più punti vendita (OLFATTORIO SRL per Diptyque Brera e le altre sedi); ogni partner ha «chi paga» (</w:t>
+      </w:r>
+      <w:r>
+        <w:rPr>
+          <w:b/>
+        </w:rPr>
+        <w:t xml:space="preserve">capogruppoId</w:t>
+      </w:r>
+      <w:r>
+        <w:rPr>
+          <w:b/>
+        </w:rPr>
+        <w:t xml:space="preserve">) e «paga da sé» (</w:t>
+      </w:r>
+      <w:r>
+        <w:rPr>
+          <w:b/>
+        </w:rPr>
+        <w:t xml:space="preserve">pagaDaSe</w:t>
+      </w:r>
+      <w:r>
+        <w:rPr>
+          <w:b/>
+        </w:rPr>
+        <w:t xml:space="preserve">: true = si fattura da solo, false = fattura il capogruppo). Dove: nel </w:t>
+      </w:r>
+      <w:r>
+        <w:rPr>
+          <w:b/>
+        </w:rPr>
+        <w:t xml:space="preserve">modulo partner</w:t>
+      </w:r>
+      <w:r>
+        <w:rPr>
+          <w:b/>
+        </w:rPr>
+        <w:t xml:space="preserve">, sezione Pagamenti, tendina «Chi paga (capogruppo)» coi capogruppi esistenti e «Nuovo capogruppo…» (ragione sociale e P.IVA) più la spunta «paga da sé»; nel </w:t>
+      </w:r>
+      <w:r>
+        <w:rPr>
+          <w:b/>
+        </w:rPr>
+        <w:t xml:space="preserve">dettaglio</w:t>
+      </w:r>
+      <w:r>
+        <w:rPr>
+          <w:b/>
+        </w:rPr>
+        <w:t xml:space="preserve"> la riga «Chi paga»; nell'</w:t>
+      </w:r>
+      <w:r>
+        <w:rPr>
+          <w:b/>
+        </w:rPr>
+        <w:t xml:space="preserve">elenco</w:t>
+      </w:r>
+      <w:r>
+        <w:rPr>
+          <w:b/>
+        </w:rPr>
+        <w:t xml:space="preserve"> la colonna «Fattura a» (↑ = fattura il capogruppo). Rotte </w:t>
+      </w:r>
+      <w:r>
+        <w:rPr>
+          <w:b/>
+        </w:rPr>
+        <w:t xml:space="preserve">GET/POST/PATCH /capogruppi</w:t>
+      </w:r>
+      <w:r>
+        <w:rPr>
+          <w:b/>
+        </w:rPr>
+        <w:t xml:space="preserve">. </w:t>
+      </w:r>
+      <w:r>
+        <w:rPr>
+          <w:b/>
+        </w:rPr>
+        <w:t xml:space="preserve">Comunicazione col registro Anagrafiche</w:t>
+      </w:r>
+      <w:r>
+        <w:rPr>
+          <w:b/>
+        </w:rPr>
+        <w:t xml:space="preserve">: a ogni cambio del capogruppo o di «paga da sé» la piattaforma manda </w:t>
+      </w:r>
+      <w:r>
+        <w:rPr>
+          <w:b/>
+        </w:rPr>
+        <w:t xml:space="preserve">POST /api/v1/partners/:platformId/capogruppo { capogruppo: {nome, pIva, registroId}, pagaDaSe }</w:t>
+      </w:r>
+      <w:r>
+        <w:rPr>
+          <w:b/>
+        </w:rPr>
+        <w:t xml:space="preserve"> (o </w:t>
+      </w:r>
+      <w:r>
+        <w:rPr>
+          <w:b/>
+        </w:rPr>
+        <w:t xml:space="preserve">{ capogruppo: null }</w:t>
+      </w:r>
+      <w:r>
+        <w:rPr>
+          <w:b/>
+        </w:rPr>
+        <w:t xml:space="preserve"> per toglierlo); il registro crea o riconosce il suo capogruppo e risponde con l'id, che qui si salva in </w:t>
+      </w:r>
+      <w:r>
+        <w:rPr>
+          <w:b/>
+        </w:rPr>
+        <w:t xml:space="preserve">registroId</w:t>
+      </w:r>
+      <w:r>
+        <w:rPr>
+          <w:b/>
+        </w:rPr>
+        <w:t xml:space="preserve">. In senso inverso, «Confronta col registro» rispecchia qui un capogruppo che di là c'è e qui manca. Anche «Sotto un'altra entità di fatturazione» ora scrive il capogruppo in piattaforma (capofila «paga da sé», sede no). Tabella </w:t>
+      </w:r>
+      <w:r>
+        <w:rPr>
+          <w:b/>
+        </w:rPr>
+        <w:t xml:space="preserve">Capogruppo</w:t>
+      </w:r>
+      <w:r>
+        <w:rPr>
+          <w:b/>
+        </w:rPr>
+        <w:t xml:space="preserve"> + colonne </w:t>
+      </w:r>
+      <w:r>
+        <w:rPr>
+          <w:b/>
+        </w:rPr>
+        <w:t xml:space="preserve">Partner.capogruppoId/pagaDaSe</w:t>
+      </w:r>
+      <w:r>
+        <w:rPr>
+          <w:b/>
+        </w:rPr>
+        <w:t xml:space="preserve"> create in produzione il 10/09.</w:t>
       </w:r>
       <w:r>
         <w:rPr>

--- a/deluxy-platform-next/docs/COME-FUNZIONA-APP-DELUXY.docx
+++ b/deluxy-platform-next/docs/COME-FUNZIONA-APP-DELUXY.docx
@@ -169,6 +169,144 @@
           <w:b/>
         </w:rPr>
         <w:t xml:space="preserve">Changelog</w:t>
+      </w:r>
+      <w:r>
+        <w:rPr>
+          <w:b/>
+        </w:rPr>
+        <w:t xml:space="preserve">10/09/2026 (114) — </w:t>
+      </w:r>
+      <w:r>
+        <w:rPr>
+          <w:b/>
+        </w:rPr>
+        <w:t xml:space="preserve">Sei correzioni dalla giornata dell'ufficio.</w:t>
+      </w:r>
+      <w:r>
+        <w:rPr>
+          <w:b/>
+        </w:rPr>
+        <w:t xml:space="preserve"> (1) </w:t>
+      </w:r>
+      <w:r>
+        <w:rPr>
+          <w:b/>
+        </w:rPr>
+        <w:t xml:space="preserve">Fatturazione, il venduto solo nelle vendite</w:t>
+      </w:r>
+      <w:r>
+        <w:rPr>
+          <w:b/>
+        </w:rPr>
+        <w:t xml:space="preserve"> (segnalazione: «la 62638 di Velo esce con un venduto di 55 € se è un servizio a prezzo fisso»): la colonna e il totale «Venduto» contavano il valore dei prodotti anche su consegne a prezzo fisso; ora esistono solo per le righe di VENDITA (Velo agosto: venduto 55 €, non 130). (2) </w:t>
+      </w:r>
+      <w:r>
+        <w:rPr>
+          <w:b/>
+        </w:rPr>
+        <w:t xml:space="preserve">Stipendi, storico con dettagli</w:t>
+      </w:r>
+      <w:r>
+        <w:rPr>
+          <w:b/>
+        </w:rPr>
+        <w:t xml:space="preserve">: nello «Storico pagamenti» ogni riga che ha uno stipendio dietro ha «Dettagli ▾», che apre periodo, stato, netto e le righe (data, consegna #, descrizione, importo); le ricevute importate dal sistema precedente non ne hanno. Rotta </w:t>
+      </w:r>
+      <w:r>
+        <w:rPr>
+          <w:b/>
+        </w:rPr>
+        <w:t xml:space="preserve">GET /salaries/dettaglio/:id</w:t>
+      </w:r>
+      <w:r>
+        <w:rPr>
+          <w:b/>
+        </w:rPr>
+        <w:t xml:space="preserve"> (il valet vede solo i propri). (3) </w:t>
+      </w:r>
+      <w:r>
+        <w:rPr>
+          <w:b/>
+        </w:rPr>
+        <w:t xml:space="preserve">Stipendi, filtro per servizi dei valet</w:t>
+      </w:r>
+      <w:r>
+        <w:rPr>
+          <w:b/>
+        </w:rPr>
+        <w:t xml:space="preserve">: le caselle «Tipologie di servizio» sono le tipologie che i valet FANNO (le loro tariffe), non tutto il catalogo; scelto un valet, solo le sue. Rotta </w:t>
+      </w:r>
+      <w:r>
+        <w:rPr>
+          <w:b/>
+        </w:rPr>
+        <w:t xml:space="preserve">GET /salaries/servizi-valet?valetId=</w:t>
+      </w:r>
+      <w:r>
+        <w:rPr>
+          <w:b/>
+        </w:rPr>
+        <w:t xml:space="preserve">. (4) </w:t>
+      </w:r>
+      <w:r>
+        <w:rPr>
+          <w:b/>
+        </w:rPr>
+        <w:t xml:space="preserve">Stipendi, «Genera» che sembrava non fare nulla</w:t>
+      </w:r>
+      <w:r>
+        <w:rPr>
+          <w:b/>
+        </w:rPr>
+        <w:t xml:space="preserve"> (De Rosa, agosto): lo stipendio nasceva ma il filtro «Dal» del mese corrente lo nascondeva; ora dopo la generazione i filtri si mettono sul valet e sul periodo appena generato. (5) </w:t>
+      </w:r>
+      <w:r>
+        <w:rPr>
+          <w:b/>
+        </w:rPr>
+        <w:t xml:space="preserve">Tabella valet: aree di consegna</w:t>
+      </w:r>
+      <w:r>
+        <w:rPr>
+          <w:b/>
+        </w:rPr>
+        <w:t xml:space="preserve"> al posto delle province (le province restano come ripiego per chi non ha ancora un'area; la ricerca trova anche il nome dell'area). (6) </w:t>
+      </w:r>
+      <w:r>
+        <w:rPr>
+          <w:b/>
+        </w:rPr>
+        <w:t xml:space="preserve">Tipologia di vendita: specchio automatico</w:t>
+      </w:r>
+      <w:r>
+        <w:rPr>
+          <w:b/>
+        </w:rPr>
+        <w:t xml:space="preserve"> (ordine 2902, «abbiamo cambiato la tipologia di prodotto, aggiorna i bottoni»): i bottoni della vendita (chiedi/salva preventivo, inserisci, rifiuta) leggono la tipologia in piattaforma, che si riallineava da Merchandising solo a mano; ora lo fa il cron ogni ora (</w:t>
+      </w:r>
+      <w:r>
+        <w:rPr>
+          <w:b/>
+        </w:rPr>
+        <w:t xml:space="preserve">/cron/tipologie</w:t>
+      </w:r>
+      <w:r>
+        <w:rPr>
+          <w:b/>
+        </w:rPr>
+        <w:t xml:space="preserve">, minuto 20) e lo script </w:t>
+      </w:r>
+      <w:r>
+        <w:rPr>
+          <w:b/>
+        </w:rPr>
+        <w:t xml:space="preserve">api/scripts/tipologie-da-merchandising.mjs</w:t>
+      </w:r>
+      <w:r>
+        <w:rPr>
+          <w:b/>
+        </w:rPr>
+        <w:t xml:space="preserve"> l'ha fatto subito (110 prodotti, fra cui «Cesto Fiori Taormina» preventivo → mix). Dove l'ufficio chiede un anticipo per un valet: scheda valet → «Richiesta pagamento» → tipo «Anticipo — si scala dal prossimo stipendio»; la richiesta va a Deluxy Transactions.</w:t>
       </w:r>
       <w:r>
         <w:rPr>

--- a/deluxy-platform-next/docs/COME-FUNZIONA-APP-DELUXY.docx
+++ b/deluxy-platform-next/docs/COME-FUNZIONA-APP-DELUXY.docx
@@ -294,19 +294,19 @@
         <w:rPr>
           <w:b/>
         </w:rPr>
-        <w:t xml:space="preserve">, minuto 20) e lo script </w:t>
-      </w:r>
-      <w:r>
-        <w:rPr>
-          <w:b/>
-        </w:rPr>
-        <w:t xml:space="preserve">api/scripts/tipologie-da-merchandising.mjs</w:t>
-      </w:r>
-      <w:r>
-        <w:rPr>
-          <w:b/>
-        </w:rPr>
-        <w:t xml:space="preserve"> l'ha fatto subito (110 prodotti, fra cui «Cesto Fiori Taormina» preventivo → mix). Dove l'ufficio chiede un anticipo per un valet: scheda valet → «Richiesta pagamento» → tipo «Anticipo — si scala dal prossimo stipendio»; la richiesta va a Deluxy Transactions.</w:t>
+        <w:t xml:space="preserve">, minuto 20) ; lo script </w:t>
+      </w:r>
+      <w:r>
+        <w:rPr>
+          <w:b/>
+        </w:rPr>
+        <w:t xml:space="preserve">api/scripts/tipologie-da-merchandising.mjs --applica</w:t>
+      </w:r>
+      <w:r>
+        <w:rPr>
+          <w:b/>
+        </w:rPr>
+        <w:t xml:space="preserve"> lo fa subito (anteprima del 10/09: 110 prodotti da cambiare, fra cui «Cesto Fiori Taormina» preventivo → mix — NON ancora scritti: la scrittura dalla sessione è stata bloccata; li scrive il primo giro del cron dopo il deploy, o il comando lanciato dall'ufficio). Dove l'ufficio chiede un anticipo per un valet: scheda valet → «Richiesta pagamento» → tipo «Anticipo — si scala dal prossimo stipendio»; la richiesta va a Deluxy Transactions.</w:t>
       </w:r>
       <w:r>
         <w:rPr>

--- a/deluxy-platform-next/docs/COME-FUNZIONA-APP-DELUXY.docx
+++ b/deluxy-platform-next/docs/COME-FUNZIONA-APP-DELUXY.docx
@@ -169,6 +169,84 @@
           <w:b/>
         </w:rPr>
         <w:t xml:space="preserve">Changelog</w:t>
+      </w:r>
+      <w:r>
+        <w:rPr>
+          <w:b/>
+        </w:rPr>
+        <w:t xml:space="preserve">10/09/2026 (115) — </w:t>
+      </w:r>
+      <w:r>
+        <w:rPr>
+          <w:b/>
+        </w:rPr>
+        <w:t xml:space="preserve">I margini della vendita nel dettaglio consegna, per l'ufficio</w:t>
+      </w:r>
+      <w:r>
+        <w:rPr>
+          <w:b/>
+        </w:rPr>
+        <w:t xml:space="preserve"> (regola utente su #101251: «mostra a ufficio anche i margini dal dettaglio consegna con i margini della vendita»). Sotto il riquadro «Il conto di questa vendita: quello che guadagna il partner» compare, SOLO per l'ufficio, «I margini di questa vendita: quello che resta a Deluxy»: prezzo pagato dal cliente (il totale della vendita, con il numero d'ordine), valore al partner (con lo sconto %), margine sul prodotto (prezzo − valore), commissione Deluxy sul valore (+ IVA), dovuto netto al partner, </w:t>
+      </w:r>
+      <w:r>
+        <w:rPr>
+          <w:b/>
+        </w:rPr>
+        <w:t xml:space="preserve">resta a Deluxy</w:t>
+      </w:r>
+      <w:r>
+        <w:rPr>
+          <w:b/>
+        </w:rPr>
+        <w:t xml:space="preserve"> (prezzo − dovuto netto, con la % sul prezzo), paga del valet per la consegna (la stessa di Stipendi: congelata o dal listino), </w:t>
+      </w:r>
+      <w:r>
+        <w:rPr>
+          <w:b/>
+        </w:rPr>
+        <w:t xml:space="preserve">margine dopo il valet</w:t>
+      </w:r>
+      <w:r>
+        <w:rPr>
+          <w:b/>
+        </w:rPr>
+        <w:t xml:space="preserve"> (in rosso se negativo). Numeri di cassa, non conto economico (lo dice la nota): niente IVA sulla vendita né costi generali. Il server lo calcola in </w:t>
+      </w:r>
+      <w:r>
+        <w:rPr>
+          <w:b/>
+        </w:rPr>
+        <w:t xml:space="preserve">margineVendita</w:t>
+      </w:r>
+      <w:r>
+        <w:rPr>
+          <w:b/>
+        </w:rPr>
+        <w:t xml:space="preserve"> con i numeri che già esistono (nessuna regola economica nuova, Standard §7) e lo toglie a partner e valet. </w:t>
+      </w:r>
+      <w:r>
+        <w:rPr>
+          <w:b/>
+        </w:rPr>
+        <w:t xml:space="preserve">Correzione</w:t>
+      </w:r>
+      <w:r>
+        <w:rPr>
+          <w:b/>
+        </w:rPr>
+        <w:t xml:space="preserve">: le etichette «Chi paga (capogruppo)» del modulo partner uscivano come chiavi grezze (</w:t>
+      </w:r>
+      <w:r>
+        <w:rPr>
+          <w:b/>
+        </w:rPr>
+        <w:t xml:space="preserve">partnerForm.payments.capogruppo</w:t>
+      </w:r>
+      <w:r>
+        <w:rPr>
+          <w:b/>
+        </w:rPr>
+        <w:t xml:space="preserve">): erano finite nel blocco sbagliato dell'it/en.json; spostate al posto giusto.</w:t>
       </w:r>
       <w:r>
         <w:rPr>

--- a/deluxy-platform-next/docs/COME-FUNZIONA-APP-DELUXY.docx
+++ b/deluxy-platform-next/docs/COME-FUNZIONA-APP-DELUXY.docx
@@ -169,6 +169,120 @@
           <w:b/>
         </w:rPr>
         <w:t xml:space="preserve">Changelog</w:t>
+      </w:r>
+      <w:r>
+        <w:rPr>
+          <w:b/>
+        </w:rPr>
+        <w:t xml:space="preserve">10/09/2026 (116) — </w:t>
+      </w:r>
+      <w:r>
+        <w:rPr>
+          <w:b/>
+        </w:rPr>
+        <w:t xml:space="preserve">Cinque richieste dell'ufficio (sera).</w:t>
+      </w:r>
+      <w:r>
+        <w:rPr>
+          <w:b/>
+        </w:rPr>
+        <w:t xml:space="preserve"> (1) </w:t>
+      </w:r>
+      <w:r>
+        <w:rPr>
+          <w:b/>
+        </w:rPr>
+        <w:t xml:space="preserve">Dettaglio consegna, il partner accetta o rifiuta la vendita</w:t>
+      </w:r>
+      <w:r>
+        <w:rPr>
+          <w:b/>
+        </w:rPr>
+        <w:t xml:space="preserve"> («in dettagli consegna per il partner manca la possibilità di accettare»): nella fila delle azioni, alle stesse condizioni della tabella (vendita sua, non ancora accettata, in «da gestire» o «assegnata»), «Accetta» e «Rifiuta» (con motivo facoltativo); dopo, la pillola «Vendita accettata ✓». (2) </w:t>
+      </w:r>
+      <w:r>
+        <w:rPr>
+          <w:b/>
+        </w:rPr>
+        <w:t xml:space="preserve">Consegne da telefono: «Ordina per»</w:t>
+      </w:r>
+      <w:r>
+        <w:rPr>
+          <w:b/>
+        </w:rPr>
+        <w:t xml:space="preserve"> («da mobile serve come poter decidere ordinamento consegne»): nel pannello Filtri, solo sotto gli 800 px, una tendina con le stesse colonne delle intestazioni e il bottone del verso (crescente/decrescente). (3) </w:t>
+      </w:r>
+      <w:r>
+        <w:rPr>
+          <w:b/>
+        </w:rPr>
+        <w:t xml:space="preserve">Consegne, vendite con margine basso in rosso</w:t>
+      </w:r>
+      <w:r>
+        <w:rPr>
+          <w:b/>
+        </w:rPr>
+        <w:t xml:space="preserve"> («per ufficio le vendite con margine inferiore al 5% o negativo hanno testo in rosso», anche nello Storico): il server calcola per l'ufficio il margine di ogni riga di vendita con gli stessi numeri del dettaglio (prezzo del cliente − dovuto netto al partner − paga del valet, scritta o dal listino); sotto il 5 % del prezzo, o negativo, la riga è rossa e il passaggio del mouse dice margine e percentuale. Partner e valet non ricevono il campo. (4) </w:t>
+      </w:r>
+      <w:r>
+        <w:rPr>
+          <w:b/>
+        </w:rPr>
+        <w:t xml:space="preserve">Vendite: caricamento lento</w:t>
+      </w:r>
+      <w:r>
+        <w:rPr>
+          <w:b/>
+        </w:rPr>
+        <w:t xml:space="preserve"> — misurato: la lettura dal database è 637 righe in ~450 ms; ad aspettare erano le chiamate a Orders (fino a 25 pagine) e al Customer Service (fino a 60 numeri) fatte prima di rispondere. Ora </w:t>
+      </w:r>
+      <w:r>
+        <w:rPr>
+          <w:b/>
+        </w:rPr>
+        <w:t xml:space="preserve">GET /sales</w:t>
+      </w:r>
+      <w:r>
+        <w:rPr>
+          <w:b/>
+        </w:rPr>
+        <w:t xml:space="preserve"> risponde subito e gli stati esterni arrivano con </w:t>
+      </w:r>
+      <w:r>
+        <w:rPr>
+          <w:b/>
+        </w:rPr>
+        <w:t xml:space="preserve">GET /sales/stati-esterni</w:t>
+      </w:r>
+      <w:r>
+        <w:rPr>
+          <w:b/>
+        </w:rPr>
+        <w:t xml:space="preserve">, che la pagina chiama dopo e fonde in tabella (stessa cache di 2′). (5) </w:t>
+      </w:r>
+      <w:r>
+        <w:rPr>
+          <w:b/>
+        </w:rPr>
+        <w:t xml:space="preserve">Vendite: i filtri</w:t>
+      </w:r>
+      <w:r>
+        <w:rPr>
+          <w:b/>
+        </w:rPr>
+        <w:t xml:space="preserve"> («mettere dei filtri in vendite, valuta quelli utili»): provincia, partner, negozio (brand), tipologia del prodotto (unico / preventivo / mix…), data di consegna dal/al; le tendine offrono solo i valori presenti in lista; «Azzera» li toglie; il conteggio «n su m» e lo stato vuoto tengono conto dei filtri. </w:t>
+      </w:r>
+      <w:r>
+        <w:rPr>
+          <w:b/>
+        </w:rPr>
+        <w:t xml:space="preserve">Nota su Clivati</w:t>
+      </w:r>
+      <w:r>
+        <w:rPr>
+          <w:b/>
+        </w:rPr>
+        <w:t xml:space="preserve"> («ieri sera diceva di aver accettato due vendite e poi di non vederle più»): le due accettazioni ci sono (12921 → #101246 alle 17:18, 12917 → #101248 alle 18:31, entrambe «da gestire» per il 12/09 e il 15/09); ieri sera la sua lista «Attive» era ordinata per data crescente con 616 consegne vecchie (2021 → settembre 2026) davanti, chiuse solo stamattina dagli script: le due nuove erano pagine più in là. Oggi le sue attive sono 3 e le vede subito.</w:t>
       </w:r>
       <w:r>
         <w:rPr>

--- a/deluxy-platform-next/docs/COME-FUNZIONA-APP-DELUXY.docx
+++ b/deluxy-platform-next/docs/COME-FUNZIONA-APP-DELUXY.docx
@@ -169,6 +169,24 @@
           <w:b/>
         </w:rPr>
         <w:t xml:space="preserve">Changelog</w:t>
+      </w:r>
+      <w:r>
+        <w:rPr>
+          <w:b/>
+        </w:rPr>
+        <w:t xml:space="preserve">10/09/2026 (117) — </w:t>
+      </w:r>
+      <w:r>
+        <w:rPr>
+          <w:b/>
+        </w:rPr>
+        <w:t xml:space="preserve">Le consegne appena accettate si vedono subito</w:t>
+      </w:r>
+      <w:r>
+        <w:rPr>
+          <w:b/>
+        </w:rPr>
+        <w:t xml:space="preserve"> (regola utente: «mostra sempre subito consegne accettate», dopo il caso Clivati). Quando il partner accetta un ordine proposto in Consegne, la consegna che ne nasce compare SUBITO in un riquadro «Appena accettate» sopra la tabella (numero con link, data e orario, destinatario, indirizzo, stato), qualunque siano ordine e pagina della lista; resta lì finché la pagina non si chiude o si preme «Ho visto». In tabella la riga sta comunque al suo posto per data. Solo web (nessuna rotta nuova: il riquadro rilegge la consegna appena nata).</w:t>
       </w:r>
       <w:r>
         <w:rPr>

--- a/deluxy-platform-next/docs/COME-FUNZIONA-APP-DELUXY.docx
+++ b/deluxy-platform-next/docs/COME-FUNZIONA-APP-DELUXY.docx
@@ -169,6 +169,60 @@
           <w:b/>
         </w:rPr>
         <w:t xml:space="preserve">Changelog</w:t>
+      </w:r>
+      <w:r>
+        <w:rPr>
+          <w:b/>
+        </w:rPr>
+        <w:t xml:space="preserve">10/09/2026 (118) — </w:t>
+      </w:r>
+      <w:r>
+        <w:rPr>
+          <w:b/>
+        </w:rPr>
+        <w:t xml:space="preserve">Il numero di record sopra ogni tabella, anche filtrando</w:t>
+      </w:r>
+      <w:r>
+        <w:rPr>
+          <w:b/>
+        </w:rPr>
+        <w:t xml:space="preserve"> (regola utente). Una riga uguale in tutte le liste, subito sopra la tabella: «N record», oppure «n di m record (filtrati)» quando ricerca o filtri ne nascondono una parte. Pagine: Consegne e Prodotti e Clienti (conteggio del server, già filtrato), Vendite, Partner (aveva già «x di y» nel sottotitolo), Valet, Attività, Fatturazione (da fatturare e fatture), Stipendi (da pagare e stipendi), Pagamenti, Ricevute, Utenti, Operatori, Servizi, Categorie, Province, Modelli SMS. Le vecchie scritte «n di m» che comparivano solo cercando sono state tolte: ora la riga c'è sempre. Stile globale </w:t>
+      </w:r>
+      <w:r>
+        <w:rPr>
+          <w:b/>
+        </w:rPr>
+        <w:t xml:space="preserve">.conto-record</w:t>
+      </w:r>
+      <w:r>
+        <w:rPr>
+          <w:b/>
+        </w:rPr>
+        <w:t xml:space="preserve">, chiavi </w:t>
+      </w:r>
+      <w:r>
+        <w:rPr>
+          <w:b/>
+        </w:rPr>
+        <w:t xml:space="preserve">comune.record</w:t>
+      </w:r>
+      <w:r>
+        <w:rPr>
+          <w:b/>
+        </w:rPr>
+        <w:t xml:space="preserve"> / </w:t>
+      </w:r>
+      <w:r>
+        <w:rPr>
+          <w:b/>
+        </w:rPr>
+        <w:t xml:space="preserve">comune.recordFiltrati</w:t>
+      </w:r>
+      <w:r>
+        <w:rPr>
+          <w:b/>
+        </w:rPr>
+        <w:t xml:space="preserve">. Il Listino fiori non è una lista di record e resta com'è.</w:t>
       </w:r>
       <w:r>
         <w:rPr>

--- a/deluxy-platform-next/docs/COME-FUNZIONA-APP-DELUXY.docx
+++ b/deluxy-platform-next/docs/COME-FUNZIONA-APP-DELUXY.docx
@@ -24,7 +24,7 @@
           <w:color w:val="86868b"/>
           <w:sz w:val="18"/>
         </w:rPr>
-        <w:t xml:space="preserve">Word generato automaticamente dal manuale Markdown — 10 settembre 2026</w:t>
+        <w:t xml:space="preserve">Word generato automaticamente dal manuale Markdown — 11 settembre 2026</w:t>
       </w:r>
     </w:p>
     <w:p>
@@ -169,6 +169,84 @@
           <w:b/>
         </w:rPr>
         <w:t xml:space="preserve">Changelog</w:t>
+      </w:r>
+      <w:r>
+        <w:rPr>
+          <w:b/>
+        </w:rPr>
+        <w:t xml:space="preserve">11/09/2026 (119) — </w:t>
+      </w:r>
+      <w:r>
+        <w:rPr>
+          <w:b/>
+        </w:rPr>
+        <w:t xml:space="preserve">Margini della vendita sul totale pagato dal cliente</w:t>
+      </w:r>
+      <w:r>
+        <w:rPr>
+          <w:b/>
+        </w:rPr>
+        <w:t xml:space="preserve"> (segnalazione utente: «nei margini manca il vero totale pagato dal cliente», ordine 12913: prodotto 10 €, pagato 25 €). Il totale viene da </w:t>
+      </w:r>
+      <w:r>
+        <w:rPr>
+          <w:b/>
+        </w:rPr>
+        <w:t xml:space="preserve">Orders</w:t>
+      </w:r>
+      <w:r>
+        <w:rPr>
+          <w:b/>
+        </w:rPr>
+        <w:t xml:space="preserve">, la casa dell'ordine (Standard §7): nessuna copia, lettura dal vivo con cache di 2′ — la stessa che Vendite usava per la colonna «Orders», spostata in un client condiviso (</w:t>
+      </w:r>
+      <w:r>
+        <w:rPr>
+          <w:b/>
+        </w:rPr>
+        <w:t xml:space="preserve">orders/orders-client.module.ts</w:t>
+      </w:r>
+      <w:r>
+        <w:rPr>
+          <w:b/>
+        </w:rPr>
+        <w:t xml:space="preserve">) e ora usata anche dalle Consegne. Nel riquadro «I margini di questa vendita»: </w:t>
+      </w:r>
+      <w:r>
+        <w:rPr>
+          <w:b/>
+        </w:rPr>
+        <w:t xml:space="preserve">Prodotto di questa vendita</w:t>
+      </w:r>
+      <w:r>
+        <w:rPr>
+          <w:b/>
+        </w:rPr>
+        <w:t xml:space="preserve"> (la riga, es. 10 €), </w:t>
+      </w:r>
+      <w:r>
+        <w:rPr>
+          <w:b/>
+        </w:rPr>
+        <w:t xml:space="preserve">Totale pagato dal cliente (ordine)</w:t>
+      </w:r>
+      <w:r>
+        <w:rPr>
+          <w:b/>
+        </w:rPr>
+        <w:t xml:space="preserve"> con la composizione «prodotti + consegna e altro» (25 € = 10 + 15), e — quando l'ordine ha più vendite, cioè più consegne, o quando il totale non coincide col prodotto — </w:t>
+      </w:r>
+      <w:r>
+        <w:rPr>
+          <w:b/>
+        </w:rPr>
+        <w:t xml:space="preserve">Attribuito a questa consegna</w:t>
+      </w:r>
+      <w:r>
+        <w:rPr>
+          <w:b/>
+        </w:rPr>
+        <w:t xml:space="preserve">: il prodotto più la sua parte, in parti uguali, di consegna/extra/sconti. «Resta a Deluxy», la percentuale, la paga del valet e il margine dopo il valet si calcolano su quel numero. Se Orders non risponde, il conto usa il solo prodotto e la scheda lo dice. Stessa regola per le righe rosse in tabella (margine &lt; 5 %): una mappa di Orders per pagina e una groupBy delle vendite per ordine.</w:t>
       </w:r>
       <w:r>
         <w:rPr>

--- a/deluxy-platform-next/docs/COME-FUNZIONA-APP-DELUXY.docx
+++ b/deluxy-platform-next/docs/COME-FUNZIONA-APP-DELUXY.docx
@@ -169,6 +169,144 @@
           <w:b/>
         </w:rPr>
         <w:t xml:space="preserve">Changelog</w:t>
+      </w:r>
+      <w:r>
+        <w:rPr>
+          <w:b/>
+        </w:rPr>
+        <w:t xml:space="preserve">11/09/2026 (120) — </w:t>
+      </w:r>
+      <w:r>
+        <w:rPr>
+          <w:b/>
+        </w:rPr>
+        <w:t xml:space="preserve">Il giro del prodotto creato dal partner</w:t>
+      </w:r>
+      <w:r>
+        <w:rPr>
+          <w:b/>
+        </w:rPr>
+        <w:t xml:space="preserve"> (regola utente: «quando un partner crea il proprio prodotto il nome che mette è il nome partner; il prodotto finisce in Merchandising con nome uguale a quello del partner e sarà da approvare; se viene approvato finisce su Shopify»). (1) </w:t>
+      </w:r>
+      <w:r>
+        <w:rPr>
+          <w:b/>
+        </w:rPr>
+        <w:t xml:space="preserve">Piattaforma</w:t>
+      </w:r>
+      <w:r>
+        <w:rPr>
+          <w:b/>
+        </w:rPr>
+        <w:t xml:space="preserve">: il nome scritto dal partner diventa anche il suo «nome partner» (</w:t>
+      </w:r>
+      <w:r>
+        <w:rPr>
+          <w:b/>
+        </w:rPr>
+        <w:t xml:space="preserve">alternateName</w:t>
+      </w:r>
+      <w:r>
+        <w:rPr>
+          <w:b/>
+        </w:rPr>
+        <w:t xml:space="preserve">, acceso): resta suo anche quando il prodotto prenderà il nome commerciale; sotto il campo Nome il partner legge cosa succede. (2) </w:t>
+      </w:r>
+      <w:r>
+        <w:rPr>
+          <w:b/>
+        </w:rPr>
+        <w:t xml:space="preserve">Verso Merchandising</w:t>
+      </w:r>
+      <w:r>
+        <w:rPr>
+          <w:b/>
+        </w:rPr>
+        <w:t xml:space="preserve">: il prodotto nato dal partner parte con </w:t>
+      </w:r>
+      <w:r>
+        <w:rPr>
+          <w:b/>
+        </w:rPr>
+        <w:t xml:space="preserve">origine: partner</w:t>
+      </w:r>
+      <w:r>
+        <w:rPr>
+          <w:b/>
+        </w:rPr>
+        <w:t xml:space="preserve">, </w:t>
+      </w:r>
+      <w:r>
+        <w:rPr>
+          <w:b/>
+        </w:rPr>
+        <w:t xml:space="preserve">nomePartner</w:t>
+      </w:r>
+      <w:r>
+        <w:rPr>
+          <w:b/>
+        </w:rPr>
+        <w:t xml:space="preserve"> = il suo nome, fase </w:t>
+      </w:r>
+      <w:r>
+        <w:rPr>
+          <w:b/>
+        </w:rPr>
+        <w:t xml:space="preserve">«prototipo»</w:t>
+      </w:r>
+      <w:r>
+        <w:rPr>
+          <w:b/>
+        </w:rPr>
+        <w:t xml:space="preserve"> (da approvare) e una nota di sviluppo «Creato dal partner … dalla piattaforma il …: DA APPROVARE». Quelli creati dall'ufficio partono come prima. L'API di Merchandising accetta </w:t>
+      </w:r>
+      <w:r>
+        <w:rPr>
+          <w:b/>
+        </w:rPr>
+        <w:t xml:space="preserve">nomePartner</w:t>
+      </w:r>
+      <w:r>
+        <w:rPr>
+          <w:b/>
+        </w:rPr>
+        <w:t xml:space="preserve">, </w:t>
+      </w:r>
+      <w:r>
+        <w:rPr>
+          <w:b/>
+        </w:rPr>
+        <w:t xml:space="preserve">nomePartnerAttivo</w:t>
+      </w:r>
+      <w:r>
+        <w:rPr>
+          <w:b/>
+        </w:rPr>
+        <w:t xml:space="preserve">, </w:t>
+      </w:r>
+      <w:r>
+        <w:rPr>
+          <w:b/>
+        </w:rPr>
+        <w:t xml:space="preserve">noteSviluppo</w:t>
+      </w:r>
+      <w:r>
+        <w:rPr>
+          <w:b/>
+        </w:rPr>
+        <w:t xml:space="preserve"> (il nome partner non si cancella se un aggiornamento non lo manda). (3) </w:t>
+      </w:r>
+      <w:r>
+        <w:rPr>
+          <w:b/>
+        </w:rPr>
+        <w:t xml:space="preserve">Approvazione in Merchandising → Shopify</w:t>
+      </w:r>
+      <w:r>
+        <w:rPr>
+          <w:b/>
+        </w:rPr>
+        <w:t xml:space="preserve">: «Approvato» crea la scheda sul negozio in bozza, «Pubblico» la pubblica (regola del 09/09). Dalla scheda prodotto il tasto rapido «Approvato»/«Pubblico» su un prodotto non ancora sul negozio porta al modulo Modifica con la fase già scelta: si controllano negozio, prezzi, foto e campi e si salva — è il salvataggio che lo manda su Shopify. Chi è già sul negozio cambia solo fase.</w:t>
       </w:r>
       <w:r>
         <w:rPr>

--- a/deluxy-platform-next/docs/COME-FUNZIONA-APP-DELUXY.docx
+++ b/deluxy-platform-next/docs/COME-FUNZIONA-APP-DELUXY.docx
@@ -169,6 +169,66 @@
           <w:b/>
         </w:rPr>
         <w:t xml:space="preserve">Changelog</w:t>
+      </w:r>
+      <w:r>
+        <w:rPr>
+          <w:b/>
+        </w:rPr>
+        <w:t xml:space="preserve">11/09/2026 (122) — </w:t>
+      </w:r>
+      <w:r>
+        <w:rPr>
+          <w:b/>
+        </w:rPr>
+        <w:t xml:space="preserve">Sezione «Capogruppi»</w:t>
+      </w:r>
+      <w:r>
+        <w:rPr>
+          <w:b/>
+        </w:rPr>
+        <w:t xml:space="preserve"> (regola utente: «in partner metti una sezione Capogruppo dove si possono visualizzare e modificare»). Nuova voce di menu accanto a Partner (anche bottone «Capogruppi» nell'elenco partner e link dal modulo): tabella dei capogruppi con ragione sociale, P.IVA, SDI, PEC, le sedi (chip col nome; «↑» = fattura il capogruppo, link alla scheda) e il collegamento al registro; «Modifica» apre la riga con ragione sociale, P.IVA, codice fiscale, SDI, PEC, email fatture, note; «+ Nuovo capogruppo». Rotte già esistenti </w:t>
+      </w:r>
+      <w:r>
+        <w:rPr>
+          <w:b/>
+        </w:rPr>
+        <w:t xml:space="preserve">GET/POST/PATCH /capogruppi</w:t>
+      </w:r>
+      <w:r>
+        <w:rPr>
+          <w:b/>
+        </w:rPr>
+        <w:t xml:space="preserve">. Salvando, i dati si riscrivono su tutte le sedi che fatturano sotto quel capogruppo (vedi 121).</w:t>
+      </w:r>
+      <w:r>
+        <w:rPr>
+          <w:b/>
+        </w:rPr>
+        <w:t xml:space="preserve">11/09/2026 (121) — </w:t>
+      </w:r>
+      <w:r>
+        <w:rPr>
+          <w:b/>
+        </w:rPr>
+        <w:t xml:space="preserve">Se fattura il capogruppo, i dati di fatturazione sono i suoi e non si modificano</w:t>
+      </w:r>
+      <w:r>
+        <w:rPr>
+          <w:b/>
+        </w:rPr>
+        <w:t xml:space="preserve"> (regole utente: «la partita IVA del partner diventa la stessa del capogruppo e non è modificabile», «se i dati sono già inseriti i dati di fatturazione non sono modificabili»). Con un capogruppo scelto e «paga da sé» spento: ragione sociale, P.IVA, codice fiscale, SDI, PEC ed email fatture del partner sono quelli del capogruppo — nel modulo i campi mostrano i valori del capogruppo e sono chiusi (solo quelli che il capogruppo ha compilati; gli altri restano del partner), con l'avviso «Fattura il capogruppo: … non si modificano qui» e il link a Capogruppi. Il server la impone comunque: creazione, modifica (anche una che non tocca il capogruppo: si guarda com'è il partner dopo), «Sotto un'altra entità di fatturazione», rispecchio dal registro. Cambiando i dati del capogruppo (pagina Capogruppi o </w:t>
+      </w:r>
+      <w:r>
+        <w:rPr>
+          <w:b/>
+        </w:rPr>
+        <w:t xml:space="preserve">PATCH /capogruppi/:id</w:t>
+      </w:r>
+      <w:r>
+        <w:rPr>
+          <w:b/>
+        </w:rPr>
+        <w:t xml:space="preserve">) cambiano su tutte le sedi che fatturano sotto di lui. Rimettendo «paga da sé», i campi tornano modificabili. L'IBAN resta del partner (in piattaforma il capogruppo non lo porta; Finance lo legge dal registro).</w:t>
       </w:r>
       <w:r>
         <w:rPr>

--- a/deluxy-platform-next/docs/COME-FUNZIONA-APP-DELUXY.docx
+++ b/deluxy-platform-next/docs/COME-FUNZIONA-APP-DELUXY.docx
@@ -169,6 +169,48 @@
           <w:b/>
         </w:rPr>
         <w:t xml:space="preserve">Changelog</w:t>
+      </w:r>
+      <w:r>
+        <w:rPr>
+          <w:b/>
+        </w:rPr>
+        <w:t xml:space="preserve">11/09/2026 (123) — </w:t>
+      </w:r>
+      <w:r>
+        <w:rPr>
+          <w:b/>
+        </w:rPr>
+        <w:t xml:space="preserve">«Disattiva» anche nella tabella Partner</w:t>
+      </w:r>
+      <w:r>
+        <w:rPr>
+          <w:b/>
+        </w:rPr>
+        <w:t xml:space="preserve"> (regola utente). Nella colonna Azioni, fra «Modifica» ed «Elimina», il bottone «Disattiva» (con conferma: «non riceverà più proposte e sparisce dalle liste di lavoro; si può riattivare») che su un partner disattivato diventa «Riattiva». Stesse rotte della scheda (</w:t>
+      </w:r>
+      <w:r>
+        <w:rPr>
+          <w:b/>
+        </w:rPr>
+        <w:t xml:space="preserve">PATCH /partners/:id/disattiva</w:t>
+      </w:r>
+      <w:r>
+        <w:rPr>
+          <w:b/>
+        </w:rPr>
+        <w:t xml:space="preserve"> e </w:t>
+      </w:r>
+      <w:r>
+        <w:rPr>
+          <w:b/>
+        </w:rPr>
+        <w:t xml:space="preserve">/attiva</w:t>
+      </w:r>
+      <w:r>
+        <w:rPr>
+          <w:b/>
+        </w:rPr>
+        <w:t xml:space="preserve">); la riga si aggiorna senza ricaricare.</w:t>
       </w:r>
       <w:r>
         <w:rPr>

--- a/deluxy-platform-next/docs/COME-FUNZIONA-APP-DELUXY.docx
+++ b/deluxy-platform-next/docs/COME-FUNZIONA-APP-DELUXY.docx
@@ -169,6 +169,48 @@
           <w:b/>
         </w:rPr>
         <w:t xml:space="preserve">Changelog</w:t>
+      </w:r>
+      <w:r>
+        <w:rPr>
+          <w:b/>
+        </w:rPr>
+        <w:t xml:space="preserve">11/09/2026 (124) — </w:t>
+      </w:r>
+      <w:r>
+        <w:rPr>
+          <w:b/>
+        </w:rPr>
+        <w:t xml:space="preserve">Il nome partner del prodotto anche nella consegna</w:t>
+      </w:r>
+      <w:r>
+        <w:rPr>
+          <w:b/>
+        </w:rPr>
+        <w:t xml:space="preserve"> (segnalazione utente: «come mai Clivati non vede il nome aggiornato su questa?»). Due cause. (1) I nomi partner non erano MAI arrivati in piattaforma: 0 prodotti su 16.528 avevano il «nome per il partner», perché «allinea note» in Impostazioni non era stato lanciato. Lanciato l'11/09 con </w:t>
+      </w:r>
+      <w:r>
+        <w:rPr>
+          <w:b/>
+        </w:rPr>
+        <w:t xml:space="preserve">api/scripts/nomi-partner-da-merchandising.mjs</w:t>
+      </w:r>
+      <w:r>
+        <w:rPr>
+          <w:b/>
+        </w:rPr>
+        <w:t xml:space="preserve"> (stessa regola del bottone, solo i nomi): 3.005 prodotti scritti, di cui 198 con un nome partner diverso dal commerciale (es. «Sacher» → «Sacher Stefanelli», «Torta Porpora» → «Mousse Cioccolato e Lampone»). (2) Il dettaglio consegna mostrava al partner il nome commerciale: la sostituzione col nome partner valeva solo per catalogo e proposta (10/09). Ora vale anche nella consegna (</w:t>
+      </w:r>
+      <w:r>
+        <w:rPr>
+          <w:b/>
+        </w:rPr>
+        <w:t xml:space="preserve">soloIMieiSoldi</w:t>
+      </w:r>
+      <w:r>
+        <w:rPr>
+          <w:b/>
+        </w:rPr>
+        <w:t xml:space="preserve">, ruolo partner): il partner legge il suo nome, il commerciale non gli arriva. Ricordare: il nome partner si scrive in Merchandising («nome partner» del prodotto); in piattaforma arriva solo con «allinea note» in Impostazioni (o con lo script): il cron delle tipologie non porta i nomi.</w:t>
       </w:r>
       <w:r>
         <w:rPr>

--- a/deluxy-platform-next/docs/COME-FUNZIONA-APP-DELUXY.docx
+++ b/deluxy-platform-next/docs/COME-FUNZIONA-APP-DELUXY.docx
@@ -169,6 +169,144 @@
           <w:b/>
         </w:rPr>
         <w:t xml:space="preserve">Changelog</w:t>
+      </w:r>
+      <w:r>
+        <w:rPr>
+          <w:b/>
+        </w:rPr>
+        <w:t xml:space="preserve">11/09/2026 (125) — </w:t>
+      </w:r>
+      <w:r>
+        <w:rPr>
+          <w:b/>
+        </w:rPr>
+        <w:t xml:space="preserve">Il modulo prodotto del partner, ridotto a ciò che è suo</w:t>
+      </w:r>
+      <w:r>
+        <w:rPr>
+          <w:b/>
+        </w:rPr>
+        <w:t xml:space="preserve"> (otto regole utente dell'11/09). Per il ruolo PARTNER, in creazione e modifica: (1) </w:t>
+      </w:r>
+      <w:r>
+        <w:rPr>
+          <w:b/>
+        </w:rPr>
+        <w:t xml:space="preserve">Tipologia di vendita</w:t>
+      </w:r>
+      <w:r>
+        <w:rPr>
+          <w:b/>
+        </w:rPr>
+        <w:t xml:space="preserve"> nascosta — il suo prodotto è UNICO con tipologia «unico» (il modulo lo imposta, il server lo impone); (2) </w:t>
+      </w:r>
+      <w:r>
+        <w:rPr>
+          <w:b/>
+        </w:rPr>
+        <w:t xml:space="preserve">Categorie</w:t>
+      </w:r>
+      <w:r>
+        <w:rPr>
+          <w:b/>
+        </w:rPr>
+        <w:t xml:space="preserve">: solo quelle abilitate al partner nella sua scheda (se non ne ha, tutte); (3) </w:t>
+      </w:r>
+      <w:r>
+        <w:rPr>
+          <w:b/>
+        </w:rPr>
+        <w:t xml:space="preserve">Partner</w:t>
+      </w:r>
+      <w:r>
+        <w:rPr>
+          <w:b/>
+        </w:rPr>
+        <w:t xml:space="preserve"> nascosto: è lui che crea, lo mette il server; (4) </w:t>
+      </w:r>
+      <w:r>
+        <w:rPr>
+          <w:b/>
+        </w:rPr>
+        <w:t xml:space="preserve">scheda Shopify</w:t>
+      </w:r>
+      <w:r>
+        <w:rPr>
+          <w:b/>
+        </w:rPr>
+        <w:t xml:space="preserve"> nascosta (approvato, attivo, non fisico, prodotto app, piattaforme, descrizioni per piattaforma); (5) </w:t>
+      </w:r>
+      <w:r>
+        <w:rPr>
+          <w:b/>
+        </w:rPr>
+        <w:t xml:space="preserve">Partner aggiuntivi</w:t>
+      </w:r>
+      <w:r>
+        <w:rPr>
+          <w:b/>
+        </w:rPr>
+        <w:t xml:space="preserve"> e (6) </w:t>
+      </w:r>
+      <w:r>
+        <w:rPr>
+          <w:b/>
+        </w:rPr>
+        <w:t xml:space="preserve">Superprodotto</w:t>
+      </w:r>
+      <w:r>
+        <w:rPr>
+          <w:b/>
+        </w:rPr>
+        <w:t xml:space="preserve"> nascosti; (7) </w:t>
+      </w:r>
+      <w:r>
+        <w:rPr>
+          <w:b/>
+        </w:rPr>
+        <w:t xml:space="preserve">Campi personalizzati</w:t>
+      </w:r>
+      <w:r>
+        <w:rPr>
+          <w:b/>
+        </w:rPr>
+        <w:t xml:space="preserve"> nascosti; (8) </w:t>
+      </w:r>
+      <w:r>
+        <w:rPr>
+          <w:b/>
+        </w:rPr>
+        <w:t xml:space="preserve">prezzo pubblico</w:t>
+      </w:r>
+      <w:r>
+        <w:rPr>
+          <w:b/>
+        </w:rPr>
+        <w:t xml:space="preserve"> nascosto, sul prodotto e sulle varianti: «lo decidiamo noi» — resta il suo prezzo. In modifica il server scarta dal partner tipo, tipologia, partner, prezzo pubblico, superprodotto, visibilità agli altri partner, approvato/attivo/prodotto app. </w:t>
+      </w:r>
+      <w:r>
+        <w:rPr>
+          <w:b/>
+        </w:rPr>
+        <w:t xml:space="preserve">Immagini e video dai propri file</w:t>
+      </w:r>
+      <w:r>
+        <w:rPr>
+          <w:b/>
+        </w:rPr>
+        <w:t xml:space="preserve"> (per tutti, ufficio compreso): scheda «Immagini» a parte con «Carica dai tuoi file» (più file, immagini e video, 25 MB) e lo stesso bottone su ogni variante; il file va su Drive «File App» (</w:t>
+      </w:r>
+      <w:r>
+        <w:rPr>
+          <w:b/>
+        </w:rPr>
+        <w:t xml:space="preserve">POST /products/upload</w:t>
+      </w:r>
+      <w:r>
+        <w:rPr>
+          <w:b/>
+        </w:rPr>
+        <w:t xml:space="preserve">, come le ricevute) e qui resta il link; anteprime nel modulo e galleria con immagini e video nel dettaglio prodotto. Senza Drive collegato il caricamento dice che non si può.</w:t>
       </w:r>
       <w:r>
         <w:rPr>

--- a/deluxy-platform-next/docs/COME-FUNZIONA-APP-DELUXY.docx
+++ b/deluxy-platform-next/docs/COME-FUNZIONA-APP-DELUXY.docx
@@ -169,6 +169,24 @@
           <w:b/>
         </w:rPr>
         <w:t xml:space="preserve">Changelog</w:t>
+      </w:r>
+      <w:r>
+        <w:rPr>
+          <w:b/>
+        </w:rPr>
+        <w:t xml:space="preserve">11/09/2026 (126) — </w:t>
+      </w:r>
+      <w:r>
+        <w:rPr>
+          <w:b/>
+        </w:rPr>
+        <w:t xml:space="preserve">Elenco partner: le aree di consegna al posto delle province</w:t>
+      </w:r>
+      <w:r>
+        <w:rPr>
+          <w:b/>
+        </w:rPr>
+        <w:t xml:space="preserve"> (regola utente, come già per i valet il 10/09). La colonna mostra le aree del partner (fino a 6, poi «+N» col tooltip); le province restano solo per chi non ha ancora un'area. La ricerca trova anche il nome dell'area.</w:t>
       </w:r>
       <w:r>
         <w:rPr>

--- a/deluxy-platform-next/docs/COME-FUNZIONA-APP-DELUXY.docx
+++ b/deluxy-platform-next/docs/COME-FUNZIONA-APP-DELUXY.docx
@@ -169,6 +169,72 @@
           <w:b/>
         </w:rPr>
         <w:t xml:space="preserve">Changelog</w:t>
+      </w:r>
+      <w:r>
+        <w:rPr>
+          <w:b/>
+        </w:rPr>
+        <w:t xml:space="preserve">11/09/2026 (127) — </w:t>
+      </w:r>
+      <w:r>
+        <w:rPr>
+          <w:b/>
+        </w:rPr>
+        <w:t xml:space="preserve">La cartella di Drive si può incollare come link</w:t>
+      </w:r>
+      <w:r>
+        <w:rPr>
+          <w:b/>
+        </w:rPr>
+        <w:t xml:space="preserve"> (segnalazione utente: caricando l'immagine di un prodotto, «Drive rifiuta il caricamento: File not found: </w:t>
+      </w:r>
+      <w:r>
+        <w:rPr>
+          <w:b/>
+        </w:rPr>
+        <w:t xml:space="preserve">https://drive.google.com/drive/folders/1gZ5…»</w:t>
+      </w:r>
+      <w:r>
+        <w:rPr>
+          <w:b/>
+        </w:rPr>
+        <w:t xml:space="preserve">). In Impostazioni → File App il campo vuole l'</w:t>
+      </w:r>
+      <w:r>
+        <w:rPr>
+          <w:b/>
+        </w:rPr>
+        <w:t xml:space="preserve">id</w:t>
+      </w:r>
+      <w:r>
+        <w:rPr>
+          <w:b/>
+        </w:rPr>
+        <w:t xml:space="preserve"> della cartella, ma dal tasto «Condividi» di Drive si copia il </w:t>
+      </w:r>
+      <w:r>
+        <w:rPr>
+          <w:b/>
+        </w:rPr>
+        <w:t xml:space="preserve">link</w:t>
+      </w:r>
+      <w:r>
+        <w:rPr>
+          <w:b/>
+        </w:rPr>
+        <w:t xml:space="preserve">: chi lo incolla riceveva un errore a ogni caricamento. Ora l'id si ricava dal link (dal pezzo «/folders/…» o «?id=…»), e un id scritto a mano continua a valere. Vale per tutti i caricamenti su Drive: immagini e video dei prodotti, ricevute firmate, firme in app. </w:t>
+      </w:r>
+      <w:r>
+        <w:rPr>
+          <w:b/>
+        </w:rPr>
+        <w:t xml:space="preserve">Inoltre</w:t>
+      </w:r>
+      <w:r>
+        <w:rPr>
+          <w:b/>
+        </w:rPr>
+        <w:t xml:space="preserve">: al partner non si mostra più la spunta «usa nome alternativo» nel modulo prodotto — il nome che scrive È già il suo nome partner (regola dell'11/09).</w:t>
       </w:r>
       <w:r>
         <w:rPr>

--- a/deluxy-platform-next/docs/COME-FUNZIONA-APP-DELUXY.docx
+++ b/deluxy-platform-next/docs/COME-FUNZIONA-APP-DELUXY.docx
@@ -169,6 +169,120 @@
           <w:b/>
         </w:rPr>
         <w:t xml:space="preserve">Changelog</w:t>
+      </w:r>
+      <w:r>
+        <w:rPr>
+          <w:b/>
+        </w:rPr>
+        <w:t xml:space="preserve">11/09/2026 (128) — </w:t>
+      </w:r>
+      <w:r>
+        <w:rPr>
+          <w:b/>
+        </w:rPr>
+        <w:t xml:space="preserve">Quattro richieste dell'ufficio su Stipendi, Fatturazione e consegne correlate.</w:t>
+      </w:r>
+      <w:r>
+        <w:rPr>
+          <w:b/>
+        </w:rPr>
+        <w:t xml:space="preserve"> (1) </w:t>
+      </w:r>
+      <w:r>
+        <w:rPr>
+          <w:b/>
+        </w:rPr>
+        <w:t xml:space="preserve">Stipendi, dettaglio della consegna</w:t>
+      </w:r>
+      <w:r>
+        <w:rPr>
+          <w:b/>
+        </w:rPr>
+        <w:t xml:space="preserve">: nel pannello «Da pagare» e nel dettaglio di uno stipendio dello storico si leggono ora </w:t>
+      </w:r>
+      <w:r>
+        <w:rPr>
+          <w:b/>
+        </w:rPr>
+        <w:t xml:space="preserve">partner</w:t>
+      </w:r>
+      <w:r>
+        <w:rPr>
+          <w:b/>
+        </w:rPr>
+        <w:t xml:space="preserve">, </w:t>
+      </w:r>
+      <w:r>
+        <w:rPr>
+          <w:b/>
+        </w:rPr>
+        <w:t xml:space="preserve">orario di consegna</w:t>
+      </w:r>
+      <w:r>
+        <w:rPr>
+          <w:b/>
+        </w:rPr>
+        <w:t xml:space="preserve">, </w:t>
+      </w:r>
+      <w:r>
+        <w:rPr>
+          <w:b/>
+        </w:rPr>
+        <w:t xml:space="preserve">da pagare sì/no</w:t>
+      </w:r>
+      <w:r>
+        <w:rPr>
+          <w:b/>
+        </w:rPr>
+        <w:t xml:space="preserve"> (pillola verde o ambra) e, sotto i plus/minus, quanto di quella cifra arriva </w:t>
+      </w:r>
+      <w:r>
+        <w:rPr>
+          <w:b/>
+        </w:rPr>
+        <w:t xml:space="preserve">da una regola</w:t>
+      </w:r>
+      <w:r>
+        <w:rPr>
+          <w:b/>
+        </w:rPr>
+        <w:t xml:space="preserve">. (2) </w:t>
+      </w:r>
+      <w:r>
+        <w:rPr>
+          <w:b/>
+        </w:rPr>
+        <w:t xml:space="preserve">Fatturazione, filtro per macro servizio</w:t>
+      </w:r>
+      <w:r>
+        <w:rPr>
+          <w:b/>
+        </w:rPr>
+        <w:t xml:space="preserve">: le linguette «Tipologie di servizio» non elencano più i 40 servizi puntuali ma le cinque famiglie (prezzo fisso, a ora, vendita, magazzino, corporate); sceglierne una filtra tutti i servizi che le appartengono. (3) </w:t>
+      </w:r>
+      <w:r>
+        <w:rPr>
+          <w:b/>
+        </w:rPr>
+        <w:t xml:space="preserve">Fatturazione, il venduto nella riga della fattura</w:t>
+      </w:r>
+      <w:r>
+        <w:rPr>
+          <w:b/>
+        </w:rPr>
+        <w:t xml:space="preserve">: accanto a numero di consegne e imponibile c'è la colonna «Venduto» (solo le righe di vendita ne hanno uno), senza aprire il dettaglio. (4) </w:t>
+      </w:r>
+      <w:r>
+        <w:rPr>
+          <w:b/>
+        </w:rPr>
+        <w:t xml:space="preserve">Consegne con lo stesso DDT</w:t>
+      </w:r>
+      <w:r>
+        <w:rPr>
+          <w:b/>
+        </w:rPr>
+        <w:t xml:space="preserve">: la cella del prodotto ora c'è sempre — quando una consegna non aveva prodotti le colonne slittavano e le righe non erano più incolonnate; le celle lunghe si accorciano invece di sfondare la riga, e i riquadri dei legami (riconsegna, corporate) hanno lo stesso respiro delle altre schede.</w:t>
       </w:r>
       <w:r>
         <w:rPr>

--- a/deluxy-platform-next/docs/COME-FUNZIONA-APP-DELUXY.docx
+++ b/deluxy-platform-next/docs/COME-FUNZIONA-APP-DELUXY.docx
@@ -169,6 +169,36 @@
           <w:b/>
         </w:rPr>
         <w:t xml:space="preserve">Changelog</w:t>
+      </w:r>
+      <w:r>
+        <w:rPr>
+          <w:b/>
+        </w:rPr>
+        <w:t xml:space="preserve">11/09/2026 (129) — </w:t>
+      </w:r>
+      <w:r>
+        <w:rPr>
+          <w:b/>
+        </w:rPr>
+        <w:t xml:space="preserve">La lista Consegne non cade più sotto carico</w:t>
+      </w:r>
+      <w:r>
+        <w:rPr>
+          <w:b/>
+        </w:rPr>
+        <w:t xml:space="preserve"> (segnalazione utente: «Internal server error» sulla pagina Consegne). Nei log della funzione: «Timed out fetching a new connection from the connection pool (timeout 10, connection limit 3)». Il calcolo del margine introdotto il 10/09 faceva QUATTRO letture in parallelo a ogni pagina di Consegne: con un pool da tre connessioni se le prendeva tutte, e il resto della richiesta aspettava fino al timeout. Ora le stesse letture vanno in fila: una connessione per volta, qualche decina di millisecondi in più, nessun errore. Nella stessa mezz'ora è comparso anche un errore diverso — «max client connections reached, limit: 200» del pooler Supabase condiviso fra le app — rientrato da solo. </w:t>
+      </w:r>
+      <w:r>
+        <w:rPr>
+          <w:b/>
+        </w:rPr>
+        <w:t xml:space="preserve">Scheda valet</w:t>
+      </w:r>
+      <w:r>
+        <w:rPr>
+          <w:b/>
+        </w:rPr>
+        <w:t xml:space="preserve">: la tabella delle tariffe scorre dentro la scheda invece di allargarla, gli importi sono allineati a destra, e sul telefono etichette e valori si impilano.</w:t>
       </w:r>
       <w:r>
         <w:rPr>

--- a/deluxy-platform-next/docs/COME-FUNZIONA-APP-DELUXY.docx
+++ b/deluxy-platform-next/docs/COME-FUNZIONA-APP-DELUXY.docx
@@ -169,6 +169,24 @@
           <w:b/>
         </w:rPr>
         <w:t xml:space="preserve">Changelog</w:t>
+      </w:r>
+      <w:r>
+        <w:rPr>
+          <w:b/>
+        </w:rPr>
+        <w:t xml:space="preserve">11/09/2026 (130) — </w:t>
+      </w:r>
+      <w:r>
+        <w:rPr>
+          <w:b/>
+        </w:rPr>
+        <w:t xml:space="preserve">Anticipo o extra si chiedono anche da Stipendi</w:t>
+      </w:r>
+      <w:r>
+        <w:rPr>
+          <w:b/>
+        </w:rPr>
+        <w:t xml:space="preserve"> (regola utente). Nel pannello «Da pagare», sulla riga di ogni valet, accanto a «Dettaglio» e «Recap» c'è «Richiesta pagamento»: apre la stessa finestra della scheda valet — tipo («Anticipo, si scala dal prossimo stipendio» oppure «Extra concordato»), importo, causale — e manda la richiesta a Deluxy Transactions, dove una persona autorizza il bonifico. Prima di chiedere si legge l'IBAN del valet: senza IBAN il bottone d'invio resta spento, perché quei soldi devono arrivare da qualche parte. Stessa rotta e stesse regole di sempre (importo fino a 5.000 €, causale obbligatoria, solo ufficio): cambia solo il punto da cui si parte, che è la pagina dove si pagano gli stipendi.</w:t>
       </w:r>
       <w:r>
         <w:rPr>

--- a/deluxy-platform-next/docs/COME-FUNZIONA-APP-DELUXY.docx
+++ b/deluxy-platform-next/docs/COME-FUNZIONA-APP-DELUXY.docx
@@ -169,6 +169,150 @@
           <w:b/>
         </w:rPr>
         <w:t xml:space="preserve">Changelog</w:t>
+      </w:r>
+      <w:r>
+        <w:rPr>
+          <w:b/>
+        </w:rPr>
+        <w:t xml:space="preserve">11/09/2026 (132) — </w:t>
+      </w:r>
+      <w:r>
+        <w:rPr>
+          <w:b/>
+        </w:rPr>
+        <w:t xml:space="preserve">Estrazione per Excel di tutte le consegne</w:t>
+      </w:r>
+      <w:r>
+        <w:rPr>
+          <w:b/>
+        </w:rPr>
+        <w:t xml:space="preserve"> (regola utente), per l'ufficio e per il partner. In Consegne, accanto a «Ricerca avanzata», il bottone «Esporta per Excel» scarica </w:t>
+      </w:r>
+      <w:r>
+        <w:rPr>
+          <w:b/>
+        </w:rPr>
+        <w:t xml:space="preserve">tutte</w:t>
+      </w:r>
+      <w:r>
+        <w:rPr>
+          <w:b/>
+        </w:rPr>
+        <w:t xml:space="preserve"> le consegne che i filtri selezionano — non solo la pagina a schermo — in un file che Excel apre con un doppio click. Le colonne: consegna, data, orario di consegna e di ritiro, stato, servizio, partner, destinatario, indirizzo, provincia, ritiro, prodotti, DDT, prezzo, plus/minus, fatturabile, fatturata; per l'ufficio anche valet, paga del valet, plus/minus del valet, «da pagare» e margine. Il partner scarica le sue consegne e non riceve i numeri che non lo riguardano, esattamente come in tabella. Oltre 20.000 righe l'estrazione si ferma e lo dice: si restringe il periodo.</w:t>
+      </w:r>
+      <w:r>
+        <w:rPr>
+          <w:b/>
+        </w:rPr>
+        <w:t xml:space="preserve">11/09/2026 (131) — </w:t>
+      </w:r>
+      <w:r>
+        <w:rPr>
+          <w:b/>
+        </w:rPr>
+        <w:t xml:space="preserve">I margini della consegna ora sono quelli della Finanza</w:t>
+      </w:r>
+      <w:r>
+        <w:rPr>
+          <w:b/>
+        </w:rPr>
+        <w:t xml:space="preserve"> (segnalazione utente: «questi margini son tutti sbagliati, controlla come calcola i margini la sezione Finanza e copia da lì»). Il riquadro del dettaglio faceva un conto suo: prezzo attribuito alla consegna meno «dovuto netto al partner», dove il dovuto nasceva dalle righe a prezzo partner e il prezzo dalla vendita. Due basi diverse nella stessa sottrazione: su un ordine sano usciva −4,20 €. Adesso il numero lo dà la </w:t>
+      </w:r>
+      <w:r>
+        <w:rPr>
+          <w:b/>
+        </w:rPr>
+        <w:t xml:space="preserve">sezione Finanza</w:t>
+      </w:r>
+      <w:r>
+        <w:rPr>
+          <w:b/>
+        </w:rPr>
+        <w:t xml:space="preserve">, che di quel conto è la proprietaria, e non è una formula ricopiata: la piattaforma chiama il suo codice. Il riquadro mostra quello che mostra la Finanza — </w:t>
+      </w:r>
+      <w:r>
+        <w:rPr>
+          <w:b/>
+        </w:rPr>
+        <w:t xml:space="preserve">pagato dal cliente</w:t>
+      </w:r>
+      <w:r>
+        <w:rPr>
+          <w:b/>
+        </w:rPr>
+        <w:t xml:space="preserve"> (prodotti + consegna, dall'ordine vero quando c'è, altrimenti stimato dal listino e dichiarato), </w:t>
+      </w:r>
+      <w:r>
+        <w:rPr>
+          <w:b/>
+        </w:rPr>
+        <w:t xml:space="preserve">pagato al partner</w:t>
+      </w:r>
+      <w:r>
+        <w:rPr>
+          <w:b/>
+        </w:rPr>
+        <w:t xml:space="preserve">, </w:t>
+      </w:r>
+      <w:r>
+        <w:rPr>
+          <w:b/>
+        </w:rPr>
+        <w:t xml:space="preserve">guadagno netto IVA</w:t>
+      </w:r>
+      <w:r>
+        <w:rPr>
+          <w:b/>
+        </w:rPr>
+        <w:t xml:space="preserve"> (col lordo e l'IVA sotto), </w:t>
+      </w:r>
+      <w:r>
+        <w:rPr>
+          <w:b/>
+        </w:rPr>
+        <w:t xml:space="preserve">quota fatturata al partner</w:t>
+      </w:r>
+      <w:r>
+        <w:rPr>
+          <w:b/>
+        </w:rPr>
+        <w:t xml:space="preserve">, </w:t>
+      </w:r>
+      <w:r>
+        <w:rPr>
+          <w:b/>
+        </w:rPr>
+        <w:t xml:space="preserve">costo della consegna</w:t>
+      </w:r>
+      <w:r>
+        <w:rPr>
+          <w:b/>
+        </w:rPr>
+        <w:t xml:space="preserve"> (paga del valet), </w:t>
+      </w:r>
+      <w:r>
+        <w:rPr>
+          <w:b/>
+        </w:rPr>
+        <w:t xml:space="preserve">commissione d'incasso</w:t>
+      </w:r>
+      <w:r>
+        <w:rPr>
+          <w:b/>
+        </w:rPr>
+        <w:t xml:space="preserve"> (zero dichiarato quando il metodo di pagamento non si sa) e infine il </w:t>
+      </w:r>
+      <w:r>
+        <w:rPr>
+          <w:b/>
+        </w:rPr>
+        <w:t xml:space="preserve">margine</w:t>
+      </w:r>
+      <w:r>
+        <w:rPr>
+          <w:b/>
+        </w:rPr>
+        <w:t xml:space="preserve"> con la percentuale. Se l'ordine ha più consegne il margine è dell'ordine, e la scheda lo dice. Stessa regola per le righe rosse in tabella (margine sotto il 5 %), che ora costano due letture per pagina invece di quattro per riga.</w:t>
       </w:r>
       <w:r>
         <w:rPr>

--- a/deluxy-platform-next/docs/COME-FUNZIONA-APP-DELUXY.docx
+++ b/deluxy-platform-next/docs/COME-FUNZIONA-APP-DELUXY.docx
@@ -174,6 +174,108 @@
         <w:rPr>
           <w:b/>
         </w:rPr>
+        <w:t xml:space="preserve">11/09/2026 (135) — </w:t>
+      </w:r>
+      <w:r>
+        <w:rPr>
+          <w:b/>
+        </w:rPr>
+        <w:t xml:space="preserve">Chat: si allega un'immagine, e per l'ufficio il filo si apre da solo</w:t>
+      </w:r>
+      <w:r>
+        <w:rPr>
+          <w:b/>
+        </w:rPr>
+        <w:t xml:space="preserve"> (regole utente). Nel pannello della chat, accanto a «Invia», la graffetta carica un'immagine (o un PDF, fino a 10 MB): il file va su Drive «File App» e nel messaggio resta il link, che chi legge vede come anteprima e può aprire a schermo intero. Rotta </w:t>
+      </w:r>
+      <w:r>
+        <w:rPr>
+          <w:b/>
+        </w:rPr>
+        <w:t xml:space="preserve">POST /chat/allegato</w:t>
+      </w:r>
+      <w:r>
+        <w:rPr>
+          <w:b/>
+        </w:rPr>
+        <w:t xml:space="preserve">; nessuna colonna nuova sul database. </w:t>
+      </w:r>
+      <w:r>
+        <w:rPr>
+          <w:b/>
+        </w:rPr>
+        <w:t xml:space="preserve">E l'apertura diretta</w:t>
+      </w:r>
+      <w:r>
+        <w:rPr>
+          <w:b/>
+        </w:rPr>
+        <w:t xml:space="preserve">: quando l'ufficio apre la chat e c'è una sola conversazione con messaggi da leggere, entra subito in quella; se ce ne sono due o più resta l'elenco, perché da chi cominciare lo decide chi lavora.</w:t>
+      </w:r>
+      <w:r>
+        <w:rPr>
+          <w:b/>
+        </w:rPr>
+        <w:t xml:space="preserve">11/09/2026 (134) — </w:t>
+      </w:r>
+      <w:r>
+        <w:rPr>
+          <w:b/>
+        </w:rPr>
+        <w:t xml:space="preserve">Il luogo della consegna, riempito da solo</w:t>
+      </w:r>
+      <w:r>
+        <w:rPr>
+          <w:b/>
+        </w:rPr>
+        <w:t xml:space="preserve"> (regola utente: «metti anche un campo che si riempie automaticamente dove si vede il luogo che è stato ricercato — in questo caso era un hotel»). Scegliendo l'indirizzo su Google, se è un POSTO con un nome («Hotel Da Vinci Milano», «Ospedale Niguarda»), il modulo scrive quel nome nel campo </w:t>
+      </w:r>
+      <w:r>
+        <w:rPr>
+          <w:b/>
+        </w:rPr>
+        <w:t xml:space="preserve">Luogo</w:t>
+      </w:r>
+      <w:r>
+        <w:rPr>
+          <w:b/>
+        </w:rPr>
+        <w:t xml:space="preserve">, sotto l'indirizzo del destinatario. Si può correggere a mano e non viene sovrascritto. Il luogo si salva sulla consegna (colonna </w:t>
+      </w:r>
+      <w:r>
+        <w:rPr>
+          <w:b/>
+        </w:rPr>
+        <w:t xml:space="preserve">recipientPlace</w:t>
+      </w:r>
+      <w:r>
+        <w:rPr>
+          <w:b/>
+        </w:rPr>
+        <w:t xml:space="preserve">, aggiunta in produzione l'11/09), si legge nella scheda accanto all'indirizzo e finisce nell'estrazione per Excel. Serve al valet prima di partire: a un hotel si passa dalla reception, a una casa si suona il citofono.</w:t>
+      </w:r>
+      <w:r>
+        <w:rPr>
+          <w:b/>
+        </w:rPr>
+        <w:t xml:space="preserve">11/09/2026 (133) — </w:t>
+      </w:r>
+      <w:r>
+        <w:rPr>
+          <w:b/>
+        </w:rPr>
+        <w:t xml:space="preserve">Customer Service: la quantità è quella del prodotto principale</w:t>
+      </w:r>
+      <w:r>
+        <w:rPr>
+          <w:b/>
+        </w:rPr>
+        <w:t xml:space="preserve"> (regola utente, dopo il caso dell'ordine 1820). Il modulo «Manda in app» proponeva la quantità della PRIMA riga dell'ordine: sui negozi che modellano i supplementi come righe da un euro («Extra» 35 × 1,00 €) arrivava 35, e con un prezzo concordato di 80 € la consegna nasceva con 2.800 € di merce. Ora si guarda la riga che pesa di più sull'ordine (prezzo × quantità) — la torta, non il supplemento — e da lì si prendono prodotto, descrizione e quantità. Le tre consegne già nate così (#101230, #101207, #101229) restano da correggere a mano.</w:t>
+      </w:r>
+      <w:r>
+        <w:rPr>
+          <w:b/>
+        </w:rPr>
         <w:t xml:space="preserve">11/09/2026 (132) — </w:t>
       </w:r>
       <w:r>
@@ -198,7 +300,7 @@
         <w:rPr>
           <w:b/>
         </w:rPr>
-        <w:t xml:space="preserve"> le consegne che i filtri selezionano — non solo la pagina a schermo — in un file che Excel apre con un doppio click. Le colonne: consegna, data, orario di consegna e di ritiro, stato, servizio, partner, destinatario, indirizzo, provincia, ritiro, prodotti, DDT, prezzo, plus/minus, fatturabile, fatturata; per l'ufficio anche valet, paga del valet, plus/minus del valet, «da pagare» e margine. Il partner scarica le sue consegne e non riceve i numeri che non lo riguardano, esattamente come in tabella. Oltre 20.000 righe l'estrazione si ferma e lo dice: si restringe il periodo.</w:t>
+        <w:t xml:space="preserve"> le consegne che i filtri selezionano — non solo la pagina a schermo — in un file che Excel apre con un doppio click. Le colonne: consegna, data, orario di consegna e di ritiro, stato, servizio, partner, destinatario, indirizzo, provincia, ritiro, prodotti, DDT, prezzo, plus/minus, fatturabile, fatturata; per l'ufficio anche valet, paga del valet, plus/minus del valet, «da pagare» e margine. Il partner scarica le sue consegne e non riceve i numeri che non lo riguardano, esattamente come in tabella. Oltre 20.000 righe l'estrazione si ferma e lo dice: si restringe il periodo. ⚡ L'estrazione salta i calcoli che servono solo a schermo (margini, puntualità, aggancio delle vendite): senza, restava ferma su «Preparo il file» anche per settanta righe.</w:t>
       </w:r>
       <w:r>
         <w:rPr>
